--- a/НИР_2_Николаев Евгений.docx
+++ b/НИР_2_Николаев Евгений.docx
@@ -9027,6 +9027,7 @@
       <w:pPr>
         <w:pStyle w:val="Caption"/>
         <w:keepNext/>
+        <w:jc w:val="left"/>
         <w:rPr>
           <w:sz w:val="28"/>
           <w:szCs w:val="28"/>
@@ -12212,16 +12213,7 @@
           <w:bCs/>
           <w:szCs w:val="28"/>
         </w:rPr>
-        <w:t>Структура проекта и модульная организация кода</w:t>
-      </w:r>
-      <w:r>
-        <w:rPr>
-          <w:rFonts w:cs="Times New Roman"/>
-          <w:b/>
-          <w:bCs/>
-          <w:szCs w:val="28"/>
-        </w:rPr>
-        <w:t>.</w:t>
+        <w:t>Структура проекта и модульная организация кода.</w:t>
       </w:r>
     </w:p>
     <w:p>
@@ -12342,10 +12334,7 @@
         <w:fldChar w:fldCharType="end"/>
       </w:r>
       <w:r>
-        <w:t xml:space="preserve"> - </w:t>
-      </w:r>
-      <w:r>
-        <w:t xml:space="preserve">Верхнеуровневая структура </w:t>
+        <w:t xml:space="preserve"> - Верхнеуровневая структура </w:t>
       </w:r>
       <w:r>
         <w:rPr>
@@ -12389,7 +12378,21 @@
           <w:rFonts w:cs="Times New Roman"/>
           <w:szCs w:val="28"/>
         </w:rPr>
-        <w:t xml:space="preserve">Внутри модуля shared код организован в иерархию source sets — наборов исходных файлов, связанных отношением наследования. Корневым является commonMain, содержащий код, доступный на всех платформах. От него наследуются два промежуточных source set: jsMain и nonJsMain. Source set nonJsMain, в свою очередь, является родительским для androidMain и jvmMain. Данная иерархия представлена на Рисунке </w:t>
+        <w:t xml:space="preserve">Внутри модуля shared код организован в иерархию source sets — наборов исходных файлов, связанных отношением наследования. Корневым является commonMain, содержащий код, доступный на всех платформах. От него наследуются два source set: jsMain и </w:t>
+      </w:r>
+      <w:r>
+        <w:rPr>
+          <w:rFonts w:cs="Times New Roman"/>
+          <w:szCs w:val="28"/>
+        </w:rPr>
+        <w:t xml:space="preserve">промежуточный </w:t>
+      </w:r>
+      <w:r>
+        <w:rPr>
+          <w:rFonts w:cs="Times New Roman"/>
+          <w:szCs w:val="28"/>
+        </w:rPr>
+        <w:t xml:space="preserve">nonJsMain. Source set nonJsMain, в свою очередь, является родительским для androidMain и jvmMain. Данная иерархия представлена на Рисунке </w:t>
       </w:r>
       <w:r>
         <w:rPr>
@@ -12575,7 +12578,21 @@
           <w:rFonts w:cs="Times New Roman"/>
           <w:szCs w:val="28"/>
         </w:rPr>
-        <w:t>Source set jsMain содержит альтернативную реализацию слоя данных для веб-платформы, использующую прямое взаимодействие с серверным API без локального хранения. Механизм expect/actual-деклараций, описанный в разделе 1.3, обеспечивает единый интерфейс доступа к данным в commonMain, за которым скрываются платформенно-специфичные реализации.</w:t>
+        <w:t>Source set</w:t>
+      </w:r>
+      <w:r>
+        <w:rPr>
+          <w:rFonts w:cs="Times New Roman"/>
+          <w:szCs w:val="28"/>
+        </w:rPr>
+        <w:t xml:space="preserve"> </w:t>
+      </w:r>
+      <w:r>
+        <w:rPr>
+          <w:rFonts w:cs="Times New Roman"/>
+          <w:szCs w:val="28"/>
+        </w:rPr>
+        <w:t>jsMain содержит альтернативную реализацию слоя данных для веб-платформы, использующую прямое взаимодействие с серверным API без локального хранения. Механизм expect/actual-деклараций, описанный в разделе 1.3, обеспечивает единый интерфейс доступа к данным в commonMain, за которым скрываются платформенно-специфичные реализации.</w:t>
       </w:r>
     </w:p>
     <w:p>
@@ -12611,118 +12628,102 @@
           <w:b/>
           <w:bCs/>
         </w:rPr>
-        <w:t>Серверная инфраструктура</w:t>
-      </w:r>
-      <w:r>
-        <w:rPr>
+        <w:t>Серверная инфраструктура.</w:t>
+      </w:r>
+    </w:p>
+    <w:p>
+      <w:pPr>
+        <w:keepNext/>
+        <w:ind w:firstLine="708"/>
+        <w:rPr>
+          <w:rFonts w:cs="Times New Roman"/>
+          <w:szCs w:val="28"/>
+        </w:rPr>
+      </w:pPr>
+      <w:r>
+        <w:rPr>
+          <w:rFonts w:cs="Times New Roman"/>
+          <w:szCs w:val="28"/>
+        </w:rPr>
+        <w:t>Такая модульная организация позволяет сосредоточить подавляющую часть кода — UI, навигацию, бизнес-логику, модели данных — в commonMain, ограничив платформенно-специфичный код реализациями expect/actual-деклараций для слоя данных и конфигурацией точек входа.</w:t>
+      </w:r>
+    </w:p>
+    <w:p>
+      <w:pPr>
+        <w:keepNext/>
+        <w:ind w:firstLine="708"/>
+        <w:rPr>
+          <w:rFonts w:cs="Times New Roman"/>
+          <w:szCs w:val="28"/>
+        </w:rPr>
+      </w:pPr>
+      <w:r>
+        <w:rPr>
+          <w:rFonts w:cs="Times New Roman"/>
+          <w:szCs w:val="28"/>
+        </w:rPr>
+        <w:t xml:space="preserve">В качестве серверной части приложения используется Supabase — платформа класса Backend-as-a-Service с открытым исходным кодом, построенная на основе PostgreSQL </w:t>
+      </w:r>
+      <w:r>
+        <w:rPr>
+          <w:rFonts w:cs="Times New Roman"/>
+          <w:szCs w:val="28"/>
+          <w:highlight w:val="lightGray"/>
+        </w:rPr>
+        <w:t>[Supabase Architecture [Электронный ресурс] // Supabase Documentation. URL: https://supabase.com/docs/guides/getting-started/architecture (дата обращения: 20.02.2026).].</w:t>
+      </w:r>
+      <w:r>
+        <w:rPr>
+          <w:rFonts w:cs="Times New Roman"/>
+          <w:szCs w:val="28"/>
+        </w:rPr>
+        <w:t xml:space="preserve"> Supabase предоставляет набор сервисов, необходимых для </w:t>
+      </w:r>
+      <w:r>
+        <w:rPr>
+          <w:rFonts w:cs="Times New Roman"/>
+          <w:szCs w:val="28"/>
+        </w:rPr>
+        <w:lastRenderedPageBreak/>
+        <w:t>разрабатываемого приложения: реляционную базу данных с поддержкой Row Level Security для изоляции данных пользователей, сервис аутентификации с поддержкой регистрации по электронной почте, REST API для выполнения CRUD-операций и сервис Realtime для получения обновлений данных в режиме реального времени через механизм подписок на изменения в PostgreSQL.</w:t>
+      </w:r>
+    </w:p>
+    <w:p>
+      <w:pPr>
+        <w:keepNext/>
+        <w:ind w:firstLine="708"/>
+        <w:rPr>
+          <w:rFonts w:cs="Times New Roman"/>
+          <w:szCs w:val="28"/>
+        </w:rPr>
+      </w:pPr>
+      <w:r>
+        <w:rPr>
+          <w:rFonts w:cs="Times New Roman"/>
+          <w:szCs w:val="28"/>
+        </w:rPr>
+        <w:t>Выбор Supabase в качестве серверной платформы обусловлен несколькими факторами. Наличие готового SDK для Kotlin позволяет интегрировать серверные сервисы непосредственно в KMP-проект. Политики Row Level Security обеспечивают выполнение нефункционального требования об изоляции данных на уровне базы данных, без необходимости реализации дополнительной серверной логики. Открытый исходный код платформы снижает риски, связанные с привязкой к проприетарному сервису.</w:t>
+      </w:r>
+    </w:p>
+    <w:p>
+      <w:pPr>
+        <w:keepNext/>
+        <w:ind w:firstLine="708"/>
+        <w:rPr>
+          <w:rFonts w:cs="Times New Roman"/>
           <w:b/>
           <w:bCs/>
-        </w:rPr>
-        <w:t>.</w:t>
-      </w:r>
-    </w:p>
-    <w:p>
-      <w:pPr>
-        <w:keepNext/>
-        <w:ind w:firstLine="708"/>
-        <w:rPr>
-          <w:rFonts w:cs="Times New Roman"/>
-          <w:szCs w:val="28"/>
-        </w:rPr>
-      </w:pPr>
-      <w:r>
-        <w:rPr>
-          <w:rFonts w:cs="Times New Roman"/>
-          <w:szCs w:val="28"/>
-        </w:rPr>
-        <w:t>Такая модульная организация позволяет сосредоточить подавляющую часть кода — UI, навигацию, бизнес-логику, модели данных — в commonMain, ограничив платформенно-специфичный код реализациями expect/actual-деклараций для слоя данных и конфигурацией точек входа.</w:t>
-      </w:r>
-    </w:p>
-    <w:p>
-      <w:pPr>
-        <w:keepNext/>
-        <w:ind w:firstLine="708"/>
-        <w:rPr>
-          <w:rFonts w:cs="Times New Roman"/>
-          <w:szCs w:val="28"/>
-        </w:rPr>
-      </w:pPr>
-      <w:r>
-        <w:rPr>
-          <w:rFonts w:cs="Times New Roman"/>
-          <w:szCs w:val="28"/>
-        </w:rPr>
-        <w:t xml:space="preserve">В качестве серверной части приложения используется Supabase — платформа класса Backend-as-a-Service с открытым исходным кодом, построенная на основе PostgreSQL </w:t>
-      </w:r>
-      <w:r>
-        <w:rPr>
-          <w:rFonts w:cs="Times New Roman"/>
-          <w:szCs w:val="28"/>
-          <w:highlight w:val="lightGray"/>
-        </w:rPr>
-        <w:t>[Supabase Architecture [Электронный ресурс] // Supabase Documentation. URL: https://supabase.com/docs/guides/getting-started/architecture (дата обращения: 20.02.2026).].</w:t>
-      </w:r>
-      <w:r>
-        <w:rPr>
-          <w:rFonts w:cs="Times New Roman"/>
-          <w:szCs w:val="28"/>
-        </w:rPr>
-        <w:t xml:space="preserve"> Supabase предоставляет набор сервисов, необходимых для </w:t>
-      </w:r>
-      <w:r>
-        <w:rPr>
-          <w:rFonts w:cs="Times New Roman"/>
-          <w:szCs w:val="28"/>
-        </w:rPr>
-        <w:lastRenderedPageBreak/>
-        <w:t>разрабатываемого приложения: реляционную базу данных с поддержкой Row Level Security для изоляции данных пользователей, сервис аутентификации с поддержкой регистрации по электронной почте, REST API для выполнения CRUD-операций и сервис Realtime для получения обновлений данных в режиме реального времени через механизм подписок на изменения в PostgreSQL.</w:t>
-      </w:r>
-    </w:p>
-    <w:p>
-      <w:pPr>
-        <w:keepNext/>
-        <w:ind w:firstLine="708"/>
-        <w:rPr>
-          <w:rFonts w:cs="Times New Roman"/>
-          <w:szCs w:val="28"/>
-        </w:rPr>
-      </w:pPr>
-      <w:r>
-        <w:rPr>
-          <w:rFonts w:cs="Times New Roman"/>
-          <w:szCs w:val="28"/>
-        </w:rPr>
-        <w:t>Выбор Supabase в качестве серверной платформы обусловлен несколькими факторами. Наличие готового SDK для Kotlin позволяет интегрировать серверные сервисы непосредственно в KMP-проект. Политики Row Level Security обеспечивают выполнение нефункционального требования об изоляции данных на уровне базы данных, без необходимости реализации дополнительной серверной логики. Открытый исходный код платформы снижает риски, связанные с привязкой к проприетарному сервису.</w:t>
-      </w:r>
-    </w:p>
-    <w:p>
-      <w:pPr>
-        <w:keepNext/>
-        <w:ind w:firstLine="708"/>
+          <w:szCs w:val="28"/>
+        </w:rPr>
+      </w:pPr>
+      <w:r>
         <w:rPr>
           <w:rFonts w:cs="Times New Roman"/>
           <w:b/>
           <w:bCs/>
           <w:szCs w:val="28"/>
         </w:rPr>
-      </w:pPr>
-      <w:r>
-        <w:rPr>
-          <w:rFonts w:cs="Times New Roman"/>
-          <w:b/>
-          <w:bCs/>
-          <w:szCs w:val="28"/>
-        </w:rPr>
-        <w:t>Архитектура синхронизации данных</w:t>
-      </w:r>
-      <w:r>
-        <w:rPr>
-          <w:rFonts w:cs="Times New Roman"/>
-          <w:b/>
-          <w:bCs/>
-          <w:szCs w:val="28"/>
-        </w:rPr>
-        <w:t>.</w:t>
+        <w:t>Архитектура синхронизации данных.</w:t>
       </w:r>
     </w:p>
     <w:p>
@@ -13030,7 +13031,13 @@
       </w:r>
       <w:r>
         <w:lastRenderedPageBreak/>
-        <w:t>размещена в nonJsMain, реализация для веб-платформы — в jsMain. Код commonMain оперирует абстракциями слоя данных через expect/actual-декларации и не зависит от конкретного механизма синхронизации.</w:t>
+        <w:t xml:space="preserve">размещена в nonJsMain, реализация для веб-платформы </w:t>
+      </w:r>
+      <w:r>
+        <w:t>находятся</w:t>
+      </w:r>
+      <w:r>
+        <w:t xml:space="preserve"> в jsMain. Код commonMain оперирует абстракциями слоя данных через expect/actual-декларации и не зависит от конкретного механизма синхронизации.</w:t>
       </w:r>
     </w:p>
     <w:p>
@@ -13086,16 +13093,22 @@
         <w:rPr>
           <w:rFonts w:cs="Times New Roman"/>
           <w:szCs w:val="28"/>
-          <w:lang w:val="en-US"/>
-        </w:rPr>
-      </w:pPr>
-      <w:r>
-        <w:rPr>
-          <w:rFonts w:cs="Times New Roman"/>
-          <w:szCs w:val="28"/>
-          <w:lang w:val="en-US"/>
-        </w:rPr>
-        <w:t>Lorem</w:t>
+        </w:rPr>
+      </w:pPr>
+      <w:r>
+        <w:rPr>
+          <w:rFonts w:cs="Times New Roman"/>
+          <w:szCs w:val="28"/>
+        </w:rPr>
+        <w:t xml:space="preserve">Спроектированная в предыдущем разделе архитектура определила, что пользовательский интерфейс реализуется средствами </w:t>
+      </w:r>
+      <w:r>
+        <w:rPr>
+          <w:rFonts w:cs="Times New Roman"/>
+          <w:szCs w:val="28"/>
+          <w:lang w:val="en-US"/>
+        </w:rPr>
+        <w:t>Compose</w:t>
       </w:r>
       <w:r>
         <w:rPr>
@@ -13110,157 +13123,1146 @@
           <w:szCs w:val="28"/>
           <w:lang w:val="en-US"/>
         </w:rPr>
-        <w:t>ipsum</w:t>
-      </w:r>
-      <w:r>
-        <w:rPr>
-          <w:rFonts w:cs="Times New Roman"/>
-          <w:szCs w:val="28"/>
-        </w:rPr>
-        <w:t xml:space="preserve"> </w:t>
-      </w:r>
-      <w:r>
-        <w:rPr>
-          <w:rFonts w:cs="Times New Roman"/>
-          <w:szCs w:val="28"/>
-          <w:lang w:val="en-US"/>
-        </w:rPr>
-        <w:t>dolor</w:t>
-      </w:r>
-      <w:r>
-        <w:rPr>
-          <w:rFonts w:cs="Times New Roman"/>
-          <w:szCs w:val="28"/>
-        </w:rPr>
-        <w:t xml:space="preserve"> </w:t>
-      </w:r>
-      <w:r>
-        <w:rPr>
-          <w:rFonts w:cs="Times New Roman"/>
-          <w:szCs w:val="28"/>
-          <w:lang w:val="en-US"/>
-        </w:rPr>
-        <w:t>sit</w:t>
-      </w:r>
-      <w:r>
-        <w:rPr>
-          <w:rFonts w:cs="Times New Roman"/>
-          <w:szCs w:val="28"/>
-        </w:rPr>
-        <w:t xml:space="preserve"> </w:t>
-      </w:r>
-      <w:r>
-        <w:rPr>
-          <w:rFonts w:cs="Times New Roman"/>
-          <w:szCs w:val="28"/>
-          <w:lang w:val="en-US"/>
-        </w:rPr>
-        <w:t>amet</w:t>
-      </w:r>
-      <w:r>
-        <w:rPr>
-          <w:rFonts w:cs="Times New Roman"/>
-          <w:szCs w:val="28"/>
-        </w:rPr>
+        <w:t>Multiplatform</w:t>
+      </w:r>
+      <w:r>
+        <w:rPr>
+          <w:rFonts w:cs="Times New Roman"/>
+          <w:szCs w:val="28"/>
+        </w:rPr>
+        <w:t xml:space="preserve"> в модуле </w:t>
+      </w:r>
+      <w:r>
+        <w:rPr>
+          <w:rFonts w:cs="Times New Roman"/>
+          <w:szCs w:val="28"/>
+          <w:lang w:val="en-US"/>
+        </w:rPr>
+        <w:t>commonMain</w:t>
+      </w:r>
+      <w:r>
+        <w:rPr>
+          <w:rFonts w:cs="Times New Roman"/>
+          <w:szCs w:val="28"/>
+        </w:rPr>
+        <w:t xml:space="preserve"> и является общим для всех трёх целевых платформ. Это означает, что проектирование интерфейса сводится к определению единого набора экранов и переходов между ними, а платформенные различия ограничиваются адаптацией компоновки элементов под доступный размер окна. В данном разделе описаны ключевые экраны приложения и основной пользовательский поток взаимодействия с ними</w:t>
+      </w:r>
+      <w:r>
+        <w:rPr>
+          <w:rFonts w:cs="Times New Roman"/>
+          <w:szCs w:val="28"/>
+        </w:rPr>
+        <w:t>.</w:t>
+      </w:r>
+    </w:p>
+    <w:p>
+      <w:pPr>
+        <w:ind w:firstLine="708"/>
+        <w:rPr>
+          <w:rFonts w:cs="Times New Roman"/>
+          <w:szCs w:val="28"/>
+        </w:rPr>
+      </w:pPr>
+      <w:r>
+        <w:rPr>
+          <w:rFonts w:cs="Times New Roman"/>
+          <w:szCs w:val="28"/>
+        </w:rPr>
+        <w:t>Приложение включает следующий набор экранов:</w:t>
+      </w:r>
+    </w:p>
+    <w:p>
+      <w:pPr>
+        <w:pStyle w:val="ListParagraph"/>
+        <w:numPr>
+          <w:ilvl w:val="0"/>
+          <w:numId w:val="23"/>
+        </w:numPr>
+        <w:rPr>
+          <w:rFonts w:cs="Times New Roman"/>
+          <w:szCs w:val="28"/>
+        </w:rPr>
+      </w:pPr>
+      <w:r>
+        <w:rPr>
+          <w:rFonts w:cs="Times New Roman"/>
+          <w:szCs w:val="28"/>
+        </w:rPr>
+        <w:t>Э</w:t>
+      </w:r>
+      <w:r>
+        <w:rPr>
+          <w:rFonts w:cs="Times New Roman"/>
+          <w:szCs w:val="28"/>
+        </w:rPr>
+        <w:t>кран аутентификации</w:t>
+      </w:r>
+      <w:r>
+        <w:rPr>
+          <w:rFonts w:cs="Times New Roman"/>
+          <w:szCs w:val="28"/>
+          <w:lang w:val="en-US"/>
+        </w:rPr>
+        <w:t>;</w:t>
+      </w:r>
+    </w:p>
+    <w:p>
+      <w:pPr>
+        <w:pStyle w:val="ListParagraph"/>
+        <w:numPr>
+          <w:ilvl w:val="0"/>
+          <w:numId w:val="23"/>
+        </w:numPr>
+        <w:rPr>
+          <w:rFonts w:cs="Times New Roman"/>
+          <w:szCs w:val="28"/>
+        </w:rPr>
+      </w:pPr>
+      <w:r>
+        <w:rPr>
+          <w:rFonts w:cs="Times New Roman"/>
+          <w:szCs w:val="28"/>
+        </w:rPr>
+        <w:t>Э</w:t>
+      </w:r>
+      <w:r>
+        <w:rPr>
+          <w:rFonts w:cs="Times New Roman"/>
+          <w:szCs w:val="28"/>
+        </w:rPr>
+        <w:t>кран журнала записей</w:t>
+      </w:r>
+      <w:r>
+        <w:rPr>
+          <w:rFonts w:cs="Times New Roman"/>
+          <w:szCs w:val="28"/>
+          <w:lang w:val="en-US"/>
+        </w:rPr>
+        <w:t>;</w:t>
+      </w:r>
+    </w:p>
+    <w:p>
+      <w:pPr>
+        <w:pStyle w:val="ListParagraph"/>
+        <w:numPr>
+          <w:ilvl w:val="0"/>
+          <w:numId w:val="23"/>
+        </w:numPr>
+        <w:rPr>
+          <w:rFonts w:cs="Times New Roman"/>
+          <w:szCs w:val="28"/>
+        </w:rPr>
+      </w:pPr>
+      <w:r>
+        <w:rPr>
+          <w:rFonts w:cs="Times New Roman"/>
+          <w:szCs w:val="28"/>
+        </w:rPr>
+        <w:t>Э</w:t>
+      </w:r>
+      <w:r>
+        <w:rPr>
+          <w:rFonts w:cs="Times New Roman"/>
+          <w:szCs w:val="28"/>
+        </w:rPr>
+        <w:t>кран создания и редактирования записи</w:t>
+      </w:r>
+      <w:r>
+        <w:rPr>
+          <w:rFonts w:cs="Times New Roman"/>
+          <w:szCs w:val="28"/>
+        </w:rPr>
+        <w:t>;</w:t>
+      </w:r>
+    </w:p>
+    <w:p>
+      <w:pPr>
+        <w:pStyle w:val="ListParagraph"/>
+        <w:numPr>
+          <w:ilvl w:val="0"/>
+          <w:numId w:val="23"/>
+        </w:numPr>
+        <w:rPr>
+          <w:rFonts w:cs="Times New Roman"/>
+          <w:szCs w:val="28"/>
+        </w:rPr>
+      </w:pPr>
+      <w:r>
+        <w:rPr>
+          <w:rFonts w:cs="Times New Roman"/>
+          <w:szCs w:val="28"/>
+        </w:rPr>
+        <w:t>Б</w:t>
+      </w:r>
+      <w:r>
+        <w:rPr>
+          <w:rFonts w:cs="Times New Roman"/>
+          <w:szCs w:val="28"/>
+        </w:rPr>
+        <w:t>лок оценки настроения, реализованный как трёхшаговый опрос</w:t>
+      </w:r>
+      <w:r>
+        <w:rPr>
+          <w:rFonts w:cs="Times New Roman"/>
+          <w:szCs w:val="28"/>
+        </w:rPr>
+        <w:t>;</w:t>
+      </w:r>
+    </w:p>
+    <w:p>
+      <w:pPr>
+        <w:pStyle w:val="ListParagraph"/>
+        <w:numPr>
+          <w:ilvl w:val="0"/>
+          <w:numId w:val="23"/>
+        </w:numPr>
+        <w:rPr>
+          <w:rFonts w:cs="Times New Roman"/>
+          <w:szCs w:val="28"/>
+        </w:rPr>
+      </w:pPr>
+      <w:r>
+        <w:rPr>
+          <w:rFonts w:cs="Times New Roman"/>
+          <w:szCs w:val="28"/>
+        </w:rPr>
+        <w:t>Экран статистики</w:t>
+      </w:r>
+      <w:r>
+        <w:rPr>
+          <w:rFonts w:cs="Times New Roman"/>
+          <w:szCs w:val="28"/>
+          <w:lang w:val="en-US"/>
+        </w:rPr>
+        <w:t>;</w:t>
+      </w:r>
+    </w:p>
+    <w:p>
+      <w:pPr>
+        <w:pStyle w:val="ListParagraph"/>
+        <w:numPr>
+          <w:ilvl w:val="0"/>
+          <w:numId w:val="23"/>
+        </w:numPr>
+        <w:rPr>
+          <w:rFonts w:cs="Times New Roman"/>
+          <w:szCs w:val="28"/>
+        </w:rPr>
+      </w:pPr>
+      <w:r>
+        <w:rPr>
+          <w:rFonts w:cs="Times New Roman"/>
+          <w:szCs w:val="28"/>
+        </w:rPr>
+        <w:lastRenderedPageBreak/>
+        <w:t xml:space="preserve">Экран </w:t>
+      </w:r>
+      <w:r>
+        <w:rPr>
+          <w:rFonts w:cs="Times New Roman"/>
+          <w:szCs w:val="28"/>
+        </w:rPr>
+        <w:t>профиля</w:t>
+      </w:r>
+      <w:r>
+        <w:rPr>
+          <w:rFonts w:cs="Times New Roman"/>
+          <w:szCs w:val="28"/>
+          <w:lang w:val="en-US"/>
+        </w:rPr>
+        <w:t>;</w:t>
+      </w:r>
+    </w:p>
+    <w:p>
+      <w:pPr>
+        <w:pStyle w:val="ListParagraph"/>
+        <w:numPr>
+          <w:ilvl w:val="0"/>
+          <w:numId w:val="23"/>
+        </w:numPr>
+        <w:rPr>
+          <w:rFonts w:cs="Times New Roman"/>
+          <w:szCs w:val="28"/>
+        </w:rPr>
+      </w:pPr>
+      <w:r>
+        <w:rPr>
+          <w:rFonts w:cs="Times New Roman"/>
+          <w:szCs w:val="28"/>
+        </w:rPr>
+        <w:t xml:space="preserve">Экран </w:t>
+      </w:r>
+      <w:r>
+        <w:rPr>
+          <w:rFonts w:cs="Times New Roman"/>
+          <w:szCs w:val="28"/>
+        </w:rPr>
+        <w:t>э</w:t>
+      </w:r>
+      <w:r>
+        <w:rPr>
+          <w:rFonts w:cs="Times New Roman"/>
+          <w:szCs w:val="28"/>
+        </w:rPr>
+        <w:t>кспорта в PDF</w:t>
+      </w:r>
+      <w:r>
+        <w:rPr>
+          <w:rFonts w:cs="Times New Roman"/>
+          <w:szCs w:val="28"/>
+          <w:lang w:val="en-US"/>
+        </w:rPr>
+        <w:t>.</w:t>
+      </w:r>
+    </w:p>
+    <w:p>
+      <w:pPr>
+        <w:keepNext/>
+        <w:ind w:firstLine="708"/>
+      </w:pPr>
+      <w:r>
+        <w:t>Экраны статистики, профиля и экспорта в PDF предусмотрены в архитектуре</w:t>
+      </w:r>
+      <w:r>
         <w:t xml:space="preserve">, </w:t>
       </w:r>
       <w:r>
-        <w:rPr>
-          <w:rFonts w:cs="Times New Roman"/>
-          <w:szCs w:val="28"/>
-          <w:lang w:val="en-US"/>
-        </w:rPr>
-        <w:t>consectetur</w:t>
-      </w:r>
-      <w:r>
-        <w:rPr>
-          <w:rFonts w:cs="Times New Roman"/>
-          <w:szCs w:val="28"/>
-        </w:rPr>
-        <w:t xml:space="preserve"> </w:t>
-      </w:r>
-      <w:r>
-        <w:rPr>
-          <w:rFonts w:cs="Times New Roman"/>
-          <w:szCs w:val="28"/>
-          <w:lang w:val="en-US"/>
-        </w:rPr>
-        <w:t>adipiscing</w:t>
-      </w:r>
-      <w:r>
-        <w:rPr>
-          <w:rFonts w:cs="Times New Roman"/>
-          <w:szCs w:val="28"/>
-        </w:rPr>
-        <w:t xml:space="preserve"> </w:t>
-      </w:r>
-      <w:r>
-        <w:rPr>
-          <w:rFonts w:cs="Times New Roman"/>
-          <w:szCs w:val="28"/>
-          <w:lang w:val="en-US"/>
-        </w:rPr>
-        <w:t>elit</w:t>
-      </w:r>
-      <w:r>
-        <w:rPr>
-          <w:rFonts w:cs="Times New Roman"/>
-          <w:szCs w:val="28"/>
-        </w:rPr>
+        <w:t>соответствующие точки входа доступны из меню журнала записей</w:t>
+      </w:r>
+      <w:r>
         <w:t xml:space="preserve">. </w:t>
       </w:r>
       <w:r>
-        <w:rPr>
-          <w:rFonts w:cs="Times New Roman"/>
-          <w:szCs w:val="28"/>
-          <w:lang w:val="en-US"/>
-        </w:rPr>
-        <w:t xml:space="preserve">Nullam ut tortor elementum, sollicitudin libero vel, mattis dolor. Maecenas et orci nunc. Class aptent taciti sociosqu ad litora torquent per conubia nostra, per inceptos himenaeos. </w:t>
-      </w:r>
-      <w:r>
-        <w:rPr>
-          <w:rFonts w:cs="Times New Roman"/>
-          <w:szCs w:val="28"/>
-          <w:lang w:val="en-US"/>
-        </w:rPr>
-        <w:t>Quisque aliquet nibh convallis, tristique leo in, consequat justo</w:t>
-      </w:r>
-      <w:r>
-        <w:rPr>
-          <w:rFonts w:cs="Times New Roman"/>
-          <w:szCs w:val="28"/>
-          <w:lang w:val="en-US"/>
-        </w:rPr>
-        <w:t>.</w:t>
-      </w:r>
-    </w:p>
-    <w:p>
-      <w:pPr>
+        <w:t>О</w:t>
+      </w:r>
+      <w:r>
+        <w:t xml:space="preserve">днако их детальная реализация запланирована на </w:t>
+      </w:r>
+      <w:r>
+        <w:t xml:space="preserve">дальнейшем </w:t>
+      </w:r>
+      <w:r>
+        <w:t>этапе и в рамках данного раздела не рассматривается.</w:t>
+      </w:r>
+    </w:p>
+    <w:p>
+      <w:pPr>
+        <w:keepNext/>
         <w:ind w:firstLine="708"/>
-        <w:rPr>
-          <w:rFonts w:cs="Times New Roman"/>
-          <w:szCs w:val="28"/>
-          <w:lang w:val="en-US"/>
-        </w:rPr>
-      </w:pPr>
-    </w:p>
-    <w:p>
-      <w:pPr>
-        <w:rPr>
-          <w:rFonts w:cs="Times New Roman"/>
+      </w:pPr>
+      <w:r>
+        <w:rPr>
           <w:b/>
           <w:bCs/>
-          <w:szCs w:val="28"/>
-          <w:lang w:val="en-US"/>
-        </w:rPr>
-      </w:pPr>
-      <w:r>
-        <w:rPr>
-          <w:rFonts w:cs="Times New Roman"/>
+        </w:rPr>
+        <w:t>Экран аутентификации.</w:t>
+      </w:r>
+      <w:r>
+        <w:t xml:space="preserve"> Первым экраном, с которым взаимодействует пользователь, является экран входа в систему. Он содержит переключатель между режимами «Войти» и «Зарегистрироваться», поля ввода электронной почты и пароля, а также кнопку подтверждения действия. Экран аутентификации на Android и Desktop представлен на Рисунке 6</w:t>
+      </w:r>
+      <w:r>
+        <w:t>.</w:t>
+      </w:r>
+    </w:p>
+    <w:p>
+      <w:pPr>
+        <w:keepNext/>
+      </w:pPr>
+      <w:r>
+        <w:rPr>
+          <w:rFonts w:cs="Times New Roman"/>
+          <w:noProof/>
+          <w:szCs w:val="28"/>
+        </w:rPr>
+        <w:drawing>
+          <wp:inline distT="0" distB="0" distL="0" distR="0" wp14:anchorId="5477EC11" wp14:editId="48595074">
+            <wp:extent cx="5926455" cy="2277110"/>
+            <wp:effectExtent l="0" t="0" r="0" b="8890"/>
+            <wp:docPr id="11" name="Picture 11"/>
+            <wp:cNvGraphicFramePr>
+              <a:graphicFrameLocks xmlns:a="http://schemas.openxmlformats.org/drawingml/2006/main" noChangeAspect="1"/>
+            </wp:cNvGraphicFramePr>
+            <a:graphic xmlns:a="http://schemas.openxmlformats.org/drawingml/2006/main">
+              <a:graphicData uri="http://schemas.openxmlformats.org/drawingml/2006/picture">
+                <pic:pic xmlns:pic="http://schemas.openxmlformats.org/drawingml/2006/picture">
+                  <pic:nvPicPr>
+                    <pic:cNvPr id="0" name="Picture 5"/>
+                    <pic:cNvPicPr>
+                      <a:picLocks noChangeAspect="1" noChangeArrowheads="1"/>
+                    </pic:cNvPicPr>
+                  </pic:nvPicPr>
+                  <pic:blipFill>
+                    <a:blip r:embed="rId13" cstate="print">
+                      <a:extLst>
+                        <a:ext uri="{28A0092B-C50C-407E-A947-70E740481C1C}">
+                          <a14:useLocalDpi xmlns:a14="http://schemas.microsoft.com/office/drawing/2010/main" val="0"/>
+                        </a:ext>
+                      </a:extLst>
+                    </a:blip>
+                    <a:srcRect/>
+                    <a:stretch>
+                      <a:fillRect/>
+                    </a:stretch>
+                  </pic:blipFill>
+                  <pic:spPr bwMode="auto">
+                    <a:xfrm>
+                      <a:off x="0" y="0"/>
+                      <a:ext cx="5926455" cy="2277110"/>
+                    </a:xfrm>
+                    <a:prstGeom prst="rect">
+                      <a:avLst/>
+                    </a:prstGeom>
+                    <a:noFill/>
+                    <a:ln>
+                      <a:noFill/>
+                    </a:ln>
+                  </pic:spPr>
+                </pic:pic>
+              </a:graphicData>
+            </a:graphic>
+          </wp:inline>
+        </w:drawing>
+      </w:r>
+    </w:p>
+    <w:p>
+      <w:pPr>
+        <w:pStyle w:val="Caption"/>
+      </w:pPr>
+      <w:r>
+        <w:t xml:space="preserve">Рисунок </w:t>
+      </w:r>
+      <w:r>
+        <w:fldChar w:fldCharType="begin"/>
+      </w:r>
+      <w:r>
+        <w:instrText xml:space="preserve"> SEQ Рисунок \* ARABIC </w:instrText>
+      </w:r>
+      <w:r>
+        <w:fldChar w:fldCharType="separate"/>
+      </w:r>
+      <w:r>
+        <w:rPr>
+          <w:noProof/>
+        </w:rPr>
+        <w:t>6</w:t>
+      </w:r>
+      <w:r>
+        <w:fldChar w:fldCharType="end"/>
+      </w:r>
+      <w:r>
+        <w:t xml:space="preserve"> - </w:t>
+      </w:r>
+      <w:r>
+        <w:t xml:space="preserve">Экран аутентификации: Android (слева) и </w:t>
+      </w:r>
+      <w:r>
+        <w:t>Desktop</w:t>
+      </w:r>
+      <w:r>
+        <w:t>/</w:t>
+      </w:r>
+      <w:r>
+        <w:rPr>
+          <w:lang w:val="en-US"/>
+        </w:rPr>
+        <w:t>Web</w:t>
+      </w:r>
+      <w:r>
+        <w:t xml:space="preserve"> </w:t>
+      </w:r>
+      <w:r>
+        <w:t>(справа)</w:t>
+      </w:r>
+    </w:p>
+    <w:p>
+      <w:pPr>
+        <w:keepNext/>
+        <w:ind w:firstLine="708"/>
+      </w:pPr>
+      <w:r>
+        <w:t xml:space="preserve">На мобильном устройстве форма занимает всю доступную ширину экрана, на десктопной платформе </w:t>
+      </w:r>
+      <w:r>
+        <w:t>форма</w:t>
+      </w:r>
+      <w:r>
+        <w:t xml:space="preserve"> центрирована в окне приложения. Оба варианта используют один и тот же Composable-компонент; различие в компоновке достигается за счёт параметров, зависящих от размеров окна</w:t>
+      </w:r>
+      <w:r>
+        <w:t>.</w:t>
+      </w:r>
+    </w:p>
+    <w:p>
+      <w:pPr>
+        <w:keepNext/>
+        <w:ind w:firstLine="708"/>
+      </w:pPr>
+      <w:r>
+        <w:rPr>
           <w:b/>
           <w:bCs/>
-          <w:szCs w:val="28"/>
-          <w:lang w:val="en-US"/>
+        </w:rPr>
+        <w:t>Экран журнала записей.</w:t>
+      </w:r>
+      <w:r>
+        <w:t xml:space="preserve"> После успешной аутентификации пользователь попадает на главный экран приложения — журнал записей. </w:t>
+      </w:r>
+      <w:r>
+        <w:lastRenderedPageBreak/>
+        <w:t>Записи отображаются в виде вертикального списка карточек, упорядоченных по дате создания.</w:t>
+      </w:r>
+    </w:p>
+    <w:p>
+      <w:pPr>
+        <w:keepNext/>
+        <w:ind w:firstLine="708"/>
+      </w:pPr>
+      <w:r>
+        <w:t xml:space="preserve">Каждая карточка содержит блок настроения (если он был прикреплён к записи) с цветовой индикацией, названием эмоции и временем создания, а также заголовок и текстовое превью записи, ограниченное пятью строками. В нижней части экрана расположена плавающая кнопка для создания новой записи. </w:t>
+      </w:r>
+      <w:r>
+        <w:t>Нажатие на карточку записи открывает экран редактирования.</w:t>
+      </w:r>
+      <w:r>
+        <w:t xml:space="preserve"> </w:t>
+      </w:r>
+      <w:r>
+        <w:t>В верхнем правом углу находится меню с пунктами «Профиль», «Экспорт в PDF» и «Выйти из аккаунта». Экран журнала записей на обеих платформах представлен на Рисунке 7.</w:t>
+      </w:r>
+      <w:r>
+        <w:rPr>
+          <w:noProof/>
+        </w:rPr>
+        <w:drawing>
+          <wp:inline distT="0" distB="0" distL="0" distR="0" wp14:anchorId="2298D310" wp14:editId="4FBE8E7D">
+            <wp:extent cx="5934710" cy="2259965"/>
+            <wp:effectExtent l="0" t="0" r="8890" b="6985"/>
+            <wp:docPr id="14" name="Picture 14"/>
+            <wp:cNvGraphicFramePr>
+              <a:graphicFrameLocks xmlns:a="http://schemas.openxmlformats.org/drawingml/2006/main" noChangeAspect="1"/>
+            </wp:cNvGraphicFramePr>
+            <a:graphic xmlns:a="http://schemas.openxmlformats.org/drawingml/2006/main">
+              <a:graphicData uri="http://schemas.openxmlformats.org/drawingml/2006/picture">
+                <pic:pic xmlns:pic="http://schemas.openxmlformats.org/drawingml/2006/picture">
+                  <pic:nvPicPr>
+                    <pic:cNvPr id="0" name="Picture 8"/>
+                    <pic:cNvPicPr>
+                      <a:picLocks noChangeAspect="1" noChangeArrowheads="1"/>
+                    </pic:cNvPicPr>
+                  </pic:nvPicPr>
+                  <pic:blipFill>
+                    <a:blip r:embed="rId14" cstate="print">
+                      <a:extLst>
+                        <a:ext uri="{28A0092B-C50C-407E-A947-70E740481C1C}">
+                          <a14:useLocalDpi xmlns:a14="http://schemas.microsoft.com/office/drawing/2010/main" val="0"/>
+                        </a:ext>
+                      </a:extLst>
+                    </a:blip>
+                    <a:srcRect/>
+                    <a:stretch>
+                      <a:fillRect/>
+                    </a:stretch>
+                  </pic:blipFill>
+                  <pic:spPr bwMode="auto">
+                    <a:xfrm>
+                      <a:off x="0" y="0"/>
+                      <a:ext cx="5934710" cy="2259965"/>
+                    </a:xfrm>
+                    <a:prstGeom prst="rect">
+                      <a:avLst/>
+                    </a:prstGeom>
+                    <a:noFill/>
+                    <a:ln>
+                      <a:noFill/>
+                    </a:ln>
+                  </pic:spPr>
+                </pic:pic>
+              </a:graphicData>
+            </a:graphic>
+          </wp:inline>
+        </w:drawing>
+      </w:r>
+    </w:p>
+    <w:p>
+      <w:pPr>
+        <w:pStyle w:val="Caption"/>
+      </w:pPr>
+      <w:r>
+        <w:t xml:space="preserve">Рисунок </w:t>
+      </w:r>
+      <w:r>
+        <w:fldChar w:fldCharType="begin"/>
+      </w:r>
+      <w:r>
+        <w:instrText xml:space="preserve"> SEQ Рисунок \* ARABIC </w:instrText>
+      </w:r>
+      <w:r>
+        <w:fldChar w:fldCharType="separate"/>
+      </w:r>
+      <w:r>
+        <w:rPr>
+          <w:noProof/>
+        </w:rPr>
+        <w:t>7</w:t>
+      </w:r>
+      <w:r>
+        <w:fldChar w:fldCharType="end"/>
+      </w:r>
+      <w:r>
+        <w:t xml:space="preserve"> - </w:t>
+      </w:r>
+      <w:r>
+        <w:t xml:space="preserve">Экран журнала записей с открытым меню: Android (слева) и </w:t>
+      </w:r>
+      <w:r>
+        <w:t>Desktop</w:t>
+      </w:r>
+      <w:r>
+        <w:t>/</w:t>
+      </w:r>
+      <w:r>
+        <w:rPr>
+          <w:lang w:val="en-US"/>
+        </w:rPr>
+        <w:t>Web</w:t>
+      </w:r>
+      <w:r>
+        <w:t xml:space="preserve"> </w:t>
+      </w:r>
+      <w:r>
+        <w:t>(справа)</w:t>
+      </w:r>
+    </w:p>
+    <w:p>
+      <w:pPr>
+        <w:keepNext/>
+        <w:ind w:firstLine="708"/>
+      </w:pPr>
+      <w:r>
+        <w:rPr>
+          <w:b/>
+          <w:bCs/>
+        </w:rPr>
+        <w:t>Экран создания и редактирования записи.</w:t>
+      </w:r>
+      <w:r>
+        <w:t xml:space="preserve"> Экран создания записи содержит верхнюю панель навигации с кнопками «Назад</w:t>
+      </w:r>
+      <w:r>
+        <w:t>», и</w:t>
+      </w:r>
+      <w:r>
+        <w:t xml:space="preserve"> «Готово», а также два текстовых поля: заголовок и основной текст записи. Все поля являются необязательными — запись может содержать произвольную комбинацию заголовка, текста и блока настроения.</w:t>
+      </w:r>
+    </w:p>
+    <w:p>
+      <w:pPr>
+        <w:keepNext/>
+        <w:ind w:firstLine="708"/>
+      </w:pPr>
+      <w:r>
+        <w:t xml:space="preserve">Если к записи прикреплён блок настроения, он отображается в верхней части экрана в виде компактной карточки с указанием эмоции, категории и времени; карточку можно удалить нажатием на соответствующий элемент. В правом нижнем углу расположена плавающая кнопка, открывающая </w:t>
+      </w:r>
+      <w:r>
+        <w:lastRenderedPageBreak/>
+        <w:t>трёхшаговый опрос для оценки настроения. При сохранении записи пользователь возвращается к журналу, где новая запись отображается в общем списке.</w:t>
+      </w:r>
+      <w:r>
+        <w:t xml:space="preserve"> </w:t>
+      </w:r>
+      <w:r>
+        <w:t>Экран создания записи с прикреплённым блоком настроения представлен на Рисунке 8.</w:t>
+      </w:r>
+      <w:r>
+        <w:rPr>
+          <w:noProof/>
+        </w:rPr>
+        <w:drawing>
+          <wp:inline distT="0" distB="0" distL="0" distR="0" wp14:anchorId="6E0AF43A" wp14:editId="0BADFC43">
+            <wp:extent cx="5934710" cy="2259965"/>
+            <wp:effectExtent l="0" t="0" r="8890" b="6985"/>
+            <wp:docPr id="15" name="Picture 15"/>
+            <wp:cNvGraphicFramePr>
+              <a:graphicFrameLocks xmlns:a="http://schemas.openxmlformats.org/drawingml/2006/main" noChangeAspect="1"/>
+            </wp:cNvGraphicFramePr>
+            <a:graphic xmlns:a="http://schemas.openxmlformats.org/drawingml/2006/main">
+              <a:graphicData uri="http://schemas.openxmlformats.org/drawingml/2006/picture">
+                <pic:pic xmlns:pic="http://schemas.openxmlformats.org/drawingml/2006/picture">
+                  <pic:nvPicPr>
+                    <pic:cNvPr id="0" name="Picture 9"/>
+                    <pic:cNvPicPr>
+                      <a:picLocks noChangeAspect="1" noChangeArrowheads="1"/>
+                    </pic:cNvPicPr>
+                  </pic:nvPicPr>
+                  <pic:blipFill>
+                    <a:blip r:embed="rId15" cstate="print">
+                      <a:extLst>
+                        <a:ext uri="{28A0092B-C50C-407E-A947-70E740481C1C}">
+                          <a14:useLocalDpi xmlns:a14="http://schemas.microsoft.com/office/drawing/2010/main" val="0"/>
+                        </a:ext>
+                      </a:extLst>
+                    </a:blip>
+                    <a:srcRect/>
+                    <a:stretch>
+                      <a:fillRect/>
+                    </a:stretch>
+                  </pic:blipFill>
+                  <pic:spPr bwMode="auto">
+                    <a:xfrm>
+                      <a:off x="0" y="0"/>
+                      <a:ext cx="5934710" cy="2259965"/>
+                    </a:xfrm>
+                    <a:prstGeom prst="rect">
+                      <a:avLst/>
+                    </a:prstGeom>
+                    <a:noFill/>
+                    <a:ln>
+                      <a:noFill/>
+                    </a:ln>
+                  </pic:spPr>
+                </pic:pic>
+              </a:graphicData>
+            </a:graphic>
+          </wp:inline>
+        </w:drawing>
+      </w:r>
+    </w:p>
+    <w:p>
+      <w:pPr>
+        <w:pStyle w:val="Caption"/>
+      </w:pPr>
+      <w:r>
+        <w:t xml:space="preserve">Рисунок </w:t>
+      </w:r>
+      <w:r>
+        <w:fldChar w:fldCharType="begin"/>
+      </w:r>
+      <w:r>
+        <w:instrText xml:space="preserve"> SEQ Рисунок \* ARABIC </w:instrText>
+      </w:r>
+      <w:r>
+        <w:fldChar w:fldCharType="separate"/>
+      </w:r>
+      <w:r>
+        <w:rPr>
+          <w:noProof/>
+        </w:rPr>
+        <w:t>8</w:t>
+      </w:r>
+      <w:r>
+        <w:fldChar w:fldCharType="end"/>
+      </w:r>
+      <w:r>
+        <w:t xml:space="preserve"> - </w:t>
+      </w:r>
+      <w:r>
+        <w:t>Экран создания записи с прикреплённым блоком настроения: Android (слева) и Desktop</w:t>
+      </w:r>
+      <w:r>
+        <w:t>/</w:t>
+      </w:r>
+      <w:r>
+        <w:rPr>
+          <w:lang w:val="en-US"/>
+        </w:rPr>
+        <w:t>Web</w:t>
+      </w:r>
+      <w:r>
+        <w:t xml:space="preserve"> (справа)</w:t>
+      </w:r>
+    </w:p>
+    <w:p>
+      <w:pPr>
+        <w:keepNext/>
+        <w:ind w:firstLine="708"/>
+      </w:pPr>
+      <w:r>
+        <w:rPr>
+          <w:b/>
+          <w:bCs/>
+        </w:rPr>
+        <w:t>Блок оценки настроения.</w:t>
+      </w:r>
+      <w:r>
+        <w:t xml:space="preserve"> Блок настроения реализован как последовательный трёхшаговый опрос с навигацией между шагами посредством кнопок «вперёд» и «назад» и индикатором прогресса в виде трёх точек.</w:t>
+      </w:r>
+      <w:r>
+        <w:t xml:space="preserve"> </w:t>
+      </w:r>
+    </w:p>
+    <w:p>
+      <w:pPr>
+        <w:keepNext/>
+        <w:ind w:firstLine="708"/>
+      </w:pPr>
+      <w:r>
+        <w:t>На первом шаге пользователю предлагается оценить текущие ощущения на непрерывной шкале от «очень неприятные» до «очень приятные» с помощью слайдера. Визуальная обратная связь реализована через анимированный индикатор: его размер и цвет изменяются в зависимости от положения слайдера, а текстовая метка под индикатором отражает категорию выбранного значения.</w:t>
+      </w:r>
+    </w:p>
+    <w:p>
+      <w:pPr>
+        <w:keepNext/>
+        <w:ind w:firstLine="708"/>
+      </w:pPr>
+      <w:r>
+        <w:t>На втором шаге предлагается уточнить преобладающую эмоцию из набора вариантов. Состав предложенных эмоций зависит от значения, выбранного на первом шаге: для диапазона «приятные» предлагаются такие варианты, как «Радость», «Спокойствие», «Благодарность»</w:t>
+      </w:r>
+      <w:r>
+        <w:t xml:space="preserve"> </w:t>
+      </w:r>
+      <w:r>
+        <w:t>и другие. Д</w:t>
+      </w:r>
+      <w:r>
+        <w:t>ля диапазона</w:t>
+      </w:r>
+      <w:r>
+        <w:t xml:space="preserve"> </w:t>
+      </w:r>
+      <w:r>
+        <w:t>«</w:t>
+      </w:r>
+      <w:r>
+        <w:t>нейтральные»</w:t>
+      </w:r>
+      <w:r>
+        <w:t xml:space="preserve"> предусмотрены</w:t>
+      </w:r>
+      <w:r>
+        <w:t xml:space="preserve"> </w:t>
+      </w:r>
+      <w:r>
+        <w:t>такие варианты, как</w:t>
+      </w:r>
+      <w:r>
+        <w:t xml:space="preserve"> </w:t>
+      </w:r>
+      <w:r>
+        <w:lastRenderedPageBreak/>
+        <w:t>«Удовлетворённость», «Безразличие», «Уязвимость» и другие. Этот шаг является необязательным.</w:t>
+      </w:r>
+    </w:p>
+    <w:p>
+      <w:pPr>
+        <w:keepNext/>
+        <w:ind w:firstLine="708"/>
+      </w:pPr>
+      <w:r>
+        <w:t>На третьем шаге пользователь отмечает один или несколько контекстных факторов, которые оказали наибольшее влияние на текущее состояние. Список факторов включает категории «Здоровье», «Работа», «Семья», «Друзья», «Погода» и другие. Этот шаг также является необязательным. Подтверждение блока настроения осуществляется нажатием на кнопку-галочку на третьем шаге, после чего заполненный блок прикрепляется к записи.</w:t>
+      </w:r>
+    </w:p>
+    <w:p>
+      <w:pPr>
+        <w:keepNext/>
+        <w:ind w:firstLine="708"/>
+      </w:pPr>
+      <w:r>
+        <w:t>На мобильном устройстве блок настроения занимает весь экран, тогда как на десктопной платформе он располагается в нижней части экрана редактирования записи. Содержание и логика взаимодействия при этом идентичны.</w:t>
+      </w:r>
+    </w:p>
+    <w:p>
+      <w:pPr>
+        <w:keepNext/>
+        <w:ind w:firstLine="708"/>
+        <w:rPr>
+          <w:noProof/>
+        </w:rPr>
+      </w:pPr>
+      <w:r>
+        <w:rPr>
+          <w:noProof/>
+        </w:rPr>
+        <w:t>Три шага опроса настроения на мобильном устройстве представлены на Рисунке 9</w:t>
+      </w:r>
+      <w:r>
+        <w:rPr>
+          <w:noProof/>
+        </w:rPr>
+        <w:t xml:space="preserve">. Для </w:t>
+      </w:r>
+      <w:r>
+        <w:rPr>
+          <w:noProof/>
+        </w:rPr>
+        <w:t>десктопной</w:t>
+      </w:r>
+      <w:r>
+        <w:rPr>
+          <w:noProof/>
+        </w:rPr>
+        <w:t xml:space="preserve"> и веб-</w:t>
+      </w:r>
+      <w:r>
+        <w:rPr>
+          <w:noProof/>
+        </w:rPr>
+        <w:t xml:space="preserve">платформ </w:t>
+      </w:r>
+      <w:r>
+        <w:rPr>
+          <w:noProof/>
+        </w:rPr>
+        <w:t xml:space="preserve">интерфейс представлен на </w:t>
+      </w:r>
+      <w:r>
+        <w:rPr>
+          <w:noProof/>
+        </w:rPr>
+        <w:t>на Рисунке 10.</w:t>
+      </w:r>
+    </w:p>
+    <w:p>
+      <w:pPr>
+        <w:keepNext/>
+        <w:jc w:val="center"/>
+      </w:pPr>
+      <w:r>
+        <w:rPr>
+          <w:noProof/>
+        </w:rPr>
+        <w:drawing>
+          <wp:inline distT="0" distB="0" distL="0" distR="0" wp14:anchorId="0280DF6C" wp14:editId="3B899464">
+            <wp:extent cx="5229515" cy="3448050"/>
+            <wp:effectExtent l="0" t="0" r="9525" b="0"/>
+            <wp:docPr id="16" name="Picture 16"/>
+            <wp:cNvGraphicFramePr>
+              <a:graphicFrameLocks xmlns:a="http://schemas.openxmlformats.org/drawingml/2006/main" noChangeAspect="1"/>
+            </wp:cNvGraphicFramePr>
+            <a:graphic xmlns:a="http://schemas.openxmlformats.org/drawingml/2006/main">
+              <a:graphicData uri="http://schemas.openxmlformats.org/drawingml/2006/picture">
+                <pic:pic xmlns:pic="http://schemas.openxmlformats.org/drawingml/2006/picture">
+                  <pic:nvPicPr>
+                    <pic:cNvPr id="0" name="Picture 10"/>
+                    <pic:cNvPicPr>
+                      <a:picLocks noChangeAspect="1" noChangeArrowheads="1"/>
+                    </pic:cNvPicPr>
+                  </pic:nvPicPr>
+                  <pic:blipFill>
+                    <a:blip r:embed="rId16" cstate="print">
+                      <a:extLst>
+                        <a:ext uri="{28A0092B-C50C-407E-A947-70E740481C1C}">
+                          <a14:useLocalDpi xmlns:a14="http://schemas.microsoft.com/office/drawing/2010/main" val="0"/>
+                        </a:ext>
+                      </a:extLst>
+                    </a:blip>
+                    <a:srcRect/>
+                    <a:stretch>
+                      <a:fillRect/>
+                    </a:stretch>
+                  </pic:blipFill>
+                  <pic:spPr bwMode="auto">
+                    <a:xfrm>
+                      <a:off x="0" y="0"/>
+                      <a:ext cx="5297597" cy="3492939"/>
+                    </a:xfrm>
+                    <a:prstGeom prst="rect">
+                      <a:avLst/>
+                    </a:prstGeom>
+                    <a:noFill/>
+                    <a:ln>
+                      <a:noFill/>
+                    </a:ln>
+                  </pic:spPr>
+                </pic:pic>
+              </a:graphicData>
+            </a:graphic>
+          </wp:inline>
+        </w:drawing>
+      </w:r>
+    </w:p>
+    <w:p>
+      <w:pPr>
+        <w:pStyle w:val="Caption"/>
+      </w:pPr>
+      <w:r>
+        <w:t xml:space="preserve">Рисунок </w:t>
+      </w:r>
+      <w:r>
+        <w:fldChar w:fldCharType="begin"/>
+      </w:r>
+      <w:r>
+        <w:instrText xml:space="preserve"> SEQ Рисунок \* ARABIC </w:instrText>
+      </w:r>
+      <w:r>
+        <w:fldChar w:fldCharType="separate"/>
+      </w:r>
+      <w:r>
+        <w:t>9</w:t>
+      </w:r>
+      <w:r>
+        <w:fldChar w:fldCharType="end"/>
+      </w:r>
+      <w:r>
+        <w:t xml:space="preserve"> </w:t>
+      </w:r>
+      <w:r>
+        <w:t>- Три</w:t>
+      </w:r>
+      <w:r>
+        <w:t xml:space="preserve"> шага опроса настроения на Android: оценка ощущений (слева), выбор эмоции (по центру), выбор факторов влияния (справа)</w:t>
+      </w:r>
+    </w:p>
+    <w:p>
+      <w:pPr>
+        <w:keepNext/>
+      </w:pPr>
+      <w:r>
+        <w:rPr>
+          <w:noProof/>
+        </w:rPr>
+        <w:lastRenderedPageBreak/>
+        <w:drawing>
+          <wp:inline distT="0" distB="0" distL="0" distR="0" wp14:anchorId="4C8287A1" wp14:editId="2CD8E5CF">
+            <wp:extent cx="5925820" cy="1757680"/>
+            <wp:effectExtent l="0" t="0" r="0" b="0"/>
+            <wp:docPr id="17" name="Picture 17"/>
+            <wp:cNvGraphicFramePr>
+              <a:graphicFrameLocks xmlns:a="http://schemas.openxmlformats.org/drawingml/2006/main" noChangeAspect="1"/>
+            </wp:cNvGraphicFramePr>
+            <a:graphic xmlns:a="http://schemas.openxmlformats.org/drawingml/2006/main">
+              <a:graphicData uri="http://schemas.openxmlformats.org/drawingml/2006/picture">
+                <pic:pic xmlns:pic="http://schemas.openxmlformats.org/drawingml/2006/picture">
+                  <pic:nvPicPr>
+                    <pic:cNvPr id="0" name="Picture 11"/>
+                    <pic:cNvPicPr>
+                      <a:picLocks noChangeAspect="1" noChangeArrowheads="1"/>
+                    </pic:cNvPicPr>
+                  </pic:nvPicPr>
+                  <pic:blipFill>
+                    <a:blip r:embed="rId17" cstate="print">
+                      <a:extLst>
+                        <a:ext uri="{28A0092B-C50C-407E-A947-70E740481C1C}">
+                          <a14:useLocalDpi xmlns:a14="http://schemas.microsoft.com/office/drawing/2010/main" val="0"/>
+                        </a:ext>
+                      </a:extLst>
+                    </a:blip>
+                    <a:srcRect/>
+                    <a:stretch>
+                      <a:fillRect/>
+                    </a:stretch>
+                  </pic:blipFill>
+                  <pic:spPr bwMode="auto">
+                    <a:xfrm>
+                      <a:off x="0" y="0"/>
+                      <a:ext cx="5925820" cy="1757680"/>
+                    </a:xfrm>
+                    <a:prstGeom prst="rect">
+                      <a:avLst/>
+                    </a:prstGeom>
+                    <a:noFill/>
+                    <a:ln>
+                      <a:noFill/>
+                    </a:ln>
+                  </pic:spPr>
+                </pic:pic>
+              </a:graphicData>
+            </a:graphic>
+          </wp:inline>
+        </w:drawing>
+      </w:r>
+    </w:p>
+    <w:p>
+      <w:pPr>
+        <w:pStyle w:val="Caption"/>
+      </w:pPr>
+      <w:r>
+        <w:t xml:space="preserve">Рисунок </w:t>
+      </w:r>
+      <w:r>
+        <w:fldChar w:fldCharType="begin"/>
+      </w:r>
+      <w:r>
+        <w:instrText xml:space="preserve"> SEQ Рисунок \* ARABIC </w:instrText>
+      </w:r>
+      <w:r>
+        <w:fldChar w:fldCharType="separate"/>
+      </w:r>
+      <w:r>
+        <w:t>10</w:t>
+      </w:r>
+      <w:r>
+        <w:fldChar w:fldCharType="end"/>
+      </w:r>
+      <w:r>
+        <w:t xml:space="preserve"> - Три шага опроса настроения на </w:t>
+      </w:r>
+      <w:r>
+        <w:t>Desktop</w:t>
+      </w:r>
+      <w:r>
+        <w:t>/</w:t>
+      </w:r>
+      <w:r>
+        <w:rPr>
+          <w:lang w:val="en-US"/>
+        </w:rPr>
+        <w:t>Web</w:t>
+      </w:r>
+      <w:r>
+        <w:t>: оценка ощущений (слева), выбор эмоции (по центру), выбор факторов влияния (справа)</w:t>
+      </w:r>
+    </w:p>
+    <w:p>
+      <w:pPr>
+        <w:keepNext/>
+        <w:ind w:firstLine="708"/>
+        <w:rPr>
+          <w:noProof/>
+        </w:rPr>
+      </w:pPr>
+      <w:r>
+        <w:rPr>
+          <w:noProof/>
+        </w:rPr>
+        <w:t>Все представленные экраны реализованы единым кодом в commonMain. Адаптация под различные платформы достигается средствами Compose Multiplatform</w:t>
+      </w:r>
+      <w:r>
+        <w:rPr>
+          <w:noProof/>
+        </w:rPr>
+        <w:t>. К</w:t>
+      </w:r>
+      <w:r>
+        <w:rPr>
+          <w:noProof/>
+        </w:rPr>
+        <w:t>омпоновка элементов зависит от доступных размеров окна, что позволяет корректно отображать интерфейс как на мобильных экранах, так и в окнах произвольного размера на десктопных и веб-платформах. Конкретные различия сводятся к ширине и расположению формы аутентификации, области отображения карточек записей, а также к способу размещения блока настроения. Платформенно-специфичный код для отображения UI отсутствует</w:t>
+      </w:r>
+      <w:r>
+        <w:rPr>
+          <w:noProof/>
+        </w:rPr>
+        <w:t xml:space="preserve">, </w:t>
+      </w:r>
+      <w:r>
+        <w:rPr>
+          <w:noProof/>
+        </w:rPr>
+        <w:t>все различия определяются адаптивными параметрами компоновки в рамках общего кода</w:t>
+      </w:r>
+      <w:r>
+        <w:rPr>
+          <w:noProof/>
+        </w:rPr>
+        <w:t>.</w:t>
+      </w:r>
+    </w:p>
+    <w:p/>
+    <w:p>
+      <w:pPr>
+        <w:rPr>
+          <w:rFonts w:cs="Times New Roman"/>
+          <w:b/>
+          <w:bCs/>
+          <w:szCs w:val="28"/>
+        </w:rPr>
+      </w:pPr>
+      <w:r>
+        <w:rPr>
+          <w:rFonts w:cs="Times New Roman"/>
+          <w:b/>
+          <w:bCs/>
+          <w:szCs w:val="28"/>
         </w:rPr>
         <w:br w:type="page"/>
       </w:r>
@@ -13519,7 +14521,7 @@
         </w:rPr>
         <w:t xml:space="preserve">: </w:t>
       </w:r>
-      <w:hyperlink r:id="rId13" w:history="1">
+      <w:hyperlink r:id="rId18" w:history="1">
         <w:r>
           <w:rPr>
             <w:rStyle w:val="Hyperlink"/>
@@ -13742,7 +14744,7 @@
         </w:rPr>
         <w:t xml:space="preserve">: </w:t>
       </w:r>
-      <w:hyperlink r:id="rId14" w:history="1">
+      <w:hyperlink r:id="rId19" w:history="1">
         <w:r>
           <w:rPr>
             <w:rStyle w:val="Hyperlink"/>
@@ -14019,7 +15021,7 @@
         </w:rPr>
         <w:t xml:space="preserve">Коммерсантъ: Пожилые россияне демонстрируют склонность к депрессии [Электронный ресурс]. URL: </w:t>
       </w:r>
-      <w:hyperlink r:id="rId15" w:history="1">
+      <w:hyperlink r:id="rId20" w:history="1">
         <w:r>
           <w:rPr>
             <w:rStyle w:val="Hyperlink"/>
@@ -14156,7 +15158,7 @@
         </w:rPr>
         <w:t xml:space="preserve">: </w:t>
       </w:r>
-      <w:hyperlink r:id="rId16" w:history="1">
+      <w:hyperlink r:id="rId21" w:history="1">
         <w:r>
           <w:rPr>
             <w:rStyle w:val="Hyperlink"/>
@@ -14212,7 +15214,7 @@
         </w:rPr>
         <w:t xml:space="preserve"> треть больше запросов на психологическую поддержку поступило на горячую линию Российского Красного Креста в 2024 году [Электронный ресурс]. URL: </w:t>
       </w:r>
-      <w:hyperlink r:id="rId17" w:history="1">
+      <w:hyperlink r:id="rId22" w:history="1">
         <w:r>
           <w:rPr>
             <w:rStyle w:val="Hyperlink"/>
@@ -14282,7 +15284,7 @@
         </w:rPr>
         <w:t xml:space="preserve">. 449-457. DOI: </w:t>
       </w:r>
-      <w:hyperlink r:id="rId18" w:history="1">
+      <w:hyperlink r:id="rId23" w:history="1">
         <w:r>
           <w:rPr>
             <w:rStyle w:val="Hyperlink"/>
@@ -14315,7 +15317,7 @@
         </w:rPr>
         <w:t xml:space="preserve">Iwaya LH, Babar MA, Rashid A, Wijayarathna C. On the privacy of mental health apps. // Empirical Software Engineering. - 2023 - № 28 - C. 1-42. DOI: </w:t>
       </w:r>
-      <w:hyperlink r:id="rId19" w:history="1">
+      <w:hyperlink r:id="rId24" w:history="1">
         <w:r>
           <w:rPr>
             <w:rStyle w:val="Hyperlink"/>
@@ -14366,7 +15368,7 @@
         </w:rPr>
         <w:t xml:space="preserve">47285 – C. 1-16. DOI: </w:t>
       </w:r>
-      <w:hyperlink r:id="rId20" w:history="1">
+      <w:hyperlink r:id="rId25" w:history="1">
         <w:r>
           <w:rPr>
             <w:rStyle w:val="Hyperlink"/>
@@ -14417,7 +15419,7 @@
         </w:rPr>
         <w:t xml:space="preserve"> 1–24. DOI: </w:t>
       </w:r>
-      <w:hyperlink r:id="rId21" w:history="1">
+      <w:hyperlink r:id="rId26" w:history="1">
         <w:r>
           <w:rPr>
             <w:rStyle w:val="Hyperlink"/>
@@ -14456,7 +15458,7 @@
         </w:rPr>
         <w:t xml:space="preserve">: </w:t>
       </w:r>
-      <w:hyperlink r:id="rId22" w:history="1">
+      <w:hyperlink r:id="rId27" w:history="1">
         <w:r>
           <w:rPr>
             <w:rStyle w:val="Hyperlink"/>
@@ -14945,7 +15947,7 @@
         </w:rPr>
         <w:t xml:space="preserve">: </w:t>
       </w:r>
-      <w:hyperlink r:id="rId23" w:history="1">
+      <w:hyperlink r:id="rId28" w:history="1">
         <w:r>
           <w:rPr>
             <w:rStyle w:val="Hyperlink"/>
@@ -15041,8 +16043,8 @@
       </w:r>
     </w:p>
     <w:sectPr>
-      <w:footerReference w:type="even" r:id="rId24"/>
-      <w:footerReference w:type="default" r:id="rId25"/>
+      <w:footerReference w:type="even" r:id="rId29"/>
+      <w:footerReference w:type="default" r:id="rId30"/>
       <w:pgSz w:w="11906" w:h="16838"/>
       <w:pgMar w:top="1134" w:right="850" w:bottom="1134" w:left="1701" w:header="708" w:footer="708" w:gutter="0"/>
       <w:pgNumType w:start="1"/>
@@ -17205,6 +18207,92 @@
     </w:lvl>
   </w:abstractNum>
   <w:abstractNum w:abstractNumId="20" w15:restartNumberingAfterBreak="0">
+    <w:nsid w:val="6F961736"/>
+    <w:multiLevelType w:val="hybridMultilevel"/>
+    <w:tmpl w:val="38A47712"/>
+    <w:lvl w:ilvl="0" w:tplc="0409000F">
+      <w:start w:val="1"/>
+      <w:numFmt w:val="decimal"/>
+      <w:lvlText w:val="%1."/>
+      <w:lvlJc w:val="left"/>
+      <w:pPr>
+        <w:ind w:left="1428" w:hanging="360"/>
+      </w:pPr>
+    </w:lvl>
+    <w:lvl w:ilvl="1" w:tplc="04090019" w:tentative="1">
+      <w:start w:val="1"/>
+      <w:numFmt w:val="lowerLetter"/>
+      <w:lvlText w:val="%2."/>
+      <w:lvlJc w:val="left"/>
+      <w:pPr>
+        <w:ind w:left="2148" w:hanging="360"/>
+      </w:pPr>
+    </w:lvl>
+    <w:lvl w:ilvl="2" w:tplc="0409001B" w:tentative="1">
+      <w:start w:val="1"/>
+      <w:numFmt w:val="lowerRoman"/>
+      <w:lvlText w:val="%3."/>
+      <w:lvlJc w:val="right"/>
+      <w:pPr>
+        <w:ind w:left="2868" w:hanging="180"/>
+      </w:pPr>
+    </w:lvl>
+    <w:lvl w:ilvl="3" w:tplc="0409000F" w:tentative="1">
+      <w:start w:val="1"/>
+      <w:numFmt w:val="decimal"/>
+      <w:lvlText w:val="%4."/>
+      <w:lvlJc w:val="left"/>
+      <w:pPr>
+        <w:ind w:left="3588" w:hanging="360"/>
+      </w:pPr>
+    </w:lvl>
+    <w:lvl w:ilvl="4" w:tplc="04090019" w:tentative="1">
+      <w:start w:val="1"/>
+      <w:numFmt w:val="lowerLetter"/>
+      <w:lvlText w:val="%5."/>
+      <w:lvlJc w:val="left"/>
+      <w:pPr>
+        <w:ind w:left="4308" w:hanging="360"/>
+      </w:pPr>
+    </w:lvl>
+    <w:lvl w:ilvl="5" w:tplc="0409001B" w:tentative="1">
+      <w:start w:val="1"/>
+      <w:numFmt w:val="lowerRoman"/>
+      <w:lvlText w:val="%6."/>
+      <w:lvlJc w:val="right"/>
+      <w:pPr>
+        <w:ind w:left="5028" w:hanging="180"/>
+      </w:pPr>
+    </w:lvl>
+    <w:lvl w:ilvl="6" w:tplc="0409000F" w:tentative="1">
+      <w:start w:val="1"/>
+      <w:numFmt w:val="decimal"/>
+      <w:lvlText w:val="%7."/>
+      <w:lvlJc w:val="left"/>
+      <w:pPr>
+        <w:ind w:left="5748" w:hanging="360"/>
+      </w:pPr>
+    </w:lvl>
+    <w:lvl w:ilvl="7" w:tplc="04090019" w:tentative="1">
+      <w:start w:val="1"/>
+      <w:numFmt w:val="lowerLetter"/>
+      <w:lvlText w:val="%8."/>
+      <w:lvlJc w:val="left"/>
+      <w:pPr>
+        <w:ind w:left="6468" w:hanging="360"/>
+      </w:pPr>
+    </w:lvl>
+    <w:lvl w:ilvl="8" w:tplc="0409001B" w:tentative="1">
+      <w:start w:val="1"/>
+      <w:numFmt w:val="lowerRoman"/>
+      <w:lvlText w:val="%9."/>
+      <w:lvlJc w:val="right"/>
+      <w:pPr>
+        <w:ind w:left="7188" w:hanging="180"/>
+      </w:pPr>
+    </w:lvl>
+  </w:abstractNum>
+  <w:abstractNum w:abstractNumId="21" w15:restartNumberingAfterBreak="0">
     <w:nsid w:val="747A463F"/>
     <w:multiLevelType w:val="hybridMultilevel"/>
     <w:tmpl w:val="2BBC1380"/>
@@ -17317,7 +18405,7 @@
       </w:rPr>
     </w:lvl>
   </w:abstractNum>
-  <w:abstractNum w:abstractNumId="21" w15:restartNumberingAfterBreak="0">
+  <w:abstractNum w:abstractNumId="22" w15:restartNumberingAfterBreak="0">
     <w:nsid w:val="786622FB"/>
     <w:multiLevelType w:val="multilevel"/>
     <w:tmpl w:val="552CEB70"/>
@@ -17455,7 +18543,7 @@
     <w:abstractNumId w:val="1"/>
   </w:num>
   <w:num w:numId="9">
-    <w:abstractNumId w:val="20"/>
+    <w:abstractNumId w:val="21"/>
   </w:num>
   <w:num w:numId="10">
     <w:abstractNumId w:val="4"/>
@@ -17464,7 +18552,7 @@
     <w:abstractNumId w:val="11"/>
   </w:num>
   <w:num w:numId="12">
-    <w:abstractNumId w:val="21"/>
+    <w:abstractNumId w:val="22"/>
   </w:num>
   <w:num w:numId="13">
     <w:abstractNumId w:val="18"/>
@@ -17495,6 +18583,9 @@
   </w:num>
   <w:num w:numId="22">
     <w:abstractNumId w:val="12"/>
+  </w:num>
+  <w:num w:numId="23">
+    <w:abstractNumId w:val="20"/>
   </w:num>
 </w:numbering>
 </file>
@@ -17899,7 +18990,7 @@
   <w:style w:type="paragraph" w:default="1" w:styleId="Normal">
     <w:name w:val="Normal"/>
     <w:qFormat/>
-    <w:rsid w:val="003C2A8F"/>
+    <w:rsid w:val="000B385D"/>
     <w:pPr>
       <w:spacing w:line="360" w:lineRule="auto"/>
       <w:jc w:val="both"/>
@@ -18644,7 +19735,7 @@
     <w:uiPriority w:val="35"/>
     <w:unhideWhenUsed/>
     <w:qFormat/>
-    <w:rsid w:val="008668E9"/>
+    <w:rsid w:val="008255FD"/>
     <w:pPr>
       <w:spacing w:after="200"/>
       <w:jc w:val="center"/>

--- a/НИР_2_Николаев Евгений.docx
+++ b/НИР_2_Николаев Евгений.docx
@@ -3262,7 +3262,23 @@
           <w:rFonts w:cs="Times New Roman"/>
           <w:szCs w:val="28"/>
         </w:rPr>
-        <w:t xml:space="preserve">В типичном клиентском приложении UI-код включает компоновку экранов (layout), визуальные компоненты (кнопки, списки, формы ввода, карточки), стилизацию (цвета, типографика, отступы), анимации и переходы. </w:t>
+        <w:t>В типичном клиентском приложении UI-код включает компоновку экранов (</w:t>
+      </w:r>
+      <w:proofErr w:type="spellStart"/>
+      <w:r>
+        <w:rPr>
+          <w:rFonts w:cs="Times New Roman"/>
+          <w:szCs w:val="28"/>
+        </w:rPr>
+        <w:t>layout</w:t>
+      </w:r>
+      <w:proofErr w:type="spellEnd"/>
+      <w:r>
+        <w:rPr>
+          <w:rFonts w:cs="Times New Roman"/>
+          <w:szCs w:val="28"/>
+        </w:rPr>
+        <w:t xml:space="preserve">), визуальные компоненты (кнопки, списки, формы ввода, карточки), стилизацию (цвета, типографика, отступы), анимации и переходы. </w:t>
       </w:r>
       <w:r>
         <w:rPr>
@@ -3286,7 +3302,23 @@
           <w:rFonts w:cs="Times New Roman"/>
           <w:szCs w:val="28"/>
         </w:rPr>
-        <w:t xml:space="preserve">Ситуация усугубляется фрагментацией внутри самих платформ. По данным BrowserStack, в глобальном масштабе пользователи обращаются к веб-ресурсам через более 9000 различных устройств, работающих под управлением более 21 операционной системы </w:t>
+        <w:t xml:space="preserve">Ситуация усугубляется фрагментацией внутри самих платформ. По данным </w:t>
+      </w:r>
+      <w:proofErr w:type="spellStart"/>
+      <w:r>
+        <w:rPr>
+          <w:rFonts w:cs="Times New Roman"/>
+          <w:szCs w:val="28"/>
+        </w:rPr>
+        <w:t>BrowserStack</w:t>
+      </w:r>
+      <w:proofErr w:type="spellEnd"/>
+      <w:r>
+        <w:rPr>
+          <w:rFonts w:cs="Times New Roman"/>
+          <w:szCs w:val="28"/>
+        </w:rPr>
+        <w:t xml:space="preserve">, в глобальном масштабе пользователи обращаются к веб-ресурсам через более 9000 различных устройств, работающих под управлением более 21 операционной системы </w:t>
       </w:r>
       <w:r>
         <w:rPr>
@@ -3498,6 +3530,7 @@
         </w:rPr>
         <w:t>.</w:t>
       </w:r>
+      <w:proofErr w:type="spellStart"/>
       <w:r>
         <w:rPr>
           <w:rFonts w:cs="Times New Roman"/>
@@ -3507,6 +3540,7 @@
         </w:rPr>
         <w:t>headspin</w:t>
       </w:r>
+      <w:proofErr w:type="spellEnd"/>
       <w:r>
         <w:rPr>
           <w:rFonts w:cs="Times New Roman"/>
@@ -3600,6 +3634,7 @@
         </w:rPr>
         <w:t>-</w:t>
       </w:r>
+      <w:proofErr w:type="spellStart"/>
       <w:r>
         <w:rPr>
           <w:rFonts w:cs="Times New Roman"/>
@@ -3609,6 +3644,7 @@
         </w:rPr>
         <w:t>os</w:t>
       </w:r>
+      <w:proofErr w:type="spellEnd"/>
       <w:r>
         <w:rPr>
           <w:rFonts w:cs="Times New Roman"/>
@@ -3712,7 +3748,23 @@
           <w:rFonts w:cs="Times New Roman"/>
           <w:szCs w:val="28"/>
         </w:rPr>
-        <w:t xml:space="preserve">Только в экосистеме Android насчитывается свыше 24 000 уникальных моделей устройств с различными размерами экрана, разрешением, версиями ОС и кастомными оболочками производителей </w:t>
+        <w:t xml:space="preserve">Только в экосистеме Android насчитывается свыше 24 000 уникальных моделей устройств с различными размерами экрана, разрешением, версиями ОС и </w:t>
+      </w:r>
+      <w:proofErr w:type="spellStart"/>
+      <w:r>
+        <w:rPr>
+          <w:rFonts w:cs="Times New Roman"/>
+          <w:szCs w:val="28"/>
+        </w:rPr>
+        <w:t>кастомными</w:t>
+      </w:r>
+      <w:proofErr w:type="spellEnd"/>
+      <w:r>
+        <w:rPr>
+          <w:rFonts w:cs="Times New Roman"/>
+          <w:szCs w:val="28"/>
+        </w:rPr>
+        <w:t xml:space="preserve"> оболочками производителей </w:t>
       </w:r>
       <w:r>
         <w:rPr>
@@ -3890,6 +3942,7 @@
         </w:rPr>
         <w:t>://</w:t>
       </w:r>
+      <w:proofErr w:type="spellStart"/>
       <w:r>
         <w:rPr>
           <w:rFonts w:cs="Times New Roman"/>
@@ -3899,6 +3952,7 @@
         </w:rPr>
         <w:t>smartbear</w:t>
       </w:r>
+      <w:proofErr w:type="spellEnd"/>
       <w:r>
         <w:rPr>
           <w:rFonts w:cs="Times New Roman"/>
@@ -4102,7 +4156,23 @@
           <w:rFonts w:cs="Times New Roman"/>
           <w:szCs w:val="28"/>
         </w:rPr>
-        <w:t>Android следует руководству Material Design</w:t>
+        <w:t xml:space="preserve">Android следует руководству </w:t>
+      </w:r>
+      <w:proofErr w:type="spellStart"/>
+      <w:r>
+        <w:rPr>
+          <w:rFonts w:cs="Times New Roman"/>
+          <w:szCs w:val="28"/>
+        </w:rPr>
+        <w:t>Material</w:t>
+      </w:r>
+      <w:proofErr w:type="spellEnd"/>
+      <w:r>
+        <w:rPr>
+          <w:rFonts w:cs="Times New Roman"/>
+          <w:szCs w:val="28"/>
+        </w:rPr>
+        <w:t xml:space="preserve"> Design</w:t>
       </w:r>
       <w:r>
         <w:rPr>
@@ -4130,8 +4200,17 @@
           <w:rFonts w:cs="Times New Roman"/>
           <w:szCs w:val="28"/>
         </w:rPr>
-        <w:t xml:space="preserve"> Human Interface Guidelines</w:t>
-      </w:r>
+        <w:t xml:space="preserve"> Human Interface </w:t>
+      </w:r>
+      <w:proofErr w:type="spellStart"/>
+      <w:r>
+        <w:rPr>
+          <w:rFonts w:cs="Times New Roman"/>
+          <w:szCs w:val="28"/>
+        </w:rPr>
+        <w:t>Guidelines</w:t>
+      </w:r>
+      <w:proofErr w:type="spellEnd"/>
       <w:r>
         <w:rPr>
           <w:rFonts w:cs="Times New Roman"/>
@@ -4262,7 +4341,25 @@
           <w:szCs w:val="28"/>
           <w:highlight w:val="lightGray"/>
         </w:rPr>
-        <w:t>[Дындин А. В., Новиков П. С. Исследование применения Kotlin Multiplatform и Jetpack Compose Multiplatform в мобильной разработке // Современные инновации. – 2024. – № 4 (73). – С. 410–420.].</w:t>
+        <w:t>[</w:t>
+      </w:r>
+      <w:proofErr w:type="spellStart"/>
+      <w:r>
+        <w:rPr>
+          <w:rFonts w:cs="Times New Roman"/>
+          <w:szCs w:val="28"/>
+          <w:highlight w:val="lightGray"/>
+        </w:rPr>
+        <w:t>Дындин</w:t>
+      </w:r>
+      <w:proofErr w:type="spellEnd"/>
+      <w:r>
+        <w:rPr>
+          <w:rFonts w:cs="Times New Roman"/>
+          <w:szCs w:val="28"/>
+          <w:highlight w:val="lightGray"/>
+        </w:rPr>
+        <w:t xml:space="preserve"> А. В., Новиков П. С. Исследование применения Kotlin Multiplatform и Jetpack Compose Multiplatform в мобильной разработке // Современные инновации. – 2024. – № 4 (73). – С. 410–420.].</w:t>
       </w:r>
       <w:r>
         <w:rPr>
@@ -4761,7 +4858,79 @@
           <w:szCs w:val="28"/>
           <w:highlight w:val="lightGray"/>
         </w:rPr>
-        <w:t>[React Native – Learn once, write anywhere [Электронный ресурс]. URL: https://reactnative.dev/ (дата обращения: 16.02.2026).].</w:t>
+        <w:t xml:space="preserve">[React Native – </w:t>
+      </w:r>
+      <w:proofErr w:type="spellStart"/>
+      <w:r>
+        <w:rPr>
+          <w:rFonts w:cs="Times New Roman"/>
+          <w:szCs w:val="28"/>
+          <w:highlight w:val="lightGray"/>
+        </w:rPr>
+        <w:t>Learn</w:t>
+      </w:r>
+      <w:proofErr w:type="spellEnd"/>
+      <w:r>
+        <w:rPr>
+          <w:rFonts w:cs="Times New Roman"/>
+          <w:szCs w:val="28"/>
+          <w:highlight w:val="lightGray"/>
+        </w:rPr>
+        <w:t xml:space="preserve"> </w:t>
+      </w:r>
+      <w:proofErr w:type="spellStart"/>
+      <w:r>
+        <w:rPr>
+          <w:rFonts w:cs="Times New Roman"/>
+          <w:szCs w:val="28"/>
+          <w:highlight w:val="lightGray"/>
+        </w:rPr>
+        <w:t>once</w:t>
+      </w:r>
+      <w:proofErr w:type="spellEnd"/>
+      <w:r>
+        <w:rPr>
+          <w:rFonts w:cs="Times New Roman"/>
+          <w:szCs w:val="28"/>
+          <w:highlight w:val="lightGray"/>
+        </w:rPr>
+        <w:t xml:space="preserve">, </w:t>
+      </w:r>
+      <w:proofErr w:type="spellStart"/>
+      <w:r>
+        <w:rPr>
+          <w:rFonts w:cs="Times New Roman"/>
+          <w:szCs w:val="28"/>
+          <w:highlight w:val="lightGray"/>
+        </w:rPr>
+        <w:t>write</w:t>
+      </w:r>
+      <w:proofErr w:type="spellEnd"/>
+      <w:r>
+        <w:rPr>
+          <w:rFonts w:cs="Times New Roman"/>
+          <w:szCs w:val="28"/>
+          <w:highlight w:val="lightGray"/>
+        </w:rPr>
+        <w:t xml:space="preserve"> </w:t>
+      </w:r>
+      <w:proofErr w:type="spellStart"/>
+      <w:r>
+        <w:rPr>
+          <w:rFonts w:cs="Times New Roman"/>
+          <w:szCs w:val="28"/>
+          <w:highlight w:val="lightGray"/>
+        </w:rPr>
+        <w:t>anywhere</w:t>
+      </w:r>
+      <w:proofErr w:type="spellEnd"/>
+      <w:r>
+        <w:rPr>
+          <w:rFonts w:cs="Times New Roman"/>
+          <w:szCs w:val="28"/>
+          <w:highlight w:val="lightGray"/>
+        </w:rPr>
+        <w:t xml:space="preserve"> [Электронный ресурс]. URL: https://reactnative.dev/ (дата обращения: 16.02.2026).].</w:t>
       </w:r>
     </w:p>
     <w:p>
@@ -4785,7 +4954,61 @@
           <w:szCs w:val="28"/>
           <w:highlight w:val="lightGray"/>
         </w:rPr>
-        <w:t>[New Architecture is here [Электронный ресурс] // React Native Blog. – 2024. URL: https://reactnative.dev/blog/2024/10/23/the-new-architecture-is-here (дата обращения: 16.02.2026).].</w:t>
+        <w:t xml:space="preserve">[New Architecture </w:t>
+      </w:r>
+      <w:proofErr w:type="spellStart"/>
+      <w:r>
+        <w:rPr>
+          <w:rFonts w:cs="Times New Roman"/>
+          <w:szCs w:val="28"/>
+          <w:highlight w:val="lightGray"/>
+        </w:rPr>
+        <w:t>is</w:t>
+      </w:r>
+      <w:proofErr w:type="spellEnd"/>
+      <w:r>
+        <w:rPr>
+          <w:rFonts w:cs="Times New Roman"/>
+          <w:szCs w:val="28"/>
+          <w:highlight w:val="lightGray"/>
+        </w:rPr>
+        <w:t xml:space="preserve"> </w:t>
+      </w:r>
+      <w:proofErr w:type="spellStart"/>
+      <w:r>
+        <w:rPr>
+          <w:rFonts w:cs="Times New Roman"/>
+          <w:szCs w:val="28"/>
+          <w:highlight w:val="lightGray"/>
+        </w:rPr>
+        <w:t>here</w:t>
+      </w:r>
+      <w:proofErr w:type="spellEnd"/>
+      <w:r>
+        <w:rPr>
+          <w:rFonts w:cs="Times New Roman"/>
+          <w:szCs w:val="28"/>
+          <w:highlight w:val="lightGray"/>
+        </w:rPr>
+        <w:t xml:space="preserve"> [Электронный ресурс] // React Native </w:t>
+      </w:r>
+      <w:proofErr w:type="spellStart"/>
+      <w:r>
+        <w:rPr>
+          <w:rFonts w:cs="Times New Roman"/>
+          <w:szCs w:val="28"/>
+          <w:highlight w:val="lightGray"/>
+        </w:rPr>
+        <w:t>Blog</w:t>
+      </w:r>
+      <w:proofErr w:type="spellEnd"/>
+      <w:r>
+        <w:rPr>
+          <w:rFonts w:cs="Times New Roman"/>
+          <w:szCs w:val="28"/>
+          <w:highlight w:val="lightGray"/>
+        </w:rPr>
+        <w:t>. – 2024. URL: https://reactnative.dev/blog/2024/10/23/the-new-architecture-is-here (дата обращения: 16.02.2026).].</w:t>
       </w:r>
     </w:p>
     <w:p>
@@ -4851,7 +5074,23 @@
           <w:rFonts w:cs="Times New Roman"/>
           <w:szCs w:val="28"/>
         </w:rPr>
-        <w:t xml:space="preserve"> — C++ интерфейс для прямого обращения к нативным объектам без сериализации;</w:t>
+        <w:t xml:space="preserve"> — C++ интерфейс для прямого обращения к нативным объектам без </w:t>
+      </w:r>
+      <w:proofErr w:type="spellStart"/>
+      <w:r>
+        <w:rPr>
+          <w:rFonts w:cs="Times New Roman"/>
+          <w:szCs w:val="28"/>
+        </w:rPr>
+        <w:t>сериализации</w:t>
+      </w:r>
+      <w:proofErr w:type="spellEnd"/>
+      <w:r>
+        <w:rPr>
+          <w:rFonts w:cs="Times New Roman"/>
+          <w:szCs w:val="28"/>
+        </w:rPr>
+        <w:t>;</w:t>
       </w:r>
     </w:p>
     <w:p>
@@ -4866,6 +5105,7 @@
           <w:szCs w:val="28"/>
         </w:rPr>
       </w:pPr>
+      <w:proofErr w:type="spellStart"/>
       <w:r>
         <w:rPr>
           <w:rFonts w:cs="Times New Roman"/>
@@ -4873,7 +5113,17 @@
           <w:iCs/>
           <w:szCs w:val="28"/>
         </w:rPr>
-        <w:t xml:space="preserve">Fabric </w:t>
+        <w:t>Fabric</w:t>
+      </w:r>
+      <w:proofErr w:type="spellEnd"/>
+      <w:r>
+        <w:rPr>
+          <w:rFonts w:cs="Times New Roman"/>
+          <w:i/>
+          <w:iCs/>
+          <w:szCs w:val="28"/>
+        </w:rPr>
+        <w:t xml:space="preserve"> </w:t>
       </w:r>
       <w:r>
         <w:rPr>
@@ -4895,6 +5145,7 @@
           <w:szCs w:val="28"/>
         </w:rPr>
       </w:pPr>
+      <w:proofErr w:type="spellStart"/>
       <w:r>
         <w:rPr>
           <w:rFonts w:cs="Times New Roman"/>
@@ -4904,6 +5155,7 @@
         </w:rPr>
         <w:t>TurboModules</w:t>
       </w:r>
+      <w:proofErr w:type="spellEnd"/>
       <w:r>
         <w:rPr>
           <w:rFonts w:cs="Times New Roman"/>
@@ -5008,6 +5260,7 @@
         </w:rPr>
         <w:t xml:space="preserve">, который разрабатывает </w:t>
       </w:r>
+      <w:proofErr w:type="spellStart"/>
       <w:r>
         <w:rPr>
           <w:rFonts w:cs="Times New Roman"/>
@@ -5015,6 +5268,7 @@
         </w:rPr>
         <w:t>Microsof</w:t>
       </w:r>
+      <w:proofErr w:type="spellEnd"/>
       <w:r>
         <w:rPr>
           <w:rFonts w:cs="Times New Roman"/>
@@ -5131,7 +5385,97 @@
           <w:szCs w:val="28"/>
           <w:highlight w:val="lightGray"/>
         </w:rPr>
-        <w:t>[Flutter – Build apps for any screen [Электронный ресурс]. URL: https://flutter.dev/ (дата обращения: 16.02.2026).].</w:t>
+        <w:t xml:space="preserve">[Flutter – </w:t>
+      </w:r>
+      <w:proofErr w:type="spellStart"/>
+      <w:r>
+        <w:rPr>
+          <w:rFonts w:cs="Times New Roman"/>
+          <w:szCs w:val="28"/>
+          <w:highlight w:val="lightGray"/>
+        </w:rPr>
+        <w:t>Build</w:t>
+      </w:r>
+      <w:proofErr w:type="spellEnd"/>
+      <w:r>
+        <w:rPr>
+          <w:rFonts w:cs="Times New Roman"/>
+          <w:szCs w:val="28"/>
+          <w:highlight w:val="lightGray"/>
+        </w:rPr>
+        <w:t xml:space="preserve"> </w:t>
+      </w:r>
+      <w:proofErr w:type="spellStart"/>
+      <w:r>
+        <w:rPr>
+          <w:rFonts w:cs="Times New Roman"/>
+          <w:szCs w:val="28"/>
+          <w:highlight w:val="lightGray"/>
+        </w:rPr>
+        <w:t>apps</w:t>
+      </w:r>
+      <w:proofErr w:type="spellEnd"/>
+      <w:r>
+        <w:rPr>
+          <w:rFonts w:cs="Times New Roman"/>
+          <w:szCs w:val="28"/>
+          <w:highlight w:val="lightGray"/>
+        </w:rPr>
+        <w:t xml:space="preserve"> </w:t>
+      </w:r>
+      <w:proofErr w:type="spellStart"/>
+      <w:r>
+        <w:rPr>
+          <w:rFonts w:cs="Times New Roman"/>
+          <w:szCs w:val="28"/>
+          <w:highlight w:val="lightGray"/>
+        </w:rPr>
+        <w:t>for</w:t>
+      </w:r>
+      <w:proofErr w:type="spellEnd"/>
+      <w:r>
+        <w:rPr>
+          <w:rFonts w:cs="Times New Roman"/>
+          <w:szCs w:val="28"/>
+          <w:highlight w:val="lightGray"/>
+        </w:rPr>
+        <w:t xml:space="preserve"> </w:t>
+      </w:r>
+      <w:proofErr w:type="spellStart"/>
+      <w:r>
+        <w:rPr>
+          <w:rFonts w:cs="Times New Roman"/>
+          <w:szCs w:val="28"/>
+          <w:highlight w:val="lightGray"/>
+        </w:rPr>
+        <w:t>any</w:t>
+      </w:r>
+      <w:proofErr w:type="spellEnd"/>
+      <w:r>
+        <w:rPr>
+          <w:rFonts w:cs="Times New Roman"/>
+          <w:szCs w:val="28"/>
+          <w:highlight w:val="lightGray"/>
+        </w:rPr>
+        <w:t xml:space="preserve"> </w:t>
+      </w:r>
+      <w:proofErr w:type="spellStart"/>
+      <w:r>
+        <w:rPr>
+          <w:rFonts w:cs="Times New Roman"/>
+          <w:szCs w:val="28"/>
+          <w:highlight w:val="lightGray"/>
+        </w:rPr>
+        <w:t>screen</w:t>
+      </w:r>
+      <w:proofErr w:type="spellEnd"/>
+      <w:r>
+        <w:rPr>
+          <w:rFonts w:cs="Times New Roman"/>
+          <w:szCs w:val="28"/>
+          <w:highlight w:val="lightGray"/>
+        </w:rPr>
+        <w:t xml:space="preserve"> [Электронный ресурс]. URL: https://flutter.dev/ (дата обращения: 16.02.2026).].</w:t>
       </w:r>
       <w:r>
         <w:rPr>
@@ -5267,7 +5611,151 @@
           <w:szCs w:val="28"/>
           <w:highlight w:val="lightGray"/>
         </w:rPr>
-        <w:t>[Flutter App Development: pros, cons, and How to Use Flutter [Электронный ресурс] // Scand. – 2025. URL: https://scand.com/company/blog/pros-and-cons-of-flutter-app-development/ (дата обращения: 16.02.2026).].</w:t>
+        <w:t xml:space="preserve">[Flutter </w:t>
+      </w:r>
+      <w:proofErr w:type="spellStart"/>
+      <w:r>
+        <w:rPr>
+          <w:rFonts w:cs="Times New Roman"/>
+          <w:szCs w:val="28"/>
+          <w:highlight w:val="lightGray"/>
+        </w:rPr>
+        <w:t>App</w:t>
+      </w:r>
+      <w:proofErr w:type="spellEnd"/>
+      <w:r>
+        <w:rPr>
+          <w:rFonts w:cs="Times New Roman"/>
+          <w:szCs w:val="28"/>
+          <w:highlight w:val="lightGray"/>
+        </w:rPr>
+        <w:t xml:space="preserve"> Development: </w:t>
+      </w:r>
+      <w:proofErr w:type="spellStart"/>
+      <w:r>
+        <w:rPr>
+          <w:rFonts w:cs="Times New Roman"/>
+          <w:szCs w:val="28"/>
+          <w:highlight w:val="lightGray"/>
+        </w:rPr>
+        <w:t>pros</w:t>
+      </w:r>
+      <w:proofErr w:type="spellEnd"/>
+      <w:r>
+        <w:rPr>
+          <w:rFonts w:cs="Times New Roman"/>
+          <w:szCs w:val="28"/>
+          <w:highlight w:val="lightGray"/>
+        </w:rPr>
+        <w:t xml:space="preserve">, </w:t>
+      </w:r>
+      <w:proofErr w:type="spellStart"/>
+      <w:r>
+        <w:rPr>
+          <w:rFonts w:cs="Times New Roman"/>
+          <w:szCs w:val="28"/>
+          <w:highlight w:val="lightGray"/>
+        </w:rPr>
+        <w:t>cons</w:t>
+      </w:r>
+      <w:proofErr w:type="spellEnd"/>
+      <w:r>
+        <w:rPr>
+          <w:rFonts w:cs="Times New Roman"/>
+          <w:szCs w:val="28"/>
+          <w:highlight w:val="lightGray"/>
+        </w:rPr>
+        <w:t xml:space="preserve">, </w:t>
+      </w:r>
+      <w:proofErr w:type="spellStart"/>
+      <w:r>
+        <w:rPr>
+          <w:rFonts w:cs="Times New Roman"/>
+          <w:szCs w:val="28"/>
+          <w:highlight w:val="lightGray"/>
+        </w:rPr>
+        <w:t>and</w:t>
+      </w:r>
+      <w:proofErr w:type="spellEnd"/>
+      <w:r>
+        <w:rPr>
+          <w:rFonts w:cs="Times New Roman"/>
+          <w:szCs w:val="28"/>
+          <w:highlight w:val="lightGray"/>
+        </w:rPr>
+        <w:t xml:space="preserve"> </w:t>
+      </w:r>
+      <w:proofErr w:type="spellStart"/>
+      <w:r>
+        <w:rPr>
+          <w:rFonts w:cs="Times New Roman"/>
+          <w:szCs w:val="28"/>
+          <w:highlight w:val="lightGray"/>
+        </w:rPr>
+        <w:t>How</w:t>
+      </w:r>
+      <w:proofErr w:type="spellEnd"/>
+      <w:r>
+        <w:rPr>
+          <w:rFonts w:cs="Times New Roman"/>
+          <w:szCs w:val="28"/>
+          <w:highlight w:val="lightGray"/>
+        </w:rPr>
+        <w:t xml:space="preserve"> </w:t>
+      </w:r>
+      <w:proofErr w:type="spellStart"/>
+      <w:r>
+        <w:rPr>
+          <w:rFonts w:cs="Times New Roman"/>
+          <w:szCs w:val="28"/>
+          <w:highlight w:val="lightGray"/>
+        </w:rPr>
+        <w:t>to</w:t>
+      </w:r>
+      <w:proofErr w:type="spellEnd"/>
+      <w:r>
+        <w:rPr>
+          <w:rFonts w:cs="Times New Roman"/>
+          <w:szCs w:val="28"/>
+          <w:highlight w:val="lightGray"/>
+        </w:rPr>
+        <w:t xml:space="preserve"> </w:t>
+      </w:r>
+      <w:proofErr w:type="spellStart"/>
+      <w:r>
+        <w:rPr>
+          <w:rFonts w:cs="Times New Roman"/>
+          <w:szCs w:val="28"/>
+          <w:highlight w:val="lightGray"/>
+        </w:rPr>
+        <w:t>Use</w:t>
+      </w:r>
+      <w:proofErr w:type="spellEnd"/>
+      <w:r>
+        <w:rPr>
+          <w:rFonts w:cs="Times New Roman"/>
+          <w:szCs w:val="28"/>
+          <w:highlight w:val="lightGray"/>
+        </w:rPr>
+        <w:t xml:space="preserve"> Flutter [Электронный ресурс] // </w:t>
+      </w:r>
+      <w:proofErr w:type="spellStart"/>
+      <w:r>
+        <w:rPr>
+          <w:rFonts w:cs="Times New Roman"/>
+          <w:szCs w:val="28"/>
+          <w:highlight w:val="lightGray"/>
+        </w:rPr>
+        <w:t>Scand</w:t>
+      </w:r>
+      <w:proofErr w:type="spellEnd"/>
+      <w:r>
+        <w:rPr>
+          <w:rFonts w:cs="Times New Roman"/>
+          <w:szCs w:val="28"/>
+          <w:highlight w:val="lightGray"/>
+        </w:rPr>
+        <w:t>. – 2025. URL: https://scand.com/company/blog/pros-and-cons-of-flutter-app-development/ (дата обращения: 16.02.2026).].</w:t>
       </w:r>
     </w:p>
     <w:p>
@@ -5306,12 +5794,21 @@
         </w:rPr>
         <w:t xml:space="preserve">технологию </w:t>
       </w:r>
-      <w:r>
-        <w:rPr>
-          <w:rFonts w:cs="Times New Roman"/>
-          <w:szCs w:val="28"/>
-        </w:rPr>
-        <w:t xml:space="preserve">WebGL. Это означает, что Flutter на вебе не использует стандартные HTML-элементы (DOM), а </w:t>
+      <w:proofErr w:type="spellStart"/>
+      <w:r>
+        <w:rPr>
+          <w:rFonts w:cs="Times New Roman"/>
+          <w:szCs w:val="28"/>
+        </w:rPr>
+        <w:t>WebGL</w:t>
+      </w:r>
+      <w:proofErr w:type="spellEnd"/>
+      <w:r>
+        <w:rPr>
+          <w:rFonts w:cs="Times New Roman"/>
+          <w:szCs w:val="28"/>
+        </w:rPr>
+        <w:t xml:space="preserve">. Это означает, что Flutter на вебе не использует стандартные HTML-элементы (DOM), а </w:t>
       </w:r>
       <w:r>
         <w:rPr>
@@ -5333,7 +5830,115 @@
           <w:szCs w:val="28"/>
           <w:highlight w:val="lightGray"/>
         </w:rPr>
-        <w:t xml:space="preserve">[When to Use Flutter for Web in 2025: A Comprehensive Guide </w:t>
+        <w:t>[</w:t>
+      </w:r>
+      <w:proofErr w:type="spellStart"/>
+      <w:r>
+        <w:rPr>
+          <w:rFonts w:cs="Times New Roman"/>
+          <w:szCs w:val="28"/>
+          <w:highlight w:val="lightGray"/>
+        </w:rPr>
+        <w:t>When</w:t>
+      </w:r>
+      <w:proofErr w:type="spellEnd"/>
+      <w:r>
+        <w:rPr>
+          <w:rFonts w:cs="Times New Roman"/>
+          <w:szCs w:val="28"/>
+          <w:highlight w:val="lightGray"/>
+        </w:rPr>
+        <w:t xml:space="preserve"> </w:t>
+      </w:r>
+      <w:proofErr w:type="spellStart"/>
+      <w:r>
+        <w:rPr>
+          <w:rFonts w:cs="Times New Roman"/>
+          <w:szCs w:val="28"/>
+          <w:highlight w:val="lightGray"/>
+        </w:rPr>
+        <w:t>to</w:t>
+      </w:r>
+      <w:proofErr w:type="spellEnd"/>
+      <w:r>
+        <w:rPr>
+          <w:rFonts w:cs="Times New Roman"/>
+          <w:szCs w:val="28"/>
+          <w:highlight w:val="lightGray"/>
+        </w:rPr>
+        <w:t xml:space="preserve"> </w:t>
+      </w:r>
+      <w:proofErr w:type="spellStart"/>
+      <w:r>
+        <w:rPr>
+          <w:rFonts w:cs="Times New Roman"/>
+          <w:szCs w:val="28"/>
+          <w:highlight w:val="lightGray"/>
+        </w:rPr>
+        <w:t>Use</w:t>
+      </w:r>
+      <w:proofErr w:type="spellEnd"/>
+      <w:r>
+        <w:rPr>
+          <w:rFonts w:cs="Times New Roman"/>
+          <w:szCs w:val="28"/>
+          <w:highlight w:val="lightGray"/>
+        </w:rPr>
+        <w:t xml:space="preserve"> Flutter </w:t>
+      </w:r>
+      <w:proofErr w:type="spellStart"/>
+      <w:r>
+        <w:rPr>
+          <w:rFonts w:cs="Times New Roman"/>
+          <w:szCs w:val="28"/>
+          <w:highlight w:val="lightGray"/>
+        </w:rPr>
+        <w:t>for</w:t>
+      </w:r>
+      <w:proofErr w:type="spellEnd"/>
+      <w:r>
+        <w:rPr>
+          <w:rFonts w:cs="Times New Roman"/>
+          <w:szCs w:val="28"/>
+          <w:highlight w:val="lightGray"/>
+        </w:rPr>
+        <w:t xml:space="preserve"> Web </w:t>
+      </w:r>
+      <w:proofErr w:type="spellStart"/>
+      <w:r>
+        <w:rPr>
+          <w:rFonts w:cs="Times New Roman"/>
+          <w:szCs w:val="28"/>
+          <w:highlight w:val="lightGray"/>
+        </w:rPr>
+        <w:t>in</w:t>
+      </w:r>
+      <w:proofErr w:type="spellEnd"/>
+      <w:r>
+        <w:rPr>
+          <w:rFonts w:cs="Times New Roman"/>
+          <w:szCs w:val="28"/>
+          <w:highlight w:val="lightGray"/>
+        </w:rPr>
+        <w:t xml:space="preserve"> 2025: A </w:t>
+      </w:r>
+      <w:proofErr w:type="spellStart"/>
+      <w:r>
+        <w:rPr>
+          <w:rFonts w:cs="Times New Roman"/>
+          <w:szCs w:val="28"/>
+          <w:highlight w:val="lightGray"/>
+        </w:rPr>
+        <w:t>Comprehensive</w:t>
+      </w:r>
+      <w:proofErr w:type="spellEnd"/>
+      <w:r>
+        <w:rPr>
+          <w:rFonts w:cs="Times New Roman"/>
+          <w:szCs w:val="28"/>
+          <w:highlight w:val="lightGray"/>
+        </w:rPr>
+        <w:t xml:space="preserve"> Guide </w:t>
       </w:r>
       <w:r>
         <w:rPr>
@@ -5342,7 +5947,43 @@
           <w:highlight w:val="lightGray"/>
         </w:rPr>
         <w:lastRenderedPageBreak/>
-        <w:t>[Электронный ресурс] // Milan Meurrens. – 2025. URL: https://www.milanmeurrens.com/guides/when-to-use-flutter-for-web-in-2025-a-comprehensive-guide (дата обращения: 16.02.2026).].</w:t>
+        <w:t xml:space="preserve">[Электронный ресурс] // </w:t>
+      </w:r>
+      <w:proofErr w:type="spellStart"/>
+      <w:r>
+        <w:rPr>
+          <w:rFonts w:cs="Times New Roman"/>
+          <w:szCs w:val="28"/>
+          <w:highlight w:val="lightGray"/>
+        </w:rPr>
+        <w:t>Milan</w:t>
+      </w:r>
+      <w:proofErr w:type="spellEnd"/>
+      <w:r>
+        <w:rPr>
+          <w:rFonts w:cs="Times New Roman"/>
+          <w:szCs w:val="28"/>
+          <w:highlight w:val="lightGray"/>
+        </w:rPr>
+        <w:t xml:space="preserve"> </w:t>
+      </w:r>
+      <w:proofErr w:type="spellStart"/>
+      <w:r>
+        <w:rPr>
+          <w:rFonts w:cs="Times New Roman"/>
+          <w:szCs w:val="28"/>
+          <w:highlight w:val="lightGray"/>
+        </w:rPr>
+        <w:t>Meurrens</w:t>
+      </w:r>
+      <w:proofErr w:type="spellEnd"/>
+      <w:r>
+        <w:rPr>
+          <w:rFonts w:cs="Times New Roman"/>
+          <w:szCs w:val="28"/>
+          <w:highlight w:val="lightGray"/>
+        </w:rPr>
+        <w:t>. – 2025. URL: https://www.milanmeurrens.com/guides/when-to-use-flutter-for-web-in-2025-a-comprehensive-guide (дата обращения: 16.02.2026).].</w:t>
       </w:r>
     </w:p>
     <w:p>
@@ -5358,7 +5999,23 @@
           <w:rFonts w:cs="Times New Roman"/>
           <w:szCs w:val="28"/>
         </w:rPr>
-        <w:t>Flutter поддерживает наибольшее число платформ из рассматриваемых фреймворков: Android, iOS, Web, Windows, macOS и Linux. Поддержка мобильных платформ является стабильной и широко используется в продакшн-приложениях.</w:t>
+        <w:t xml:space="preserve">Flutter поддерживает наибольшее число платформ из рассматриваемых фреймворков: Android, iOS, Web, Windows, macOS и Linux. Поддержка мобильных платформ является стабильной и широко используется в </w:t>
+      </w:r>
+      <w:proofErr w:type="spellStart"/>
+      <w:r>
+        <w:rPr>
+          <w:rFonts w:cs="Times New Roman"/>
+          <w:szCs w:val="28"/>
+        </w:rPr>
+        <w:t>продакшн</w:t>
+      </w:r>
+      <w:proofErr w:type="spellEnd"/>
+      <w:r>
+        <w:rPr>
+          <w:rFonts w:cs="Times New Roman"/>
+          <w:szCs w:val="28"/>
+        </w:rPr>
+        <w:t>-приложениях.</w:t>
       </w:r>
     </w:p>
     <w:p>
@@ -5482,7 +6139,133 @@
           <w:szCs w:val="28"/>
           <w:highlight w:val="lightGray"/>
         </w:rPr>
-        <w:t>[Flutter Pros and Cons: Why Choose Flutter in 2025? [Электронный ресурс] // LeanCode. – 2025. URL: https://leancode.co/blog/flutter-pros-and-cons-summary (дата обращения: 16.02.2026).].</w:t>
+        <w:t xml:space="preserve">[Flutter </w:t>
+      </w:r>
+      <w:proofErr w:type="spellStart"/>
+      <w:r>
+        <w:rPr>
+          <w:rFonts w:cs="Times New Roman"/>
+          <w:szCs w:val="28"/>
+          <w:highlight w:val="lightGray"/>
+        </w:rPr>
+        <w:t>Pros</w:t>
+      </w:r>
+      <w:proofErr w:type="spellEnd"/>
+      <w:r>
+        <w:rPr>
+          <w:rFonts w:cs="Times New Roman"/>
+          <w:szCs w:val="28"/>
+          <w:highlight w:val="lightGray"/>
+        </w:rPr>
+        <w:t xml:space="preserve"> </w:t>
+      </w:r>
+      <w:proofErr w:type="spellStart"/>
+      <w:r>
+        <w:rPr>
+          <w:rFonts w:cs="Times New Roman"/>
+          <w:szCs w:val="28"/>
+          <w:highlight w:val="lightGray"/>
+        </w:rPr>
+        <w:t>and</w:t>
+      </w:r>
+      <w:proofErr w:type="spellEnd"/>
+      <w:r>
+        <w:rPr>
+          <w:rFonts w:cs="Times New Roman"/>
+          <w:szCs w:val="28"/>
+          <w:highlight w:val="lightGray"/>
+        </w:rPr>
+        <w:t xml:space="preserve"> </w:t>
+      </w:r>
+      <w:proofErr w:type="spellStart"/>
+      <w:r>
+        <w:rPr>
+          <w:rFonts w:cs="Times New Roman"/>
+          <w:szCs w:val="28"/>
+          <w:highlight w:val="lightGray"/>
+        </w:rPr>
+        <w:t>Cons</w:t>
+      </w:r>
+      <w:proofErr w:type="spellEnd"/>
+      <w:r>
+        <w:rPr>
+          <w:rFonts w:cs="Times New Roman"/>
+          <w:szCs w:val="28"/>
+          <w:highlight w:val="lightGray"/>
+        </w:rPr>
+        <w:t xml:space="preserve">: </w:t>
+      </w:r>
+      <w:proofErr w:type="spellStart"/>
+      <w:r>
+        <w:rPr>
+          <w:rFonts w:cs="Times New Roman"/>
+          <w:szCs w:val="28"/>
+          <w:highlight w:val="lightGray"/>
+        </w:rPr>
+        <w:t>Why</w:t>
+      </w:r>
+      <w:proofErr w:type="spellEnd"/>
+      <w:r>
+        <w:rPr>
+          <w:rFonts w:cs="Times New Roman"/>
+          <w:szCs w:val="28"/>
+          <w:highlight w:val="lightGray"/>
+        </w:rPr>
+        <w:t xml:space="preserve"> </w:t>
+      </w:r>
+      <w:proofErr w:type="spellStart"/>
+      <w:r>
+        <w:rPr>
+          <w:rFonts w:cs="Times New Roman"/>
+          <w:szCs w:val="28"/>
+          <w:highlight w:val="lightGray"/>
+        </w:rPr>
+        <w:t>Choose</w:t>
+      </w:r>
+      <w:proofErr w:type="spellEnd"/>
+      <w:r>
+        <w:rPr>
+          <w:rFonts w:cs="Times New Roman"/>
+          <w:szCs w:val="28"/>
+          <w:highlight w:val="lightGray"/>
+        </w:rPr>
+        <w:t xml:space="preserve"> Flutter </w:t>
+      </w:r>
+      <w:proofErr w:type="spellStart"/>
+      <w:r>
+        <w:rPr>
+          <w:rFonts w:cs="Times New Roman"/>
+          <w:szCs w:val="28"/>
+          <w:highlight w:val="lightGray"/>
+        </w:rPr>
+        <w:t>in</w:t>
+      </w:r>
+      <w:proofErr w:type="spellEnd"/>
+      <w:r>
+        <w:rPr>
+          <w:rFonts w:cs="Times New Roman"/>
+          <w:szCs w:val="28"/>
+          <w:highlight w:val="lightGray"/>
+        </w:rPr>
+        <w:t xml:space="preserve"> 2025? [Электронный ресурс] // </w:t>
+      </w:r>
+      <w:proofErr w:type="spellStart"/>
+      <w:r>
+        <w:rPr>
+          <w:rFonts w:cs="Times New Roman"/>
+          <w:szCs w:val="28"/>
+          <w:highlight w:val="lightGray"/>
+        </w:rPr>
+        <w:t>LeanCode</w:t>
+      </w:r>
+      <w:proofErr w:type="spellEnd"/>
+      <w:r>
+        <w:rPr>
+          <w:rFonts w:cs="Times New Roman"/>
+          <w:szCs w:val="28"/>
+          <w:highlight w:val="lightGray"/>
+        </w:rPr>
+        <w:t>. – 2025. URL: https://leancode.co/blog/flutter-pros-and-cons-summary (дата обращения: 16.02.2026).].</w:t>
       </w:r>
     </w:p>
     <w:p>
@@ -5498,7 +6281,23 @@
           <w:rFonts w:cs="Times New Roman"/>
           <w:szCs w:val="28"/>
         </w:rPr>
-        <w:t xml:space="preserve">Подход с собственным рендерингом обеспечивает полную визуальную консистентность интерфейса между платформами, однако сопряжён с определёнными компромиссами в производительности. Ряд исследований демонстрирует, что Flutter-приложения потребляют больше CPU и оперативной памяти при выполнении анимаций по сравнению с нативными реализациями. В частности, </w:t>
+        <w:t xml:space="preserve">Подход с собственным рендерингом обеспечивает полную визуальную </w:t>
+      </w:r>
+      <w:proofErr w:type="spellStart"/>
+      <w:r>
+        <w:rPr>
+          <w:rFonts w:cs="Times New Roman"/>
+          <w:szCs w:val="28"/>
+        </w:rPr>
+        <w:t>консистентность</w:t>
+      </w:r>
+      <w:proofErr w:type="spellEnd"/>
+      <w:r>
+        <w:rPr>
+          <w:rFonts w:cs="Times New Roman"/>
+          <w:szCs w:val="28"/>
+        </w:rPr>
+        <w:t xml:space="preserve"> интерфейса между платформами, однако сопряжён с определёнными компромиссами в производительности. Ряд исследований демонстрирует, что Flutter-приложения потребляют больше CPU и оперативной памяти при выполнении анимаций по сравнению с нативными реализациями. В частности, </w:t>
       </w:r>
       <w:r>
         <w:rPr>
@@ -5507,6 +6306,7 @@
         </w:rPr>
         <w:t xml:space="preserve">С. </w:t>
       </w:r>
+      <w:proofErr w:type="spellStart"/>
       <w:r>
         <w:rPr>
           <w:rFonts w:cs="Times New Roman"/>
@@ -5514,6 +6314,7 @@
         </w:rPr>
         <w:t>Аметова</w:t>
       </w:r>
+      <w:proofErr w:type="spellEnd"/>
       <w:r>
         <w:rPr>
           <w:rFonts w:cs="Times New Roman"/>
@@ -5528,6 +6329,7 @@
         </w:rPr>
         <w:t xml:space="preserve">Т. </w:t>
       </w:r>
+      <w:proofErr w:type="spellStart"/>
       <w:r>
         <w:rPr>
           <w:rFonts w:cs="Times New Roman"/>
@@ -5535,6 +6337,7 @@
         </w:rPr>
         <w:t>Линдтром</w:t>
       </w:r>
+      <w:proofErr w:type="spellEnd"/>
       <w:r>
         <w:rPr>
           <w:rFonts w:cs="Times New Roman"/>
@@ -5548,7 +6351,403 @@
           <w:szCs w:val="28"/>
           <w:highlight w:val="lightGray"/>
         </w:rPr>
-        <w:t xml:space="preserve">[Ametova S., Lindström T. Exploring the performance gap: How animation implementation affects the CPU and RAM usage in mobile applications: Among cross-platform and native development approaches. </w:t>
+        <w:t>[</w:t>
+      </w:r>
+      <w:proofErr w:type="spellStart"/>
+      <w:r>
+        <w:rPr>
+          <w:rFonts w:cs="Times New Roman"/>
+          <w:szCs w:val="28"/>
+          <w:highlight w:val="lightGray"/>
+        </w:rPr>
+        <w:t>Ametova</w:t>
+      </w:r>
+      <w:proofErr w:type="spellEnd"/>
+      <w:r>
+        <w:rPr>
+          <w:rFonts w:cs="Times New Roman"/>
+          <w:szCs w:val="28"/>
+          <w:highlight w:val="lightGray"/>
+        </w:rPr>
+        <w:t xml:space="preserve"> S., </w:t>
+      </w:r>
+      <w:proofErr w:type="spellStart"/>
+      <w:r>
+        <w:rPr>
+          <w:rFonts w:cs="Times New Roman"/>
+          <w:szCs w:val="28"/>
+          <w:highlight w:val="lightGray"/>
+        </w:rPr>
+        <w:t>Lindström</w:t>
+      </w:r>
+      <w:proofErr w:type="spellEnd"/>
+      <w:r>
+        <w:rPr>
+          <w:rFonts w:cs="Times New Roman"/>
+          <w:szCs w:val="28"/>
+          <w:highlight w:val="lightGray"/>
+        </w:rPr>
+        <w:t xml:space="preserve"> T. </w:t>
+      </w:r>
+      <w:proofErr w:type="spellStart"/>
+      <w:r>
+        <w:rPr>
+          <w:rFonts w:cs="Times New Roman"/>
+          <w:szCs w:val="28"/>
+          <w:highlight w:val="lightGray"/>
+        </w:rPr>
+        <w:t>Exploring</w:t>
+      </w:r>
+      <w:proofErr w:type="spellEnd"/>
+      <w:r>
+        <w:rPr>
+          <w:rFonts w:cs="Times New Roman"/>
+          <w:szCs w:val="28"/>
+          <w:highlight w:val="lightGray"/>
+        </w:rPr>
+        <w:t xml:space="preserve"> </w:t>
+      </w:r>
+      <w:proofErr w:type="spellStart"/>
+      <w:r>
+        <w:rPr>
+          <w:rFonts w:cs="Times New Roman"/>
+          <w:szCs w:val="28"/>
+          <w:highlight w:val="lightGray"/>
+        </w:rPr>
+        <w:t>the</w:t>
+      </w:r>
+      <w:proofErr w:type="spellEnd"/>
+      <w:r>
+        <w:rPr>
+          <w:rFonts w:cs="Times New Roman"/>
+          <w:szCs w:val="28"/>
+          <w:highlight w:val="lightGray"/>
+        </w:rPr>
+        <w:t xml:space="preserve"> </w:t>
+      </w:r>
+      <w:proofErr w:type="spellStart"/>
+      <w:r>
+        <w:rPr>
+          <w:rFonts w:cs="Times New Roman"/>
+          <w:szCs w:val="28"/>
+          <w:highlight w:val="lightGray"/>
+        </w:rPr>
+        <w:t>performance</w:t>
+      </w:r>
+      <w:proofErr w:type="spellEnd"/>
+      <w:r>
+        <w:rPr>
+          <w:rFonts w:cs="Times New Roman"/>
+          <w:szCs w:val="28"/>
+          <w:highlight w:val="lightGray"/>
+        </w:rPr>
+        <w:t xml:space="preserve"> </w:t>
+      </w:r>
+      <w:proofErr w:type="spellStart"/>
+      <w:r>
+        <w:rPr>
+          <w:rFonts w:cs="Times New Roman"/>
+          <w:szCs w:val="28"/>
+          <w:highlight w:val="lightGray"/>
+        </w:rPr>
+        <w:t>gap</w:t>
+      </w:r>
+      <w:proofErr w:type="spellEnd"/>
+      <w:r>
+        <w:rPr>
+          <w:rFonts w:cs="Times New Roman"/>
+          <w:szCs w:val="28"/>
+          <w:highlight w:val="lightGray"/>
+        </w:rPr>
+        <w:t xml:space="preserve">: </w:t>
+      </w:r>
+      <w:proofErr w:type="spellStart"/>
+      <w:r>
+        <w:rPr>
+          <w:rFonts w:cs="Times New Roman"/>
+          <w:szCs w:val="28"/>
+          <w:highlight w:val="lightGray"/>
+        </w:rPr>
+        <w:t>How</w:t>
+      </w:r>
+      <w:proofErr w:type="spellEnd"/>
+      <w:r>
+        <w:rPr>
+          <w:rFonts w:cs="Times New Roman"/>
+          <w:szCs w:val="28"/>
+          <w:highlight w:val="lightGray"/>
+        </w:rPr>
+        <w:t xml:space="preserve"> </w:t>
+      </w:r>
+      <w:proofErr w:type="spellStart"/>
+      <w:r>
+        <w:rPr>
+          <w:rFonts w:cs="Times New Roman"/>
+          <w:szCs w:val="28"/>
+          <w:highlight w:val="lightGray"/>
+        </w:rPr>
+        <w:t>animation</w:t>
+      </w:r>
+      <w:proofErr w:type="spellEnd"/>
+      <w:r>
+        <w:rPr>
+          <w:rFonts w:cs="Times New Roman"/>
+          <w:szCs w:val="28"/>
+          <w:highlight w:val="lightGray"/>
+        </w:rPr>
+        <w:t xml:space="preserve"> </w:t>
+      </w:r>
+      <w:proofErr w:type="spellStart"/>
+      <w:r>
+        <w:rPr>
+          <w:rFonts w:cs="Times New Roman"/>
+          <w:szCs w:val="28"/>
+          <w:highlight w:val="lightGray"/>
+        </w:rPr>
+        <w:t>implementation</w:t>
+      </w:r>
+      <w:proofErr w:type="spellEnd"/>
+      <w:r>
+        <w:rPr>
+          <w:rFonts w:cs="Times New Roman"/>
+          <w:szCs w:val="28"/>
+          <w:highlight w:val="lightGray"/>
+        </w:rPr>
+        <w:t xml:space="preserve"> </w:t>
+      </w:r>
+      <w:proofErr w:type="spellStart"/>
+      <w:r>
+        <w:rPr>
+          <w:rFonts w:cs="Times New Roman"/>
+          <w:szCs w:val="28"/>
+          <w:highlight w:val="lightGray"/>
+        </w:rPr>
+        <w:t>affects</w:t>
+      </w:r>
+      <w:proofErr w:type="spellEnd"/>
+      <w:r>
+        <w:rPr>
+          <w:rFonts w:cs="Times New Roman"/>
+          <w:szCs w:val="28"/>
+          <w:highlight w:val="lightGray"/>
+        </w:rPr>
+        <w:t xml:space="preserve"> </w:t>
+      </w:r>
+      <w:proofErr w:type="spellStart"/>
+      <w:r>
+        <w:rPr>
+          <w:rFonts w:cs="Times New Roman"/>
+          <w:szCs w:val="28"/>
+          <w:highlight w:val="lightGray"/>
+        </w:rPr>
+        <w:t>the</w:t>
+      </w:r>
+      <w:proofErr w:type="spellEnd"/>
+      <w:r>
+        <w:rPr>
+          <w:rFonts w:cs="Times New Roman"/>
+          <w:szCs w:val="28"/>
+          <w:highlight w:val="lightGray"/>
+        </w:rPr>
+        <w:t xml:space="preserve"> CPU </w:t>
+      </w:r>
+      <w:proofErr w:type="spellStart"/>
+      <w:r>
+        <w:rPr>
+          <w:rFonts w:cs="Times New Roman"/>
+          <w:szCs w:val="28"/>
+          <w:highlight w:val="lightGray"/>
+        </w:rPr>
+        <w:t>and</w:t>
+      </w:r>
+      <w:proofErr w:type="spellEnd"/>
+      <w:r>
+        <w:rPr>
+          <w:rFonts w:cs="Times New Roman"/>
+          <w:szCs w:val="28"/>
+          <w:highlight w:val="lightGray"/>
+        </w:rPr>
+        <w:t xml:space="preserve"> RAM </w:t>
+      </w:r>
+      <w:proofErr w:type="spellStart"/>
+      <w:r>
+        <w:rPr>
+          <w:rFonts w:cs="Times New Roman"/>
+          <w:szCs w:val="28"/>
+          <w:highlight w:val="lightGray"/>
+        </w:rPr>
+        <w:t>usage</w:t>
+      </w:r>
+      <w:proofErr w:type="spellEnd"/>
+      <w:r>
+        <w:rPr>
+          <w:rFonts w:cs="Times New Roman"/>
+          <w:szCs w:val="28"/>
+          <w:highlight w:val="lightGray"/>
+        </w:rPr>
+        <w:t xml:space="preserve"> </w:t>
+      </w:r>
+      <w:proofErr w:type="spellStart"/>
+      <w:r>
+        <w:rPr>
+          <w:rFonts w:cs="Times New Roman"/>
+          <w:szCs w:val="28"/>
+          <w:highlight w:val="lightGray"/>
+        </w:rPr>
+        <w:t>in</w:t>
+      </w:r>
+      <w:proofErr w:type="spellEnd"/>
+      <w:r>
+        <w:rPr>
+          <w:rFonts w:cs="Times New Roman"/>
+          <w:szCs w:val="28"/>
+          <w:highlight w:val="lightGray"/>
+        </w:rPr>
+        <w:t xml:space="preserve"> </w:t>
+      </w:r>
+      <w:proofErr w:type="spellStart"/>
+      <w:r>
+        <w:rPr>
+          <w:rFonts w:cs="Times New Roman"/>
+          <w:szCs w:val="28"/>
+          <w:highlight w:val="lightGray"/>
+        </w:rPr>
+        <w:t>mobile</w:t>
+      </w:r>
+      <w:proofErr w:type="spellEnd"/>
+      <w:r>
+        <w:rPr>
+          <w:rFonts w:cs="Times New Roman"/>
+          <w:szCs w:val="28"/>
+          <w:highlight w:val="lightGray"/>
+        </w:rPr>
+        <w:t xml:space="preserve"> </w:t>
+      </w:r>
+      <w:proofErr w:type="spellStart"/>
+      <w:r>
+        <w:rPr>
+          <w:rFonts w:cs="Times New Roman"/>
+          <w:szCs w:val="28"/>
+          <w:highlight w:val="lightGray"/>
+        </w:rPr>
+        <w:t>applications</w:t>
+      </w:r>
+      <w:proofErr w:type="spellEnd"/>
+      <w:r>
+        <w:rPr>
+          <w:rFonts w:cs="Times New Roman"/>
+          <w:szCs w:val="28"/>
+          <w:highlight w:val="lightGray"/>
+        </w:rPr>
+        <w:t xml:space="preserve">: </w:t>
+      </w:r>
+      <w:proofErr w:type="spellStart"/>
+      <w:r>
+        <w:rPr>
+          <w:rFonts w:cs="Times New Roman"/>
+          <w:szCs w:val="28"/>
+          <w:highlight w:val="lightGray"/>
+        </w:rPr>
+        <w:t>Among</w:t>
+      </w:r>
+      <w:proofErr w:type="spellEnd"/>
+      <w:r>
+        <w:rPr>
+          <w:rFonts w:cs="Times New Roman"/>
+          <w:szCs w:val="28"/>
+          <w:highlight w:val="lightGray"/>
+        </w:rPr>
+        <w:t xml:space="preserve"> </w:t>
+      </w:r>
+      <w:proofErr w:type="spellStart"/>
+      <w:r>
+        <w:rPr>
+          <w:rFonts w:cs="Times New Roman"/>
+          <w:szCs w:val="28"/>
+          <w:highlight w:val="lightGray"/>
+        </w:rPr>
+        <w:t>cross-platform</w:t>
+      </w:r>
+      <w:proofErr w:type="spellEnd"/>
+      <w:r>
+        <w:rPr>
+          <w:rFonts w:cs="Times New Roman"/>
+          <w:szCs w:val="28"/>
+          <w:highlight w:val="lightGray"/>
+        </w:rPr>
+        <w:t xml:space="preserve"> </w:t>
+      </w:r>
+      <w:proofErr w:type="spellStart"/>
+      <w:r>
+        <w:rPr>
+          <w:rFonts w:cs="Times New Roman"/>
+          <w:szCs w:val="28"/>
+          <w:highlight w:val="lightGray"/>
+        </w:rPr>
+        <w:t>and</w:t>
+      </w:r>
+      <w:proofErr w:type="spellEnd"/>
+      <w:r>
+        <w:rPr>
+          <w:rFonts w:cs="Times New Roman"/>
+          <w:szCs w:val="28"/>
+          <w:highlight w:val="lightGray"/>
+        </w:rPr>
+        <w:t xml:space="preserve"> </w:t>
+      </w:r>
+      <w:proofErr w:type="spellStart"/>
+      <w:r>
+        <w:rPr>
+          <w:rFonts w:cs="Times New Roman"/>
+          <w:szCs w:val="28"/>
+          <w:highlight w:val="lightGray"/>
+        </w:rPr>
+        <w:t>native</w:t>
+      </w:r>
+      <w:proofErr w:type="spellEnd"/>
+      <w:r>
+        <w:rPr>
+          <w:rFonts w:cs="Times New Roman"/>
+          <w:szCs w:val="28"/>
+          <w:highlight w:val="lightGray"/>
+        </w:rPr>
+        <w:t xml:space="preserve"> </w:t>
+      </w:r>
+      <w:proofErr w:type="spellStart"/>
+      <w:r>
+        <w:rPr>
+          <w:rFonts w:cs="Times New Roman"/>
+          <w:szCs w:val="28"/>
+          <w:highlight w:val="lightGray"/>
+        </w:rPr>
+        <w:t>development</w:t>
+      </w:r>
+      <w:proofErr w:type="spellEnd"/>
+      <w:r>
+        <w:rPr>
+          <w:rFonts w:cs="Times New Roman"/>
+          <w:szCs w:val="28"/>
+          <w:highlight w:val="lightGray"/>
+        </w:rPr>
+        <w:t xml:space="preserve"> </w:t>
+      </w:r>
+      <w:proofErr w:type="spellStart"/>
+      <w:r>
+        <w:rPr>
+          <w:rFonts w:cs="Times New Roman"/>
+          <w:szCs w:val="28"/>
+          <w:highlight w:val="lightGray"/>
+        </w:rPr>
+        <w:t>approaches</w:t>
+      </w:r>
+      <w:proofErr w:type="spellEnd"/>
+      <w:r>
+        <w:rPr>
+          <w:rFonts w:cs="Times New Roman"/>
+          <w:szCs w:val="28"/>
+          <w:highlight w:val="lightGray"/>
+        </w:rPr>
+        <w:t xml:space="preserve">. </w:t>
       </w:r>
       <w:r>
         <w:rPr>
@@ -6682,7 +7881,43 @@
           <w:szCs w:val="28"/>
           <w:highlight w:val="lightGray"/>
         </w:rPr>
-        <w:t>[Ionic Framework --- The Cross-Platform App Development Leader [Электронный ресурс]. URL: https://ionicframework.com/ (дата обращения: 18.02.2026).].</w:t>
+        <w:t xml:space="preserve">[Ionic Framework --- The Cross-Platform </w:t>
+      </w:r>
+      <w:proofErr w:type="spellStart"/>
+      <w:r>
+        <w:rPr>
+          <w:rFonts w:cs="Times New Roman"/>
+          <w:szCs w:val="28"/>
+          <w:highlight w:val="lightGray"/>
+        </w:rPr>
+        <w:t>App</w:t>
+      </w:r>
+      <w:proofErr w:type="spellEnd"/>
+      <w:r>
+        <w:rPr>
+          <w:rFonts w:cs="Times New Roman"/>
+          <w:szCs w:val="28"/>
+          <w:highlight w:val="lightGray"/>
+        </w:rPr>
+        <w:t xml:space="preserve"> Development </w:t>
+      </w:r>
+      <w:proofErr w:type="spellStart"/>
+      <w:r>
+        <w:rPr>
+          <w:rFonts w:cs="Times New Roman"/>
+          <w:szCs w:val="28"/>
+          <w:highlight w:val="lightGray"/>
+        </w:rPr>
+        <w:t>Leader</w:t>
+      </w:r>
+      <w:proofErr w:type="spellEnd"/>
+      <w:r>
+        <w:rPr>
+          <w:rFonts w:cs="Times New Roman"/>
+          <w:szCs w:val="28"/>
+          <w:highlight w:val="lightGray"/>
+        </w:rPr>
+        <w:t xml:space="preserve"> [Электронный ресурс]. URL: https://ionicframework.com/ (дата обращения: 18.02.2026).].</w:t>
       </w:r>
     </w:p>
     <w:p>
@@ -6698,7 +7933,39 @@
           <w:rFonts w:cs="Times New Roman"/>
           <w:szCs w:val="28"/>
         </w:rPr>
-        <w:t xml:space="preserve">Интерфейс строится на стандартных веб-технологиях HTML, CSS и JavaScript с использованием любого из популярных фреймворков: Angular, React или Vue. Для доступа к нативным API устройств используется среда </w:t>
+        <w:t xml:space="preserve">Интерфейс строится на стандартных веб-технологиях HTML, CSS и JavaScript с использованием любого из популярных фреймворков: </w:t>
+      </w:r>
+      <w:proofErr w:type="spellStart"/>
+      <w:r>
+        <w:rPr>
+          <w:rFonts w:cs="Times New Roman"/>
+          <w:szCs w:val="28"/>
+        </w:rPr>
+        <w:t>Angular</w:t>
+      </w:r>
+      <w:proofErr w:type="spellEnd"/>
+      <w:r>
+        <w:rPr>
+          <w:rFonts w:cs="Times New Roman"/>
+          <w:szCs w:val="28"/>
+        </w:rPr>
+        <w:t xml:space="preserve">, React или </w:t>
+      </w:r>
+      <w:proofErr w:type="spellStart"/>
+      <w:r>
+        <w:rPr>
+          <w:rFonts w:cs="Times New Roman"/>
+          <w:szCs w:val="28"/>
+        </w:rPr>
+        <w:t>Vue</w:t>
+      </w:r>
+      <w:proofErr w:type="spellEnd"/>
+      <w:r>
+        <w:rPr>
+          <w:rFonts w:cs="Times New Roman"/>
+          <w:szCs w:val="28"/>
+        </w:rPr>
+        <w:t xml:space="preserve">. Для доступа к нативным API устройств используется среда </w:t>
       </w:r>
       <w:r>
         <w:rPr>
@@ -6706,7 +7973,23 @@
           <w:szCs w:val="28"/>
         </w:rPr>
         <w:lastRenderedPageBreak/>
-        <w:t xml:space="preserve">выполнения Capacitor. </w:t>
+        <w:t xml:space="preserve">выполнения </w:t>
+      </w:r>
+      <w:proofErr w:type="spellStart"/>
+      <w:r>
+        <w:rPr>
+          <w:rFonts w:cs="Times New Roman"/>
+          <w:szCs w:val="28"/>
+        </w:rPr>
+        <w:t>Capacitor</w:t>
+      </w:r>
+      <w:proofErr w:type="spellEnd"/>
+      <w:r>
+        <w:rPr>
+          <w:rFonts w:cs="Times New Roman"/>
+          <w:szCs w:val="28"/>
+        </w:rPr>
+        <w:t xml:space="preserve">. </w:t>
       </w:r>
       <w:r>
         <w:rPr>
@@ -6748,15 +8031,157 @@
           <w:rFonts w:cs="Times New Roman"/>
           <w:szCs w:val="28"/>
         </w:rPr>
-        <w:t xml:space="preserve">обращения к функциям камеры, файловой системы, push-уведомлений и других возможностей операционной системы </w:t>
-      </w:r>
-      <w:r>
-        <w:rPr>
-          <w:rFonts w:cs="Times New Roman"/>
-          <w:szCs w:val="28"/>
-          <w:highlight w:val="lightGray"/>
-        </w:rPr>
-        <w:t>[Capacitor by Ionic --- Cross-platform apps with web technology [Электронный ресурс]. URL: https://capacitorjs.com/ (дата обращения: 18.02.2026).].</w:t>
+        <w:t xml:space="preserve">обращения к функциям камеры, файловой системы, </w:t>
+      </w:r>
+      <w:proofErr w:type="spellStart"/>
+      <w:r>
+        <w:rPr>
+          <w:rFonts w:cs="Times New Roman"/>
+          <w:szCs w:val="28"/>
+        </w:rPr>
+        <w:t>push</w:t>
+      </w:r>
+      <w:proofErr w:type="spellEnd"/>
+      <w:r>
+        <w:rPr>
+          <w:rFonts w:cs="Times New Roman"/>
+          <w:szCs w:val="28"/>
+        </w:rPr>
+        <w:t xml:space="preserve">-уведомлений и других возможностей операционной системы </w:t>
+      </w:r>
+      <w:r>
+        <w:rPr>
+          <w:rFonts w:cs="Times New Roman"/>
+          <w:szCs w:val="28"/>
+          <w:highlight w:val="lightGray"/>
+        </w:rPr>
+        <w:t>[</w:t>
+      </w:r>
+      <w:proofErr w:type="spellStart"/>
+      <w:r>
+        <w:rPr>
+          <w:rFonts w:cs="Times New Roman"/>
+          <w:szCs w:val="28"/>
+          <w:highlight w:val="lightGray"/>
+        </w:rPr>
+        <w:t>Capacitor</w:t>
+      </w:r>
+      <w:proofErr w:type="spellEnd"/>
+      <w:r>
+        <w:rPr>
+          <w:rFonts w:cs="Times New Roman"/>
+          <w:szCs w:val="28"/>
+          <w:highlight w:val="lightGray"/>
+        </w:rPr>
+        <w:t xml:space="preserve"> </w:t>
+      </w:r>
+      <w:proofErr w:type="spellStart"/>
+      <w:r>
+        <w:rPr>
+          <w:rFonts w:cs="Times New Roman"/>
+          <w:szCs w:val="28"/>
+          <w:highlight w:val="lightGray"/>
+        </w:rPr>
+        <w:t>by</w:t>
+      </w:r>
+      <w:proofErr w:type="spellEnd"/>
+      <w:r>
+        <w:rPr>
+          <w:rFonts w:cs="Times New Roman"/>
+          <w:szCs w:val="28"/>
+          <w:highlight w:val="lightGray"/>
+        </w:rPr>
+        <w:t xml:space="preserve"> Ionic --- Cross-</w:t>
+      </w:r>
+      <w:proofErr w:type="spellStart"/>
+      <w:r>
+        <w:rPr>
+          <w:rFonts w:cs="Times New Roman"/>
+          <w:szCs w:val="28"/>
+          <w:highlight w:val="lightGray"/>
+        </w:rPr>
+        <w:t>platform</w:t>
+      </w:r>
+      <w:proofErr w:type="spellEnd"/>
+      <w:r>
+        <w:rPr>
+          <w:rFonts w:cs="Times New Roman"/>
+          <w:szCs w:val="28"/>
+          <w:highlight w:val="lightGray"/>
+        </w:rPr>
+        <w:t xml:space="preserve"> </w:t>
+      </w:r>
+      <w:proofErr w:type="spellStart"/>
+      <w:r>
+        <w:rPr>
+          <w:rFonts w:cs="Times New Roman"/>
+          <w:szCs w:val="28"/>
+          <w:highlight w:val="lightGray"/>
+        </w:rPr>
+        <w:t>apps</w:t>
+      </w:r>
+      <w:proofErr w:type="spellEnd"/>
+      <w:r>
+        <w:rPr>
+          <w:rFonts w:cs="Times New Roman"/>
+          <w:szCs w:val="28"/>
+          <w:highlight w:val="lightGray"/>
+        </w:rPr>
+        <w:t xml:space="preserve"> </w:t>
+      </w:r>
+      <w:proofErr w:type="spellStart"/>
+      <w:r>
+        <w:rPr>
+          <w:rFonts w:cs="Times New Roman"/>
+          <w:szCs w:val="28"/>
+          <w:highlight w:val="lightGray"/>
+        </w:rPr>
+        <w:t>with</w:t>
+      </w:r>
+      <w:proofErr w:type="spellEnd"/>
+      <w:r>
+        <w:rPr>
+          <w:rFonts w:cs="Times New Roman"/>
+          <w:szCs w:val="28"/>
+          <w:highlight w:val="lightGray"/>
+        </w:rPr>
+        <w:t xml:space="preserve"> </w:t>
+      </w:r>
+      <w:proofErr w:type="spellStart"/>
+      <w:r>
+        <w:rPr>
+          <w:rFonts w:cs="Times New Roman"/>
+          <w:szCs w:val="28"/>
+          <w:highlight w:val="lightGray"/>
+        </w:rPr>
+        <w:t>web</w:t>
+      </w:r>
+      <w:proofErr w:type="spellEnd"/>
+      <w:r>
+        <w:rPr>
+          <w:rFonts w:cs="Times New Roman"/>
+          <w:szCs w:val="28"/>
+          <w:highlight w:val="lightGray"/>
+        </w:rPr>
+        <w:t xml:space="preserve"> </w:t>
+      </w:r>
+      <w:proofErr w:type="spellStart"/>
+      <w:r>
+        <w:rPr>
+          <w:rFonts w:cs="Times New Roman"/>
+          <w:szCs w:val="28"/>
+          <w:highlight w:val="lightGray"/>
+        </w:rPr>
+        <w:t>technology</w:t>
+      </w:r>
+      <w:proofErr w:type="spellEnd"/>
+      <w:r>
+        <w:rPr>
+          <w:rFonts w:cs="Times New Roman"/>
+          <w:szCs w:val="28"/>
+          <w:highlight w:val="lightGray"/>
+        </w:rPr>
+        <w:t xml:space="preserve"> [Электронный ресурс]. URL: https://capacitorjs.com/ (дата обращения: 18.02.2026).].</w:t>
       </w:r>
     </w:p>
     <w:p>
@@ -7118,7 +8543,39 @@
           <w:rFonts w:cs="Times New Roman"/>
           <w:szCs w:val="28"/>
         </w:rPr>
-        <w:t xml:space="preserve"> основан на механизме expect/actual-деклараций: общий код определяет ожидаемые интерфейсы, а платформенные модули предоставляют конкретные реализации </w:t>
+        <w:t xml:space="preserve"> основан на механизме </w:t>
+      </w:r>
+      <w:proofErr w:type="spellStart"/>
+      <w:r>
+        <w:rPr>
+          <w:rFonts w:cs="Times New Roman"/>
+          <w:szCs w:val="28"/>
+        </w:rPr>
+        <w:t>expect</w:t>
+      </w:r>
+      <w:proofErr w:type="spellEnd"/>
+      <w:r>
+        <w:rPr>
+          <w:rFonts w:cs="Times New Roman"/>
+          <w:szCs w:val="28"/>
+        </w:rPr>
+        <w:t>/</w:t>
+      </w:r>
+      <w:proofErr w:type="spellStart"/>
+      <w:r>
+        <w:rPr>
+          <w:rFonts w:cs="Times New Roman"/>
+          <w:szCs w:val="28"/>
+        </w:rPr>
+        <w:t>actual</w:t>
+      </w:r>
+      <w:proofErr w:type="spellEnd"/>
+      <w:r>
+        <w:rPr>
+          <w:rFonts w:cs="Times New Roman"/>
+          <w:szCs w:val="28"/>
+        </w:rPr>
+        <w:t xml:space="preserve">-деклараций: общий код определяет ожидаемые интерфейсы, а платформенные модули предоставляют конкретные реализации </w:t>
       </w:r>
       <w:r>
         <w:rPr>
@@ -7522,7 +8979,23 @@
           <w:rFonts w:cs="Times New Roman"/>
           <w:szCs w:val="28"/>
         </w:rPr>
-        <w:t>, при котором Kotlin-код транспилируется в JavaScript.</w:t>
+        <w:t xml:space="preserve">, при котором Kotlin-код </w:t>
+      </w:r>
+      <w:proofErr w:type="spellStart"/>
+      <w:r>
+        <w:rPr>
+          <w:rFonts w:cs="Times New Roman"/>
+          <w:szCs w:val="28"/>
+        </w:rPr>
+        <w:t>транспилируется</w:t>
+      </w:r>
+      <w:proofErr w:type="spellEnd"/>
+      <w:r>
+        <w:rPr>
+          <w:rFonts w:cs="Times New Roman"/>
+          <w:szCs w:val="28"/>
+        </w:rPr>
+        <w:t xml:space="preserve"> в JavaScript.</w:t>
       </w:r>
       <w:r>
         <w:rPr>
@@ -7564,7 +9037,23 @@
           <w:rFonts w:cs="Times New Roman"/>
           <w:szCs w:val="28"/>
         </w:rPr>
-        <w:t>Kotlin/JS обеспечивает более широкую совместимость с браузерами (включая старые версии, не поддерживающие WasmGC), несколько более быструю начальную загрузку, а также более зрелую интеграцию с JavaScript-экосистемой.</w:t>
+        <w:t xml:space="preserve">Kotlin/JS обеспечивает более широкую совместимость с браузерами (включая старые версии, не поддерживающие </w:t>
+      </w:r>
+      <w:proofErr w:type="spellStart"/>
+      <w:r>
+        <w:rPr>
+          <w:rFonts w:cs="Times New Roman"/>
+          <w:szCs w:val="28"/>
+        </w:rPr>
+        <w:t>WasmGC</w:t>
+      </w:r>
+      <w:proofErr w:type="spellEnd"/>
+      <w:r>
+        <w:rPr>
+          <w:rFonts w:cs="Times New Roman"/>
+          <w:szCs w:val="28"/>
+        </w:rPr>
+        <w:t>), несколько более быструю начальную загрузку, а также более зрелую интеграцию с JavaScript-экосистемой.</w:t>
       </w:r>
     </w:p>
     <w:p>
@@ -7815,6 +9304,7 @@
         </w:rPr>
         <w:t xml:space="preserve">] // </w:t>
       </w:r>
+      <w:proofErr w:type="spellStart"/>
       <w:r>
         <w:rPr>
           <w:rFonts w:cs="Times New Roman"/>
@@ -7824,6 +9314,7 @@
         </w:rPr>
         <w:t>KMPShip</w:t>
       </w:r>
+      <w:proofErr w:type="spellEnd"/>
       <w:r>
         <w:rPr>
           <w:rFonts w:cs="Times New Roman"/>
@@ -7920,7 +9411,97 @@
           <w:szCs w:val="28"/>
           <w:highlight w:val="lightGray"/>
         </w:rPr>
-        <w:t>[Present and Future of Kotlin for Web [Электронный ресурс] // JetBrains Blog. – 2025. URL: https://blog.jetbrains.com/kotlin/2025/05/present-and-future-kotlin-for-web/ (дата обращения: 16.02.2026).].</w:t>
+        <w:t>[</w:t>
+      </w:r>
+      <w:proofErr w:type="spellStart"/>
+      <w:r>
+        <w:rPr>
+          <w:rFonts w:cs="Times New Roman"/>
+          <w:szCs w:val="28"/>
+          <w:highlight w:val="lightGray"/>
+        </w:rPr>
+        <w:t>Present</w:t>
+      </w:r>
+      <w:proofErr w:type="spellEnd"/>
+      <w:r>
+        <w:rPr>
+          <w:rFonts w:cs="Times New Roman"/>
+          <w:szCs w:val="28"/>
+          <w:highlight w:val="lightGray"/>
+        </w:rPr>
+        <w:t xml:space="preserve"> </w:t>
+      </w:r>
+      <w:proofErr w:type="spellStart"/>
+      <w:r>
+        <w:rPr>
+          <w:rFonts w:cs="Times New Roman"/>
+          <w:szCs w:val="28"/>
+          <w:highlight w:val="lightGray"/>
+        </w:rPr>
+        <w:t>and</w:t>
+      </w:r>
+      <w:proofErr w:type="spellEnd"/>
+      <w:r>
+        <w:rPr>
+          <w:rFonts w:cs="Times New Roman"/>
+          <w:szCs w:val="28"/>
+          <w:highlight w:val="lightGray"/>
+        </w:rPr>
+        <w:t xml:space="preserve"> Future </w:t>
+      </w:r>
+      <w:proofErr w:type="spellStart"/>
+      <w:r>
+        <w:rPr>
+          <w:rFonts w:cs="Times New Roman"/>
+          <w:szCs w:val="28"/>
+          <w:highlight w:val="lightGray"/>
+        </w:rPr>
+        <w:t>of</w:t>
+      </w:r>
+      <w:proofErr w:type="spellEnd"/>
+      <w:r>
+        <w:rPr>
+          <w:rFonts w:cs="Times New Roman"/>
+          <w:szCs w:val="28"/>
+          <w:highlight w:val="lightGray"/>
+        </w:rPr>
+        <w:t xml:space="preserve"> Kotlin </w:t>
+      </w:r>
+      <w:proofErr w:type="spellStart"/>
+      <w:r>
+        <w:rPr>
+          <w:rFonts w:cs="Times New Roman"/>
+          <w:szCs w:val="28"/>
+          <w:highlight w:val="lightGray"/>
+        </w:rPr>
+        <w:t>for</w:t>
+      </w:r>
+      <w:proofErr w:type="spellEnd"/>
+      <w:r>
+        <w:rPr>
+          <w:rFonts w:cs="Times New Roman"/>
+          <w:szCs w:val="28"/>
+          <w:highlight w:val="lightGray"/>
+        </w:rPr>
+        <w:t xml:space="preserve"> Web [Электронный ресурс] // JetBrains </w:t>
+      </w:r>
+      <w:proofErr w:type="spellStart"/>
+      <w:r>
+        <w:rPr>
+          <w:rFonts w:cs="Times New Roman"/>
+          <w:szCs w:val="28"/>
+          <w:highlight w:val="lightGray"/>
+        </w:rPr>
+        <w:t>Blog</w:t>
+      </w:r>
+      <w:proofErr w:type="spellEnd"/>
+      <w:r>
+        <w:rPr>
+          <w:rFonts w:cs="Times New Roman"/>
+          <w:szCs w:val="28"/>
+          <w:highlight w:val="lightGray"/>
+        </w:rPr>
+        <w:t>. – 2025. URL: https://blog.jetbrains.com/kotlin/2025/05/present-and-future-kotlin-for-web/ (дата обращения: 16.02.2026).].</w:t>
       </w:r>
       <w:r>
         <w:rPr>
@@ -8212,7 +9793,23 @@
           <w:rFonts w:cs="Times New Roman"/>
           <w:szCs w:val="28"/>
         </w:rPr>
-        <w:t xml:space="preserve">, но не позволяет переиспользовать </w:t>
+        <w:t xml:space="preserve">, но не позволяет </w:t>
+      </w:r>
+      <w:proofErr w:type="spellStart"/>
+      <w:r>
+        <w:rPr>
+          <w:rFonts w:cs="Times New Roman"/>
+          <w:szCs w:val="28"/>
+        </w:rPr>
+        <w:t>переиспользовать</w:t>
+      </w:r>
+      <w:proofErr w:type="spellEnd"/>
+      <w:r>
+        <w:rPr>
+          <w:rFonts w:cs="Times New Roman"/>
+          <w:szCs w:val="28"/>
+        </w:rPr>
+        <w:t xml:space="preserve"> </w:t>
       </w:r>
       <w:r>
         <w:rPr>
@@ -8506,6 +10103,7 @@
         </w:rPr>
         <w:t>.</w:t>
       </w:r>
+      <w:proofErr w:type="spellStart"/>
       <w:r>
         <w:rPr>
           <w:rFonts w:cs="Times New Roman"/>
@@ -8515,6 +10113,7 @@
         </w:rPr>
         <w:t>jetbrains</w:t>
       </w:r>
+      <w:proofErr w:type="spellEnd"/>
       <w:r>
         <w:rPr>
           <w:rFonts w:cs="Times New Roman"/>
@@ -8557,6 +10156,7 @@
         </w:rPr>
         <w:t>/</w:t>
       </w:r>
+      <w:proofErr w:type="spellStart"/>
       <w:r>
         <w:rPr>
           <w:rFonts w:cs="Times New Roman"/>
@@ -8566,6 +10166,7 @@
         </w:rPr>
         <w:t>kotlin</w:t>
       </w:r>
+      <w:proofErr w:type="spellEnd"/>
       <w:r>
         <w:rPr>
           <w:rFonts w:cs="Times New Roman"/>
@@ -8742,8 +10343,17 @@
           <w:rFonts w:cs="Times New Roman"/>
           <w:szCs w:val="28"/>
         </w:rPr>
-        <w:t>В. Видмарк</w:t>
-      </w:r>
+        <w:t xml:space="preserve">В. </w:t>
+      </w:r>
+      <w:proofErr w:type="spellStart"/>
+      <w:r>
+        <w:rPr>
+          <w:rFonts w:cs="Times New Roman"/>
+          <w:szCs w:val="28"/>
+        </w:rPr>
+        <w:t>Видмарк</w:t>
+      </w:r>
+      <w:proofErr w:type="spellEnd"/>
       <w:r>
         <w:rPr>
           <w:rFonts w:cs="Times New Roman"/>
@@ -8792,8 +10402,225 @@
           <w:szCs w:val="28"/>
           <w:highlight w:val="lightGray"/>
         </w:rPr>
-        <w:t xml:space="preserve">[Vidmark V. Performance Evaluation of Kotlin Multiplatform on iOS: Quantitative comparison between Kotlin and Compose Multiplatform against Native Swift for UI Rendering Hardware </w:t>
-      </w:r>
+        <w:t>[</w:t>
+      </w:r>
+      <w:proofErr w:type="spellStart"/>
+      <w:r>
+        <w:rPr>
+          <w:rFonts w:cs="Times New Roman"/>
+          <w:szCs w:val="28"/>
+          <w:highlight w:val="lightGray"/>
+        </w:rPr>
+        <w:t>Vidmark</w:t>
+      </w:r>
+      <w:proofErr w:type="spellEnd"/>
+      <w:r>
+        <w:rPr>
+          <w:rFonts w:cs="Times New Roman"/>
+          <w:szCs w:val="28"/>
+          <w:highlight w:val="lightGray"/>
+        </w:rPr>
+        <w:t xml:space="preserve"> V. Performance </w:t>
+      </w:r>
+      <w:proofErr w:type="spellStart"/>
+      <w:r>
+        <w:rPr>
+          <w:rFonts w:cs="Times New Roman"/>
+          <w:szCs w:val="28"/>
+          <w:highlight w:val="lightGray"/>
+        </w:rPr>
+        <w:t>Evaluation</w:t>
+      </w:r>
+      <w:proofErr w:type="spellEnd"/>
+      <w:r>
+        <w:rPr>
+          <w:rFonts w:cs="Times New Roman"/>
+          <w:szCs w:val="28"/>
+          <w:highlight w:val="lightGray"/>
+        </w:rPr>
+        <w:t xml:space="preserve"> </w:t>
+      </w:r>
+      <w:proofErr w:type="spellStart"/>
+      <w:r>
+        <w:rPr>
+          <w:rFonts w:cs="Times New Roman"/>
+          <w:szCs w:val="28"/>
+          <w:highlight w:val="lightGray"/>
+        </w:rPr>
+        <w:t>of</w:t>
+      </w:r>
+      <w:proofErr w:type="spellEnd"/>
+      <w:r>
+        <w:rPr>
+          <w:rFonts w:cs="Times New Roman"/>
+          <w:szCs w:val="28"/>
+          <w:highlight w:val="lightGray"/>
+        </w:rPr>
+        <w:t xml:space="preserve"> Kotlin Multiplatform </w:t>
+      </w:r>
+      <w:proofErr w:type="spellStart"/>
+      <w:r>
+        <w:rPr>
+          <w:rFonts w:cs="Times New Roman"/>
+          <w:szCs w:val="28"/>
+          <w:highlight w:val="lightGray"/>
+        </w:rPr>
+        <w:t>on</w:t>
+      </w:r>
+      <w:proofErr w:type="spellEnd"/>
+      <w:r>
+        <w:rPr>
+          <w:rFonts w:cs="Times New Roman"/>
+          <w:szCs w:val="28"/>
+          <w:highlight w:val="lightGray"/>
+        </w:rPr>
+        <w:t xml:space="preserve"> iOS: </w:t>
+      </w:r>
+      <w:proofErr w:type="spellStart"/>
+      <w:r>
+        <w:rPr>
+          <w:rFonts w:cs="Times New Roman"/>
+          <w:szCs w:val="28"/>
+          <w:highlight w:val="lightGray"/>
+        </w:rPr>
+        <w:t>Quantitative</w:t>
+      </w:r>
+      <w:proofErr w:type="spellEnd"/>
+      <w:r>
+        <w:rPr>
+          <w:rFonts w:cs="Times New Roman"/>
+          <w:szCs w:val="28"/>
+          <w:highlight w:val="lightGray"/>
+        </w:rPr>
+        <w:t xml:space="preserve"> </w:t>
+      </w:r>
+      <w:proofErr w:type="spellStart"/>
+      <w:r>
+        <w:rPr>
+          <w:rFonts w:cs="Times New Roman"/>
+          <w:szCs w:val="28"/>
+          <w:highlight w:val="lightGray"/>
+        </w:rPr>
+        <w:t>comparison</w:t>
+      </w:r>
+      <w:proofErr w:type="spellEnd"/>
+      <w:r>
+        <w:rPr>
+          <w:rFonts w:cs="Times New Roman"/>
+          <w:szCs w:val="28"/>
+          <w:highlight w:val="lightGray"/>
+        </w:rPr>
+        <w:t xml:space="preserve"> </w:t>
+      </w:r>
+      <w:proofErr w:type="spellStart"/>
+      <w:r>
+        <w:rPr>
+          <w:rFonts w:cs="Times New Roman"/>
+          <w:szCs w:val="28"/>
+          <w:highlight w:val="lightGray"/>
+        </w:rPr>
+        <w:t>between</w:t>
+      </w:r>
+      <w:proofErr w:type="spellEnd"/>
+      <w:r>
+        <w:rPr>
+          <w:rFonts w:cs="Times New Roman"/>
+          <w:szCs w:val="28"/>
+          <w:highlight w:val="lightGray"/>
+        </w:rPr>
+        <w:t xml:space="preserve"> Kotlin </w:t>
+      </w:r>
+      <w:proofErr w:type="spellStart"/>
+      <w:r>
+        <w:rPr>
+          <w:rFonts w:cs="Times New Roman"/>
+          <w:szCs w:val="28"/>
+          <w:highlight w:val="lightGray"/>
+        </w:rPr>
+        <w:t>and</w:t>
+      </w:r>
+      <w:proofErr w:type="spellEnd"/>
+      <w:r>
+        <w:rPr>
+          <w:rFonts w:cs="Times New Roman"/>
+          <w:szCs w:val="28"/>
+          <w:highlight w:val="lightGray"/>
+        </w:rPr>
+        <w:t xml:space="preserve"> Compose Multiplatform </w:t>
+      </w:r>
+      <w:proofErr w:type="spellStart"/>
+      <w:r>
+        <w:rPr>
+          <w:rFonts w:cs="Times New Roman"/>
+          <w:szCs w:val="28"/>
+          <w:highlight w:val="lightGray"/>
+        </w:rPr>
+        <w:t>against</w:t>
+      </w:r>
+      <w:proofErr w:type="spellEnd"/>
+      <w:r>
+        <w:rPr>
+          <w:rFonts w:cs="Times New Roman"/>
+          <w:szCs w:val="28"/>
+          <w:highlight w:val="lightGray"/>
+        </w:rPr>
+        <w:t xml:space="preserve"> Native Swift </w:t>
+      </w:r>
+      <w:proofErr w:type="spellStart"/>
+      <w:r>
+        <w:rPr>
+          <w:rFonts w:cs="Times New Roman"/>
+          <w:szCs w:val="28"/>
+          <w:highlight w:val="lightGray"/>
+        </w:rPr>
+        <w:t>for</w:t>
+      </w:r>
+      <w:proofErr w:type="spellEnd"/>
+      <w:r>
+        <w:rPr>
+          <w:rFonts w:cs="Times New Roman"/>
+          <w:szCs w:val="28"/>
+          <w:highlight w:val="lightGray"/>
+        </w:rPr>
+        <w:t xml:space="preserve"> UI </w:t>
+      </w:r>
+      <w:proofErr w:type="spellStart"/>
+      <w:r>
+        <w:rPr>
+          <w:rFonts w:cs="Times New Roman"/>
+          <w:szCs w:val="28"/>
+          <w:highlight w:val="lightGray"/>
+        </w:rPr>
+        <w:t>Rendering</w:t>
+      </w:r>
+      <w:proofErr w:type="spellEnd"/>
+      <w:r>
+        <w:rPr>
+          <w:rFonts w:cs="Times New Roman"/>
+          <w:szCs w:val="28"/>
+          <w:highlight w:val="lightGray"/>
+        </w:rPr>
+        <w:t xml:space="preserve"> </w:t>
+      </w:r>
+      <w:proofErr w:type="spellStart"/>
+      <w:r>
+        <w:rPr>
+          <w:rFonts w:cs="Times New Roman"/>
+          <w:szCs w:val="28"/>
+          <w:highlight w:val="lightGray"/>
+        </w:rPr>
+        <w:t>Hardware</w:t>
+      </w:r>
+      <w:proofErr w:type="spellEnd"/>
+      <w:r>
+        <w:rPr>
+          <w:rFonts w:cs="Times New Roman"/>
+          <w:szCs w:val="28"/>
+          <w:highlight w:val="lightGray"/>
+        </w:rPr>
+        <w:t xml:space="preserve"> </w:t>
+      </w:r>
+      <w:proofErr w:type="spellStart"/>
       <w:r>
         <w:rPr>
           <w:rFonts w:cs="Times New Roman"/>
@@ -8801,7 +10628,70 @@
           <w:highlight w:val="lightGray"/>
         </w:rPr>
         <w:lastRenderedPageBreak/>
-        <w:t>Interactions. Master's Thesis. – KTH Royal Institute of Technology. – 2025.]</w:t>
+        <w:t>Interactions</w:t>
+      </w:r>
+      <w:proofErr w:type="spellEnd"/>
+      <w:r>
+        <w:rPr>
+          <w:rFonts w:cs="Times New Roman"/>
+          <w:szCs w:val="28"/>
+          <w:highlight w:val="lightGray"/>
+        </w:rPr>
+        <w:t xml:space="preserve">. </w:t>
+      </w:r>
+      <w:proofErr w:type="spellStart"/>
+      <w:r>
+        <w:rPr>
+          <w:rFonts w:cs="Times New Roman"/>
+          <w:szCs w:val="28"/>
+          <w:highlight w:val="lightGray"/>
+        </w:rPr>
+        <w:t>Master's</w:t>
+      </w:r>
+      <w:proofErr w:type="spellEnd"/>
+      <w:r>
+        <w:rPr>
+          <w:rFonts w:cs="Times New Roman"/>
+          <w:szCs w:val="28"/>
+          <w:highlight w:val="lightGray"/>
+        </w:rPr>
+        <w:t xml:space="preserve"> </w:t>
+      </w:r>
+      <w:proofErr w:type="spellStart"/>
+      <w:r>
+        <w:rPr>
+          <w:rFonts w:cs="Times New Roman"/>
+          <w:szCs w:val="28"/>
+          <w:highlight w:val="lightGray"/>
+        </w:rPr>
+        <w:t>Thesis</w:t>
+      </w:r>
+      <w:proofErr w:type="spellEnd"/>
+      <w:r>
+        <w:rPr>
+          <w:rFonts w:cs="Times New Roman"/>
+          <w:szCs w:val="28"/>
+          <w:highlight w:val="lightGray"/>
+        </w:rPr>
+        <w:t xml:space="preserve">. – KTH Royal Institute </w:t>
+      </w:r>
+      <w:proofErr w:type="spellStart"/>
+      <w:r>
+        <w:rPr>
+          <w:rFonts w:cs="Times New Roman"/>
+          <w:szCs w:val="28"/>
+          <w:highlight w:val="lightGray"/>
+        </w:rPr>
+        <w:t>of</w:t>
+      </w:r>
+      <w:proofErr w:type="spellEnd"/>
+      <w:r>
+        <w:rPr>
+          <w:rFonts w:cs="Times New Roman"/>
+          <w:szCs w:val="28"/>
+          <w:highlight w:val="lightGray"/>
+        </w:rPr>
+        <w:t xml:space="preserve"> Technology. – 2025.]</w:t>
       </w:r>
       <w:r>
         <w:rPr>
@@ -11003,14 +12893,25 @@
         </w:rPr>
         <w:t xml:space="preserve">[2. </w:t>
       </w:r>
-      <w:r>
-        <w:rPr>
-          <w:rFonts w:cs="Times New Roman"/>
-          <w:szCs w:val="28"/>
-          <w:highlight w:val="lightGray"/>
-          <w:lang w:val="en-US"/>
-        </w:rPr>
-        <w:t>Ries E. The Lean Startup: How Today's Entrepreneurs Use Continuous Innovation to Create Radically Successful Businesses. — Crown Business, 2011. — 336 p.].</w:t>
+      <w:proofErr w:type="spellStart"/>
+      <w:r>
+        <w:rPr>
+          <w:rFonts w:cs="Times New Roman"/>
+          <w:szCs w:val="28"/>
+          <w:highlight w:val="lightGray"/>
+          <w:lang w:val="en-US"/>
+        </w:rPr>
+        <w:t>Ries</w:t>
+      </w:r>
+      <w:proofErr w:type="spellEnd"/>
+      <w:r>
+        <w:rPr>
+          <w:rFonts w:cs="Times New Roman"/>
+          <w:szCs w:val="28"/>
+          <w:highlight w:val="lightGray"/>
+          <w:lang w:val="en-US"/>
+        </w:rPr>
+        <w:t xml:space="preserve"> E. The Lean Startup: How Today's Entrepreneurs Use Continuous Innovation to Create Radically Successful Businesses. — Crown Business, 2011. — 336 p.].</w:t>
       </w:r>
       <w:r>
         <w:rPr>
@@ -11637,7 +13538,23 @@
           <w:szCs w:val="28"/>
         </w:rPr>
         <w:lastRenderedPageBreak/>
-        <w:t xml:space="preserve">Для разрабатываемого приложения определены следующие целевые показатели. Время отклика на пользовательские действия не должно превышать 100 мс. Анимации и переходы должны выполняться с частотой не менее 60 кадров в секунду. Время холодного запуска приложения не должно превышать 2 секунд на мобильных устройствах среднего ценового сегмента и 3 секунд для веб-версии. Все операции с локальными данными должны выполняться без видимой задержки для пользователя, что обеспечивается стратегией </w:t>
+        <w:t xml:space="preserve">Для разрабатываемого приложения определены следующие целевые показатели. Время отклика на пользовательские действия не должно превышать 100 </w:t>
+      </w:r>
+      <w:proofErr w:type="spellStart"/>
+      <w:r>
+        <w:rPr>
+          <w:rFonts w:cs="Times New Roman"/>
+          <w:szCs w:val="28"/>
+        </w:rPr>
+        <w:t>мс</w:t>
+      </w:r>
+      <w:proofErr w:type="spellEnd"/>
+      <w:r>
+        <w:rPr>
+          <w:rFonts w:cs="Times New Roman"/>
+          <w:szCs w:val="28"/>
+        </w:rPr>
+        <w:t xml:space="preserve">. Анимации и переходы должны выполняться с частотой не менее 60 кадров в секунду. Время холодного запуска приложения не должно превышать 2 секунд на мобильных устройствах среднего ценового сегмента и 3 секунд для веб-версии. Все операции с локальными данными должны выполняться без видимой задержки для пользователя, что обеспечивается стратегией </w:t>
       </w:r>
       <w:r>
         <w:rPr>
@@ -11722,7 +13639,23 @@
           <w:rFonts w:cs="Times New Roman"/>
           <w:szCs w:val="28"/>
         </w:rPr>
-        <w:t xml:space="preserve">Исследования в области приватности приложений для ментального здоровья свидетельствуют о систематических проблемах в отрасли. Ивайя </w:t>
+        <w:t xml:space="preserve">Исследования в области приватности приложений для ментального здоровья свидетельствуют о систематических проблемах в отрасли. </w:t>
+      </w:r>
+      <w:proofErr w:type="spellStart"/>
+      <w:r>
+        <w:rPr>
+          <w:rFonts w:cs="Times New Roman"/>
+          <w:szCs w:val="28"/>
+        </w:rPr>
+        <w:t>Ивайя</w:t>
+      </w:r>
+      <w:proofErr w:type="spellEnd"/>
+      <w:r>
+        <w:rPr>
+          <w:rFonts w:cs="Times New Roman"/>
+          <w:szCs w:val="28"/>
+        </w:rPr>
+        <w:t xml:space="preserve"> </w:t>
       </w:r>
       <w:r>
         <w:rPr>
@@ -11744,7 +13677,205 @@
           <w:szCs w:val="28"/>
           <w:highlight w:val="lightGray"/>
         </w:rPr>
-        <w:t>[Iwaya L. H., Babar M. A., Rashid A., Wijayarathna C. On the privacy of mental health apps // Empirical Software Engineering. — 2023. — № 28. — С. 1–42. DOI: https://doi.org/10.1007/s10664-022-10236-0.].</w:t>
+        <w:t>[</w:t>
+      </w:r>
+      <w:proofErr w:type="spellStart"/>
+      <w:r>
+        <w:rPr>
+          <w:rFonts w:cs="Times New Roman"/>
+          <w:szCs w:val="28"/>
+          <w:highlight w:val="lightGray"/>
+        </w:rPr>
+        <w:t>Iwaya</w:t>
+      </w:r>
+      <w:proofErr w:type="spellEnd"/>
+      <w:r>
+        <w:rPr>
+          <w:rFonts w:cs="Times New Roman"/>
+          <w:szCs w:val="28"/>
+          <w:highlight w:val="lightGray"/>
+        </w:rPr>
+        <w:t xml:space="preserve"> L. H., </w:t>
+      </w:r>
+      <w:proofErr w:type="spellStart"/>
+      <w:r>
+        <w:rPr>
+          <w:rFonts w:cs="Times New Roman"/>
+          <w:szCs w:val="28"/>
+          <w:highlight w:val="lightGray"/>
+        </w:rPr>
+        <w:t>Babar</w:t>
+      </w:r>
+      <w:proofErr w:type="spellEnd"/>
+      <w:r>
+        <w:rPr>
+          <w:rFonts w:cs="Times New Roman"/>
+          <w:szCs w:val="28"/>
+          <w:highlight w:val="lightGray"/>
+        </w:rPr>
+        <w:t xml:space="preserve"> M. A., </w:t>
+      </w:r>
+      <w:proofErr w:type="spellStart"/>
+      <w:r>
+        <w:rPr>
+          <w:rFonts w:cs="Times New Roman"/>
+          <w:szCs w:val="28"/>
+          <w:highlight w:val="lightGray"/>
+        </w:rPr>
+        <w:t>Rashid</w:t>
+      </w:r>
+      <w:proofErr w:type="spellEnd"/>
+      <w:r>
+        <w:rPr>
+          <w:rFonts w:cs="Times New Roman"/>
+          <w:szCs w:val="28"/>
+          <w:highlight w:val="lightGray"/>
+        </w:rPr>
+        <w:t xml:space="preserve"> A., </w:t>
+      </w:r>
+      <w:proofErr w:type="spellStart"/>
+      <w:r>
+        <w:rPr>
+          <w:rFonts w:cs="Times New Roman"/>
+          <w:szCs w:val="28"/>
+          <w:highlight w:val="lightGray"/>
+        </w:rPr>
+        <w:t>Wijayarathna</w:t>
+      </w:r>
+      <w:proofErr w:type="spellEnd"/>
+      <w:r>
+        <w:rPr>
+          <w:rFonts w:cs="Times New Roman"/>
+          <w:szCs w:val="28"/>
+          <w:highlight w:val="lightGray"/>
+        </w:rPr>
+        <w:t xml:space="preserve"> C. On </w:t>
+      </w:r>
+      <w:proofErr w:type="spellStart"/>
+      <w:r>
+        <w:rPr>
+          <w:rFonts w:cs="Times New Roman"/>
+          <w:szCs w:val="28"/>
+          <w:highlight w:val="lightGray"/>
+        </w:rPr>
+        <w:t>the</w:t>
+      </w:r>
+      <w:proofErr w:type="spellEnd"/>
+      <w:r>
+        <w:rPr>
+          <w:rFonts w:cs="Times New Roman"/>
+          <w:szCs w:val="28"/>
+          <w:highlight w:val="lightGray"/>
+        </w:rPr>
+        <w:t xml:space="preserve"> </w:t>
+      </w:r>
+      <w:proofErr w:type="spellStart"/>
+      <w:r>
+        <w:rPr>
+          <w:rFonts w:cs="Times New Roman"/>
+          <w:szCs w:val="28"/>
+          <w:highlight w:val="lightGray"/>
+        </w:rPr>
+        <w:t>privacy</w:t>
+      </w:r>
+      <w:proofErr w:type="spellEnd"/>
+      <w:r>
+        <w:rPr>
+          <w:rFonts w:cs="Times New Roman"/>
+          <w:szCs w:val="28"/>
+          <w:highlight w:val="lightGray"/>
+        </w:rPr>
+        <w:t xml:space="preserve"> </w:t>
+      </w:r>
+      <w:proofErr w:type="spellStart"/>
+      <w:r>
+        <w:rPr>
+          <w:rFonts w:cs="Times New Roman"/>
+          <w:szCs w:val="28"/>
+          <w:highlight w:val="lightGray"/>
+        </w:rPr>
+        <w:t>of</w:t>
+      </w:r>
+      <w:proofErr w:type="spellEnd"/>
+      <w:r>
+        <w:rPr>
+          <w:rFonts w:cs="Times New Roman"/>
+          <w:szCs w:val="28"/>
+          <w:highlight w:val="lightGray"/>
+        </w:rPr>
+        <w:t xml:space="preserve"> </w:t>
+      </w:r>
+      <w:proofErr w:type="spellStart"/>
+      <w:r>
+        <w:rPr>
+          <w:rFonts w:cs="Times New Roman"/>
+          <w:szCs w:val="28"/>
+          <w:highlight w:val="lightGray"/>
+        </w:rPr>
+        <w:t>mental</w:t>
+      </w:r>
+      <w:proofErr w:type="spellEnd"/>
+      <w:r>
+        <w:rPr>
+          <w:rFonts w:cs="Times New Roman"/>
+          <w:szCs w:val="28"/>
+          <w:highlight w:val="lightGray"/>
+        </w:rPr>
+        <w:t xml:space="preserve"> </w:t>
+      </w:r>
+      <w:proofErr w:type="spellStart"/>
+      <w:r>
+        <w:rPr>
+          <w:rFonts w:cs="Times New Roman"/>
+          <w:szCs w:val="28"/>
+          <w:highlight w:val="lightGray"/>
+        </w:rPr>
+        <w:t>health</w:t>
+      </w:r>
+      <w:proofErr w:type="spellEnd"/>
+      <w:r>
+        <w:rPr>
+          <w:rFonts w:cs="Times New Roman"/>
+          <w:szCs w:val="28"/>
+          <w:highlight w:val="lightGray"/>
+        </w:rPr>
+        <w:t xml:space="preserve"> </w:t>
+      </w:r>
+      <w:proofErr w:type="spellStart"/>
+      <w:r>
+        <w:rPr>
+          <w:rFonts w:cs="Times New Roman"/>
+          <w:szCs w:val="28"/>
+          <w:highlight w:val="lightGray"/>
+        </w:rPr>
+        <w:t>apps</w:t>
+      </w:r>
+      <w:proofErr w:type="spellEnd"/>
+      <w:r>
+        <w:rPr>
+          <w:rFonts w:cs="Times New Roman"/>
+          <w:szCs w:val="28"/>
+          <w:highlight w:val="lightGray"/>
+        </w:rPr>
+        <w:t xml:space="preserve"> // </w:t>
+      </w:r>
+      <w:proofErr w:type="spellStart"/>
+      <w:r>
+        <w:rPr>
+          <w:rFonts w:cs="Times New Roman"/>
+          <w:szCs w:val="28"/>
+          <w:highlight w:val="lightGray"/>
+        </w:rPr>
+        <w:t>Empirical</w:t>
+      </w:r>
+      <w:proofErr w:type="spellEnd"/>
+      <w:r>
+        <w:rPr>
+          <w:rFonts w:cs="Times New Roman"/>
+          <w:szCs w:val="28"/>
+          <w:highlight w:val="lightGray"/>
+        </w:rPr>
+        <w:t xml:space="preserve"> Software Engineering. — 2023. — № 28. — С. 1–42. DOI: https://doi.org/10.1007/s10664-022-10236-0.].</w:t>
       </w:r>
       <w:r>
         <w:rPr>
@@ -11891,7 +14022,23 @@
           <w:rFonts w:cs="Times New Roman"/>
           <w:szCs w:val="28"/>
         </w:rPr>
-        <w:t>Все функции MVP должны быть доступны на каждой из трёх целевых платформ без исключений. Интерфейс должен использовать единую дизайн-систему на всех платформах, обеспечивая визуальную согласованность. Компоновка экранов должна адаптироваться к размеру окна: на узких экранах используется одноколоночная компоновка, на широких допускается расширение области контента или отображение дополнительных панелей. Приложение должно корректно обрабатывать различные модели ввода: сенсорный ввод на мобильных устройствах, ввод с клавиатуры и мыши на десктопе. Код пользовательского интерфейса реализуется единообразно для всех платформ с использованием Compose Multiplatform; платформенно-специфичный код ограничивается адаптацией к размерам экранов и отдельными аспектами взаимодействия с операционной системой.</w:t>
+        <w:t xml:space="preserve">Все функции MVP должны быть доступны на каждой из трёх целевых платформ без исключений. Интерфейс должен использовать единую дизайн-систему на всех платформах, обеспечивая визуальную согласованность. Компоновка экранов должна адаптироваться к размеру окна: на узких экранах используется </w:t>
+      </w:r>
+      <w:proofErr w:type="spellStart"/>
+      <w:r>
+        <w:rPr>
+          <w:rFonts w:cs="Times New Roman"/>
+          <w:szCs w:val="28"/>
+        </w:rPr>
+        <w:t>одноколоночная</w:t>
+      </w:r>
+      <w:proofErr w:type="spellEnd"/>
+      <w:r>
+        <w:rPr>
+          <w:rFonts w:cs="Times New Roman"/>
+          <w:szCs w:val="28"/>
+        </w:rPr>
+        <w:t xml:space="preserve"> компоновка, на широких допускается расширение области контента или отображение дополнительных панелей. Приложение должно корректно обрабатывать различные модели ввода: сенсорный ввод на мобильных устройствах, ввод с клавиатуры и мыши на десктопе. Код пользовательского интерфейса реализуется единообразно для всех платформ с использованием Compose Multiplatform; платформенно-специфичный код ограничивается адаптацией к размерам экранов и отдельными аспектами взаимодействия с операционной системой.</w:t>
       </w:r>
     </w:p>
     <w:p>
@@ -11932,15 +14079,211 @@
           <w:rFonts w:cs="Times New Roman"/>
           <w:szCs w:val="28"/>
         </w:rPr>
-        <w:t xml:space="preserve">Приложение реализует архитектуру offline-first, при которой локальная база данных является основным источником данных для интерфейса. Все операции чтения и записи выполняются локально и мгновенно отражаются в интерфейсе. Синхронизация с серверным хранилищем происходит в фоновом режиме при наличии сетевого соединения. Такая архитектура, как отмечается в исследовании Дж. Топика, представляет собой парадигму проектирования, в которой сетевой доступ рассматривается как опциональный ресурс, а не обязательное условие функционирования </w:t>
-      </w:r>
-      <w:r>
-        <w:rPr>
-          <w:rFonts w:cs="Times New Roman"/>
-          <w:szCs w:val="28"/>
-          <w:highlight w:val="lightGray"/>
-        </w:rPr>
-        <w:t>[Topic J. Offline-First Architecture: Designing for Reality, Not Just the Cloud [Электронный ресурс] // Medium. — 2025. URL: https://medium.com/@jusuftopic/offline-first-architecture-designing-for-reality-not-just-the-cloud-e5fd18e50a79 (дата обращения: 18.02.2026).]</w:t>
+        <w:t xml:space="preserve">Приложение реализует архитектуру </w:t>
+      </w:r>
+      <w:proofErr w:type="spellStart"/>
+      <w:r>
+        <w:rPr>
+          <w:rFonts w:cs="Times New Roman"/>
+          <w:szCs w:val="28"/>
+        </w:rPr>
+        <w:t>offline-first</w:t>
+      </w:r>
+      <w:proofErr w:type="spellEnd"/>
+      <w:r>
+        <w:rPr>
+          <w:rFonts w:cs="Times New Roman"/>
+          <w:szCs w:val="28"/>
+        </w:rPr>
+        <w:t xml:space="preserve">, при которой локальная база данных является основным источником данных для интерфейса. Все операции чтения и записи выполняются локально и мгновенно отражаются в интерфейсе. Синхронизация с серверным хранилищем происходит в фоновом режиме при наличии сетевого соединения. Такая архитектура, как отмечается в исследовании Дж. Топика, представляет собой парадигму проектирования, в которой сетевой доступ рассматривается как опциональный ресурс, а не обязательное условие функционирования </w:t>
+      </w:r>
+      <w:r>
+        <w:rPr>
+          <w:rFonts w:cs="Times New Roman"/>
+          <w:szCs w:val="28"/>
+          <w:highlight w:val="lightGray"/>
+        </w:rPr>
+        <w:t>[</w:t>
+      </w:r>
+      <w:proofErr w:type="spellStart"/>
+      <w:r>
+        <w:rPr>
+          <w:rFonts w:cs="Times New Roman"/>
+          <w:szCs w:val="28"/>
+          <w:highlight w:val="lightGray"/>
+        </w:rPr>
+        <w:t>Topic</w:t>
+      </w:r>
+      <w:proofErr w:type="spellEnd"/>
+      <w:r>
+        <w:rPr>
+          <w:rFonts w:cs="Times New Roman"/>
+          <w:szCs w:val="28"/>
+          <w:highlight w:val="lightGray"/>
+        </w:rPr>
+        <w:t xml:space="preserve"> J. </w:t>
+      </w:r>
+      <w:proofErr w:type="spellStart"/>
+      <w:r>
+        <w:rPr>
+          <w:rFonts w:cs="Times New Roman"/>
+          <w:szCs w:val="28"/>
+          <w:highlight w:val="lightGray"/>
+        </w:rPr>
+        <w:t>Offline</w:t>
+      </w:r>
+      <w:proofErr w:type="spellEnd"/>
+      <w:r>
+        <w:rPr>
+          <w:rFonts w:cs="Times New Roman"/>
+          <w:szCs w:val="28"/>
+          <w:highlight w:val="lightGray"/>
+        </w:rPr>
+        <w:t xml:space="preserve">-First Architecture: </w:t>
+      </w:r>
+      <w:proofErr w:type="spellStart"/>
+      <w:r>
+        <w:rPr>
+          <w:rFonts w:cs="Times New Roman"/>
+          <w:szCs w:val="28"/>
+          <w:highlight w:val="lightGray"/>
+        </w:rPr>
+        <w:t>Designing</w:t>
+      </w:r>
+      <w:proofErr w:type="spellEnd"/>
+      <w:r>
+        <w:rPr>
+          <w:rFonts w:cs="Times New Roman"/>
+          <w:szCs w:val="28"/>
+          <w:highlight w:val="lightGray"/>
+        </w:rPr>
+        <w:t xml:space="preserve"> </w:t>
+      </w:r>
+      <w:proofErr w:type="spellStart"/>
+      <w:r>
+        <w:rPr>
+          <w:rFonts w:cs="Times New Roman"/>
+          <w:szCs w:val="28"/>
+          <w:highlight w:val="lightGray"/>
+        </w:rPr>
+        <w:t>for</w:t>
+      </w:r>
+      <w:proofErr w:type="spellEnd"/>
+      <w:r>
+        <w:rPr>
+          <w:rFonts w:cs="Times New Roman"/>
+          <w:szCs w:val="28"/>
+          <w:highlight w:val="lightGray"/>
+        </w:rPr>
+        <w:t xml:space="preserve"> </w:t>
+      </w:r>
+      <w:proofErr w:type="spellStart"/>
+      <w:r>
+        <w:rPr>
+          <w:rFonts w:cs="Times New Roman"/>
+          <w:szCs w:val="28"/>
+          <w:highlight w:val="lightGray"/>
+        </w:rPr>
+        <w:t>Reality</w:t>
+      </w:r>
+      <w:proofErr w:type="spellEnd"/>
+      <w:r>
+        <w:rPr>
+          <w:rFonts w:cs="Times New Roman"/>
+          <w:szCs w:val="28"/>
+          <w:highlight w:val="lightGray"/>
+        </w:rPr>
+        <w:t xml:space="preserve">, </w:t>
+      </w:r>
+      <w:proofErr w:type="spellStart"/>
+      <w:r>
+        <w:rPr>
+          <w:rFonts w:cs="Times New Roman"/>
+          <w:szCs w:val="28"/>
+          <w:highlight w:val="lightGray"/>
+        </w:rPr>
+        <w:t>Not</w:t>
+      </w:r>
+      <w:proofErr w:type="spellEnd"/>
+      <w:r>
+        <w:rPr>
+          <w:rFonts w:cs="Times New Roman"/>
+          <w:szCs w:val="28"/>
+          <w:highlight w:val="lightGray"/>
+        </w:rPr>
+        <w:t xml:space="preserve"> </w:t>
+      </w:r>
+      <w:proofErr w:type="spellStart"/>
+      <w:r>
+        <w:rPr>
+          <w:rFonts w:cs="Times New Roman"/>
+          <w:szCs w:val="28"/>
+          <w:highlight w:val="lightGray"/>
+        </w:rPr>
+        <w:t>Just</w:t>
+      </w:r>
+      <w:proofErr w:type="spellEnd"/>
+      <w:r>
+        <w:rPr>
+          <w:rFonts w:cs="Times New Roman"/>
+          <w:szCs w:val="28"/>
+          <w:highlight w:val="lightGray"/>
+        </w:rPr>
+        <w:t xml:space="preserve"> </w:t>
+      </w:r>
+      <w:proofErr w:type="spellStart"/>
+      <w:r>
+        <w:rPr>
+          <w:rFonts w:cs="Times New Roman"/>
+          <w:szCs w:val="28"/>
+          <w:highlight w:val="lightGray"/>
+        </w:rPr>
+        <w:t>the</w:t>
+      </w:r>
+      <w:proofErr w:type="spellEnd"/>
+      <w:r>
+        <w:rPr>
+          <w:rFonts w:cs="Times New Roman"/>
+          <w:szCs w:val="28"/>
+          <w:highlight w:val="lightGray"/>
+        </w:rPr>
+        <w:t xml:space="preserve"> </w:t>
+      </w:r>
+      <w:proofErr w:type="spellStart"/>
+      <w:r>
+        <w:rPr>
+          <w:rFonts w:cs="Times New Roman"/>
+          <w:szCs w:val="28"/>
+          <w:highlight w:val="lightGray"/>
+        </w:rPr>
+        <w:t>Cloud</w:t>
+      </w:r>
+      <w:proofErr w:type="spellEnd"/>
+      <w:r>
+        <w:rPr>
+          <w:rFonts w:cs="Times New Roman"/>
+          <w:szCs w:val="28"/>
+          <w:highlight w:val="lightGray"/>
+        </w:rPr>
+        <w:t xml:space="preserve"> [Электронный ресурс] // </w:t>
+      </w:r>
+      <w:proofErr w:type="spellStart"/>
+      <w:r>
+        <w:rPr>
+          <w:rFonts w:cs="Times New Roman"/>
+          <w:szCs w:val="28"/>
+          <w:highlight w:val="lightGray"/>
+        </w:rPr>
+        <w:t>Medium</w:t>
+      </w:r>
+      <w:proofErr w:type="spellEnd"/>
+      <w:r>
+        <w:rPr>
+          <w:rFonts w:cs="Times New Roman"/>
+          <w:szCs w:val="28"/>
+          <w:highlight w:val="lightGray"/>
+        </w:rPr>
+        <w:t>. — 2025. URL: https://medium.com/@jusuftopic/offline-first-architecture-designing-for-reality-not-just-the-cloud-e5fd18e50a79 (дата обращения: 18.02.2026).]</w:t>
       </w:r>
       <w:r>
         <w:rPr>
@@ -11989,7 +14332,39 @@
           <w:rFonts w:cs="Times New Roman"/>
           <w:szCs w:val="28"/>
         </w:rPr>
-        <w:t>Архитектура проекта должна обеспечивать модульное разделение кода на общий и платформенно-специфичный модули. Общий модуль должен включать весь код пользовательского интерфейса, бизнес-логику, модели данных и навигацию. Платформенно-специфичный код должен быть ограничен конфигурацией точки входа приложения, адаптацией к размерам экрана и реализациями отдельных API операционной системы через механизм expect/actual. Целевая доля общего кода составляет не менее 90 % от совокупного объёма проекта. Добавление поддержки новой платформы не должно требовать переписывания существующего общего модуля.</w:t>
+        <w:t xml:space="preserve">Архитектура проекта должна обеспечивать модульное разделение кода на общий и платформенно-специфичный модули. Общий модуль должен включать весь код пользовательского интерфейса, бизнес-логику, модели данных и навигацию. Платформенно-специфичный код должен быть ограничен конфигурацией точки входа приложения, адаптацией к размерам экрана и реализациями отдельных API операционной системы через механизм </w:t>
+      </w:r>
+      <w:proofErr w:type="spellStart"/>
+      <w:r>
+        <w:rPr>
+          <w:rFonts w:cs="Times New Roman"/>
+          <w:szCs w:val="28"/>
+        </w:rPr>
+        <w:t>expect</w:t>
+      </w:r>
+      <w:proofErr w:type="spellEnd"/>
+      <w:r>
+        <w:rPr>
+          <w:rFonts w:cs="Times New Roman"/>
+          <w:szCs w:val="28"/>
+        </w:rPr>
+        <w:t>/</w:t>
+      </w:r>
+      <w:proofErr w:type="spellStart"/>
+      <w:r>
+        <w:rPr>
+          <w:rFonts w:cs="Times New Roman"/>
+          <w:szCs w:val="28"/>
+        </w:rPr>
+        <w:t>actual</w:t>
+      </w:r>
+      <w:proofErr w:type="spellEnd"/>
+      <w:r>
+        <w:rPr>
+          <w:rFonts w:cs="Times New Roman"/>
+          <w:szCs w:val="28"/>
+        </w:rPr>
+        <w:t>. Целевая доля общего кода составляет не менее 90 % от совокупного объёма проекта. Добавление поддержки новой платформы не должно требовать переписывания существующего общего модуля.</w:t>
       </w:r>
     </w:p>
     <w:p>
@@ -12230,7 +14605,71 @@
           <w:rFonts w:cs="Times New Roman"/>
           <w:szCs w:val="28"/>
         </w:rPr>
-        <w:t xml:space="preserve">Архитектура KMP-проекта строится на разделении кода между общим модулем и платформенными точками входа. В разрабатываемом приложении проект состоит из четырёх модулей: трёх платформенных — androidApp, desktopApp и webApp — и одного общего модуля shared. Данная структура представлена на Рисунке </w:t>
+        <w:t xml:space="preserve">Архитектура KMP-проекта строится на разделении кода между общим модулем и платформенными точками входа. В разрабатываемом приложении проект состоит из четырёх модулей: трёх платформенных — </w:t>
+      </w:r>
+      <w:proofErr w:type="spellStart"/>
+      <w:r>
+        <w:rPr>
+          <w:rFonts w:cs="Times New Roman"/>
+          <w:szCs w:val="28"/>
+        </w:rPr>
+        <w:t>androidApp</w:t>
+      </w:r>
+      <w:proofErr w:type="spellEnd"/>
+      <w:r>
+        <w:rPr>
+          <w:rFonts w:cs="Times New Roman"/>
+          <w:szCs w:val="28"/>
+        </w:rPr>
+        <w:t xml:space="preserve">, </w:t>
+      </w:r>
+      <w:proofErr w:type="spellStart"/>
+      <w:r>
+        <w:rPr>
+          <w:rFonts w:cs="Times New Roman"/>
+          <w:szCs w:val="28"/>
+        </w:rPr>
+        <w:t>desktopApp</w:t>
+      </w:r>
+      <w:proofErr w:type="spellEnd"/>
+      <w:r>
+        <w:rPr>
+          <w:rFonts w:cs="Times New Roman"/>
+          <w:szCs w:val="28"/>
+        </w:rPr>
+        <w:t xml:space="preserve"> и </w:t>
+      </w:r>
+      <w:proofErr w:type="spellStart"/>
+      <w:r>
+        <w:rPr>
+          <w:rFonts w:cs="Times New Roman"/>
+          <w:szCs w:val="28"/>
+        </w:rPr>
+        <w:t>webApp</w:t>
+      </w:r>
+      <w:proofErr w:type="spellEnd"/>
+      <w:r>
+        <w:rPr>
+          <w:rFonts w:cs="Times New Roman"/>
+          <w:szCs w:val="28"/>
+        </w:rPr>
+        <w:t xml:space="preserve"> — и одного общего модуля </w:t>
+      </w:r>
+      <w:proofErr w:type="spellStart"/>
+      <w:r>
+        <w:rPr>
+          <w:rFonts w:cs="Times New Roman"/>
+          <w:szCs w:val="28"/>
+        </w:rPr>
+        <w:t>shared</w:t>
+      </w:r>
+      <w:proofErr w:type="spellEnd"/>
+      <w:r>
+        <w:rPr>
+          <w:rFonts w:cs="Times New Roman"/>
+          <w:szCs w:val="28"/>
+        </w:rPr>
+        <w:t xml:space="preserve">. Данная структура представлена на Рисунке </w:t>
       </w:r>
       <w:r>
         <w:rPr>
@@ -12315,26 +14754,24 @@
       <w:r>
         <w:t xml:space="preserve">Рисунок </w:t>
       </w:r>
-      <w:r>
-        <w:fldChar w:fldCharType="begin"/>
-      </w:r>
-      <w:r>
-        <w:instrText xml:space="preserve"> SEQ Рисунок \* ARABIC </w:instrText>
-      </w:r>
-      <w:r>
-        <w:fldChar w:fldCharType="separate"/>
-      </w:r>
-      <w:r>
-        <w:rPr>
-          <w:noProof/>
-        </w:rPr>
-        <w:t>2</w:t>
-      </w:r>
-      <w:r>
-        <w:fldChar w:fldCharType="end"/>
-      </w:r>
-      <w:r>
-        <w:t xml:space="preserve"> - Верхнеуровневая структура </w:t>
+      <w:fldSimple w:instr=" SEQ Рисунок \* ARABIC ">
+        <w:r>
+          <w:rPr>
+            <w:noProof/>
+          </w:rPr>
+          <w:t>2</w:t>
+        </w:r>
+      </w:fldSimple>
+      <w:r>
+        <w:t xml:space="preserve"> - </w:t>
+      </w:r>
+      <w:proofErr w:type="spellStart"/>
+      <w:r>
+        <w:t>Верхнеуровневая</w:t>
+      </w:r>
+      <w:proofErr w:type="spellEnd"/>
+      <w:r>
+        <w:t xml:space="preserve"> структура </w:t>
       </w:r>
       <w:r>
         <w:rPr>
@@ -12361,7 +14798,87 @@
           <w:szCs w:val="28"/>
         </w:rPr>
         <w:lastRenderedPageBreak/>
-        <w:t>Платформенные модули содержат минимальный код, необходимый для запуска приложения на целевой платформе. Модуль androidApp определяет Activity и конфигурацию Android-манифеста. Модуль desktopApp содержит точку входа JVM-приложения с настройкой параметров окна. Модуль webApp отвечает за инициализацию Compose-приложения в HTML-документе. Все три модуля зависят от модуля shared, в котором сосредоточены пользовательский интерфейс, бизнес-логика, модели данных, навигация и взаимодействие с источниками данных.</w:t>
+        <w:t xml:space="preserve">Платформенные модули содержат минимальный код, необходимый для запуска приложения на целевой платформе. Модуль </w:t>
+      </w:r>
+      <w:proofErr w:type="spellStart"/>
+      <w:r>
+        <w:rPr>
+          <w:rFonts w:cs="Times New Roman"/>
+          <w:szCs w:val="28"/>
+        </w:rPr>
+        <w:t>androidApp</w:t>
+      </w:r>
+      <w:proofErr w:type="spellEnd"/>
+      <w:r>
+        <w:rPr>
+          <w:rFonts w:cs="Times New Roman"/>
+          <w:szCs w:val="28"/>
+        </w:rPr>
+        <w:t xml:space="preserve"> определяет </w:t>
+      </w:r>
+      <w:proofErr w:type="spellStart"/>
+      <w:r>
+        <w:rPr>
+          <w:rFonts w:cs="Times New Roman"/>
+          <w:szCs w:val="28"/>
+        </w:rPr>
+        <w:t>Activity</w:t>
+      </w:r>
+      <w:proofErr w:type="spellEnd"/>
+      <w:r>
+        <w:rPr>
+          <w:rFonts w:cs="Times New Roman"/>
+          <w:szCs w:val="28"/>
+        </w:rPr>
+        <w:t xml:space="preserve"> и конфигурацию Android-манифеста. Модуль </w:t>
+      </w:r>
+      <w:proofErr w:type="spellStart"/>
+      <w:r>
+        <w:rPr>
+          <w:rFonts w:cs="Times New Roman"/>
+          <w:szCs w:val="28"/>
+        </w:rPr>
+        <w:t>desktopApp</w:t>
+      </w:r>
+      <w:proofErr w:type="spellEnd"/>
+      <w:r>
+        <w:rPr>
+          <w:rFonts w:cs="Times New Roman"/>
+          <w:szCs w:val="28"/>
+        </w:rPr>
+        <w:t xml:space="preserve"> содержит точку входа JVM-приложения с настройкой параметров окна. Модуль </w:t>
+      </w:r>
+      <w:proofErr w:type="spellStart"/>
+      <w:r>
+        <w:rPr>
+          <w:rFonts w:cs="Times New Roman"/>
+          <w:szCs w:val="28"/>
+        </w:rPr>
+        <w:t>webApp</w:t>
+      </w:r>
+      <w:proofErr w:type="spellEnd"/>
+      <w:r>
+        <w:rPr>
+          <w:rFonts w:cs="Times New Roman"/>
+          <w:szCs w:val="28"/>
+        </w:rPr>
+        <w:t xml:space="preserve"> отвечает за инициализацию Compose-приложения в HTML-документе. Все три модуля зависят от модуля </w:t>
+      </w:r>
+      <w:proofErr w:type="spellStart"/>
+      <w:r>
+        <w:rPr>
+          <w:rFonts w:cs="Times New Roman"/>
+          <w:szCs w:val="28"/>
+        </w:rPr>
+        <w:t>shared</w:t>
+      </w:r>
+      <w:proofErr w:type="spellEnd"/>
+      <w:r>
+        <w:rPr>
+          <w:rFonts w:cs="Times New Roman"/>
+          <w:szCs w:val="28"/>
+        </w:rPr>
+        <w:t>, в котором сосредоточены пользовательский интерфейс, бизнес-логика, модели данных, навигация и взаимодействие с источниками данных.</w:t>
       </w:r>
     </w:p>
     <w:p>
@@ -12378,7 +14895,119 @@
           <w:rFonts w:cs="Times New Roman"/>
           <w:szCs w:val="28"/>
         </w:rPr>
-        <w:t xml:space="preserve">Внутри модуля shared код организован в иерархию source sets — наборов исходных файлов, связанных отношением наследования. Корневым является commonMain, содержащий код, доступный на всех платформах. От него наследуются два source set: jsMain и </w:t>
+        <w:t xml:space="preserve">Внутри модуля </w:t>
+      </w:r>
+      <w:proofErr w:type="spellStart"/>
+      <w:r>
+        <w:rPr>
+          <w:rFonts w:cs="Times New Roman"/>
+          <w:szCs w:val="28"/>
+        </w:rPr>
+        <w:t>shared</w:t>
+      </w:r>
+      <w:proofErr w:type="spellEnd"/>
+      <w:r>
+        <w:rPr>
+          <w:rFonts w:cs="Times New Roman"/>
+          <w:szCs w:val="28"/>
+        </w:rPr>
+        <w:t xml:space="preserve"> код организован в иерархию </w:t>
+      </w:r>
+      <w:proofErr w:type="spellStart"/>
+      <w:r>
+        <w:rPr>
+          <w:rFonts w:cs="Times New Roman"/>
+          <w:szCs w:val="28"/>
+        </w:rPr>
+        <w:t>source</w:t>
+      </w:r>
+      <w:proofErr w:type="spellEnd"/>
+      <w:r>
+        <w:rPr>
+          <w:rFonts w:cs="Times New Roman"/>
+          <w:szCs w:val="28"/>
+        </w:rPr>
+        <w:t xml:space="preserve"> </w:t>
+      </w:r>
+      <w:proofErr w:type="spellStart"/>
+      <w:r>
+        <w:rPr>
+          <w:rFonts w:cs="Times New Roman"/>
+          <w:szCs w:val="28"/>
+        </w:rPr>
+        <w:t>sets</w:t>
+      </w:r>
+      <w:proofErr w:type="spellEnd"/>
+      <w:r>
+        <w:rPr>
+          <w:rFonts w:cs="Times New Roman"/>
+          <w:szCs w:val="28"/>
+        </w:rPr>
+        <w:t xml:space="preserve"> — наборов исходных файлов, связанных отношением наследования. Корневым является </w:t>
+      </w:r>
+      <w:proofErr w:type="spellStart"/>
+      <w:r>
+        <w:rPr>
+          <w:rFonts w:cs="Times New Roman"/>
+          <w:szCs w:val="28"/>
+        </w:rPr>
+        <w:t>commonMain</w:t>
+      </w:r>
+      <w:proofErr w:type="spellEnd"/>
+      <w:r>
+        <w:rPr>
+          <w:rFonts w:cs="Times New Roman"/>
+          <w:szCs w:val="28"/>
+        </w:rPr>
+        <w:t xml:space="preserve">, содержащий код, доступный на всех платформах. От него наследуются два </w:t>
+      </w:r>
+      <w:proofErr w:type="spellStart"/>
+      <w:r>
+        <w:rPr>
+          <w:rFonts w:cs="Times New Roman"/>
+          <w:szCs w:val="28"/>
+        </w:rPr>
+        <w:t>source</w:t>
+      </w:r>
+      <w:proofErr w:type="spellEnd"/>
+      <w:r>
+        <w:rPr>
+          <w:rFonts w:cs="Times New Roman"/>
+          <w:szCs w:val="28"/>
+        </w:rPr>
+        <w:t xml:space="preserve"> </w:t>
+      </w:r>
+      <w:proofErr w:type="spellStart"/>
+      <w:r>
+        <w:rPr>
+          <w:rFonts w:cs="Times New Roman"/>
+          <w:szCs w:val="28"/>
+        </w:rPr>
+        <w:t>set</w:t>
+      </w:r>
+      <w:proofErr w:type="spellEnd"/>
+      <w:r>
+        <w:rPr>
+          <w:rFonts w:cs="Times New Roman"/>
+          <w:szCs w:val="28"/>
+        </w:rPr>
+        <w:t xml:space="preserve">: </w:t>
+      </w:r>
+      <w:proofErr w:type="spellStart"/>
+      <w:r>
+        <w:rPr>
+          <w:rFonts w:cs="Times New Roman"/>
+          <w:szCs w:val="28"/>
+        </w:rPr>
+        <w:t>jsMain</w:t>
+      </w:r>
+      <w:proofErr w:type="spellEnd"/>
+      <w:r>
+        <w:rPr>
+          <w:rFonts w:cs="Times New Roman"/>
+          <w:szCs w:val="28"/>
+        </w:rPr>
+        <w:t xml:space="preserve"> и </w:t>
       </w:r>
       <w:r>
         <w:rPr>
@@ -12387,12 +15016,85 @@
         </w:rPr>
         <w:t xml:space="preserve">промежуточный </w:t>
       </w:r>
-      <w:r>
-        <w:rPr>
-          <w:rFonts w:cs="Times New Roman"/>
-          <w:szCs w:val="28"/>
-        </w:rPr>
-        <w:t xml:space="preserve">nonJsMain. Source set nonJsMain, в свою очередь, является родительским для androidMain и jvmMain. Данная иерархия представлена на Рисунке </w:t>
+      <w:proofErr w:type="spellStart"/>
+      <w:r>
+        <w:rPr>
+          <w:rFonts w:cs="Times New Roman"/>
+          <w:szCs w:val="28"/>
+        </w:rPr>
+        <w:t>nonJsMain</w:t>
+      </w:r>
+      <w:proofErr w:type="spellEnd"/>
+      <w:r>
+        <w:rPr>
+          <w:rFonts w:cs="Times New Roman"/>
+          <w:szCs w:val="28"/>
+        </w:rPr>
+        <w:t xml:space="preserve">. Source </w:t>
+      </w:r>
+      <w:proofErr w:type="spellStart"/>
+      <w:r>
+        <w:rPr>
+          <w:rFonts w:cs="Times New Roman"/>
+          <w:szCs w:val="28"/>
+        </w:rPr>
+        <w:t>set</w:t>
+      </w:r>
+      <w:proofErr w:type="spellEnd"/>
+      <w:r>
+        <w:rPr>
+          <w:rFonts w:cs="Times New Roman"/>
+          <w:szCs w:val="28"/>
+        </w:rPr>
+        <w:t xml:space="preserve"> </w:t>
+      </w:r>
+      <w:proofErr w:type="spellStart"/>
+      <w:r>
+        <w:rPr>
+          <w:rFonts w:cs="Times New Roman"/>
+          <w:szCs w:val="28"/>
+        </w:rPr>
+        <w:t>nonJsMain</w:t>
+      </w:r>
+      <w:proofErr w:type="spellEnd"/>
+      <w:r>
+        <w:rPr>
+          <w:rFonts w:cs="Times New Roman"/>
+          <w:szCs w:val="28"/>
+        </w:rPr>
+        <w:t xml:space="preserve">, в свою очередь, является родительским для </w:t>
+      </w:r>
+      <w:proofErr w:type="spellStart"/>
+      <w:r>
+        <w:rPr>
+          <w:rFonts w:cs="Times New Roman"/>
+          <w:szCs w:val="28"/>
+        </w:rPr>
+        <w:t>androidMain</w:t>
+      </w:r>
+      <w:proofErr w:type="spellEnd"/>
+      <w:r>
+        <w:rPr>
+          <w:rFonts w:cs="Times New Roman"/>
+          <w:szCs w:val="28"/>
+        </w:rPr>
+        <w:t xml:space="preserve"> и </w:t>
+      </w:r>
+      <w:proofErr w:type="spellStart"/>
+      <w:r>
+        <w:rPr>
+          <w:rFonts w:cs="Times New Roman"/>
+          <w:szCs w:val="28"/>
+        </w:rPr>
+        <w:t>jvmMain</w:t>
+      </w:r>
+      <w:proofErr w:type="spellEnd"/>
+      <w:r>
+        <w:rPr>
+          <w:rFonts w:cs="Times New Roman"/>
+          <w:szCs w:val="28"/>
+        </w:rPr>
+        <w:t xml:space="preserve">. Данная иерархия представлена на Рисунке </w:t>
       </w:r>
       <w:r>
         <w:rPr>
@@ -12478,24 +15180,14 @@
       <w:r>
         <w:t xml:space="preserve">Рисунок </w:t>
       </w:r>
-      <w:r>
-        <w:fldChar w:fldCharType="begin"/>
-      </w:r>
-      <w:r>
-        <w:instrText xml:space="preserve"> SEQ Рисунок \* ARABIC </w:instrText>
-      </w:r>
-      <w:r>
-        <w:fldChar w:fldCharType="separate"/>
-      </w:r>
-      <w:r>
-        <w:rPr>
-          <w:noProof/>
-        </w:rPr>
-        <w:t>3</w:t>
-      </w:r>
-      <w:r>
-        <w:fldChar w:fldCharType="end"/>
-      </w:r>
+      <w:fldSimple w:instr=" SEQ Рисунок \* ARABIC ">
+        <w:r>
+          <w:rPr>
+            <w:noProof/>
+          </w:rPr>
+          <w:t>3</w:t>
+        </w:r>
+      </w:fldSimple>
       <w:r>
         <w:t xml:space="preserve"> - Иерархия </w:t>
       </w:r>
@@ -12538,7 +15230,71 @@
           <w:rFonts w:cs="Times New Roman"/>
           <w:szCs w:val="28"/>
         </w:rPr>
-        <w:t xml:space="preserve">Введение промежуточного source set nonJsMain обусловлено архитектурной необходимостью. Платформы Android и Desktop используют среду выполнения JVM и, как следствие, разделяют общий набор зависимостей и механизмов, недоступных в JavaScript-среде. В контексте данного проекта это касается работы с локальной базой данных SQLite и </w:t>
+        <w:t xml:space="preserve">Введение промежуточного </w:t>
+      </w:r>
+      <w:proofErr w:type="spellStart"/>
+      <w:r>
+        <w:rPr>
+          <w:rFonts w:cs="Times New Roman"/>
+          <w:szCs w:val="28"/>
+        </w:rPr>
+        <w:t>source</w:t>
+      </w:r>
+      <w:proofErr w:type="spellEnd"/>
+      <w:r>
+        <w:rPr>
+          <w:rFonts w:cs="Times New Roman"/>
+          <w:szCs w:val="28"/>
+        </w:rPr>
+        <w:t xml:space="preserve"> </w:t>
+      </w:r>
+      <w:proofErr w:type="spellStart"/>
+      <w:r>
+        <w:rPr>
+          <w:rFonts w:cs="Times New Roman"/>
+          <w:szCs w:val="28"/>
+        </w:rPr>
+        <w:t>set</w:t>
+      </w:r>
+      <w:proofErr w:type="spellEnd"/>
+      <w:r>
+        <w:rPr>
+          <w:rFonts w:cs="Times New Roman"/>
+          <w:szCs w:val="28"/>
+        </w:rPr>
+        <w:t xml:space="preserve"> </w:t>
+      </w:r>
+      <w:proofErr w:type="spellStart"/>
+      <w:r>
+        <w:rPr>
+          <w:rFonts w:cs="Times New Roman"/>
+          <w:szCs w:val="28"/>
+        </w:rPr>
+        <w:t>nonJsMain</w:t>
+      </w:r>
+      <w:proofErr w:type="spellEnd"/>
+      <w:r>
+        <w:rPr>
+          <w:rFonts w:cs="Times New Roman"/>
+          <w:szCs w:val="28"/>
+        </w:rPr>
+        <w:t xml:space="preserve"> обусловлено архитектурной необходимостью. Платформы Android и Desktop используют среду выполнения JVM и, как следствие, разделяют общий набор зависимостей и механизмов, недоступных в JavaScript-среде. В контексте данного проекта это касается работы с локальной базой данных </w:t>
+      </w:r>
+      <w:proofErr w:type="spellStart"/>
+      <w:r>
+        <w:rPr>
+          <w:rFonts w:cs="Times New Roman"/>
+          <w:szCs w:val="28"/>
+        </w:rPr>
+        <w:t>SQLite</w:t>
+      </w:r>
+      <w:proofErr w:type="spellEnd"/>
+      <w:r>
+        <w:rPr>
+          <w:rFonts w:cs="Times New Roman"/>
+          <w:szCs w:val="28"/>
+        </w:rPr>
+        <w:t xml:space="preserve"> и </w:t>
       </w:r>
       <w:r>
         <w:rPr>
@@ -12546,22 +15302,188 @@
           <w:szCs w:val="28"/>
         </w:rPr>
         <w:lastRenderedPageBreak/>
-        <w:t xml:space="preserve">механизма офлайн-синхронизации через PowerSync SDK, который поддерживает Kotlin-таргеты для Android, iOS и Desktop (JVM), но не поддерживает таргет Kotlin/JS </w:t>
-      </w:r>
-      <w:r>
-        <w:rPr>
-          <w:rFonts w:cs="Times New Roman"/>
-          <w:szCs w:val="28"/>
-          <w:highlight w:val="lightGray"/>
-        </w:rPr>
-        <w:t>[PowerSync: Kotlin Multiplatform SDK [Электронный ресурс] // PowerSync Documentation. URL: https://docs.powersync.com/client-sdk-references/kotlin-multiplatform (дата обращения: 20.02.2026).].</w:t>
-      </w:r>
-      <w:r>
-        <w:rPr>
-          <w:rFonts w:cs="Times New Roman"/>
-          <w:szCs w:val="28"/>
-        </w:rPr>
-        <w:t xml:space="preserve"> Промежуточный source set позволяет вынести реализацию слоя данных для JVM-платформ в одно место, избежав дублирования между androidMain и jvmMain.</w:t>
+        <w:t xml:space="preserve">механизма офлайн-синхронизации через </w:t>
+      </w:r>
+      <w:proofErr w:type="spellStart"/>
+      <w:r>
+        <w:rPr>
+          <w:rFonts w:cs="Times New Roman"/>
+          <w:szCs w:val="28"/>
+        </w:rPr>
+        <w:t>PowerSync</w:t>
+      </w:r>
+      <w:proofErr w:type="spellEnd"/>
+      <w:r>
+        <w:rPr>
+          <w:rFonts w:cs="Times New Roman"/>
+          <w:szCs w:val="28"/>
+        </w:rPr>
+        <w:t xml:space="preserve"> SDK, который поддерживает Kotlin-</w:t>
+      </w:r>
+      <w:proofErr w:type="spellStart"/>
+      <w:r>
+        <w:rPr>
+          <w:rFonts w:cs="Times New Roman"/>
+          <w:szCs w:val="28"/>
+        </w:rPr>
+        <w:t>таргеты</w:t>
+      </w:r>
+      <w:proofErr w:type="spellEnd"/>
+      <w:r>
+        <w:rPr>
+          <w:rFonts w:cs="Times New Roman"/>
+          <w:szCs w:val="28"/>
+        </w:rPr>
+        <w:t xml:space="preserve"> для Android, iOS и Desktop (JVM), но не поддерживает </w:t>
+      </w:r>
+      <w:proofErr w:type="spellStart"/>
+      <w:r>
+        <w:rPr>
+          <w:rFonts w:cs="Times New Roman"/>
+          <w:szCs w:val="28"/>
+        </w:rPr>
+        <w:t>таргет</w:t>
+      </w:r>
+      <w:proofErr w:type="spellEnd"/>
+      <w:r>
+        <w:rPr>
+          <w:rFonts w:cs="Times New Roman"/>
+          <w:szCs w:val="28"/>
+        </w:rPr>
+        <w:t xml:space="preserve"> Kotlin/JS </w:t>
+      </w:r>
+      <w:r>
+        <w:rPr>
+          <w:rFonts w:cs="Times New Roman"/>
+          <w:szCs w:val="28"/>
+          <w:highlight w:val="lightGray"/>
+        </w:rPr>
+        <w:t>[</w:t>
+      </w:r>
+      <w:proofErr w:type="spellStart"/>
+      <w:r>
+        <w:rPr>
+          <w:rFonts w:cs="Times New Roman"/>
+          <w:szCs w:val="28"/>
+          <w:highlight w:val="lightGray"/>
+        </w:rPr>
+        <w:t>PowerSync</w:t>
+      </w:r>
+      <w:proofErr w:type="spellEnd"/>
+      <w:r>
+        <w:rPr>
+          <w:rFonts w:cs="Times New Roman"/>
+          <w:szCs w:val="28"/>
+          <w:highlight w:val="lightGray"/>
+        </w:rPr>
+        <w:t xml:space="preserve">: Kotlin Multiplatform SDK [Электронный ресурс] // </w:t>
+      </w:r>
+      <w:proofErr w:type="spellStart"/>
+      <w:r>
+        <w:rPr>
+          <w:rFonts w:cs="Times New Roman"/>
+          <w:szCs w:val="28"/>
+          <w:highlight w:val="lightGray"/>
+        </w:rPr>
+        <w:t>PowerSync</w:t>
+      </w:r>
+      <w:proofErr w:type="spellEnd"/>
+      <w:r>
+        <w:rPr>
+          <w:rFonts w:cs="Times New Roman"/>
+          <w:szCs w:val="28"/>
+          <w:highlight w:val="lightGray"/>
+        </w:rPr>
+        <w:t xml:space="preserve"> </w:t>
+      </w:r>
+      <w:proofErr w:type="spellStart"/>
+      <w:r>
+        <w:rPr>
+          <w:rFonts w:cs="Times New Roman"/>
+          <w:szCs w:val="28"/>
+          <w:highlight w:val="lightGray"/>
+        </w:rPr>
+        <w:t>Documentation</w:t>
+      </w:r>
+      <w:proofErr w:type="spellEnd"/>
+      <w:r>
+        <w:rPr>
+          <w:rFonts w:cs="Times New Roman"/>
+          <w:szCs w:val="28"/>
+          <w:highlight w:val="lightGray"/>
+        </w:rPr>
+        <w:t>. URL: https://docs.powersync.com/client-sdk-references/kotlin-multiplatform (дата обращения: 20.02.2026).].</w:t>
+      </w:r>
+      <w:r>
+        <w:rPr>
+          <w:rFonts w:cs="Times New Roman"/>
+          <w:szCs w:val="28"/>
+        </w:rPr>
+        <w:t xml:space="preserve"> Промежуточный </w:t>
+      </w:r>
+      <w:proofErr w:type="spellStart"/>
+      <w:r>
+        <w:rPr>
+          <w:rFonts w:cs="Times New Roman"/>
+          <w:szCs w:val="28"/>
+        </w:rPr>
+        <w:t>source</w:t>
+      </w:r>
+      <w:proofErr w:type="spellEnd"/>
+      <w:r>
+        <w:rPr>
+          <w:rFonts w:cs="Times New Roman"/>
+          <w:szCs w:val="28"/>
+        </w:rPr>
+        <w:t xml:space="preserve"> </w:t>
+      </w:r>
+      <w:proofErr w:type="spellStart"/>
+      <w:r>
+        <w:rPr>
+          <w:rFonts w:cs="Times New Roman"/>
+          <w:szCs w:val="28"/>
+        </w:rPr>
+        <w:t>set</w:t>
+      </w:r>
+      <w:proofErr w:type="spellEnd"/>
+      <w:r>
+        <w:rPr>
+          <w:rFonts w:cs="Times New Roman"/>
+          <w:szCs w:val="28"/>
+        </w:rPr>
+        <w:t xml:space="preserve"> позволяет вынести реализацию слоя данных для JVM-платформ в одно место, избежав дублирования между </w:t>
+      </w:r>
+      <w:proofErr w:type="spellStart"/>
+      <w:r>
+        <w:rPr>
+          <w:rFonts w:cs="Times New Roman"/>
+          <w:szCs w:val="28"/>
+        </w:rPr>
+        <w:t>androidMain</w:t>
+      </w:r>
+      <w:proofErr w:type="spellEnd"/>
+      <w:r>
+        <w:rPr>
+          <w:rFonts w:cs="Times New Roman"/>
+          <w:szCs w:val="28"/>
+        </w:rPr>
+        <w:t xml:space="preserve"> и </w:t>
+      </w:r>
+      <w:proofErr w:type="spellStart"/>
+      <w:r>
+        <w:rPr>
+          <w:rFonts w:cs="Times New Roman"/>
+          <w:szCs w:val="28"/>
+        </w:rPr>
+        <w:t>jvmMain</w:t>
+      </w:r>
+      <w:proofErr w:type="spellEnd"/>
+      <w:r>
+        <w:rPr>
+          <w:rFonts w:cs="Times New Roman"/>
+          <w:szCs w:val="28"/>
+        </w:rPr>
+        <w:t>.</w:t>
       </w:r>
     </w:p>
     <w:p>
@@ -12578,21 +15500,87 @@
           <w:rFonts w:cs="Times New Roman"/>
           <w:szCs w:val="28"/>
         </w:rPr>
-        <w:t>Source set</w:t>
-      </w:r>
-      <w:r>
-        <w:rPr>
-          <w:rFonts w:cs="Times New Roman"/>
-          <w:szCs w:val="28"/>
-        </w:rPr>
-        <w:t xml:space="preserve"> </w:t>
-      </w:r>
-      <w:r>
-        <w:rPr>
-          <w:rFonts w:cs="Times New Roman"/>
-          <w:szCs w:val="28"/>
-        </w:rPr>
-        <w:t>jsMain содержит альтернативную реализацию слоя данных для веб-платформы, использующую прямое взаимодействие с серверным API без локального хранения. Механизм expect/actual-деклараций, описанный в разделе 1.3, обеспечивает единый интерфейс доступа к данным в commonMain, за которым скрываются платформенно-специфичные реализации.</w:t>
+        <w:t xml:space="preserve">Source </w:t>
+      </w:r>
+      <w:proofErr w:type="spellStart"/>
+      <w:r>
+        <w:rPr>
+          <w:rFonts w:cs="Times New Roman"/>
+          <w:szCs w:val="28"/>
+        </w:rPr>
+        <w:t>set</w:t>
+      </w:r>
+      <w:proofErr w:type="spellEnd"/>
+      <w:r>
+        <w:rPr>
+          <w:rFonts w:cs="Times New Roman"/>
+          <w:szCs w:val="28"/>
+        </w:rPr>
+        <w:t xml:space="preserve"> </w:t>
+      </w:r>
+      <w:proofErr w:type="spellStart"/>
+      <w:r>
+        <w:rPr>
+          <w:rFonts w:cs="Times New Roman"/>
+          <w:szCs w:val="28"/>
+        </w:rPr>
+        <w:t>jsMain</w:t>
+      </w:r>
+      <w:proofErr w:type="spellEnd"/>
+      <w:r>
+        <w:rPr>
+          <w:rFonts w:cs="Times New Roman"/>
+          <w:szCs w:val="28"/>
+        </w:rPr>
+        <w:t xml:space="preserve"> содержит альтернативную реализацию слоя данных для веб-платформы, использующую прямое взаимодействие с серверным API без локального хранения. Механизм </w:t>
+      </w:r>
+      <w:proofErr w:type="spellStart"/>
+      <w:r>
+        <w:rPr>
+          <w:rFonts w:cs="Times New Roman"/>
+          <w:szCs w:val="28"/>
+        </w:rPr>
+        <w:t>expect</w:t>
+      </w:r>
+      <w:proofErr w:type="spellEnd"/>
+      <w:r>
+        <w:rPr>
+          <w:rFonts w:cs="Times New Roman"/>
+          <w:szCs w:val="28"/>
+        </w:rPr>
+        <w:t>/</w:t>
+      </w:r>
+      <w:proofErr w:type="spellStart"/>
+      <w:r>
+        <w:rPr>
+          <w:rFonts w:cs="Times New Roman"/>
+          <w:szCs w:val="28"/>
+        </w:rPr>
+        <w:t>actual</w:t>
+      </w:r>
+      <w:proofErr w:type="spellEnd"/>
+      <w:r>
+        <w:rPr>
+          <w:rFonts w:cs="Times New Roman"/>
+          <w:szCs w:val="28"/>
+        </w:rPr>
+        <w:t xml:space="preserve">-деклараций, описанный в разделе 1.3, обеспечивает единый интерфейс доступа к данным в </w:t>
+      </w:r>
+      <w:proofErr w:type="spellStart"/>
+      <w:r>
+        <w:rPr>
+          <w:rFonts w:cs="Times New Roman"/>
+          <w:szCs w:val="28"/>
+        </w:rPr>
+        <w:t>commonMain</w:t>
+      </w:r>
+      <w:proofErr w:type="spellEnd"/>
+      <w:r>
+        <w:rPr>
+          <w:rFonts w:cs="Times New Roman"/>
+          <w:szCs w:val="28"/>
+        </w:rPr>
+        <w:t>, за которым скрываются платформенно-специфичные реализации.</w:t>
       </w:r>
     </w:p>
     <w:p>
@@ -12609,7 +15597,55 @@
           <w:rFonts w:cs="Times New Roman"/>
           <w:szCs w:val="28"/>
         </w:rPr>
-        <w:t>Такая модульная организация позволяет сосредоточить подавляющую часть кода — UI, навигацию, бизнес-логику, модели данных — в commonMain, ограничив платформенно-специфичный код реализациями expect/actual-деклараций для слоя данных и конфигурацией точек входа.</w:t>
+        <w:t xml:space="preserve">Такая модульная организация позволяет сосредоточить подавляющую часть кода — UI, навигацию, бизнес-логику, модели данных — в </w:t>
+      </w:r>
+      <w:proofErr w:type="spellStart"/>
+      <w:r>
+        <w:rPr>
+          <w:rFonts w:cs="Times New Roman"/>
+          <w:szCs w:val="28"/>
+        </w:rPr>
+        <w:t>commonMain</w:t>
+      </w:r>
+      <w:proofErr w:type="spellEnd"/>
+      <w:r>
+        <w:rPr>
+          <w:rFonts w:cs="Times New Roman"/>
+          <w:szCs w:val="28"/>
+        </w:rPr>
+        <w:t xml:space="preserve">, ограничив платформенно-специфичный код реализациями </w:t>
+      </w:r>
+      <w:proofErr w:type="spellStart"/>
+      <w:r>
+        <w:rPr>
+          <w:rFonts w:cs="Times New Roman"/>
+          <w:szCs w:val="28"/>
+        </w:rPr>
+        <w:t>expect</w:t>
+      </w:r>
+      <w:proofErr w:type="spellEnd"/>
+      <w:r>
+        <w:rPr>
+          <w:rFonts w:cs="Times New Roman"/>
+          <w:szCs w:val="28"/>
+        </w:rPr>
+        <w:t>/</w:t>
+      </w:r>
+      <w:proofErr w:type="spellStart"/>
+      <w:r>
+        <w:rPr>
+          <w:rFonts w:cs="Times New Roman"/>
+          <w:szCs w:val="28"/>
+        </w:rPr>
+        <w:t>actual</w:t>
+      </w:r>
+      <w:proofErr w:type="spellEnd"/>
+      <w:r>
+        <w:rPr>
+          <w:rFonts w:cs="Times New Roman"/>
+          <w:szCs w:val="28"/>
+        </w:rPr>
+        <w:t>-деклараций для слоя данных и конфигурацией точек входа.</w:t>
       </w:r>
     </w:p>
     <w:p>
@@ -12645,7 +15681,55 @@
           <w:rFonts w:cs="Times New Roman"/>
           <w:szCs w:val="28"/>
         </w:rPr>
-        <w:t>Такая модульная организация позволяет сосредоточить подавляющую часть кода — UI, навигацию, бизнес-логику, модели данных — в commonMain, ограничив платформенно-специфичный код реализациями expect/actual-деклараций для слоя данных и конфигурацией точек входа.</w:t>
+        <w:t xml:space="preserve">Такая модульная организация позволяет сосредоточить подавляющую часть кода — UI, навигацию, бизнес-логику, модели данных — в </w:t>
+      </w:r>
+      <w:proofErr w:type="spellStart"/>
+      <w:r>
+        <w:rPr>
+          <w:rFonts w:cs="Times New Roman"/>
+          <w:szCs w:val="28"/>
+        </w:rPr>
+        <w:t>commonMain</w:t>
+      </w:r>
+      <w:proofErr w:type="spellEnd"/>
+      <w:r>
+        <w:rPr>
+          <w:rFonts w:cs="Times New Roman"/>
+          <w:szCs w:val="28"/>
+        </w:rPr>
+        <w:t xml:space="preserve">, ограничив платформенно-специфичный код реализациями </w:t>
+      </w:r>
+      <w:proofErr w:type="spellStart"/>
+      <w:r>
+        <w:rPr>
+          <w:rFonts w:cs="Times New Roman"/>
+          <w:szCs w:val="28"/>
+        </w:rPr>
+        <w:t>expect</w:t>
+      </w:r>
+      <w:proofErr w:type="spellEnd"/>
+      <w:r>
+        <w:rPr>
+          <w:rFonts w:cs="Times New Roman"/>
+          <w:szCs w:val="28"/>
+        </w:rPr>
+        <w:t>/</w:t>
+      </w:r>
+      <w:proofErr w:type="spellStart"/>
+      <w:r>
+        <w:rPr>
+          <w:rFonts w:cs="Times New Roman"/>
+          <w:szCs w:val="28"/>
+        </w:rPr>
+        <w:t>actual</w:t>
+      </w:r>
+      <w:proofErr w:type="spellEnd"/>
+      <w:r>
+        <w:rPr>
+          <w:rFonts w:cs="Times New Roman"/>
+          <w:szCs w:val="28"/>
+        </w:rPr>
+        <w:t>-деклараций для слоя данных и конфигурацией точек входа.</w:t>
       </w:r>
     </w:p>
     <w:p>
@@ -12662,22 +15746,156 @@
           <w:rFonts w:cs="Times New Roman"/>
           <w:szCs w:val="28"/>
         </w:rPr>
-        <w:t xml:space="preserve">В качестве серверной части приложения используется Supabase — платформа класса Backend-as-a-Service с открытым исходным кодом, построенная на основе PostgreSQL </w:t>
-      </w:r>
-      <w:r>
-        <w:rPr>
-          <w:rFonts w:cs="Times New Roman"/>
-          <w:szCs w:val="28"/>
-          <w:highlight w:val="lightGray"/>
-        </w:rPr>
-        <w:t>[Supabase Architecture [Электронный ресурс] // Supabase Documentation. URL: https://supabase.com/docs/guides/getting-started/architecture (дата обращения: 20.02.2026).].</w:t>
-      </w:r>
-      <w:r>
-        <w:rPr>
-          <w:rFonts w:cs="Times New Roman"/>
-          <w:szCs w:val="28"/>
-        </w:rPr>
-        <w:t xml:space="preserve"> Supabase предоставляет набор сервисов, необходимых для </w:t>
+        <w:t xml:space="preserve">В качестве серверной части приложения используется </w:t>
+      </w:r>
+      <w:proofErr w:type="spellStart"/>
+      <w:r>
+        <w:rPr>
+          <w:rFonts w:cs="Times New Roman"/>
+          <w:szCs w:val="28"/>
+        </w:rPr>
+        <w:t>Supabase</w:t>
+      </w:r>
+      <w:proofErr w:type="spellEnd"/>
+      <w:r>
+        <w:rPr>
+          <w:rFonts w:cs="Times New Roman"/>
+          <w:szCs w:val="28"/>
+        </w:rPr>
+        <w:t xml:space="preserve"> — платформа класса </w:t>
+      </w:r>
+      <w:proofErr w:type="spellStart"/>
+      <w:r>
+        <w:rPr>
+          <w:rFonts w:cs="Times New Roman"/>
+          <w:szCs w:val="28"/>
+        </w:rPr>
+        <w:t>Backend</w:t>
+      </w:r>
+      <w:proofErr w:type="spellEnd"/>
+      <w:r>
+        <w:rPr>
+          <w:rFonts w:cs="Times New Roman"/>
+          <w:szCs w:val="28"/>
+        </w:rPr>
+        <w:t>-</w:t>
+      </w:r>
+      <w:proofErr w:type="spellStart"/>
+      <w:r>
+        <w:rPr>
+          <w:rFonts w:cs="Times New Roman"/>
+          <w:szCs w:val="28"/>
+        </w:rPr>
+        <w:t>as</w:t>
+      </w:r>
+      <w:proofErr w:type="spellEnd"/>
+      <w:r>
+        <w:rPr>
+          <w:rFonts w:cs="Times New Roman"/>
+          <w:szCs w:val="28"/>
+        </w:rPr>
+        <w:t xml:space="preserve">-a-Service с открытым исходным кодом, построенная на основе </w:t>
+      </w:r>
+      <w:proofErr w:type="spellStart"/>
+      <w:r>
+        <w:rPr>
+          <w:rFonts w:cs="Times New Roman"/>
+          <w:szCs w:val="28"/>
+        </w:rPr>
+        <w:t>PostgreSQL</w:t>
+      </w:r>
+      <w:proofErr w:type="spellEnd"/>
+      <w:r>
+        <w:rPr>
+          <w:rFonts w:cs="Times New Roman"/>
+          <w:szCs w:val="28"/>
+        </w:rPr>
+        <w:t xml:space="preserve"> </w:t>
+      </w:r>
+      <w:r>
+        <w:rPr>
+          <w:rFonts w:cs="Times New Roman"/>
+          <w:szCs w:val="28"/>
+          <w:highlight w:val="lightGray"/>
+        </w:rPr>
+        <w:t>[</w:t>
+      </w:r>
+      <w:proofErr w:type="spellStart"/>
+      <w:r>
+        <w:rPr>
+          <w:rFonts w:cs="Times New Roman"/>
+          <w:szCs w:val="28"/>
+          <w:highlight w:val="lightGray"/>
+        </w:rPr>
+        <w:t>Supabase</w:t>
+      </w:r>
+      <w:proofErr w:type="spellEnd"/>
+      <w:r>
+        <w:rPr>
+          <w:rFonts w:cs="Times New Roman"/>
+          <w:szCs w:val="28"/>
+          <w:highlight w:val="lightGray"/>
+        </w:rPr>
+        <w:t xml:space="preserve"> Architecture [Электронный ресурс] // </w:t>
+      </w:r>
+      <w:proofErr w:type="spellStart"/>
+      <w:r>
+        <w:rPr>
+          <w:rFonts w:cs="Times New Roman"/>
+          <w:szCs w:val="28"/>
+          <w:highlight w:val="lightGray"/>
+        </w:rPr>
+        <w:t>Supabase</w:t>
+      </w:r>
+      <w:proofErr w:type="spellEnd"/>
+      <w:r>
+        <w:rPr>
+          <w:rFonts w:cs="Times New Roman"/>
+          <w:szCs w:val="28"/>
+          <w:highlight w:val="lightGray"/>
+        </w:rPr>
+        <w:t xml:space="preserve"> </w:t>
+      </w:r>
+      <w:proofErr w:type="spellStart"/>
+      <w:r>
+        <w:rPr>
+          <w:rFonts w:cs="Times New Roman"/>
+          <w:szCs w:val="28"/>
+          <w:highlight w:val="lightGray"/>
+        </w:rPr>
+        <w:t>Documentation</w:t>
+      </w:r>
+      <w:proofErr w:type="spellEnd"/>
+      <w:r>
+        <w:rPr>
+          <w:rFonts w:cs="Times New Roman"/>
+          <w:szCs w:val="28"/>
+          <w:highlight w:val="lightGray"/>
+        </w:rPr>
+        <w:t>. URL: https://supabase.com/docs/guides/getting-started/architecture (дата обращения: 20.02.2026).].</w:t>
+      </w:r>
+      <w:r>
+        <w:rPr>
+          <w:rFonts w:cs="Times New Roman"/>
+          <w:szCs w:val="28"/>
+        </w:rPr>
+        <w:t xml:space="preserve"> </w:t>
+      </w:r>
+      <w:proofErr w:type="spellStart"/>
+      <w:r>
+        <w:rPr>
+          <w:rFonts w:cs="Times New Roman"/>
+          <w:szCs w:val="28"/>
+        </w:rPr>
+        <w:t>Supabase</w:t>
+      </w:r>
+      <w:proofErr w:type="spellEnd"/>
+      <w:r>
+        <w:rPr>
+          <w:rFonts w:cs="Times New Roman"/>
+          <w:szCs w:val="28"/>
+        </w:rPr>
+        <w:t xml:space="preserve"> предоставляет набор сервисов, необходимых для </w:t>
       </w:r>
       <w:r>
         <w:rPr>
@@ -12685,7 +15903,55 @@
           <w:szCs w:val="28"/>
         </w:rPr>
         <w:lastRenderedPageBreak/>
-        <w:t>разрабатываемого приложения: реляционную базу данных с поддержкой Row Level Security для изоляции данных пользователей, сервис аутентификации с поддержкой регистрации по электронной почте, REST API для выполнения CRUD-операций и сервис Realtime для получения обновлений данных в режиме реального времени через механизм подписок на изменения в PostgreSQL.</w:t>
+        <w:t xml:space="preserve">разрабатываемого приложения: реляционную базу данных с поддержкой </w:t>
+      </w:r>
+      <w:proofErr w:type="spellStart"/>
+      <w:r>
+        <w:rPr>
+          <w:rFonts w:cs="Times New Roman"/>
+          <w:szCs w:val="28"/>
+        </w:rPr>
+        <w:t>Row</w:t>
+      </w:r>
+      <w:proofErr w:type="spellEnd"/>
+      <w:r>
+        <w:rPr>
+          <w:rFonts w:cs="Times New Roman"/>
+          <w:szCs w:val="28"/>
+        </w:rPr>
+        <w:t xml:space="preserve"> Level Security для изоляции данных пользователей, сервис аутентификации с поддержкой регистрации по электронной почте, REST API для выполнения CRUD-операций и сервис </w:t>
+      </w:r>
+      <w:proofErr w:type="spellStart"/>
+      <w:r>
+        <w:rPr>
+          <w:rFonts w:cs="Times New Roman"/>
+          <w:szCs w:val="28"/>
+        </w:rPr>
+        <w:t>Realtime</w:t>
+      </w:r>
+      <w:proofErr w:type="spellEnd"/>
+      <w:r>
+        <w:rPr>
+          <w:rFonts w:cs="Times New Roman"/>
+          <w:szCs w:val="28"/>
+        </w:rPr>
+        <w:t xml:space="preserve"> для получения обновлений данных в режиме реального времени через механизм подписок на изменения в </w:t>
+      </w:r>
+      <w:proofErr w:type="spellStart"/>
+      <w:r>
+        <w:rPr>
+          <w:rFonts w:cs="Times New Roman"/>
+          <w:szCs w:val="28"/>
+        </w:rPr>
+        <w:t>PostgreSQL</w:t>
+      </w:r>
+      <w:proofErr w:type="spellEnd"/>
+      <w:r>
+        <w:rPr>
+          <w:rFonts w:cs="Times New Roman"/>
+          <w:szCs w:val="28"/>
+        </w:rPr>
+        <w:t>.</w:t>
       </w:r>
     </w:p>
     <w:p>
@@ -12702,7 +15968,39 @@
           <w:rFonts w:cs="Times New Roman"/>
           <w:szCs w:val="28"/>
         </w:rPr>
-        <w:t>Выбор Supabase в качестве серверной платформы обусловлен несколькими факторами. Наличие готового SDK для Kotlin позволяет интегрировать серверные сервисы непосредственно в KMP-проект. Политики Row Level Security обеспечивают выполнение нефункционального требования об изоляции данных на уровне базы данных, без необходимости реализации дополнительной серверной логики. Открытый исходный код платформы снижает риски, связанные с привязкой к проприетарному сервису.</w:t>
+        <w:t xml:space="preserve">Выбор </w:t>
+      </w:r>
+      <w:proofErr w:type="spellStart"/>
+      <w:r>
+        <w:rPr>
+          <w:rFonts w:cs="Times New Roman"/>
+          <w:szCs w:val="28"/>
+        </w:rPr>
+        <w:t>Supabase</w:t>
+      </w:r>
+      <w:proofErr w:type="spellEnd"/>
+      <w:r>
+        <w:rPr>
+          <w:rFonts w:cs="Times New Roman"/>
+          <w:szCs w:val="28"/>
+        </w:rPr>
+        <w:t xml:space="preserve"> в качестве серверной платформы обусловлен несколькими факторами. Наличие готового SDK для Kotlin позволяет интегрировать серверные сервисы непосредственно в KMP-проект. Политики </w:t>
+      </w:r>
+      <w:proofErr w:type="spellStart"/>
+      <w:r>
+        <w:rPr>
+          <w:rFonts w:cs="Times New Roman"/>
+          <w:szCs w:val="28"/>
+        </w:rPr>
+        <w:t>Row</w:t>
+      </w:r>
+      <w:proofErr w:type="spellEnd"/>
+      <w:r>
+        <w:rPr>
+          <w:rFonts w:cs="Times New Roman"/>
+          <w:szCs w:val="28"/>
+        </w:rPr>
+        <w:t xml:space="preserve"> Level Security обеспечивают выполнение нефункционального требования об изоляции данных на уровне базы данных, без необходимости реализации дополнительной серверной логики. Открытый исходный код платформы снижает риски, связанные с привязкой к проприетарному сервису.</w:t>
       </w:r>
     </w:p>
     <w:p>
@@ -12732,7 +16030,15 @@
         <w:ind w:firstLine="708"/>
       </w:pPr>
       <w:r>
-        <w:t>Ключевым архитектурным решением проекта является разделение стратегии синхронизации данных между клиентом и сервером в зависимости от среды выполнения. Причина этого разделения — различная доступность инструментов локального хранения для JVM и JS-таргетов в экосистеме Kotlin Multiplatform.</w:t>
+        <w:t>Ключевым архитектурным решением проекта является разделение стратегии синхронизации данных между клиентом и сервером в зависимости от среды выполнения. Причина этого разделения — различная доступность инструментов локального хранения для JVM и JS-</w:t>
+      </w:r>
+      <w:proofErr w:type="spellStart"/>
+      <w:r>
+        <w:t>таргетов</w:t>
+      </w:r>
+      <w:proofErr w:type="spellEnd"/>
+      <w:r>
+        <w:t xml:space="preserve"> в экосистеме Kotlin Multiplatform.</w:t>
       </w:r>
     </w:p>
     <w:p>
@@ -12747,13 +16053,115 @@
         </w:rPr>
       </w:pPr>
       <w:r>
-        <w:t xml:space="preserve">На платформах Android и Desktop синхронизация реализована по модели offline-first с использованием PowerSync — сервиса, обеспечивающего двустороннюю синхронизацию между серверной базой данных PostgreSQL и локальной базой данных SQLite на стороне клиента </w:t>
-      </w:r>
-      <w:r>
-        <w:rPr>
-          <w:highlight w:val="lightGray"/>
-        </w:rPr>
-        <w:t xml:space="preserve">[PowerSync: Backend DB — SQLite sync engine [Электронный ресурс]. URL: </w:t>
+        <w:t xml:space="preserve">На платформах Android и Desktop синхронизация реализована по модели </w:t>
+      </w:r>
+      <w:proofErr w:type="spellStart"/>
+      <w:r>
+        <w:t>offline-first</w:t>
+      </w:r>
+      <w:proofErr w:type="spellEnd"/>
+      <w:r>
+        <w:t xml:space="preserve"> с использованием </w:t>
+      </w:r>
+      <w:proofErr w:type="spellStart"/>
+      <w:r>
+        <w:t>PowerSync</w:t>
+      </w:r>
+      <w:proofErr w:type="spellEnd"/>
+      <w:r>
+        <w:t xml:space="preserve"> — сервиса, обеспечивающего двустороннюю синхронизацию между серверной базой данных </w:t>
+      </w:r>
+      <w:proofErr w:type="spellStart"/>
+      <w:r>
+        <w:t>PostgreSQL</w:t>
+      </w:r>
+      <w:proofErr w:type="spellEnd"/>
+      <w:r>
+        <w:t xml:space="preserve"> и локальной базой данных </w:t>
+      </w:r>
+      <w:proofErr w:type="spellStart"/>
+      <w:r>
+        <w:t>SQLite</w:t>
+      </w:r>
+      <w:proofErr w:type="spellEnd"/>
+      <w:r>
+        <w:t xml:space="preserve"> на стороне клиента </w:t>
+      </w:r>
+      <w:r>
+        <w:rPr>
+          <w:highlight w:val="lightGray"/>
+        </w:rPr>
+        <w:t>[</w:t>
+      </w:r>
+      <w:proofErr w:type="spellStart"/>
+      <w:r>
+        <w:rPr>
+          <w:highlight w:val="lightGray"/>
+        </w:rPr>
+        <w:t>PowerSync</w:t>
+      </w:r>
+      <w:proofErr w:type="spellEnd"/>
+      <w:r>
+        <w:rPr>
+          <w:highlight w:val="lightGray"/>
+        </w:rPr>
+        <w:t xml:space="preserve">: </w:t>
+      </w:r>
+      <w:proofErr w:type="spellStart"/>
+      <w:r>
+        <w:rPr>
+          <w:highlight w:val="lightGray"/>
+        </w:rPr>
+        <w:t>Backend</w:t>
+      </w:r>
+      <w:proofErr w:type="spellEnd"/>
+      <w:r>
+        <w:rPr>
+          <w:highlight w:val="lightGray"/>
+        </w:rPr>
+        <w:t xml:space="preserve"> DB — </w:t>
+      </w:r>
+      <w:proofErr w:type="spellStart"/>
+      <w:r>
+        <w:rPr>
+          <w:highlight w:val="lightGray"/>
+        </w:rPr>
+        <w:t>SQLite</w:t>
+      </w:r>
+      <w:proofErr w:type="spellEnd"/>
+      <w:r>
+        <w:rPr>
+          <w:highlight w:val="lightGray"/>
+        </w:rPr>
+        <w:t xml:space="preserve"> </w:t>
+      </w:r>
+      <w:proofErr w:type="spellStart"/>
+      <w:r>
+        <w:rPr>
+          <w:highlight w:val="lightGray"/>
+        </w:rPr>
+        <w:t>sync</w:t>
+      </w:r>
+      <w:proofErr w:type="spellEnd"/>
+      <w:r>
+        <w:rPr>
+          <w:highlight w:val="lightGray"/>
+        </w:rPr>
+        <w:t xml:space="preserve"> </w:t>
+      </w:r>
+      <w:proofErr w:type="spellStart"/>
+      <w:r>
+        <w:rPr>
+          <w:highlight w:val="lightGray"/>
+        </w:rPr>
+        <w:t>engine</w:t>
+      </w:r>
+      <w:proofErr w:type="spellEnd"/>
+      <w:r>
+        <w:rPr>
+          <w:highlight w:val="lightGray"/>
+        </w:rPr>
+        <w:t xml:space="preserve"> [Электронный ресурс]. URL: </w:t>
       </w:r>
       <w:hyperlink r:id="rId10" w:history="1">
         <w:r>
@@ -12854,24 +16262,14 @@
       <w:r>
         <w:t xml:space="preserve">Рисунок </w:t>
       </w:r>
-      <w:r>
-        <w:fldChar w:fldCharType="begin"/>
-      </w:r>
-      <w:r>
-        <w:instrText xml:space="preserve"> SEQ Рисунок \* ARABIC </w:instrText>
-      </w:r>
-      <w:r>
-        <w:fldChar w:fldCharType="separate"/>
-      </w:r>
-      <w:r>
-        <w:rPr>
-          <w:noProof/>
-        </w:rPr>
-        <w:t>4</w:t>
-      </w:r>
-      <w:r>
-        <w:fldChar w:fldCharType="end"/>
-      </w:r>
+      <w:fldSimple w:instr=" SEQ Рисунок \* ARABIC ">
+        <w:r>
+          <w:rPr>
+            <w:noProof/>
+          </w:rPr>
+          <w:t>4</w:t>
+        </w:r>
+      </w:fldSimple>
       <w:r>
         <w:t xml:space="preserve"> - Архитектура приложения</w:t>
       </w:r>
@@ -12885,8 +16283,93 @@
         <w:ind w:firstLine="708"/>
       </w:pPr>
       <w:r>
-        <w:t>В данной схеме код приложения выполняет все операции чтения и записи с локальной базой данных SQLite, управляемой PowerSync Client SDK. Операции записи одновременно сохраняются в локальную базу и помещаются в очередь отправки. При наличии сетевого соединения SDK передаёт накопленные изменения на сервер Supabase через Supabase Client SDK. В обратном направлении облачный сервис PowerSync отслеживает изменения в серверной базе данных PostgreSQL посредством механизма логической репликации. Правила синхронизации, определённые в конфигурации PowerSync, фильтруют данные и формируют таблицы синхронизации, которые транслируются на клиентские устройства и применяются к локальной базе SQLite. Аутентификация клиента осуществляется через Supabase Client SDK, который передаёт токен доступа сервисам PowerSync и Supabase</w:t>
-      </w:r>
+        <w:t xml:space="preserve">В данной схеме код приложения выполняет все операции чтения и записи с локальной базой данных </w:t>
+      </w:r>
+      <w:proofErr w:type="spellStart"/>
+      <w:r>
+        <w:t>SQLite</w:t>
+      </w:r>
+      <w:proofErr w:type="spellEnd"/>
+      <w:r>
+        <w:t xml:space="preserve">, управляемой </w:t>
+      </w:r>
+      <w:proofErr w:type="spellStart"/>
+      <w:r>
+        <w:t>PowerSync</w:t>
+      </w:r>
+      <w:proofErr w:type="spellEnd"/>
+      <w:r>
+        <w:t xml:space="preserve"> Client SDK. Операции записи одновременно сохраняются в локальную базу и помещаются в очередь отправки. При наличии сетевого соединения SDK передаёт накопленные изменения на сервер </w:t>
+      </w:r>
+      <w:proofErr w:type="spellStart"/>
+      <w:r>
+        <w:t>Supabase</w:t>
+      </w:r>
+      <w:proofErr w:type="spellEnd"/>
+      <w:r>
+        <w:t xml:space="preserve"> через </w:t>
+      </w:r>
+      <w:proofErr w:type="spellStart"/>
+      <w:r>
+        <w:t>Supabase</w:t>
+      </w:r>
+      <w:proofErr w:type="spellEnd"/>
+      <w:r>
+        <w:t xml:space="preserve"> Client SDK. В обратном направлении облачный сервис </w:t>
+      </w:r>
+      <w:proofErr w:type="spellStart"/>
+      <w:r>
+        <w:t>PowerSync</w:t>
+      </w:r>
+      <w:proofErr w:type="spellEnd"/>
+      <w:r>
+        <w:t xml:space="preserve"> отслеживает изменения в серверной базе данных </w:t>
+      </w:r>
+      <w:proofErr w:type="spellStart"/>
+      <w:r>
+        <w:t>PostgreSQL</w:t>
+      </w:r>
+      <w:proofErr w:type="spellEnd"/>
+      <w:r>
+        <w:t xml:space="preserve"> посредством механизма логической репликации. Правила синхронизации, определённые в конфигурации </w:t>
+      </w:r>
+      <w:proofErr w:type="spellStart"/>
+      <w:r>
+        <w:t>PowerSync</w:t>
+      </w:r>
+      <w:proofErr w:type="spellEnd"/>
+      <w:r>
+        <w:t xml:space="preserve">, фильтруют данные и формируют таблицы синхронизации, которые транслируются на клиентские устройства и применяются к локальной базе </w:t>
+      </w:r>
+      <w:proofErr w:type="spellStart"/>
+      <w:r>
+        <w:t>SQLite</w:t>
+      </w:r>
+      <w:proofErr w:type="spellEnd"/>
+      <w:r>
+        <w:t xml:space="preserve">. Аутентификация клиента осуществляется через </w:t>
+      </w:r>
+      <w:proofErr w:type="spellStart"/>
+      <w:r>
+        <w:t>Supabase</w:t>
+      </w:r>
+      <w:proofErr w:type="spellEnd"/>
+      <w:r>
+        <w:t xml:space="preserve"> Client SDK, который передаёт токен доступа сервисам </w:t>
+      </w:r>
+      <w:proofErr w:type="spellStart"/>
+      <w:r>
+        <w:t>PowerSync</w:t>
+      </w:r>
+      <w:proofErr w:type="spellEnd"/>
+      <w:r>
+        <w:t xml:space="preserve"> и </w:t>
+      </w:r>
+      <w:proofErr w:type="spellStart"/>
+      <w:r>
+        <w:t>Supabase</w:t>
+      </w:r>
+      <w:proofErr w:type="spellEnd"/>
       <w:r>
         <w:t>.</w:t>
       </w:r>
@@ -12910,7 +16393,31 @@
         <w:ind w:firstLine="708"/>
       </w:pPr>
       <w:r>
-        <w:t xml:space="preserve">Для веб-платформы применяется иная стратегия, поскольку PowerSync Kotlin Multiplatform SDK не поддерживает таргет Kotlin/JS. Веб-версия приложения взаимодействует с сервером Supabase напрямую, без промежуточного локального хранилища. Архитектура взаимодействия для веб-платформы представлена на Рисунке </w:t>
+        <w:t xml:space="preserve">Для веб-платформы применяется иная стратегия, поскольку </w:t>
+      </w:r>
+      <w:proofErr w:type="spellStart"/>
+      <w:r>
+        <w:t>PowerSync</w:t>
+      </w:r>
+      <w:proofErr w:type="spellEnd"/>
+      <w:r>
+        <w:t xml:space="preserve"> Kotlin Multiplatform SDK не поддерживает </w:t>
+      </w:r>
+      <w:proofErr w:type="spellStart"/>
+      <w:r>
+        <w:t>таргет</w:t>
+      </w:r>
+      <w:proofErr w:type="spellEnd"/>
+      <w:r>
+        <w:t xml:space="preserve"> Kotlin/JS. Веб-версия приложения взаимодействует с сервером </w:t>
+      </w:r>
+      <w:proofErr w:type="spellStart"/>
+      <w:r>
+        <w:t>Supabase</w:t>
+      </w:r>
+      <w:proofErr w:type="spellEnd"/>
+      <w:r>
+        <w:t xml:space="preserve"> напрямую, без промежуточного локального хранилища. Архитектура взаимодействия для веб-платформы представлена на Рисунке </w:t>
       </w:r>
       <w:r>
         <w:t>5</w:t>
@@ -12984,24 +16491,14 @@
       <w:r>
         <w:t xml:space="preserve">Рисунок </w:t>
       </w:r>
-      <w:r>
-        <w:fldChar w:fldCharType="begin"/>
-      </w:r>
-      <w:r>
-        <w:instrText xml:space="preserve"> SEQ Рисунок \* ARABIC </w:instrText>
-      </w:r>
-      <w:r>
-        <w:fldChar w:fldCharType="separate"/>
-      </w:r>
-      <w:r>
-        <w:rPr>
-          <w:noProof/>
-        </w:rPr>
-        <w:t>5</w:t>
-      </w:r>
-      <w:r>
-        <w:fldChar w:fldCharType="end"/>
-      </w:r>
+      <w:fldSimple w:instr=" SEQ Рисунок \* ARABIC ">
+        <w:r>
+          <w:rPr>
+            <w:noProof/>
+          </w:rPr>
+          <w:t>5</w:t>
+        </w:r>
+      </w:fldSimple>
       <w:r>
         <w:t xml:space="preserve"> – Архитектура приложения для </w:t>
       </w:r>
@@ -13018,7 +16515,63 @@
         <w:ind w:firstLine="708"/>
       </w:pPr>
       <w:r>
-        <w:t>В данной схеме код приложения выполняет операции чтения и записи через Supabase Client SDK, который обращается к серверной базе данных PostgreSQL посредством REST API. Для получения обновлений в реальном времени используется сервис Supabase Realtime: при изменении данных в серверной базе облачный сервис Supabase Realtime получает уведомления через механизм публикаций PostgreSQL и транслирует их подключённым клиентам. Это обеспечивает согласованность данных между устройствами пользователя, однако требует активного сетевого соединения для выполнения операций записи.</w:t>
+        <w:t xml:space="preserve">В данной схеме код приложения выполняет операции чтения и записи через </w:t>
+      </w:r>
+      <w:proofErr w:type="spellStart"/>
+      <w:r>
+        <w:t>Supabase</w:t>
+      </w:r>
+      <w:proofErr w:type="spellEnd"/>
+      <w:r>
+        <w:t xml:space="preserve"> Client SDK, который обращается к серверной базе данных </w:t>
+      </w:r>
+      <w:proofErr w:type="spellStart"/>
+      <w:r>
+        <w:t>PostgreSQL</w:t>
+      </w:r>
+      <w:proofErr w:type="spellEnd"/>
+      <w:r>
+        <w:t xml:space="preserve"> посредством REST API. Для получения обновлений в реальном времени используется сервис </w:t>
+      </w:r>
+      <w:proofErr w:type="spellStart"/>
+      <w:r>
+        <w:t>Supabase</w:t>
+      </w:r>
+      <w:proofErr w:type="spellEnd"/>
+      <w:r>
+        <w:t xml:space="preserve"> </w:t>
+      </w:r>
+      <w:proofErr w:type="spellStart"/>
+      <w:r>
+        <w:t>Realtime</w:t>
+      </w:r>
+      <w:proofErr w:type="spellEnd"/>
+      <w:r>
+        <w:t xml:space="preserve">: при изменении данных в серверной базе облачный сервис </w:t>
+      </w:r>
+      <w:proofErr w:type="spellStart"/>
+      <w:r>
+        <w:t>Supabase</w:t>
+      </w:r>
+      <w:proofErr w:type="spellEnd"/>
+      <w:r>
+        <w:t xml:space="preserve"> </w:t>
+      </w:r>
+      <w:proofErr w:type="spellStart"/>
+      <w:r>
+        <w:t>Realtime</w:t>
+      </w:r>
+      <w:proofErr w:type="spellEnd"/>
+      <w:r>
+        <w:t xml:space="preserve"> получает уведомления через механизм публикаций </w:t>
+      </w:r>
+      <w:proofErr w:type="spellStart"/>
+      <w:r>
+        <w:t>PostgreSQL</w:t>
+      </w:r>
+      <w:proofErr w:type="spellEnd"/>
+      <w:r>
+        <w:t xml:space="preserve"> и транслирует их подключённым клиентам. Это обеспечивает согласованность данных между устройствами пользователя, однако требует активного сетевого соединения для выполнения операций записи.</w:t>
       </w:r>
     </w:p>
     <w:p>
@@ -13027,17 +16580,81 @@
         <w:ind w:firstLine="708"/>
       </w:pPr>
       <w:r>
-        <w:t xml:space="preserve">Различие в стратегиях синхронизации между JVM и JS-таргетами инкапсулировано в архитектуре source sets: реализация для JVM-платформ </w:t>
+        <w:t>Различие в стратегиях синхронизации между JVM и JS-</w:t>
+      </w:r>
+      <w:proofErr w:type="spellStart"/>
+      <w:r>
+        <w:t>таргетами</w:t>
+      </w:r>
+      <w:proofErr w:type="spellEnd"/>
+      <w:r>
+        <w:t xml:space="preserve"> инкапсулировано в архитектуре </w:t>
+      </w:r>
+      <w:proofErr w:type="spellStart"/>
+      <w:r>
+        <w:t>source</w:t>
+      </w:r>
+      <w:proofErr w:type="spellEnd"/>
+      <w:r>
+        <w:t xml:space="preserve"> </w:t>
+      </w:r>
+      <w:proofErr w:type="spellStart"/>
+      <w:r>
+        <w:t>sets</w:t>
+      </w:r>
+      <w:proofErr w:type="spellEnd"/>
+      <w:r>
+        <w:t xml:space="preserve">: реализация для JVM-платформ </w:t>
       </w:r>
       <w:r>
         <w:lastRenderedPageBreak/>
-        <w:t xml:space="preserve">размещена в nonJsMain, реализация для веб-платформы </w:t>
+        <w:t xml:space="preserve">размещена в </w:t>
+      </w:r>
+      <w:proofErr w:type="spellStart"/>
+      <w:r>
+        <w:t>nonJsMain</w:t>
+      </w:r>
+      <w:proofErr w:type="spellEnd"/>
+      <w:r>
+        <w:t xml:space="preserve">, реализация для веб-платформы </w:t>
       </w:r>
       <w:r>
         <w:t>находятся</w:t>
       </w:r>
       <w:r>
-        <w:t xml:space="preserve"> в jsMain. Код commonMain оперирует абстракциями слоя данных через expect/actual-декларации и не зависит от конкретного механизма синхронизации.</w:t>
+        <w:t xml:space="preserve"> в </w:t>
+      </w:r>
+      <w:proofErr w:type="spellStart"/>
+      <w:r>
+        <w:t>jsMain</w:t>
+      </w:r>
+      <w:proofErr w:type="spellEnd"/>
+      <w:r>
+        <w:t xml:space="preserve">. Код </w:t>
+      </w:r>
+      <w:proofErr w:type="spellStart"/>
+      <w:r>
+        <w:t>commonMain</w:t>
+      </w:r>
+      <w:proofErr w:type="spellEnd"/>
+      <w:r>
+        <w:t xml:space="preserve"> оперирует абстракциями слоя данных через </w:t>
+      </w:r>
+      <w:proofErr w:type="spellStart"/>
+      <w:r>
+        <w:t>expect</w:t>
+      </w:r>
+      <w:proofErr w:type="spellEnd"/>
+      <w:r>
+        <w:t>/</w:t>
+      </w:r>
+      <w:proofErr w:type="spellStart"/>
+      <w:r>
+        <w:t>actual</w:t>
+      </w:r>
+      <w:proofErr w:type="spellEnd"/>
+      <w:r>
+        <w:t>-декларации и не зависит от конкретного механизма синхронизации.</w:t>
       </w:r>
     </w:p>
     <w:p>
@@ -13046,7 +16663,31 @@
         <w:ind w:firstLine="708"/>
       </w:pPr>
       <w:r>
-        <w:t>Таким образом, спроектированная архитектура обеспечивает модульное разделение проекта, при котором подавляющая часть кода — UI, бизнес-логика, навигация, модели данных — сосредоточена в общем модуле. Платформенно-специфичный код ограничен реализациями слоя данных для двух сред выполнения и конфигурацией точек входа. Иерархия source sets с промежуточным nonJsMain позволила изолировать ключевое архитектурное различие</w:t>
+        <w:t xml:space="preserve">Таким образом, спроектированная архитектура обеспечивает модульное разделение проекта, при котором подавляющая часть кода — UI, бизнес-логика, навигация, модели данных — сосредоточена в общем модуле. Платформенно-специфичный код ограничен реализациями слоя данных для двух сред выполнения и конфигурацией точек входа. Иерархия </w:t>
+      </w:r>
+      <w:proofErr w:type="spellStart"/>
+      <w:r>
+        <w:t>source</w:t>
+      </w:r>
+      <w:proofErr w:type="spellEnd"/>
+      <w:r>
+        <w:t xml:space="preserve"> </w:t>
+      </w:r>
+      <w:proofErr w:type="spellStart"/>
+      <w:r>
+        <w:t>sets</w:t>
+      </w:r>
+      <w:proofErr w:type="spellEnd"/>
+      <w:r>
+        <w:t xml:space="preserve"> с промежуточным </w:t>
+      </w:r>
+      <w:proofErr w:type="spellStart"/>
+      <w:r>
+        <w:t>nonJsMain</w:t>
+      </w:r>
+      <w:proofErr w:type="spellEnd"/>
+      <w:r>
+        <w:t xml:space="preserve"> позволила изолировать ключевое архитектурное различие</w:t>
       </w:r>
       <w:r>
         <w:t>,</w:t>
@@ -13132,6 +16773,7 @@
         </w:rPr>
         <w:t xml:space="preserve"> в модуле </w:t>
       </w:r>
+      <w:proofErr w:type="spellStart"/>
       <w:r>
         <w:rPr>
           <w:rFonts w:cs="Times New Roman"/>
@@ -13140,6 +16782,7 @@
         </w:rPr>
         <w:t>commonMain</w:t>
       </w:r>
+      <w:proofErr w:type="spellEnd"/>
       <w:r>
         <w:rPr>
           <w:rFonts w:cs="Times New Roman"/>
@@ -13390,14 +17033,7 @@
           <w:rFonts w:cs="Times New Roman"/>
           <w:szCs w:val="28"/>
         </w:rPr>
-        <w:t xml:space="preserve">Экран </w:t>
-      </w:r>
-      <w:r>
-        <w:rPr>
-          <w:rFonts w:cs="Times New Roman"/>
-          <w:szCs w:val="28"/>
-        </w:rPr>
-        <w:t>э</w:t>
+        <w:t>Экран э</w:t>
       </w:r>
       <w:r>
         <w:rPr>
@@ -13427,10 +17063,7 @@
         <w:t xml:space="preserve">, </w:t>
       </w:r>
       <w:r>
-        <w:t>соответствующие точки входа доступны из меню журнала записей</w:t>
-      </w:r>
-      <w:r>
-        <w:t xml:space="preserve">. </w:t>
+        <w:t xml:space="preserve">соответствующие точки входа доступны из меню журнала записей. </w:t>
       </w:r>
       <w:r>
         <w:t>О</w:t>
@@ -13531,29 +17164,16 @@
       <w:r>
         <w:t xml:space="preserve">Рисунок </w:t>
       </w:r>
-      <w:r>
-        <w:fldChar w:fldCharType="begin"/>
-      </w:r>
-      <w:r>
-        <w:instrText xml:space="preserve"> SEQ Рисунок \* ARABIC </w:instrText>
-      </w:r>
-      <w:r>
-        <w:fldChar w:fldCharType="separate"/>
-      </w:r>
-      <w:r>
-        <w:rPr>
-          <w:noProof/>
-        </w:rPr>
-        <w:t>6</w:t>
-      </w:r>
-      <w:r>
-        <w:fldChar w:fldCharType="end"/>
-      </w:r>
-      <w:r>
-        <w:t xml:space="preserve"> - </w:t>
-      </w:r>
-      <w:r>
-        <w:t xml:space="preserve">Экран аутентификации: Android (слева) и </w:t>
+      <w:fldSimple w:instr=" SEQ Рисунок \* ARABIC ">
+        <w:r>
+          <w:rPr>
+            <w:noProof/>
+          </w:rPr>
+          <w:t>6</w:t>
+        </w:r>
+      </w:fldSimple>
+      <w:r>
+        <w:t xml:space="preserve"> - Экран аутентификации: Android (слева) и </w:t>
       </w:r>
       <w:r>
         <w:t>Desktop</w:t>
@@ -13586,7 +17206,15 @@
         <w:t>форма</w:t>
       </w:r>
       <w:r>
-        <w:t xml:space="preserve"> центрирована в окне приложения. Оба варианта используют один и тот же Composable-компонент; различие в компоновке достигается за счёт параметров, зависящих от размеров окна</w:t>
+        <w:t xml:space="preserve"> центрирована в окне приложения. Оба варианта используют один и тот же </w:t>
+      </w:r>
+      <w:proofErr w:type="spellStart"/>
+      <w:r>
+        <w:t>Composable</w:t>
+      </w:r>
+      <w:proofErr w:type="spellEnd"/>
+      <w:r>
+        <w:t>-компонент; различие в компоновке достигается за счёт параметров, зависящих от размеров окна</w:t>
       </w:r>
       <w:r>
         <w:t>.</w:t>
@@ -13621,10 +17249,7 @@
         <w:t xml:space="preserve">Каждая карточка содержит блок настроения (если он был прикреплён к записи) с цветовой индикацией, названием эмоции и временем создания, а также заголовок и текстовое превью записи, ограниченное пятью строками. В нижней части экрана расположена плавающая кнопка для создания новой записи. </w:t>
       </w:r>
       <w:r>
-        <w:t>Нажатие на карточку записи открывает экран редактирования.</w:t>
-      </w:r>
-      <w:r>
-        <w:t xml:space="preserve"> </w:t>
+        <w:t xml:space="preserve">Нажатие на карточку записи открывает экран редактирования. </w:t>
       </w:r>
       <w:r>
         <w:t>В верхнем правом углу находится меню с пунктами «Профиль», «Экспорт в PDF» и «Выйти из аккаунта». Экран журнала записей на обеих платформах представлен на Рисунке 7.</w:t>
@@ -13690,24 +17315,14 @@
       <w:r>
         <w:t xml:space="preserve">Рисунок </w:t>
       </w:r>
-      <w:r>
-        <w:fldChar w:fldCharType="begin"/>
-      </w:r>
-      <w:r>
-        <w:instrText xml:space="preserve"> SEQ Рисунок \* ARABIC </w:instrText>
-      </w:r>
-      <w:r>
-        <w:fldChar w:fldCharType="separate"/>
-      </w:r>
-      <w:r>
-        <w:rPr>
-          <w:noProof/>
-        </w:rPr>
-        <w:t>7</w:t>
-      </w:r>
-      <w:r>
-        <w:fldChar w:fldCharType="end"/>
-      </w:r>
+      <w:fldSimple w:instr=" SEQ Рисунок \* ARABIC ">
+        <w:r>
+          <w:rPr>
+            <w:noProof/>
+          </w:rPr>
+          <w:t>7</w:t>
+        </w:r>
+      </w:fldSimple>
       <w:r>
         <w:t xml:space="preserve"> - </w:t>
       </w:r>
@@ -13746,13 +17361,7 @@
         <w:t>Экран создания и редактирования записи.</w:t>
       </w:r>
       <w:r>
-        <w:t xml:space="preserve"> Экран создания записи содержит верхнюю панель навигации с кнопками «Назад</w:t>
-      </w:r>
-      <w:r>
-        <w:t>», и</w:t>
-      </w:r>
-      <w:r>
-        <w:t xml:space="preserve"> «Готово», а также два текстовых поля: заголовок и основной текст записи. Все поля являются необязательными — запись может содержать произвольную комбинацию заголовка, текста и блока настроения.</w:t>
+        <w:t xml:space="preserve"> Экран создания записи содержит верхнюю панель навигации с кнопками «Назад», и «Готово», а также два текстовых поля: заголовок и основной текст записи. Все поля являются необязательными — запись может содержать произвольную комбинацию заголовка, текста и блока настроения.</w:t>
       </w:r>
     </w:p>
     <w:p>
@@ -13765,13 +17374,7 @@
       </w:r>
       <w:r>
         <w:lastRenderedPageBreak/>
-        <w:t>трёхшаговый опрос для оценки настроения. При сохранении записи пользователь возвращается к журналу, где новая запись отображается в общем списке.</w:t>
-      </w:r>
-      <w:r>
-        <w:t xml:space="preserve"> </w:t>
-      </w:r>
-      <w:r>
-        <w:t>Экран создания записи с прикреплённым блоком настроения представлен на Рисунке 8.</w:t>
+        <w:t>трёхшаговый опрос для оценки настроения. При сохранении записи пользователь возвращается к журналу, где новая запись отображается в общем списке. Экран создания записи с прикреплённым блоком настроения представлен на Рисунке 8.</w:t>
       </w:r>
       <w:r>
         <w:rPr>
@@ -13834,24 +17437,14 @@
       <w:r>
         <w:t xml:space="preserve">Рисунок </w:t>
       </w:r>
-      <w:r>
-        <w:fldChar w:fldCharType="begin"/>
-      </w:r>
-      <w:r>
-        <w:instrText xml:space="preserve"> SEQ Рисунок \* ARABIC </w:instrText>
-      </w:r>
-      <w:r>
-        <w:fldChar w:fldCharType="separate"/>
-      </w:r>
-      <w:r>
-        <w:rPr>
-          <w:noProof/>
-        </w:rPr>
-        <w:t>8</w:t>
-      </w:r>
-      <w:r>
-        <w:fldChar w:fldCharType="end"/>
-      </w:r>
+      <w:fldSimple w:instr=" SEQ Рисунок \* ARABIC ">
+        <w:r>
+          <w:rPr>
+            <w:noProof/>
+          </w:rPr>
+          <w:t>8</w:t>
+        </w:r>
+      </w:fldSimple>
       <w:r>
         <w:t xml:space="preserve"> - </w:t>
       </w:r>
@@ -13884,10 +17477,7 @@
         <w:t>Блок оценки настроения.</w:t>
       </w:r>
       <w:r>
-        <w:t xml:space="preserve"> Блок настроения реализован как последовательный трёхшаговый опрос с навигацией между шагами посредством кнопок «вперёд» и «назад» и индикатором прогресса в виде трёх точек.</w:t>
-      </w:r>
-      <w:r>
-        <w:t xml:space="preserve"> </w:t>
+        <w:t xml:space="preserve"> Блок настроения реализован как последовательный трёхшаговый опрос с навигацией между шагами посредством кнопок «вперёд» и «назад» и индикатором прогресса в виде трёх точек. </w:t>
       </w:r>
     </w:p>
     <w:p>
@@ -13905,10 +17495,7 @@
         <w:ind w:firstLine="708"/>
       </w:pPr>
       <w:r>
-        <w:t>На втором шаге предлагается уточнить преобладающую эмоцию из набора вариантов. Состав предложенных эмоций зависит от значения, выбранного на первом шаге: для диапазона «приятные» предлагаются такие варианты, как «Радость», «Спокойствие», «Благодарность»</w:t>
-      </w:r>
-      <w:r>
-        <w:t xml:space="preserve"> </w:t>
+        <w:t xml:space="preserve">На втором шаге предлагается уточнить преобладающую эмоцию из набора вариантов. Состав предложенных эмоций зависит от значения, выбранного на первом шаге: для диапазона «приятные» предлагаются такие варианты, как «Радость», «Спокойствие», «Благодарность» </w:t>
       </w:r>
       <w:r>
         <w:t>и другие. Д</w:t>
@@ -13920,10 +17507,7 @@
         <w:t xml:space="preserve"> </w:t>
       </w:r>
       <w:r>
-        <w:t>«</w:t>
-      </w:r>
-      <w:r>
-        <w:t>нейтральные»</w:t>
+        <w:t>«нейтральные»</w:t>
       </w:r>
       <w:r>
         <w:t xml:space="preserve"> предусмотрены</w:t>
@@ -14077,21 +17661,11 @@
       <w:r>
         <w:t xml:space="preserve">Рисунок </w:t>
       </w:r>
-      <w:r>
-        <w:fldChar w:fldCharType="begin"/>
-      </w:r>
-      <w:r>
-        <w:instrText xml:space="preserve"> SEQ Рисунок \* ARABIC </w:instrText>
-      </w:r>
-      <w:r>
-        <w:fldChar w:fldCharType="separate"/>
-      </w:r>
-      <w:r>
-        <w:t>9</w:t>
-      </w:r>
-      <w:r>
-        <w:fldChar w:fldCharType="end"/>
-      </w:r>
+      <w:fldSimple w:instr=" SEQ Рисунок \* ARABIC ">
+        <w:r>
+          <w:t>9</w:t>
+        </w:r>
+      </w:fldSimple>
       <w:r>
         <w:t xml:space="preserve"> </w:t>
       </w:r>
@@ -14168,21 +17742,11 @@
       <w:r>
         <w:t xml:space="preserve">Рисунок </w:t>
       </w:r>
-      <w:r>
-        <w:fldChar w:fldCharType="begin"/>
-      </w:r>
-      <w:r>
-        <w:instrText xml:space="preserve"> SEQ Рисунок \* ARABIC </w:instrText>
-      </w:r>
-      <w:r>
-        <w:fldChar w:fldCharType="separate"/>
-      </w:r>
-      <w:r>
-        <w:t>10</w:t>
-      </w:r>
-      <w:r>
-        <w:fldChar w:fldCharType="end"/>
-      </w:r>
+      <w:fldSimple w:instr=" SEQ Рисунок \* ARABIC ">
+        <w:r>
+          <w:t>10</w:t>
+        </w:r>
+      </w:fldSimple>
       <w:r>
         <w:t xml:space="preserve"> - Три шага опроса настроения на </w:t>
       </w:r>
@@ -14270,9 +17834,6 @@
     <w:p>
       <w:pPr>
         <w:pStyle w:val="Heading1"/>
-        <w:rPr>
-          <w:lang w:val="en-US"/>
-        </w:rPr>
       </w:pPr>
       <w:r>
         <w:lastRenderedPageBreak/>
@@ -14288,7 +17849,6 @@
           <w:b/>
           <w:bCs/>
           <w:szCs w:val="28"/>
-          <w:lang w:val="en-US"/>
         </w:rPr>
       </w:pPr>
     </w:p>
@@ -14298,22 +17858,87 @@
         <w:rPr>
           <w:rFonts w:cs="Times New Roman"/>
           <w:szCs w:val="28"/>
-          <w:lang w:val="en-US"/>
-        </w:rPr>
-      </w:pPr>
-      <w:r>
-        <w:rPr>
-          <w:rFonts w:cs="Times New Roman"/>
-          <w:szCs w:val="28"/>
-          <w:lang w:val="en-US"/>
-        </w:rPr>
-        <w:t>Lorem ipsum dolor sit amet, consectetur adipiscing elit. Nullam ut tortor elementum, sollicitudin libero vel, mattis dolor. Maecenas et orci nunc. Class aptent taciti sociosqu ad litora torquent per conubia nostra, per inceptos himenaeos. Quisque aliquet nibh convallis, tristique leo in, consequat justo. Nam consequat nibh eu convallis imperdiet. Duis egestas tincidunt commodo. Phasellus et imperdiet felis, vel dignissim quam. Quisque commodo dignissim nisl, eu interdum dolor tristique et. Aenean vel est venenatis, porta lacus vitae, tempus urna. Fusce sed ipsum dapibus, convallis turpis consequat, congue ante. Integer suscipit quam eget luctus pulvinar. Pellentesque sed luctus arcu. Phasellus placerat lacinia ipsum, ac dapibus purus molestie ac</w:t>
-      </w:r>
-      <w:r>
-        <w:rPr>
-          <w:rFonts w:cs="Times New Roman"/>
-          <w:szCs w:val="28"/>
-          <w:lang w:val="en-US"/>
+        </w:rPr>
+      </w:pPr>
+      <w:r>
+        <w:rPr>
+          <w:rFonts w:cs="Times New Roman"/>
+          <w:szCs w:val="28"/>
+        </w:rPr>
+        <w:t xml:space="preserve">Целью настоящей научно-исследовательской работы являлось исследование специфики разработки кроссплатформенного персонального дневника для фиксации эмоциональных состояний пользователя на основе </w:t>
+      </w:r>
+      <w:r>
+        <w:rPr>
+          <w:rFonts w:cs="Times New Roman"/>
+          <w:szCs w:val="28"/>
+          <w:lang w:val="en-US"/>
+        </w:rPr>
+        <w:t>Kotlin</w:t>
+      </w:r>
+      <w:r>
+        <w:rPr>
+          <w:rFonts w:cs="Times New Roman"/>
+          <w:szCs w:val="28"/>
+        </w:rPr>
+        <w:t xml:space="preserve"> </w:t>
+      </w:r>
+      <w:r>
+        <w:rPr>
+          <w:rFonts w:cs="Times New Roman"/>
+          <w:szCs w:val="28"/>
+          <w:lang w:val="en-US"/>
+        </w:rPr>
+        <w:t>Multiplatform</w:t>
+      </w:r>
+      <w:r>
+        <w:rPr>
+          <w:rFonts w:cs="Times New Roman"/>
+          <w:szCs w:val="28"/>
+        </w:rPr>
+        <w:t xml:space="preserve"> с поддержкой платформ </w:t>
+      </w:r>
+      <w:r>
+        <w:rPr>
+          <w:rFonts w:cs="Times New Roman"/>
+          <w:szCs w:val="28"/>
+          <w:lang w:val="en-US"/>
+        </w:rPr>
+        <w:t>Web</w:t>
+      </w:r>
+      <w:r>
+        <w:rPr>
+          <w:rFonts w:cs="Times New Roman"/>
+          <w:szCs w:val="28"/>
+        </w:rPr>
+        <w:t xml:space="preserve">, </w:t>
+      </w:r>
+      <w:r>
+        <w:rPr>
+          <w:rFonts w:cs="Times New Roman"/>
+          <w:szCs w:val="28"/>
+          <w:lang w:val="en-US"/>
+        </w:rPr>
+        <w:t>Android</w:t>
+      </w:r>
+      <w:r>
+        <w:rPr>
+          <w:rFonts w:cs="Times New Roman"/>
+          <w:szCs w:val="28"/>
+        </w:rPr>
+        <w:t xml:space="preserve">, </w:t>
+      </w:r>
+      <w:r>
+        <w:rPr>
+          <w:rFonts w:cs="Times New Roman"/>
+          <w:szCs w:val="28"/>
+          <w:lang w:val="en-US"/>
+        </w:rPr>
+        <w:t>Desktop</w:t>
+      </w:r>
+      <w:r>
+        <w:rPr>
+          <w:rFonts w:cs="Times New Roman"/>
+          <w:szCs w:val="28"/>
         </w:rPr>
         <w:t>.</w:t>
       </w:r>
@@ -14324,22 +17949,130 @@
         <w:rPr>
           <w:rFonts w:cs="Times New Roman"/>
           <w:szCs w:val="28"/>
-          <w:lang w:val="en-US"/>
-        </w:rPr>
-      </w:pPr>
-      <w:r>
-        <w:rPr>
-          <w:rFonts w:cs="Times New Roman"/>
-          <w:szCs w:val="28"/>
-          <w:lang w:val="en-US"/>
-        </w:rPr>
-        <w:t>Quisque id condimentum massa, nec bibendum nisl. Duis non est enim. Sed ut urna rhoncus, ullamcorper neque in, porttitor nunc. Donec aliquet feugiat risus, vitae fermentum velit volutpat ornare. Ut faucibus at libero in pretium. Class aptent taciti sociosqu ad litora torquent per conubia nostra, per inceptos himenaeos. Donec quis orci at nunc vulputate varius. Cras posuere leo dolor. Curabitur malesuada augue quis lorem maximus consequat. Quisque at ornare turpis. Proin aliquam tellus ex, et hendrerit purus interdum a. Morbi maximus, purus in luctus gravida, risus ante tristique justo, vel sollicitudin massa est eget lectus. Aliquam elementum arcu magna, in ultricies nunc lobortis ac. Pellentesque euismod, erat eu lobortis pulvinar, ex nibh suscipit mi, id pharetra enim lacus eget est. Nam gravida lobortis dolor, eget scelerisque velit pretium eget</w:t>
-      </w:r>
-      <w:r>
-        <w:rPr>
-          <w:rFonts w:cs="Times New Roman"/>
-          <w:szCs w:val="28"/>
-          <w:lang w:val="en-US"/>
+        </w:rPr>
+      </w:pPr>
+      <w:r>
+        <w:rPr>
+          <w:rFonts w:cs="Times New Roman"/>
+          <w:szCs w:val="28"/>
+        </w:rPr>
+        <w:t>В рамках первой главы проведён анализ проблемы мультиплатформенной разработки</w:t>
+      </w:r>
+      <w:proofErr w:type="gramStart"/>
+      <w:r>
+        <w:rPr>
+          <w:rFonts w:cs="Times New Roman"/>
+          <w:szCs w:val="28"/>
+        </w:rPr>
+        <w:t>.</w:t>
+      </w:r>
+      <w:proofErr w:type="gramEnd"/>
+      <w:r>
+        <w:rPr>
+          <w:rFonts w:cs="Times New Roman"/>
+          <w:szCs w:val="28"/>
+        </w:rPr>
+        <w:t xml:space="preserve"> П</w:t>
+      </w:r>
+      <w:r>
+        <w:rPr>
+          <w:rFonts w:cs="Times New Roman"/>
+          <w:szCs w:val="28"/>
+        </w:rPr>
+        <w:t xml:space="preserve">оказано, что раздельное создание кодовых баз для каждой платформы приводит к многократному дублированию логики, увеличению стоимости разработки и усложнению обеспечения единообразного пользовательского опыта. Выполнен сравнительный анализ четырёх кроссплатформенных фреймворков по </w:t>
+      </w:r>
+      <w:r>
+        <w:rPr>
+          <w:rFonts w:cs="Times New Roman"/>
+          <w:szCs w:val="28"/>
+        </w:rPr>
+        <w:t xml:space="preserve">различным </w:t>
+      </w:r>
+      <w:r>
+        <w:rPr>
+          <w:rFonts w:cs="Times New Roman"/>
+          <w:szCs w:val="28"/>
+        </w:rPr>
+        <w:t xml:space="preserve">критериям. Анализ показал, что </w:t>
+      </w:r>
+      <w:r>
+        <w:rPr>
+          <w:rFonts w:cs="Times New Roman"/>
+          <w:szCs w:val="28"/>
+          <w:lang w:val="en-US"/>
+        </w:rPr>
+        <w:t>Kotlin</w:t>
+      </w:r>
+      <w:r>
+        <w:rPr>
+          <w:rFonts w:cs="Times New Roman"/>
+          <w:szCs w:val="28"/>
+        </w:rPr>
+        <w:t xml:space="preserve"> </w:t>
+      </w:r>
+      <w:r>
+        <w:rPr>
+          <w:rFonts w:cs="Times New Roman"/>
+          <w:szCs w:val="28"/>
+          <w:lang w:val="en-US"/>
+        </w:rPr>
+        <w:t>Multiplatform</w:t>
+      </w:r>
+      <w:r>
+        <w:rPr>
+          <w:rFonts w:cs="Times New Roman"/>
+          <w:szCs w:val="28"/>
+        </w:rPr>
+        <w:t xml:space="preserve"> в сочетании с </w:t>
+      </w:r>
+      <w:r>
+        <w:rPr>
+          <w:rFonts w:cs="Times New Roman"/>
+          <w:szCs w:val="28"/>
+          <w:lang w:val="en-US"/>
+        </w:rPr>
+        <w:t>Compose</w:t>
+      </w:r>
+      <w:r>
+        <w:rPr>
+          <w:rFonts w:cs="Times New Roman"/>
+          <w:szCs w:val="28"/>
+        </w:rPr>
+        <w:t xml:space="preserve"> </w:t>
+      </w:r>
+      <w:r>
+        <w:rPr>
+          <w:rFonts w:cs="Times New Roman"/>
+          <w:szCs w:val="28"/>
+          <w:lang w:val="en-US"/>
+        </w:rPr>
+        <w:t>Multiplatform</w:t>
+      </w:r>
+      <w:r>
+        <w:rPr>
+          <w:rFonts w:cs="Times New Roman"/>
+          <w:szCs w:val="28"/>
+        </w:rPr>
+        <w:t xml:space="preserve"> является </w:t>
+      </w:r>
+      <w:r>
+        <w:rPr>
+          <w:rFonts w:cs="Times New Roman"/>
+          <w:szCs w:val="28"/>
+        </w:rPr>
+        <w:t>одним из самых оптимальных</w:t>
+      </w:r>
+      <w:r>
+        <w:rPr>
+          <w:rFonts w:cs="Times New Roman"/>
+          <w:szCs w:val="28"/>
+        </w:rPr>
+        <w:t xml:space="preserve"> из рассмотренных решений, обеспечивающим поддержку всех трёх целевых платформ в рамках единой кодовой базы</w:t>
+      </w:r>
+      <w:r>
+        <w:rPr>
+          <w:rFonts w:cs="Times New Roman"/>
+          <w:szCs w:val="28"/>
         </w:rPr>
         <w:t>.</w:t>
       </w:r>
@@ -14350,57 +18083,130 @@
         <w:rPr>
           <w:rFonts w:cs="Times New Roman"/>
           <w:szCs w:val="28"/>
-          <w:lang w:val="en-US"/>
-        </w:rPr>
-      </w:pPr>
-      <w:r>
-        <w:rPr>
-          <w:rFonts w:cs="Times New Roman"/>
-          <w:szCs w:val="28"/>
-          <w:lang w:val="en-US"/>
-        </w:rPr>
-        <w:t xml:space="preserve">Suspendisse urna nunc, pulvinar id imperdiet sit amet, faucibus ut metus. Nulla placerat dolor lectus, </w:t>
-      </w:r>
-      <w:proofErr w:type="gramStart"/>
-      <w:r>
-        <w:rPr>
-          <w:rFonts w:cs="Times New Roman"/>
-          <w:szCs w:val="28"/>
-          <w:lang w:val="en-US"/>
-        </w:rPr>
-        <w:t>a</w:t>
-      </w:r>
-      <w:proofErr w:type="gramEnd"/>
-      <w:r>
-        <w:rPr>
-          <w:rFonts w:cs="Times New Roman"/>
-          <w:szCs w:val="28"/>
-          <w:lang w:val="en-US"/>
-        </w:rPr>
-        <w:t xml:space="preserve"> egestas dolor posuere eget. Phasellus lectus tortor, consectetur vitae rhoncus sollicitudin, tristique eu dui. Ut pulvinar mauris lectus, in egestas turpis hendrerit nec</w:t>
-      </w:r>
-      <w:r>
-        <w:rPr>
-          <w:rFonts w:cs="Times New Roman"/>
-          <w:szCs w:val="28"/>
-          <w:lang w:val="en-US"/>
+        </w:rPr>
+      </w:pPr>
+      <w:r>
+        <w:rPr>
+          <w:rFonts w:cs="Times New Roman"/>
+          <w:szCs w:val="28"/>
+        </w:rPr>
+        <w:t>В рамках второй главы сформированы функциональные требования к приложению на основе четырёх пользовательских сценариев и определён состав минимально жизнеспособного продукта, включающий пять функциональных модулей. Сформированы нефункциональные требования, охватывающие производительность, конфиденциальность данных, единообразие пользовательского опыта, синхронизаци</w:t>
+      </w:r>
+      <w:r>
+        <w:rPr>
+          <w:rFonts w:cs="Times New Roman"/>
+          <w:szCs w:val="28"/>
+        </w:rPr>
+        <w:t>ю</w:t>
+      </w:r>
+      <w:r>
+        <w:rPr>
+          <w:rFonts w:cs="Times New Roman"/>
+          <w:szCs w:val="28"/>
+        </w:rPr>
+        <w:t xml:space="preserve"> и сопровождаемость кода. Спроектирована модульная архитектура проекта, разграничивающей общий код и платформенно-специфичные реализации</w:t>
+      </w:r>
+      <w:r>
+        <w:rPr>
+          <w:rFonts w:cs="Times New Roman"/>
+          <w:szCs w:val="28"/>
+        </w:rPr>
+        <w:t>.</w:t>
+      </w:r>
+      <w:r>
+        <w:rPr>
+          <w:rFonts w:cs="Times New Roman"/>
+          <w:szCs w:val="28"/>
+        </w:rPr>
+        <w:t xml:space="preserve"> Спроектирован пользовательский интерфейс</w:t>
+      </w:r>
+      <w:r>
+        <w:rPr>
+          <w:rFonts w:cs="Times New Roman"/>
+          <w:szCs w:val="28"/>
+        </w:rPr>
+        <w:t>.</w:t>
+      </w:r>
+      <w:r>
+        <w:rPr>
+          <w:rFonts w:cs="Times New Roman"/>
+          <w:szCs w:val="28"/>
+        </w:rPr>
+        <w:t xml:space="preserve"> </w:t>
+      </w:r>
+      <w:r>
+        <w:rPr>
+          <w:rFonts w:cs="Times New Roman"/>
+          <w:szCs w:val="28"/>
+        </w:rPr>
+        <w:t>Н</w:t>
+      </w:r>
+      <w:r>
+        <w:rPr>
+          <w:rFonts w:cs="Times New Roman"/>
+          <w:szCs w:val="28"/>
+        </w:rPr>
+        <w:t>абор экранов и пользовательских потоков реализован единым кодом в общем модуле с адаптацией компоновки под различные размеры экранов</w:t>
+      </w:r>
+      <w:r>
+        <w:rPr>
+          <w:rFonts w:cs="Times New Roman"/>
+          <w:szCs w:val="28"/>
         </w:rPr>
         <w:t>.</w:t>
       </w:r>
     </w:p>
     <w:p>
       <w:pPr>
-        <w:rPr>
-          <w:rFonts w:cs="Times New Roman"/>
-          <w:szCs w:val="28"/>
-          <w:lang w:val="en-US"/>
-        </w:rPr>
-      </w:pPr>
-      <w:r>
-        <w:rPr>
-          <w:rFonts w:cs="Times New Roman"/>
-          <w:szCs w:val="28"/>
-          <w:lang w:val="en-US"/>
+        <w:ind w:firstLine="708"/>
+        <w:rPr>
+          <w:rFonts w:cs="Times New Roman"/>
+          <w:szCs w:val="28"/>
+        </w:rPr>
+      </w:pPr>
+      <w:r>
+        <w:rPr>
+          <w:rFonts w:cs="Times New Roman"/>
+          <w:szCs w:val="28"/>
+        </w:rPr>
+        <w:t xml:space="preserve">Таким образом, все шесть поставленных задач выполнены, цель научно-исследовательской работы достигнута. Проведённое исследование </w:t>
+      </w:r>
+      <w:r>
+        <w:rPr>
+          <w:rFonts w:cs="Times New Roman"/>
+          <w:szCs w:val="28"/>
+        </w:rPr>
+        <w:lastRenderedPageBreak/>
+        <w:t>сформировало теоретическую и проектную основу для практической реализации приложения.</w:t>
+      </w:r>
+    </w:p>
+    <w:p>
+      <w:pPr>
+        <w:ind w:firstLine="708"/>
+        <w:rPr>
+          <w:rFonts w:cs="Times New Roman"/>
+          <w:szCs w:val="28"/>
+        </w:rPr>
+      </w:pPr>
+      <w:r>
+        <w:rPr>
+          <w:rFonts w:cs="Times New Roman"/>
+          <w:szCs w:val="28"/>
+        </w:rPr>
+        <w:t>На следующем этапе, в рамках выпускной квалификационной работы, предстоит реализовать спроектированное приложение, измерить фактическую долю переиспользуемого кода между платформами, завершить реализацию функциональных модулей, а также провести тестирование приложения на целевых платформах.</w:t>
+      </w:r>
+    </w:p>
+    <w:p>
+      <w:pPr>
+        <w:rPr>
+          <w:rFonts w:cs="Times New Roman"/>
+          <w:szCs w:val="28"/>
+        </w:rPr>
+      </w:pPr>
+      <w:r>
+        <w:rPr>
+          <w:rFonts w:cs="Times New Roman"/>
+          <w:szCs w:val="28"/>
         </w:rPr>
         <w:br w:type="page"/>
       </w:r>
@@ -14590,6 +18396,7 @@
           </w:rPr>
           <w:t>/</w:t>
         </w:r>
+        <w:proofErr w:type="spellStart"/>
         <w:r>
           <w:rPr>
             <w:rStyle w:val="Hyperlink"/>
@@ -14599,6 +18406,7 @@
           </w:rPr>
           <w:t>ru</w:t>
         </w:r>
+        <w:proofErr w:type="spellEnd"/>
         <w:r>
           <w:rPr>
             <w:rStyle w:val="Hyperlink"/>
@@ -14762,6 +18570,7 @@
           </w:rPr>
           <w:t>://</w:t>
         </w:r>
+        <w:proofErr w:type="spellStart"/>
         <w:r>
           <w:rPr>
             <w:rStyle w:val="Hyperlink"/>
@@ -14771,6 +18580,7 @@
           </w:rPr>
           <w:t>wciom</w:t>
         </w:r>
+        <w:proofErr w:type="spellEnd"/>
         <w:r>
           <w:rPr>
             <w:rStyle w:val="Hyperlink"/>
@@ -14779,6 +18589,7 @@
           </w:rPr>
           <w:t>.</w:t>
         </w:r>
+        <w:proofErr w:type="spellStart"/>
         <w:r>
           <w:rPr>
             <w:rStyle w:val="Hyperlink"/>
@@ -14788,6 +18599,7 @@
           </w:rPr>
           <w:t>ru</w:t>
         </w:r>
+        <w:proofErr w:type="spellEnd"/>
         <w:r>
           <w:rPr>
             <w:rStyle w:val="Hyperlink"/>
@@ -14830,6 +18642,7 @@
           </w:rPr>
           <w:t>/</w:t>
         </w:r>
+        <w:proofErr w:type="spellStart"/>
         <w:r>
           <w:rPr>
             <w:rStyle w:val="Hyperlink"/>
@@ -14839,6 +18652,7 @@
           </w:rPr>
           <w:t>analiticheskii</w:t>
         </w:r>
+        <w:proofErr w:type="spellEnd"/>
         <w:r>
           <w:rPr>
             <w:rStyle w:val="Hyperlink"/>
@@ -14847,6 +18661,7 @@
           </w:rPr>
           <w:t>-</w:t>
         </w:r>
+        <w:proofErr w:type="spellStart"/>
         <w:r>
           <w:rPr>
             <w:rStyle w:val="Hyperlink"/>
@@ -14856,6 +18671,7 @@
           </w:rPr>
           <w:t>obzor</w:t>
         </w:r>
+        <w:proofErr w:type="spellEnd"/>
         <w:r>
           <w:rPr>
             <w:rStyle w:val="Hyperlink"/>
@@ -14864,6 +18680,7 @@
           </w:rPr>
           <w:t>/</w:t>
         </w:r>
+        <w:proofErr w:type="spellStart"/>
         <w:r>
           <w:rPr>
             <w:rStyle w:val="Hyperlink"/>
@@ -14873,6 +18690,7 @@
           </w:rPr>
           <w:t>indeks</w:t>
         </w:r>
+        <w:proofErr w:type="spellEnd"/>
         <w:r>
           <w:rPr>
             <w:rStyle w:val="Hyperlink"/>
@@ -14881,6 +18699,7 @@
           </w:rPr>
           <w:t>-</w:t>
         </w:r>
+        <w:proofErr w:type="spellStart"/>
         <w:r>
           <w:rPr>
             <w:rStyle w:val="Hyperlink"/>
@@ -14890,6 +18709,7 @@
           </w:rPr>
           <w:t>potrebnosti</w:t>
         </w:r>
+        <w:proofErr w:type="spellEnd"/>
         <w:r>
           <w:rPr>
             <w:rStyle w:val="Hyperlink"/>
@@ -14898,6 +18718,7 @@
           </w:rPr>
           <w:t>-</w:t>
         </w:r>
+        <w:proofErr w:type="spellStart"/>
         <w:r>
           <w:rPr>
             <w:rStyle w:val="Hyperlink"/>
@@ -14907,6 +18728,7 @@
           </w:rPr>
           <w:t>rossijan</w:t>
         </w:r>
+        <w:proofErr w:type="spellEnd"/>
         <w:r>
           <w:rPr>
             <w:rStyle w:val="Hyperlink"/>
@@ -14932,6 +18754,7 @@
           </w:rPr>
           <w:t>-</w:t>
         </w:r>
+        <w:proofErr w:type="spellStart"/>
         <w:r>
           <w:rPr>
             <w:rStyle w:val="Hyperlink"/>
@@ -14941,6 +18764,7 @@
           </w:rPr>
           <w:t>psikhologicheskoi</w:t>
         </w:r>
+        <w:proofErr w:type="spellEnd"/>
         <w:r>
           <w:rPr>
             <w:rStyle w:val="Hyperlink"/>
@@ -14949,6 +18773,7 @@
           </w:rPr>
           <w:t>-</w:t>
         </w:r>
+        <w:proofErr w:type="spellStart"/>
         <w:r>
           <w:rPr>
             <w:rStyle w:val="Hyperlink"/>
@@ -14958,6 +18783,7 @@
           </w:rPr>
           <w:t>podderzhke</w:t>
         </w:r>
+        <w:proofErr w:type="spellEnd"/>
       </w:hyperlink>
       <w:r>
         <w:rPr>
@@ -14979,12 +18805,21 @@
           <w:szCs w:val="28"/>
         </w:rPr>
       </w:pPr>
-      <w:r>
-        <w:rPr>
-          <w:rFonts w:cs="Times New Roman"/>
-          <w:szCs w:val="28"/>
-        </w:rPr>
-        <w:t xml:space="preserve">Галой Н. Ю. Практика ведения рефлексивного дневника как способ работы со стрессом у студентов // Проблемы современного образования. - 2023. - № 4. - С. 37–47. </w:t>
+      <w:proofErr w:type="spellStart"/>
+      <w:r>
+        <w:rPr>
+          <w:rFonts w:cs="Times New Roman"/>
+          <w:szCs w:val="28"/>
+        </w:rPr>
+        <w:t>Галой</w:t>
+      </w:r>
+      <w:proofErr w:type="spellEnd"/>
+      <w:r>
+        <w:rPr>
+          <w:rFonts w:cs="Times New Roman"/>
+          <w:szCs w:val="28"/>
+        </w:rPr>
+        <w:t xml:space="preserve"> Н. Ю. Практика ведения рефлексивного дневника как способ работы со стрессом у студентов // Проблемы современного образования. - 2023. - № 4. - С. 37–47. </w:t>
       </w:r>
       <w:r>
         <w:rPr>
@@ -15056,6 +18891,7 @@
           </w:rPr>
           <w:t>.</w:t>
         </w:r>
+        <w:proofErr w:type="spellStart"/>
         <w:r>
           <w:rPr>
             <w:rStyle w:val="Hyperlink"/>
@@ -15065,6 +18901,7 @@
           </w:rPr>
           <w:t>kommersant</w:t>
         </w:r>
+        <w:proofErr w:type="spellEnd"/>
         <w:r>
           <w:rPr>
             <w:rStyle w:val="Hyperlink"/>
@@ -15073,6 +18910,7 @@
           </w:rPr>
           <w:t>.</w:t>
         </w:r>
+        <w:proofErr w:type="spellStart"/>
         <w:r>
           <w:rPr>
             <w:rStyle w:val="Hyperlink"/>
@@ -15082,6 +18920,7 @@
           </w:rPr>
           <w:t>ru</w:t>
         </w:r>
+        <w:proofErr w:type="spellEnd"/>
         <w:r>
           <w:rPr>
             <w:rStyle w:val="Hyperlink"/>
@@ -15136,12 +18975,21 @@
           <w:szCs w:val="28"/>
         </w:rPr>
       </w:pPr>
-      <w:r>
-        <w:rPr>
-          <w:rFonts w:cs="Times New Roman"/>
-          <w:szCs w:val="28"/>
-        </w:rPr>
-        <w:t xml:space="preserve">Лиманова Н. И., Селезнев И. А. Анализ эффективности клиент серверной архитектуры // Бюллетень науки и практики.  - 2022. - Т. 8. №7. - С. 392-396. </w:t>
+      <w:proofErr w:type="spellStart"/>
+      <w:r>
+        <w:rPr>
+          <w:rFonts w:cs="Times New Roman"/>
+          <w:szCs w:val="28"/>
+        </w:rPr>
+        <w:t>Лиманова</w:t>
+      </w:r>
+      <w:proofErr w:type="spellEnd"/>
+      <w:r>
+        <w:rPr>
+          <w:rFonts w:cs="Times New Roman"/>
+          <w:szCs w:val="28"/>
+        </w:rPr>
+        <w:t xml:space="preserve"> Н. И., Селезнев И. А. Анализ эффективности клиент серверной архитектуры // Бюллетень науки и практики.  - 2022. - Т. 8. №7. - С. 392-396. </w:t>
       </w:r>
       <w:r>
         <w:rPr>
@@ -15258,7 +19106,79 @@
           <w:szCs w:val="28"/>
           <w:lang w:val="en-US"/>
         </w:rPr>
-        <w:t xml:space="preserve">Dawson, R. L., Nixon, R. D. V., Calear, A. L., Sivanathan, D., &amp; O'Kearney, R. Efficacy of two brief trauma-focussed writing interventions in comparison to positive experiences writing: A randomized controlled </w:t>
+        <w:t xml:space="preserve">Dawson, R. L., Nixon, R. D. V., </w:t>
+      </w:r>
+      <w:proofErr w:type="spellStart"/>
+      <w:r>
+        <w:rPr>
+          <w:rFonts w:cs="Times New Roman"/>
+          <w:szCs w:val="28"/>
+          <w:lang w:val="en-US"/>
+        </w:rPr>
+        <w:t>Calear</w:t>
+      </w:r>
+      <w:proofErr w:type="spellEnd"/>
+      <w:r>
+        <w:rPr>
+          <w:rFonts w:cs="Times New Roman"/>
+          <w:szCs w:val="28"/>
+          <w:lang w:val="en-US"/>
+        </w:rPr>
+        <w:t xml:space="preserve">, A. L., </w:t>
+      </w:r>
+      <w:proofErr w:type="spellStart"/>
+      <w:r>
+        <w:rPr>
+          <w:rFonts w:cs="Times New Roman"/>
+          <w:szCs w:val="28"/>
+          <w:lang w:val="en-US"/>
+        </w:rPr>
+        <w:t>Sivanathan</w:t>
+      </w:r>
+      <w:proofErr w:type="spellEnd"/>
+      <w:r>
+        <w:rPr>
+          <w:rFonts w:cs="Times New Roman"/>
+          <w:szCs w:val="28"/>
+          <w:lang w:val="en-US"/>
+        </w:rPr>
+        <w:t xml:space="preserve">, D., &amp; </w:t>
+      </w:r>
+      <w:proofErr w:type="spellStart"/>
+      <w:r>
+        <w:rPr>
+          <w:rFonts w:cs="Times New Roman"/>
+          <w:szCs w:val="28"/>
+          <w:lang w:val="en-US"/>
+        </w:rPr>
+        <w:t>O'Kearney</w:t>
+      </w:r>
+      <w:proofErr w:type="spellEnd"/>
+      <w:r>
+        <w:rPr>
+          <w:rFonts w:cs="Times New Roman"/>
+          <w:szCs w:val="28"/>
+          <w:lang w:val="en-US"/>
+        </w:rPr>
+        <w:t>, R. Efficacy of two brief trauma-</w:t>
+      </w:r>
+      <w:proofErr w:type="spellStart"/>
+      <w:r>
+        <w:rPr>
+          <w:rFonts w:cs="Times New Roman"/>
+          <w:szCs w:val="28"/>
+          <w:lang w:val="en-US"/>
+        </w:rPr>
+        <w:t>focussed</w:t>
+      </w:r>
+      <w:proofErr w:type="spellEnd"/>
+      <w:r>
+        <w:rPr>
+          <w:rFonts w:cs="Times New Roman"/>
+          <w:szCs w:val="28"/>
+          <w:lang w:val="en-US"/>
+        </w:rPr>
+        <w:t xml:space="preserve"> writing interventions in comparison to positive experiences writing: A randomized controlled </w:t>
       </w:r>
       <w:r>
         <w:rPr>
@@ -15309,13 +19229,41 @@
           <w:lang w:val="en-US"/>
         </w:rPr>
       </w:pPr>
-      <w:r>
-        <w:rPr>
-          <w:rFonts w:cs="Times New Roman"/>
-          <w:szCs w:val="28"/>
-          <w:lang w:val="en-US"/>
-        </w:rPr>
-        <w:t xml:space="preserve">Iwaya LH, Babar MA, Rashid A, Wijayarathna C. On the privacy of mental health apps. // Empirical Software Engineering. - 2023 - № 28 - C. 1-42. DOI: </w:t>
+      <w:proofErr w:type="spellStart"/>
+      <w:r>
+        <w:rPr>
+          <w:rFonts w:cs="Times New Roman"/>
+          <w:szCs w:val="28"/>
+          <w:lang w:val="en-US"/>
+        </w:rPr>
+        <w:t>Iwaya</w:t>
+      </w:r>
+      <w:proofErr w:type="spellEnd"/>
+      <w:r>
+        <w:rPr>
+          <w:rFonts w:cs="Times New Roman"/>
+          <w:szCs w:val="28"/>
+          <w:lang w:val="en-US"/>
+        </w:rPr>
+        <w:t xml:space="preserve"> LH, Babar MA, Rashid A, </w:t>
+      </w:r>
+      <w:proofErr w:type="spellStart"/>
+      <w:r>
+        <w:rPr>
+          <w:rFonts w:cs="Times New Roman"/>
+          <w:szCs w:val="28"/>
+          <w:lang w:val="en-US"/>
+        </w:rPr>
+        <w:t>Wijayarathna</w:t>
+      </w:r>
+      <w:proofErr w:type="spellEnd"/>
+      <w:r>
+        <w:rPr>
+          <w:rFonts w:cs="Times New Roman"/>
+          <w:szCs w:val="28"/>
+          <w:lang w:val="en-US"/>
+        </w:rPr>
+        <w:t xml:space="preserve"> C. On the privacy of mental health apps. // Empirical Software Engineering. - 2023 - № 28 - C. 1-42. DOI: </w:t>
       </w:r>
       <w:hyperlink r:id="rId24" w:history="1">
         <w:r>
@@ -15342,13 +19290,77 @@
           <w:lang w:val="en-US"/>
         </w:rPr>
       </w:pPr>
-      <w:r>
-        <w:rPr>
-          <w:rFonts w:cs="Times New Roman"/>
-          <w:szCs w:val="28"/>
-          <w:lang w:val="en-US"/>
-        </w:rPr>
-        <w:t xml:space="preserve">Litvin S, Saunders R, Jefferies P, Seely H, Pössel P, Lüttke S The Impact of a Gamified Mobile Mental Health App (eQuoo) on Resilience and Mental Health in a Student Population: Large-Scale Randomized Controlled Trial // JMIR Mental Health - 2023 - № </w:t>
+      <w:proofErr w:type="spellStart"/>
+      <w:r>
+        <w:rPr>
+          <w:rFonts w:cs="Times New Roman"/>
+          <w:szCs w:val="28"/>
+          <w:lang w:val="en-US"/>
+        </w:rPr>
+        <w:t>Litvin</w:t>
+      </w:r>
+      <w:proofErr w:type="spellEnd"/>
+      <w:r>
+        <w:rPr>
+          <w:rFonts w:cs="Times New Roman"/>
+          <w:szCs w:val="28"/>
+          <w:lang w:val="en-US"/>
+        </w:rPr>
+        <w:t xml:space="preserve"> S, Saunders R, Jefferies P, Seely H, </w:t>
+      </w:r>
+      <w:proofErr w:type="spellStart"/>
+      <w:r>
+        <w:rPr>
+          <w:rFonts w:cs="Times New Roman"/>
+          <w:szCs w:val="28"/>
+          <w:lang w:val="en-US"/>
+        </w:rPr>
+        <w:t>Pössel</w:t>
+      </w:r>
+      <w:proofErr w:type="spellEnd"/>
+      <w:r>
+        <w:rPr>
+          <w:rFonts w:cs="Times New Roman"/>
+          <w:szCs w:val="28"/>
+          <w:lang w:val="en-US"/>
+        </w:rPr>
+        <w:t xml:space="preserve"> P, </w:t>
+      </w:r>
+      <w:proofErr w:type="spellStart"/>
+      <w:r>
+        <w:rPr>
+          <w:rFonts w:cs="Times New Roman"/>
+          <w:szCs w:val="28"/>
+          <w:lang w:val="en-US"/>
+        </w:rPr>
+        <w:t>Lüttke</w:t>
+      </w:r>
+      <w:proofErr w:type="spellEnd"/>
+      <w:r>
+        <w:rPr>
+          <w:rFonts w:cs="Times New Roman"/>
+          <w:szCs w:val="28"/>
+          <w:lang w:val="en-US"/>
+        </w:rPr>
+        <w:t xml:space="preserve"> S The Impact of a Gamified Mobile Mental Health App (</w:t>
+      </w:r>
+      <w:proofErr w:type="spellStart"/>
+      <w:r>
+        <w:rPr>
+          <w:rFonts w:cs="Times New Roman"/>
+          <w:szCs w:val="28"/>
+          <w:lang w:val="en-US"/>
+        </w:rPr>
+        <w:t>eQuoo</w:t>
+      </w:r>
+      <w:proofErr w:type="spellEnd"/>
+      <w:r>
+        <w:rPr>
+          <w:rFonts w:cs="Times New Roman"/>
+          <w:szCs w:val="28"/>
+          <w:lang w:val="en-US"/>
+        </w:rPr>
+        <w:t xml:space="preserve">) on Resilience and Mental Health in a Student Population: Large-Scale Randomized Controlled Trial // JMIR Mental Health - 2023 - № </w:t>
       </w:r>
       <w:proofErr w:type="gramStart"/>
       <w:r>
@@ -15393,13 +19405,41 @@
           <w:lang w:val="en-US"/>
         </w:rPr>
       </w:pPr>
-      <w:r>
-        <w:rPr>
-          <w:rFonts w:cs="Times New Roman"/>
-          <w:szCs w:val="28"/>
-          <w:lang w:val="en-US"/>
-        </w:rPr>
-        <w:t xml:space="preserve">Lukenda, K., Sülzenbrück, S., &amp; Sutter, C. Expressive writing as a practice against work stress: An experimental study. // Journal of Workplace Behavioral Health. - 2024 </w:t>
+      <w:proofErr w:type="spellStart"/>
+      <w:r>
+        <w:rPr>
+          <w:rFonts w:cs="Times New Roman"/>
+          <w:szCs w:val="28"/>
+          <w:lang w:val="en-US"/>
+        </w:rPr>
+        <w:t>Lukenda</w:t>
+      </w:r>
+      <w:proofErr w:type="spellEnd"/>
+      <w:r>
+        <w:rPr>
+          <w:rFonts w:cs="Times New Roman"/>
+          <w:szCs w:val="28"/>
+          <w:lang w:val="en-US"/>
+        </w:rPr>
+        <w:t xml:space="preserve">, K., </w:t>
+      </w:r>
+      <w:proofErr w:type="spellStart"/>
+      <w:r>
+        <w:rPr>
+          <w:rFonts w:cs="Times New Roman"/>
+          <w:szCs w:val="28"/>
+          <w:lang w:val="en-US"/>
+        </w:rPr>
+        <w:t>Sülzenbrück</w:t>
+      </w:r>
+      <w:proofErr w:type="spellEnd"/>
+      <w:r>
+        <w:rPr>
+          <w:rFonts w:cs="Times New Roman"/>
+          <w:szCs w:val="28"/>
+          <w:lang w:val="en-US"/>
+        </w:rPr>
+        <w:t xml:space="preserve">, S., &amp; Sutter, C. Expressive writing as a practice against work stress: An experimental study. // Journal of Workplace Behavioral Health. - 2024 </w:t>
       </w:r>
       <w:proofErr w:type="gramStart"/>
       <w:r>
@@ -15443,13 +19483,59 @@
           <w:szCs w:val="28"/>
         </w:rPr>
       </w:pPr>
-      <w:r>
-        <w:rPr>
-          <w:rFonts w:cs="Times New Roman"/>
-          <w:szCs w:val="28"/>
-          <w:lang w:val="en-US"/>
-        </w:rPr>
-        <w:t>NordPass: Stay safe with zero-knowledge architecture [Электронный ресурс]. URL</w:t>
+      <w:proofErr w:type="spellStart"/>
+      <w:r>
+        <w:rPr>
+          <w:rFonts w:cs="Times New Roman"/>
+          <w:szCs w:val="28"/>
+          <w:lang w:val="en-US"/>
+        </w:rPr>
+        <w:t>NordPass</w:t>
+      </w:r>
+      <w:proofErr w:type="spellEnd"/>
+      <w:r>
+        <w:rPr>
+          <w:rFonts w:cs="Times New Roman"/>
+          <w:szCs w:val="28"/>
+          <w:lang w:val="en-US"/>
+        </w:rPr>
+        <w:t>: Stay safe with zero-knowledge architecture [</w:t>
+      </w:r>
+      <w:proofErr w:type="spellStart"/>
+      <w:r>
+        <w:rPr>
+          <w:rFonts w:cs="Times New Roman"/>
+          <w:szCs w:val="28"/>
+          <w:lang w:val="en-US"/>
+        </w:rPr>
+        <w:t>Электронный</w:t>
+      </w:r>
+      <w:proofErr w:type="spellEnd"/>
+      <w:r>
+        <w:rPr>
+          <w:rFonts w:cs="Times New Roman"/>
+          <w:szCs w:val="28"/>
+          <w:lang w:val="en-US"/>
+        </w:rPr>
+        <w:t xml:space="preserve"> </w:t>
+      </w:r>
+      <w:proofErr w:type="spellStart"/>
+      <w:r>
+        <w:rPr>
+          <w:rFonts w:cs="Times New Roman"/>
+          <w:szCs w:val="28"/>
+          <w:lang w:val="en-US"/>
+        </w:rPr>
+        <w:t>ресурс</w:t>
+      </w:r>
+      <w:proofErr w:type="spellEnd"/>
+      <w:r>
+        <w:rPr>
+          <w:rFonts w:cs="Times New Roman"/>
+          <w:szCs w:val="28"/>
+          <w:lang w:val="en-US"/>
+        </w:rPr>
+        <w:t>]. URL</w:t>
       </w:r>
       <w:r>
         <w:rPr>
@@ -15476,6 +19562,7 @@
           </w:rPr>
           <w:t>://</w:t>
         </w:r>
+        <w:proofErr w:type="spellStart"/>
         <w:r>
           <w:rPr>
             <w:rStyle w:val="Hyperlink"/>
@@ -15485,6 +19572,7 @@
           </w:rPr>
           <w:t>nordpass</w:t>
         </w:r>
+        <w:proofErr w:type="spellEnd"/>
         <w:r>
           <w:rPr>
             <w:rStyle w:val="Hyperlink"/>
@@ -15777,7 +19865,25 @@
           <w:szCs w:val="28"/>
           <w:lang w:val="en-US"/>
         </w:rPr>
-        <w:t xml:space="preserve">Schulz, L. The Impact of Generative AI on User Engagement and Personalisation in Digital </w:t>
+        <w:t xml:space="preserve">Schulz, L. The Impact of Generative AI on User Engagement and </w:t>
+      </w:r>
+      <w:proofErr w:type="spellStart"/>
+      <w:r>
+        <w:rPr>
+          <w:rFonts w:cs="Times New Roman"/>
+          <w:szCs w:val="28"/>
+          <w:lang w:val="en-US"/>
+        </w:rPr>
+        <w:t>Personalisation</w:t>
+      </w:r>
+      <w:proofErr w:type="spellEnd"/>
+      <w:r>
+        <w:rPr>
+          <w:rFonts w:cs="Times New Roman"/>
+          <w:szCs w:val="28"/>
+          <w:lang w:val="en-US"/>
+        </w:rPr>
+        <w:t xml:space="preserve"> in Digital </w:t>
       </w:r>
       <w:proofErr w:type="gramStart"/>
       <w:r>
@@ -19202,6 +23308,7 @@
   <w:style w:type="character" w:default="1" w:styleId="DefaultParagraphFont">
     <w:name w:val="Default Paragraph Font"/>
     <w:uiPriority w:val="1"/>
+    <w:semiHidden/>
     <w:unhideWhenUsed/>
   </w:style>
   <w:style w:type="table" w:default="1" w:styleId="TableNormal">

--- a/НИР_2_Николаев Евгений.docx
+++ b/НИР_2_Николаев Евгений.docx
@@ -901,8 +901,6 @@
       <w:sdtPr>
         <w:rPr>
           <w:rFonts w:eastAsiaTheme="minorHAnsi" w:cstheme="minorBidi"/>
-          <w:b w:val="0"/>
-          <w:bCs w:val="0"/>
           <w:noProof w:val="0"/>
           <w:color w:val="000000" w:themeColor="text1"/>
           <w:kern w:val="2"/>
@@ -916,12 +914,7 @@
           <w:docPartUnique/>
         </w:docPartObj>
       </w:sdtPr>
-      <w:sdtEndPr>
-        <w:rPr>
-          <w:b/>
-          <w:bCs/>
-        </w:rPr>
-      </w:sdtEndPr>
+      <w:sdtEndPr/>
       <w:sdtContent>
         <w:p>
           <w:pPr>
@@ -952,7 +945,7 @@
             </w:rPr>
             <w:fldChar w:fldCharType="separate"/>
           </w:r>
-          <w:hyperlink w:anchor="_Toc221907245" w:history="1">
+          <w:hyperlink w:anchor="_Toc222750097" w:history="1">
             <w:r>
               <w:rPr>
                 <w:rStyle w:val="Hyperlink"/>
@@ -983,7 +976,7 @@
                 <w:bCs w:val="0"/>
                 <w:webHidden/>
               </w:rPr>
-              <w:instrText xml:space="preserve"> PAGEREF _Toc221907245 \h </w:instrText>
+              <w:instrText xml:space="preserve"> PAGEREF _Toc222750097 \h </w:instrText>
             </w:r>
             <w:r>
               <w:rPr>
@@ -1026,7 +1019,7 @@
               <w:bCs w:val="0"/>
             </w:rPr>
           </w:pPr>
-          <w:hyperlink w:anchor="_Toc221907246" w:history="1">
+          <w:hyperlink w:anchor="_Toc222750098" w:history="1">
             <w:r>
               <w:rPr>
                 <w:rStyle w:val="Hyperlink"/>
@@ -1057,7 +1050,7 @@
                 <w:bCs w:val="0"/>
                 <w:webHidden/>
               </w:rPr>
-              <w:instrText xml:space="preserve"> PAGEREF _Toc221907246 \h </w:instrText>
+              <w:instrText xml:space="preserve"> PAGEREF _Toc222750098 \h </w:instrText>
             </w:r>
             <w:r>
               <w:rPr>
@@ -1080,7 +1073,7 @@
                 <w:bCs w:val="0"/>
                 <w:webHidden/>
               </w:rPr>
-              <w:t>5</w:t>
+              <w:t>6</w:t>
             </w:r>
             <w:r>
               <w:rPr>
@@ -1096,6 +1089,7 @@
           <w:pPr>
             <w:pStyle w:val="TOC2"/>
             <w:tabs>
+              <w:tab w:val="left" w:pos="880"/>
               <w:tab w:val="right" w:leader="dot" w:pos="9345"/>
             </w:tabs>
             <w:spacing w:line="360" w:lineRule="auto"/>
@@ -1106,7 +1100,7 @@
               <w:szCs w:val="28"/>
             </w:rPr>
           </w:pPr>
-          <w:hyperlink w:anchor="_Toc221907247" w:history="1">
+          <w:hyperlink w:anchor="_Toc222750099" w:history="1">
             <w:r>
               <w:rPr>
                 <w:rStyle w:val="Hyperlink"/>
@@ -1115,7 +1109,26 @@
                 <w:sz w:val="28"/>
                 <w:szCs w:val="28"/>
               </w:rPr>
-              <w:t>1.1 Анализ проблемы мультиплатформенной разработки</w:t>
+              <w:t>1.1</w:t>
+            </w:r>
+            <w:r>
+              <w:rPr>
+                <w:rFonts w:ascii="Times New Roman" w:hAnsi="Times New Roman"/>
+                <w:noProof/>
+                <w:sz w:val="28"/>
+                <w:szCs w:val="28"/>
+              </w:rPr>
+              <w:tab/>
+            </w:r>
+            <w:r>
+              <w:rPr>
+                <w:rStyle w:val="Hyperlink"/>
+                <w:rFonts w:ascii="Times New Roman" w:hAnsi="Times New Roman"/>
+                <w:noProof/>
+                <w:sz w:val="28"/>
+                <w:szCs w:val="28"/>
+              </w:rPr>
+              <w:t>Анализ проблемы мультиплатформенной разработки</w:t>
             </w:r>
             <w:r>
               <w:rPr>
@@ -1145,7 +1158,7 @@
                 <w:sz w:val="28"/>
                 <w:szCs w:val="28"/>
               </w:rPr>
-              <w:instrText xml:space="preserve"> PAGEREF _Toc221907247 \h </w:instrText>
+              <w:instrText xml:space="preserve"> PAGEREF _Toc222750099 \h </w:instrText>
             </w:r>
             <w:r>
               <w:rPr>
@@ -1174,7 +1187,7 @@
                 <w:sz w:val="28"/>
                 <w:szCs w:val="28"/>
               </w:rPr>
-              <w:t>5</w:t>
+              <w:t>6</w:t>
             </w:r>
             <w:r>
               <w:rPr>
@@ -1192,6 +1205,7 @@
           <w:pPr>
             <w:pStyle w:val="TOC2"/>
             <w:tabs>
+              <w:tab w:val="left" w:pos="880"/>
               <w:tab w:val="right" w:leader="dot" w:pos="9345"/>
             </w:tabs>
             <w:spacing w:line="360" w:lineRule="auto"/>
@@ -1202,7 +1216,7 @@
               <w:szCs w:val="28"/>
             </w:rPr>
           </w:pPr>
-          <w:hyperlink w:anchor="_Toc221907248" w:history="1">
+          <w:hyperlink w:anchor="_Toc222750100" w:history="1">
             <w:r>
               <w:rPr>
                 <w:rStyle w:val="Hyperlink"/>
@@ -1211,7 +1225,26 @@
                 <w:sz w:val="28"/>
                 <w:szCs w:val="28"/>
               </w:rPr>
-              <w:t>1.2 Обзор существующих кроссплатформенных решений</w:t>
+              <w:t>1.2</w:t>
+            </w:r>
+            <w:r>
+              <w:rPr>
+                <w:rFonts w:ascii="Times New Roman" w:hAnsi="Times New Roman"/>
+                <w:noProof/>
+                <w:sz w:val="28"/>
+                <w:szCs w:val="28"/>
+              </w:rPr>
+              <w:tab/>
+            </w:r>
+            <w:r>
+              <w:rPr>
+                <w:rStyle w:val="Hyperlink"/>
+                <w:rFonts w:ascii="Times New Roman" w:hAnsi="Times New Roman"/>
+                <w:noProof/>
+                <w:sz w:val="28"/>
+                <w:szCs w:val="28"/>
+              </w:rPr>
+              <w:t>Обзор существующих кроссплатформенных решений</w:t>
             </w:r>
             <w:r>
               <w:rPr>
@@ -1241,7 +1274,7 @@
                 <w:sz w:val="28"/>
                 <w:szCs w:val="28"/>
               </w:rPr>
-              <w:instrText xml:space="preserve"> PAGEREF _Toc221907248 \h </w:instrText>
+              <w:instrText xml:space="preserve"> PAGEREF _Toc222750100 \h </w:instrText>
             </w:r>
             <w:r>
               <w:rPr>
@@ -1270,7 +1303,7 @@
                 <w:sz w:val="28"/>
                 <w:szCs w:val="28"/>
               </w:rPr>
-              <w:t>5</w:t>
+              <w:t>9</w:t>
             </w:r>
             <w:r>
               <w:rPr>
@@ -1298,7 +1331,7 @@
               <w:szCs w:val="28"/>
             </w:rPr>
           </w:pPr>
-          <w:hyperlink w:anchor="_Toc221907249" w:history="1">
+          <w:hyperlink w:anchor="_Toc222750101" w:history="1">
             <w:r>
               <w:rPr>
                 <w:rStyle w:val="Hyperlink"/>
@@ -1337,7 +1370,7 @@
                 <w:sz w:val="28"/>
                 <w:szCs w:val="28"/>
               </w:rPr>
-              <w:instrText xml:space="preserve"> PAGEREF _Toc221907249 \h </w:instrText>
+              <w:instrText xml:space="preserve"> PAGEREF _Toc222750101 \h </w:instrText>
             </w:r>
             <w:r>
               <w:rPr>
@@ -1366,7 +1399,7 @@
                 <w:sz w:val="28"/>
                 <w:szCs w:val="28"/>
               </w:rPr>
-              <w:t>5</w:t>
+              <w:t>14</w:t>
             </w:r>
             <w:r>
               <w:rPr>
@@ -1388,7 +1421,7 @@
               <w:bCs w:val="0"/>
             </w:rPr>
           </w:pPr>
-          <w:hyperlink w:anchor="_Toc221907250" w:history="1">
+          <w:hyperlink w:anchor="_Toc222750102" w:history="1">
             <w:r>
               <w:rPr>
                 <w:rStyle w:val="Hyperlink"/>
@@ -1419,7 +1452,7 @@
                 <w:bCs w:val="0"/>
                 <w:webHidden/>
               </w:rPr>
-              <w:instrText xml:space="preserve"> PAGEREF _Toc221907250 \h </w:instrText>
+              <w:instrText xml:space="preserve"> PAGEREF _Toc222750102 \h </w:instrText>
             </w:r>
             <w:r>
               <w:rPr>
@@ -1442,7 +1475,7 @@
                 <w:bCs w:val="0"/>
                 <w:webHidden/>
               </w:rPr>
-              <w:t>11</w:t>
+              <w:t>21</w:t>
             </w:r>
             <w:r>
               <w:rPr>
@@ -1468,7 +1501,7 @@
               <w:szCs w:val="28"/>
             </w:rPr>
           </w:pPr>
-          <w:hyperlink w:anchor="_Toc221907251" w:history="1">
+          <w:hyperlink w:anchor="_Toc222750103" w:history="1">
             <w:r>
               <w:rPr>
                 <w:rStyle w:val="Hyperlink"/>
@@ -1507,7 +1540,7 @@
                 <w:sz w:val="28"/>
                 <w:szCs w:val="28"/>
               </w:rPr>
-              <w:instrText xml:space="preserve"> PAGEREF _Toc221907251 \h </w:instrText>
+              <w:instrText xml:space="preserve"> PAGEREF _Toc222750103 \h </w:instrText>
             </w:r>
             <w:r>
               <w:rPr>
@@ -1536,7 +1569,7 @@
                 <w:sz w:val="28"/>
                 <w:szCs w:val="28"/>
               </w:rPr>
-              <w:t>11</w:t>
+              <w:t>21</w:t>
             </w:r>
             <w:r>
               <w:rPr>
@@ -1564,7 +1597,7 @@
               <w:szCs w:val="28"/>
             </w:rPr>
           </w:pPr>
-          <w:hyperlink w:anchor="_Toc221907252" w:history="1">
+          <w:hyperlink w:anchor="_Toc222750104" w:history="1">
             <w:r>
               <w:rPr>
                 <w:rStyle w:val="Hyperlink"/>
@@ -1603,7 +1636,7 @@
                 <w:sz w:val="28"/>
                 <w:szCs w:val="28"/>
               </w:rPr>
-              <w:instrText xml:space="preserve"> PAGEREF _Toc221907252 \h </w:instrText>
+              <w:instrText xml:space="preserve"> PAGEREF _Toc222750104 \h </w:instrText>
             </w:r>
             <w:r>
               <w:rPr>
@@ -1632,7 +1665,7 @@
                 <w:sz w:val="28"/>
                 <w:szCs w:val="28"/>
               </w:rPr>
-              <w:t>11</w:t>
+              <w:t>24</w:t>
             </w:r>
             <w:r>
               <w:rPr>
@@ -1660,7 +1693,7 @@
               <w:szCs w:val="28"/>
             </w:rPr>
           </w:pPr>
-          <w:hyperlink w:anchor="_Toc221907253" w:history="1">
+          <w:hyperlink w:anchor="_Toc222750105" w:history="1">
             <w:r>
               <w:rPr>
                 <w:rStyle w:val="Hyperlink"/>
@@ -1699,7 +1732,7 @@
                 <w:sz w:val="28"/>
                 <w:szCs w:val="28"/>
               </w:rPr>
-              <w:instrText xml:space="preserve"> PAGEREF _Toc221907253 \h </w:instrText>
+              <w:instrText xml:space="preserve"> PAGEREF _Toc222750105 \h </w:instrText>
             </w:r>
             <w:r>
               <w:rPr>
@@ -1728,7 +1761,7 @@
                 <w:sz w:val="28"/>
                 <w:szCs w:val="28"/>
               </w:rPr>
-              <w:t>11</w:t>
+              <w:t>29</w:t>
             </w:r>
             <w:r>
               <w:rPr>
@@ -1756,7 +1789,7 @@
               <w:szCs w:val="28"/>
             </w:rPr>
           </w:pPr>
-          <w:hyperlink w:anchor="_Toc221907254" w:history="1">
+          <w:hyperlink w:anchor="_Toc222750106" w:history="1">
             <w:r>
               <w:rPr>
                 <w:rStyle w:val="Hyperlink"/>
@@ -1795,7 +1828,7 @@
                 <w:sz w:val="28"/>
                 <w:szCs w:val="28"/>
               </w:rPr>
-              <w:instrText xml:space="preserve"> PAGEREF _Toc221907254 \h </w:instrText>
+              <w:instrText xml:space="preserve"> PAGEREF _Toc222750106 \h </w:instrText>
             </w:r>
             <w:r>
               <w:rPr>
@@ -1824,7 +1857,7 @@
                 <w:sz w:val="28"/>
                 <w:szCs w:val="28"/>
               </w:rPr>
-              <w:t>11</w:t>
+              <w:t>35</w:t>
             </w:r>
             <w:r>
               <w:rPr>
@@ -1833,6 +1866,154 @@
                 <w:webHidden/>
                 <w:sz w:val="28"/>
                 <w:szCs w:val="28"/>
+              </w:rPr>
+              <w:fldChar w:fldCharType="end"/>
+            </w:r>
+          </w:hyperlink>
+        </w:p>
+        <w:p>
+          <w:pPr>
+            <w:pStyle w:val="TOC1"/>
+            <w:rPr>
+              <w:b w:val="0"/>
+              <w:bCs w:val="0"/>
+            </w:rPr>
+          </w:pPr>
+          <w:hyperlink w:anchor="_Toc222750107" w:history="1">
+            <w:r>
+              <w:rPr>
+                <w:rStyle w:val="Hyperlink"/>
+                <w:b w:val="0"/>
+                <w:bCs w:val="0"/>
+              </w:rPr>
+              <w:t>ЗАКЛЮЧЕНИЕ</w:t>
+            </w:r>
+            <w:r>
+              <w:rPr>
+                <w:b w:val="0"/>
+                <w:bCs w:val="0"/>
+                <w:webHidden/>
+              </w:rPr>
+              <w:tab/>
+            </w:r>
+            <w:r>
+              <w:rPr>
+                <w:b w:val="0"/>
+                <w:bCs w:val="0"/>
+                <w:webHidden/>
+              </w:rPr>
+              <w:fldChar w:fldCharType="begin"/>
+            </w:r>
+            <w:r>
+              <w:rPr>
+                <w:b w:val="0"/>
+                <w:bCs w:val="0"/>
+                <w:webHidden/>
+              </w:rPr>
+              <w:instrText xml:space="preserve"> PAGEREF _Toc222750107 \h </w:instrText>
+            </w:r>
+            <w:r>
+              <w:rPr>
+                <w:b w:val="0"/>
+                <w:bCs w:val="0"/>
+                <w:webHidden/>
+              </w:rPr>
+            </w:r>
+            <w:r>
+              <w:rPr>
+                <w:b w:val="0"/>
+                <w:bCs w:val="0"/>
+                <w:webHidden/>
+              </w:rPr>
+              <w:fldChar w:fldCharType="separate"/>
+            </w:r>
+            <w:r>
+              <w:rPr>
+                <w:b w:val="0"/>
+                <w:bCs w:val="0"/>
+                <w:webHidden/>
+              </w:rPr>
+              <w:t>41</w:t>
+            </w:r>
+            <w:r>
+              <w:rPr>
+                <w:b w:val="0"/>
+                <w:bCs w:val="0"/>
+                <w:webHidden/>
+              </w:rPr>
+              <w:fldChar w:fldCharType="end"/>
+            </w:r>
+          </w:hyperlink>
+        </w:p>
+        <w:p>
+          <w:pPr>
+            <w:pStyle w:val="TOC1"/>
+            <w:rPr>
+              <w:b w:val="0"/>
+              <w:bCs w:val="0"/>
+            </w:rPr>
+          </w:pPr>
+          <w:hyperlink w:anchor="_Toc222750108" w:history="1">
+            <w:r>
+              <w:rPr>
+                <w:rStyle w:val="Hyperlink"/>
+                <w:b w:val="0"/>
+                <w:bCs w:val="0"/>
+              </w:rPr>
+              <w:t>СПИСОК ИСПОЛЬЗОВАННЫХ ИСТОЧНИКОВ</w:t>
+            </w:r>
+            <w:r>
+              <w:rPr>
+                <w:b w:val="0"/>
+                <w:bCs w:val="0"/>
+                <w:webHidden/>
+              </w:rPr>
+              <w:tab/>
+            </w:r>
+            <w:r>
+              <w:rPr>
+                <w:b w:val="0"/>
+                <w:bCs w:val="0"/>
+                <w:webHidden/>
+              </w:rPr>
+              <w:fldChar w:fldCharType="begin"/>
+            </w:r>
+            <w:r>
+              <w:rPr>
+                <w:b w:val="0"/>
+                <w:bCs w:val="0"/>
+                <w:webHidden/>
+              </w:rPr>
+              <w:instrText xml:space="preserve"> PAGEREF _Toc222750108 \h </w:instrText>
+            </w:r>
+            <w:r>
+              <w:rPr>
+                <w:b w:val="0"/>
+                <w:bCs w:val="0"/>
+                <w:webHidden/>
+              </w:rPr>
+            </w:r>
+            <w:r>
+              <w:rPr>
+                <w:b w:val="0"/>
+                <w:bCs w:val="0"/>
+                <w:webHidden/>
+              </w:rPr>
+              <w:fldChar w:fldCharType="separate"/>
+            </w:r>
+            <w:r>
+              <w:rPr>
+                <w:b w:val="0"/>
+                <w:bCs w:val="0"/>
+                <w:webHidden/>
+              </w:rPr>
+              <w:t>43</w:t>
+            </w:r>
+            <w:r>
+              <w:rPr>
+                <w:b w:val="0"/>
+                <w:bCs w:val="0"/>
+                <w:webHidden/>
               </w:rPr>
               <w:fldChar w:fldCharType="end"/>
             </w:r>
@@ -1897,7 +2078,7 @@
       <w:pPr>
         <w:pStyle w:val="Heading1"/>
       </w:pPr>
-      <w:bookmarkStart w:id="1" w:name="_Toc221907245"/>
+      <w:bookmarkStart w:id="1" w:name="_Toc222750097"/>
       <w:r>
         <w:lastRenderedPageBreak/>
         <w:t>ВВЕДЕНИЕ</w:t>
@@ -2735,7 +2916,7 @@
       <w:pPr>
         <w:pStyle w:val="Heading1"/>
       </w:pPr>
-      <w:bookmarkStart w:id="4" w:name="_Toc221907246"/>
+      <w:bookmarkStart w:id="4" w:name="_Toc222750098"/>
       <w:r>
         <w:lastRenderedPageBreak/>
         <w:t>Глава 1.</w:t>
@@ -2760,7 +2941,7 @@
           <w:numId w:val="14"/>
         </w:numPr>
       </w:pPr>
-      <w:bookmarkStart w:id="5" w:name="_Toc221907247"/>
+      <w:bookmarkStart w:id="5" w:name="_Toc222750099"/>
       <w:r>
         <w:t>Анализ проблемы мультиплатформенной разработки</w:t>
       </w:r>
@@ -4746,7 +4927,7 @@
           <w:numId w:val="14"/>
         </w:numPr>
       </w:pPr>
-      <w:bookmarkStart w:id="6" w:name="_Toc221907248"/>
+      <w:bookmarkStart w:id="6" w:name="_Toc222750100"/>
       <w:r>
         <w:t>Обзор существующих кроссплатформенных решений</w:t>
       </w:r>
@@ -8267,7 +8448,7 @@
           <w:lang w:val="en-US"/>
         </w:rPr>
       </w:pPr>
-      <w:bookmarkStart w:id="7" w:name="_Toc221907249"/>
+      <w:bookmarkStart w:id="7" w:name="_Toc222750101"/>
       <w:r>
         <w:rPr>
           <w:lang w:val="en-US"/>
@@ -12595,7 +12776,7 @@
           <w:szCs w:val="32"/>
         </w:rPr>
       </w:pPr>
-      <w:bookmarkStart w:id="8" w:name="_Toc221907250"/>
+      <w:bookmarkStart w:id="8" w:name="_Toc222750102"/>
       <w:r>
         <w:lastRenderedPageBreak/>
         <w:t>Глава 2.</w:t>
@@ -12621,7 +12802,7 @@
       <w:pPr>
         <w:pStyle w:val="Heading2"/>
       </w:pPr>
-      <w:bookmarkStart w:id="9" w:name="_Toc221907251"/>
+      <w:bookmarkStart w:id="9" w:name="_Toc222750103"/>
       <w:r>
         <w:t>2.1 Формирование функциональных требований</w:t>
       </w:r>
@@ -13444,7 +13625,7 @@
       <w:pPr>
         <w:pStyle w:val="Heading2"/>
       </w:pPr>
-      <w:bookmarkStart w:id="10" w:name="_Toc221907252"/>
+      <w:bookmarkStart w:id="10" w:name="_Toc222750104"/>
       <w:r>
         <w:t xml:space="preserve">2.2 </w:t>
       </w:r>
@@ -14426,7 +14607,7 @@
       <w:pPr>
         <w:pStyle w:val="Heading2"/>
       </w:pPr>
-      <w:bookmarkStart w:id="11" w:name="_Toc221907253"/>
+      <w:bookmarkStart w:id="11" w:name="_Toc222750105"/>
       <w:r>
         <w:lastRenderedPageBreak/>
         <w:t xml:space="preserve">2.3 </w:t>
@@ -14754,14 +14935,27 @@
       <w:r>
         <w:t xml:space="preserve">Рисунок </w:t>
       </w:r>
-      <w:fldSimple w:instr=" SEQ Рисунок \* ARABIC ">
-        <w:r>
-          <w:rPr>
-            <w:noProof/>
-          </w:rPr>
-          <w:t>2</w:t>
-        </w:r>
-      </w:fldSimple>
+      <w:r>
+        <w:fldChar w:fldCharType="begin"/>
+      </w:r>
+      <w:r>
+        <w:instrText xml:space="preserve"> SEQ Рисунок \* ARABIC </w:instrText>
+      </w:r>
+      <w:r>
+        <w:fldChar w:fldCharType="separate"/>
+      </w:r>
+      <w:r>
+        <w:rPr>
+          <w:noProof/>
+        </w:rPr>
+        <w:t>2</w:t>
+      </w:r>
+      <w:r>
+        <w:rPr>
+          <w:noProof/>
+        </w:rPr>
+        <w:fldChar w:fldCharType="end"/>
+      </w:r>
       <w:r>
         <w:t xml:space="preserve"> - </w:t>
       </w:r>
@@ -15180,14 +15374,27 @@
       <w:r>
         <w:t xml:space="preserve">Рисунок </w:t>
       </w:r>
-      <w:fldSimple w:instr=" SEQ Рисунок \* ARABIC ">
-        <w:r>
-          <w:rPr>
-            <w:noProof/>
-          </w:rPr>
-          <w:t>3</w:t>
-        </w:r>
-      </w:fldSimple>
+      <w:r>
+        <w:fldChar w:fldCharType="begin"/>
+      </w:r>
+      <w:r>
+        <w:instrText xml:space="preserve"> SEQ Рисунок \* ARABIC </w:instrText>
+      </w:r>
+      <w:r>
+        <w:fldChar w:fldCharType="separate"/>
+      </w:r>
+      <w:r>
+        <w:rPr>
+          <w:noProof/>
+        </w:rPr>
+        <w:t>3</w:t>
+      </w:r>
+      <w:r>
+        <w:rPr>
+          <w:noProof/>
+        </w:rPr>
+        <w:fldChar w:fldCharType="end"/>
+      </w:r>
       <w:r>
         <w:t xml:space="preserve"> - Иерархия </w:t>
       </w:r>
@@ -16262,14 +16469,27 @@
       <w:r>
         <w:t xml:space="preserve">Рисунок </w:t>
       </w:r>
-      <w:fldSimple w:instr=" SEQ Рисунок \* ARABIC ">
-        <w:r>
-          <w:rPr>
-            <w:noProof/>
-          </w:rPr>
-          <w:t>4</w:t>
-        </w:r>
-      </w:fldSimple>
+      <w:r>
+        <w:fldChar w:fldCharType="begin"/>
+      </w:r>
+      <w:r>
+        <w:instrText xml:space="preserve"> SEQ Рисунок \* ARABIC </w:instrText>
+      </w:r>
+      <w:r>
+        <w:fldChar w:fldCharType="separate"/>
+      </w:r>
+      <w:r>
+        <w:rPr>
+          <w:noProof/>
+        </w:rPr>
+        <w:t>4</w:t>
+      </w:r>
+      <w:r>
+        <w:rPr>
+          <w:noProof/>
+        </w:rPr>
+        <w:fldChar w:fldCharType="end"/>
+      </w:r>
       <w:r>
         <w:t xml:space="preserve"> - Архитектура приложения</w:t>
       </w:r>
@@ -16491,14 +16711,27 @@
       <w:r>
         <w:t xml:space="preserve">Рисунок </w:t>
       </w:r>
-      <w:fldSimple w:instr=" SEQ Рисунок \* ARABIC ">
-        <w:r>
-          <w:rPr>
-            <w:noProof/>
-          </w:rPr>
-          <w:t>5</w:t>
-        </w:r>
-      </w:fldSimple>
+      <w:r>
+        <w:fldChar w:fldCharType="begin"/>
+      </w:r>
+      <w:r>
+        <w:instrText xml:space="preserve"> SEQ Рисунок \* ARABIC </w:instrText>
+      </w:r>
+      <w:r>
+        <w:fldChar w:fldCharType="separate"/>
+      </w:r>
+      <w:r>
+        <w:rPr>
+          <w:noProof/>
+        </w:rPr>
+        <w:t>5</w:t>
+      </w:r>
+      <w:r>
+        <w:rPr>
+          <w:noProof/>
+        </w:rPr>
+        <w:fldChar w:fldCharType="end"/>
+      </w:r>
       <w:r>
         <w:t xml:space="preserve"> – Архитектура приложения для </w:t>
       </w:r>
@@ -16707,7 +16940,7 @@
       <w:pPr>
         <w:pStyle w:val="Heading2"/>
       </w:pPr>
-      <w:bookmarkStart w:id="12" w:name="_Toc221907254"/>
+      <w:bookmarkStart w:id="12" w:name="_Toc222750106"/>
       <w:r>
         <w:t xml:space="preserve">2.4 </w:t>
       </w:r>
@@ -17164,14 +17397,27 @@
       <w:r>
         <w:t xml:space="preserve">Рисунок </w:t>
       </w:r>
-      <w:fldSimple w:instr=" SEQ Рисунок \* ARABIC ">
-        <w:r>
-          <w:rPr>
-            <w:noProof/>
-          </w:rPr>
-          <w:t>6</w:t>
-        </w:r>
-      </w:fldSimple>
+      <w:r>
+        <w:fldChar w:fldCharType="begin"/>
+      </w:r>
+      <w:r>
+        <w:instrText xml:space="preserve"> SEQ Рисунок \* ARABIC </w:instrText>
+      </w:r>
+      <w:r>
+        <w:fldChar w:fldCharType="separate"/>
+      </w:r>
+      <w:r>
+        <w:rPr>
+          <w:noProof/>
+        </w:rPr>
+        <w:t>6</w:t>
+      </w:r>
+      <w:r>
+        <w:rPr>
+          <w:noProof/>
+        </w:rPr>
+        <w:fldChar w:fldCharType="end"/>
+      </w:r>
       <w:r>
         <w:t xml:space="preserve"> - Экран аутентификации: Android (слева) и </w:t>
       </w:r>
@@ -17315,14 +17561,27 @@
       <w:r>
         <w:t xml:space="preserve">Рисунок </w:t>
       </w:r>
-      <w:fldSimple w:instr=" SEQ Рисунок \* ARABIC ">
-        <w:r>
-          <w:rPr>
-            <w:noProof/>
-          </w:rPr>
-          <w:t>7</w:t>
-        </w:r>
-      </w:fldSimple>
+      <w:r>
+        <w:fldChar w:fldCharType="begin"/>
+      </w:r>
+      <w:r>
+        <w:instrText xml:space="preserve"> SEQ Рисунок \* ARABIC </w:instrText>
+      </w:r>
+      <w:r>
+        <w:fldChar w:fldCharType="separate"/>
+      </w:r>
+      <w:r>
+        <w:rPr>
+          <w:noProof/>
+        </w:rPr>
+        <w:t>7</w:t>
+      </w:r>
+      <w:r>
+        <w:rPr>
+          <w:noProof/>
+        </w:rPr>
+        <w:fldChar w:fldCharType="end"/>
+      </w:r>
       <w:r>
         <w:t xml:space="preserve"> - </w:t>
       </w:r>
@@ -17437,14 +17696,27 @@
       <w:r>
         <w:t xml:space="preserve">Рисунок </w:t>
       </w:r>
-      <w:fldSimple w:instr=" SEQ Рисунок \* ARABIC ">
-        <w:r>
-          <w:rPr>
-            <w:noProof/>
-          </w:rPr>
-          <w:t>8</w:t>
-        </w:r>
-      </w:fldSimple>
+      <w:r>
+        <w:fldChar w:fldCharType="begin"/>
+      </w:r>
+      <w:r>
+        <w:instrText xml:space="preserve"> SEQ Рисунок \* ARABIC </w:instrText>
+      </w:r>
+      <w:r>
+        <w:fldChar w:fldCharType="separate"/>
+      </w:r>
+      <w:r>
+        <w:rPr>
+          <w:noProof/>
+        </w:rPr>
+        <w:t>8</w:t>
+      </w:r>
+      <w:r>
+        <w:rPr>
+          <w:noProof/>
+        </w:rPr>
+        <w:fldChar w:fldCharType="end"/>
+      </w:r>
       <w:r>
         <w:t xml:space="preserve"> - </w:t>
       </w:r>
@@ -17661,11 +17933,24 @@
       <w:r>
         <w:t xml:space="preserve">Рисунок </w:t>
       </w:r>
-      <w:fldSimple w:instr=" SEQ Рисунок \* ARABIC ">
-        <w:r>
-          <w:t>9</w:t>
-        </w:r>
-      </w:fldSimple>
+      <w:r>
+        <w:fldChar w:fldCharType="begin"/>
+      </w:r>
+      <w:r>
+        <w:instrText xml:space="preserve"> SEQ Рисунок \* AR</w:instrText>
+      </w:r>
+      <w:r>
+        <w:instrText xml:space="preserve">ABIC </w:instrText>
+      </w:r>
+      <w:r>
+        <w:fldChar w:fldCharType="separate"/>
+      </w:r>
+      <w:r>
+        <w:t>9</w:t>
+      </w:r>
+      <w:r>
+        <w:fldChar w:fldCharType="end"/>
+      </w:r>
       <w:r>
         <w:t xml:space="preserve"> </w:t>
       </w:r>
@@ -17742,11 +18027,21 @@
       <w:r>
         <w:t xml:space="preserve">Рисунок </w:t>
       </w:r>
-      <w:fldSimple w:instr=" SEQ Рисунок \* ARABIC ">
-        <w:r>
-          <w:t>10</w:t>
-        </w:r>
-      </w:fldSimple>
+      <w:r>
+        <w:fldChar w:fldCharType="begin"/>
+      </w:r>
+      <w:r>
+        <w:instrText xml:space="preserve"> SEQ Рисунок \* ARABIC </w:instrText>
+      </w:r>
+      <w:r>
+        <w:fldChar w:fldCharType="separate"/>
+      </w:r>
+      <w:r>
+        <w:t>10</w:t>
+      </w:r>
+      <w:r>
+        <w:fldChar w:fldCharType="end"/>
+      </w:r>
       <w:r>
         <w:t xml:space="preserve"> - Три шага опроса настроения на </w:t>
       </w:r>
@@ -17835,10 +18130,12 @@
       <w:pPr>
         <w:pStyle w:val="Heading1"/>
       </w:pPr>
+      <w:bookmarkStart w:id="13" w:name="_Toc222750107"/>
       <w:r>
         <w:lastRenderedPageBreak/>
         <w:t>ЗАКЛЮЧЕНИЕ</w:t>
       </w:r>
+      <w:bookmarkEnd w:id="13"/>
     </w:p>
     <w:p>
       <w:pPr>
@@ -17958,21 +18255,12 @@
         </w:rPr>
         <w:t>В рамках первой главы проведён анализ проблемы мультиплатформенной разработки</w:t>
       </w:r>
-      <w:proofErr w:type="gramStart"/>
-      <w:r>
-        <w:rPr>
-          <w:rFonts w:cs="Times New Roman"/>
-          <w:szCs w:val="28"/>
-        </w:rPr>
-        <w:t>.</w:t>
-      </w:r>
-      <w:proofErr w:type="gramEnd"/>
-      <w:r>
-        <w:rPr>
-          <w:rFonts w:cs="Times New Roman"/>
-          <w:szCs w:val="28"/>
-        </w:rPr>
-        <w:t xml:space="preserve"> П</w:t>
+      <w:r>
+        <w:rPr>
+          <w:rFonts w:cs="Times New Roman"/>
+          <w:szCs w:val="28"/>
+        </w:rPr>
+        <w:t>. П</w:t>
       </w:r>
       <w:r>
         <w:rPr>
@@ -18214,32 +18502,25 @@
     <w:p>
       <w:pPr>
         <w:pStyle w:val="Heading1"/>
-        <w:rPr>
-          <w:lang w:val="en-US"/>
-        </w:rPr>
-      </w:pPr>
+      </w:pPr>
+      <w:bookmarkStart w:id="14" w:name="_Toc222750108"/>
       <w:r>
         <w:lastRenderedPageBreak/>
         <w:t>СПИСОК</w:t>
       </w:r>
       <w:r>
-        <w:rPr>
-          <w:lang w:val="en-US"/>
-        </w:rPr>
         <w:t xml:space="preserve"> </w:t>
       </w:r>
       <w:r>
         <w:t>ИСПОЛЬЗОВАННЫХ</w:t>
       </w:r>
       <w:r>
-        <w:rPr>
-          <w:lang w:val="en-US"/>
-        </w:rPr>
         <w:t xml:space="preserve"> </w:t>
       </w:r>
       <w:r>
         <w:t>ИСТОЧНИКОВ</w:t>
       </w:r>
+      <w:bookmarkEnd w:id="14"/>
     </w:p>
     <w:p>
       <w:pPr>
@@ -18258,7 +18539,6 @@
           <w:b/>
           <w:bCs/>
           <w:szCs w:val="28"/>
-          <w:lang w:val="en-US"/>
         </w:rPr>
         <w:t>(</w:t>
       </w:r>
@@ -23792,13 +24072,12 @@
     <w:autoRedefine/>
     <w:uiPriority w:val="39"/>
     <w:unhideWhenUsed/>
-    <w:rsid w:val="00C871F3"/>
+    <w:rsid w:val="00BA03AF"/>
     <w:pPr>
       <w:tabs>
         <w:tab w:val="right" w:leader="dot" w:pos="9345"/>
       </w:tabs>
       <w:spacing w:after="100"/>
-      <w:jc w:val="left"/>
     </w:pPr>
     <w:rPr>
       <w:rFonts w:eastAsiaTheme="minorEastAsia" w:cs="Times New Roman"/>

--- a/НИР_2_Николаев Евгений.docx
+++ b/НИР_2_Николаев Евгений.docx
@@ -901,6 +901,8 @@
       <w:sdtPr>
         <w:rPr>
           <w:rFonts w:eastAsiaTheme="minorHAnsi" w:cstheme="minorBidi"/>
+          <w:b w:val="0"/>
+          <w:bCs w:val="0"/>
           <w:noProof w:val="0"/>
           <w:color w:val="000000" w:themeColor="text1"/>
           <w:kern w:val="2"/>
@@ -14643,7 +14645,21 @@
           <w:rFonts w:cs="Times New Roman"/>
           <w:szCs w:val="28"/>
         </w:rPr>
-        <w:t xml:space="preserve">Сформированные в предыдущих разделах функциональные и нефункциональные требования определяют набор ограничений, которым должна соответствовать архитектура проектируемого приложения. Ключевыми задачами на этапе проектирования являются: обеспечение максимальной доли общего кода между тремя целевыми платформами, реализация стратегии </w:t>
+        <w:t xml:space="preserve">Сформированные в предыдущих разделах функциональные и нефункциональные требования определяют набор ограничений, которым должна соответствовать архитектура проектируемого приложения. Ключевыми задачами на этапе проектирования являются </w:t>
+      </w:r>
+      <w:r>
+        <w:rPr>
+          <w:rFonts w:cs="Times New Roman"/>
+          <w:szCs w:val="28"/>
+        </w:rPr>
+        <w:t>максимизация</w:t>
+      </w:r>
+      <w:r>
+        <w:rPr>
+          <w:rFonts w:cs="Times New Roman"/>
+          <w:szCs w:val="28"/>
+        </w:rPr>
+        <w:t xml:space="preserve"> доли общего кода между тремя целевыми платформами, реализация стратегии </w:t>
       </w:r>
       <w:r>
         <w:rPr>
@@ -14673,7 +14689,7 @@
           <w:rFonts w:cs="Times New Roman"/>
           <w:szCs w:val="28"/>
         </w:rPr>
-        <w:t xml:space="preserve"> для платформ с поддержкой локального хранения данных, а также обеспечение единообразного поведения приложения в средах выполнения с принципиально различающимися характеристиками — </w:t>
+        <w:t xml:space="preserve"> для платформ с поддержкой локального хранения данных, а также обеспечение единообразного поведения приложения в </w:t>
       </w:r>
       <w:r>
         <w:rPr>
@@ -14688,60 +14704,43 @@
           <w:rFonts w:cs="Times New Roman"/>
           <w:szCs w:val="28"/>
         </w:rPr>
-        <w:t xml:space="preserve"> для </w:t>
-      </w:r>
-      <w:r>
-        <w:rPr>
-          <w:rFonts w:cs="Times New Roman"/>
-          <w:szCs w:val="28"/>
-          <w:lang w:val="en-US"/>
-        </w:rPr>
-        <w:t>Android</w:t>
-      </w:r>
-      <w:r>
-        <w:rPr>
-          <w:rFonts w:cs="Times New Roman"/>
-          <w:szCs w:val="28"/>
-        </w:rPr>
-        <w:t xml:space="preserve"> и </w:t>
-      </w:r>
-      <w:r>
-        <w:rPr>
-          <w:rFonts w:cs="Times New Roman"/>
-          <w:szCs w:val="28"/>
-          <w:lang w:val="en-US"/>
-        </w:rPr>
-        <w:t>Desktop</w:t>
-      </w:r>
-      <w:r>
-        <w:rPr>
-          <w:rFonts w:cs="Times New Roman"/>
-          <w:szCs w:val="28"/>
-        </w:rPr>
-        <w:t xml:space="preserve">, </w:t>
-      </w:r>
-      <w:r>
-        <w:rPr>
-          <w:rFonts w:cs="Times New Roman"/>
-          <w:szCs w:val="28"/>
-          <w:lang w:val="en-US"/>
-        </w:rPr>
-        <w:t>JavaScript</w:t>
-      </w:r>
-      <w:r>
-        <w:rPr>
-          <w:rFonts w:cs="Times New Roman"/>
-          <w:szCs w:val="28"/>
-        </w:rPr>
-        <w:t xml:space="preserve"> для </w:t>
-      </w:r>
-      <w:r>
-        <w:rPr>
-          <w:rFonts w:cs="Times New Roman"/>
-          <w:szCs w:val="28"/>
-          <w:lang w:val="en-US"/>
-        </w:rPr>
-        <w:t>Web</w:t>
+        <w:t xml:space="preserve"> </w:t>
+      </w:r>
+      <w:r>
+        <w:rPr>
+          <w:rFonts w:cs="Times New Roman"/>
+          <w:szCs w:val="28"/>
+        </w:rPr>
+        <w:t xml:space="preserve">и </w:t>
+      </w:r>
+      <w:r>
+        <w:rPr>
+          <w:rFonts w:cs="Times New Roman"/>
+          <w:szCs w:val="28"/>
+          <w:lang w:val="en-US"/>
+        </w:rPr>
+        <w:t>JS</w:t>
+      </w:r>
+      <w:r>
+        <w:rPr>
+          <w:rFonts w:cs="Times New Roman"/>
+          <w:szCs w:val="28"/>
+        </w:rPr>
+        <w:t xml:space="preserve"> </w:t>
+      </w:r>
+      <w:r>
+        <w:rPr>
+          <w:rFonts w:cs="Times New Roman"/>
+          <w:szCs w:val="28"/>
+        </w:rPr>
+        <w:t>средах выполнени</w:t>
+      </w:r>
+      <w:r>
+        <w:rPr>
+          <w:rFonts w:cs="Times New Roman"/>
+          <w:szCs w:val="28"/>
+        </w:rPr>
+        <w:t>я</w:t>
       </w:r>
       <w:r>
         <w:rPr>
@@ -14786,7 +14785,56 @@
           <w:rFonts w:cs="Times New Roman"/>
           <w:szCs w:val="28"/>
         </w:rPr>
-        <w:t xml:space="preserve">Архитектура KMP-проекта строится на разделении кода между общим модулем и платформенными точками входа. В разрабатываемом приложении проект состоит из четырёх модулей: трёх платформенных — </w:t>
+        <w:t>Архитектура KMP-проекта строится на разделении кода между общим модулем и платформенными точками входа. В разрабатываемом приложении проект состоит из четырёх модулей</w:t>
+      </w:r>
+      <w:r>
+        <w:rPr>
+          <w:rFonts w:cs="Times New Roman"/>
+          <w:szCs w:val="28"/>
+        </w:rPr>
+        <w:t>.</w:t>
+      </w:r>
+      <w:r>
+        <w:rPr>
+          <w:rFonts w:cs="Times New Roman"/>
+          <w:szCs w:val="28"/>
+        </w:rPr>
+        <w:t xml:space="preserve"> </w:t>
+      </w:r>
+      <w:r>
+        <w:rPr>
+          <w:rFonts w:cs="Times New Roman"/>
+          <w:szCs w:val="28"/>
+        </w:rPr>
+        <w:t>В них входят т</w:t>
+      </w:r>
+      <w:r>
+        <w:rPr>
+          <w:rFonts w:cs="Times New Roman"/>
+          <w:szCs w:val="28"/>
+        </w:rPr>
+        <w:t>р</w:t>
+      </w:r>
+      <w:r>
+        <w:rPr>
+          <w:rFonts w:cs="Times New Roman"/>
+          <w:szCs w:val="28"/>
+        </w:rPr>
+        <w:t>и</w:t>
+      </w:r>
+      <w:r>
+        <w:rPr>
+          <w:rFonts w:cs="Times New Roman"/>
+          <w:szCs w:val="28"/>
+        </w:rPr>
+        <w:t xml:space="preserve"> платформенны</w:t>
+      </w:r>
+      <w:r>
+        <w:rPr>
+          <w:rFonts w:cs="Times New Roman"/>
+          <w:szCs w:val="28"/>
+        </w:rPr>
+        <w:t>х модуля (</w:t>
       </w:r>
       <w:proofErr w:type="spellStart"/>
       <w:r>
@@ -14834,7 +14882,77 @@
           <w:rFonts w:cs="Times New Roman"/>
           <w:szCs w:val="28"/>
         </w:rPr>
-        <w:t xml:space="preserve"> — и одного общего модуля </w:t>
+        <w:t>)</w:t>
+      </w:r>
+      <w:r>
+        <w:rPr>
+          <w:rFonts w:cs="Times New Roman"/>
+          <w:szCs w:val="28"/>
+        </w:rPr>
+        <w:t xml:space="preserve"> и</w:t>
+      </w:r>
+      <w:r>
+        <w:rPr>
+          <w:rFonts w:cs="Times New Roman"/>
+          <w:szCs w:val="28"/>
+        </w:rPr>
+        <w:t xml:space="preserve"> </w:t>
+      </w:r>
+      <w:r>
+        <w:rPr>
+          <w:rFonts w:cs="Times New Roman"/>
+          <w:szCs w:val="28"/>
+        </w:rPr>
+        <w:t>од</w:t>
+      </w:r>
+      <w:r>
+        <w:rPr>
+          <w:rFonts w:cs="Times New Roman"/>
+          <w:szCs w:val="28"/>
+        </w:rPr>
+        <w:t>ин</w:t>
+      </w:r>
+      <w:r>
+        <w:rPr>
+          <w:rFonts w:cs="Times New Roman"/>
+          <w:szCs w:val="28"/>
+        </w:rPr>
+        <w:t xml:space="preserve"> общ</w:t>
+      </w:r>
+      <w:r>
+        <w:rPr>
+          <w:rFonts w:cs="Times New Roman"/>
+          <w:szCs w:val="28"/>
+        </w:rPr>
+        <w:t>ий</w:t>
+      </w:r>
+      <w:r>
+        <w:rPr>
+          <w:rFonts w:cs="Times New Roman"/>
+          <w:szCs w:val="28"/>
+        </w:rPr>
+        <w:t xml:space="preserve"> модул</w:t>
+      </w:r>
+      <w:r>
+        <w:rPr>
+          <w:rFonts w:cs="Times New Roman"/>
+          <w:szCs w:val="28"/>
+        </w:rPr>
+        <w:t>ь</w:t>
+      </w:r>
+      <w:r>
+        <w:rPr>
+          <w:rFonts w:cs="Times New Roman"/>
+          <w:szCs w:val="28"/>
+        </w:rPr>
+        <w:t xml:space="preserve"> </w:t>
+      </w:r>
+      <w:r>
+        <w:rPr>
+          <w:rFonts w:cs="Times New Roman"/>
+          <w:szCs w:val="28"/>
+        </w:rPr>
+        <w:t>(</w:t>
       </w:r>
       <w:proofErr w:type="spellStart"/>
       <w:r>
@@ -14845,6 +14963,13 @@
         <w:t>shared</w:t>
       </w:r>
       <w:proofErr w:type="spellEnd"/>
+      <w:r>
+        <w:rPr>
+          <w:rFonts w:cs="Times New Roman"/>
+          <w:szCs w:val="28"/>
+        </w:rPr>
+        <w:t>)</w:t>
+      </w:r>
       <w:r>
         <w:rPr>
           <w:rFonts w:cs="Times New Roman"/>
@@ -14935,27 +15060,14 @@
       <w:r>
         <w:t xml:space="preserve">Рисунок </w:t>
       </w:r>
-      <w:r>
-        <w:fldChar w:fldCharType="begin"/>
-      </w:r>
-      <w:r>
-        <w:instrText xml:space="preserve"> SEQ Рисунок \* ARABIC </w:instrText>
-      </w:r>
-      <w:r>
-        <w:fldChar w:fldCharType="separate"/>
-      </w:r>
-      <w:r>
-        <w:rPr>
-          <w:noProof/>
-        </w:rPr>
-        <w:t>2</w:t>
-      </w:r>
-      <w:r>
-        <w:rPr>
-          <w:noProof/>
-        </w:rPr>
-        <w:fldChar w:fldCharType="end"/>
-      </w:r>
+      <w:fldSimple w:instr=" SEQ Рисунок \* ARABIC ">
+        <w:r>
+          <w:rPr>
+            <w:noProof/>
+          </w:rPr>
+          <w:t>2</w:t>
+        </w:r>
+      </w:fldSimple>
       <w:r>
         <w:t xml:space="preserve"> - </w:t>
       </w:r>
@@ -15010,6 +15122,14 @@
         </w:rPr>
         <w:t xml:space="preserve"> определяет </w:t>
       </w:r>
+      <w:r>
+        <w:rPr>
+          <w:rFonts w:cs="Times New Roman"/>
+          <w:szCs w:val="28"/>
+          <w:lang w:val="en-US"/>
+        </w:rPr>
+        <w:t>Main</w:t>
+      </w:r>
       <w:proofErr w:type="spellStart"/>
       <w:r>
         <w:rPr>
@@ -15129,6 +15249,281 @@
           <w:rFonts w:cs="Times New Roman"/>
           <w:szCs w:val="28"/>
         </w:rPr>
+        <w:t>set</w:t>
+      </w:r>
+      <w:proofErr w:type="spellEnd"/>
+      <w:r>
+        <w:rPr>
+          <w:rFonts w:cs="Times New Roman"/>
+          <w:szCs w:val="28"/>
+        </w:rPr>
+        <w:t>.</w:t>
+      </w:r>
+    </w:p>
+    <w:p>
+      <w:pPr>
+        <w:keepNext/>
+        <w:ind w:firstLine="708"/>
+        <w:rPr>
+          <w:rFonts w:cs="Times New Roman"/>
+          <w:szCs w:val="28"/>
+        </w:rPr>
+      </w:pPr>
+      <w:r>
+        <w:rPr>
+          <w:rFonts w:cs="Times New Roman"/>
+          <w:b/>
+          <w:bCs/>
+          <w:szCs w:val="28"/>
+        </w:rPr>
+        <w:t>Набор исходного кода (</w:t>
+      </w:r>
+      <w:proofErr w:type="spellStart"/>
+      <w:r>
+        <w:rPr>
+          <w:rFonts w:cs="Times New Roman"/>
+          <w:b/>
+          <w:bCs/>
+          <w:szCs w:val="28"/>
+        </w:rPr>
+        <w:t>source</w:t>
+      </w:r>
+      <w:proofErr w:type="spellEnd"/>
+      <w:r>
+        <w:rPr>
+          <w:rFonts w:cs="Times New Roman"/>
+          <w:b/>
+          <w:bCs/>
+          <w:szCs w:val="28"/>
+        </w:rPr>
+        <w:t xml:space="preserve"> </w:t>
+      </w:r>
+      <w:proofErr w:type="spellStart"/>
+      <w:r>
+        <w:rPr>
+          <w:rFonts w:cs="Times New Roman"/>
+          <w:b/>
+          <w:bCs/>
+          <w:szCs w:val="28"/>
+        </w:rPr>
+        <w:t>set</w:t>
+      </w:r>
+      <w:proofErr w:type="spellEnd"/>
+      <w:r>
+        <w:rPr>
+          <w:rFonts w:cs="Times New Roman"/>
+          <w:b/>
+          <w:bCs/>
+          <w:szCs w:val="28"/>
+        </w:rPr>
+        <w:t xml:space="preserve">) </w:t>
+      </w:r>
+      <w:r>
+        <w:rPr>
+          <w:rFonts w:cs="Times New Roman"/>
+          <w:szCs w:val="28"/>
+        </w:rPr>
+        <w:t xml:space="preserve">— это совокупность файлов с программным кодом, ресурсов, зависимостей и параметров компиляции, объединённых по принадлежности к определённой целевой платформе или группе платформ. Source </w:t>
+      </w:r>
+      <w:proofErr w:type="spellStart"/>
+      <w:r>
+        <w:rPr>
+          <w:rFonts w:cs="Times New Roman"/>
+          <w:szCs w:val="28"/>
+        </w:rPr>
+        <w:t>set</w:t>
+      </w:r>
+      <w:proofErr w:type="spellEnd"/>
+      <w:r>
+        <w:rPr>
+          <w:rFonts w:cs="Times New Roman"/>
+          <w:szCs w:val="28"/>
+        </w:rPr>
+        <w:t xml:space="preserve"> является основным механизмом разделения и повторного использования кода в проектах Kotlin Multiplatform </w:t>
+      </w:r>
+      <w:r>
+        <w:rPr>
+          <w:rFonts w:cs="Times New Roman"/>
+          <w:szCs w:val="28"/>
+          <w:highlight w:val="lightGray"/>
+        </w:rPr>
+        <w:t xml:space="preserve">[The </w:t>
+      </w:r>
+      <w:proofErr w:type="spellStart"/>
+      <w:r>
+        <w:rPr>
+          <w:rFonts w:cs="Times New Roman"/>
+          <w:szCs w:val="28"/>
+          <w:highlight w:val="lightGray"/>
+        </w:rPr>
+        <w:t>basics</w:t>
+      </w:r>
+      <w:proofErr w:type="spellEnd"/>
+      <w:r>
+        <w:rPr>
+          <w:rFonts w:cs="Times New Roman"/>
+          <w:szCs w:val="28"/>
+          <w:highlight w:val="lightGray"/>
+        </w:rPr>
+        <w:t xml:space="preserve"> </w:t>
+      </w:r>
+      <w:proofErr w:type="spellStart"/>
+      <w:r>
+        <w:rPr>
+          <w:rFonts w:cs="Times New Roman"/>
+          <w:szCs w:val="28"/>
+          <w:highlight w:val="lightGray"/>
+        </w:rPr>
+        <w:t>of</w:t>
+      </w:r>
+      <w:proofErr w:type="spellEnd"/>
+      <w:r>
+        <w:rPr>
+          <w:rFonts w:cs="Times New Roman"/>
+          <w:szCs w:val="28"/>
+          <w:highlight w:val="lightGray"/>
+        </w:rPr>
+        <w:t xml:space="preserve"> Kotlin Multiplatform </w:t>
+      </w:r>
+      <w:proofErr w:type="spellStart"/>
+      <w:r>
+        <w:rPr>
+          <w:rFonts w:cs="Times New Roman"/>
+          <w:szCs w:val="28"/>
+          <w:highlight w:val="lightGray"/>
+        </w:rPr>
+        <w:t>project</w:t>
+      </w:r>
+      <w:proofErr w:type="spellEnd"/>
+      <w:r>
+        <w:rPr>
+          <w:rFonts w:cs="Times New Roman"/>
+          <w:szCs w:val="28"/>
+          <w:highlight w:val="lightGray"/>
+        </w:rPr>
+        <w:t xml:space="preserve"> </w:t>
+      </w:r>
+      <w:proofErr w:type="spellStart"/>
+      <w:r>
+        <w:rPr>
+          <w:rFonts w:cs="Times New Roman"/>
+          <w:szCs w:val="28"/>
+          <w:highlight w:val="lightGray"/>
+        </w:rPr>
+        <w:t>structure</w:t>
+      </w:r>
+      <w:proofErr w:type="spellEnd"/>
+      <w:r>
+        <w:rPr>
+          <w:rFonts w:cs="Times New Roman"/>
+          <w:szCs w:val="28"/>
+          <w:highlight w:val="lightGray"/>
+        </w:rPr>
+        <w:t xml:space="preserve"> [Электронный ресурс] // Kotlin Multiplatform </w:t>
+      </w:r>
+      <w:proofErr w:type="spellStart"/>
+      <w:r>
+        <w:rPr>
+          <w:rFonts w:cs="Times New Roman"/>
+          <w:szCs w:val="28"/>
+          <w:highlight w:val="lightGray"/>
+        </w:rPr>
+        <w:t>Documentation</w:t>
+      </w:r>
+      <w:proofErr w:type="spellEnd"/>
+      <w:r>
+        <w:rPr>
+          <w:rFonts w:cs="Times New Roman"/>
+          <w:szCs w:val="28"/>
+          <w:highlight w:val="lightGray"/>
+        </w:rPr>
+        <w:t>. URL: https://kotlinlang.org/docs/multiplatform/multiplatform-discover-project.html (дата обращения: 24.02.2026).]</w:t>
+      </w:r>
+      <w:r>
+        <w:rPr>
+          <w:rFonts w:cs="Times New Roman"/>
+          <w:szCs w:val="28"/>
+        </w:rPr>
+        <w:t>.</w:t>
+      </w:r>
+      <w:r>
+        <w:rPr>
+          <w:rFonts w:cs="Times New Roman"/>
+          <w:szCs w:val="28"/>
+        </w:rPr>
+        <w:t xml:space="preserve"> </w:t>
+      </w:r>
+    </w:p>
+    <w:p>
+      <w:pPr>
+        <w:keepNext/>
+        <w:ind w:firstLine="708"/>
+        <w:rPr>
+          <w:rFonts w:cs="Times New Roman"/>
+          <w:szCs w:val="28"/>
+        </w:rPr>
+      </w:pPr>
+      <w:r>
+        <w:rPr>
+          <w:rFonts w:cs="Times New Roman"/>
+          <w:szCs w:val="28"/>
+        </w:rPr>
+        <w:t xml:space="preserve">Kotlin </w:t>
+      </w:r>
+      <w:proofErr w:type="spellStart"/>
+      <w:r>
+        <w:rPr>
+          <w:rFonts w:cs="Times New Roman"/>
+          <w:szCs w:val="28"/>
+        </w:rPr>
+        <w:t>Gradle</w:t>
+      </w:r>
+      <w:proofErr w:type="spellEnd"/>
+      <w:r>
+        <w:rPr>
+          <w:rFonts w:cs="Times New Roman"/>
+          <w:szCs w:val="28"/>
+        </w:rPr>
+        <w:t xml:space="preserve"> </w:t>
+      </w:r>
+      <w:proofErr w:type="spellStart"/>
+      <w:r>
+        <w:rPr>
+          <w:rFonts w:cs="Times New Roman"/>
+          <w:szCs w:val="28"/>
+        </w:rPr>
+        <w:t>Plugin</w:t>
+      </w:r>
+      <w:proofErr w:type="spellEnd"/>
+      <w:r>
+        <w:rPr>
+          <w:rFonts w:cs="Times New Roman"/>
+          <w:szCs w:val="28"/>
+        </w:rPr>
+        <w:t xml:space="preserve"> предоставляет шаблон иерархии по умолчанию, который автоматически создаёт необходимые </w:t>
+      </w:r>
+      <w:proofErr w:type="spellStart"/>
+      <w:r>
+        <w:rPr>
+          <w:rFonts w:cs="Times New Roman"/>
+          <w:szCs w:val="28"/>
+        </w:rPr>
+        <w:t>source</w:t>
+      </w:r>
+      <w:proofErr w:type="spellEnd"/>
+      <w:r>
+        <w:rPr>
+          <w:rFonts w:cs="Times New Roman"/>
+          <w:szCs w:val="28"/>
+        </w:rPr>
+        <w:t xml:space="preserve"> </w:t>
+      </w:r>
+      <w:proofErr w:type="spellStart"/>
+      <w:r>
+        <w:rPr>
+          <w:rFonts w:cs="Times New Roman"/>
+          <w:szCs w:val="28"/>
+        </w:rPr>
         <w:t>sets</w:t>
       </w:r>
       <w:proofErr w:type="spellEnd"/>
@@ -15137,7 +15532,1181 @@
           <w:rFonts w:cs="Times New Roman"/>
           <w:szCs w:val="28"/>
         </w:rPr>
-        <w:t xml:space="preserve"> — наборов исходных файлов, связанных отношением наследования. Корневым является </w:t>
+        <w:t xml:space="preserve"> на основании объявленных в проекте целевых платформ.</w:t>
+      </w:r>
+    </w:p>
+    <w:p>
+      <w:pPr>
+        <w:keepNext/>
+        <w:ind w:firstLine="708"/>
+        <w:rPr>
+          <w:rFonts w:cs="Times New Roman"/>
+          <w:szCs w:val="28"/>
+        </w:rPr>
+      </w:pPr>
+      <w:r>
+        <w:rPr>
+          <w:rFonts w:cs="Times New Roman"/>
+          <w:szCs w:val="28"/>
+        </w:rPr>
+        <w:t xml:space="preserve">Для каждого узла иерархии создаются два </w:t>
+      </w:r>
+      <w:proofErr w:type="spellStart"/>
+      <w:r>
+        <w:rPr>
+          <w:rFonts w:cs="Times New Roman"/>
+          <w:szCs w:val="28"/>
+        </w:rPr>
+        <w:t>source</w:t>
+      </w:r>
+      <w:proofErr w:type="spellEnd"/>
+      <w:r>
+        <w:rPr>
+          <w:rFonts w:cs="Times New Roman"/>
+          <w:szCs w:val="28"/>
+        </w:rPr>
+        <w:t xml:space="preserve"> </w:t>
+      </w:r>
+      <w:proofErr w:type="spellStart"/>
+      <w:r>
+        <w:rPr>
+          <w:rFonts w:cs="Times New Roman"/>
+          <w:szCs w:val="28"/>
+        </w:rPr>
+        <w:t>sets</w:t>
+      </w:r>
+      <w:proofErr w:type="spellEnd"/>
+      <w:r>
+        <w:rPr>
+          <w:rFonts w:cs="Times New Roman"/>
+          <w:szCs w:val="28"/>
+        </w:rPr>
+        <w:t xml:space="preserve"> с суффиксами </w:t>
+      </w:r>
+      <w:proofErr w:type="spellStart"/>
+      <w:r>
+        <w:rPr>
+          <w:rFonts w:cs="Times New Roman"/>
+          <w:b/>
+          <w:bCs/>
+          <w:i/>
+          <w:iCs/>
+          <w:szCs w:val="28"/>
+        </w:rPr>
+        <w:t>Main</w:t>
+      </w:r>
+      <w:proofErr w:type="spellEnd"/>
+      <w:r>
+        <w:rPr>
+          <w:rFonts w:cs="Times New Roman"/>
+          <w:szCs w:val="28"/>
+        </w:rPr>
+        <w:t xml:space="preserve"> и </w:t>
+      </w:r>
+      <w:r>
+        <w:rPr>
+          <w:rFonts w:cs="Times New Roman"/>
+          <w:b/>
+          <w:bCs/>
+          <w:i/>
+          <w:iCs/>
+          <w:szCs w:val="28"/>
+        </w:rPr>
+        <w:t>Test</w:t>
+      </w:r>
+      <w:r>
+        <w:rPr>
+          <w:rFonts w:cs="Times New Roman"/>
+          <w:szCs w:val="28"/>
+        </w:rPr>
+        <w:t xml:space="preserve">. Source </w:t>
+      </w:r>
+      <w:proofErr w:type="spellStart"/>
+      <w:r>
+        <w:rPr>
+          <w:rFonts w:cs="Times New Roman"/>
+          <w:szCs w:val="28"/>
+        </w:rPr>
+        <w:t>sets</w:t>
+      </w:r>
+      <w:proofErr w:type="spellEnd"/>
+      <w:r>
+        <w:rPr>
+          <w:rFonts w:cs="Times New Roman"/>
+          <w:szCs w:val="28"/>
+        </w:rPr>
+        <w:t xml:space="preserve"> с суффиксом </w:t>
+      </w:r>
+      <w:proofErr w:type="spellStart"/>
+      <w:r>
+        <w:rPr>
+          <w:rFonts w:cs="Times New Roman"/>
+          <w:i/>
+          <w:iCs/>
+          <w:szCs w:val="28"/>
+        </w:rPr>
+        <w:t>Main</w:t>
+      </w:r>
+      <w:proofErr w:type="spellEnd"/>
+      <w:r>
+        <w:rPr>
+          <w:rFonts w:cs="Times New Roman"/>
+          <w:szCs w:val="28"/>
+        </w:rPr>
+        <w:t xml:space="preserve"> содержат </w:t>
+      </w:r>
+      <w:proofErr w:type="spellStart"/>
+      <w:r>
+        <w:rPr>
+          <w:rFonts w:cs="Times New Roman"/>
+          <w:szCs w:val="28"/>
+        </w:rPr>
+        <w:t>production</w:t>
+      </w:r>
+      <w:proofErr w:type="spellEnd"/>
+      <w:r>
+        <w:rPr>
+          <w:rFonts w:cs="Times New Roman"/>
+          <w:szCs w:val="28"/>
+        </w:rPr>
+        <w:t xml:space="preserve">-код приложения, включаемый в итоговый артефакт сборки. Source </w:t>
+      </w:r>
+      <w:proofErr w:type="spellStart"/>
+      <w:r>
+        <w:rPr>
+          <w:rFonts w:cs="Times New Roman"/>
+          <w:szCs w:val="28"/>
+        </w:rPr>
+        <w:t>sets</w:t>
+      </w:r>
+      <w:proofErr w:type="spellEnd"/>
+      <w:r>
+        <w:rPr>
+          <w:rFonts w:cs="Times New Roman"/>
+          <w:szCs w:val="28"/>
+        </w:rPr>
+        <w:t xml:space="preserve"> с суффиксом </w:t>
+      </w:r>
+      <w:r>
+        <w:rPr>
+          <w:rFonts w:cs="Times New Roman"/>
+          <w:i/>
+          <w:iCs/>
+          <w:szCs w:val="28"/>
+        </w:rPr>
+        <w:t>Test</w:t>
+      </w:r>
+      <w:r>
+        <w:rPr>
+          <w:rFonts w:cs="Times New Roman"/>
+          <w:szCs w:val="28"/>
+        </w:rPr>
+        <w:t xml:space="preserve"> содержат код модульных и интеграционных тестов, который используется только на этапе тестирования и в итоговый артефакт не попадает. При этом </w:t>
+      </w:r>
+      <w:r>
+        <w:rPr>
+          <w:rFonts w:cs="Times New Roman"/>
+          <w:i/>
+          <w:iCs/>
+          <w:szCs w:val="28"/>
+        </w:rPr>
+        <w:t>*Test</w:t>
+      </w:r>
+      <w:r>
+        <w:rPr>
+          <w:rFonts w:cs="Times New Roman"/>
+          <w:szCs w:val="28"/>
+        </w:rPr>
+        <w:t xml:space="preserve"> </w:t>
+      </w:r>
+      <w:proofErr w:type="spellStart"/>
+      <w:r>
+        <w:rPr>
+          <w:rFonts w:cs="Times New Roman"/>
+          <w:szCs w:val="28"/>
+        </w:rPr>
+        <w:t>source</w:t>
+      </w:r>
+      <w:proofErr w:type="spellEnd"/>
+      <w:r>
+        <w:rPr>
+          <w:rFonts w:cs="Times New Roman"/>
+          <w:szCs w:val="28"/>
+        </w:rPr>
+        <w:t xml:space="preserve"> </w:t>
+      </w:r>
+      <w:proofErr w:type="spellStart"/>
+      <w:r>
+        <w:rPr>
+          <w:rFonts w:cs="Times New Roman"/>
+          <w:szCs w:val="28"/>
+        </w:rPr>
+        <w:t>sets</w:t>
+      </w:r>
+      <w:proofErr w:type="spellEnd"/>
+      <w:r>
+        <w:rPr>
+          <w:rFonts w:cs="Times New Roman"/>
+          <w:szCs w:val="28"/>
+        </w:rPr>
+        <w:t xml:space="preserve"> наследуют все зависимости соответствующих </w:t>
+      </w:r>
+      <w:r>
+        <w:rPr>
+          <w:i/>
+          <w:iCs/>
+        </w:rPr>
+        <w:t>*</w:t>
+      </w:r>
+      <w:proofErr w:type="spellStart"/>
+      <w:r>
+        <w:rPr>
+          <w:i/>
+          <w:iCs/>
+        </w:rPr>
+        <w:t>Main</w:t>
+      </w:r>
+      <w:proofErr w:type="spellEnd"/>
+      <w:r>
+        <w:rPr>
+          <w:rFonts w:cs="Times New Roman"/>
+          <w:szCs w:val="28"/>
+        </w:rPr>
+        <w:t xml:space="preserve"> </w:t>
+      </w:r>
+      <w:proofErr w:type="spellStart"/>
+      <w:r>
+        <w:rPr>
+          <w:rFonts w:cs="Times New Roman"/>
+          <w:szCs w:val="28"/>
+        </w:rPr>
+        <w:t>source</w:t>
+      </w:r>
+      <w:proofErr w:type="spellEnd"/>
+      <w:r>
+        <w:rPr>
+          <w:rFonts w:cs="Times New Roman"/>
+          <w:szCs w:val="28"/>
+        </w:rPr>
+        <w:t xml:space="preserve"> </w:t>
+      </w:r>
+      <w:proofErr w:type="spellStart"/>
+      <w:r>
+        <w:rPr>
+          <w:rFonts w:cs="Times New Roman"/>
+          <w:szCs w:val="28"/>
+        </w:rPr>
+        <w:t>sets</w:t>
+      </w:r>
+      <w:proofErr w:type="spellEnd"/>
+      <w:r>
+        <w:rPr>
+          <w:rFonts w:cs="Times New Roman"/>
+          <w:szCs w:val="28"/>
+        </w:rPr>
+        <w:t xml:space="preserve">, но не наоборот, что позволяет изолировать тестовые зависимости от </w:t>
+      </w:r>
+      <w:proofErr w:type="spellStart"/>
+      <w:r>
+        <w:rPr>
+          <w:rFonts w:cs="Times New Roman"/>
+          <w:szCs w:val="28"/>
+        </w:rPr>
+        <w:t>production</w:t>
+      </w:r>
+      <w:proofErr w:type="spellEnd"/>
+      <w:r>
+        <w:rPr>
+          <w:rFonts w:cs="Times New Roman"/>
+          <w:szCs w:val="28"/>
+        </w:rPr>
+        <w:t xml:space="preserve">-кода </w:t>
+      </w:r>
+      <w:r>
+        <w:rPr>
+          <w:rFonts w:cs="Times New Roman"/>
+          <w:szCs w:val="28"/>
+          <w:highlight w:val="lightGray"/>
+        </w:rPr>
+        <w:t>[</w:t>
+      </w:r>
+      <w:proofErr w:type="spellStart"/>
+      <w:r>
+        <w:rPr>
+          <w:rFonts w:cs="Times New Roman"/>
+          <w:szCs w:val="28"/>
+          <w:highlight w:val="lightGray"/>
+        </w:rPr>
+        <w:t>Hierarchical</w:t>
+      </w:r>
+      <w:proofErr w:type="spellEnd"/>
+      <w:r>
+        <w:rPr>
+          <w:rFonts w:cs="Times New Roman"/>
+          <w:szCs w:val="28"/>
+          <w:highlight w:val="lightGray"/>
+        </w:rPr>
+        <w:t xml:space="preserve"> </w:t>
+      </w:r>
+      <w:proofErr w:type="spellStart"/>
+      <w:r>
+        <w:rPr>
+          <w:rFonts w:cs="Times New Roman"/>
+          <w:szCs w:val="28"/>
+          <w:highlight w:val="lightGray"/>
+        </w:rPr>
+        <w:t>project</w:t>
+      </w:r>
+      <w:proofErr w:type="spellEnd"/>
+      <w:r>
+        <w:rPr>
+          <w:rFonts w:cs="Times New Roman"/>
+          <w:szCs w:val="28"/>
+          <w:highlight w:val="lightGray"/>
+        </w:rPr>
+        <w:t xml:space="preserve"> </w:t>
+      </w:r>
+      <w:proofErr w:type="spellStart"/>
+      <w:r>
+        <w:rPr>
+          <w:rFonts w:cs="Times New Roman"/>
+          <w:szCs w:val="28"/>
+          <w:highlight w:val="lightGray"/>
+        </w:rPr>
+        <w:t>structure</w:t>
+      </w:r>
+      <w:proofErr w:type="spellEnd"/>
+      <w:r>
+        <w:rPr>
+          <w:rFonts w:cs="Times New Roman"/>
+          <w:szCs w:val="28"/>
+          <w:highlight w:val="lightGray"/>
+        </w:rPr>
+        <w:t xml:space="preserve"> [Электронный ресурс] // Kotlin </w:t>
+      </w:r>
+      <w:r>
+        <w:rPr>
+          <w:rFonts w:cs="Times New Roman"/>
+          <w:szCs w:val="28"/>
+          <w:highlight w:val="lightGray"/>
+        </w:rPr>
+        <w:lastRenderedPageBreak/>
+        <w:t xml:space="preserve">Multiplatform </w:t>
+      </w:r>
+      <w:proofErr w:type="spellStart"/>
+      <w:r>
+        <w:rPr>
+          <w:rFonts w:cs="Times New Roman"/>
+          <w:szCs w:val="28"/>
+          <w:highlight w:val="lightGray"/>
+        </w:rPr>
+        <w:t>Documentation</w:t>
+      </w:r>
+      <w:proofErr w:type="spellEnd"/>
+      <w:r>
+        <w:rPr>
+          <w:rFonts w:cs="Times New Roman"/>
+          <w:szCs w:val="28"/>
+          <w:highlight w:val="lightGray"/>
+        </w:rPr>
+        <w:t>. URL: https://kotlinlang.org/docs/multiplatform/multiplatform-hierarchy.html (дата обращения: 24.02.2026).].</w:t>
+      </w:r>
+    </w:p>
+    <w:p>
+      <w:pPr>
+        <w:keepNext/>
+        <w:ind w:firstLine="708"/>
+        <w:rPr>
+          <w:rFonts w:cs="Times New Roman"/>
+          <w:szCs w:val="28"/>
+        </w:rPr>
+      </w:pPr>
+      <w:r>
+        <w:rPr>
+          <w:rFonts w:cs="Times New Roman"/>
+          <w:szCs w:val="28"/>
+        </w:rPr>
+        <w:t xml:space="preserve">Примеры стандартных </w:t>
+      </w:r>
+      <w:proofErr w:type="spellStart"/>
+      <w:r>
+        <w:rPr>
+          <w:rFonts w:cs="Times New Roman"/>
+          <w:szCs w:val="28"/>
+        </w:rPr>
+        <w:t>source</w:t>
+      </w:r>
+      <w:proofErr w:type="spellEnd"/>
+      <w:r>
+        <w:rPr>
+          <w:rFonts w:cs="Times New Roman"/>
+          <w:szCs w:val="28"/>
+        </w:rPr>
+        <w:t xml:space="preserve"> </w:t>
+      </w:r>
+      <w:proofErr w:type="spellStart"/>
+      <w:r>
+        <w:rPr>
+          <w:rFonts w:cs="Times New Roman"/>
+          <w:szCs w:val="28"/>
+        </w:rPr>
+        <w:t>set</w:t>
+      </w:r>
+      <w:proofErr w:type="spellEnd"/>
+      <w:r>
+        <w:rPr>
+          <w:rFonts w:cs="Times New Roman"/>
+          <w:szCs w:val="28"/>
+        </w:rPr>
+        <w:t>:</w:t>
+      </w:r>
+    </w:p>
+    <w:p>
+      <w:pPr>
+        <w:pStyle w:val="ListParagraph"/>
+        <w:keepNext/>
+        <w:numPr>
+          <w:ilvl w:val="0"/>
+          <w:numId w:val="24"/>
+        </w:numPr>
+        <w:rPr>
+          <w:rFonts w:cs="Times New Roman"/>
+          <w:szCs w:val="28"/>
+        </w:rPr>
+      </w:pPr>
+      <w:proofErr w:type="spellStart"/>
+      <w:r>
+        <w:rPr>
+          <w:rFonts w:cs="Times New Roman"/>
+          <w:i/>
+          <w:iCs/>
+          <w:szCs w:val="28"/>
+        </w:rPr>
+        <w:t>commonMain</w:t>
+      </w:r>
+      <w:proofErr w:type="spellEnd"/>
+      <w:r>
+        <w:rPr>
+          <w:rFonts w:cs="Times New Roman"/>
+          <w:i/>
+          <w:iCs/>
+          <w:szCs w:val="28"/>
+        </w:rPr>
+        <w:t>/</w:t>
+      </w:r>
+      <w:proofErr w:type="spellStart"/>
+      <w:r>
+        <w:rPr>
+          <w:rFonts w:cs="Times New Roman"/>
+          <w:i/>
+          <w:iCs/>
+          <w:szCs w:val="28"/>
+        </w:rPr>
+        <w:t>common</w:t>
+      </w:r>
+      <w:proofErr w:type="spellEnd"/>
+      <w:r>
+        <w:rPr>
+          <w:rFonts w:cs="Times New Roman"/>
+          <w:i/>
+          <w:iCs/>
+          <w:szCs w:val="28"/>
+          <w:lang w:val="en-US"/>
+        </w:rPr>
+        <w:t>Test</w:t>
+      </w:r>
+      <w:r>
+        <w:rPr>
+          <w:rFonts w:cs="Times New Roman"/>
+          <w:szCs w:val="28"/>
+        </w:rPr>
+        <w:t xml:space="preserve"> </w:t>
+      </w:r>
+      <w:r>
+        <w:rPr>
+          <w:rFonts w:cs="Times New Roman"/>
+          <w:szCs w:val="28"/>
+        </w:rPr>
+        <w:t>-</w:t>
+      </w:r>
+      <w:r>
+        <w:rPr>
+          <w:rFonts w:cs="Times New Roman"/>
+          <w:szCs w:val="28"/>
+        </w:rPr>
+        <w:t xml:space="preserve"> </w:t>
+      </w:r>
+      <w:r>
+        <w:t>общий код, компилируемый для всех объявленных в проекте целевых платформ</w:t>
+      </w:r>
+      <w:r>
+        <w:t>;</w:t>
+      </w:r>
+    </w:p>
+    <w:p>
+      <w:pPr>
+        <w:pStyle w:val="ListParagraph"/>
+        <w:keepNext/>
+        <w:numPr>
+          <w:ilvl w:val="0"/>
+          <w:numId w:val="24"/>
+        </w:numPr>
+        <w:rPr>
+          <w:rFonts w:cs="Times New Roman"/>
+          <w:szCs w:val="28"/>
+          <w:lang w:val="en-US"/>
+        </w:rPr>
+      </w:pPr>
+      <w:proofErr w:type="spellStart"/>
+      <w:r>
+        <w:rPr>
+          <w:rFonts w:cs="Times New Roman"/>
+          <w:i/>
+          <w:iCs/>
+          <w:szCs w:val="28"/>
+          <w:lang w:val="en-US"/>
+        </w:rPr>
+        <w:t>androidMain</w:t>
+      </w:r>
+      <w:proofErr w:type="spellEnd"/>
+      <w:r>
+        <w:rPr>
+          <w:rFonts w:cs="Times New Roman"/>
+          <w:i/>
+          <w:iCs/>
+          <w:szCs w:val="28"/>
+          <w:lang w:val="en-US"/>
+        </w:rPr>
+        <w:t>/</w:t>
+      </w:r>
+      <w:proofErr w:type="spellStart"/>
+      <w:r>
+        <w:rPr>
+          <w:rFonts w:cs="Times New Roman"/>
+          <w:i/>
+          <w:iCs/>
+          <w:szCs w:val="28"/>
+          <w:lang w:val="en-US"/>
+        </w:rPr>
+        <w:t>android</w:t>
+      </w:r>
+      <w:r>
+        <w:rPr>
+          <w:rFonts w:cs="Times New Roman"/>
+          <w:i/>
+          <w:iCs/>
+          <w:szCs w:val="28"/>
+          <w:lang w:val="en-US"/>
+        </w:rPr>
+        <w:t>Test</w:t>
+      </w:r>
+      <w:proofErr w:type="spellEnd"/>
+      <w:r>
+        <w:rPr>
+          <w:rFonts w:cs="Times New Roman"/>
+          <w:szCs w:val="28"/>
+          <w:lang w:val="en-US"/>
+        </w:rPr>
+        <w:t xml:space="preserve"> </w:t>
+      </w:r>
+      <w:r>
+        <w:rPr>
+          <w:rFonts w:cs="Times New Roman"/>
+          <w:szCs w:val="28"/>
+          <w:lang w:val="en-US"/>
+        </w:rPr>
+        <w:t>-</w:t>
+      </w:r>
+      <w:r>
+        <w:rPr>
+          <w:rFonts w:cs="Times New Roman"/>
+          <w:szCs w:val="28"/>
+          <w:lang w:val="en-US"/>
+        </w:rPr>
+        <w:t xml:space="preserve"> </w:t>
+      </w:r>
+      <w:r>
+        <w:rPr>
+          <w:rFonts w:cs="Times New Roman"/>
+          <w:szCs w:val="28"/>
+        </w:rPr>
+        <w:t>код</w:t>
+      </w:r>
+      <w:r>
+        <w:rPr>
+          <w:rFonts w:cs="Times New Roman"/>
+          <w:szCs w:val="28"/>
+          <w:lang w:val="en-US"/>
+        </w:rPr>
+        <w:t xml:space="preserve"> </w:t>
+      </w:r>
+      <w:r>
+        <w:rPr>
+          <w:rFonts w:cs="Times New Roman"/>
+          <w:szCs w:val="28"/>
+        </w:rPr>
+        <w:t>только</w:t>
+      </w:r>
+      <w:r>
+        <w:rPr>
+          <w:rFonts w:cs="Times New Roman"/>
+          <w:szCs w:val="28"/>
+          <w:lang w:val="en-US"/>
+        </w:rPr>
+        <w:t xml:space="preserve"> </w:t>
+      </w:r>
+      <w:r>
+        <w:rPr>
+          <w:rFonts w:cs="Times New Roman"/>
+          <w:szCs w:val="28"/>
+        </w:rPr>
+        <w:t>для</w:t>
+      </w:r>
+      <w:r>
+        <w:rPr>
+          <w:rFonts w:cs="Times New Roman"/>
+          <w:szCs w:val="28"/>
+          <w:lang w:val="en-US"/>
+        </w:rPr>
+        <w:t xml:space="preserve"> </w:t>
+      </w:r>
+      <w:r>
+        <w:rPr>
+          <w:rFonts w:cs="Times New Roman"/>
+          <w:szCs w:val="28"/>
+          <w:lang w:val="en-US"/>
+        </w:rPr>
+        <w:t>Android</w:t>
+      </w:r>
+      <w:r>
+        <w:rPr>
+          <w:rFonts w:cs="Times New Roman"/>
+          <w:szCs w:val="28"/>
+          <w:lang w:val="en-US"/>
+        </w:rPr>
+        <w:t>;</w:t>
+      </w:r>
+    </w:p>
+    <w:p>
+      <w:pPr>
+        <w:pStyle w:val="ListParagraph"/>
+        <w:keepNext/>
+        <w:numPr>
+          <w:ilvl w:val="0"/>
+          <w:numId w:val="24"/>
+        </w:numPr>
+        <w:rPr>
+          <w:rFonts w:cs="Times New Roman"/>
+          <w:szCs w:val="28"/>
+        </w:rPr>
+      </w:pPr>
+      <w:proofErr w:type="spellStart"/>
+      <w:r>
+        <w:rPr>
+          <w:rFonts w:cs="Times New Roman"/>
+          <w:i/>
+          <w:iCs/>
+          <w:szCs w:val="28"/>
+          <w:lang w:val="en-US"/>
+        </w:rPr>
+        <w:t>iosMain</w:t>
+      </w:r>
+      <w:proofErr w:type="spellEnd"/>
+      <w:r>
+        <w:rPr>
+          <w:rFonts w:cs="Times New Roman"/>
+          <w:i/>
+          <w:iCs/>
+          <w:szCs w:val="28"/>
+        </w:rPr>
+        <w:t>/</w:t>
+      </w:r>
+      <w:proofErr w:type="spellStart"/>
+      <w:r>
+        <w:rPr>
+          <w:rFonts w:cs="Times New Roman"/>
+          <w:i/>
+          <w:iCs/>
+          <w:szCs w:val="28"/>
+        </w:rPr>
+        <w:t>ios</w:t>
+      </w:r>
+      <w:proofErr w:type="spellEnd"/>
+      <w:r>
+        <w:rPr>
+          <w:rFonts w:cs="Times New Roman"/>
+          <w:i/>
+          <w:iCs/>
+          <w:szCs w:val="28"/>
+          <w:lang w:val="en-US"/>
+        </w:rPr>
+        <w:t>Test</w:t>
+      </w:r>
+      <w:r>
+        <w:rPr>
+          <w:rFonts w:cs="Times New Roman"/>
+          <w:szCs w:val="28"/>
+        </w:rPr>
+        <w:t xml:space="preserve"> </w:t>
+      </w:r>
+      <w:r>
+        <w:rPr>
+          <w:rFonts w:cs="Times New Roman"/>
+          <w:szCs w:val="28"/>
+        </w:rPr>
+        <w:t>-</w:t>
+      </w:r>
+      <w:r>
+        <w:rPr>
+          <w:rFonts w:cs="Times New Roman"/>
+          <w:szCs w:val="28"/>
+        </w:rPr>
+        <w:t xml:space="preserve"> </w:t>
+      </w:r>
+      <w:r>
+        <w:rPr>
+          <w:rFonts w:cs="Times New Roman"/>
+          <w:szCs w:val="28"/>
+        </w:rPr>
+        <w:t>код</w:t>
+      </w:r>
+      <w:r>
+        <w:rPr>
+          <w:rFonts w:cs="Times New Roman"/>
+          <w:szCs w:val="28"/>
+        </w:rPr>
+        <w:t xml:space="preserve"> </w:t>
+      </w:r>
+      <w:r>
+        <w:rPr>
+          <w:rFonts w:cs="Times New Roman"/>
+          <w:szCs w:val="28"/>
+        </w:rPr>
+        <w:t>только</w:t>
+      </w:r>
+      <w:r>
+        <w:rPr>
+          <w:rFonts w:cs="Times New Roman"/>
+          <w:szCs w:val="28"/>
+        </w:rPr>
+        <w:t xml:space="preserve"> </w:t>
+      </w:r>
+      <w:r>
+        <w:rPr>
+          <w:rFonts w:cs="Times New Roman"/>
+          <w:szCs w:val="28"/>
+        </w:rPr>
+        <w:t>для</w:t>
+      </w:r>
+      <w:r>
+        <w:rPr>
+          <w:rFonts w:cs="Times New Roman"/>
+          <w:szCs w:val="28"/>
+        </w:rPr>
+        <w:t xml:space="preserve"> </w:t>
+      </w:r>
+      <w:r>
+        <w:rPr>
+          <w:rFonts w:cs="Times New Roman"/>
+          <w:szCs w:val="28"/>
+          <w:lang w:val="en-US"/>
+        </w:rPr>
+        <w:t>iOS</w:t>
+      </w:r>
+      <w:r>
+        <w:rPr>
+          <w:rFonts w:cs="Times New Roman"/>
+          <w:szCs w:val="28"/>
+        </w:rPr>
+        <w:t>;</w:t>
+      </w:r>
+    </w:p>
+    <w:p>
+      <w:pPr>
+        <w:pStyle w:val="ListParagraph"/>
+        <w:keepNext/>
+        <w:numPr>
+          <w:ilvl w:val="0"/>
+          <w:numId w:val="24"/>
+        </w:numPr>
+        <w:rPr>
+          <w:rFonts w:cs="Times New Roman"/>
+          <w:szCs w:val="28"/>
+        </w:rPr>
+      </w:pPr>
+      <w:proofErr w:type="spellStart"/>
+      <w:r>
+        <w:rPr>
+          <w:rFonts w:cs="Times New Roman"/>
+          <w:i/>
+          <w:iCs/>
+          <w:szCs w:val="28"/>
+        </w:rPr>
+        <w:t>jvmMain</w:t>
+      </w:r>
+      <w:proofErr w:type="spellEnd"/>
+      <w:r>
+        <w:rPr>
+          <w:rFonts w:cs="Times New Roman"/>
+          <w:i/>
+          <w:iCs/>
+          <w:szCs w:val="28"/>
+        </w:rPr>
+        <w:t>/</w:t>
+      </w:r>
+      <w:proofErr w:type="spellStart"/>
+      <w:r>
+        <w:rPr>
+          <w:rFonts w:cs="Times New Roman"/>
+          <w:i/>
+          <w:iCs/>
+          <w:szCs w:val="28"/>
+        </w:rPr>
+        <w:t>jvm</w:t>
+      </w:r>
+      <w:proofErr w:type="spellEnd"/>
+      <w:r>
+        <w:rPr>
+          <w:rFonts w:cs="Times New Roman"/>
+          <w:i/>
+          <w:iCs/>
+          <w:szCs w:val="28"/>
+          <w:lang w:val="en-US"/>
+        </w:rPr>
+        <w:t>Test</w:t>
+      </w:r>
+      <w:r>
+        <w:rPr>
+          <w:rFonts w:cs="Times New Roman"/>
+          <w:szCs w:val="28"/>
+        </w:rPr>
+        <w:t xml:space="preserve"> </w:t>
+      </w:r>
+      <w:r>
+        <w:rPr>
+          <w:rFonts w:cs="Times New Roman"/>
+          <w:szCs w:val="28"/>
+        </w:rPr>
+        <w:t>-</w:t>
+      </w:r>
+      <w:r>
+        <w:rPr>
+          <w:rFonts w:cs="Times New Roman"/>
+          <w:szCs w:val="28"/>
+        </w:rPr>
+        <w:t xml:space="preserve"> код для JVM-</w:t>
+      </w:r>
+      <w:proofErr w:type="spellStart"/>
+      <w:r>
+        <w:rPr>
+          <w:rFonts w:cs="Times New Roman"/>
+          <w:szCs w:val="28"/>
+        </w:rPr>
+        <w:t>таргетов</w:t>
+      </w:r>
+      <w:proofErr w:type="spellEnd"/>
+      <w:r>
+        <w:rPr>
+          <w:rFonts w:cs="Times New Roman"/>
+          <w:szCs w:val="28"/>
+        </w:rPr>
+        <w:t>;</w:t>
+      </w:r>
+    </w:p>
+    <w:p>
+      <w:pPr>
+        <w:pStyle w:val="ListParagraph"/>
+        <w:keepNext/>
+        <w:numPr>
+          <w:ilvl w:val="0"/>
+          <w:numId w:val="24"/>
+        </w:numPr>
+        <w:rPr>
+          <w:rFonts w:cs="Times New Roman"/>
+          <w:szCs w:val="28"/>
+        </w:rPr>
+      </w:pPr>
+      <w:proofErr w:type="spellStart"/>
+      <w:r>
+        <w:rPr>
+          <w:rFonts w:cs="Times New Roman"/>
+          <w:i/>
+          <w:iCs/>
+          <w:szCs w:val="28"/>
+        </w:rPr>
+        <w:t>webMain</w:t>
+      </w:r>
+      <w:proofErr w:type="spellEnd"/>
+      <w:r>
+        <w:rPr>
+          <w:rFonts w:cs="Times New Roman"/>
+          <w:i/>
+          <w:iCs/>
+          <w:szCs w:val="28"/>
+        </w:rPr>
+        <w:t>/</w:t>
+      </w:r>
+      <w:proofErr w:type="spellStart"/>
+      <w:r>
+        <w:rPr>
+          <w:rFonts w:cs="Times New Roman"/>
+          <w:i/>
+          <w:iCs/>
+          <w:szCs w:val="28"/>
+        </w:rPr>
+        <w:t>web</w:t>
+      </w:r>
+      <w:proofErr w:type="spellEnd"/>
+      <w:r>
+        <w:rPr>
+          <w:rFonts w:cs="Times New Roman"/>
+          <w:i/>
+          <w:iCs/>
+          <w:szCs w:val="28"/>
+          <w:lang w:val="en-US"/>
+        </w:rPr>
+        <w:t>Test</w:t>
+      </w:r>
+      <w:r>
+        <w:rPr>
+          <w:rFonts w:cs="Times New Roman"/>
+          <w:szCs w:val="28"/>
+        </w:rPr>
+        <w:t xml:space="preserve"> </w:t>
+      </w:r>
+      <w:r>
+        <w:rPr>
+          <w:rFonts w:cs="Times New Roman"/>
+          <w:szCs w:val="28"/>
+        </w:rPr>
+        <w:t>-</w:t>
+      </w:r>
+      <w:r>
+        <w:rPr>
+          <w:rFonts w:cs="Times New Roman"/>
+          <w:szCs w:val="28"/>
+        </w:rPr>
+        <w:t xml:space="preserve"> код, общий для веб-платформ: Kotlin/JS и Kotlin/Wasm</w:t>
+      </w:r>
+      <w:r>
+        <w:rPr>
+          <w:rFonts w:cs="Times New Roman"/>
+          <w:szCs w:val="28"/>
+        </w:rPr>
+        <w:t>;</w:t>
+      </w:r>
+    </w:p>
+    <w:p>
+      <w:pPr>
+        <w:pStyle w:val="ListParagraph"/>
+        <w:keepNext/>
+        <w:numPr>
+          <w:ilvl w:val="0"/>
+          <w:numId w:val="24"/>
+        </w:numPr>
+        <w:rPr>
+          <w:rFonts w:cs="Times New Roman"/>
+          <w:szCs w:val="28"/>
+        </w:rPr>
+      </w:pPr>
+      <w:proofErr w:type="spellStart"/>
+      <w:r>
+        <w:rPr>
+          <w:rFonts w:cs="Times New Roman"/>
+          <w:i/>
+          <w:iCs/>
+          <w:szCs w:val="28"/>
+          <w:lang w:val="en-US"/>
+        </w:rPr>
+        <w:t>jsMain</w:t>
+      </w:r>
+      <w:proofErr w:type="spellEnd"/>
+      <w:r>
+        <w:rPr>
+          <w:rFonts w:cs="Times New Roman"/>
+          <w:i/>
+          <w:iCs/>
+          <w:szCs w:val="28"/>
+        </w:rPr>
+        <w:t>/</w:t>
+      </w:r>
+      <w:proofErr w:type="spellStart"/>
+      <w:r>
+        <w:rPr>
+          <w:rFonts w:cs="Times New Roman"/>
+          <w:i/>
+          <w:iCs/>
+          <w:szCs w:val="28"/>
+          <w:lang w:val="en-US"/>
+        </w:rPr>
+        <w:t>jsTest</w:t>
+      </w:r>
+      <w:proofErr w:type="spellEnd"/>
+      <w:r>
+        <w:rPr>
+          <w:rFonts w:cs="Times New Roman"/>
+          <w:i/>
+          <w:iCs/>
+          <w:szCs w:val="28"/>
+        </w:rPr>
+        <w:t xml:space="preserve"> - </w:t>
+      </w:r>
+      <w:r>
+        <w:rPr>
+          <w:rFonts w:cs="Times New Roman"/>
+          <w:szCs w:val="28"/>
+        </w:rPr>
+        <w:t xml:space="preserve">код для </w:t>
+      </w:r>
+      <w:r>
+        <w:rPr>
+          <w:rFonts w:cs="Times New Roman"/>
+          <w:szCs w:val="28"/>
+          <w:lang w:val="en-US"/>
+        </w:rPr>
+        <w:t>JavaScript</w:t>
+      </w:r>
+      <w:r>
+        <w:rPr>
+          <w:rFonts w:cs="Times New Roman"/>
+          <w:szCs w:val="28"/>
+        </w:rPr>
+        <w:t>-платформы (</w:t>
+      </w:r>
+      <w:r>
+        <w:rPr>
+          <w:rFonts w:cs="Times New Roman"/>
+          <w:szCs w:val="28"/>
+          <w:lang w:val="en-US"/>
+        </w:rPr>
+        <w:t>Kotlin</w:t>
+      </w:r>
+      <w:r>
+        <w:rPr>
+          <w:rFonts w:cs="Times New Roman"/>
+          <w:szCs w:val="28"/>
+        </w:rPr>
+        <w:t>/</w:t>
+      </w:r>
+      <w:r>
+        <w:rPr>
+          <w:rFonts w:cs="Times New Roman"/>
+          <w:szCs w:val="28"/>
+          <w:lang w:val="en-US"/>
+        </w:rPr>
+        <w:t>JS</w:t>
+      </w:r>
+      <w:r>
+        <w:rPr>
+          <w:rFonts w:cs="Times New Roman"/>
+          <w:szCs w:val="28"/>
+        </w:rPr>
+        <w:t>)</w:t>
+      </w:r>
+      <w:r>
+        <w:rPr>
+          <w:rFonts w:cs="Times New Roman"/>
+          <w:szCs w:val="28"/>
+        </w:rPr>
+        <w:t>;</w:t>
+      </w:r>
+    </w:p>
+    <w:p>
+      <w:pPr>
+        <w:pStyle w:val="ListParagraph"/>
+        <w:keepNext/>
+        <w:numPr>
+          <w:ilvl w:val="0"/>
+          <w:numId w:val="24"/>
+        </w:numPr>
+        <w:rPr>
+          <w:rFonts w:cs="Times New Roman"/>
+          <w:szCs w:val="28"/>
+        </w:rPr>
+      </w:pPr>
+      <w:proofErr w:type="spellStart"/>
+      <w:r>
+        <w:rPr>
+          <w:rFonts w:cs="Times New Roman"/>
+          <w:i/>
+          <w:iCs/>
+          <w:szCs w:val="28"/>
+        </w:rPr>
+        <w:t>wasmJsMain</w:t>
+      </w:r>
+      <w:proofErr w:type="spellEnd"/>
+      <w:r>
+        <w:rPr>
+          <w:rFonts w:cs="Times New Roman"/>
+          <w:i/>
+          <w:iCs/>
+          <w:szCs w:val="28"/>
+        </w:rPr>
+        <w:t>/</w:t>
+      </w:r>
+      <w:proofErr w:type="spellStart"/>
+      <w:r>
+        <w:rPr>
+          <w:rFonts w:cs="Times New Roman"/>
+          <w:i/>
+          <w:iCs/>
+          <w:szCs w:val="28"/>
+          <w:lang w:val="en-US"/>
+        </w:rPr>
+        <w:t>wasmJsTest</w:t>
+      </w:r>
+      <w:proofErr w:type="spellEnd"/>
+      <w:r>
+        <w:rPr>
+          <w:rFonts w:cs="Times New Roman"/>
+          <w:szCs w:val="28"/>
+        </w:rPr>
+        <w:t xml:space="preserve"> </w:t>
+      </w:r>
+      <w:r>
+        <w:rPr>
+          <w:rFonts w:cs="Times New Roman"/>
+          <w:szCs w:val="28"/>
+        </w:rPr>
+        <w:t>-</w:t>
+      </w:r>
+      <w:r>
+        <w:rPr>
+          <w:rFonts w:cs="Times New Roman"/>
+          <w:szCs w:val="28"/>
+        </w:rPr>
+        <w:t xml:space="preserve"> код для WebAssembly, исполняемого в JavaScript-окружении (Kotlin/Wasm).</w:t>
+      </w:r>
+    </w:p>
+    <w:p>
+      <w:pPr>
+        <w:keepNext/>
+        <w:ind w:firstLine="708"/>
+        <w:rPr>
+          <w:rFonts w:cs="Times New Roman"/>
+          <w:szCs w:val="28"/>
+        </w:rPr>
+      </w:pPr>
+      <w:r>
+        <w:rPr>
+          <w:rFonts w:cs="Times New Roman"/>
+          <w:szCs w:val="28"/>
+        </w:rPr>
+        <w:t xml:space="preserve"> </w:t>
+      </w:r>
+      <w:r>
+        <w:rPr>
+          <w:rFonts w:cs="Times New Roman"/>
+          <w:szCs w:val="28"/>
+        </w:rPr>
+        <w:t>В нашем проекте к</w:t>
+      </w:r>
+      <w:r>
+        <w:rPr>
+          <w:rFonts w:cs="Times New Roman"/>
+          <w:szCs w:val="28"/>
+        </w:rPr>
+        <w:t xml:space="preserve">орневым является </w:t>
       </w:r>
       <w:proofErr w:type="spellStart"/>
       <w:r>
@@ -15374,27 +16943,14 @@
       <w:r>
         <w:t xml:space="preserve">Рисунок </w:t>
       </w:r>
-      <w:r>
-        <w:fldChar w:fldCharType="begin"/>
-      </w:r>
-      <w:r>
-        <w:instrText xml:space="preserve"> SEQ Рисунок \* ARABIC </w:instrText>
-      </w:r>
-      <w:r>
-        <w:fldChar w:fldCharType="separate"/>
-      </w:r>
-      <w:r>
-        <w:rPr>
-          <w:noProof/>
-        </w:rPr>
-        <w:t>3</w:t>
-      </w:r>
-      <w:r>
-        <w:rPr>
-          <w:noProof/>
-        </w:rPr>
-        <w:fldChar w:fldCharType="end"/>
-      </w:r>
+      <w:fldSimple w:instr=" SEQ Рисунок \* ARABIC ">
+        <w:r>
+          <w:rPr>
+            <w:noProof/>
+          </w:rPr>
+          <w:t>3</w:t>
+        </w:r>
+      </w:fldSimple>
       <w:r>
         <w:t xml:space="preserve"> - Иерархия </w:t>
       </w:r>
@@ -15437,6 +16993,7 @@
           <w:rFonts w:cs="Times New Roman"/>
           <w:szCs w:val="28"/>
         </w:rPr>
+        <w:lastRenderedPageBreak/>
         <w:t xml:space="preserve">Введение промежуточного </w:t>
       </w:r>
       <w:proofErr w:type="spellStart"/>
@@ -15501,15 +17058,7 @@
           <w:rFonts w:cs="Times New Roman"/>
           <w:szCs w:val="28"/>
         </w:rPr>
-        <w:t xml:space="preserve"> и </w:t>
-      </w:r>
-      <w:r>
-        <w:rPr>
-          <w:rFonts w:cs="Times New Roman"/>
-          <w:szCs w:val="28"/>
-        </w:rPr>
-        <w:lastRenderedPageBreak/>
-        <w:t xml:space="preserve">механизма офлайн-синхронизации через </w:t>
+        <w:t xml:space="preserve"> и механизма офлайн-синхронизации через </w:t>
       </w:r>
       <w:proofErr w:type="spellStart"/>
       <w:r>
@@ -15541,7 +17090,21 @@
           <w:rFonts w:cs="Times New Roman"/>
           <w:szCs w:val="28"/>
         </w:rPr>
-        <w:t xml:space="preserve"> для Android, iOS и Desktop (JVM), но не поддерживает </w:t>
+        <w:t xml:space="preserve"> для Android</w:t>
+      </w:r>
+      <w:r>
+        <w:rPr>
+          <w:rFonts w:cs="Times New Roman"/>
+          <w:szCs w:val="28"/>
+        </w:rPr>
+        <w:t xml:space="preserve"> </w:t>
+      </w:r>
+      <w:r>
+        <w:rPr>
+          <w:rFonts w:cs="Times New Roman"/>
+          <w:szCs w:val="28"/>
+        </w:rPr>
+        <w:t xml:space="preserve">и Desktop, но не поддерживает </w:t>
       </w:r>
       <w:proofErr w:type="spellStart"/>
       <w:r>
@@ -15747,31 +17310,38 @@
           <w:rFonts w:cs="Times New Roman"/>
           <w:szCs w:val="28"/>
         </w:rPr>
-        <w:t>expect</w:t>
-      </w:r>
-      <w:proofErr w:type="spellEnd"/>
-      <w:r>
-        <w:rPr>
-          <w:rFonts w:cs="Times New Roman"/>
-          <w:szCs w:val="28"/>
-        </w:rPr>
-        <w:t>/</w:t>
-      </w:r>
-      <w:proofErr w:type="spellStart"/>
-      <w:r>
-        <w:rPr>
-          <w:rFonts w:cs="Times New Roman"/>
-          <w:szCs w:val="28"/>
-        </w:rPr>
-        <w:t>actual</w:t>
-      </w:r>
-      <w:proofErr w:type="spellEnd"/>
-      <w:r>
-        <w:rPr>
-          <w:rFonts w:cs="Times New Roman"/>
-          <w:szCs w:val="28"/>
-        </w:rPr>
-        <w:t xml:space="preserve">-деклараций, описанный в разделе 1.3, обеспечивает единый интерфейс доступа к данным в </w:t>
+        <w:t>interfac</w:t>
+      </w:r>
+      <w:proofErr w:type="spellEnd"/>
+      <w:r>
+        <w:rPr>
+          <w:rFonts w:cs="Times New Roman"/>
+          <w:szCs w:val="28"/>
+          <w:lang w:val="en-US"/>
+        </w:rPr>
+        <w:t>e</w:t>
+      </w:r>
+      <w:r>
+        <w:rPr>
+          <w:rFonts w:cs="Times New Roman"/>
+          <w:szCs w:val="28"/>
+        </w:rPr>
+        <w:t xml:space="preserve"> в языке </w:t>
+      </w:r>
+      <w:r>
+        <w:rPr>
+          <w:rFonts w:cs="Times New Roman"/>
+          <w:szCs w:val="28"/>
+          <w:lang w:val="en-US"/>
+        </w:rPr>
+        <w:t>Kotlin</w:t>
+      </w:r>
+      <w:r>
+        <w:rPr>
+          <w:rFonts w:cs="Times New Roman"/>
+          <w:szCs w:val="28"/>
+        </w:rPr>
+        <w:t xml:space="preserve"> обеспечивает единый интерфейс доступа к данным в </w:t>
       </w:r>
       <w:proofErr w:type="spellStart"/>
       <w:r>
@@ -15804,7 +17374,7 @@
           <w:rFonts w:cs="Times New Roman"/>
           <w:szCs w:val="28"/>
         </w:rPr>
-        <w:t xml:space="preserve">Такая модульная организация позволяет сосредоточить подавляющую часть кода — UI, навигацию, бизнес-логику, модели данных — в </w:t>
+        <w:t xml:space="preserve">Такая модульная организация позволяет сосредоточить подавляющую часть кода в </w:t>
       </w:r>
       <w:proofErr w:type="spellStart"/>
       <w:r>
@@ -15820,39 +17390,7 @@
           <w:rFonts w:cs="Times New Roman"/>
           <w:szCs w:val="28"/>
         </w:rPr>
-        <w:t xml:space="preserve">, ограничив платформенно-специфичный код реализациями </w:t>
-      </w:r>
-      <w:proofErr w:type="spellStart"/>
-      <w:r>
-        <w:rPr>
-          <w:rFonts w:cs="Times New Roman"/>
-          <w:szCs w:val="28"/>
-        </w:rPr>
-        <w:t>expect</w:t>
-      </w:r>
-      <w:proofErr w:type="spellEnd"/>
-      <w:r>
-        <w:rPr>
-          <w:rFonts w:cs="Times New Roman"/>
-          <w:szCs w:val="28"/>
-        </w:rPr>
-        <w:t>/</w:t>
-      </w:r>
-      <w:proofErr w:type="spellStart"/>
-      <w:r>
-        <w:rPr>
-          <w:rFonts w:cs="Times New Roman"/>
-          <w:szCs w:val="28"/>
-        </w:rPr>
-        <w:t>actual</w:t>
-      </w:r>
-      <w:proofErr w:type="spellEnd"/>
-      <w:r>
-        <w:rPr>
-          <w:rFonts w:cs="Times New Roman"/>
-          <w:szCs w:val="28"/>
-        </w:rPr>
-        <w:t>-деклараций для слоя данных и конфигурацией точек входа.</w:t>
+        <w:t>, ограничив платформенно-специфичный код для слоя данных и конфигурацией точек входа.</w:t>
       </w:r>
     </w:p>
     <w:p>
@@ -15888,55 +17426,157 @@
           <w:rFonts w:cs="Times New Roman"/>
           <w:szCs w:val="28"/>
         </w:rPr>
-        <w:t xml:space="preserve">Такая модульная организация позволяет сосредоточить подавляющую часть кода — UI, навигацию, бизнес-логику, модели данных — в </w:t>
-      </w:r>
-      <w:proofErr w:type="spellStart"/>
-      <w:r>
-        <w:rPr>
-          <w:rFonts w:cs="Times New Roman"/>
-          <w:szCs w:val="28"/>
-        </w:rPr>
-        <w:t>commonMain</w:t>
-      </w:r>
-      <w:proofErr w:type="spellEnd"/>
-      <w:r>
-        <w:rPr>
-          <w:rFonts w:cs="Times New Roman"/>
-          <w:szCs w:val="28"/>
-        </w:rPr>
-        <w:t xml:space="preserve">, ограничив платформенно-специфичный код реализациями </w:t>
-      </w:r>
-      <w:proofErr w:type="spellStart"/>
-      <w:r>
-        <w:rPr>
-          <w:rFonts w:cs="Times New Roman"/>
-          <w:szCs w:val="28"/>
-        </w:rPr>
-        <w:t>expect</w:t>
-      </w:r>
-      <w:proofErr w:type="spellEnd"/>
-      <w:r>
-        <w:rPr>
-          <w:rFonts w:cs="Times New Roman"/>
-          <w:szCs w:val="28"/>
-        </w:rPr>
-        <w:t>/</w:t>
-      </w:r>
-      <w:proofErr w:type="spellStart"/>
-      <w:r>
-        <w:rPr>
-          <w:rFonts w:cs="Times New Roman"/>
-          <w:szCs w:val="28"/>
-        </w:rPr>
-        <w:t>actual</w:t>
-      </w:r>
-      <w:proofErr w:type="spellEnd"/>
-      <w:r>
-        <w:rPr>
-          <w:rFonts w:cs="Times New Roman"/>
-          <w:szCs w:val="28"/>
-        </w:rPr>
-        <w:t>-деклараций для слоя данных и конфигурацией точек входа.</w:t>
+        <w:t xml:space="preserve">В качестве серверной части приложения используется </w:t>
+      </w:r>
+      <w:proofErr w:type="spellStart"/>
+      <w:r>
+        <w:rPr>
+          <w:rFonts w:cs="Times New Roman"/>
+          <w:szCs w:val="28"/>
+        </w:rPr>
+        <w:t>Supabase</w:t>
+      </w:r>
+      <w:proofErr w:type="spellEnd"/>
+      <w:r>
+        <w:rPr>
+          <w:rFonts w:cs="Times New Roman"/>
+          <w:szCs w:val="28"/>
+        </w:rPr>
+        <w:t xml:space="preserve"> — платформа класса </w:t>
+      </w:r>
+      <w:proofErr w:type="spellStart"/>
+      <w:r>
+        <w:rPr>
+          <w:rFonts w:cs="Times New Roman"/>
+          <w:i/>
+          <w:iCs/>
+          <w:szCs w:val="28"/>
+        </w:rPr>
+        <w:t>Backend</w:t>
+      </w:r>
+      <w:proofErr w:type="spellEnd"/>
+      <w:r>
+        <w:rPr>
+          <w:rFonts w:cs="Times New Roman"/>
+          <w:i/>
+          <w:iCs/>
+          <w:szCs w:val="28"/>
+        </w:rPr>
+        <w:t>-</w:t>
+      </w:r>
+      <w:proofErr w:type="spellStart"/>
+      <w:r>
+        <w:rPr>
+          <w:rFonts w:cs="Times New Roman"/>
+          <w:i/>
+          <w:iCs/>
+          <w:szCs w:val="28"/>
+        </w:rPr>
+        <w:t>as</w:t>
+      </w:r>
+      <w:proofErr w:type="spellEnd"/>
+      <w:r>
+        <w:rPr>
+          <w:rFonts w:cs="Times New Roman"/>
+          <w:i/>
+          <w:iCs/>
+          <w:szCs w:val="28"/>
+        </w:rPr>
+        <w:t>-a-Service</w:t>
+      </w:r>
+      <w:r>
+        <w:rPr>
+          <w:rFonts w:cs="Times New Roman"/>
+          <w:szCs w:val="28"/>
+        </w:rPr>
+        <w:t xml:space="preserve"> с открытым исходным кодом, построенная на основе </w:t>
+      </w:r>
+      <w:proofErr w:type="spellStart"/>
+      <w:r>
+        <w:rPr>
+          <w:rFonts w:cs="Times New Roman"/>
+          <w:szCs w:val="28"/>
+        </w:rPr>
+        <w:t>PostgreSQL</w:t>
+      </w:r>
+      <w:proofErr w:type="spellEnd"/>
+      <w:r>
+        <w:rPr>
+          <w:rFonts w:cs="Times New Roman"/>
+          <w:szCs w:val="28"/>
+        </w:rPr>
+        <w:t xml:space="preserve"> </w:t>
+      </w:r>
+      <w:r>
+        <w:rPr>
+          <w:rFonts w:cs="Times New Roman"/>
+          <w:szCs w:val="28"/>
+          <w:highlight w:val="lightGray"/>
+        </w:rPr>
+        <w:t>[</w:t>
+      </w:r>
+      <w:proofErr w:type="spellStart"/>
+      <w:r>
+        <w:rPr>
+          <w:rFonts w:cs="Times New Roman"/>
+          <w:szCs w:val="28"/>
+          <w:highlight w:val="lightGray"/>
+        </w:rPr>
+        <w:t>Supabase</w:t>
+      </w:r>
+      <w:proofErr w:type="spellEnd"/>
+      <w:r>
+        <w:rPr>
+          <w:rFonts w:cs="Times New Roman"/>
+          <w:szCs w:val="28"/>
+          <w:highlight w:val="lightGray"/>
+        </w:rPr>
+        <w:t xml:space="preserve"> Architecture [Электронный ресурс] // </w:t>
+      </w:r>
+      <w:proofErr w:type="spellStart"/>
+      <w:r>
+        <w:rPr>
+          <w:rFonts w:cs="Times New Roman"/>
+          <w:szCs w:val="28"/>
+          <w:highlight w:val="lightGray"/>
+        </w:rPr>
+        <w:t>Supabase</w:t>
+      </w:r>
+      <w:proofErr w:type="spellEnd"/>
+      <w:r>
+        <w:rPr>
+          <w:rFonts w:cs="Times New Roman"/>
+          <w:szCs w:val="28"/>
+          <w:highlight w:val="lightGray"/>
+        </w:rPr>
+        <w:t xml:space="preserve"> </w:t>
+      </w:r>
+      <w:proofErr w:type="spellStart"/>
+      <w:r>
+        <w:rPr>
+          <w:rFonts w:cs="Times New Roman"/>
+          <w:szCs w:val="28"/>
+          <w:highlight w:val="lightGray"/>
+        </w:rPr>
+        <w:t>Documentation</w:t>
+      </w:r>
+      <w:proofErr w:type="spellEnd"/>
+      <w:r>
+        <w:rPr>
+          <w:rFonts w:cs="Times New Roman"/>
+          <w:szCs w:val="28"/>
+          <w:highlight w:val="lightGray"/>
+        </w:rPr>
+        <w:t xml:space="preserve">. URL: </w:t>
+      </w:r>
+      <w:r>
+        <w:rPr>
+          <w:rFonts w:cs="Times New Roman"/>
+          <w:szCs w:val="28"/>
+          <w:highlight w:val="lightGray"/>
+        </w:rPr>
+        <w:lastRenderedPageBreak/>
+        <w:t>https://supabase.com/docs/guides/getting-started/architecture (дата обращения: 20.02.2026).].</w:t>
       </w:r>
     </w:p>
     <w:p>
@@ -15948,13 +17588,6 @@
           <w:szCs w:val="28"/>
         </w:rPr>
       </w:pPr>
-      <w:r>
-        <w:rPr>
-          <w:rFonts w:cs="Times New Roman"/>
-          <w:szCs w:val="28"/>
-        </w:rPr>
-        <w:t xml:space="preserve">В качестве серверной части приложения используется </w:t>
-      </w:r>
       <w:proofErr w:type="spellStart"/>
       <w:r>
         <w:rPr>
@@ -15969,148 +17602,85 @@
           <w:rFonts w:cs="Times New Roman"/>
           <w:szCs w:val="28"/>
         </w:rPr>
-        <w:t xml:space="preserve"> — платформа класса </w:t>
-      </w:r>
-      <w:proofErr w:type="spellStart"/>
-      <w:r>
-        <w:rPr>
-          <w:rFonts w:cs="Times New Roman"/>
-          <w:szCs w:val="28"/>
-        </w:rPr>
-        <w:t>Backend</w:t>
-      </w:r>
-      <w:proofErr w:type="spellEnd"/>
-      <w:r>
-        <w:rPr>
-          <w:rFonts w:cs="Times New Roman"/>
-          <w:szCs w:val="28"/>
-        </w:rPr>
-        <w:t>-</w:t>
-      </w:r>
-      <w:proofErr w:type="spellStart"/>
-      <w:r>
-        <w:rPr>
-          <w:rFonts w:cs="Times New Roman"/>
-          <w:szCs w:val="28"/>
-        </w:rPr>
-        <w:t>as</w:t>
-      </w:r>
-      <w:proofErr w:type="spellEnd"/>
-      <w:r>
-        <w:rPr>
-          <w:rFonts w:cs="Times New Roman"/>
-          <w:szCs w:val="28"/>
-        </w:rPr>
-        <w:t xml:space="preserve">-a-Service с открытым исходным кодом, построенная на основе </w:t>
-      </w:r>
-      <w:proofErr w:type="spellStart"/>
-      <w:r>
-        <w:rPr>
-          <w:rFonts w:cs="Times New Roman"/>
-          <w:szCs w:val="28"/>
+        <w:t xml:space="preserve"> предоставляет </w:t>
+      </w:r>
+      <w:r>
+        <w:rPr>
+          <w:rFonts w:cs="Times New Roman"/>
+          <w:szCs w:val="28"/>
+        </w:rPr>
+        <w:t xml:space="preserve">необходимый </w:t>
+      </w:r>
+      <w:r>
+        <w:rPr>
+          <w:rFonts w:cs="Times New Roman"/>
+          <w:szCs w:val="28"/>
+        </w:rPr>
+        <w:t>набор сервисов</w:t>
+      </w:r>
+      <w:r>
+        <w:rPr>
+          <w:rFonts w:cs="Times New Roman"/>
+          <w:szCs w:val="28"/>
+        </w:rPr>
+        <w:t xml:space="preserve">, таких как </w:t>
+      </w:r>
+      <w:r>
+        <w:rPr>
+          <w:rFonts w:cs="Times New Roman"/>
+          <w:szCs w:val="28"/>
+        </w:rPr>
+        <w:t>реляционн</w:t>
+      </w:r>
+      <w:r>
+        <w:rPr>
+          <w:rFonts w:cs="Times New Roman"/>
+          <w:szCs w:val="28"/>
+        </w:rPr>
+        <w:t>ая</w:t>
+      </w:r>
+      <w:r>
+        <w:rPr>
+          <w:rFonts w:cs="Times New Roman"/>
+          <w:szCs w:val="28"/>
+        </w:rPr>
+        <w:t xml:space="preserve"> баз</w:t>
+      </w:r>
+      <w:r>
+        <w:rPr>
+          <w:rFonts w:cs="Times New Roman"/>
+          <w:szCs w:val="28"/>
+        </w:rPr>
+        <w:t>а</w:t>
+      </w:r>
+      <w:r>
+        <w:rPr>
+          <w:rFonts w:cs="Times New Roman"/>
+          <w:szCs w:val="28"/>
+        </w:rPr>
+        <w:t xml:space="preserve"> данных </w:t>
+      </w:r>
+      <w:r>
+        <w:rPr>
+          <w:rFonts w:cs="Times New Roman"/>
+          <w:szCs w:val="28"/>
+          <w:lang w:val="en-US"/>
         </w:rPr>
         <w:t>PostgreSQL</w:t>
       </w:r>
-      <w:proofErr w:type="spellEnd"/>
-      <w:r>
-        <w:rPr>
-          <w:rFonts w:cs="Times New Roman"/>
-          <w:szCs w:val="28"/>
-        </w:rPr>
-        <w:t xml:space="preserve"> </w:t>
-      </w:r>
-      <w:r>
-        <w:rPr>
-          <w:rFonts w:cs="Times New Roman"/>
-          <w:szCs w:val="28"/>
-          <w:highlight w:val="lightGray"/>
-        </w:rPr>
-        <w:t>[</w:t>
-      </w:r>
-      <w:proofErr w:type="spellStart"/>
-      <w:r>
-        <w:rPr>
-          <w:rFonts w:cs="Times New Roman"/>
-          <w:szCs w:val="28"/>
-          <w:highlight w:val="lightGray"/>
-        </w:rPr>
-        <w:t>Supabase</w:t>
-      </w:r>
-      <w:proofErr w:type="spellEnd"/>
-      <w:r>
-        <w:rPr>
-          <w:rFonts w:cs="Times New Roman"/>
-          <w:szCs w:val="28"/>
-          <w:highlight w:val="lightGray"/>
-        </w:rPr>
-        <w:t xml:space="preserve"> Architecture [Электронный ресурс] // </w:t>
-      </w:r>
-      <w:proofErr w:type="spellStart"/>
-      <w:r>
-        <w:rPr>
-          <w:rFonts w:cs="Times New Roman"/>
-          <w:szCs w:val="28"/>
-          <w:highlight w:val="lightGray"/>
-        </w:rPr>
-        <w:t>Supabase</w:t>
-      </w:r>
-      <w:proofErr w:type="spellEnd"/>
-      <w:r>
-        <w:rPr>
-          <w:rFonts w:cs="Times New Roman"/>
-          <w:szCs w:val="28"/>
-          <w:highlight w:val="lightGray"/>
-        </w:rPr>
-        <w:t xml:space="preserve"> </w:t>
-      </w:r>
-      <w:proofErr w:type="spellStart"/>
-      <w:r>
-        <w:rPr>
-          <w:rFonts w:cs="Times New Roman"/>
-          <w:szCs w:val="28"/>
-          <w:highlight w:val="lightGray"/>
-        </w:rPr>
-        <w:t>Documentation</w:t>
-      </w:r>
-      <w:proofErr w:type="spellEnd"/>
-      <w:r>
-        <w:rPr>
-          <w:rFonts w:cs="Times New Roman"/>
-          <w:szCs w:val="28"/>
-          <w:highlight w:val="lightGray"/>
-        </w:rPr>
-        <w:t>. URL: https://supabase.com/docs/guides/getting-started/architecture (дата обращения: 20.02.2026).].</w:t>
-      </w:r>
-      <w:r>
-        <w:rPr>
-          <w:rFonts w:cs="Times New Roman"/>
-          <w:szCs w:val="28"/>
-        </w:rPr>
-        <w:t xml:space="preserve"> </w:t>
-      </w:r>
-      <w:proofErr w:type="spellStart"/>
-      <w:r>
-        <w:rPr>
-          <w:rFonts w:cs="Times New Roman"/>
-          <w:szCs w:val="28"/>
-        </w:rPr>
-        <w:t>Supabase</w:t>
-      </w:r>
-      <w:proofErr w:type="spellEnd"/>
-      <w:r>
-        <w:rPr>
-          <w:rFonts w:cs="Times New Roman"/>
-          <w:szCs w:val="28"/>
-        </w:rPr>
-        <w:t xml:space="preserve"> предоставляет набор сервисов, необходимых для </w:t>
-      </w:r>
-      <w:r>
-        <w:rPr>
-          <w:rFonts w:cs="Times New Roman"/>
-          <w:szCs w:val="28"/>
-        </w:rPr>
-        <w:lastRenderedPageBreak/>
-        <w:t xml:space="preserve">разрабатываемого приложения: реляционную базу данных с поддержкой </w:t>
+      <w:r>
+        <w:rPr>
+          <w:rFonts w:cs="Times New Roman"/>
+          <w:szCs w:val="28"/>
+        </w:rPr>
+        <w:t xml:space="preserve"> </w:t>
+      </w:r>
+      <w:r>
+        <w:rPr>
+          <w:rFonts w:cs="Times New Roman"/>
+          <w:szCs w:val="28"/>
+        </w:rPr>
+        <w:t xml:space="preserve">с поддержкой </w:t>
       </w:r>
       <w:proofErr w:type="spellStart"/>
       <w:r>
@@ -16207,7 +17777,21 @@
           <w:rFonts w:cs="Times New Roman"/>
           <w:szCs w:val="28"/>
         </w:rPr>
-        <w:t xml:space="preserve"> Level Security обеспечивают выполнение нефункционального требования об изоляции данных на уровне базы данных, без необходимости реализации дополнительной серверной логики. Открытый исходный код платформы снижает риски, связанные с привязкой к проприетарному сервису.</w:t>
+        <w:t xml:space="preserve"> Level Security обеспечивают выполнение нефункционального требования об изоляции данных на уровне базы данных</w:t>
+      </w:r>
+      <w:r>
+        <w:rPr>
+          <w:rFonts w:cs="Times New Roman"/>
+          <w:szCs w:val="28"/>
+        </w:rPr>
+        <w:t xml:space="preserve"> </w:t>
+      </w:r>
+      <w:r>
+        <w:rPr>
+          <w:rFonts w:cs="Times New Roman"/>
+          <w:szCs w:val="28"/>
+        </w:rPr>
+        <w:t>без необходимости реализации дополнительной серверной логики. Открытый исходный код платформы снижает риски, связанные с привязкой к проприетарному сервису.</w:t>
       </w:r>
     </w:p>
     <w:p>
@@ -16237,7 +17821,19 @@
         <w:ind w:firstLine="708"/>
       </w:pPr>
       <w:r>
-        <w:t>Ключевым архитектурным решением проекта является разделение стратегии синхронизации данных между клиентом и сервером в зависимости от среды выполнения. Причина этого разделения — различная доступность инструментов локального хранения для JVM и JS-</w:t>
+        <w:t>Ключевым архитектурным решением проекта является разделение стратегии синхронизации данных между клиентом и сервером в зависимости от среды выполнения. Причин</w:t>
+      </w:r>
+      <w:r>
+        <w:t xml:space="preserve">ой </w:t>
+      </w:r>
+      <w:r>
+        <w:t xml:space="preserve">этого разделения </w:t>
+      </w:r>
+      <w:r>
+        <w:t>является</w:t>
+      </w:r>
+      <w:r>
+        <w:t xml:space="preserve"> различная доступность инструментов локального хранения для JVM и JS-</w:t>
       </w:r>
       <w:proofErr w:type="spellStart"/>
       <w:r>
@@ -16276,7 +17872,16 @@
       </w:r>
       <w:proofErr w:type="spellEnd"/>
       <w:r>
-        <w:t xml:space="preserve"> — сервиса, обеспечивающего двустороннюю синхронизацию между серверной базой данных </w:t>
+        <w:t xml:space="preserve">. Данный </w:t>
+      </w:r>
+      <w:r>
+        <w:t>сервис обеспечива</w:t>
+      </w:r>
+      <w:r>
+        <w:t>ет</w:t>
+      </w:r>
+      <w:r>
+        <w:t xml:space="preserve"> двустороннюю синхронизацию между серверной базой данных </w:t>
       </w:r>
       <w:proofErr w:type="spellStart"/>
       <w:r>
@@ -16469,27 +18074,14 @@
       <w:r>
         <w:t xml:space="preserve">Рисунок </w:t>
       </w:r>
-      <w:r>
-        <w:fldChar w:fldCharType="begin"/>
-      </w:r>
-      <w:r>
-        <w:instrText xml:space="preserve"> SEQ Рисунок \* ARABIC </w:instrText>
-      </w:r>
-      <w:r>
-        <w:fldChar w:fldCharType="separate"/>
-      </w:r>
-      <w:r>
-        <w:rPr>
-          <w:noProof/>
-        </w:rPr>
-        <w:t>4</w:t>
-      </w:r>
-      <w:r>
-        <w:rPr>
-          <w:noProof/>
-        </w:rPr>
-        <w:fldChar w:fldCharType="end"/>
-      </w:r>
+      <w:fldSimple w:instr=" SEQ Рисунок \* ARABIC ">
+        <w:r>
+          <w:rPr>
+            <w:noProof/>
+          </w:rPr>
+          <w:t>4</w:t>
+        </w:r>
+      </w:fldSimple>
       <w:r>
         <w:t xml:space="preserve"> - Архитектура приложения</w:t>
       </w:r>
@@ -16711,27 +18303,14 @@
       <w:r>
         <w:t xml:space="preserve">Рисунок </w:t>
       </w:r>
-      <w:r>
-        <w:fldChar w:fldCharType="begin"/>
-      </w:r>
-      <w:r>
-        <w:instrText xml:space="preserve"> SEQ Рисунок \* ARABIC </w:instrText>
-      </w:r>
-      <w:r>
-        <w:fldChar w:fldCharType="separate"/>
-      </w:r>
-      <w:r>
-        <w:rPr>
-          <w:noProof/>
-        </w:rPr>
-        <w:t>5</w:t>
-      </w:r>
-      <w:r>
-        <w:rPr>
-          <w:noProof/>
-        </w:rPr>
-        <w:fldChar w:fldCharType="end"/>
-      </w:r>
+      <w:fldSimple w:instr=" SEQ Рисунок \* ARABIC ">
+        <w:r>
+          <w:rPr>
+            <w:noProof/>
+          </w:rPr>
+          <w:t>5</w:t>
+        </w:r>
+      </w:fldSimple>
       <w:r>
         <w:t xml:space="preserve"> – Архитектура приложения для </w:t>
       </w:r>
@@ -16764,14 +18343,39 @@
       </w:r>
       <w:proofErr w:type="spellEnd"/>
       <w:r>
-        <w:t xml:space="preserve"> посредством REST API. Для получения обновлений в реальном времени используется сервис </w:t>
-      </w:r>
-      <w:proofErr w:type="spellStart"/>
-      <w:r>
+        <w:t xml:space="preserve"> посредством REST API</w:t>
+      </w:r>
+      <w:r>
+        <w:t xml:space="preserve"> через технологию </w:t>
+      </w:r>
+      <w:proofErr w:type="spellStart"/>
+      <w:r>
+        <w:rPr>
+          <w:lang w:val="en-US"/>
+        </w:rPr>
+        <w:t>PostgREST</w:t>
+      </w:r>
+      <w:proofErr w:type="spellEnd"/>
+      <w:r>
+        <w:t xml:space="preserve"> изначально входящую в сервер </w:t>
+      </w:r>
+      <w:proofErr w:type="spellStart"/>
+      <w:r>
+        <w:rPr>
+          <w:lang w:val="en-US"/>
+        </w:rPr>
         <w:t>Supabase</w:t>
       </w:r>
       <w:proofErr w:type="spellEnd"/>
       <w:r>
+        <w:t xml:space="preserve">. Для получения обновлений в реальном времени используется сервис </w:t>
+      </w:r>
+      <w:proofErr w:type="spellStart"/>
+      <w:r>
+        <w:t>Supabase</w:t>
+      </w:r>
+      <w:proofErr w:type="spellEnd"/>
+      <w:r>
         <w:t xml:space="preserve"> </w:t>
       </w:r>
       <w:proofErr w:type="spellStart"/>
@@ -16780,7 +18384,10 @@
       </w:r>
       <w:proofErr w:type="spellEnd"/>
       <w:r>
-        <w:t xml:space="preserve">: при изменении данных в серверной базе облачный сервис </w:t>
+        <w:t>. П</w:t>
+      </w:r>
+      <w:r>
+        <w:t xml:space="preserve">ри изменении данных в серверной базе облачный сервис </w:t>
       </w:r>
       <w:proofErr w:type="spellStart"/>
       <w:r>
@@ -16804,7 +18411,11 @@
       </w:r>
       <w:proofErr w:type="spellEnd"/>
       <w:r>
-        <w:t xml:space="preserve"> и транслирует их подключённым клиентам. Это обеспечивает согласованность данных между устройствами пользователя, однако требует активного сетевого соединения для выполнения операций записи.</w:t>
+        <w:t xml:space="preserve"> и транслирует их подключённым клиентам. Это обеспечивает согласованность данных между устройствами пользователя, </w:t>
+      </w:r>
+      <w:r>
+        <w:lastRenderedPageBreak/>
+        <w:t>однако требует активного сетевого соединения для выполнения операций записи.</w:t>
       </w:r>
     </w:p>
     <w:p>
@@ -16813,15 +18424,15 @@
         <w:ind w:firstLine="708"/>
       </w:pPr>
       <w:r>
-        <w:t>Различие в стратегиях синхронизации между JVM и JS-</w:t>
-      </w:r>
-      <w:proofErr w:type="spellStart"/>
-      <w:r>
-        <w:t>таргетами</w:t>
-      </w:r>
-      <w:proofErr w:type="spellEnd"/>
-      <w:r>
-        <w:t xml:space="preserve"> инкапсулировано в архитектуре </w:t>
+        <w:t xml:space="preserve">Таким образом, спроектированная архитектура приложения основана на модульной организации KMP-проекта с единым общим модулем </w:t>
+      </w:r>
+      <w:proofErr w:type="spellStart"/>
+      <w:r>
+        <w:t>shared</w:t>
+      </w:r>
+      <w:proofErr w:type="spellEnd"/>
+      <w:r>
+        <w:t xml:space="preserve"> и тремя платформенными точками входа. Иерархия </w:t>
       </w:r>
       <w:proofErr w:type="spellStart"/>
       <w:r>
@@ -16837,11 +18448,7 @@
       </w:r>
       <w:proofErr w:type="spellEnd"/>
       <w:r>
-        <w:t xml:space="preserve">: реализация для JVM-платформ </w:t>
-      </w:r>
-      <w:r>
-        <w:lastRenderedPageBreak/>
-        <w:t xml:space="preserve">размещена в </w:t>
+        <w:t xml:space="preserve"> с промежуточным узлом </w:t>
       </w:r>
       <w:proofErr w:type="spellStart"/>
       <w:r>
@@ -16849,21 +18456,7 @@
       </w:r>
       <w:proofErr w:type="spellEnd"/>
       <w:r>
-        <w:t xml:space="preserve">, реализация для веб-платформы </w:t>
-      </w:r>
-      <w:r>
-        <w:t>находятся</w:t>
-      </w:r>
-      <w:r>
-        <w:t xml:space="preserve"> в </w:t>
-      </w:r>
-      <w:proofErr w:type="spellStart"/>
-      <w:r>
-        <w:t>jsMain</w:t>
-      </w:r>
-      <w:proofErr w:type="spellEnd"/>
-      <w:r>
-        <w:t xml:space="preserve">. Код </w:t>
+        <w:t xml:space="preserve"> позволяет сосредоточить основную часть кода в </w:t>
       </w:r>
       <w:proofErr w:type="spellStart"/>
       <w:r>
@@ -16871,23 +18464,7 @@
       </w:r>
       <w:proofErr w:type="spellEnd"/>
       <w:r>
-        <w:t xml:space="preserve"> оперирует абстракциями слоя данных через </w:t>
-      </w:r>
-      <w:proofErr w:type="spellStart"/>
-      <w:r>
-        <w:t>expect</w:t>
-      </w:r>
-      <w:proofErr w:type="spellEnd"/>
-      <w:r>
-        <w:t>/</w:t>
-      </w:r>
-      <w:proofErr w:type="spellStart"/>
-      <w:r>
-        <w:t>actual</w:t>
-      </w:r>
-      <w:proofErr w:type="spellEnd"/>
-      <w:r>
-        <w:t>-декларации и не зависит от конкретного механизма синхронизации.</w:t>
+        <w:t>, ограничив платформенно-специфичные реализации слоем данных и конфигурацией запуска.</w:t>
       </w:r>
     </w:p>
     <w:p>
@@ -16896,46 +18473,79 @@
         <w:ind w:firstLine="708"/>
       </w:pPr>
       <w:r>
-        <w:t xml:space="preserve">Таким образом, спроектированная архитектура обеспечивает модульное разделение проекта, при котором подавляющая часть кода — UI, бизнес-логика, навигация, модели данных — сосредоточена в общем модуле. Платформенно-специфичный код ограничен реализациями слоя данных для двух сред выполнения и конфигурацией точек входа. Иерархия </w:t>
-      </w:r>
-      <w:proofErr w:type="spellStart"/>
-      <w:r>
-        <w:t>source</w:t>
-      </w:r>
-      <w:proofErr w:type="spellEnd"/>
-      <w:r>
-        <w:t xml:space="preserve"> </w:t>
-      </w:r>
-      <w:proofErr w:type="spellStart"/>
-      <w:r>
-        <w:t>sets</w:t>
-      </w:r>
-      <w:proofErr w:type="spellEnd"/>
-      <w:r>
-        <w:t xml:space="preserve"> с промежуточным </w:t>
-      </w:r>
-      <w:proofErr w:type="spellStart"/>
-      <w:r>
-        <w:t>nonJsMain</w:t>
-      </w:r>
-      <w:proofErr w:type="spellEnd"/>
-      <w:r>
-        <w:t xml:space="preserve"> позволила изолировать ключевое архитектурное различие</w:t>
-      </w:r>
-      <w:r>
-        <w:t>,</w:t>
-      </w:r>
-      <w:r>
-        <w:t xml:space="preserve"> наличие или отсутствие локальной базы данных</w:t>
-      </w:r>
-      <w:r>
-        <w:t xml:space="preserve">, </w:t>
-      </w:r>
-      <w:r>
-        <w:t>в выделенных наборах исходного кода, сохранив единый интерфейс взаимодействия для верхних слоёв приложения.</w:t>
+        <w:t xml:space="preserve">Серверная инфраструктура на базе </w:t>
+      </w:r>
+      <w:proofErr w:type="spellStart"/>
+      <w:r>
+        <w:t>Supabase</w:t>
+      </w:r>
+      <w:proofErr w:type="spellEnd"/>
+      <w:r>
+        <w:t xml:space="preserve"> обеспечивает аутентификацию, хранение данных и их изоляцию средствами </w:t>
+      </w:r>
+      <w:proofErr w:type="spellStart"/>
+      <w:r>
+        <w:t>Row</w:t>
+      </w:r>
+      <w:proofErr w:type="spellEnd"/>
+      <w:r>
+        <w:t xml:space="preserve"> Level Security без необходимости разработки собственного серверного компонента. Стратегия синхронизации данных дифференцирована по средам выполнения</w:t>
+      </w:r>
+      <w:r>
+        <w:t>. П</w:t>
+      </w:r>
+      <w:r>
+        <w:t xml:space="preserve">латформы Android и Desktop используют модель </w:t>
+      </w:r>
+      <w:proofErr w:type="spellStart"/>
+      <w:r>
+        <w:t>offline-first</w:t>
+      </w:r>
+      <w:proofErr w:type="spellEnd"/>
+      <w:r>
+        <w:t xml:space="preserve"> с двусторонней синхронизацией через </w:t>
+      </w:r>
+      <w:proofErr w:type="spellStart"/>
+      <w:r>
+        <w:t>PowerSync</w:t>
+      </w:r>
+      <w:proofErr w:type="spellEnd"/>
+      <w:r>
+        <w:t xml:space="preserve"> и локальную базу </w:t>
+      </w:r>
+      <w:proofErr w:type="spellStart"/>
+      <w:r>
+        <w:t>SQLite</w:t>
+      </w:r>
+      <w:proofErr w:type="spellEnd"/>
+      <w:r>
+        <w:t xml:space="preserve">, тогда как веб-платформа взаимодействует с сервером напрямую с получением обновлений через механизм </w:t>
+      </w:r>
+      <w:proofErr w:type="spellStart"/>
+      <w:r>
+        <w:t>Realtime</w:t>
+      </w:r>
+      <w:proofErr w:type="spellEnd"/>
+      <w:r>
+        <w:t xml:space="preserve">. Такое разделение является обоснованным компромиссом, продиктованным текущими ограничениями </w:t>
+      </w:r>
+      <w:proofErr w:type="spellStart"/>
+      <w:r>
+        <w:t>PowerSync</w:t>
+      </w:r>
+      <w:proofErr w:type="spellEnd"/>
+      <w:r>
+        <w:t xml:space="preserve"> SDK для </w:t>
+      </w:r>
+      <w:proofErr w:type="spellStart"/>
+      <w:r>
+        <w:t>таргета</w:t>
+      </w:r>
+      <w:proofErr w:type="spellEnd"/>
+      <w:r>
+        <w:t xml:space="preserve"> Kotlin/JS.</w:t>
       </w:r>
     </w:p>
-    <w:p/>
     <w:p>
       <w:pPr>
         <w:pStyle w:val="Heading2"/>
@@ -17064,6 +18674,7 @@
           <w:rFonts w:cs="Times New Roman"/>
           <w:szCs w:val="28"/>
         </w:rPr>
+        <w:lastRenderedPageBreak/>
         <w:t>Э</w:t>
       </w:r>
       <w:r>
@@ -17230,7 +18841,6 @@
           <w:rFonts w:cs="Times New Roman"/>
           <w:szCs w:val="28"/>
         </w:rPr>
-        <w:lastRenderedPageBreak/>
         <w:t xml:space="preserve">Экран </w:t>
       </w:r>
       <w:r>
@@ -17397,27 +19007,14 @@
       <w:r>
         <w:t xml:space="preserve">Рисунок </w:t>
       </w:r>
-      <w:r>
-        <w:fldChar w:fldCharType="begin"/>
-      </w:r>
-      <w:r>
-        <w:instrText xml:space="preserve"> SEQ Рисунок \* ARABIC </w:instrText>
-      </w:r>
-      <w:r>
-        <w:fldChar w:fldCharType="separate"/>
-      </w:r>
-      <w:r>
-        <w:rPr>
-          <w:noProof/>
-        </w:rPr>
-        <w:t>6</w:t>
-      </w:r>
-      <w:r>
-        <w:rPr>
-          <w:noProof/>
-        </w:rPr>
-        <w:fldChar w:fldCharType="end"/>
-      </w:r>
+      <w:fldSimple w:instr=" SEQ Рисунок \* ARABIC ">
+        <w:r>
+          <w:rPr>
+            <w:noProof/>
+          </w:rPr>
+          <w:t>6</w:t>
+        </w:r>
+      </w:fldSimple>
       <w:r>
         <w:t xml:space="preserve"> - Экран аутентификации: Android (слева) и </w:t>
       </w:r>
@@ -17452,7 +19049,11 @@
         <w:t>форма</w:t>
       </w:r>
       <w:r>
-        <w:t xml:space="preserve"> центрирована в окне приложения. Оба варианта используют один и тот же </w:t>
+        <w:t xml:space="preserve"> центрирована в окне приложения. </w:t>
+      </w:r>
+      <w:r>
+        <w:lastRenderedPageBreak/>
+        <w:t xml:space="preserve">Оба варианта используют один и тот же </w:t>
       </w:r>
       <w:proofErr w:type="spellStart"/>
       <w:r>
@@ -17460,7 +19061,13 @@
       </w:r>
       <w:proofErr w:type="spellEnd"/>
       <w:r>
-        <w:t>-компонент; различие в компоновке достигается за счёт параметров, зависящих от размеров окна</w:t>
+        <w:t>-компонент</w:t>
+      </w:r>
+      <w:r>
+        <w:t>. Р</w:t>
+      </w:r>
+      <w:r>
+        <w:t>азличие в компоновке достигается за счёт параметров, зависящих от размеров окна</w:t>
       </w:r>
       <w:r>
         <w:t>.</w:t>
@@ -17479,11 +19086,7 @@
         <w:t>Экран журнала записей.</w:t>
       </w:r>
       <w:r>
-        <w:t xml:space="preserve"> После успешной аутентификации пользователь попадает на главный экран приложения — журнал записей. </w:t>
-      </w:r>
-      <w:r>
-        <w:lastRenderedPageBreak/>
-        <w:t>Записи отображаются в виде вертикального списка карточек, упорядоченных по дате создания.</w:t>
+        <w:t xml:space="preserve"> После успешной аутентификации пользователь попадает на главный экран приложения — журнал записей. Записи отображаются в виде вертикального списка карточек, упорядоченных по дате создания.</w:t>
       </w:r>
     </w:p>
     <w:p>
@@ -17492,7 +19095,19 @@
         <w:ind w:firstLine="708"/>
       </w:pPr>
       <w:r>
-        <w:t xml:space="preserve">Каждая карточка содержит блок настроения (если он был прикреплён к записи) с цветовой индикацией, названием эмоции и временем создания, а также заголовок и текстовое превью записи, ограниченное пятью строками. В нижней части экрана расположена плавающая кнопка для создания новой записи. </w:t>
+        <w:t>Каждая карточка содержит блок настроения</w:t>
+      </w:r>
+      <w:r>
+        <w:t xml:space="preserve"> </w:t>
+      </w:r>
+      <w:r>
+        <w:t>с цветовой индикацией, названием эмоции и временем создания, а также заголовок и текстовое превью записи, ограниченное пятью строками.</w:t>
+      </w:r>
+      <w:r>
+        <w:t xml:space="preserve"> </w:t>
+      </w:r>
+      <w:r>
+        <w:t xml:space="preserve">В нижней части экрана расположена плавающая кнопка для создания новой записи. </w:t>
       </w:r>
       <w:r>
         <w:t xml:space="preserve">Нажатие на карточку записи открывает экран редактирования. </w:t>
@@ -17500,12 +19115,17 @@
       <w:r>
         <w:t>В верхнем правом углу находится меню с пунктами «Профиль», «Экспорт в PDF» и «Выйти из аккаунта». Экран журнала записей на обеих платформах представлен на Рисунке 7.</w:t>
       </w:r>
+    </w:p>
+    <w:p>
+      <w:pPr>
+        <w:keepNext/>
+      </w:pPr>
       <w:r>
         <w:rPr>
           <w:noProof/>
         </w:rPr>
         <w:drawing>
-          <wp:inline distT="0" distB="0" distL="0" distR="0" wp14:anchorId="2298D310" wp14:editId="4FBE8E7D">
+          <wp:inline distT="0" distB="0" distL="0" distR="0" wp14:anchorId="2298D310" wp14:editId="4656A17D">
             <wp:extent cx="5934710" cy="2259965"/>
             <wp:effectExtent l="0" t="0" r="8890" b="6985"/>
             <wp:docPr id="14" name="Picture 14"/>
@@ -17561,27 +19181,14 @@
       <w:r>
         <w:t xml:space="preserve">Рисунок </w:t>
       </w:r>
-      <w:r>
-        <w:fldChar w:fldCharType="begin"/>
-      </w:r>
-      <w:r>
-        <w:instrText xml:space="preserve"> SEQ Рисунок \* ARABIC </w:instrText>
-      </w:r>
-      <w:r>
-        <w:fldChar w:fldCharType="separate"/>
-      </w:r>
-      <w:r>
-        <w:rPr>
-          <w:noProof/>
-        </w:rPr>
-        <w:t>7</w:t>
-      </w:r>
-      <w:r>
-        <w:rPr>
-          <w:noProof/>
-        </w:rPr>
-        <w:fldChar w:fldCharType="end"/>
-      </w:r>
+      <w:fldSimple w:instr=" SEQ Рисунок \* ARABIC ">
+        <w:r>
+          <w:rPr>
+            <w:noProof/>
+          </w:rPr>
+          <w:t>7</w:t>
+        </w:r>
+      </w:fldSimple>
       <w:r>
         <w:t xml:space="preserve"> - </w:t>
       </w:r>
@@ -17620,7 +19227,62 @@
         <w:t>Экран создания и редактирования записи.</w:t>
       </w:r>
       <w:r>
-        <w:t xml:space="preserve"> Экран создания записи содержит верхнюю панель навигации с кнопками «Назад», и «Готово», а также два текстовых поля: заголовок и основной текст записи. Все поля являются необязательными — запись может содержать произвольную комбинацию заголовка, текста и блока настроения.</w:t>
+        <w:t xml:space="preserve"> Экран создания записи содержит верхнюю панель навигации с кнопками «Назад», и «Готово»</w:t>
+      </w:r>
+      <w:r>
+        <w:t>.</w:t>
+      </w:r>
+      <w:r>
+        <w:t xml:space="preserve"> </w:t>
+      </w:r>
+      <w:r>
+        <w:t>Т</w:t>
+      </w:r>
+      <w:r>
+        <w:t xml:space="preserve">акже </w:t>
+      </w:r>
+      <w:r>
+        <w:t xml:space="preserve">данный экран содержит </w:t>
+      </w:r>
+      <w:r>
+        <w:t>два текстовых поля</w:t>
+      </w:r>
+      <w:r>
+        <w:t xml:space="preserve"> (</w:t>
+      </w:r>
+      <w:r>
+        <w:t>заголовок и основной текст записи</w:t>
+      </w:r>
+      <w:r>
+        <w:t>) и блок настроения</w:t>
+      </w:r>
+      <w:r>
+        <w:t xml:space="preserve">. Все </w:t>
+      </w:r>
+      <w:r>
+        <w:t>элементы</w:t>
+      </w:r>
+      <w:r>
+        <w:t xml:space="preserve"> заполнения</w:t>
+      </w:r>
+      <w:r>
+        <w:t xml:space="preserve"> являются необязательными</w:t>
+      </w:r>
+      <w:r>
+        <w:t>. З</w:t>
+      </w:r>
+      <w:r>
+        <w:t xml:space="preserve">апись может содержать произвольную комбинацию </w:t>
+      </w:r>
+      <w:r>
+        <w:lastRenderedPageBreak/>
+        <w:t>заголовка, текста и блока настроения</w:t>
+      </w:r>
+      <w:r>
+        <w:t>. Для отображения записи в общем списке достаточно иметь хотя бы один из перечисленных элементов</w:t>
+      </w:r>
+      <w:r>
+        <w:t>.</w:t>
       </w:r>
     </w:p>
     <w:p>
@@ -17629,12 +19291,40 @@
         <w:ind w:firstLine="708"/>
       </w:pPr>
       <w:r>
-        <w:t xml:space="preserve">Если к записи прикреплён блок настроения, он отображается в верхней части экрана в виде компактной карточки с указанием эмоции, категории и времени; карточку можно удалить нажатием на соответствующий элемент. В правом нижнем углу расположена плавающая кнопка, открывающая </w:t>
-      </w:r>
-      <w:r>
-        <w:lastRenderedPageBreak/>
-        <w:t>трёхшаговый опрос для оценки настроения. При сохранении записи пользователь возвращается к журналу, где новая запись отображается в общем списке. Экран создания записи с прикреплённым блоком настроения представлен на Рисунке 8.</w:t>
-      </w:r>
+        <w:t>Если к записи прикреплён блок настроения, он отображается в верхней части экрана в виде компактной карточки с указанием эмоции, категории и времени</w:t>
+      </w:r>
+      <w:r>
+        <w:t xml:space="preserve"> создания блока настроения</w:t>
+      </w:r>
+      <w:r>
+        <w:t xml:space="preserve">. </w:t>
+      </w:r>
+      <w:r>
+        <w:t>Данный блок</w:t>
+      </w:r>
+      <w:r>
+        <w:t xml:space="preserve"> можно удалить нажатием на соответствующий элемент</w:t>
+      </w:r>
+      <w:r>
+        <w:t xml:space="preserve"> с крестиком в правом верхнем углу</w:t>
+      </w:r>
+      <w:r>
+        <w:t>.</w:t>
+      </w:r>
+    </w:p>
+    <w:p>
+      <w:pPr>
+        <w:keepNext/>
+        <w:ind w:firstLine="708"/>
+      </w:pPr>
+      <w:r>
+        <w:t>В правом нижнем углу расположена плавающая кнопка, открывающая трёхшаговый опрос для оценки настроения. При сохранении записи пользователь возвращается к журналу, где новая запись отображается в общем списке. Экран создания записи с прикреплённым блоком настроения представлен на Рисунке 8.</w:t>
+      </w:r>
+    </w:p>
+    <w:p>
+      <w:pPr>
+        <w:keepNext/>
+      </w:pPr>
       <w:r>
         <w:rPr>
           <w:noProof/>
@@ -17696,27 +19386,14 @@
       <w:r>
         <w:t xml:space="preserve">Рисунок </w:t>
       </w:r>
-      <w:r>
-        <w:fldChar w:fldCharType="begin"/>
-      </w:r>
-      <w:r>
-        <w:instrText xml:space="preserve"> SEQ Рисунок \* ARABIC </w:instrText>
-      </w:r>
-      <w:r>
-        <w:fldChar w:fldCharType="separate"/>
-      </w:r>
-      <w:r>
-        <w:rPr>
-          <w:noProof/>
-        </w:rPr>
-        <w:t>8</w:t>
-      </w:r>
-      <w:r>
-        <w:rPr>
-          <w:noProof/>
-        </w:rPr>
-        <w:fldChar w:fldCharType="end"/>
-      </w:r>
+      <w:fldSimple w:instr=" SEQ Рисунок \* ARABIC ">
+        <w:r>
+          <w:rPr>
+            <w:noProof/>
+          </w:rPr>
+          <w:t>8</w:t>
+        </w:r>
+      </w:fldSimple>
       <w:r>
         <w:t xml:space="preserve"> - </w:t>
       </w:r>
@@ -17758,7 +19435,11 @@
         <w:ind w:firstLine="708"/>
       </w:pPr>
       <w:r>
-        <w:t>На первом шаге пользователю предлагается оценить текущие ощущения на непрерывной шкале от «очень неприятные» до «очень приятные» с помощью слайдера. Визуальная обратная связь реализована через анимированный индикатор: его размер и цвет изменяются в зависимости от положения слайдера, а текстовая метка под индикатором отражает категорию выбранного значения.</w:t>
+        <w:t xml:space="preserve">На первом шаге пользователю предлагается оценить текущие ощущения на непрерывной шкале от «очень неприятные» до «очень приятные» с помощью слайдера. Визуальная обратная связь реализована через </w:t>
+      </w:r>
+      <w:r>
+        <w:lastRenderedPageBreak/>
+        <w:t>анимированный индикатор: его размер и цвет изменяются в зависимости от положения слайдера, а текстовая метка под индикатором отражает категорию выбранного значения.</w:t>
       </w:r>
     </w:p>
     <w:p>
@@ -17791,11 +19472,7 @@
         <w:t>такие варианты, как</w:t>
       </w:r>
       <w:r>
-        <w:t xml:space="preserve"> </w:t>
-      </w:r>
-      <w:r>
-        <w:lastRenderedPageBreak/>
-        <w:t>«Удовлетворённость», «Безразличие», «Уязвимость» и другие. Этот шаг является необязательным.</w:t>
+        <w:t xml:space="preserve"> «Удовлетворённость», «Безразличие», «Уязвимость» и другие. Этот шаг является необязательным.</w:t>
       </w:r>
     </w:p>
     <w:p>
@@ -17813,7 +19490,11 @@
         <w:ind w:firstLine="708"/>
       </w:pPr>
       <w:r>
-        <w:t>На мобильном устройстве блок настроения занимает весь экран, тогда как на десктопной платформе он располагается в нижней части экрана редактирования записи. Содержание и логика взаимодействия при этом идентичны.</w:t>
+        <w:t xml:space="preserve">На мобильном устройстве блок настроения занимает весь экран, тогда как на десктопной платформе он располагается в нижней части экрана </w:t>
+      </w:r>
+      <w:r>
+        <w:lastRenderedPageBreak/>
+        <w:t>редактирования записи. Содержание и логика взаимодействия при этом идентичны.</w:t>
       </w:r>
     </w:p>
     <w:p>
@@ -17933,24 +19614,11 @@
       <w:r>
         <w:t xml:space="preserve">Рисунок </w:t>
       </w:r>
-      <w:r>
-        <w:fldChar w:fldCharType="begin"/>
-      </w:r>
-      <w:r>
-        <w:instrText xml:space="preserve"> SEQ Рисунок \* AR</w:instrText>
-      </w:r>
-      <w:r>
-        <w:instrText xml:space="preserve">ABIC </w:instrText>
-      </w:r>
-      <w:r>
-        <w:fldChar w:fldCharType="separate"/>
-      </w:r>
-      <w:r>
-        <w:t>9</w:t>
-      </w:r>
-      <w:r>
-        <w:fldChar w:fldCharType="end"/>
-      </w:r>
+      <w:fldSimple w:instr=" SEQ Рисунок \* ARABIC ">
+        <w:r>
+          <w:t>9</w:t>
+        </w:r>
+      </w:fldSimple>
       <w:r>
         <w:t xml:space="preserve"> </w:t>
       </w:r>
@@ -17969,7 +19637,6 @@
         <w:rPr>
           <w:noProof/>
         </w:rPr>
-        <w:lastRenderedPageBreak/>
         <w:drawing>
           <wp:inline distT="0" distB="0" distL="0" distR="0" wp14:anchorId="4C8287A1" wp14:editId="2CD8E5CF">
             <wp:extent cx="5925820" cy="1757680"/>
@@ -18027,21 +19694,11 @@
       <w:r>
         <w:t xml:space="preserve">Рисунок </w:t>
       </w:r>
-      <w:r>
-        <w:fldChar w:fldCharType="begin"/>
-      </w:r>
-      <w:r>
-        <w:instrText xml:space="preserve"> SEQ Рисунок \* ARABIC </w:instrText>
-      </w:r>
-      <w:r>
-        <w:fldChar w:fldCharType="separate"/>
-      </w:r>
-      <w:r>
-        <w:t>10</w:t>
-      </w:r>
-      <w:r>
-        <w:fldChar w:fldCharType="end"/>
-      </w:r>
+      <w:fldSimple w:instr=" SEQ Рисунок \* ARABIC ">
+        <w:r>
+          <w:t>10</w:t>
+        </w:r>
+      </w:fldSimple>
       <w:r>
         <w:t xml:space="preserve"> - Три шага опроса настроения на </w:t>
       </w:r>
@@ -18073,7 +19730,14 @@
         <w:rPr>
           <w:noProof/>
         </w:rPr>
-        <w:t>Все представленные экраны реализованы единым кодом в commonMain. Адаптация под различные платформы достигается средствами Compose Multiplatform</w:t>
+        <w:t xml:space="preserve">Все представленные экраны реализованы единым кодом в commonMain. Адаптация под различные платформы достигается средствами Compose </w:t>
+      </w:r>
+      <w:r>
+        <w:rPr>
+          <w:noProof/>
+        </w:rPr>
+        <w:lastRenderedPageBreak/>
+        <w:t>Multiplatform</w:t>
       </w:r>
       <w:r>
         <w:rPr>
@@ -22593,102 +24257,16 @@
     </w:lvl>
   </w:abstractNum>
   <w:abstractNum w:abstractNumId="20" w15:restartNumberingAfterBreak="0">
-    <w:nsid w:val="6F961736"/>
+    <w:nsid w:val="69122E25"/>
     <w:multiLevelType w:val="hybridMultilevel"/>
-    <w:tmpl w:val="38A47712"/>
-    <w:lvl w:ilvl="0" w:tplc="0409000F">
-      <w:start w:val="1"/>
-      <w:numFmt w:val="decimal"/>
-      <w:lvlText w:val="%1."/>
-      <w:lvlJc w:val="left"/>
-      <w:pPr>
-        <w:ind w:left="1428" w:hanging="360"/>
-      </w:pPr>
-    </w:lvl>
-    <w:lvl w:ilvl="1" w:tplc="04090019" w:tentative="1">
-      <w:start w:val="1"/>
-      <w:numFmt w:val="lowerLetter"/>
-      <w:lvlText w:val="%2."/>
-      <w:lvlJc w:val="left"/>
-      <w:pPr>
-        <w:ind w:left="2148" w:hanging="360"/>
-      </w:pPr>
-    </w:lvl>
-    <w:lvl w:ilvl="2" w:tplc="0409001B" w:tentative="1">
-      <w:start w:val="1"/>
-      <w:numFmt w:val="lowerRoman"/>
-      <w:lvlText w:val="%3."/>
-      <w:lvlJc w:val="right"/>
-      <w:pPr>
-        <w:ind w:left="2868" w:hanging="180"/>
-      </w:pPr>
-    </w:lvl>
-    <w:lvl w:ilvl="3" w:tplc="0409000F" w:tentative="1">
-      <w:start w:val="1"/>
-      <w:numFmt w:val="decimal"/>
-      <w:lvlText w:val="%4."/>
-      <w:lvlJc w:val="left"/>
-      <w:pPr>
-        <w:ind w:left="3588" w:hanging="360"/>
-      </w:pPr>
-    </w:lvl>
-    <w:lvl w:ilvl="4" w:tplc="04090019" w:tentative="1">
-      <w:start w:val="1"/>
-      <w:numFmt w:val="lowerLetter"/>
-      <w:lvlText w:val="%5."/>
-      <w:lvlJc w:val="left"/>
-      <w:pPr>
-        <w:ind w:left="4308" w:hanging="360"/>
-      </w:pPr>
-    </w:lvl>
-    <w:lvl w:ilvl="5" w:tplc="0409001B" w:tentative="1">
-      <w:start w:val="1"/>
-      <w:numFmt w:val="lowerRoman"/>
-      <w:lvlText w:val="%6."/>
-      <w:lvlJc w:val="right"/>
-      <w:pPr>
-        <w:ind w:left="5028" w:hanging="180"/>
-      </w:pPr>
-    </w:lvl>
-    <w:lvl w:ilvl="6" w:tplc="0409000F" w:tentative="1">
-      <w:start w:val="1"/>
-      <w:numFmt w:val="decimal"/>
-      <w:lvlText w:val="%7."/>
-      <w:lvlJc w:val="left"/>
-      <w:pPr>
-        <w:ind w:left="5748" w:hanging="360"/>
-      </w:pPr>
-    </w:lvl>
-    <w:lvl w:ilvl="7" w:tplc="04090019" w:tentative="1">
-      <w:start w:val="1"/>
-      <w:numFmt w:val="lowerLetter"/>
-      <w:lvlText w:val="%8."/>
-      <w:lvlJc w:val="left"/>
-      <w:pPr>
-        <w:ind w:left="6468" w:hanging="360"/>
-      </w:pPr>
-    </w:lvl>
-    <w:lvl w:ilvl="8" w:tplc="0409001B" w:tentative="1">
-      <w:start w:val="1"/>
-      <w:numFmt w:val="lowerRoman"/>
-      <w:lvlText w:val="%9."/>
-      <w:lvlJc w:val="right"/>
-      <w:pPr>
-        <w:ind w:left="7188" w:hanging="180"/>
-      </w:pPr>
-    </w:lvl>
-  </w:abstractNum>
-  <w:abstractNum w:abstractNumId="21" w15:restartNumberingAfterBreak="0">
-    <w:nsid w:val="747A463F"/>
-    <w:multiLevelType w:val="hybridMultilevel"/>
-    <w:tmpl w:val="2BBC1380"/>
+    <w:tmpl w:val="060C5ED8"/>
     <w:lvl w:ilvl="0" w:tplc="7F8C96E2">
       <w:start w:val="1"/>
       <w:numFmt w:val="bullet"/>
       <w:lvlText w:val=""/>
       <w:lvlJc w:val="left"/>
       <w:pPr>
-        <w:ind w:left="720" w:hanging="360"/>
+        <w:ind w:left="1428" w:hanging="360"/>
       </w:pPr>
       <w:rPr>
         <w:rFonts w:ascii="Symbol" w:hAnsi="Symbol" w:hint="default"/>
@@ -22700,7 +24278,7 @@
       <w:lvlText w:val="o"/>
       <w:lvlJc w:val="left"/>
       <w:pPr>
-        <w:ind w:left="1440" w:hanging="360"/>
+        <w:ind w:left="2148" w:hanging="360"/>
       </w:pPr>
       <w:rPr>
         <w:rFonts w:ascii="Courier New" w:hAnsi="Courier New" w:cs="Courier New" w:hint="default"/>
@@ -22712,7 +24290,7 @@
       <w:lvlText w:val=""/>
       <w:lvlJc w:val="left"/>
       <w:pPr>
-        <w:ind w:left="2160" w:hanging="360"/>
+        <w:ind w:left="2868" w:hanging="360"/>
       </w:pPr>
       <w:rPr>
         <w:rFonts w:ascii="Wingdings" w:hAnsi="Wingdings" w:hint="default"/>
@@ -22724,7 +24302,7 @@
       <w:lvlText w:val=""/>
       <w:lvlJc w:val="left"/>
       <w:pPr>
-        <w:ind w:left="2880" w:hanging="360"/>
+        <w:ind w:left="3588" w:hanging="360"/>
       </w:pPr>
       <w:rPr>
         <w:rFonts w:ascii="Symbol" w:hAnsi="Symbol" w:hint="default"/>
@@ -22736,7 +24314,7 @@
       <w:lvlText w:val="o"/>
       <w:lvlJc w:val="left"/>
       <w:pPr>
-        <w:ind w:left="3600" w:hanging="360"/>
+        <w:ind w:left="4308" w:hanging="360"/>
       </w:pPr>
       <w:rPr>
         <w:rFonts w:ascii="Courier New" w:hAnsi="Courier New" w:cs="Courier New" w:hint="default"/>
@@ -22748,7 +24326,7 @@
       <w:lvlText w:val=""/>
       <w:lvlJc w:val="left"/>
       <w:pPr>
-        <w:ind w:left="4320" w:hanging="360"/>
+        <w:ind w:left="5028" w:hanging="360"/>
       </w:pPr>
       <w:rPr>
         <w:rFonts w:ascii="Wingdings" w:hAnsi="Wingdings" w:hint="default"/>
@@ -22760,7 +24338,7 @@
       <w:lvlText w:val=""/>
       <w:lvlJc w:val="left"/>
       <w:pPr>
-        <w:ind w:left="5040" w:hanging="360"/>
+        <w:ind w:left="5748" w:hanging="360"/>
       </w:pPr>
       <w:rPr>
         <w:rFonts w:ascii="Symbol" w:hAnsi="Symbol" w:hint="default"/>
@@ -22772,7 +24350,7 @@
       <w:lvlText w:val="o"/>
       <w:lvlJc w:val="left"/>
       <w:pPr>
-        <w:ind w:left="5760" w:hanging="360"/>
+        <w:ind w:left="6468" w:hanging="360"/>
       </w:pPr>
       <w:rPr>
         <w:rFonts w:ascii="Courier New" w:hAnsi="Courier New" w:cs="Courier New" w:hint="default"/>
@@ -22784,14 +24362,213 @@
       <w:lvlText w:val=""/>
       <w:lvlJc w:val="left"/>
       <w:pPr>
-        <w:ind w:left="6480" w:hanging="360"/>
+        <w:ind w:left="7188" w:hanging="360"/>
       </w:pPr>
       <w:rPr>
         <w:rFonts w:ascii="Wingdings" w:hAnsi="Wingdings" w:hint="default"/>
       </w:rPr>
     </w:lvl>
   </w:abstractNum>
+  <w:abstractNum w:abstractNumId="21" w15:restartNumberingAfterBreak="0">
+    <w:nsid w:val="6F961736"/>
+    <w:multiLevelType w:val="hybridMultilevel"/>
+    <w:tmpl w:val="38A47712"/>
+    <w:lvl w:ilvl="0" w:tplc="0409000F">
+      <w:start w:val="1"/>
+      <w:numFmt w:val="decimal"/>
+      <w:lvlText w:val="%1."/>
+      <w:lvlJc w:val="left"/>
+      <w:pPr>
+        <w:ind w:left="1428" w:hanging="360"/>
+      </w:pPr>
+    </w:lvl>
+    <w:lvl w:ilvl="1" w:tplc="04090019" w:tentative="1">
+      <w:start w:val="1"/>
+      <w:numFmt w:val="lowerLetter"/>
+      <w:lvlText w:val="%2."/>
+      <w:lvlJc w:val="left"/>
+      <w:pPr>
+        <w:ind w:left="2148" w:hanging="360"/>
+      </w:pPr>
+    </w:lvl>
+    <w:lvl w:ilvl="2" w:tplc="0409001B" w:tentative="1">
+      <w:start w:val="1"/>
+      <w:numFmt w:val="lowerRoman"/>
+      <w:lvlText w:val="%3."/>
+      <w:lvlJc w:val="right"/>
+      <w:pPr>
+        <w:ind w:left="2868" w:hanging="180"/>
+      </w:pPr>
+    </w:lvl>
+    <w:lvl w:ilvl="3" w:tplc="0409000F" w:tentative="1">
+      <w:start w:val="1"/>
+      <w:numFmt w:val="decimal"/>
+      <w:lvlText w:val="%4."/>
+      <w:lvlJc w:val="left"/>
+      <w:pPr>
+        <w:ind w:left="3588" w:hanging="360"/>
+      </w:pPr>
+    </w:lvl>
+    <w:lvl w:ilvl="4" w:tplc="04090019" w:tentative="1">
+      <w:start w:val="1"/>
+      <w:numFmt w:val="lowerLetter"/>
+      <w:lvlText w:val="%5."/>
+      <w:lvlJc w:val="left"/>
+      <w:pPr>
+        <w:ind w:left="4308" w:hanging="360"/>
+      </w:pPr>
+    </w:lvl>
+    <w:lvl w:ilvl="5" w:tplc="0409001B" w:tentative="1">
+      <w:start w:val="1"/>
+      <w:numFmt w:val="lowerRoman"/>
+      <w:lvlText w:val="%6."/>
+      <w:lvlJc w:val="right"/>
+      <w:pPr>
+        <w:ind w:left="5028" w:hanging="180"/>
+      </w:pPr>
+    </w:lvl>
+    <w:lvl w:ilvl="6" w:tplc="0409000F" w:tentative="1">
+      <w:start w:val="1"/>
+      <w:numFmt w:val="decimal"/>
+      <w:lvlText w:val="%7."/>
+      <w:lvlJc w:val="left"/>
+      <w:pPr>
+        <w:ind w:left="5748" w:hanging="360"/>
+      </w:pPr>
+    </w:lvl>
+    <w:lvl w:ilvl="7" w:tplc="04090019" w:tentative="1">
+      <w:start w:val="1"/>
+      <w:numFmt w:val="lowerLetter"/>
+      <w:lvlText w:val="%8."/>
+      <w:lvlJc w:val="left"/>
+      <w:pPr>
+        <w:ind w:left="6468" w:hanging="360"/>
+      </w:pPr>
+    </w:lvl>
+    <w:lvl w:ilvl="8" w:tplc="0409001B" w:tentative="1">
+      <w:start w:val="1"/>
+      <w:numFmt w:val="lowerRoman"/>
+      <w:lvlText w:val="%9."/>
+      <w:lvlJc w:val="right"/>
+      <w:pPr>
+        <w:ind w:left="7188" w:hanging="180"/>
+      </w:pPr>
+    </w:lvl>
+  </w:abstractNum>
   <w:abstractNum w:abstractNumId="22" w15:restartNumberingAfterBreak="0">
+    <w:nsid w:val="747A463F"/>
+    <w:multiLevelType w:val="hybridMultilevel"/>
+    <w:tmpl w:val="2BBC1380"/>
+    <w:lvl w:ilvl="0" w:tplc="7F8C96E2">
+      <w:start w:val="1"/>
+      <w:numFmt w:val="bullet"/>
+      <w:lvlText w:val=""/>
+      <w:lvlJc w:val="left"/>
+      <w:pPr>
+        <w:ind w:left="720" w:hanging="360"/>
+      </w:pPr>
+      <w:rPr>
+        <w:rFonts w:ascii="Symbol" w:hAnsi="Symbol" w:hint="default"/>
+      </w:rPr>
+    </w:lvl>
+    <w:lvl w:ilvl="1" w:tplc="04090003" w:tentative="1">
+      <w:start w:val="1"/>
+      <w:numFmt w:val="bullet"/>
+      <w:lvlText w:val="o"/>
+      <w:lvlJc w:val="left"/>
+      <w:pPr>
+        <w:ind w:left="1440" w:hanging="360"/>
+      </w:pPr>
+      <w:rPr>
+        <w:rFonts w:ascii="Courier New" w:hAnsi="Courier New" w:cs="Courier New" w:hint="default"/>
+      </w:rPr>
+    </w:lvl>
+    <w:lvl w:ilvl="2" w:tplc="04090005" w:tentative="1">
+      <w:start w:val="1"/>
+      <w:numFmt w:val="bullet"/>
+      <w:lvlText w:val=""/>
+      <w:lvlJc w:val="left"/>
+      <w:pPr>
+        <w:ind w:left="2160" w:hanging="360"/>
+      </w:pPr>
+      <w:rPr>
+        <w:rFonts w:ascii="Wingdings" w:hAnsi="Wingdings" w:hint="default"/>
+      </w:rPr>
+    </w:lvl>
+    <w:lvl w:ilvl="3" w:tplc="04090001" w:tentative="1">
+      <w:start w:val="1"/>
+      <w:numFmt w:val="bullet"/>
+      <w:lvlText w:val=""/>
+      <w:lvlJc w:val="left"/>
+      <w:pPr>
+        <w:ind w:left="2880" w:hanging="360"/>
+      </w:pPr>
+      <w:rPr>
+        <w:rFonts w:ascii="Symbol" w:hAnsi="Symbol" w:hint="default"/>
+      </w:rPr>
+    </w:lvl>
+    <w:lvl w:ilvl="4" w:tplc="04090003" w:tentative="1">
+      <w:start w:val="1"/>
+      <w:numFmt w:val="bullet"/>
+      <w:lvlText w:val="o"/>
+      <w:lvlJc w:val="left"/>
+      <w:pPr>
+        <w:ind w:left="3600" w:hanging="360"/>
+      </w:pPr>
+      <w:rPr>
+        <w:rFonts w:ascii="Courier New" w:hAnsi="Courier New" w:cs="Courier New" w:hint="default"/>
+      </w:rPr>
+    </w:lvl>
+    <w:lvl w:ilvl="5" w:tplc="04090005" w:tentative="1">
+      <w:start w:val="1"/>
+      <w:numFmt w:val="bullet"/>
+      <w:lvlText w:val=""/>
+      <w:lvlJc w:val="left"/>
+      <w:pPr>
+        <w:ind w:left="4320" w:hanging="360"/>
+      </w:pPr>
+      <w:rPr>
+        <w:rFonts w:ascii="Wingdings" w:hAnsi="Wingdings" w:hint="default"/>
+      </w:rPr>
+    </w:lvl>
+    <w:lvl w:ilvl="6" w:tplc="04090001" w:tentative="1">
+      <w:start w:val="1"/>
+      <w:numFmt w:val="bullet"/>
+      <w:lvlText w:val=""/>
+      <w:lvlJc w:val="left"/>
+      <w:pPr>
+        <w:ind w:left="5040" w:hanging="360"/>
+      </w:pPr>
+      <w:rPr>
+        <w:rFonts w:ascii="Symbol" w:hAnsi="Symbol" w:hint="default"/>
+      </w:rPr>
+    </w:lvl>
+    <w:lvl w:ilvl="7" w:tplc="04090003" w:tentative="1">
+      <w:start w:val="1"/>
+      <w:numFmt w:val="bullet"/>
+      <w:lvlText w:val="o"/>
+      <w:lvlJc w:val="left"/>
+      <w:pPr>
+        <w:ind w:left="5760" w:hanging="360"/>
+      </w:pPr>
+      <w:rPr>
+        <w:rFonts w:ascii="Courier New" w:hAnsi="Courier New" w:cs="Courier New" w:hint="default"/>
+      </w:rPr>
+    </w:lvl>
+    <w:lvl w:ilvl="8" w:tplc="04090005" w:tentative="1">
+      <w:start w:val="1"/>
+      <w:numFmt w:val="bullet"/>
+      <w:lvlText w:val=""/>
+      <w:lvlJc w:val="left"/>
+      <w:pPr>
+        <w:ind w:left="6480" w:hanging="360"/>
+      </w:pPr>
+      <w:rPr>
+        <w:rFonts w:ascii="Wingdings" w:hAnsi="Wingdings" w:hint="default"/>
+      </w:rPr>
+    </w:lvl>
+  </w:abstractNum>
+  <w:abstractNum w:abstractNumId="23" w15:restartNumberingAfterBreak="0">
     <w:nsid w:val="786622FB"/>
     <w:multiLevelType w:val="multilevel"/>
     <w:tmpl w:val="552CEB70"/>
@@ -22929,7 +24706,7 @@
     <w:abstractNumId w:val="1"/>
   </w:num>
   <w:num w:numId="9">
-    <w:abstractNumId w:val="21"/>
+    <w:abstractNumId w:val="22"/>
   </w:num>
   <w:num w:numId="10">
     <w:abstractNumId w:val="4"/>
@@ -22938,7 +24715,7 @@
     <w:abstractNumId w:val="11"/>
   </w:num>
   <w:num w:numId="12">
-    <w:abstractNumId w:val="22"/>
+    <w:abstractNumId w:val="23"/>
   </w:num>
   <w:num w:numId="13">
     <w:abstractNumId w:val="18"/>
@@ -22971,6 +24748,9 @@
     <w:abstractNumId w:val="12"/>
   </w:num>
   <w:num w:numId="23">
+    <w:abstractNumId w:val="21"/>
+  </w:num>
+  <w:num w:numId="24">
     <w:abstractNumId w:val="20"/>
   </w:num>
 </w:numbering>
@@ -23588,7 +25368,6 @@
   <w:style w:type="character" w:default="1" w:styleId="DefaultParagraphFont">
     <w:name w:val="Default Paragraph Font"/>
     <w:uiPriority w:val="1"/>
-    <w:semiHidden/>
     <w:unhideWhenUsed/>
   </w:style>
   <w:style w:type="table" w:default="1" w:styleId="TableNormal">

--- a/НИР_2_Николаев Евгений.docx
+++ b/НИР_2_Николаев Евгений.docx
@@ -851,10 +851,20 @@
               <w:lang w:eastAsia="ru-RU"/>
               <w14:ligatures w14:val="none"/>
             </w:rPr>
-            <w:t>Москва 2025</w:t>
+            <w:t>Москва 202</w:t>
+          </w:r>
+          <w:bookmarkEnd w:id="0"/>
+          <w:r>
+            <w:rPr>
+              <w:rFonts w:eastAsia="Times New Roman" w:cs="Times New Roman"/>
+              <w:kern w:val="0"/>
+              <w:szCs w:val="20"/>
+              <w:lang w:eastAsia="ru-RU"/>
+              <w14:ligatures w14:val="none"/>
+            </w:rPr>
+            <w:t>6</w:t>
           </w:r>
         </w:p>
-        <w:bookmarkEnd w:id="0" w:displacedByCustomXml="next"/>
       </w:sdtContent>
     </w:sdt>
     <w:p>
@@ -889,10 +899,8 @@
       <w:pPr>
         <w:jc w:val="center"/>
         <w:rPr>
-          <w:b/>
-          <w:bCs/>
-          <w:sz w:val="32"/>
-          <w:szCs w:val="32"/>
+          <w:rFonts w:cs="Times New Roman"/>
+          <w:szCs w:val="28"/>
           <w:lang w:val="en-US"/>
         </w:rPr>
       </w:pPr>
@@ -900,13 +908,12 @@
     <w:sdt>
       <w:sdtPr>
         <w:rPr>
-          <w:rFonts w:eastAsiaTheme="minorHAnsi" w:cstheme="minorBidi"/>
+          <w:rFonts w:eastAsiaTheme="minorHAnsi"/>
           <w:b w:val="0"/>
           <w:bCs w:val="0"/>
           <w:noProof w:val="0"/>
           <w:color w:val="000000" w:themeColor="text1"/>
           <w:kern w:val="2"/>
-          <w:szCs w:val="24"/>
           <w:lang w:val="ru-RU"/>
           <w14:ligatures w14:val="standardContextual"/>
         </w:rPr>
@@ -916,7 +923,12 @@
           <w:docPartUnique/>
         </w:docPartObj>
       </w:sdtPr>
-      <w:sdtEndPr/>
+      <w:sdtEndPr>
+        <w:rPr>
+          <w:rFonts w:cstheme="minorBidi"/>
+          <w:szCs w:val="24"/>
+        </w:rPr>
+      </w:sdtEndPr>
       <w:sdtContent>
         <w:p>
           <w:pPr>
@@ -947,7 +959,7 @@
             </w:rPr>
             <w:fldChar w:fldCharType="separate"/>
           </w:r>
-          <w:hyperlink w:anchor="_Toc222750097" w:history="1">
+          <w:hyperlink w:anchor="_Toc222827028" w:history="1">
             <w:r>
               <w:rPr>
                 <w:rStyle w:val="Hyperlink"/>
@@ -978,7 +990,7 @@
                 <w:bCs w:val="0"/>
                 <w:webHidden/>
               </w:rPr>
-              <w:instrText xml:space="preserve"> PAGEREF _Toc222750097 \h </w:instrText>
+              <w:instrText xml:space="preserve"> PAGEREF _Toc222827028 \h </w:instrText>
             </w:r>
             <w:r>
               <w:rPr>
@@ -1021,7 +1033,7 @@
               <w:bCs w:val="0"/>
             </w:rPr>
           </w:pPr>
-          <w:hyperlink w:anchor="_Toc222750098" w:history="1">
+          <w:hyperlink w:anchor="_Toc222827029" w:history="1">
             <w:r>
               <w:rPr>
                 <w:rStyle w:val="Hyperlink"/>
@@ -1052,7 +1064,7 @@
                 <w:bCs w:val="0"/>
                 <w:webHidden/>
               </w:rPr>
-              <w:instrText xml:space="preserve"> PAGEREF _Toc222750098 \h </w:instrText>
+              <w:instrText xml:space="preserve"> PAGEREF _Toc222827029 \h </w:instrText>
             </w:r>
             <w:r>
               <w:rPr>
@@ -1091,7 +1103,6 @@
           <w:pPr>
             <w:pStyle w:val="TOC2"/>
             <w:tabs>
-              <w:tab w:val="left" w:pos="880"/>
               <w:tab w:val="right" w:leader="dot" w:pos="9345"/>
             </w:tabs>
             <w:spacing w:line="360" w:lineRule="auto"/>
@@ -1102,7 +1113,7 @@
               <w:szCs w:val="28"/>
             </w:rPr>
           </w:pPr>
-          <w:hyperlink w:anchor="_Toc222750099" w:history="1">
+          <w:hyperlink w:anchor="_Toc222827030" w:history="1">
             <w:r>
               <w:rPr>
                 <w:rStyle w:val="Hyperlink"/>
@@ -1111,26 +1122,7 @@
                 <w:sz w:val="28"/>
                 <w:szCs w:val="28"/>
               </w:rPr>
-              <w:t>1.1</w:t>
-            </w:r>
-            <w:r>
-              <w:rPr>
-                <w:rFonts w:ascii="Times New Roman" w:hAnsi="Times New Roman"/>
-                <w:noProof/>
-                <w:sz w:val="28"/>
-                <w:szCs w:val="28"/>
-              </w:rPr>
-              <w:tab/>
-            </w:r>
-            <w:r>
-              <w:rPr>
-                <w:rStyle w:val="Hyperlink"/>
-                <w:rFonts w:ascii="Times New Roman" w:hAnsi="Times New Roman"/>
-                <w:noProof/>
-                <w:sz w:val="28"/>
-                <w:szCs w:val="28"/>
-              </w:rPr>
-              <w:t>Анализ проблемы мультиплатформенной разработки</w:t>
+              <w:t>1.1 Анализ проблемы мультиплатформенной разработки</w:t>
             </w:r>
             <w:r>
               <w:rPr>
@@ -1160,7 +1152,7 @@
                 <w:sz w:val="28"/>
                 <w:szCs w:val="28"/>
               </w:rPr>
-              <w:instrText xml:space="preserve"> PAGEREF _Toc222750099 \h </w:instrText>
+              <w:instrText xml:space="preserve"> PAGEREF _Toc222827030 \h </w:instrText>
             </w:r>
             <w:r>
               <w:rPr>
@@ -1207,7 +1199,6 @@
           <w:pPr>
             <w:pStyle w:val="TOC2"/>
             <w:tabs>
-              <w:tab w:val="left" w:pos="880"/>
               <w:tab w:val="right" w:leader="dot" w:pos="9345"/>
             </w:tabs>
             <w:spacing w:line="360" w:lineRule="auto"/>
@@ -1218,7 +1209,7 @@
               <w:szCs w:val="28"/>
             </w:rPr>
           </w:pPr>
-          <w:hyperlink w:anchor="_Toc222750100" w:history="1">
+          <w:hyperlink w:anchor="_Toc222827031" w:history="1">
             <w:r>
               <w:rPr>
                 <w:rStyle w:val="Hyperlink"/>
@@ -1227,26 +1218,7 @@
                 <w:sz w:val="28"/>
                 <w:szCs w:val="28"/>
               </w:rPr>
-              <w:t>1.2</w:t>
-            </w:r>
-            <w:r>
-              <w:rPr>
-                <w:rFonts w:ascii="Times New Roman" w:hAnsi="Times New Roman"/>
-                <w:noProof/>
-                <w:sz w:val="28"/>
-                <w:szCs w:val="28"/>
-              </w:rPr>
-              <w:tab/>
-            </w:r>
-            <w:r>
-              <w:rPr>
-                <w:rStyle w:val="Hyperlink"/>
-                <w:rFonts w:ascii="Times New Roman" w:hAnsi="Times New Roman"/>
-                <w:noProof/>
-                <w:sz w:val="28"/>
-                <w:szCs w:val="28"/>
-              </w:rPr>
-              <w:t>Обзор существующих кроссплатформенных решений</w:t>
+              <w:t>1.2 Обзор существующих кроссплатформенных решений</w:t>
             </w:r>
             <w:r>
               <w:rPr>
@@ -1276,7 +1248,7 @@
                 <w:sz w:val="28"/>
                 <w:szCs w:val="28"/>
               </w:rPr>
-              <w:instrText xml:space="preserve"> PAGEREF _Toc222750100 \h </w:instrText>
+              <w:instrText xml:space="preserve"> PAGEREF _Toc222827031 \h </w:instrText>
             </w:r>
             <w:r>
               <w:rPr>
@@ -1333,7 +1305,7 @@
               <w:szCs w:val="28"/>
             </w:rPr>
           </w:pPr>
-          <w:hyperlink w:anchor="_Toc222750101" w:history="1">
+          <w:hyperlink w:anchor="_Toc222827032" w:history="1">
             <w:r>
               <w:rPr>
                 <w:rStyle w:val="Hyperlink"/>
@@ -1372,7 +1344,7 @@
                 <w:sz w:val="28"/>
                 <w:szCs w:val="28"/>
               </w:rPr>
-              <w:instrText xml:space="preserve"> PAGEREF _Toc222750101 \h </w:instrText>
+              <w:instrText xml:space="preserve"> PAGEREF _Toc222827032 \h </w:instrText>
             </w:r>
             <w:r>
               <w:rPr>
@@ -1423,7 +1395,7 @@
               <w:bCs w:val="0"/>
             </w:rPr>
           </w:pPr>
-          <w:hyperlink w:anchor="_Toc222750102" w:history="1">
+          <w:hyperlink w:anchor="_Toc222827033" w:history="1">
             <w:r>
               <w:rPr>
                 <w:rStyle w:val="Hyperlink"/>
@@ -1454,7 +1426,7 @@
                 <w:bCs w:val="0"/>
                 <w:webHidden/>
               </w:rPr>
-              <w:instrText xml:space="preserve"> PAGEREF _Toc222750102 \h </w:instrText>
+              <w:instrText xml:space="preserve"> PAGEREF _Toc222827033 \h </w:instrText>
             </w:r>
             <w:r>
               <w:rPr>
@@ -1503,7 +1475,7 @@
               <w:szCs w:val="28"/>
             </w:rPr>
           </w:pPr>
-          <w:hyperlink w:anchor="_Toc222750103" w:history="1">
+          <w:hyperlink w:anchor="_Toc222827034" w:history="1">
             <w:r>
               <w:rPr>
                 <w:rStyle w:val="Hyperlink"/>
@@ -1542,7 +1514,7 @@
                 <w:sz w:val="28"/>
                 <w:szCs w:val="28"/>
               </w:rPr>
-              <w:instrText xml:space="preserve"> PAGEREF _Toc222750103 \h </w:instrText>
+              <w:instrText xml:space="preserve"> PAGEREF _Toc222827034 \h </w:instrText>
             </w:r>
             <w:r>
               <w:rPr>
@@ -1599,7 +1571,7 @@
               <w:szCs w:val="28"/>
             </w:rPr>
           </w:pPr>
-          <w:hyperlink w:anchor="_Toc222750104" w:history="1">
+          <w:hyperlink w:anchor="_Toc222827035" w:history="1">
             <w:r>
               <w:rPr>
                 <w:rStyle w:val="Hyperlink"/>
@@ -1638,7 +1610,7 @@
                 <w:sz w:val="28"/>
                 <w:szCs w:val="28"/>
               </w:rPr>
-              <w:instrText xml:space="preserve"> PAGEREF _Toc222750104 \h </w:instrText>
+              <w:instrText xml:space="preserve"> PAGEREF _Toc222827035 \h </w:instrText>
             </w:r>
             <w:r>
               <w:rPr>
@@ -1695,7 +1667,7 @@
               <w:szCs w:val="28"/>
             </w:rPr>
           </w:pPr>
-          <w:hyperlink w:anchor="_Toc222750105" w:history="1">
+          <w:hyperlink w:anchor="_Toc222827036" w:history="1">
             <w:r>
               <w:rPr>
                 <w:rStyle w:val="Hyperlink"/>
@@ -1734,7 +1706,7 @@
                 <w:sz w:val="28"/>
                 <w:szCs w:val="28"/>
               </w:rPr>
-              <w:instrText xml:space="preserve"> PAGEREF _Toc222750105 \h </w:instrText>
+              <w:instrText xml:space="preserve"> PAGEREF _Toc222827036 \h </w:instrText>
             </w:r>
             <w:r>
               <w:rPr>
@@ -1791,7 +1763,7 @@
               <w:szCs w:val="28"/>
             </w:rPr>
           </w:pPr>
-          <w:hyperlink w:anchor="_Toc222750106" w:history="1">
+          <w:hyperlink w:anchor="_Toc222827037" w:history="1">
             <w:r>
               <w:rPr>
                 <w:rStyle w:val="Hyperlink"/>
@@ -1830,7 +1802,7 @@
                 <w:sz w:val="28"/>
                 <w:szCs w:val="28"/>
               </w:rPr>
-              <w:instrText xml:space="preserve"> PAGEREF _Toc222750106 \h </w:instrText>
+              <w:instrText xml:space="preserve"> PAGEREF _Toc222827037 \h </w:instrText>
             </w:r>
             <w:r>
               <w:rPr>
@@ -1859,7 +1831,7 @@
                 <w:sz w:val="28"/>
                 <w:szCs w:val="28"/>
               </w:rPr>
-              <w:t>35</w:t>
+              <w:t>36</w:t>
             </w:r>
             <w:r>
               <w:rPr>
@@ -1881,7 +1853,7 @@
               <w:bCs w:val="0"/>
             </w:rPr>
           </w:pPr>
-          <w:hyperlink w:anchor="_Toc222750107" w:history="1">
+          <w:hyperlink w:anchor="_Toc222827038" w:history="1">
             <w:r>
               <w:rPr>
                 <w:rStyle w:val="Hyperlink"/>
@@ -1912,81 +1884,7 @@
                 <w:bCs w:val="0"/>
                 <w:webHidden/>
               </w:rPr>
-              <w:instrText xml:space="preserve"> PAGEREF _Toc222750107 \h </w:instrText>
-            </w:r>
-            <w:r>
-              <w:rPr>
-                <w:b w:val="0"/>
-                <w:bCs w:val="0"/>
-                <w:webHidden/>
-              </w:rPr>
-            </w:r>
-            <w:r>
-              <w:rPr>
-                <w:b w:val="0"/>
-                <w:bCs w:val="0"/>
-                <w:webHidden/>
-              </w:rPr>
-              <w:fldChar w:fldCharType="separate"/>
-            </w:r>
-            <w:r>
-              <w:rPr>
-                <w:b w:val="0"/>
-                <w:bCs w:val="0"/>
-                <w:webHidden/>
-              </w:rPr>
-              <w:t>41</w:t>
-            </w:r>
-            <w:r>
-              <w:rPr>
-                <w:b w:val="0"/>
-                <w:bCs w:val="0"/>
-                <w:webHidden/>
-              </w:rPr>
-              <w:fldChar w:fldCharType="end"/>
-            </w:r>
-          </w:hyperlink>
-        </w:p>
-        <w:p>
-          <w:pPr>
-            <w:pStyle w:val="TOC1"/>
-            <w:rPr>
-              <w:b w:val="0"/>
-              <w:bCs w:val="0"/>
-            </w:rPr>
-          </w:pPr>
-          <w:hyperlink w:anchor="_Toc222750108" w:history="1">
-            <w:r>
-              <w:rPr>
-                <w:rStyle w:val="Hyperlink"/>
-                <w:b w:val="0"/>
-                <w:bCs w:val="0"/>
-              </w:rPr>
-              <w:t>СПИСОК ИСПОЛЬЗОВАННЫХ ИСТОЧНИКОВ</w:t>
-            </w:r>
-            <w:r>
-              <w:rPr>
-                <w:b w:val="0"/>
-                <w:bCs w:val="0"/>
-                <w:webHidden/>
-              </w:rPr>
-              <w:tab/>
-            </w:r>
-            <w:r>
-              <w:rPr>
-                <w:b w:val="0"/>
-                <w:bCs w:val="0"/>
-                <w:webHidden/>
-              </w:rPr>
-              <w:fldChar w:fldCharType="begin"/>
-            </w:r>
-            <w:r>
-              <w:rPr>
-                <w:b w:val="0"/>
-                <w:bCs w:val="0"/>
-                <w:webHidden/>
-              </w:rPr>
-              <w:instrText xml:space="preserve"> PAGEREF _Toc222750108 \h </w:instrText>
+              <w:instrText xml:space="preserve"> PAGEREF _Toc222827038 \h </w:instrText>
             </w:r>
             <w:r>
               <w:rPr>
@@ -2023,6 +1921,80 @@
         </w:p>
         <w:p>
           <w:pPr>
+            <w:pStyle w:val="TOC1"/>
+            <w:rPr>
+              <w:b w:val="0"/>
+              <w:bCs w:val="0"/>
+            </w:rPr>
+          </w:pPr>
+          <w:hyperlink w:anchor="_Toc222827039" w:history="1">
+            <w:r>
+              <w:rPr>
+                <w:rStyle w:val="Hyperlink"/>
+                <w:b w:val="0"/>
+                <w:bCs w:val="0"/>
+              </w:rPr>
+              <w:t>СПИСОК ИСПОЛЬЗОВАННЫХ ИСТОЧНИКОВ</w:t>
+            </w:r>
+            <w:r>
+              <w:rPr>
+                <w:b w:val="0"/>
+                <w:bCs w:val="0"/>
+                <w:webHidden/>
+              </w:rPr>
+              <w:tab/>
+            </w:r>
+            <w:r>
+              <w:rPr>
+                <w:b w:val="0"/>
+                <w:bCs w:val="0"/>
+                <w:webHidden/>
+              </w:rPr>
+              <w:fldChar w:fldCharType="begin"/>
+            </w:r>
+            <w:r>
+              <w:rPr>
+                <w:b w:val="0"/>
+                <w:bCs w:val="0"/>
+                <w:webHidden/>
+              </w:rPr>
+              <w:instrText xml:space="preserve"> PAGEREF _Toc222827039 \h </w:instrText>
+            </w:r>
+            <w:r>
+              <w:rPr>
+                <w:b w:val="0"/>
+                <w:bCs w:val="0"/>
+                <w:webHidden/>
+              </w:rPr>
+            </w:r>
+            <w:r>
+              <w:rPr>
+                <w:b w:val="0"/>
+                <w:bCs w:val="0"/>
+                <w:webHidden/>
+              </w:rPr>
+              <w:fldChar w:fldCharType="separate"/>
+            </w:r>
+            <w:r>
+              <w:rPr>
+                <w:b w:val="0"/>
+                <w:bCs w:val="0"/>
+                <w:webHidden/>
+              </w:rPr>
+              <w:t>45</w:t>
+            </w:r>
+            <w:r>
+              <w:rPr>
+                <w:b w:val="0"/>
+                <w:bCs w:val="0"/>
+                <w:webHidden/>
+              </w:rPr>
+              <w:fldChar w:fldCharType="end"/>
+            </w:r>
+          </w:hyperlink>
+        </w:p>
+        <w:p>
+          <w:pPr>
             <w:rPr>
               <w:rFonts w:cs="Times New Roman"/>
               <w:szCs w:val="28"/>
@@ -2080,7 +2052,7 @@
       <w:pPr>
         <w:pStyle w:val="Heading1"/>
       </w:pPr>
-      <w:bookmarkStart w:id="1" w:name="_Toc222750097"/>
+      <w:bookmarkStart w:id="1" w:name="_Toc222827028"/>
       <w:r>
         <w:lastRenderedPageBreak/>
         <w:t>ВВЕДЕНИЕ</w:t>
@@ -2136,65 +2108,49 @@
           <w:rFonts w:cs="Times New Roman"/>
           <w:szCs w:val="28"/>
         </w:rPr>
-        <w:t xml:space="preserve">Традиционный подход к разработке предполагает создание отдельной кодовой базы для каждой платформы, что неизбежно приводит к многократному дублированию бизнес-логики, пользовательских интерфейсов и алгоритмов обработки данных. </w:t>
-      </w:r>
-      <w:r>
-        <w:rPr>
-          <w:rFonts w:cs="Times New Roman"/>
-          <w:szCs w:val="28"/>
-        </w:rPr>
-        <w:t>В результате, т</w:t>
-      </w:r>
-      <w:r>
-        <w:rPr>
-          <w:rFonts w:cs="Times New Roman"/>
-          <w:szCs w:val="28"/>
-        </w:rPr>
-        <w:t xml:space="preserve">акая фрагментация разработки увеличивает сроки вывода продукта на рынок, повышает стоимость поддержки и усложняет обеспечение </w:t>
-      </w:r>
-      <w:r>
-        <w:rPr>
-          <w:rFonts w:cs="Times New Roman"/>
-          <w:szCs w:val="28"/>
-        </w:rPr>
-        <w:t>единообразие</w:t>
-      </w:r>
-      <w:r>
-        <w:rPr>
-          <w:rFonts w:cs="Times New Roman"/>
-          <w:szCs w:val="28"/>
-        </w:rPr>
-        <w:t xml:space="preserve"> пользовательского опыта между платформами</w:t>
-      </w:r>
-      <w:r>
-        <w:rPr>
-          <w:rFonts w:cs="Times New Roman"/>
-          <w:szCs w:val="28"/>
-        </w:rPr>
-        <w:t>.</w:t>
-      </w:r>
-      <w:r>
-        <w:rPr>
-          <w:rFonts w:cs="Times New Roman"/>
-          <w:szCs w:val="28"/>
-        </w:rPr>
-        <w:t xml:space="preserve"> </w:t>
-      </w:r>
-    </w:p>
-    <w:p>
-      <w:pPr>
-        <w:ind w:firstLine="708"/>
-        <w:rPr>
-          <w:rFonts w:cs="Times New Roman"/>
-          <w:szCs w:val="28"/>
-        </w:rPr>
-      </w:pPr>
-      <w:r>
-        <w:rPr>
-          <w:rFonts w:cs="Times New Roman"/>
-          <w:szCs w:val="28"/>
-        </w:rPr>
-        <w:t>Параллельно с развитием технологий кроссплатформенной разработки наблюдается значительный рост сегмента приложений для поддержки ментального здоровья. Приложения-дневники эмоциональных состояний занимают значимую нишу в этом сегменте, позволяя пользователям отслеживать настроение, выявлять триггеры негативных эмоций и анализировать динамику своего психологического состояния</w:t>
+        <w:t xml:space="preserve">Параллельно с </w:t>
+      </w:r>
+      <w:r>
+        <w:rPr>
+          <w:rFonts w:cs="Times New Roman"/>
+          <w:szCs w:val="28"/>
+        </w:rPr>
+        <w:t>необходимостью</w:t>
+      </w:r>
+      <w:r>
+        <w:rPr>
+          <w:rFonts w:cs="Times New Roman"/>
+          <w:szCs w:val="28"/>
+        </w:rPr>
+        <w:t xml:space="preserve"> </w:t>
+      </w:r>
+      <w:r>
+        <w:rPr>
+          <w:rFonts w:cs="Times New Roman"/>
+          <w:szCs w:val="28"/>
+        </w:rPr>
+        <w:t xml:space="preserve">в </w:t>
+      </w:r>
+      <w:r>
+        <w:rPr>
+          <w:rFonts w:cs="Times New Roman"/>
+          <w:szCs w:val="28"/>
+        </w:rPr>
+        <w:t>кроссплатформенной разработк</w:t>
+      </w:r>
+      <w:r>
+        <w:rPr>
+          <w:rFonts w:cs="Times New Roman"/>
+          <w:szCs w:val="28"/>
+        </w:rPr>
+        <w:t>е</w:t>
+      </w:r>
+      <w:r>
+        <w:rPr>
+          <w:rFonts w:cs="Times New Roman"/>
+          <w:szCs w:val="28"/>
+        </w:rPr>
+        <w:t xml:space="preserve"> наблюдается значительный рост сегмента приложений для поддержки ментального здоровья. Приложения-дневники эмоциональных состояний занимают значимую нишу в этом сегменте, позволяя пользователям отслеживать настроение, выявлять триггеры негативных эмоций и анализировать динамику своего психологического состояния</w:t>
       </w:r>
       <w:r>
         <w:rPr>
@@ -2251,64 +2207,7 @@
           <w:rFonts w:cs="Times New Roman"/>
           <w:szCs w:val="28"/>
         </w:rPr>
-        <w:t xml:space="preserve">Во-первых, возрастающая потребность в кроссплатформенных решениях диктуется необходимостью сокращения затрат на разработку и поддержку приложений. </w:t>
-      </w:r>
-      <w:r>
-        <w:rPr>
-          <w:rFonts w:cs="Times New Roman"/>
-          <w:szCs w:val="28"/>
-        </w:rPr>
-        <w:t>Д</w:t>
-      </w:r>
-      <w:r>
-        <w:rPr>
-          <w:rFonts w:cs="Times New Roman"/>
-          <w:szCs w:val="28"/>
-        </w:rPr>
-        <w:t>ублирование кодовой базы для разных платформ увеличивает стоимость разработки и существенно замедляет внедрение новых функций</w:t>
-      </w:r>
-      <w:r>
-        <w:rPr>
-          <w:rFonts w:cs="Times New Roman"/>
-          <w:szCs w:val="28"/>
-        </w:rPr>
-        <w:t>.</w:t>
-      </w:r>
-      <w:r>
-        <w:rPr>
-          <w:rFonts w:cs="Times New Roman"/>
-          <w:szCs w:val="28"/>
-        </w:rPr>
-        <w:t xml:space="preserve"> </w:t>
-      </w:r>
-      <w:r>
-        <w:rPr>
-          <w:rFonts w:cs="Times New Roman"/>
-          <w:szCs w:val="28"/>
-        </w:rPr>
-        <w:t xml:space="preserve">В условиях активного импортозамещения и роста российского рынка разработки </w:t>
-      </w:r>
-      <w:r>
-        <w:rPr>
-          <w:rFonts w:cs="Times New Roman"/>
-          <w:szCs w:val="28"/>
-        </w:rPr>
-        <w:t>программного обеспечения</w:t>
-      </w:r>
-      <w:r>
-        <w:rPr>
-          <w:rFonts w:cs="Times New Roman"/>
-          <w:szCs w:val="28"/>
-        </w:rPr>
-        <w:t xml:space="preserve"> поиск эффективных решений </w:t>
-      </w:r>
-      <w:r>
-        <w:rPr>
-          <w:rFonts w:cs="Times New Roman"/>
-          <w:szCs w:val="28"/>
-        </w:rPr>
-        <w:lastRenderedPageBreak/>
-        <w:t>становится критически важным для конкурентоспособности отечественных разработчиков.</w:t>
+        <w:t>Во-первых, возрастающая потребность в кроссплатформенных решениях диктуется необходимостью сокращения затрат на разработку и поддержку приложений.</w:t>
       </w:r>
     </w:p>
     <w:p>
@@ -2324,36 +2223,21 @@
           <w:rFonts w:cs="Times New Roman"/>
           <w:szCs w:val="28"/>
         </w:rPr>
-        <w:t xml:space="preserve">Во-вторых, технология Kotlin Multiplatform, получившая официальную поддержку в мае 2024 года, представляет собой относительно новое, но развивающееся решение для кроссплатформенной разработки </w:t>
-      </w:r>
-      <w:r>
-        <w:rPr>
-          <w:rFonts w:cs="Times New Roman"/>
-          <w:szCs w:val="28"/>
-          <w:highlight w:val="lightGray"/>
-        </w:rPr>
-        <w:t>[Анализ перспектив Kotlin Multiplatform для кроссплатформенной мобильной разработки // Математическое и программное обеспечение вычислительных систем, комплексов и компьютерных сетей. – 2024. – С. 709-712.]</w:t>
-      </w:r>
-      <w:r>
-        <w:rPr>
-          <w:rFonts w:cs="Times New Roman"/>
-          <w:szCs w:val="28"/>
-        </w:rPr>
-        <w:t xml:space="preserve">. </w:t>
-      </w:r>
-      <w:r>
-        <w:rPr>
-          <w:rFonts w:cs="Times New Roman"/>
-          <w:szCs w:val="28"/>
-        </w:rPr>
-        <w:t>В отличие от конкурирующих решений, данная технология предоставляет возможность как создания общего пользовательского интерфейса с использованием Compose Multiplatform, так и разработки нативного интерфейса для каждой платформы при сохранении общей бизнес-логики в мультиплатформенном модуле</w:t>
-      </w:r>
-      <w:r>
-        <w:rPr>
-          <w:rFonts w:cs="Times New Roman"/>
-          <w:szCs w:val="28"/>
-        </w:rPr>
-        <w:t>.</w:t>
+        <w:t>Традиционный подход к разработке предполагает создание отдельной кодовой базы для каждой платформы</w:t>
+      </w:r>
+      <w:r>
+        <w:rPr>
+          <w:rFonts w:cs="Times New Roman"/>
+          <w:szCs w:val="28"/>
+        </w:rPr>
+        <w:t xml:space="preserve">. Это </w:t>
+      </w:r>
+      <w:r>
+        <w:rPr>
+          <w:rFonts w:cs="Times New Roman"/>
+          <w:szCs w:val="28"/>
+        </w:rPr>
+        <w:t>неизбежно приводит к многократному дублированию бизнес-логики, пользовательских интерфейсов и алгоритмов обработки данных.</w:t>
       </w:r>
     </w:p>
     <w:p>
@@ -2369,51 +2253,63 @@
           <w:rFonts w:cs="Times New Roman"/>
           <w:szCs w:val="28"/>
         </w:rPr>
-        <w:t xml:space="preserve">В-третьих, приложения для отслеживания эмоциональных состояний востребованы широкой аудиторией пользователей, что подтверждается </w:t>
-      </w:r>
-      <w:r>
-        <w:rPr>
-          <w:rFonts w:cs="Times New Roman"/>
-          <w:szCs w:val="28"/>
-        </w:rPr>
-        <w:t xml:space="preserve">статистикой использования, </w:t>
-      </w:r>
-      <w:r>
-        <w:rPr>
-          <w:rFonts w:cs="Times New Roman"/>
-          <w:szCs w:val="28"/>
-        </w:rPr>
-        <w:t xml:space="preserve">высокими оценками популярных решений и активным ростом рынка ментального здоровья. </w:t>
-      </w:r>
-      <w:r>
-        <w:rPr>
-          <w:rFonts w:cs="Times New Roman"/>
-          <w:szCs w:val="28"/>
-          <w:highlight w:val="lightGray"/>
-        </w:rPr>
-        <w:t>[Мобильные приложения для поддержания психического здоровья: обзор оценок пользователей // Российский журнал телемедицины и электронного здравоохранения. – 2024.].</w:t>
-      </w:r>
-      <w:r>
-        <w:rPr>
-          <w:rFonts w:cs="Times New Roman"/>
-          <w:szCs w:val="28"/>
-        </w:rPr>
-        <w:t xml:space="preserve"> </w:t>
-      </w:r>
-      <w:r>
-        <w:rPr>
-          <w:rFonts w:cs="Times New Roman"/>
-          <w:szCs w:val="28"/>
-        </w:rPr>
-        <w:t xml:space="preserve">Общий объем рынка мобильных приложений для ментального здоровья в 2023 году оценивался в 6,2 млрд долларов, достиг 7,09 млрд в 2024 году, а к 2029 году прогнозируется рост до 15,42 млрд долларов </w:t>
-      </w:r>
-      <w:r>
-        <w:rPr>
-          <w:rFonts w:cs="Times New Roman"/>
-          <w:szCs w:val="28"/>
-          <w:highlight w:val="lightGray"/>
-        </w:rPr>
-        <w:t>[Разработка приложения для ментального здоровья [Электронный ресурс]. URL: https://www.purrweb.com/ru/blog/razrabotka-prilozheniya-dlya-mentalnogo-zdorovya/ (дата обращения: 16.02.2025).].</w:t>
+        <w:t>В результате, т</w:t>
+      </w:r>
+      <w:r>
+        <w:rPr>
+          <w:rFonts w:cs="Times New Roman"/>
+          <w:szCs w:val="28"/>
+        </w:rPr>
+        <w:t xml:space="preserve">акая фрагментация разработки увеличивает сроки вывода продукта на рынок, повышает стоимость поддержки и усложняет обеспечение </w:t>
+      </w:r>
+      <w:r>
+        <w:rPr>
+          <w:rFonts w:cs="Times New Roman"/>
+          <w:szCs w:val="28"/>
+        </w:rPr>
+        <w:t>единообразие</w:t>
+      </w:r>
+      <w:r>
+        <w:rPr>
+          <w:rFonts w:cs="Times New Roman"/>
+          <w:szCs w:val="28"/>
+        </w:rPr>
+        <w:t xml:space="preserve"> пользовательского опыта между платформами</w:t>
+      </w:r>
+      <w:r>
+        <w:rPr>
+          <w:rFonts w:cs="Times New Roman"/>
+          <w:szCs w:val="28"/>
+        </w:rPr>
+        <w:t>.</w:t>
+      </w:r>
+      <w:r>
+        <w:rPr>
+          <w:rFonts w:cs="Times New Roman"/>
+          <w:szCs w:val="28"/>
+        </w:rPr>
+        <w:t xml:space="preserve"> </w:t>
+      </w:r>
+      <w:r>
+        <w:rPr>
+          <w:rFonts w:cs="Times New Roman"/>
+          <w:szCs w:val="28"/>
+        </w:rPr>
+        <w:t xml:space="preserve">В условиях активного импортозамещения и роста российского рынка разработки </w:t>
+      </w:r>
+      <w:r>
+        <w:rPr>
+          <w:rFonts w:cs="Times New Roman"/>
+          <w:szCs w:val="28"/>
+        </w:rPr>
+        <w:t>программного обеспечения</w:t>
+      </w:r>
+      <w:r>
+        <w:rPr>
+          <w:rFonts w:cs="Times New Roman"/>
+          <w:szCs w:val="28"/>
+        </w:rPr>
+        <w:t xml:space="preserve"> поиск эффективных решений становится критически важным для конкурентоспособности отечественных разработчиков.</w:t>
       </w:r>
     </w:p>
     <w:p>
@@ -2429,21 +2325,37 @@
           <w:rFonts w:cs="Times New Roman"/>
           <w:szCs w:val="28"/>
         </w:rPr>
-        <w:t xml:space="preserve">Разработка такого приложения на основе современного кроссплатформенного стека позволяет не только решить конкретную пользовательскую задачу, но и апробировать </w:t>
-      </w:r>
-      <w:r>
-        <w:rPr>
-          <w:rFonts w:cs="Times New Roman"/>
-          <w:szCs w:val="28"/>
-        </w:rPr>
-        <w:t xml:space="preserve">новые инженерные и </w:t>
-      </w:r>
-      <w:r>
-        <w:rPr>
-          <w:rFonts w:cs="Times New Roman"/>
-          <w:szCs w:val="28"/>
-        </w:rPr>
-        <w:t>архитектурные подходы.</w:t>
+        <w:lastRenderedPageBreak/>
+        <w:t xml:space="preserve">Во-вторых, технология Kotlin Multiplatform, получившая официальную поддержку в мае 2024 года, представляет собой относительно новое, но развивающееся решение для кроссплатформенной разработки </w:t>
+      </w:r>
+      <w:r>
+        <w:rPr>
+          <w:rFonts w:cs="Times New Roman"/>
+          <w:szCs w:val="28"/>
+          <w:highlight w:val="lightGray"/>
+        </w:rPr>
+        <w:t>[Анализ перспектив Kotlin Multiplatform для кроссплатформенной мобильной разработки // Математическое и программное обеспечение вычислительных систем, комплексов и компьютерных сетей. – 2024. – С. 709-712.]</w:t>
+      </w:r>
+      <w:r>
+        <w:rPr>
+          <w:rFonts w:cs="Times New Roman"/>
+          <w:szCs w:val="28"/>
+        </w:rPr>
+        <w:t xml:space="preserve">. </w:t>
+      </w:r>
+      <w:r>
+        <w:rPr>
+          <w:rFonts w:cs="Times New Roman"/>
+          <w:szCs w:val="28"/>
+        </w:rPr>
+        <w:t>В отличие от конкурирующих решений, данная технология предоставляет возможность как создания общего пользовательского интерфейса с использованием Compose Multiplatform, так и разработки нативного интерфейса для каждой платформы при сохранении общей бизнес-логики в мультиплатформенном модуле</w:t>
+      </w:r>
+      <w:r>
+        <w:rPr>
+          <w:rFonts w:cs="Times New Roman"/>
+          <w:szCs w:val="28"/>
+        </w:rPr>
+        <w:t>.</w:t>
       </w:r>
     </w:p>
     <w:p>
@@ -2457,26 +2369,151 @@
       <w:r>
         <w:rPr>
           <w:rFonts w:cs="Times New Roman"/>
+          <w:szCs w:val="28"/>
+        </w:rPr>
+        <w:t xml:space="preserve">В-третьих, приложения для отслеживания эмоциональных состояний востребованы широкой аудиторией пользователей, что подтверждается </w:t>
+      </w:r>
+      <w:r>
+        <w:rPr>
+          <w:rFonts w:cs="Times New Roman"/>
+          <w:szCs w:val="28"/>
+        </w:rPr>
+        <w:t xml:space="preserve">статистикой использования, </w:t>
+      </w:r>
+      <w:r>
+        <w:rPr>
+          <w:rFonts w:cs="Times New Roman"/>
+          <w:szCs w:val="28"/>
+        </w:rPr>
+        <w:t xml:space="preserve">высокими оценками популярных решений и активным ростом рынка ментального здоровья. </w:t>
+      </w:r>
+      <w:r>
+        <w:rPr>
+          <w:rFonts w:cs="Times New Roman"/>
+          <w:szCs w:val="28"/>
+          <w:highlight w:val="lightGray"/>
+        </w:rPr>
+        <w:t>[Мобильные приложения для поддержания психического здоровья: обзор оценок пользователей // Российский журнал телемедицины и электронного здравоохранения. – 2024.].</w:t>
+      </w:r>
+      <w:r>
+        <w:rPr>
+          <w:rFonts w:cs="Times New Roman"/>
+          <w:szCs w:val="28"/>
+        </w:rPr>
+        <w:t xml:space="preserve"> </w:t>
+      </w:r>
+      <w:r>
+        <w:rPr>
+          <w:rFonts w:cs="Times New Roman"/>
+          <w:szCs w:val="28"/>
+        </w:rPr>
+        <w:t xml:space="preserve">Общий объем рынка мобильных приложений для ментального здоровья в 2023 году оценивался в 6,2 млрд долларов, достиг 7,09 млрд в 2024 году, а к 2029 году прогнозируется рост до 15,42 млрд долларов </w:t>
+      </w:r>
+      <w:r>
+        <w:rPr>
+          <w:rFonts w:cs="Times New Roman"/>
+          <w:szCs w:val="28"/>
+          <w:highlight w:val="lightGray"/>
+        </w:rPr>
+        <w:t>[Разработка приложения для ментального здоровья [Электронный ресурс]. URL: https://www.purrweb.com/ru/blog/razrabotka-prilozheniya-dlya-mentalnogo-zdorovya/ (дата обращения: 16.02.2025).].</w:t>
+      </w:r>
+    </w:p>
+    <w:p>
+      <w:pPr>
+        <w:ind w:firstLine="708"/>
+        <w:rPr>
+          <w:rFonts w:cs="Times New Roman"/>
+          <w:szCs w:val="28"/>
+        </w:rPr>
+      </w:pPr>
+      <w:r>
+        <w:rPr>
+          <w:rFonts w:cs="Times New Roman"/>
+          <w:szCs w:val="28"/>
+        </w:rPr>
+        <w:t>Разработка такого приложения на основе современн</w:t>
+      </w:r>
+      <w:r>
+        <w:rPr>
+          <w:rFonts w:cs="Times New Roman"/>
+          <w:szCs w:val="28"/>
+        </w:rPr>
+        <w:t>ых</w:t>
+      </w:r>
+      <w:r>
+        <w:rPr>
+          <w:rFonts w:cs="Times New Roman"/>
+          <w:szCs w:val="28"/>
+        </w:rPr>
+        <w:t xml:space="preserve"> кроссплатформенн</w:t>
+      </w:r>
+      <w:r>
+        <w:rPr>
+          <w:rFonts w:cs="Times New Roman"/>
+          <w:szCs w:val="28"/>
+        </w:rPr>
+        <w:t xml:space="preserve">ых технологий </w:t>
+      </w:r>
+      <w:r>
+        <w:rPr>
+          <w:rFonts w:cs="Times New Roman"/>
+          <w:szCs w:val="28"/>
+        </w:rPr>
+        <w:t xml:space="preserve">позволяет не только решить конкретную пользовательскую задачу, но и апробировать </w:t>
+      </w:r>
+      <w:r>
+        <w:rPr>
+          <w:rFonts w:cs="Times New Roman"/>
+          <w:szCs w:val="28"/>
+        </w:rPr>
+        <w:t xml:space="preserve">новые инженерные и </w:t>
+      </w:r>
+      <w:r>
+        <w:rPr>
+          <w:rFonts w:cs="Times New Roman"/>
+          <w:szCs w:val="28"/>
+        </w:rPr>
+        <w:t>архитектурные подходы.</w:t>
+      </w:r>
+    </w:p>
+    <w:p>
+      <w:pPr>
+        <w:ind w:firstLine="708"/>
+        <w:rPr>
+          <w:rFonts w:cs="Times New Roman"/>
+          <w:szCs w:val="28"/>
+        </w:rPr>
+      </w:pPr>
+      <w:r>
+        <w:rPr>
+          <w:rFonts w:cs="Times New Roman"/>
           <w:b/>
           <w:bCs/>
           <w:szCs w:val="28"/>
         </w:rPr>
+        <w:t>Цель исследования</w:t>
+      </w:r>
+      <w:r>
+        <w:rPr>
+          <w:rFonts w:cs="Times New Roman"/>
+          <w:szCs w:val="28"/>
+        </w:rPr>
+        <w:t xml:space="preserve"> – </w:t>
+      </w:r>
+      <w:r>
+        <w:rPr>
+          <w:rFonts w:cs="Times New Roman"/>
+          <w:szCs w:val="28"/>
+        </w:rPr>
+        <w:t xml:space="preserve">исследовать специфику разработки кроссплатформенного персонального дневника для фиксации эмоциональных </w:t>
+      </w:r>
+      <w:r>
+        <w:rPr>
+          <w:rFonts w:cs="Times New Roman"/>
+          <w:szCs w:val="28"/>
+        </w:rPr>
         <w:lastRenderedPageBreak/>
-        <w:t>Цель исследования</w:t>
-      </w:r>
-      <w:r>
-        <w:rPr>
-          <w:rFonts w:cs="Times New Roman"/>
-          <w:szCs w:val="28"/>
-        </w:rPr>
-        <w:t xml:space="preserve"> – </w:t>
-      </w:r>
-      <w:r>
-        <w:rPr>
-          <w:rFonts w:cs="Times New Roman"/>
-          <w:szCs w:val="28"/>
-        </w:rPr>
-        <w:t xml:space="preserve">исследовать специфику разработки кроссплатформенного персонального дневника для фиксации эмоциональных состояний пользователя на основе Kotlin Multiplatform с поддержкой </w:t>
+        <w:t xml:space="preserve">состояний пользователя на основе Kotlin Multiplatform с поддержкой </w:t>
       </w:r>
       <w:r>
         <w:rPr>
@@ -2592,42 +2629,21 @@
           <w:rFonts w:cs="Times New Roman"/>
           <w:szCs w:val="28"/>
         </w:rPr>
-        <w:t>ы</w:t>
-      </w:r>
-      <w:r>
-        <w:rPr>
-          <w:rFonts w:cs="Times New Roman"/>
-          <w:szCs w:val="28"/>
-        </w:rPr>
-        <w:t xml:space="preserve"> и обоснова</w:t>
-      </w:r>
-      <w:r>
-        <w:rPr>
-          <w:rFonts w:cs="Times New Roman"/>
-          <w:szCs w:val="28"/>
-        </w:rPr>
-        <w:t>ть</w:t>
-      </w:r>
-      <w:r>
-        <w:rPr>
-          <w:rFonts w:cs="Times New Roman"/>
-          <w:szCs w:val="28"/>
-        </w:rPr>
-        <w:t xml:space="preserve"> необходимост</w:t>
-      </w:r>
-      <w:r>
-        <w:rPr>
-          <w:rFonts w:cs="Times New Roman"/>
-          <w:szCs w:val="28"/>
-        </w:rPr>
-        <w:t>ь</w:t>
-      </w:r>
-      <w:r>
-        <w:rPr>
-          <w:rFonts w:cs="Times New Roman"/>
-          <w:szCs w:val="28"/>
-        </w:rPr>
-        <w:t xml:space="preserve"> кроссплатформенного подхода</w:t>
+        <w:t>у</w:t>
+      </w:r>
+      <w:r>
+        <w:rPr>
+          <w:rFonts w:cs="Times New Roman"/>
+          <w:szCs w:val="28"/>
+        </w:rPr>
+        <w:t xml:space="preserve"> </w:t>
+      </w:r>
+      <w:r>
+        <w:rPr>
+          <w:rFonts w:cs="Times New Roman"/>
+          <w:szCs w:val="28"/>
+        </w:rPr>
+        <w:t>мультиплатформенной разработки</w:t>
       </w:r>
       <w:r>
         <w:rPr>
@@ -2818,7 +2834,21 @@
           <w:rFonts w:cs="Times New Roman"/>
           <w:szCs w:val="28"/>
         </w:rPr>
-        <w:t xml:space="preserve"> требований к приложению;</w:t>
+        <w:t xml:space="preserve"> требовани</w:t>
+      </w:r>
+      <w:r>
+        <w:rPr>
+          <w:rFonts w:cs="Times New Roman"/>
+          <w:szCs w:val="28"/>
+        </w:rPr>
+        <w:t>я</w:t>
+      </w:r>
+      <w:r>
+        <w:rPr>
+          <w:rFonts w:cs="Times New Roman"/>
+          <w:szCs w:val="28"/>
+        </w:rPr>
+        <w:t xml:space="preserve"> к приложению;</w:t>
       </w:r>
     </w:p>
     <w:p>
@@ -2899,10 +2929,37 @@
         <w:rPr>
           <w:rFonts w:cs="Times New Roman"/>
           <w:szCs w:val="28"/>
-          <w:lang w:val="en-US"/>
+        </w:rPr>
+        <w:t xml:space="preserve"> для приложения-дневника эмоциональных состояний</w:t>
+      </w:r>
+      <w:r>
+        <w:rPr>
+          <w:rFonts w:cs="Times New Roman"/>
+          <w:szCs w:val="28"/>
         </w:rPr>
         <w:t>;</w:t>
       </w:r>
+    </w:p>
+    <w:p>
+      <w:pPr>
+        <w:rPr>
+          <w:rFonts w:cs="Times New Roman"/>
+          <w:szCs w:val="28"/>
+        </w:rPr>
+      </w:pPr>
+    </w:p>
+    <w:p>
+      <w:pPr>
+        <w:pStyle w:val="ListParagraph"/>
+        <w:numPr>
+          <w:ilvl w:val="0"/>
+          <w:numId w:val="9"/>
+        </w:numPr>
+        <w:rPr>
+          <w:rFonts w:cs="Times New Roman"/>
+          <w:szCs w:val="28"/>
+        </w:rPr>
+      </w:pPr>
       <w:r>
         <w:rPr>
           <w:rFonts w:cs="Times New Roman"/>
@@ -2918,7 +2975,7 @@
       <w:pPr>
         <w:pStyle w:val="Heading1"/>
       </w:pPr>
-      <w:bookmarkStart w:id="4" w:name="_Toc222750098"/>
+      <w:bookmarkStart w:id="4" w:name="_Toc222827029"/>
       <w:r>
         <w:lastRenderedPageBreak/>
         <w:t>Глава 1.</w:t>
@@ -2938,12 +2995,11 @@
     <w:p>
       <w:pPr>
         <w:pStyle w:val="Heading2"/>
-        <w:numPr>
-          <w:ilvl w:val="1"/>
-          <w:numId w:val="14"/>
-        </w:numPr>
-      </w:pPr>
-      <w:bookmarkStart w:id="5" w:name="_Toc222750099"/>
+      </w:pPr>
+      <w:bookmarkStart w:id="5" w:name="_Toc222827030"/>
+      <w:r>
+        <w:t xml:space="preserve">1.1 </w:t>
+      </w:r>
       <w:r>
         <w:t>Анализ проблемы мультиплатформенной разработки</w:t>
       </w:r>
@@ -3341,28 +3397,21 @@
           <w:rFonts w:cs="Times New Roman"/>
           <w:szCs w:val="28"/>
         </w:rPr>
-        <w:t xml:space="preserve"> на различных языках. К</w:t>
-      </w:r>
-      <w:r>
-        <w:rPr>
-          <w:rFonts w:cs="Times New Roman"/>
-          <w:szCs w:val="28"/>
-        </w:rPr>
-        <w:t xml:space="preserve"> примеру,</w:t>
-      </w:r>
-      <w:r>
-        <w:rPr>
-          <w:rFonts w:cs="Times New Roman"/>
-          <w:szCs w:val="28"/>
-        </w:rPr>
-        <w:t xml:space="preserve"> </w:t>
-      </w:r>
-      <w:r>
-        <w:rPr>
-          <w:rFonts w:cs="Times New Roman"/>
-          <w:szCs w:val="28"/>
-        </w:rPr>
-        <w:t xml:space="preserve">это может быть </w:t>
+        <w:t xml:space="preserve"> на различных языках. </w:t>
+      </w:r>
+      <w:r>
+        <w:rPr>
+          <w:rFonts w:cs="Times New Roman"/>
+          <w:szCs w:val="28"/>
+        </w:rPr>
+        <w:t>Одними из основных вариантов могут</w:t>
+      </w:r>
+      <w:r>
+        <w:rPr>
+          <w:rFonts w:cs="Times New Roman"/>
+          <w:szCs w:val="28"/>
+        </w:rPr>
+        <w:t xml:space="preserve"> быть </w:t>
       </w:r>
       <w:r>
         <w:rPr>
@@ -3445,23 +3494,7 @@
           <w:rFonts w:cs="Times New Roman"/>
           <w:szCs w:val="28"/>
         </w:rPr>
-        <w:t>В типичном клиентском приложении UI-код включает компоновку экранов (</w:t>
-      </w:r>
-      <w:proofErr w:type="spellStart"/>
-      <w:r>
-        <w:rPr>
-          <w:rFonts w:cs="Times New Roman"/>
-          <w:szCs w:val="28"/>
-        </w:rPr>
-        <w:t>layout</w:t>
-      </w:r>
-      <w:proofErr w:type="spellEnd"/>
-      <w:r>
-        <w:rPr>
-          <w:rFonts w:cs="Times New Roman"/>
-          <w:szCs w:val="28"/>
-        </w:rPr>
-        <w:t xml:space="preserve">), визуальные компоненты (кнопки, списки, формы ввода, карточки), стилизацию (цвета, типографика, отступы), анимации и переходы. </w:t>
+        <w:t xml:space="preserve">В типичном клиентском приложении UI-код включает компоновку экранов, визуальные компоненты (кнопки, списки, формы ввода, карточки), стилизацию (цвета, типографика, отступы), анимации и переходы. Помимо </w:t>
       </w:r>
       <w:r>
         <w:rPr>
@@ -3469,7 +3502,7 @@
           <w:szCs w:val="28"/>
         </w:rPr>
         <w:lastRenderedPageBreak/>
-        <w:t>Помимо этого, для каждой платформы заново реализуются навигация между экранами, управление состоянием интерфейса, обработка пользовательского ввода и его валидация, а также адаптация отображения под различные размеры экранов.</w:t>
+        <w:t>этого, для каждой платформы заново реализуются навигация между экранами, управление состоянием интерфейса, обработка пользовательского ввода и его валидация, а также адаптация отображения под различные размеры экранов.</w:t>
       </w:r>
     </w:p>
     <w:p>
@@ -4309,7 +4342,7 @@
           <w:rFonts w:cs="Times New Roman"/>
           <w:szCs w:val="28"/>
         </w:rPr>
-        <w:t>Это означает, что интерфейс приложения должен корректно отображаться и функционировать не просто на «трёх платформах», а на тысячах конфигураций, каждая из которых может обнаружить уникальные визуальные или поведенческие дефекты.</w:t>
+        <w:t>Это означает, что интерфейс приложения должен корректно отображаться и функционировать не просто на трёх платформах, а на тысячах конфигураций, каждая из которых может обнаружить уникальные визуальные или поведенческие дефекты.</w:t>
       </w:r>
     </w:p>
     <w:p>
@@ -4436,7 +4469,35 @@
           <w:rFonts w:cs="Times New Roman"/>
           <w:szCs w:val="28"/>
         </w:rPr>
-        <w:t xml:space="preserve">Пользователи каждой платформы ожидают привычного поведения: расположение навигационных элементов, жесты, анимации, системные </w:t>
+        <w:t>Пользователи каждой платформы ожидают привычного поведения</w:t>
+      </w:r>
+      <w:r>
+        <w:rPr>
+          <w:rFonts w:cs="Times New Roman"/>
+          <w:szCs w:val="28"/>
+        </w:rPr>
+        <w:t xml:space="preserve">, такого как </w:t>
+      </w:r>
+      <w:r>
+        <w:rPr>
+          <w:rFonts w:cs="Times New Roman"/>
+          <w:szCs w:val="28"/>
+        </w:rPr>
+        <w:t>расположение навигационных элементов, жесты, анимации, системные шрифты</w:t>
+      </w:r>
+      <w:r>
+        <w:rPr>
+          <w:rFonts w:cs="Times New Roman"/>
+          <w:szCs w:val="28"/>
+        </w:rPr>
+        <w:t>. В</w:t>
+      </w:r>
+      <w:r>
+        <w:rPr>
+          <w:rFonts w:cs="Times New Roman"/>
+          <w:szCs w:val="28"/>
+        </w:rPr>
+        <w:t xml:space="preserve">сё это различается. Простое копирование интерфейса </w:t>
       </w:r>
       <w:r>
         <w:rPr>
@@ -4444,7 +4505,7 @@
           <w:szCs w:val="28"/>
         </w:rPr>
         <w:lastRenderedPageBreak/>
-        <w:t>шрифты — всё это различается. Простое копирование интерфейса мобильного приложения на десктоп или в веб-среду без адаптации приводит к неудобству использования и несоответствию ожиданиям пользователей</w:t>
+        <w:t>мобильного приложения на десктоп или в веб-среду без адаптации приводит к неудобству использования и несоответствию ожиданиям пользователей</w:t>
       </w:r>
       <w:r>
         <w:rPr>
@@ -4739,7 +4800,6 @@
           <w:noProof/>
           <w:szCs w:val="28"/>
         </w:rPr>
-        <w:lastRenderedPageBreak/>
         <w:drawing>
           <wp:inline distT="0" distB="0" distL="0" distR="0" wp14:anchorId="0BA0D871" wp14:editId="46FD1570">
             <wp:extent cx="5210355" cy="1792505"/>
@@ -4886,7 +4946,21 @@
           <w:rFonts w:cs="Times New Roman"/>
           <w:szCs w:val="28"/>
         </w:rPr>
-        <w:t>Вместе с тем кроссплатформенные решения имеют ряд ограничений, которые необходимо учитывать. Добавление промежуточного слоя абстракции между приложением и ОС может приводить к снижению производительности по сравнению с нативными приложениями. Фреймворки, использующие интерпретацию или трансляцию кода, уступают нативным решениям по скорости отклика. Кроме того, доступ к некоторым платформенным API может быть ограничен или требовать написания платформенно-специфичного кода, что частично нивелирует преимущества единой кодовой базы.</w:t>
+        <w:t xml:space="preserve">Вместе с тем кроссплатформенные решения имеют ряд ограничений, которые необходимо учитывать. Добавление промежуточного слоя абстракции между приложением и ОС может приводить к снижению производительности по сравнению с нативными приложениями. </w:t>
+      </w:r>
+      <w:r>
+        <w:rPr>
+          <w:rFonts w:cs="Times New Roman"/>
+          <w:szCs w:val="28"/>
+        </w:rPr>
+        <w:t>Фреймворки, использующие интерпретацию кода, промежуточные мосты или дополнительные слои абстракции, уступают нативным решениям по скорости отклика</w:t>
+      </w:r>
+      <w:r>
+        <w:rPr>
+          <w:rFonts w:cs="Times New Roman"/>
+          <w:szCs w:val="28"/>
+        </w:rPr>
+        <w:t>. Кроме того, доступ к некоторым платформенным API может быть ограничен или требовать написания платформенно-специфичного кода, что частично нивелирует преимущества единой кодовой базы.</w:t>
       </w:r>
     </w:p>
     <w:p>
@@ -4902,7 +4976,28 @@
           <w:rFonts w:cs="Times New Roman"/>
           <w:szCs w:val="28"/>
         </w:rPr>
-        <w:t>Таким образом, проблема мультиплатформенной разработки носит комплексный характер и затрагивает все уровни приложения: от бизнес-логики и моделей данных до управления состоянием, навигации и слоя пользовательского интерфейса</w:t>
+        <w:t>Таким образом, проблема мультиплатформенной разработки носит комплексный характер</w:t>
+      </w:r>
+      <w:r>
+        <w:rPr>
+          <w:rFonts w:cs="Times New Roman"/>
+          <w:szCs w:val="28"/>
+        </w:rPr>
+        <w:t xml:space="preserve">, </w:t>
+      </w:r>
+      <w:r>
+        <w:rPr>
+          <w:rFonts w:cs="Times New Roman"/>
+          <w:szCs w:val="28"/>
+        </w:rPr>
+        <w:t>затрагивает все уровни приложения</w:t>
+      </w:r>
+      <w:r>
+        <w:rPr>
+          <w:rFonts w:cs="Times New Roman"/>
+          <w:szCs w:val="28"/>
+        </w:rPr>
+        <w:t>, но тем не менее имеет свои преимущества и недостатки</w:t>
       </w:r>
       <w:r>
         <w:rPr>
@@ -4924,12 +5019,11 @@
     <w:p>
       <w:pPr>
         <w:pStyle w:val="Heading2"/>
-        <w:numPr>
-          <w:ilvl w:val="1"/>
-          <w:numId w:val="14"/>
-        </w:numPr>
-      </w:pPr>
-      <w:bookmarkStart w:id="6" w:name="_Toc222750100"/>
+      </w:pPr>
+      <w:bookmarkStart w:id="6" w:name="_Toc222827031"/>
+      <w:r>
+        <w:t xml:space="preserve">1.2 </w:t>
+      </w:r>
       <w:r>
         <w:t>Обзор существующих кроссплатформенных решений</w:t>
       </w:r>
@@ -4948,7 +5042,21 @@
           <w:rFonts w:cs="Times New Roman"/>
           <w:szCs w:val="28"/>
         </w:rPr>
-        <w:t xml:space="preserve">Для обоснованного выбора технологического стека необходимо провести анализ основных кроссплатформенных фреймворков, доступных на момент исследования. В данном разделе рассматриваются </w:t>
+        <w:t xml:space="preserve">Для обоснованного </w:t>
+      </w:r>
+      <w:r>
+        <w:rPr>
+          <w:rFonts w:cs="Times New Roman"/>
+          <w:szCs w:val="28"/>
+        </w:rPr>
+        <w:t>принятия решения о наборе технологий</w:t>
+      </w:r>
+      <w:r>
+        <w:rPr>
+          <w:rFonts w:cs="Times New Roman"/>
+          <w:szCs w:val="28"/>
+        </w:rPr>
+        <w:t xml:space="preserve"> необходимо провести анализ основных кроссплатформенных фреймворков, доступных на момент исследования. В данном разделе рассматриваются </w:t>
       </w:r>
       <w:r>
         <w:rPr>
@@ -5000,7 +5108,6 @@
           <w:rFonts w:cs="Times New Roman"/>
           <w:szCs w:val="28"/>
         </w:rPr>
-        <w:lastRenderedPageBreak/>
         <w:t>Анализ проводится по критериям, существенным для задач данного исследования: поддерживаемые платформы, архитектура рендеринга, уровень переиспользования кода, зрелость экосистемы и применимость для разработки приложений, требующих одновременной поддержки Web, Android и Desktop</w:t>
       </w:r>
       <w:r>
@@ -5033,7 +5140,25 @@
           <w:rFonts w:cs="Times New Roman"/>
           <w:szCs w:val="28"/>
         </w:rPr>
-        <w:t xml:space="preserve">— фреймворк, созданный в 2015 году. Использует язык JavaScript и позволяет разработчикам описывать интерфейс с помощью JSX-компонентов, которые транслируются в нативные виджеты целевой платформы </w:t>
+        <w:t xml:space="preserve">— фреймворк, созданный в 2015 году. Использует язык JavaScript и позволяет разработчикам описывать интерфейс с помощью JSX-компонентов, которые </w:t>
+      </w:r>
+      <w:r>
+        <w:t>преобразуются</w:t>
+      </w:r>
+      <w:r>
+        <w:rPr>
+          <w:rFonts w:cs="Times New Roman"/>
+          <w:szCs w:val="28"/>
+        </w:rPr>
+        <w:t xml:space="preserve"> в нативные виджеты целевой </w:t>
+      </w:r>
+      <w:r>
+        <w:rPr>
+          <w:rFonts w:cs="Times New Roman"/>
+          <w:szCs w:val="28"/>
+        </w:rPr>
+        <w:lastRenderedPageBreak/>
+        <w:t xml:space="preserve">платформы </w:t>
       </w:r>
       <w:r>
         <w:rPr>
@@ -5129,7 +5254,35 @@
           <w:rFonts w:cs="Times New Roman"/>
           <w:szCs w:val="28"/>
         </w:rPr>
-        <w:t xml:space="preserve">Исторически взаимодействие между JavaScript-кодом и нативным слоем осуществлялось через асинхронный мост, сериализующий данные в JSON. Это создавало ограничения по производительности: асинхронный характер передачи данных приводил к задержкам при обработке пользовательских событий и обновлении интерфейса </w:t>
+        <w:t>Исторически взаимодействие между JavaScript-кодом и нативным слоем осуществлялось через асинхронный мост, сериализующий данные в JSON. Это создавало ограничения по производительности</w:t>
+      </w:r>
+      <w:r>
+        <w:rPr>
+          <w:rFonts w:cs="Times New Roman"/>
+          <w:szCs w:val="28"/>
+        </w:rPr>
+        <w:t>. А</w:t>
+      </w:r>
+      <w:r>
+        <w:rPr>
+          <w:rFonts w:cs="Times New Roman"/>
+          <w:szCs w:val="28"/>
+        </w:rPr>
+        <w:t>синхронный характер передачи данных приводил к задержкам при обработке пользовательских событий и обновлении интерфейса</w:t>
+      </w:r>
+      <w:r>
+        <w:rPr>
+          <w:rFonts w:cs="Times New Roman"/>
+          <w:szCs w:val="28"/>
+        </w:rPr>
+        <w:t>.</w:t>
+      </w:r>
+      <w:r>
+        <w:rPr>
+          <w:rFonts w:cs="Times New Roman"/>
+          <w:szCs w:val="28"/>
+        </w:rPr>
+        <w:t xml:space="preserve"> </w:t>
       </w:r>
       <w:r>
         <w:rPr>
@@ -5257,7 +5410,21 @@
           <w:rFonts w:cs="Times New Roman"/>
           <w:szCs w:val="28"/>
         </w:rPr>
-        <w:t xml:space="preserve"> — C++ интерфейс для прямого обращения к нативным объектам без </w:t>
+        <w:t xml:space="preserve"> </w:t>
+      </w:r>
+      <w:r>
+        <w:rPr>
+          <w:rFonts w:cs="Times New Roman"/>
+          <w:szCs w:val="28"/>
+        </w:rPr>
+        <w:t>-</w:t>
+      </w:r>
+      <w:r>
+        <w:rPr>
+          <w:rFonts w:cs="Times New Roman"/>
+          <w:szCs w:val="28"/>
+        </w:rPr>
+        <w:t xml:space="preserve"> C++ интерфейс для прямого обращения к нативным объектам без </w:t>
       </w:r>
       <w:proofErr w:type="spellStart"/>
       <w:r>
@@ -5313,7 +5480,14 @@
           <w:rFonts w:cs="Times New Roman"/>
           <w:szCs w:val="28"/>
         </w:rPr>
-        <w:t>— переработанный движок рендеринга;</w:t>
+        <w:t xml:space="preserve">- </w:t>
+      </w:r>
+      <w:r>
+        <w:rPr>
+          <w:rFonts w:cs="Times New Roman"/>
+          <w:szCs w:val="28"/>
+        </w:rPr>
+        <w:t>переработанный движок рендеринга;</w:t>
       </w:r>
     </w:p>
     <w:p>
@@ -5344,7 +5518,21 @@
           <w:rFonts w:cs="Times New Roman"/>
           <w:szCs w:val="28"/>
         </w:rPr>
-        <w:t xml:space="preserve"> — система нативных модулей с синхронным доступом</w:t>
+        <w:t xml:space="preserve"> </w:t>
+      </w:r>
+      <w:r>
+        <w:rPr>
+          <w:rFonts w:cs="Times New Roman"/>
+          <w:szCs w:val="28"/>
+        </w:rPr>
+        <w:t>-</w:t>
+      </w:r>
+      <w:r>
+        <w:rPr>
+          <w:rFonts w:cs="Times New Roman"/>
+          <w:szCs w:val="28"/>
+        </w:rPr>
+        <w:t xml:space="preserve"> система нативных модулей с синхронным доступом</w:t>
       </w:r>
       <w:r>
         <w:rPr>
@@ -5417,7 +5605,6 @@
           <w:rFonts w:cs="Times New Roman"/>
           <w:szCs w:val="28"/>
         </w:rPr>
-        <w:lastRenderedPageBreak/>
         <w:t>Данные изменения устраняют ряд исторических проблем производительности, однако экосистема библиотек всё ещё находится в процессе полной миграции на новую архитектуру.</w:t>
       </w:r>
     </w:p>
@@ -5514,7 +5701,36 @@
           <w:rFonts w:cs="Times New Roman"/>
           <w:szCs w:val="28"/>
         </w:rPr>
-        <w:t>. Эти решения не входят в основной дистрибутив и имеют различную степень зрелости. Поддержка Linux отсутствует.</w:t>
+        <w:t xml:space="preserve"> на нерегулярной основе</w:t>
+      </w:r>
+      <w:r>
+        <w:rPr>
+          <w:rFonts w:cs="Times New Roman"/>
+          <w:szCs w:val="28"/>
+        </w:rPr>
+        <w:t xml:space="preserve">. Эти решения не входят </w:t>
+      </w:r>
+      <w:r>
+        <w:rPr>
+          <w:rFonts w:cs="Times New Roman"/>
+          <w:szCs w:val="28"/>
+        </w:rPr>
+        <w:lastRenderedPageBreak/>
+        <w:t xml:space="preserve">в основной дистрибутив и имеют различную степень зрелости. Поддержка </w:t>
+      </w:r>
+      <w:r>
+        <w:rPr>
+          <w:rFonts w:cs="Times New Roman"/>
+          <w:szCs w:val="28"/>
+        </w:rPr>
+        <w:t xml:space="preserve">также </w:t>
+      </w:r>
+      <w:r>
+        <w:rPr>
+          <w:rFonts w:cs="Times New Roman"/>
+          <w:szCs w:val="28"/>
+        </w:rPr>
+        <w:t>Linux отсутствует.</w:t>
       </w:r>
     </w:p>
     <w:p>
@@ -5546,7 +5762,21 @@
           <w:rFonts w:cs="Times New Roman"/>
           <w:szCs w:val="28"/>
         </w:rPr>
-        <w:t>фреймворк, созданный Google в 2018 году, использующий язык программирования Dart. Архитектурно Flutter отличается от React Native принципиальным образом: вместо трансляции компонентов в нативные виджеты платформы, Flutter самостоятельно рендерит весь интерфейс с помощью собственного графического движка</w:t>
+        <w:t>фреймворк, созданный Google в 2018 году, использующий язык программирования Dart. Архитектурно Flutter отличается от React Native принципиальным образом</w:t>
+      </w:r>
+      <w:r>
+        <w:rPr>
+          <w:rFonts w:cs="Times New Roman"/>
+          <w:szCs w:val="28"/>
+        </w:rPr>
+        <w:t>. В</w:t>
+      </w:r>
+      <w:r>
+        <w:rPr>
+          <w:rFonts w:cs="Times New Roman"/>
+          <w:szCs w:val="28"/>
+        </w:rPr>
+        <w:t>место трансляции компонентов в нативные виджеты платформы, Flutter самостоятельно рендерит весь интерфейс с помощью собственного графического движка</w:t>
       </w:r>
       <w:r>
         <w:rPr>
@@ -5786,159 +6016,72 @@
           <w:rFonts w:cs="Times New Roman"/>
           <w:szCs w:val="28"/>
         </w:rPr>
-        <w:t xml:space="preserve"> командой Flutter для устранения проблем с компиляцией шейдеров и обеспечения более предсказуемой производительности </w:t>
-      </w:r>
-      <w:r>
-        <w:rPr>
-          <w:rFonts w:cs="Times New Roman"/>
-          <w:szCs w:val="28"/>
-          <w:highlight w:val="lightGray"/>
-        </w:rPr>
-        <w:t xml:space="preserve">[Flutter </w:t>
-      </w:r>
-      <w:proofErr w:type="spellStart"/>
-      <w:r>
-        <w:rPr>
-          <w:rFonts w:cs="Times New Roman"/>
-          <w:szCs w:val="28"/>
-          <w:highlight w:val="lightGray"/>
-        </w:rPr>
-        <w:t>App</w:t>
-      </w:r>
-      <w:proofErr w:type="spellEnd"/>
-      <w:r>
-        <w:rPr>
-          <w:rFonts w:cs="Times New Roman"/>
-          <w:szCs w:val="28"/>
-          <w:highlight w:val="lightGray"/>
-        </w:rPr>
-        <w:t xml:space="preserve"> Development: </w:t>
-      </w:r>
-      <w:proofErr w:type="spellStart"/>
-      <w:r>
-        <w:rPr>
-          <w:rFonts w:cs="Times New Roman"/>
-          <w:szCs w:val="28"/>
-          <w:highlight w:val="lightGray"/>
-        </w:rPr>
-        <w:t>pros</w:t>
-      </w:r>
-      <w:proofErr w:type="spellEnd"/>
-      <w:r>
-        <w:rPr>
-          <w:rFonts w:cs="Times New Roman"/>
-          <w:szCs w:val="28"/>
-          <w:highlight w:val="lightGray"/>
-        </w:rPr>
-        <w:t xml:space="preserve">, </w:t>
-      </w:r>
-      <w:proofErr w:type="spellStart"/>
-      <w:r>
-        <w:rPr>
-          <w:rFonts w:cs="Times New Roman"/>
-          <w:szCs w:val="28"/>
-          <w:highlight w:val="lightGray"/>
-        </w:rPr>
-        <w:t>cons</w:t>
-      </w:r>
-      <w:proofErr w:type="spellEnd"/>
-      <w:r>
-        <w:rPr>
-          <w:rFonts w:cs="Times New Roman"/>
-          <w:szCs w:val="28"/>
-          <w:highlight w:val="lightGray"/>
-        </w:rPr>
-        <w:t xml:space="preserve">, </w:t>
-      </w:r>
-      <w:proofErr w:type="spellStart"/>
-      <w:r>
-        <w:rPr>
-          <w:rFonts w:cs="Times New Roman"/>
-          <w:szCs w:val="28"/>
-          <w:highlight w:val="lightGray"/>
-        </w:rPr>
-        <w:t>and</w:t>
-      </w:r>
-      <w:proofErr w:type="spellEnd"/>
-      <w:r>
-        <w:rPr>
-          <w:rFonts w:cs="Times New Roman"/>
-          <w:szCs w:val="28"/>
-          <w:highlight w:val="lightGray"/>
-        </w:rPr>
-        <w:t xml:space="preserve"> </w:t>
-      </w:r>
-      <w:proofErr w:type="spellStart"/>
-      <w:r>
-        <w:rPr>
-          <w:rFonts w:cs="Times New Roman"/>
-          <w:szCs w:val="28"/>
-          <w:highlight w:val="lightGray"/>
-        </w:rPr>
-        <w:t>How</w:t>
-      </w:r>
-      <w:proofErr w:type="spellEnd"/>
-      <w:r>
-        <w:rPr>
-          <w:rFonts w:cs="Times New Roman"/>
-          <w:szCs w:val="28"/>
-          <w:highlight w:val="lightGray"/>
-        </w:rPr>
-        <w:t xml:space="preserve"> </w:t>
-      </w:r>
-      <w:proofErr w:type="spellStart"/>
-      <w:r>
-        <w:rPr>
-          <w:rFonts w:cs="Times New Roman"/>
-          <w:szCs w:val="28"/>
-          <w:highlight w:val="lightGray"/>
-        </w:rPr>
-        <w:t>to</w:t>
-      </w:r>
-      <w:proofErr w:type="spellEnd"/>
-      <w:r>
-        <w:rPr>
-          <w:rFonts w:cs="Times New Roman"/>
-          <w:szCs w:val="28"/>
-          <w:highlight w:val="lightGray"/>
-        </w:rPr>
-        <w:t xml:space="preserve"> </w:t>
-      </w:r>
-      <w:proofErr w:type="spellStart"/>
-      <w:r>
-        <w:rPr>
-          <w:rFonts w:cs="Times New Roman"/>
-          <w:szCs w:val="28"/>
-          <w:highlight w:val="lightGray"/>
-        </w:rPr>
-        <w:t>Use</w:t>
-      </w:r>
-      <w:proofErr w:type="spellEnd"/>
-      <w:r>
-        <w:rPr>
-          <w:rFonts w:cs="Times New Roman"/>
-          <w:szCs w:val="28"/>
-          <w:highlight w:val="lightGray"/>
-        </w:rPr>
-        <w:t xml:space="preserve"> Flutter [Электронный ресурс] // </w:t>
-      </w:r>
-      <w:proofErr w:type="spellStart"/>
-      <w:r>
-        <w:rPr>
-          <w:rFonts w:cs="Times New Roman"/>
-          <w:szCs w:val="28"/>
-          <w:highlight w:val="lightGray"/>
-        </w:rPr>
-        <w:t>Scand</w:t>
-      </w:r>
-      <w:proofErr w:type="spellEnd"/>
-      <w:r>
-        <w:rPr>
-          <w:rFonts w:cs="Times New Roman"/>
-          <w:szCs w:val="28"/>
-          <w:highlight w:val="lightGray"/>
-        </w:rPr>
-        <w:t>. – 2025. URL: https://scand.com/company/blog/pros-and-cons-of-flutter-app-development/ (дата обращения: 16.02.2026).].</w:t>
+        <w:t xml:space="preserve"> командой Flutter для устранения проблем с компиляцией шейдеров и обеспечения более предсказуемой производительности</w:t>
+      </w:r>
+      <w:r>
+        <w:rPr>
+          <w:rFonts w:cs="Times New Roman"/>
+          <w:szCs w:val="28"/>
+        </w:rPr>
+        <w:t>.</w:t>
+      </w:r>
+      <w:r>
+        <w:rPr>
+          <w:rFonts w:cs="Times New Roman"/>
+          <w:szCs w:val="28"/>
+        </w:rPr>
+        <w:t xml:space="preserve"> </w:t>
+      </w:r>
+      <w:r>
+        <w:rPr>
+          <w:rFonts w:cs="Times New Roman"/>
+          <w:szCs w:val="28"/>
+          <w:highlight w:val="lightGray"/>
+          <w:lang w:val="en-US"/>
+        </w:rPr>
+        <w:t>[Flutter App Development: pros, cons, and How to Use Flutter [</w:t>
+      </w:r>
+      <w:r>
+        <w:rPr>
+          <w:rFonts w:cs="Times New Roman"/>
+          <w:szCs w:val="28"/>
+          <w:highlight w:val="lightGray"/>
+        </w:rPr>
+        <w:t>Электронный</w:t>
+      </w:r>
+      <w:r>
+        <w:rPr>
+          <w:rFonts w:cs="Times New Roman"/>
+          <w:szCs w:val="28"/>
+          <w:highlight w:val="lightGray"/>
+          <w:lang w:val="en-US"/>
+        </w:rPr>
+        <w:t xml:space="preserve"> </w:t>
+      </w:r>
+      <w:r>
+        <w:rPr>
+          <w:rFonts w:cs="Times New Roman"/>
+          <w:szCs w:val="28"/>
+          <w:highlight w:val="lightGray"/>
+        </w:rPr>
+        <w:t>ресурс</w:t>
+      </w:r>
+      <w:r>
+        <w:rPr>
+          <w:rFonts w:cs="Times New Roman"/>
+          <w:szCs w:val="28"/>
+          <w:highlight w:val="lightGray"/>
+          <w:lang w:val="en-US"/>
+        </w:rPr>
+        <w:t xml:space="preserve">] // Scand. – 2025. </w:t>
+      </w:r>
+      <w:r>
+        <w:rPr>
+          <w:rFonts w:cs="Times New Roman"/>
+          <w:szCs w:val="28"/>
+          <w:highlight w:val="lightGray"/>
+        </w:rPr>
+        <w:t>URL: https://scand.com/company/blog/pros-and-cons-of-flutter-app-development/ (дата обращения: 16.02.2026).].</w:t>
       </w:r>
     </w:p>
     <w:p>
@@ -5968,7 +6111,21 @@
           <w:rFonts w:cs="Times New Roman"/>
           <w:szCs w:val="28"/>
         </w:rPr>
-        <w:t xml:space="preserve"> интерфейс на HTML-элементе &lt;canvas&gt; через </w:t>
+        <w:t xml:space="preserve"> интерфейс на HTML-элементе </w:t>
+      </w:r>
+      <w:r>
+        <w:rPr>
+          <w:rFonts w:ascii="Courier New" w:hAnsi="Courier New" w:cs="Courier New"/>
+          <w:szCs w:val="28"/>
+        </w:rPr>
+        <w:t>&lt;canvas&gt;</w:t>
+      </w:r>
+      <w:r>
+        <w:rPr>
+          <w:rFonts w:cs="Times New Roman"/>
+          <w:szCs w:val="28"/>
+        </w:rPr>
+        <w:t xml:space="preserve"> через </w:t>
       </w:r>
       <w:r>
         <w:rPr>
@@ -5991,7 +6148,7 @@
           <w:rFonts w:cs="Times New Roman"/>
           <w:szCs w:val="28"/>
         </w:rPr>
-        <w:t xml:space="preserve">. Это означает, что Flutter на вебе не использует стандартные HTML-элементы (DOM), а </w:t>
+        <w:t xml:space="preserve">. Это означает, что Flutter на вебе не использует стандартные HTML-элементы DOM, а </w:t>
       </w:r>
       <w:r>
         <w:rPr>
@@ -6005,157 +6162,65 @@
           <w:rFonts w:cs="Times New Roman"/>
           <w:szCs w:val="28"/>
         </w:rPr>
-        <w:t xml:space="preserve"> все пиксели самостоятельно </w:t>
-      </w:r>
-      <w:r>
-        <w:rPr>
-          <w:rFonts w:cs="Times New Roman"/>
-          <w:szCs w:val="28"/>
-          <w:highlight w:val="lightGray"/>
-        </w:rPr>
-        <w:t>[</w:t>
-      </w:r>
-      <w:proofErr w:type="spellStart"/>
-      <w:r>
-        <w:rPr>
-          <w:rFonts w:cs="Times New Roman"/>
-          <w:szCs w:val="28"/>
-          <w:highlight w:val="lightGray"/>
-        </w:rPr>
-        <w:t>When</w:t>
-      </w:r>
-      <w:proofErr w:type="spellEnd"/>
-      <w:r>
-        <w:rPr>
-          <w:rFonts w:cs="Times New Roman"/>
-          <w:szCs w:val="28"/>
-          <w:highlight w:val="lightGray"/>
-        </w:rPr>
-        <w:t xml:space="preserve"> </w:t>
-      </w:r>
-      <w:proofErr w:type="spellStart"/>
-      <w:r>
-        <w:rPr>
-          <w:rFonts w:cs="Times New Roman"/>
-          <w:szCs w:val="28"/>
-          <w:highlight w:val="lightGray"/>
-        </w:rPr>
-        <w:t>to</w:t>
-      </w:r>
-      <w:proofErr w:type="spellEnd"/>
-      <w:r>
-        <w:rPr>
-          <w:rFonts w:cs="Times New Roman"/>
-          <w:szCs w:val="28"/>
-          <w:highlight w:val="lightGray"/>
-        </w:rPr>
-        <w:t xml:space="preserve"> </w:t>
-      </w:r>
-      <w:proofErr w:type="spellStart"/>
-      <w:r>
-        <w:rPr>
-          <w:rFonts w:cs="Times New Roman"/>
-          <w:szCs w:val="28"/>
-          <w:highlight w:val="lightGray"/>
-        </w:rPr>
-        <w:t>Use</w:t>
-      </w:r>
-      <w:proofErr w:type="spellEnd"/>
-      <w:r>
-        <w:rPr>
-          <w:rFonts w:cs="Times New Roman"/>
-          <w:szCs w:val="28"/>
-          <w:highlight w:val="lightGray"/>
-        </w:rPr>
-        <w:t xml:space="preserve"> Flutter </w:t>
-      </w:r>
-      <w:proofErr w:type="spellStart"/>
-      <w:r>
-        <w:rPr>
-          <w:rFonts w:cs="Times New Roman"/>
-          <w:szCs w:val="28"/>
-          <w:highlight w:val="lightGray"/>
-        </w:rPr>
-        <w:t>for</w:t>
-      </w:r>
-      <w:proofErr w:type="spellEnd"/>
-      <w:r>
-        <w:rPr>
-          <w:rFonts w:cs="Times New Roman"/>
-          <w:szCs w:val="28"/>
-          <w:highlight w:val="lightGray"/>
-        </w:rPr>
-        <w:t xml:space="preserve"> Web </w:t>
-      </w:r>
-      <w:proofErr w:type="spellStart"/>
-      <w:r>
-        <w:rPr>
-          <w:rFonts w:cs="Times New Roman"/>
-          <w:szCs w:val="28"/>
-          <w:highlight w:val="lightGray"/>
-        </w:rPr>
-        <w:t>in</w:t>
-      </w:r>
-      <w:proofErr w:type="spellEnd"/>
-      <w:r>
-        <w:rPr>
-          <w:rFonts w:cs="Times New Roman"/>
-          <w:szCs w:val="28"/>
-          <w:highlight w:val="lightGray"/>
-        </w:rPr>
-        <w:t xml:space="preserve"> 2025: A </w:t>
-      </w:r>
-      <w:proofErr w:type="spellStart"/>
-      <w:r>
-        <w:rPr>
-          <w:rFonts w:cs="Times New Roman"/>
-          <w:szCs w:val="28"/>
-          <w:highlight w:val="lightGray"/>
-        </w:rPr>
-        <w:t>Comprehensive</w:t>
-      </w:r>
-      <w:proofErr w:type="spellEnd"/>
-      <w:r>
-        <w:rPr>
-          <w:rFonts w:cs="Times New Roman"/>
-          <w:szCs w:val="28"/>
-          <w:highlight w:val="lightGray"/>
-        </w:rPr>
-        <w:t xml:space="preserve"> Guide </w:t>
-      </w:r>
-      <w:r>
-        <w:rPr>
-          <w:rFonts w:cs="Times New Roman"/>
-          <w:szCs w:val="28"/>
-          <w:highlight w:val="lightGray"/>
-        </w:rPr>
-        <w:lastRenderedPageBreak/>
-        <w:t xml:space="preserve">[Электронный ресурс] // </w:t>
-      </w:r>
-      <w:proofErr w:type="spellStart"/>
-      <w:r>
-        <w:rPr>
-          <w:rFonts w:cs="Times New Roman"/>
-          <w:szCs w:val="28"/>
-          <w:highlight w:val="lightGray"/>
-        </w:rPr>
-        <w:t>Milan</w:t>
-      </w:r>
-      <w:proofErr w:type="spellEnd"/>
-      <w:r>
-        <w:rPr>
-          <w:rFonts w:cs="Times New Roman"/>
-          <w:szCs w:val="28"/>
-          <w:highlight w:val="lightGray"/>
-        </w:rPr>
-        <w:t xml:space="preserve"> </w:t>
-      </w:r>
-      <w:proofErr w:type="spellStart"/>
-      <w:r>
-        <w:rPr>
-          <w:rFonts w:cs="Times New Roman"/>
-          <w:szCs w:val="28"/>
-          <w:highlight w:val="lightGray"/>
+        <w:t xml:space="preserve"> все пиксели самостоятельно</w:t>
+      </w:r>
+      <w:r>
+        <w:rPr>
+          <w:rFonts w:cs="Times New Roman"/>
+          <w:szCs w:val="28"/>
+        </w:rPr>
+        <w:t xml:space="preserve">. </w:t>
+      </w:r>
+      <w:r>
+        <w:rPr>
+          <w:rFonts w:cs="Times New Roman"/>
+          <w:szCs w:val="28"/>
+          <w:highlight w:val="lightGray"/>
+          <w:lang w:val="en-US"/>
+        </w:rPr>
+        <w:t>[When to Use Flutter for Web in 2025: A Comprehensive Guide [</w:t>
+      </w:r>
+      <w:r>
+        <w:rPr>
+          <w:rFonts w:cs="Times New Roman"/>
+          <w:szCs w:val="28"/>
+          <w:highlight w:val="lightGray"/>
+        </w:rPr>
+        <w:t>Электронный</w:t>
+      </w:r>
+      <w:r>
+        <w:rPr>
+          <w:rFonts w:cs="Times New Roman"/>
+          <w:szCs w:val="28"/>
+          <w:highlight w:val="lightGray"/>
+          <w:lang w:val="en-US"/>
+        </w:rPr>
+        <w:t xml:space="preserve"> </w:t>
+      </w:r>
+      <w:r>
+        <w:rPr>
+          <w:rFonts w:cs="Times New Roman"/>
+          <w:szCs w:val="28"/>
+          <w:highlight w:val="lightGray"/>
+        </w:rPr>
+        <w:t>ресурс</w:t>
+      </w:r>
+      <w:r>
+        <w:rPr>
+          <w:rFonts w:cs="Times New Roman"/>
+          <w:szCs w:val="28"/>
+          <w:highlight w:val="lightGray"/>
+          <w:lang w:val="en-US"/>
+        </w:rPr>
+        <w:t xml:space="preserve">] // Milan </w:t>
+      </w:r>
+      <w:proofErr w:type="spellStart"/>
+      <w:r>
+        <w:rPr>
+          <w:rFonts w:cs="Times New Roman"/>
+          <w:szCs w:val="28"/>
+          <w:highlight w:val="lightGray"/>
+          <w:lang w:val="en-US"/>
         </w:rPr>
         <w:t>Meurrens</w:t>
       </w:r>
@@ -6165,8 +6230,17 @@
           <w:rFonts w:cs="Times New Roman"/>
           <w:szCs w:val="28"/>
           <w:highlight w:val="lightGray"/>
-        </w:rPr>
-        <w:t>. – 2025. URL: https://www.milanmeurrens.com/guides/when-to-use-flutter-for-web-in-2025-a-comprehensive-guide (дата обращения: 16.02.2026).].</w:t>
+          <w:lang w:val="en-US"/>
+        </w:rPr>
+        <w:t xml:space="preserve">. – 2025. </w:t>
+      </w:r>
+      <w:r>
+        <w:rPr>
+          <w:rFonts w:cs="Times New Roman"/>
+          <w:szCs w:val="28"/>
+          <w:highlight w:val="lightGray"/>
+        </w:rPr>
+        <w:t>URL: https://www.milanmeurrens.com/guides/when-to-use-flutter-for-web-in-2025-a-comprehensive-guide (дата обращения: 16.02.2026).].</w:t>
       </w:r>
     </w:p>
     <w:p>
@@ -6182,17 +6256,37 @@
           <w:rFonts w:cs="Times New Roman"/>
           <w:szCs w:val="28"/>
         </w:rPr>
-        <w:t xml:space="preserve">Flutter поддерживает наибольшее число платформ из рассматриваемых фреймворков: Android, iOS, Web, Windows, macOS и Linux. Поддержка мобильных платформ является стабильной и широко используется в </w:t>
-      </w:r>
-      <w:proofErr w:type="spellStart"/>
-      <w:r>
-        <w:rPr>
-          <w:rFonts w:cs="Times New Roman"/>
-          <w:szCs w:val="28"/>
-        </w:rPr>
-        <w:t>продакшн</w:t>
-      </w:r>
-      <w:proofErr w:type="spellEnd"/>
+        <w:t>Flutter поддерживает наибольшее число платформ из рассматриваемых фреймворков</w:t>
+      </w:r>
+      <w:r>
+        <w:rPr>
+          <w:rFonts w:cs="Times New Roman"/>
+          <w:szCs w:val="28"/>
+        </w:rPr>
+        <w:t>.</w:t>
+      </w:r>
+      <w:r>
+        <w:rPr>
+          <w:rFonts w:cs="Times New Roman"/>
+          <w:szCs w:val="28"/>
+        </w:rPr>
+        <w:t xml:space="preserve"> В них входят </w:t>
+      </w:r>
+      <w:r>
+        <w:rPr>
+          <w:rFonts w:cs="Times New Roman"/>
+          <w:szCs w:val="28"/>
+        </w:rPr>
+        <w:t xml:space="preserve">Android, iOS, Web, Windows, macOS и Linux. Поддержка мобильных платформ является стабильной и широко используется в </w:t>
+      </w:r>
+      <w:r>
+        <w:rPr>
+          <w:rFonts w:cs="Times New Roman"/>
+          <w:szCs w:val="28"/>
+          <w:lang w:val="en-US"/>
+        </w:rPr>
+        <w:t>production</w:t>
+      </w:r>
       <w:r>
         <w:rPr>
           <w:rFonts w:cs="Times New Roman"/>
@@ -6214,6 +6308,7 @@
           <w:rFonts w:cs="Times New Roman"/>
           <w:szCs w:val="28"/>
         </w:rPr>
+        <w:lastRenderedPageBreak/>
         <w:t xml:space="preserve">Веб-поддержка </w:t>
       </w:r>
       <w:r>
@@ -6270,7 +6365,21 @@
           <w:rFonts w:cs="Times New Roman"/>
           <w:szCs w:val="28"/>
         </w:rPr>
-        <w:t>что негативно влияет на SEO, а также невозможность инспектировать элементы интерфейса стандартными инструментами разработ</w:t>
+        <w:t xml:space="preserve">что негативно влияет на SEO, а также невозможность инспектировать элементы интерфейса стандартными инструментами </w:t>
+      </w:r>
+      <w:r>
+        <w:rPr>
+          <w:rFonts w:cs="Times New Roman"/>
+          <w:szCs w:val="28"/>
+        </w:rPr>
+        <w:t>веб-</w:t>
+      </w:r>
+      <w:r>
+        <w:rPr>
+          <w:rFonts w:cs="Times New Roman"/>
+          <w:szCs w:val="28"/>
+        </w:rPr>
+        <w:t>разработ</w:t>
       </w:r>
       <w:r>
         <w:rPr>
@@ -6314,7 +6423,21 @@
           <w:rFonts w:cs="Times New Roman"/>
           <w:szCs w:val="28"/>
         </w:rPr>
-        <w:t xml:space="preserve"> стабильна, но, по данным дорожной карты Flutter на 2024 год, не является приоритетным направлением развития </w:t>
+        <w:t xml:space="preserve"> стабильна, но, по данным дорожной карты Flutter на 2024 год, не является приоритетным направлением развития</w:t>
+      </w:r>
+      <w:r>
+        <w:rPr>
+          <w:rFonts w:cs="Times New Roman"/>
+          <w:szCs w:val="28"/>
+        </w:rPr>
+        <w:t>.</w:t>
+      </w:r>
+      <w:r>
+        <w:rPr>
+          <w:rFonts w:cs="Times New Roman"/>
+          <w:szCs w:val="28"/>
+        </w:rPr>
+        <w:t xml:space="preserve"> </w:t>
       </w:r>
       <w:r>
         <w:rPr>
@@ -6480,7 +6603,23 @@
           <w:rFonts w:cs="Times New Roman"/>
           <w:szCs w:val="28"/>
         </w:rPr>
-        <w:t xml:space="preserve"> интерфейса между платформами, однако сопряжён с определёнными компромиссами в производительности. Ряд исследований демонстрирует, что Flutter-приложения потребляют больше CPU и оперативной памяти при выполнении анимаций по сравнению с нативными реализациями. В частности, </w:t>
+        <w:t xml:space="preserve"> интерфейса между платформами, однако сопряжён с определёнными компромиссами в производительности. Ряд исследований демонстрирует, что Flutter-приложения потребляют больше CPU и оперативной памяти. В частности, </w:t>
+      </w:r>
+      <w:proofErr w:type="spellStart"/>
+      <w:r>
+        <w:rPr>
+          <w:rFonts w:cs="Times New Roman"/>
+          <w:szCs w:val="28"/>
+        </w:rPr>
+        <w:t>Аметова</w:t>
+      </w:r>
+      <w:proofErr w:type="spellEnd"/>
+      <w:r>
+        <w:rPr>
+          <w:rFonts w:cs="Times New Roman"/>
+          <w:szCs w:val="28"/>
+        </w:rPr>
+        <w:t xml:space="preserve"> </w:t>
       </w:r>
       <w:r>
         <w:rPr>
@@ -6489,21 +6628,28 @@
         </w:rPr>
         <w:t xml:space="preserve">С. </w:t>
       </w:r>
-      <w:proofErr w:type="spellStart"/>
-      <w:r>
-        <w:rPr>
-          <w:rFonts w:cs="Times New Roman"/>
-          <w:szCs w:val="28"/>
-        </w:rPr>
-        <w:t>Аметова</w:t>
-      </w:r>
-      <w:proofErr w:type="spellEnd"/>
-      <w:r>
-        <w:rPr>
-          <w:rFonts w:cs="Times New Roman"/>
-          <w:szCs w:val="28"/>
-        </w:rPr>
-        <w:t xml:space="preserve"> и </w:t>
+      <w:r>
+        <w:rPr>
+          <w:rFonts w:cs="Times New Roman"/>
+          <w:szCs w:val="28"/>
+        </w:rPr>
+        <w:t xml:space="preserve">и </w:t>
+      </w:r>
+      <w:proofErr w:type="spellStart"/>
+      <w:r>
+        <w:rPr>
+          <w:rFonts w:cs="Times New Roman"/>
+          <w:szCs w:val="28"/>
+        </w:rPr>
+        <w:t>Линдтром</w:t>
+      </w:r>
+      <w:proofErr w:type="spellEnd"/>
+      <w:r>
+        <w:rPr>
+          <w:rFonts w:cs="Times New Roman"/>
+          <w:szCs w:val="28"/>
+        </w:rPr>
+        <w:t xml:space="preserve"> </w:t>
       </w:r>
       <w:r>
         <w:rPr>
@@ -6512,21 +6658,12 @@
         </w:rPr>
         <w:t xml:space="preserve">Т. </w:t>
       </w:r>
-      <w:proofErr w:type="spellStart"/>
-      <w:r>
-        <w:rPr>
-          <w:rFonts w:cs="Times New Roman"/>
-          <w:szCs w:val="28"/>
-        </w:rPr>
-        <w:t>Линдтром</w:t>
-      </w:r>
-      <w:proofErr w:type="spellEnd"/>
-      <w:r>
-        <w:rPr>
-          <w:rFonts w:cs="Times New Roman"/>
-          <w:szCs w:val="28"/>
-        </w:rPr>
-        <w:t xml:space="preserve"> показали, что Flutter имеет повышенное потребление CPU и памяти по сравнению с нативными приложениями на обеих мобильных платформах при рендеринге анимаций </w:t>
+      <w:r>
+        <w:rPr>
+          <w:rFonts w:cs="Times New Roman"/>
+          <w:szCs w:val="28"/>
+        </w:rPr>
+        <w:t xml:space="preserve">показали, что Flutter имеет повышенное потребление CPU и памяти по сравнению с нативными приложениями на обеих мобильных платформах при рендеринге анимаций </w:t>
       </w:r>
       <w:r>
         <w:rPr>
@@ -6994,6 +7131,46 @@
         </w:rPr>
         <w:t xml:space="preserve"> </w:t>
       </w:r>
+      <w:proofErr w:type="spellStart"/>
+      <w:r>
+        <w:rPr>
+          <w:rFonts w:cs="Times New Roman"/>
+          <w:szCs w:val="28"/>
+        </w:rPr>
+        <w:t>Андерссоном</w:t>
+      </w:r>
+      <w:proofErr w:type="spellEnd"/>
+      <w:r>
+        <w:rPr>
+          <w:rFonts w:cs="Times New Roman"/>
+          <w:szCs w:val="28"/>
+          <w:lang w:val="en-US"/>
+        </w:rPr>
+        <w:t xml:space="preserve"> </w:t>
+      </w:r>
+      <w:r>
+        <w:rPr>
+          <w:rFonts w:cs="Times New Roman"/>
+          <w:szCs w:val="28"/>
+        </w:rPr>
+        <w:t>Х</w:t>
+      </w:r>
+      <w:r>
+        <w:rPr>
+          <w:rFonts w:cs="Times New Roman"/>
+          <w:szCs w:val="28"/>
+          <w:lang w:val="en-US"/>
+        </w:rPr>
+        <w:t>.</w:t>
+      </w:r>
+      <w:r>
+        <w:rPr>
+          <w:rFonts w:cs="Times New Roman"/>
+          <w:szCs w:val="28"/>
+          <w:lang w:val="en-US"/>
+        </w:rPr>
+        <w:t xml:space="preserve"> </w:t>
+      </w:r>
       <w:r>
         <w:rPr>
           <w:rFonts w:cs="Times New Roman"/>
@@ -7029,7 +7206,6 @@
           <w:rFonts w:cs="Times New Roman"/>
           <w:szCs w:val="28"/>
         </w:rPr>
-        <w:lastRenderedPageBreak/>
         <w:t>с</w:t>
       </w:r>
       <w:r>
@@ -7335,21 +7511,28 @@
           <w:rFonts w:cs="Times New Roman"/>
           <w:szCs w:val="28"/>
         </w:rPr>
-        <w:t xml:space="preserve">: </w:t>
-      </w:r>
-      <w:r>
-        <w:rPr>
-          <w:rFonts w:cs="Times New Roman"/>
-          <w:szCs w:val="28"/>
-        </w:rPr>
-        <w:t>они</w:t>
-      </w:r>
-      <w:r>
-        <w:rPr>
-          <w:rFonts w:cs="Times New Roman"/>
-          <w:szCs w:val="28"/>
-        </w:rPr>
-        <w:t xml:space="preserve"> </w:t>
+        <w:t>. О</w:t>
+      </w:r>
+      <w:r>
+        <w:rPr>
+          <w:rFonts w:cs="Times New Roman"/>
+          <w:szCs w:val="28"/>
+        </w:rPr>
+        <w:t>ни</w:t>
+      </w:r>
+      <w:r>
+        <w:rPr>
+          <w:rFonts w:cs="Times New Roman"/>
+          <w:szCs w:val="28"/>
+        </w:rPr>
+        <w:t xml:space="preserve"> </w:t>
+      </w:r>
+      <w:r>
+        <w:rPr>
+          <w:rFonts w:cs="Times New Roman"/>
+          <w:szCs w:val="28"/>
+        </w:rPr>
+        <w:t xml:space="preserve">также </w:t>
       </w:r>
       <w:r>
         <w:rPr>
@@ -7509,6 +7692,7 @@
           <w:bCs/>
           <w:szCs w:val="28"/>
         </w:rPr>
+        <w:lastRenderedPageBreak/>
         <w:t>.</w:t>
       </w:r>
       <w:r>
@@ -8024,7 +8208,7 @@
           <w:rFonts w:cs="Times New Roman"/>
           <w:szCs w:val="28"/>
         </w:rPr>
-        <w:t>Ключевым ограничением .NET MAUI является отсутствие официальной поддержки Web и Linux. В целом, .NET MAUI ориентирован преимущественно на предприятия с существующей .NET-инфраструктурой и менее применим для проектов, требующих полноценной веб-поддержки.</w:t>
+        <w:t>Ключевым ограничением MAUI является отсутствие официальной поддержки Web и Linux. В целом, MAUI ориентирован преимущественно на предприятия с существующей .NET-инфраструктурой и менее применим для проектов, требующих полноценной веб-поддержки.</w:t>
       </w:r>
     </w:p>
     <w:p>
@@ -8056,15 +8240,29 @@
           <w:rFonts w:cs="Times New Roman"/>
           <w:szCs w:val="28"/>
         </w:rPr>
-        <w:t xml:space="preserve"> фреймворк, разработанный в 2013 году и развиваемый компанией Ionic. Представляет архитектурный подход, принципиально отличающийся от рассмотренных выше фреймворков: вместо компиляции в нативный код или использования собственного графического движка Ionic исполняет веб-приложение внутри компонента WebView, встроенного в нативную оболочку </w:t>
-      </w:r>
-      <w:r>
-        <w:rPr>
-          <w:rFonts w:cs="Times New Roman"/>
-          <w:szCs w:val="28"/>
-          <w:highlight w:val="lightGray"/>
-        </w:rPr>
-        <w:t xml:space="preserve">[Ionic Framework --- The Cross-Platform </w:t>
+        <w:t xml:space="preserve"> фреймворк, разработанный в 2013 году и развиваемый компанией Ionic. Представляет архитектурный подход, принципиально отличающийся от рассмотренных выше фреймворков</w:t>
+      </w:r>
+      <w:r>
+        <w:rPr>
+          <w:rFonts w:cs="Times New Roman"/>
+          <w:szCs w:val="28"/>
+        </w:rPr>
+        <w:t>. В</w:t>
+      </w:r>
+      <w:r>
+        <w:rPr>
+          <w:rFonts w:cs="Times New Roman"/>
+          <w:szCs w:val="28"/>
+        </w:rPr>
+        <w:t xml:space="preserve">место компиляции в нативный код или использования собственного графического движка Ionic исполняет веб-приложение внутри компонента WebView, встроенного в нативную оболочку </w:t>
+      </w:r>
+      <w:r>
+        <w:rPr>
+          <w:rFonts w:cs="Times New Roman"/>
+          <w:szCs w:val="28"/>
+          <w:highlight w:val="lightGray"/>
+        </w:rPr>
+        <w:t xml:space="preserve">[Ionic Framework - The Cross-Platform </w:t>
       </w:r>
       <w:proofErr w:type="spellStart"/>
       <w:r>
@@ -8116,7 +8314,14 @@
           <w:rFonts w:cs="Times New Roman"/>
           <w:szCs w:val="28"/>
         </w:rPr>
-        <w:t xml:space="preserve">Интерфейс строится на стандартных веб-технологиях HTML, CSS и JavaScript с использованием любого из популярных фреймворков: </w:t>
+        <w:t>Интерфейс строится на стандартных веб-технологиях HTML, CSS и JavaScript с использованием любого из популярных фреймворков</w:t>
+      </w:r>
+      <w:r>
+        <w:rPr>
+          <w:rFonts w:cs="Times New Roman"/>
+          <w:szCs w:val="28"/>
+        </w:rPr>
+        <w:t xml:space="preserve">, к примеру, </w:t>
       </w:r>
       <w:proofErr w:type="spellStart"/>
       <w:r>
@@ -8148,15 +8353,7 @@
           <w:rFonts w:cs="Times New Roman"/>
           <w:szCs w:val="28"/>
         </w:rPr>
-        <w:t xml:space="preserve">. Для доступа к нативным API устройств используется среда </w:t>
-      </w:r>
-      <w:r>
-        <w:rPr>
-          <w:rFonts w:cs="Times New Roman"/>
-          <w:szCs w:val="28"/>
-        </w:rPr>
-        <w:lastRenderedPageBreak/>
-        <w:t xml:space="preserve">выполнения </w:t>
+        <w:t xml:space="preserve">. Для доступа к нативным API устройств используется среда выполнения </w:t>
       </w:r>
       <w:proofErr w:type="spellStart"/>
       <w:r>
@@ -8230,7 +8427,21 @@
           <w:rFonts w:cs="Times New Roman"/>
           <w:szCs w:val="28"/>
         </w:rPr>
-        <w:t xml:space="preserve">-уведомлений и других возможностей операционной системы </w:t>
+        <w:t>-уведомлений и других возможностей операционной системы</w:t>
+      </w:r>
+      <w:r>
+        <w:rPr>
+          <w:rFonts w:cs="Times New Roman"/>
+          <w:szCs w:val="28"/>
+        </w:rPr>
+        <w:t>.</w:t>
+      </w:r>
+      <w:r>
+        <w:rPr>
+          <w:rFonts w:cs="Times New Roman"/>
+          <w:szCs w:val="28"/>
+        </w:rPr>
+        <w:t xml:space="preserve"> </w:t>
       </w:r>
       <w:r>
         <w:rPr>
@@ -8274,7 +8485,7 @@
           <w:szCs w:val="28"/>
           <w:highlight w:val="lightGray"/>
         </w:rPr>
-        <w:t xml:space="preserve"> Ionic --- Cross-</w:t>
+        <w:t xml:space="preserve"> Ionic - Cross-</w:t>
       </w:r>
       <w:proofErr w:type="spellStart"/>
       <w:r>
@@ -8380,6 +8591,7 @@
           <w:rFonts w:cs="Times New Roman"/>
           <w:szCs w:val="28"/>
         </w:rPr>
+        <w:lastRenderedPageBreak/>
         <w:t>В контексте поддерживаемых платформ Ionic охватывает Android, iOS и Web. Веб-версия является нативной средой для фреймворка, поскольку приложение изначально строится как веб-приложение. Десктопная поддержка возможна через Electron, однако данное решение не является частью экосистемы Ionic и требует дополнительной настройки.</w:t>
       </w:r>
     </w:p>
@@ -8450,7 +8662,7 @@
           <w:lang w:val="en-US"/>
         </w:rPr>
       </w:pPr>
-      <w:bookmarkStart w:id="7" w:name="_Toc222750101"/>
+      <w:bookmarkStart w:id="7" w:name="_Toc222827032"/>
       <w:r>
         <w:rPr>
           <w:lang w:val="en-US"/>
@@ -8696,37 +8908,21 @@
           <w:rFonts w:cs="Times New Roman"/>
           <w:szCs w:val="28"/>
         </w:rPr>
-        <w:t xml:space="preserve">Архитектурно </w:t>
-      </w:r>
-      <w:r>
-        <w:rPr>
-          <w:rFonts w:cs="Times New Roman"/>
-          <w:szCs w:val="28"/>
-          <w:lang w:val="en-US"/>
-        </w:rPr>
-        <w:t>Kotlin</w:t>
-      </w:r>
-      <w:r>
-        <w:rPr>
-          <w:rFonts w:cs="Times New Roman"/>
-          <w:szCs w:val="28"/>
-        </w:rPr>
-        <w:t xml:space="preserve"> </w:t>
-      </w:r>
-      <w:r>
-        <w:rPr>
-          <w:rFonts w:cs="Times New Roman"/>
-          <w:szCs w:val="28"/>
-          <w:lang w:val="en-US"/>
-        </w:rPr>
-        <w:t>Multiplatform</w:t>
-      </w:r>
-      <w:r>
-        <w:rPr>
-          <w:rFonts w:cs="Times New Roman"/>
-          <w:szCs w:val="28"/>
-        </w:rPr>
-        <w:t xml:space="preserve"> основан на механизме </w:t>
+        <w:t>Архитектурно Kotlin Multiplatform основан на модели совместного использования бизнес-логики между платформами за счёт выделения общего модуля и изоляции платформенно-специфичных реализаций</w:t>
+      </w:r>
+      <w:r>
+        <w:rPr>
+          <w:rFonts w:cs="Times New Roman"/>
+          <w:szCs w:val="28"/>
+        </w:rPr>
+        <w:t xml:space="preserve">. </w:t>
+      </w:r>
+      <w:r>
+        <w:rPr>
+          <w:rFonts w:cs="Times New Roman"/>
+          <w:szCs w:val="28"/>
+        </w:rPr>
+        <w:t xml:space="preserve">Одним из ключевых механизмов Kotlin Multiplatform является </w:t>
       </w:r>
       <w:proofErr w:type="spellStart"/>
       <w:r>
@@ -8758,45 +8954,100 @@
           <w:rFonts w:cs="Times New Roman"/>
           <w:szCs w:val="28"/>
         </w:rPr>
-        <w:t xml:space="preserve">-деклараций: общий код определяет ожидаемые интерфейсы, а платформенные модули предоставляют конкретные реализации </w:t>
-      </w:r>
-      <w:r>
-        <w:rPr>
-          <w:rFonts w:cs="Times New Roman"/>
-          <w:szCs w:val="28"/>
-          <w:highlight w:val="lightGray"/>
-        </w:rPr>
-        <w:t xml:space="preserve">[Анализ перспектив Kotlin </w:t>
-      </w:r>
-      <w:r>
-        <w:rPr>
-          <w:rFonts w:cs="Times New Roman"/>
-          <w:szCs w:val="28"/>
-          <w:highlight w:val="lightGray"/>
+        <w:t>-декларация, позволяющая объявлять ожидаемые интерфейсы в общем модуле и предоставлять их конкретные реализации в платформенных модулях</w:t>
+      </w:r>
+      <w:r>
+        <w:rPr>
+          <w:rFonts w:cs="Times New Roman"/>
+          <w:szCs w:val="28"/>
+        </w:rPr>
+        <w:t xml:space="preserve">. </w:t>
+      </w:r>
+      <w:r>
+        <w:rPr>
+          <w:rFonts w:cs="Times New Roman"/>
+          <w:szCs w:val="28"/>
+          <w:highlight w:val="lightGray"/>
+        </w:rPr>
+        <w:t>[Анализ перспектив Kotlin Multiplatform для кроссплатформенной мобильной разработки // Математическое и программное обеспечение вычислительных систем, комплексов и компьютерных сетей. – 2024. – С. 709–712.]</w:t>
+      </w:r>
+      <w:r>
+        <w:rPr>
+          <w:rFonts w:cs="Times New Roman"/>
+          <w:szCs w:val="28"/>
+        </w:rPr>
+        <w:t xml:space="preserve"> Код на </w:t>
+      </w:r>
+      <w:r>
+        <w:rPr>
+          <w:rFonts w:cs="Times New Roman"/>
+          <w:szCs w:val="28"/>
+        </w:rPr>
+        <w:t xml:space="preserve">Kotlin </w:t>
+      </w:r>
+      <w:r>
+        <w:rPr>
+          <w:rFonts w:cs="Times New Roman"/>
+          <w:szCs w:val="28"/>
         </w:rPr>
         <w:lastRenderedPageBreak/>
-        <w:t>Multiplatform для кроссплатформенной мобильной разработки // Математическое и программное обеспечение вычислительных систем, комплексов и компьютерных сетей. – 2024. – С. 709–712.].</w:t>
-      </w:r>
-      <w:r>
-        <w:rPr>
-          <w:rFonts w:cs="Times New Roman"/>
-          <w:szCs w:val="28"/>
-        </w:rPr>
-        <w:t xml:space="preserve"> </w:t>
-      </w:r>
-      <w:r>
-        <w:rPr>
-          <w:rFonts w:cs="Times New Roman"/>
-          <w:szCs w:val="28"/>
-        </w:rPr>
-        <w:t xml:space="preserve"> Код на </w:t>
-      </w:r>
-      <w:r>
-        <w:rPr>
-          <w:rFonts w:cs="Times New Roman"/>
-          <w:szCs w:val="28"/>
-        </w:rPr>
-        <w:t xml:space="preserve">Kotlin компилируется в байт-код JVM для Android и Desktop, в нативный код через Kotlin/Native для iOS и macOS, а для Web предусмотрены два </w:t>
+        <w:t>компилируется в байт-код JVM для Android и Desktop</w:t>
+      </w:r>
+      <w:r>
+        <w:rPr>
+          <w:rFonts w:cs="Times New Roman"/>
+          <w:szCs w:val="28"/>
+        </w:rPr>
+        <w:t>. Д</w:t>
+      </w:r>
+      <w:r>
+        <w:rPr>
+          <w:rFonts w:cs="Times New Roman"/>
+          <w:szCs w:val="28"/>
+        </w:rPr>
+        <w:t>ля iOS и macOS</w:t>
+      </w:r>
+      <w:r>
+        <w:rPr>
+          <w:rFonts w:cs="Times New Roman"/>
+          <w:szCs w:val="28"/>
+        </w:rPr>
+        <w:t xml:space="preserve"> </w:t>
+      </w:r>
+      <w:r>
+        <w:rPr>
+          <w:rFonts w:cs="Times New Roman"/>
+          <w:szCs w:val="28"/>
+        </w:rPr>
+        <w:t xml:space="preserve">код </w:t>
+      </w:r>
+      <w:r>
+        <w:rPr>
+          <w:rFonts w:cs="Times New Roman"/>
+          <w:szCs w:val="28"/>
+        </w:rPr>
+        <w:t xml:space="preserve">компилируется </w:t>
+      </w:r>
+      <w:r>
+        <w:rPr>
+          <w:rFonts w:cs="Times New Roman"/>
+          <w:szCs w:val="28"/>
+        </w:rPr>
+        <w:t>в нативный через Kotlin/Native</w:t>
+      </w:r>
+      <w:r>
+        <w:rPr>
+          <w:rFonts w:cs="Times New Roman"/>
+          <w:szCs w:val="28"/>
+        </w:rPr>
+        <w:t>. Д</w:t>
+      </w:r>
+      <w:r>
+        <w:rPr>
+          <w:rFonts w:cs="Times New Roman"/>
+          <w:szCs w:val="28"/>
+        </w:rPr>
+        <w:t xml:space="preserve">ля Web предусмотрены два </w:t>
       </w:r>
       <w:r>
         <w:rPr>
@@ -8811,57 +9062,6 @@
           <w:szCs w:val="28"/>
         </w:rPr>
         <w:t xml:space="preserve"> компиляции: Kotlin/JS (транспиляция в JavaScript) и Kotlin/Wasm (компиляция в WebAssembly).</w:t>
-      </w:r>
-      <w:r>
-        <w:rPr>
-          <w:rFonts w:cs="Times New Roman"/>
-          <w:szCs w:val="28"/>
-        </w:rPr>
-        <w:t xml:space="preserve"> Можно использовать независимо</w:t>
-      </w:r>
-      <w:r>
-        <w:rPr>
-          <w:rFonts w:cs="Times New Roman"/>
-          <w:szCs w:val="28"/>
-        </w:rPr>
-        <w:t xml:space="preserve"> от </w:t>
-      </w:r>
-      <w:r>
-        <w:rPr>
-          <w:rFonts w:cs="Times New Roman"/>
-          <w:szCs w:val="28"/>
-          <w:lang w:val="en-US"/>
-        </w:rPr>
-        <w:t>Compose</w:t>
-      </w:r>
-      <w:r>
-        <w:rPr>
-          <w:rFonts w:cs="Times New Roman"/>
-          <w:szCs w:val="28"/>
-        </w:rPr>
-        <w:t xml:space="preserve"> </w:t>
-      </w:r>
-      <w:r>
-        <w:rPr>
-          <w:rFonts w:cs="Times New Roman"/>
-          <w:szCs w:val="28"/>
-          <w:lang w:val="en-US"/>
-        </w:rPr>
-        <w:t>Multiplatform</w:t>
-      </w:r>
-      <w:r>
-        <w:rPr>
-          <w:rFonts w:cs="Times New Roman"/>
-          <w:szCs w:val="28"/>
-        </w:rPr>
-        <w:t xml:space="preserve"> с целью </w:t>
-      </w:r>
-      <w:r>
-        <w:rPr>
-          <w:rFonts w:cs="Times New Roman"/>
-          <w:szCs w:val="28"/>
-        </w:rPr>
-        <w:t xml:space="preserve">разделять между платформами только бизнес-логику, при этом оставляя пользовательский интерфейс нативным. </w:t>
       </w:r>
     </w:p>
     <w:p>
@@ -8876,8 +9076,89 @@
         <w:rPr>
           <w:rFonts w:cs="Times New Roman"/>
           <w:szCs w:val="28"/>
-        </w:rPr>
-        <w:t>Compose Multiplatform является декларативным фреймворком пользовательского интерфейса, основанным на Jetpack Compose и предназначенным для разработки UI на нескольких платформах.</w:t>
+          <w:lang w:val="en-US"/>
+        </w:rPr>
+        <w:t>Kotlin</w:t>
+      </w:r>
+      <w:r>
+        <w:rPr>
+          <w:rFonts w:cs="Times New Roman"/>
+          <w:szCs w:val="28"/>
+        </w:rPr>
+        <w:t xml:space="preserve"> </w:t>
+      </w:r>
+      <w:r>
+        <w:rPr>
+          <w:rFonts w:cs="Times New Roman"/>
+          <w:szCs w:val="28"/>
+          <w:lang w:val="en-US"/>
+        </w:rPr>
+        <w:t>Multiplatform</w:t>
+      </w:r>
+      <w:r>
+        <w:rPr>
+          <w:rFonts w:cs="Times New Roman"/>
+          <w:szCs w:val="28"/>
+        </w:rPr>
+        <w:t xml:space="preserve"> </w:t>
+      </w:r>
+      <w:r>
+        <w:rPr>
+          <w:rFonts w:cs="Times New Roman"/>
+          <w:szCs w:val="28"/>
+        </w:rPr>
+        <w:t>м</w:t>
+      </w:r>
+      <w:r>
+        <w:rPr>
+          <w:rFonts w:cs="Times New Roman"/>
+          <w:szCs w:val="28"/>
+        </w:rPr>
+        <w:t>ожно использовать независимо</w:t>
+      </w:r>
+      <w:r>
+        <w:rPr>
+          <w:rFonts w:cs="Times New Roman"/>
+          <w:szCs w:val="28"/>
+        </w:rPr>
+        <w:t xml:space="preserve"> от </w:t>
+      </w:r>
+      <w:r>
+        <w:rPr>
+          <w:rFonts w:cs="Times New Roman"/>
+          <w:szCs w:val="28"/>
+          <w:lang w:val="en-US"/>
+        </w:rPr>
+        <w:t>Compose</w:t>
+      </w:r>
+      <w:r>
+        <w:rPr>
+          <w:rFonts w:cs="Times New Roman"/>
+          <w:szCs w:val="28"/>
+        </w:rPr>
+        <w:t xml:space="preserve"> </w:t>
+      </w:r>
+      <w:r>
+        <w:rPr>
+          <w:rFonts w:cs="Times New Roman"/>
+          <w:szCs w:val="28"/>
+          <w:lang w:val="en-US"/>
+        </w:rPr>
+        <w:t>Multiplatform</w:t>
+      </w:r>
+      <w:r>
+        <w:rPr>
+          <w:rFonts w:cs="Times New Roman"/>
+          <w:szCs w:val="28"/>
+        </w:rPr>
+        <w:t xml:space="preserve"> с целью </w:t>
+      </w:r>
+      <w:r>
+        <w:rPr>
+          <w:rFonts w:cs="Times New Roman"/>
+          <w:szCs w:val="28"/>
+        </w:rPr>
+        <w:t xml:space="preserve">разделять между платформами только бизнес-логику, при этом оставляя пользовательский интерфейс нативным. </w:t>
       </w:r>
     </w:p>
     <w:p>
@@ -8893,35 +9174,7 @@
           <w:rFonts w:cs="Times New Roman"/>
           <w:szCs w:val="28"/>
         </w:rPr>
-        <w:t>На платформе Android используется стандартный механизм рендеринга Jetpack Compose, интегрированный в операционную систему.</w:t>
-      </w:r>
-      <w:r>
-        <w:rPr>
-          <w:rFonts w:cs="Times New Roman"/>
-          <w:szCs w:val="28"/>
-        </w:rPr>
-        <w:t xml:space="preserve"> </w:t>
-      </w:r>
-      <w:r>
-        <w:rPr>
-          <w:rFonts w:cs="Times New Roman"/>
-          <w:szCs w:val="28"/>
-        </w:rPr>
-        <w:t>Для остальных платформ Compose Multiplatform применяет графическую библиотеку Skia, обеспечивающую кроссплатформенную отрисовку интерфейса.</w:t>
-      </w:r>
-      <w:r>
-        <w:rPr>
-          <w:rFonts w:cs="Times New Roman"/>
-          <w:szCs w:val="28"/>
-        </w:rPr>
-        <w:t xml:space="preserve"> </w:t>
-      </w:r>
-      <w:r>
-        <w:rPr>
-          <w:rFonts w:cs="Times New Roman"/>
-          <w:szCs w:val="28"/>
-        </w:rPr>
-        <w:t>Такой подход позволяет использовать единую модель построения интерфейса при сохранении сопоставимой производительности на различных целевых платформах.</w:t>
+        <w:t>Compose Multiplatform является декларативным фреймворком пользовательского интерфейса, основанным на Jetpack Compose и предназначенным для разработки UI на нескольких платформах.</w:t>
       </w:r>
     </w:p>
     <w:p>
@@ -8937,6 +9190,50 @@
           <w:rFonts w:cs="Times New Roman"/>
           <w:szCs w:val="28"/>
         </w:rPr>
+        <w:t>На платформе Android используется стандартный механизм рендеринга Jetpack Compose, интегрированный в операционную систему.</w:t>
+      </w:r>
+      <w:r>
+        <w:rPr>
+          <w:rFonts w:cs="Times New Roman"/>
+          <w:szCs w:val="28"/>
+        </w:rPr>
+        <w:t xml:space="preserve"> </w:t>
+      </w:r>
+      <w:r>
+        <w:rPr>
+          <w:rFonts w:cs="Times New Roman"/>
+          <w:szCs w:val="28"/>
+        </w:rPr>
+        <w:t>Для остальных платформ Compose Multiplatform применяет графическую библиотеку Skia, обеспечивающую кроссплатформенную отрисовку интерфейса.</w:t>
+      </w:r>
+      <w:r>
+        <w:rPr>
+          <w:rFonts w:cs="Times New Roman"/>
+          <w:szCs w:val="28"/>
+        </w:rPr>
+        <w:t xml:space="preserve"> </w:t>
+      </w:r>
+      <w:r>
+        <w:rPr>
+          <w:rFonts w:cs="Times New Roman"/>
+          <w:szCs w:val="28"/>
+        </w:rPr>
+        <w:t>Такой подход позволяет использовать единую модель построения интерфейса при сохранении сопоставимой производительности на различных целевых платформах.</w:t>
+      </w:r>
+    </w:p>
+    <w:p>
+      <w:pPr>
+        <w:ind w:firstLine="708"/>
+        <w:rPr>
+          <w:rFonts w:cs="Times New Roman"/>
+          <w:szCs w:val="28"/>
+        </w:rPr>
+      </w:pPr>
+      <w:r>
+        <w:rPr>
+          <w:rFonts w:cs="Times New Roman"/>
+          <w:szCs w:val="28"/>
+        </w:rPr>
         <w:t xml:space="preserve">В веб-среде Compose Multiplatform, </w:t>
       </w:r>
       <w:r>
@@ -8965,7 +9262,35 @@
           <w:rFonts w:cs="Times New Roman"/>
           <w:szCs w:val="28"/>
         </w:rPr>
-        <w:t xml:space="preserve"> Flutter: интерфейс рисуется через на HTML-элементе &lt;canvas&gt;. Это означает, что ограничения, характерные для canvas-рендеринг</w:t>
+        <w:t xml:space="preserve"> Flutter</w:t>
+      </w:r>
+      <w:r>
+        <w:rPr>
+          <w:rFonts w:cs="Times New Roman"/>
+          <w:szCs w:val="28"/>
+        </w:rPr>
+        <w:t>. И</w:t>
+      </w:r>
+      <w:r>
+        <w:rPr>
+          <w:rFonts w:cs="Times New Roman"/>
+          <w:szCs w:val="28"/>
+        </w:rPr>
+        <w:t xml:space="preserve">нтерфейс рисуется через на HTML-элементе </w:t>
+      </w:r>
+      <w:r>
+        <w:rPr>
+          <w:rFonts w:ascii="Courier New" w:hAnsi="Courier New" w:cs="Courier New"/>
+          <w:szCs w:val="28"/>
+        </w:rPr>
+        <w:t>&lt;canvas&gt;</w:t>
+      </w:r>
+      <w:r>
+        <w:rPr>
+          <w:rFonts w:cs="Times New Roman"/>
+          <w:szCs w:val="28"/>
+        </w:rPr>
+        <w:t>. Это означает, что ограничения, характерные для canvas-рендеринг</w:t>
       </w:r>
       <w:r>
         <w:rPr>
@@ -8979,21 +9304,35 @@
           <w:rFonts w:cs="Times New Roman"/>
           <w:szCs w:val="28"/>
         </w:rPr>
-        <w:t>, присущи обоим фреймворкам</w:t>
-      </w:r>
-      <w:r>
-        <w:rPr>
-          <w:rFonts w:cs="Times New Roman"/>
-          <w:szCs w:val="28"/>
-        </w:rPr>
-        <w:t>:</w:t>
-      </w:r>
-      <w:r>
-        <w:rPr>
-          <w:rFonts w:cs="Times New Roman"/>
-          <w:szCs w:val="28"/>
-        </w:rPr>
-        <w:t xml:space="preserve"> и Flutter, и Compose Multiplatform.</w:t>
+        <w:t xml:space="preserve">, присущи </w:t>
+      </w:r>
+      <w:r>
+        <w:rPr>
+          <w:rFonts w:cs="Times New Roman"/>
+          <w:szCs w:val="28"/>
+        </w:rPr>
+        <w:t>как</w:t>
+      </w:r>
+      <w:r>
+        <w:rPr>
+          <w:rFonts w:cs="Times New Roman"/>
+          <w:szCs w:val="28"/>
+        </w:rPr>
+        <w:t xml:space="preserve"> Flutter, </w:t>
+      </w:r>
+      <w:r>
+        <w:rPr>
+          <w:rFonts w:cs="Times New Roman"/>
+          <w:szCs w:val="28"/>
+        </w:rPr>
+        <w:t xml:space="preserve">так </w:t>
+      </w:r>
+      <w:r>
+        <w:rPr>
+          <w:rFonts w:cs="Times New Roman"/>
+          <w:szCs w:val="28"/>
+        </w:rPr>
+        <w:t>и Compose Multiplatform.</w:t>
       </w:r>
     </w:p>
     <w:p>
@@ -9029,7 +9368,21 @@
           <w:rFonts w:cs="Times New Roman"/>
           <w:szCs w:val="28"/>
         </w:rPr>
-        <w:t>Android — стабильная поддержка</w:t>
+        <w:t xml:space="preserve">Android </w:t>
+      </w:r>
+      <w:r>
+        <w:rPr>
+          <w:rFonts w:cs="Times New Roman"/>
+          <w:szCs w:val="28"/>
+        </w:rPr>
+        <w:t xml:space="preserve">- </w:t>
+      </w:r>
+      <w:r>
+        <w:rPr>
+          <w:rFonts w:cs="Times New Roman"/>
+          <w:szCs w:val="28"/>
+        </w:rPr>
+        <w:t>стабильная поддержка</w:t>
       </w:r>
       <w:r>
         <w:rPr>
@@ -9063,7 +9416,21 @@
           <w:rFonts w:cs="Times New Roman"/>
           <w:szCs w:val="28"/>
         </w:rPr>
-        <w:t>iOS — стабильная поддержка;</w:t>
+        <w:t xml:space="preserve">iOS </w:t>
+      </w:r>
+      <w:r>
+        <w:rPr>
+          <w:rFonts w:cs="Times New Roman"/>
+          <w:szCs w:val="28"/>
+        </w:rPr>
+        <w:t>-</w:t>
+      </w:r>
+      <w:r>
+        <w:rPr>
+          <w:rFonts w:cs="Times New Roman"/>
+          <w:szCs w:val="28"/>
+        </w:rPr>
+        <w:t xml:space="preserve"> стабильная поддержка;</w:t>
       </w:r>
     </w:p>
     <w:p>
@@ -9083,15 +9450,28 @@
           <w:rFonts w:cs="Times New Roman"/>
           <w:szCs w:val="28"/>
         </w:rPr>
-        <w:lastRenderedPageBreak/>
-        <w:t xml:space="preserve">Desktop (JVM) — стабильная поддержка, используется в продуктах </w:t>
-      </w:r>
-      <w:r>
-        <w:rPr>
-          <w:rFonts w:cs="Times New Roman"/>
-          <w:szCs w:val="28"/>
-        </w:rPr>
-        <w:t>JetBrains;</w:t>
+        <w:t xml:space="preserve">Desktop (JVM) </w:t>
+      </w:r>
+      <w:r>
+        <w:rPr>
+          <w:rFonts w:cs="Times New Roman"/>
+          <w:szCs w:val="28"/>
+        </w:rPr>
+        <w:t>-</w:t>
+      </w:r>
+      <w:r>
+        <w:rPr>
+          <w:rFonts w:cs="Times New Roman"/>
+          <w:szCs w:val="28"/>
+        </w:rPr>
+        <w:t xml:space="preserve"> стабильная поддержка</w:t>
+      </w:r>
+      <w:r>
+        <w:rPr>
+          <w:rFonts w:cs="Times New Roman"/>
+          <w:szCs w:val="28"/>
+        </w:rPr>
+        <w:t>;</w:t>
       </w:r>
     </w:p>
     <w:p>
@@ -9107,6 +9487,7 @@
           <w:rFonts w:cs="Times New Roman"/>
           <w:szCs w:val="28"/>
         </w:rPr>
+        <w:lastRenderedPageBreak/>
         <w:t xml:space="preserve">Для веб-платформы Compose Multiplatform предлагает два </w:t>
       </w:r>
       <w:r>
@@ -9141,7 +9522,14 @@
           <w:rFonts w:cs="Times New Roman"/>
           <w:szCs w:val="28"/>
         </w:rPr>
-        <w:t>Kotlin/JS —</w:t>
+        <w:t xml:space="preserve">Kotlin/JS </w:t>
+      </w:r>
+      <w:r>
+        <w:rPr>
+          <w:rFonts w:cs="Times New Roman"/>
+          <w:szCs w:val="28"/>
+        </w:rPr>
+        <w:t>-</w:t>
       </w:r>
       <w:r>
         <w:rPr>
@@ -9222,21 +9610,22 @@
         </w:rPr>
         <w:t xml:space="preserve">Kotlin/JS обеспечивает более широкую совместимость с браузерами (включая старые версии, не поддерживающие </w:t>
       </w:r>
-      <w:proofErr w:type="spellStart"/>
-      <w:r>
-        <w:rPr>
-          <w:rFonts w:cs="Times New Roman"/>
-          <w:szCs w:val="28"/>
-        </w:rPr>
-        <w:t>WasmGC</w:t>
-      </w:r>
-      <w:proofErr w:type="spellEnd"/>
+      <w:r>
+        <w:t>Wasm GC</w:t>
+      </w:r>
       <w:r>
         <w:rPr>
           <w:rFonts w:cs="Times New Roman"/>
           <w:szCs w:val="28"/>
         </w:rPr>
         <w:t>), несколько более быструю начальную загрузку, а также более зрелую интеграцию с JavaScript-экосистемой.</w:t>
+      </w:r>
+      <w:r>
+        <w:rPr>
+          <w:rFonts w:cs="Times New Roman"/>
+          <w:szCs w:val="28"/>
+        </w:rPr>
+        <w:br/>
       </w:r>
     </w:p>
     <w:p>
@@ -9264,7 +9653,21 @@
           <w:rFonts w:cs="Times New Roman"/>
           <w:szCs w:val="28"/>
         </w:rPr>
-        <w:t xml:space="preserve">/Wasm — </w:t>
+        <w:t xml:space="preserve">/Wasm </w:t>
+      </w:r>
+      <w:r>
+        <w:rPr>
+          <w:rFonts w:cs="Times New Roman"/>
+          <w:szCs w:val="28"/>
+        </w:rPr>
+        <w:t>-</w:t>
+      </w:r>
+      <w:r>
+        <w:rPr>
+          <w:rFonts w:cs="Times New Roman"/>
+          <w:szCs w:val="28"/>
+        </w:rPr>
+        <w:t xml:space="preserve"> </w:t>
       </w:r>
       <w:r>
         <w:rPr>
@@ -9321,30 +9724,30 @@
           <w:rFonts w:cs="Times New Roman"/>
           <w:szCs w:val="28"/>
         </w:rPr>
-        <w:t xml:space="preserve">Однако Kotlin/Wasm требует поддержки </w:t>
-      </w:r>
-      <w:r>
-        <w:rPr>
-          <w:rFonts w:cs="Times New Roman"/>
-          <w:szCs w:val="28"/>
-          <w:lang w:val="en-US"/>
-        </w:rPr>
-        <w:t>WebAssembly</w:t>
-      </w:r>
-      <w:r>
-        <w:rPr>
-          <w:rFonts w:cs="Times New Roman"/>
-          <w:szCs w:val="28"/>
-        </w:rPr>
-        <w:t xml:space="preserve"> в браузере, которая </w:t>
-      </w:r>
-      <w:r>
-        <w:rPr>
-          <w:rFonts w:cs="Times New Roman"/>
-          <w:szCs w:val="28"/>
-        </w:rPr>
-        <w:t xml:space="preserve">не всегда доступна, так как является относительно новой технологией </w:t>
-      </w:r>
+        <w:t>Однако</w:t>
+      </w:r>
+      <w:r>
+        <w:rPr>
+          <w:rFonts w:cs="Times New Roman"/>
+          <w:szCs w:val="28"/>
+        </w:rPr>
+        <w:t xml:space="preserve">, </w:t>
+      </w:r>
+      <w:r>
+        <w:rPr>
+          <w:rFonts w:cs="Times New Roman"/>
+          <w:szCs w:val="28"/>
+        </w:rPr>
+        <w:t>несмотря на широкую поддержку WebAssembly в современных браузерах, отдельные возможности (например, Wasm GC) могут быть недоступны в старых версиях, что ограничивает применимость решения</w:t>
+      </w:r>
+      <w:r>
+        <w:rPr>
+          <w:rFonts w:cs="Times New Roman"/>
+          <w:szCs w:val="28"/>
+        </w:rPr>
+        <w:t xml:space="preserve">. </w:t>
+      </w:r>
+      <w:proofErr w:type="gramStart"/>
       <w:r>
         <w:rPr>
           <w:rFonts w:cs="Times New Roman"/>
@@ -9353,6 +9756,7 @@
         </w:rPr>
         <w:t>[</w:t>
       </w:r>
+      <w:proofErr w:type="gramEnd"/>
       <w:r>
         <w:rPr>
           <w:rFonts w:cs="Times New Roman"/>
@@ -9699,7 +10103,21 @@
           <w:szCs w:val="28"/>
         </w:rPr>
         <w:lastRenderedPageBreak/>
-        <w:t>используется в обоих случаях — различается только среда выполнения кода приложения.</w:t>
+        <w:t>используется в обоих случаях</w:t>
+      </w:r>
+      <w:r>
+        <w:rPr>
+          <w:rFonts w:cs="Times New Roman"/>
+          <w:szCs w:val="28"/>
+        </w:rPr>
+        <w:t>,</w:t>
+      </w:r>
+      <w:r>
+        <w:rPr>
+          <w:rFonts w:cs="Times New Roman"/>
+          <w:szCs w:val="28"/>
+        </w:rPr>
+        <w:t xml:space="preserve"> различается только среда выполнения кода приложения.</w:t>
       </w:r>
     </w:p>
     <w:p>
@@ -9841,7 +10259,7 @@
           <w:rFonts w:cs="Times New Roman"/>
           <w:szCs w:val="28"/>
         </w:rPr>
-        <w:t xml:space="preserve">-рендеринга </w:t>
+        <w:t xml:space="preserve">-рендеринга, </w:t>
       </w:r>
       <w:r>
         <w:rPr>
@@ -9864,36 +10282,6 @@
           <w:szCs w:val="28"/>
           <w:lang w:val="en-US"/>
         </w:rPr>
-        <w:t>Multiplatform</w:t>
-      </w:r>
-      <w:r>
-        <w:rPr>
-          <w:rFonts w:cs="Times New Roman"/>
-          <w:szCs w:val="28"/>
-        </w:rPr>
-        <w:t xml:space="preserve">, </w:t>
-      </w:r>
-      <w:r>
-        <w:rPr>
-          <w:rFonts w:cs="Times New Roman"/>
-          <w:szCs w:val="28"/>
-          <w:lang w:val="en-US"/>
-        </w:rPr>
-        <w:t>Compose</w:t>
-      </w:r>
-      <w:r>
-        <w:rPr>
-          <w:rFonts w:cs="Times New Roman"/>
-          <w:szCs w:val="28"/>
-        </w:rPr>
-        <w:t xml:space="preserve"> </w:t>
-      </w:r>
-      <w:r>
-        <w:rPr>
-          <w:rFonts w:cs="Times New Roman"/>
-          <w:szCs w:val="28"/>
-          <w:lang w:val="en-US"/>
-        </w:rPr>
         <w:t>HTML</w:t>
       </w:r>
       <w:r>
@@ -10021,7 +10409,21 @@
           <w:rFonts w:cs="Times New Roman"/>
           <w:szCs w:val="28"/>
         </w:rPr>
-        <w:t xml:space="preserve"> и другими платформами </w:t>
+        <w:t xml:space="preserve"> и другими платформами</w:t>
+      </w:r>
+      <w:r>
+        <w:rPr>
+          <w:rFonts w:cs="Times New Roman"/>
+          <w:szCs w:val="28"/>
+        </w:rPr>
+        <w:t>.</w:t>
+      </w:r>
+      <w:r>
+        <w:rPr>
+          <w:rFonts w:cs="Times New Roman"/>
+          <w:szCs w:val="28"/>
+        </w:rPr>
+        <w:t xml:space="preserve"> </w:t>
       </w:r>
       <w:r>
         <w:rPr>
@@ -10521,6 +10923,22 @@
         </w:rPr>
         <w:t xml:space="preserve">Что касается производительности, исследование </w:t>
       </w:r>
+      <w:proofErr w:type="spellStart"/>
+      <w:r>
+        <w:rPr>
+          <w:rFonts w:cs="Times New Roman"/>
+          <w:szCs w:val="28"/>
+        </w:rPr>
+        <w:t>Видмарк</w:t>
+      </w:r>
+      <w:proofErr w:type="spellEnd"/>
+      <w:r>
+        <w:rPr>
+          <w:rFonts w:cs="Times New Roman"/>
+          <w:szCs w:val="28"/>
+        </w:rPr>
+        <w:t xml:space="preserve"> </w:t>
+      </w:r>
       <w:r>
         <w:rPr>
           <w:rFonts w:cs="Times New Roman"/>
@@ -10528,15 +10946,6 @@
         </w:rPr>
         <w:t xml:space="preserve">В. </w:t>
       </w:r>
-      <w:proofErr w:type="spellStart"/>
-      <w:r>
-        <w:rPr>
-          <w:rFonts w:cs="Times New Roman"/>
-          <w:szCs w:val="28"/>
-        </w:rPr>
-        <w:t>Видмарк</w:t>
-      </w:r>
-      <w:proofErr w:type="spellEnd"/>
       <w:r>
         <w:rPr>
           <w:rFonts w:cs="Times New Roman"/>
@@ -11040,7 +11449,14 @@
         <w:t xml:space="preserve"> </w:t>
       </w:r>
       <w:r>
-        <w:t>В</w:t>
+        <w:rPr>
+          <w:rFonts w:cs="Times New Roman"/>
+          <w:szCs w:val="28"/>
+        </w:rPr>
+        <w:t xml:space="preserve">Также для веб-платформы </w:t>
+      </w:r>
+      <w:r>
+        <w:t>в</w:t>
       </w:r>
       <w:r>
         <w:rPr>
@@ -11062,22 +11478,6 @@
           <w:szCs w:val="28"/>
         </w:rPr>
         <w:t xml:space="preserve"> Kotlin/JS по причине стабильности версии.</w:t>
-      </w:r>
-    </w:p>
-    <w:p>
-      <w:pPr>
-        <w:ind w:firstLine="708"/>
-        <w:rPr>
-          <w:rFonts w:cs="Times New Roman"/>
-          <w:szCs w:val="28"/>
-        </w:rPr>
-      </w:pPr>
-      <w:r>
-        <w:rPr>
-          <w:rFonts w:cs="Times New Roman"/>
-          <w:szCs w:val="28"/>
-        </w:rPr>
-        <w:t>Таким образом, Kotlin Multiplatform и Compose Multiplatform обеспечивают поддержку всех трёх требуемых платформ в рамках единой кодовой базы на языке Kotlin. Дополнительным преимуществом KMP является гибкость архитектуры: фреймворк допускает как полное разделение UI-кода между платформами, так и разделение только бизнес-логики с сохранением нативных интерфейсов.</w:t>
       </w:r>
     </w:p>
     <w:p>
@@ -11577,9 +11977,10 @@
             </w:pPr>
             <w:r>
               <w:rPr>
+                <w:rFonts w:cs="Times New Roman"/>
                 <w:sz w:val="24"/>
               </w:rPr>
-              <w:t>Стабильная</w:t>
+              <w:t>Нативная среда</w:t>
             </w:r>
           </w:p>
         </w:tc>
@@ -11750,7 +12151,6 @@
               <w:rPr>
                 <w:sz w:val="24"/>
               </w:rPr>
-              <w:lastRenderedPageBreak/>
               <w:t>Web</w:t>
             </w:r>
           </w:p>
@@ -11916,7 +12316,15 @@
                 <w:rFonts w:cs="Times New Roman"/>
                 <w:sz w:val="24"/>
               </w:rPr>
-              <w:t>macOS сторонний проект; Linux отсутствует</w:t>
+              <w:t xml:space="preserve">macOS сторонний проект; </w:t>
+            </w:r>
+            <w:r>
+              <w:rPr>
+                <w:rFonts w:cs="Times New Roman"/>
+                <w:sz w:val="24"/>
+              </w:rPr>
+              <w:lastRenderedPageBreak/>
+              <w:t>Linux отсутствует</w:t>
             </w:r>
           </w:p>
         </w:tc>
@@ -11937,6 +12345,7 @@
                 <w:rFonts w:cs="Times New Roman"/>
                 <w:sz w:val="24"/>
               </w:rPr>
+              <w:lastRenderedPageBreak/>
               <w:t>Стабильная</w:t>
             </w:r>
           </w:p>
@@ -12567,7 +12976,21 @@
                 <w:rFonts w:cs="Times New Roman"/>
                 <w:sz w:val="24"/>
               </w:rPr>
-              <w:t>Да: KMP допускает разделение только бизнес-логики при нативном UI на каждой платформе</w:t>
+              <w:t>Да</w:t>
+            </w:r>
+            <w:r>
+              <w:rPr>
+                <w:rFonts w:cs="Times New Roman"/>
+                <w:sz w:val="24"/>
+              </w:rPr>
+              <w:t xml:space="preserve">, является основной идеей </w:t>
+            </w:r>
+            <w:r>
+              <w:rPr>
+                <w:rFonts w:cs="Times New Roman"/>
+                <w:sz w:val="24"/>
+              </w:rPr>
+              <w:t>KMP</w:t>
             </w:r>
           </w:p>
         </w:tc>
@@ -12595,7 +13018,6 @@
           <w:rFonts w:cs="Times New Roman"/>
           <w:szCs w:val="28"/>
         </w:rPr>
-        <w:lastRenderedPageBreak/>
         <w:t>Проведённый анализ показывает, что каждый из рассмотренных фреймворков имеет специфические ограничения применительно к задаче одновременной поддержки Web, Android и Desktop.</w:t>
       </w:r>
     </w:p>
@@ -12736,6 +13158,7 @@
           <w:rFonts w:cs="Times New Roman"/>
           <w:szCs w:val="28"/>
         </w:rPr>
+        <w:lastRenderedPageBreak/>
         <w:t>Kotlin Multiplatform в сочетании с Compose Multiplatform поддержива</w:t>
       </w:r>
       <w:r>
@@ -12750,7 +13173,21 @@
           <w:rFonts w:cs="Times New Roman"/>
           <w:szCs w:val="28"/>
         </w:rPr>
-        <w:t>т все три целевые платформы в рамках единой кодовой базы на языке Kotlin и при этом обладает уникальной среди рассмотренных фреймворков гибкостью: возможностью разделять между платформами как бизнес-логику совместно с UI, так и только бизнес-логику при сохранении нативных интерфейсов.</w:t>
+        <w:t>т все три целевые платформы в рамках единой кодовой базы на языке Kotlin</w:t>
+      </w:r>
+      <w:r>
+        <w:rPr>
+          <w:rFonts w:cs="Times New Roman"/>
+          <w:szCs w:val="28"/>
+        </w:rPr>
+        <w:t xml:space="preserve">. </w:t>
+      </w:r>
+      <w:r>
+        <w:rPr>
+          <w:rFonts w:cs="Times New Roman"/>
+          <w:szCs w:val="28"/>
+        </w:rPr>
+        <w:t>Дополнительным преимуществом KMP является гибкость архитектуры. Фреймворк равносильно допускает как полное разделение UI-кода между платформами, так и разделение только бизнес-логики с сохранением нативных интерфейсов.</w:t>
       </w:r>
     </w:p>
     <w:p>
@@ -12761,16 +13198,25 @@
           <w:szCs w:val="28"/>
         </w:rPr>
       </w:pPr>
-      <w:r>
-        <w:rPr>
-          <w:rFonts w:cs="Times New Roman"/>
-          <w:szCs w:val="28"/>
-        </w:rPr>
-        <w:br w:type="page"/>
-      </w:r>
     </w:p>
     <w:p>
       <w:pPr>
+        <w:ind w:firstLine="708"/>
+        <w:rPr>
+          <w:rFonts w:cs="Times New Roman"/>
+          <w:szCs w:val="28"/>
+        </w:rPr>
+      </w:pPr>
+      <w:r>
+        <w:rPr>
+          <w:rFonts w:cs="Times New Roman"/>
+          <w:szCs w:val="28"/>
+        </w:rPr>
+        <w:br w:type="page"/>
+      </w:r>
+    </w:p>
+    <w:p>
+      <w:pPr>
         <w:pStyle w:val="Heading1"/>
         <w:rPr>
           <w:rFonts w:cs="Times New Roman"/>
@@ -12778,7 +13224,7 @@
           <w:szCs w:val="32"/>
         </w:rPr>
       </w:pPr>
-      <w:bookmarkStart w:id="8" w:name="_Toc222750102"/>
+      <w:bookmarkStart w:id="8" w:name="_Toc222827033"/>
       <w:r>
         <w:lastRenderedPageBreak/>
         <w:t>Глава 2.</w:t>
@@ -12804,7 +13250,7 @@
       <w:pPr>
         <w:pStyle w:val="Heading2"/>
       </w:pPr>
-      <w:bookmarkStart w:id="9" w:name="_Toc222750103"/>
+      <w:bookmarkStart w:id="9" w:name="_Toc222827034"/>
       <w:r>
         <w:t>2.1 Формирование функциональных требований</w:t>
       </w:r>
@@ -13074,7 +13520,7 @@
           <w:szCs w:val="28"/>
           <w:highlight w:val="lightGray"/>
         </w:rPr>
-        <w:t xml:space="preserve">[2. </w:t>
+        <w:t>[</w:t>
       </w:r>
       <w:proofErr w:type="spellStart"/>
       <w:r>
@@ -13092,15 +13538,336 @@
           <w:rFonts w:cs="Times New Roman"/>
           <w:szCs w:val="28"/>
           <w:highlight w:val="lightGray"/>
-          <w:lang w:val="en-US"/>
-        </w:rPr>
-        <w:t xml:space="preserve"> E. The Lean Startup: How Today's Entrepreneurs Use Continuous Innovation to Create Radically Successful Businesses. — Crown Business, 2011. — 336 p.].</w:t>
-      </w:r>
-      <w:r>
-        <w:rPr>
-          <w:rFonts w:cs="Times New Roman"/>
-          <w:szCs w:val="28"/>
-          <w:lang w:val="en-US"/>
+        </w:rPr>
+        <w:t xml:space="preserve"> </w:t>
+      </w:r>
+      <w:r>
+        <w:rPr>
+          <w:rFonts w:cs="Times New Roman"/>
+          <w:szCs w:val="28"/>
+          <w:highlight w:val="lightGray"/>
+          <w:lang w:val="en-US"/>
+        </w:rPr>
+        <w:t>E</w:t>
+      </w:r>
+      <w:r>
+        <w:rPr>
+          <w:rFonts w:cs="Times New Roman"/>
+          <w:szCs w:val="28"/>
+          <w:highlight w:val="lightGray"/>
+        </w:rPr>
+        <w:t xml:space="preserve">. </w:t>
+      </w:r>
+      <w:r>
+        <w:rPr>
+          <w:rFonts w:cs="Times New Roman"/>
+          <w:szCs w:val="28"/>
+          <w:highlight w:val="lightGray"/>
+          <w:lang w:val="en-US"/>
+        </w:rPr>
+        <w:t>The</w:t>
+      </w:r>
+      <w:r>
+        <w:rPr>
+          <w:rFonts w:cs="Times New Roman"/>
+          <w:szCs w:val="28"/>
+          <w:highlight w:val="lightGray"/>
+        </w:rPr>
+        <w:t xml:space="preserve"> </w:t>
+      </w:r>
+      <w:r>
+        <w:rPr>
+          <w:rFonts w:cs="Times New Roman"/>
+          <w:szCs w:val="28"/>
+          <w:highlight w:val="lightGray"/>
+          <w:lang w:val="en-US"/>
+        </w:rPr>
+        <w:t>Lean</w:t>
+      </w:r>
+      <w:r>
+        <w:rPr>
+          <w:rFonts w:cs="Times New Roman"/>
+          <w:szCs w:val="28"/>
+          <w:highlight w:val="lightGray"/>
+        </w:rPr>
+        <w:t xml:space="preserve"> </w:t>
+      </w:r>
+      <w:r>
+        <w:rPr>
+          <w:rFonts w:cs="Times New Roman"/>
+          <w:szCs w:val="28"/>
+          <w:highlight w:val="lightGray"/>
+          <w:lang w:val="en-US"/>
+        </w:rPr>
+        <w:t>Startup</w:t>
+      </w:r>
+      <w:r>
+        <w:rPr>
+          <w:rFonts w:cs="Times New Roman"/>
+          <w:szCs w:val="28"/>
+          <w:highlight w:val="lightGray"/>
+        </w:rPr>
+        <w:t xml:space="preserve">: </w:t>
+      </w:r>
+      <w:r>
+        <w:rPr>
+          <w:rFonts w:cs="Times New Roman"/>
+          <w:szCs w:val="28"/>
+          <w:highlight w:val="lightGray"/>
+          <w:lang w:val="en-US"/>
+        </w:rPr>
+        <w:t>How</w:t>
+      </w:r>
+      <w:r>
+        <w:rPr>
+          <w:rFonts w:cs="Times New Roman"/>
+          <w:szCs w:val="28"/>
+          <w:highlight w:val="lightGray"/>
+        </w:rPr>
+        <w:t xml:space="preserve"> </w:t>
+      </w:r>
+      <w:r>
+        <w:rPr>
+          <w:rFonts w:cs="Times New Roman"/>
+          <w:szCs w:val="28"/>
+          <w:highlight w:val="lightGray"/>
+          <w:lang w:val="en-US"/>
+        </w:rPr>
+        <w:t>Today</w:t>
+      </w:r>
+      <w:r>
+        <w:rPr>
+          <w:rFonts w:cs="Times New Roman"/>
+          <w:szCs w:val="28"/>
+          <w:highlight w:val="lightGray"/>
+        </w:rPr>
+        <w:t>'</w:t>
+      </w:r>
+      <w:r>
+        <w:rPr>
+          <w:rFonts w:cs="Times New Roman"/>
+          <w:szCs w:val="28"/>
+          <w:highlight w:val="lightGray"/>
+          <w:lang w:val="en-US"/>
+        </w:rPr>
+        <w:t>s</w:t>
+      </w:r>
+      <w:r>
+        <w:rPr>
+          <w:rFonts w:cs="Times New Roman"/>
+          <w:szCs w:val="28"/>
+          <w:highlight w:val="lightGray"/>
+        </w:rPr>
+        <w:t xml:space="preserve"> </w:t>
+      </w:r>
+      <w:r>
+        <w:rPr>
+          <w:rFonts w:cs="Times New Roman"/>
+          <w:szCs w:val="28"/>
+          <w:highlight w:val="lightGray"/>
+          <w:lang w:val="en-US"/>
+        </w:rPr>
+        <w:t>Entrepreneurs</w:t>
+      </w:r>
+      <w:r>
+        <w:rPr>
+          <w:rFonts w:cs="Times New Roman"/>
+          <w:szCs w:val="28"/>
+          <w:highlight w:val="lightGray"/>
+        </w:rPr>
+        <w:t xml:space="preserve"> </w:t>
+      </w:r>
+      <w:r>
+        <w:rPr>
+          <w:rFonts w:cs="Times New Roman"/>
+          <w:szCs w:val="28"/>
+          <w:highlight w:val="lightGray"/>
+          <w:lang w:val="en-US"/>
+        </w:rPr>
+        <w:t>Use</w:t>
+      </w:r>
+      <w:r>
+        <w:rPr>
+          <w:rFonts w:cs="Times New Roman"/>
+          <w:szCs w:val="28"/>
+          <w:highlight w:val="lightGray"/>
+        </w:rPr>
+        <w:t xml:space="preserve"> </w:t>
+      </w:r>
+      <w:r>
+        <w:rPr>
+          <w:rFonts w:cs="Times New Roman"/>
+          <w:szCs w:val="28"/>
+          <w:highlight w:val="lightGray"/>
+          <w:lang w:val="en-US"/>
+        </w:rPr>
+        <w:t>Continuous</w:t>
+      </w:r>
+      <w:r>
+        <w:rPr>
+          <w:rFonts w:cs="Times New Roman"/>
+          <w:szCs w:val="28"/>
+          <w:highlight w:val="lightGray"/>
+        </w:rPr>
+        <w:t xml:space="preserve"> </w:t>
+      </w:r>
+      <w:r>
+        <w:rPr>
+          <w:rFonts w:cs="Times New Roman"/>
+          <w:szCs w:val="28"/>
+          <w:highlight w:val="lightGray"/>
+          <w:lang w:val="en-US"/>
+        </w:rPr>
+        <w:t>Innovation</w:t>
+      </w:r>
+      <w:r>
+        <w:rPr>
+          <w:rFonts w:cs="Times New Roman"/>
+          <w:szCs w:val="28"/>
+          <w:highlight w:val="lightGray"/>
+        </w:rPr>
+        <w:t xml:space="preserve"> </w:t>
+      </w:r>
+      <w:r>
+        <w:rPr>
+          <w:rFonts w:cs="Times New Roman"/>
+          <w:szCs w:val="28"/>
+          <w:highlight w:val="lightGray"/>
+          <w:lang w:val="en-US"/>
+        </w:rPr>
+        <w:t>to</w:t>
+      </w:r>
+      <w:r>
+        <w:rPr>
+          <w:rFonts w:cs="Times New Roman"/>
+          <w:szCs w:val="28"/>
+          <w:highlight w:val="lightGray"/>
+        </w:rPr>
+        <w:t xml:space="preserve"> </w:t>
+      </w:r>
+      <w:r>
+        <w:rPr>
+          <w:rFonts w:cs="Times New Roman"/>
+          <w:szCs w:val="28"/>
+          <w:highlight w:val="lightGray"/>
+          <w:lang w:val="en-US"/>
+        </w:rPr>
+        <w:t>Create</w:t>
+      </w:r>
+      <w:r>
+        <w:rPr>
+          <w:rFonts w:cs="Times New Roman"/>
+          <w:szCs w:val="28"/>
+          <w:highlight w:val="lightGray"/>
+        </w:rPr>
+        <w:t xml:space="preserve"> </w:t>
+      </w:r>
+      <w:r>
+        <w:rPr>
+          <w:rFonts w:cs="Times New Roman"/>
+          <w:szCs w:val="28"/>
+          <w:highlight w:val="lightGray"/>
+          <w:lang w:val="en-US"/>
+        </w:rPr>
+        <w:t>Radically</w:t>
+      </w:r>
+      <w:r>
+        <w:rPr>
+          <w:rFonts w:cs="Times New Roman"/>
+          <w:szCs w:val="28"/>
+          <w:highlight w:val="lightGray"/>
+        </w:rPr>
+        <w:t xml:space="preserve"> </w:t>
+      </w:r>
+      <w:r>
+        <w:rPr>
+          <w:rFonts w:cs="Times New Roman"/>
+          <w:szCs w:val="28"/>
+          <w:highlight w:val="lightGray"/>
+          <w:lang w:val="en-US"/>
+        </w:rPr>
+        <w:t>Successful</w:t>
+      </w:r>
+      <w:r>
+        <w:rPr>
+          <w:rFonts w:cs="Times New Roman"/>
+          <w:szCs w:val="28"/>
+          <w:highlight w:val="lightGray"/>
+        </w:rPr>
+        <w:t xml:space="preserve"> </w:t>
+      </w:r>
+      <w:r>
+        <w:rPr>
+          <w:rFonts w:cs="Times New Roman"/>
+          <w:szCs w:val="28"/>
+          <w:highlight w:val="lightGray"/>
+          <w:lang w:val="en-US"/>
+        </w:rPr>
+        <w:t>Businesses</w:t>
+      </w:r>
+      <w:r>
+        <w:rPr>
+          <w:rFonts w:cs="Times New Roman"/>
+          <w:szCs w:val="28"/>
+          <w:highlight w:val="lightGray"/>
+        </w:rPr>
+        <w:t xml:space="preserve">. — </w:t>
+      </w:r>
+      <w:r>
+        <w:rPr>
+          <w:rFonts w:cs="Times New Roman"/>
+          <w:szCs w:val="28"/>
+          <w:highlight w:val="lightGray"/>
+          <w:lang w:val="en-US"/>
+        </w:rPr>
+        <w:t>Crown</w:t>
+      </w:r>
+      <w:r>
+        <w:rPr>
+          <w:rFonts w:cs="Times New Roman"/>
+          <w:szCs w:val="28"/>
+          <w:highlight w:val="lightGray"/>
+        </w:rPr>
+        <w:t xml:space="preserve"> </w:t>
+      </w:r>
+      <w:r>
+        <w:rPr>
+          <w:rFonts w:cs="Times New Roman"/>
+          <w:szCs w:val="28"/>
+          <w:highlight w:val="lightGray"/>
+          <w:lang w:val="en-US"/>
+        </w:rPr>
+        <w:t>Business</w:t>
+      </w:r>
+      <w:r>
+        <w:rPr>
+          <w:rFonts w:cs="Times New Roman"/>
+          <w:szCs w:val="28"/>
+          <w:highlight w:val="lightGray"/>
+        </w:rPr>
+        <w:t xml:space="preserve">, 2011. — 336 </w:t>
+      </w:r>
+      <w:r>
+        <w:rPr>
+          <w:rFonts w:cs="Times New Roman"/>
+          <w:szCs w:val="28"/>
+          <w:highlight w:val="lightGray"/>
+          <w:lang w:val="en-US"/>
+        </w:rPr>
+        <w:t>p</w:t>
+      </w:r>
+      <w:r>
+        <w:rPr>
+          <w:rFonts w:cs="Times New Roman"/>
+          <w:szCs w:val="28"/>
+          <w:highlight w:val="lightGray"/>
+        </w:rPr>
+        <w:t>.].</w:t>
+      </w:r>
+      <w:r>
+        <w:rPr>
+          <w:rFonts w:cs="Times New Roman"/>
+          <w:szCs w:val="28"/>
         </w:rPr>
         <w:t xml:space="preserve"> </w:t>
       </w:r>
@@ -13627,7 +14394,7 @@
       <w:pPr>
         <w:pStyle w:val="Heading2"/>
       </w:pPr>
-      <w:bookmarkStart w:id="10" w:name="_Toc222750104"/>
+      <w:bookmarkStart w:id="10" w:name="_Toc222827035"/>
       <w:r>
         <w:t xml:space="preserve">2.2 </w:t>
       </w:r>
@@ -14609,7 +15376,7 @@
       <w:pPr>
         <w:pStyle w:val="Heading2"/>
       </w:pPr>
-      <w:bookmarkStart w:id="11" w:name="_Toc222750105"/>
+      <w:bookmarkStart w:id="11" w:name="_Toc222827036"/>
       <w:r>
         <w:lastRenderedPageBreak/>
         <w:t xml:space="preserve">2.3 </w:t>
@@ -15060,14 +15827,27 @@
       <w:r>
         <w:t xml:space="preserve">Рисунок </w:t>
       </w:r>
-      <w:fldSimple w:instr=" SEQ Рисунок \* ARABIC ">
-        <w:r>
-          <w:rPr>
-            <w:noProof/>
-          </w:rPr>
-          <w:t>2</w:t>
-        </w:r>
-      </w:fldSimple>
+      <w:r>
+        <w:fldChar w:fldCharType="begin"/>
+      </w:r>
+      <w:r>
+        <w:instrText xml:space="preserve"> SEQ Рисунок \* ARABIC </w:instrText>
+      </w:r>
+      <w:r>
+        <w:fldChar w:fldCharType="separate"/>
+      </w:r>
+      <w:r>
+        <w:rPr>
+          <w:noProof/>
+        </w:rPr>
+        <w:t>2</w:t>
+      </w:r>
+      <w:r>
+        <w:rPr>
+          <w:noProof/>
+        </w:rPr>
+        <w:fldChar w:fldCharType="end"/>
+      </w:r>
       <w:r>
         <w:t xml:space="preserve"> - </w:t>
       </w:r>
@@ -15444,14 +16224,7 @@
           <w:rFonts w:cs="Times New Roman"/>
           <w:szCs w:val="28"/>
         </w:rPr>
-        <w:t>.</w:t>
-      </w:r>
-      <w:r>
-        <w:rPr>
-          <w:rFonts w:cs="Times New Roman"/>
-          <w:szCs w:val="28"/>
-        </w:rPr>
-        <w:t xml:space="preserve"> </w:t>
+        <w:t xml:space="preserve">. </w:t>
       </w:r>
     </w:p>
     <w:p>
@@ -16107,23 +16880,7 @@
           <w:szCs w:val="28"/>
           <w:lang w:val="en-US"/>
         </w:rPr>
-        <w:t xml:space="preserve"> </w:t>
-      </w:r>
-      <w:r>
-        <w:rPr>
-          <w:rFonts w:cs="Times New Roman"/>
-          <w:szCs w:val="28"/>
-          <w:lang w:val="en-US"/>
-        </w:rPr>
-        <w:t>-</w:t>
-      </w:r>
-      <w:r>
-        <w:rPr>
-          <w:rFonts w:cs="Times New Roman"/>
-          <w:szCs w:val="28"/>
-          <w:lang w:val="en-US"/>
-        </w:rPr>
-        <w:t xml:space="preserve"> </w:t>
+        <w:t xml:space="preserve"> - </w:t>
       </w:r>
       <w:r>
         <w:rPr>
@@ -16247,21 +17004,7 @@
           <w:rFonts w:cs="Times New Roman"/>
           <w:szCs w:val="28"/>
         </w:rPr>
-        <w:t xml:space="preserve"> </w:t>
-      </w:r>
-      <w:r>
-        <w:rPr>
-          <w:rFonts w:cs="Times New Roman"/>
-          <w:szCs w:val="28"/>
-        </w:rPr>
-        <w:t>-</w:t>
-      </w:r>
-      <w:r>
-        <w:rPr>
-          <w:rFonts w:cs="Times New Roman"/>
-          <w:szCs w:val="28"/>
-        </w:rPr>
-        <w:t xml:space="preserve"> </w:t>
+        <w:t xml:space="preserve"> - </w:t>
       </w:r>
       <w:r>
         <w:rPr>
@@ -16486,14 +17229,7 @@
           <w:rFonts w:cs="Times New Roman"/>
           <w:szCs w:val="28"/>
         </w:rPr>
-        <w:t xml:space="preserve"> код, общий для веб-платформ: Kotlin/JS и Kotlin/Wasm</w:t>
-      </w:r>
-      <w:r>
-        <w:rPr>
-          <w:rFonts w:cs="Times New Roman"/>
-          <w:szCs w:val="28"/>
-        </w:rPr>
-        <w:t>;</w:t>
+        <w:t xml:space="preserve"> код, общий для веб-платформ: Kotlin/JS и Kotlin/Wasm;</w:t>
       </w:r>
     </w:p>
     <w:p>
@@ -16601,14 +17337,7 @@
           <w:rFonts w:cs="Times New Roman"/>
           <w:szCs w:val="28"/>
         </w:rPr>
-        <w:t>)</w:t>
-      </w:r>
-      <w:r>
-        <w:rPr>
-          <w:rFonts w:cs="Times New Roman"/>
-          <w:szCs w:val="28"/>
-        </w:rPr>
-        <w:t>;</w:t>
+        <w:t>);</w:t>
       </w:r>
     </w:p>
     <w:p>
@@ -16943,14 +17672,27 @@
       <w:r>
         <w:t xml:space="preserve">Рисунок </w:t>
       </w:r>
-      <w:fldSimple w:instr=" SEQ Рисунок \* ARABIC ">
-        <w:r>
-          <w:rPr>
-            <w:noProof/>
-          </w:rPr>
-          <w:t>3</w:t>
-        </w:r>
-      </w:fldSimple>
+      <w:r>
+        <w:fldChar w:fldCharType="begin"/>
+      </w:r>
+      <w:r>
+        <w:instrText xml:space="preserve"> SEQ Рисунок \* ARABIC </w:instrText>
+      </w:r>
+      <w:r>
+        <w:fldChar w:fldCharType="separate"/>
+      </w:r>
+      <w:r>
+        <w:rPr>
+          <w:noProof/>
+        </w:rPr>
+        <w:t>3</w:t>
+      </w:r>
+      <w:r>
+        <w:rPr>
+          <w:noProof/>
+        </w:rPr>
+        <w:fldChar w:fldCharType="end"/>
+      </w:r>
       <w:r>
         <w:t xml:space="preserve"> - Иерархия </w:t>
       </w:r>
@@ -18074,14 +18816,27 @@
       <w:r>
         <w:t xml:space="preserve">Рисунок </w:t>
       </w:r>
-      <w:fldSimple w:instr=" SEQ Рисунок \* ARABIC ">
-        <w:r>
-          <w:rPr>
-            <w:noProof/>
-          </w:rPr>
-          <w:t>4</w:t>
-        </w:r>
-      </w:fldSimple>
+      <w:r>
+        <w:fldChar w:fldCharType="begin"/>
+      </w:r>
+      <w:r>
+        <w:instrText xml:space="preserve"> SEQ Рисунок \* ARABIC </w:instrText>
+      </w:r>
+      <w:r>
+        <w:fldChar w:fldCharType="separate"/>
+      </w:r>
+      <w:r>
+        <w:rPr>
+          <w:noProof/>
+        </w:rPr>
+        <w:t>4</w:t>
+      </w:r>
+      <w:r>
+        <w:rPr>
+          <w:noProof/>
+        </w:rPr>
+        <w:fldChar w:fldCharType="end"/>
+      </w:r>
       <w:r>
         <w:t xml:space="preserve"> - Архитектура приложения</w:t>
       </w:r>
@@ -18303,14 +19058,27 @@
       <w:r>
         <w:t xml:space="preserve">Рисунок </w:t>
       </w:r>
-      <w:fldSimple w:instr=" SEQ Рисунок \* ARABIC ">
-        <w:r>
-          <w:rPr>
-            <w:noProof/>
-          </w:rPr>
-          <w:t>5</w:t>
-        </w:r>
-      </w:fldSimple>
+      <w:r>
+        <w:fldChar w:fldCharType="begin"/>
+      </w:r>
+      <w:r>
+        <w:instrText xml:space="preserve"> SEQ Рисунок \* ARABIC </w:instrText>
+      </w:r>
+      <w:r>
+        <w:fldChar w:fldCharType="separate"/>
+      </w:r>
+      <w:r>
+        <w:rPr>
+          <w:noProof/>
+        </w:rPr>
+        <w:t>5</w:t>
+      </w:r>
+      <w:r>
+        <w:rPr>
+          <w:noProof/>
+        </w:rPr>
+        <w:fldChar w:fldCharType="end"/>
+      </w:r>
       <w:r>
         <w:t xml:space="preserve"> – Архитектура приложения для </w:t>
       </w:r>
@@ -18550,7 +19318,7 @@
       <w:pPr>
         <w:pStyle w:val="Heading2"/>
       </w:pPr>
-      <w:bookmarkStart w:id="12" w:name="_Toc222750106"/>
+      <w:bookmarkStart w:id="12" w:name="_Toc222827037"/>
       <w:r>
         <w:t xml:space="preserve">2.4 </w:t>
       </w:r>
@@ -19007,14 +19775,27 @@
       <w:r>
         <w:t xml:space="preserve">Рисунок </w:t>
       </w:r>
-      <w:fldSimple w:instr=" SEQ Рисунок \* ARABIC ">
-        <w:r>
-          <w:rPr>
-            <w:noProof/>
-          </w:rPr>
-          <w:t>6</w:t>
-        </w:r>
-      </w:fldSimple>
+      <w:r>
+        <w:fldChar w:fldCharType="begin"/>
+      </w:r>
+      <w:r>
+        <w:instrText xml:space="preserve"> SEQ Рисунок \* ARABIC </w:instrText>
+      </w:r>
+      <w:r>
+        <w:fldChar w:fldCharType="separate"/>
+      </w:r>
+      <w:r>
+        <w:rPr>
+          <w:noProof/>
+        </w:rPr>
+        <w:t>6</w:t>
+      </w:r>
+      <w:r>
+        <w:rPr>
+          <w:noProof/>
+        </w:rPr>
+        <w:fldChar w:fldCharType="end"/>
+      </w:r>
       <w:r>
         <w:t xml:space="preserve"> - Экран аутентификации: Android (слева) и </w:t>
       </w:r>
@@ -19181,14 +19962,30 @@
       <w:r>
         <w:t xml:space="preserve">Рисунок </w:t>
       </w:r>
-      <w:fldSimple w:instr=" SEQ Рисунок \* ARABIC ">
-        <w:r>
-          <w:rPr>
-            <w:noProof/>
-          </w:rPr>
-          <w:t>7</w:t>
-        </w:r>
-      </w:fldSimple>
+      <w:r>
+        <w:fldChar w:fldCharType="begin"/>
+      </w:r>
+      <w:r>
+        <w:instrText xml:space="preserve"> SEQ Р</w:instrText>
+      </w:r>
+      <w:r>
+        <w:instrText xml:space="preserve">исунок \* ARABIC </w:instrText>
+      </w:r>
+      <w:r>
+        <w:fldChar w:fldCharType="separate"/>
+      </w:r>
+      <w:r>
+        <w:rPr>
+          <w:noProof/>
+        </w:rPr>
+        <w:t>7</w:t>
+      </w:r>
+      <w:r>
+        <w:rPr>
+          <w:noProof/>
+        </w:rPr>
+        <w:fldChar w:fldCharType="end"/>
+      </w:r>
       <w:r>
         <w:t xml:space="preserve"> - </w:t>
       </w:r>
@@ -19386,14 +20183,27 @@
       <w:r>
         <w:t xml:space="preserve">Рисунок </w:t>
       </w:r>
-      <w:fldSimple w:instr=" SEQ Рисунок \* ARABIC ">
-        <w:r>
-          <w:rPr>
-            <w:noProof/>
-          </w:rPr>
-          <w:t>8</w:t>
-        </w:r>
-      </w:fldSimple>
+      <w:r>
+        <w:fldChar w:fldCharType="begin"/>
+      </w:r>
+      <w:r>
+        <w:instrText xml:space="preserve"> SEQ Рисунок \* ARABIC </w:instrText>
+      </w:r>
+      <w:r>
+        <w:fldChar w:fldCharType="separate"/>
+      </w:r>
+      <w:r>
+        <w:rPr>
+          <w:noProof/>
+        </w:rPr>
+        <w:t>8</w:t>
+      </w:r>
+      <w:r>
+        <w:rPr>
+          <w:noProof/>
+        </w:rPr>
+        <w:fldChar w:fldCharType="end"/>
+      </w:r>
       <w:r>
         <w:t xml:space="preserve"> - </w:t>
       </w:r>
@@ -19441,6 +20251,12 @@
         <w:lastRenderedPageBreak/>
         <w:t>анимированный индикатор: его размер и цвет изменяются в зависимости от положения слайдера, а текстовая метка под индикатором отражает категорию выбранного значения.</w:t>
       </w:r>
+      <w:r>
+        <w:t xml:space="preserve"> </w:t>
+      </w:r>
+      <w:r>
+        <w:t>Этот шаг является обязательным.</w:t>
+      </w:r>
     </w:p>
     <w:p>
       <w:pPr>
@@ -19448,7 +20264,13 @@
         <w:ind w:firstLine="708"/>
       </w:pPr>
       <w:r>
-        <w:t xml:space="preserve">На втором шаге предлагается уточнить преобладающую эмоцию из набора вариантов. Состав предложенных эмоций зависит от значения, выбранного на первом шаге: для диапазона «приятные» предлагаются такие варианты, как «Радость», «Спокойствие», «Благодарность» </w:t>
+        <w:t>На втором шаге предлагается уточнить преобладающую эмоцию из набора вариантов. Состав предложенных эмоций зависит от значения, выбранного на первом шаге</w:t>
+      </w:r>
+      <w:r>
+        <w:t xml:space="preserve">. Например, </w:t>
+      </w:r>
+      <w:r>
+        <w:t xml:space="preserve">для диапазона «приятные» предлагаются такие варианты, как «Радость», «Спокойствие», «Благодарность» </w:t>
       </w:r>
       <w:r>
         <w:t>и другие. Д</w:t>
@@ -19481,7 +20303,13 @@
         <w:ind w:firstLine="708"/>
       </w:pPr>
       <w:r>
-        <w:t>На третьем шаге пользователь отмечает один или несколько контекстных факторов, которые оказали наибольшее влияние на текущее состояние. Список факторов включает категории «Здоровье», «Работа», «Семья», «Друзья», «Погода» и другие. Этот шаг также является необязательным. Подтверждение блока настроения осуществляется нажатием на кнопку-галочку на третьем шаге, после чего заполненный блок прикрепляется к записи.</w:t>
+        <w:t>На третьем шаге пользователь отмечает один или несколько контекстных факторов, которые оказали наибольшее влияние на текущее состояние. Список факторов включает категории «Здоровье», «Работа», «Семья», «Друзья», «Погода» и другие.</w:t>
+      </w:r>
+      <w:r>
+        <w:t xml:space="preserve"> </w:t>
+      </w:r>
+      <w:r>
+        <w:t>Этот шаг также является необязательным.</w:t>
       </w:r>
     </w:p>
     <w:p>
@@ -19490,26 +20318,47 @@
         <w:ind w:firstLine="708"/>
       </w:pPr>
       <w:r>
-        <w:t xml:space="preserve">На мобильном устройстве блок настроения занимает весь экран, тогда как на десктопной платформе он располагается в нижней части экрана </w:t>
-      </w:r>
-      <w:r>
-        <w:lastRenderedPageBreak/>
-        <w:t>редактирования записи. Содержание и логика взаимодействия при этом идентичны.</w:t>
+        <w:t xml:space="preserve">Подтверждение </w:t>
+      </w:r>
+      <w:r>
+        <w:t xml:space="preserve">сохранения </w:t>
+      </w:r>
+      <w:r>
+        <w:t>блока настроения осуществляется нажатием на кнопку-галочку на третьем шаге, после чего заполненный блок прикрепляется к записи.</w:t>
+      </w:r>
+      <w:r>
+        <w:t xml:space="preserve"> </w:t>
       </w:r>
     </w:p>
     <w:p>
       <w:pPr>
         <w:keepNext/>
         <w:ind w:firstLine="708"/>
+      </w:pPr>
+      <w:r>
+        <w:t>На мобильном устройстве блок настроения занимает весь экран, тогда как на десктопной платформе он располагается в нижней части экрана редактирования записи. Содержание и логика взаимодействия при этом идентичны.</w:t>
+      </w:r>
+      <w:r>
+        <w:t xml:space="preserve"> </w:t>
+      </w:r>
+      <w:r>
         <w:rPr>
           <w:noProof/>
         </w:rPr>
-      </w:pPr>
+        <w:t>Три шага опроса настроения на мобильном устройстве</w:t>
+      </w:r>
       <w:r>
         <w:rPr>
           <w:noProof/>
         </w:rPr>
-        <w:t>Три шага опроса настроения на мобильном устройстве представлены на Рисунке 9</w:t>
+        <w:t xml:space="preserve"> </w:t>
+      </w:r>
+      <w:r>
+        <w:rPr>
+          <w:noProof/>
+        </w:rPr>
+        <w:lastRenderedPageBreak/>
+        <w:t>представлены на Рисунке 9</w:t>
       </w:r>
       <w:r>
         <w:rPr>
@@ -19558,9 +20407,9 @@
           <w:noProof/>
         </w:rPr>
         <w:drawing>
-          <wp:inline distT="0" distB="0" distL="0" distR="0" wp14:anchorId="0280DF6C" wp14:editId="3B899464">
-            <wp:extent cx="5229515" cy="3448050"/>
-            <wp:effectExtent l="0" t="0" r="9525" b="0"/>
+          <wp:inline distT="0" distB="0" distL="0" distR="0" wp14:anchorId="0280DF6C" wp14:editId="45638D6B">
+            <wp:extent cx="5934357" cy="3912782"/>
+            <wp:effectExtent l="0" t="0" r="0" b="0"/>
             <wp:docPr id="16" name="Picture 16"/>
             <wp:cNvGraphicFramePr>
               <a:graphicFrameLocks xmlns:a="http://schemas.openxmlformats.org/drawingml/2006/main" noChangeAspect="1"/>
@@ -19590,7 +20439,7 @@
                   <pic:spPr bwMode="auto">
                     <a:xfrm>
                       <a:off x="0" y="0"/>
-                      <a:ext cx="5297597" cy="3492939"/>
+                      <a:ext cx="5934357" cy="3912782"/>
                     </a:xfrm>
                     <a:prstGeom prst="rect">
                       <a:avLst/>
@@ -19614,11 +20463,21 @@
       <w:r>
         <w:t xml:space="preserve">Рисунок </w:t>
       </w:r>
-      <w:fldSimple w:instr=" SEQ Рисунок \* ARABIC ">
-        <w:r>
-          <w:t>9</w:t>
-        </w:r>
-      </w:fldSimple>
+      <w:r>
+        <w:fldChar w:fldCharType="begin"/>
+      </w:r>
+      <w:r>
+        <w:instrText xml:space="preserve"> SEQ Рисунок \* ARABIC </w:instrText>
+      </w:r>
+      <w:r>
+        <w:fldChar w:fldCharType="separate"/>
+      </w:r>
+      <w:r>
+        <w:t>9</w:t>
+      </w:r>
+      <w:r>
+        <w:fldChar w:fldCharType="end"/>
+      </w:r>
       <w:r>
         <w:t xml:space="preserve"> </w:t>
       </w:r>
@@ -19638,7 +20497,7 @@
           <w:noProof/>
         </w:rPr>
         <w:drawing>
-          <wp:inline distT="0" distB="0" distL="0" distR="0" wp14:anchorId="4C8287A1" wp14:editId="2CD8E5CF">
+          <wp:inline distT="0" distB="0" distL="0" distR="0" wp14:anchorId="4C8287A1" wp14:editId="39607963">
             <wp:extent cx="5925820" cy="1757680"/>
             <wp:effectExtent l="0" t="0" r="0" b="0"/>
             <wp:docPr id="17" name="Picture 17"/>
@@ -19694,11 +20553,21 @@
       <w:r>
         <w:t xml:space="preserve">Рисунок </w:t>
       </w:r>
-      <w:fldSimple w:instr=" SEQ Рисунок \* ARABIC ">
-        <w:r>
-          <w:t>10</w:t>
-        </w:r>
-      </w:fldSimple>
+      <w:r>
+        <w:fldChar w:fldCharType="begin"/>
+      </w:r>
+      <w:r>
+        <w:instrText xml:space="preserve"> SEQ Рисунок \* ARABIC </w:instrText>
+      </w:r>
+      <w:r>
+        <w:fldChar w:fldCharType="separate"/>
+      </w:r>
+      <w:r>
+        <w:t>10</w:t>
+      </w:r>
+      <w:r>
+        <w:fldChar w:fldCharType="end"/>
+      </w:r>
       <w:r>
         <w:t xml:space="preserve"> - Три шага опроса настроения на </w:t>
       </w:r>
@@ -19730,26 +20599,38 @@
         <w:rPr>
           <w:noProof/>
         </w:rPr>
-        <w:t xml:space="preserve">Все представленные экраны реализованы единым кодом в commonMain. Адаптация под различные платформы достигается средствами Compose </w:t>
+        <w:t xml:space="preserve">Все представленные экраны реализованы единым кодом в </w:t>
       </w:r>
       <w:r>
         <w:rPr>
           <w:noProof/>
         </w:rPr>
+        <w:t>общем модуле</w:t>
+      </w:r>
+      <w:r>
+        <w:rPr>
+          <w:noProof/>
+        </w:rPr>
+        <w:t xml:space="preserve">. </w:t>
+      </w:r>
+      <w:r>
+        <w:rPr>
+          <w:noProof/>
+        </w:rPr>
+        <w:t>Расположение и размер</w:t>
+      </w:r>
+      <w:r>
+        <w:rPr>
+          <w:noProof/>
+        </w:rPr>
+        <w:t xml:space="preserve"> элементов зависит от доступных размеров окна, что позволяет корректно отображать интерфейс как на мобильных экранах, так и в окнах произвольного размера на десктопных и веб-</w:t>
+      </w:r>
+      <w:r>
+        <w:rPr>
+          <w:noProof/>
+        </w:rPr>
         <w:lastRenderedPageBreak/>
-        <w:t>Multiplatform</w:t>
-      </w:r>
-      <w:r>
-        <w:rPr>
-          <w:noProof/>
-        </w:rPr>
-        <w:t>. К</w:t>
-      </w:r>
-      <w:r>
-        <w:rPr>
-          <w:noProof/>
-        </w:rPr>
-        <w:t>омпоновка элементов зависит от доступных размеров окна, что позволяет корректно отображать интерфейс как на мобильных экранах, так и в окнах произвольного размера на десктопных и веб-платформах. Конкретные различия сводятся к ширине и расположению формы аутентификации, области отображения карточек записей, а также к способу размещения блока настроения. Платформенно-специфичный код для отображения UI отсутствует</w:t>
+        <w:t>платформах. Платформенно-специфичный код для отображения UI отсутствует</w:t>
       </w:r>
       <w:r>
         <w:rPr>
@@ -19794,7 +20675,7 @@
       <w:pPr>
         <w:pStyle w:val="Heading1"/>
       </w:pPr>
-      <w:bookmarkStart w:id="13" w:name="_Toc222750107"/>
+      <w:bookmarkStart w:id="13" w:name="_Toc222827038"/>
       <w:r>
         <w:lastRenderedPageBreak/>
         <w:t>ЗАКЛЮЧЕНИЕ</w:t>
@@ -20167,7 +21048,7 @@
       <w:pPr>
         <w:pStyle w:val="Heading1"/>
       </w:pPr>
-      <w:bookmarkStart w:id="14" w:name="_Toc222750108"/>
+      <w:bookmarkStart w:id="14" w:name="_Toc222827039"/>
       <w:r>
         <w:lastRenderedPageBreak/>
         <w:t>СПИСОК</w:t>
@@ -24058,9 +24939,9 @@
     </w:lvl>
   </w:abstractNum>
   <w:abstractNum w:abstractNumId="18" w15:restartNumberingAfterBreak="0">
-    <w:nsid w:val="684322F4"/>
+    <w:nsid w:val="66936F4A"/>
     <w:multiLevelType w:val="multilevel"/>
-    <w:tmpl w:val="2A6E1F88"/>
+    <w:tmpl w:val="4D5A0A78"/>
     <w:lvl w:ilvl="0">
       <w:start w:val="1"/>
       <w:numFmt w:val="decimal"/>
@@ -24171,6 +25052,119 @@
     </w:lvl>
   </w:abstractNum>
   <w:abstractNum w:abstractNumId="19" w15:restartNumberingAfterBreak="0">
+    <w:nsid w:val="684322F4"/>
+    <w:multiLevelType w:val="multilevel"/>
+    <w:tmpl w:val="2A6E1F88"/>
+    <w:lvl w:ilvl="0">
+      <w:start w:val="1"/>
+      <w:numFmt w:val="decimal"/>
+      <w:lvlText w:val="%1"/>
+      <w:lvlJc w:val="left"/>
+      <w:pPr>
+        <w:ind w:left="375" w:hanging="375"/>
+      </w:pPr>
+      <w:rPr>
+        <w:rFonts w:hint="default"/>
+      </w:rPr>
+    </w:lvl>
+    <w:lvl w:ilvl="1">
+      <w:start w:val="1"/>
+      <w:numFmt w:val="decimal"/>
+      <w:lvlText w:val="%1.%2"/>
+      <w:lvlJc w:val="left"/>
+      <w:pPr>
+        <w:ind w:left="1084" w:hanging="375"/>
+      </w:pPr>
+      <w:rPr>
+        <w:rFonts w:hint="default"/>
+      </w:rPr>
+    </w:lvl>
+    <w:lvl w:ilvl="2">
+      <w:start w:val="1"/>
+      <w:numFmt w:val="decimal"/>
+      <w:lvlText w:val="%1.%2.%3"/>
+      <w:lvlJc w:val="left"/>
+      <w:pPr>
+        <w:ind w:left="2138" w:hanging="720"/>
+      </w:pPr>
+      <w:rPr>
+        <w:rFonts w:hint="default"/>
+      </w:rPr>
+    </w:lvl>
+    <w:lvl w:ilvl="3">
+      <w:start w:val="1"/>
+      <w:numFmt w:val="decimal"/>
+      <w:lvlText w:val="%1.%2.%3.%4"/>
+      <w:lvlJc w:val="left"/>
+      <w:pPr>
+        <w:ind w:left="3207" w:hanging="1080"/>
+      </w:pPr>
+      <w:rPr>
+        <w:rFonts w:hint="default"/>
+      </w:rPr>
+    </w:lvl>
+    <w:lvl w:ilvl="4">
+      <w:start w:val="1"/>
+      <w:numFmt w:val="decimal"/>
+      <w:lvlText w:val="%1.%2.%3.%4.%5"/>
+      <w:lvlJc w:val="left"/>
+      <w:pPr>
+        <w:ind w:left="3916" w:hanging="1080"/>
+      </w:pPr>
+      <w:rPr>
+        <w:rFonts w:hint="default"/>
+      </w:rPr>
+    </w:lvl>
+    <w:lvl w:ilvl="5">
+      <w:start w:val="1"/>
+      <w:numFmt w:val="decimal"/>
+      <w:lvlText w:val="%1.%2.%3.%4.%5.%6"/>
+      <w:lvlJc w:val="left"/>
+      <w:pPr>
+        <w:ind w:left="4985" w:hanging="1440"/>
+      </w:pPr>
+      <w:rPr>
+        <w:rFonts w:hint="default"/>
+      </w:rPr>
+    </w:lvl>
+    <w:lvl w:ilvl="6">
+      <w:start w:val="1"/>
+      <w:numFmt w:val="decimal"/>
+      <w:lvlText w:val="%1.%2.%3.%4.%5.%6.%7"/>
+      <w:lvlJc w:val="left"/>
+      <w:pPr>
+        <w:ind w:left="5694" w:hanging="1440"/>
+      </w:pPr>
+      <w:rPr>
+        <w:rFonts w:hint="default"/>
+      </w:rPr>
+    </w:lvl>
+    <w:lvl w:ilvl="7">
+      <w:start w:val="1"/>
+      <w:numFmt w:val="decimal"/>
+      <w:lvlText w:val="%1.%2.%3.%4.%5.%6.%7.%8"/>
+      <w:lvlJc w:val="left"/>
+      <w:pPr>
+        <w:ind w:left="6763" w:hanging="1800"/>
+      </w:pPr>
+      <w:rPr>
+        <w:rFonts w:hint="default"/>
+      </w:rPr>
+    </w:lvl>
+    <w:lvl w:ilvl="8">
+      <w:start w:val="1"/>
+      <w:numFmt w:val="decimal"/>
+      <w:lvlText w:val="%1.%2.%3.%4.%5.%6.%7.%8.%9"/>
+      <w:lvlJc w:val="left"/>
+      <w:pPr>
+        <w:ind w:left="7832" w:hanging="2160"/>
+      </w:pPr>
+      <w:rPr>
+        <w:rFonts w:hint="default"/>
+      </w:rPr>
+    </w:lvl>
+  </w:abstractNum>
+  <w:abstractNum w:abstractNumId="20" w15:restartNumberingAfterBreak="0">
     <w:nsid w:val="685431D6"/>
     <w:multiLevelType w:val="hybridMultilevel"/>
     <w:tmpl w:val="3034CA1A"/>
@@ -24256,7 +25250,7 @@
       </w:pPr>
     </w:lvl>
   </w:abstractNum>
-  <w:abstractNum w:abstractNumId="20" w15:restartNumberingAfterBreak="0">
+  <w:abstractNum w:abstractNumId="21" w15:restartNumberingAfterBreak="0">
     <w:nsid w:val="69122E25"/>
     <w:multiLevelType w:val="hybridMultilevel"/>
     <w:tmpl w:val="060C5ED8"/>
@@ -24369,7 +25363,7 @@
       </w:rPr>
     </w:lvl>
   </w:abstractNum>
-  <w:abstractNum w:abstractNumId="21" w15:restartNumberingAfterBreak="0">
+  <w:abstractNum w:abstractNumId="22" w15:restartNumberingAfterBreak="0">
     <w:nsid w:val="6F961736"/>
     <w:multiLevelType w:val="hybridMultilevel"/>
     <w:tmpl w:val="38A47712"/>
@@ -24455,7 +25449,7 @@
       </w:pPr>
     </w:lvl>
   </w:abstractNum>
-  <w:abstractNum w:abstractNumId="22" w15:restartNumberingAfterBreak="0">
+  <w:abstractNum w:abstractNumId="23" w15:restartNumberingAfterBreak="0">
     <w:nsid w:val="747A463F"/>
     <w:multiLevelType w:val="hybridMultilevel"/>
     <w:tmpl w:val="2BBC1380"/>
@@ -24568,7 +25562,7 @@
       </w:rPr>
     </w:lvl>
   </w:abstractNum>
-  <w:abstractNum w:abstractNumId="23" w15:restartNumberingAfterBreak="0">
+  <w:abstractNum w:abstractNumId="24" w15:restartNumberingAfterBreak="0">
     <w:nsid w:val="786622FB"/>
     <w:multiLevelType w:val="multilevel"/>
     <w:tmpl w:val="552CEB70"/>
@@ -24685,7 +25679,7 @@
     <w:abstractNumId w:val="10"/>
   </w:num>
   <w:num w:numId="2">
-    <w:abstractNumId w:val="19"/>
+    <w:abstractNumId w:val="20"/>
   </w:num>
   <w:num w:numId="3">
     <w:abstractNumId w:val="17"/>
@@ -24706,7 +25700,7 @@
     <w:abstractNumId w:val="1"/>
   </w:num>
   <w:num w:numId="9">
-    <w:abstractNumId w:val="22"/>
+    <w:abstractNumId w:val="23"/>
   </w:num>
   <w:num w:numId="10">
     <w:abstractNumId w:val="4"/>
@@ -24715,10 +25709,10 @@
     <w:abstractNumId w:val="11"/>
   </w:num>
   <w:num w:numId="12">
-    <w:abstractNumId w:val="23"/>
+    <w:abstractNumId w:val="24"/>
   </w:num>
   <w:num w:numId="13">
-    <w:abstractNumId w:val="18"/>
+    <w:abstractNumId w:val="19"/>
   </w:num>
   <w:num w:numId="14">
     <w:abstractNumId w:val="14"/>
@@ -24748,10 +25742,13 @@
     <w:abstractNumId w:val="12"/>
   </w:num>
   <w:num w:numId="23">
+    <w:abstractNumId w:val="22"/>
+  </w:num>
+  <w:num w:numId="24">
     <w:abstractNumId w:val="21"/>
   </w:num>
-  <w:num w:numId="24">
-    <w:abstractNumId w:val="20"/>
+  <w:num w:numId="25">
+    <w:abstractNumId w:val="18"/>
   </w:num>
 </w:numbering>
 </file>

--- a/НИР_2_Николаев Евгений.docx
+++ b/НИР_2_Николаев Евгений.docx
@@ -908,12 +908,13 @@
     <w:sdt>
       <w:sdtPr>
         <w:rPr>
-          <w:rFonts w:eastAsiaTheme="minorHAnsi"/>
+          <w:rFonts w:eastAsiaTheme="minorHAnsi" w:cstheme="minorBidi"/>
           <w:b w:val="0"/>
           <w:bCs w:val="0"/>
           <w:noProof w:val="0"/>
           <w:color w:val="000000" w:themeColor="text1"/>
           <w:kern w:val="2"/>
+          <w:szCs w:val="24"/>
           <w:lang w:val="ru-RU"/>
           <w14:ligatures w14:val="standardContextual"/>
         </w:rPr>
@@ -923,12 +924,7 @@
           <w:docPartUnique/>
         </w:docPartObj>
       </w:sdtPr>
-      <w:sdtEndPr>
-        <w:rPr>
-          <w:rFonts w:cstheme="minorBidi"/>
-          <w:szCs w:val="24"/>
-        </w:rPr>
-      </w:sdtEndPr>
+      <w:sdtEndPr/>
       <w:sdtContent>
         <w:p>
           <w:pPr>
@@ -5247,6 +5243,7 @@
         <w:rPr>
           <w:rFonts w:cs="Times New Roman"/>
           <w:szCs w:val="28"/>
+          <w:lang w:val="en-US"/>
         </w:rPr>
       </w:pPr>
       <w:r>
@@ -5289,62 +5286,77 @@
           <w:rFonts w:cs="Times New Roman"/>
           <w:szCs w:val="28"/>
           <w:highlight w:val="lightGray"/>
-        </w:rPr>
-        <w:t xml:space="preserve">[New Architecture </w:t>
-      </w:r>
-      <w:proofErr w:type="spellStart"/>
-      <w:r>
-        <w:rPr>
-          <w:rFonts w:cs="Times New Roman"/>
-          <w:szCs w:val="28"/>
-          <w:highlight w:val="lightGray"/>
-        </w:rPr>
-        <w:t>is</w:t>
-      </w:r>
-      <w:proofErr w:type="spellEnd"/>
-      <w:r>
-        <w:rPr>
-          <w:rFonts w:cs="Times New Roman"/>
-          <w:szCs w:val="28"/>
-          <w:highlight w:val="lightGray"/>
-        </w:rPr>
-        <w:t xml:space="preserve"> </w:t>
-      </w:r>
-      <w:proofErr w:type="spellStart"/>
-      <w:r>
-        <w:rPr>
-          <w:rFonts w:cs="Times New Roman"/>
-          <w:szCs w:val="28"/>
-          <w:highlight w:val="lightGray"/>
-        </w:rPr>
-        <w:t>here</w:t>
-      </w:r>
-      <w:proofErr w:type="spellEnd"/>
-      <w:r>
-        <w:rPr>
-          <w:rFonts w:cs="Times New Roman"/>
-          <w:szCs w:val="28"/>
-          <w:highlight w:val="lightGray"/>
-        </w:rPr>
-        <w:t xml:space="preserve"> [Электронный ресурс] // React Native </w:t>
-      </w:r>
-      <w:proofErr w:type="spellStart"/>
-      <w:r>
-        <w:rPr>
-          <w:rFonts w:cs="Times New Roman"/>
-          <w:szCs w:val="28"/>
-          <w:highlight w:val="lightGray"/>
-        </w:rPr>
-        <w:t>Blog</w:t>
-      </w:r>
-      <w:proofErr w:type="spellEnd"/>
-      <w:r>
-        <w:rPr>
-          <w:rFonts w:cs="Times New Roman"/>
-          <w:szCs w:val="28"/>
-          <w:highlight w:val="lightGray"/>
-        </w:rPr>
-        <w:t>. – 2024. URL: https://reactnative.dev/blog/2024/10/23/the-new-architecture-is-here (дата обращения: 16.02.2026).].</w:t>
+          <w:lang w:val="en-US"/>
+        </w:rPr>
+        <w:t>[New Architecture is here [</w:t>
+      </w:r>
+      <w:r>
+        <w:rPr>
+          <w:rFonts w:cs="Times New Roman"/>
+          <w:szCs w:val="28"/>
+          <w:highlight w:val="lightGray"/>
+        </w:rPr>
+        <w:t>Электронный</w:t>
+      </w:r>
+      <w:r>
+        <w:rPr>
+          <w:rFonts w:cs="Times New Roman"/>
+          <w:szCs w:val="28"/>
+          <w:highlight w:val="lightGray"/>
+          <w:lang w:val="en-US"/>
+        </w:rPr>
+        <w:t xml:space="preserve"> </w:t>
+      </w:r>
+      <w:r>
+        <w:rPr>
+          <w:rFonts w:cs="Times New Roman"/>
+          <w:szCs w:val="28"/>
+          <w:highlight w:val="lightGray"/>
+        </w:rPr>
+        <w:t>ресурс</w:t>
+      </w:r>
+      <w:r>
+        <w:rPr>
+          <w:rFonts w:cs="Times New Roman"/>
+          <w:szCs w:val="28"/>
+          <w:highlight w:val="lightGray"/>
+          <w:lang w:val="en-US"/>
+        </w:rPr>
+        <w:t>] // React Native Blog. – 2024. URL: https://reactnative.dev/blog/2024/10/23/the-new-architecture-is-here (</w:t>
+      </w:r>
+      <w:r>
+        <w:rPr>
+          <w:rFonts w:cs="Times New Roman"/>
+          <w:szCs w:val="28"/>
+          <w:highlight w:val="lightGray"/>
+        </w:rPr>
+        <w:t>дата</w:t>
+      </w:r>
+      <w:r>
+        <w:rPr>
+          <w:rFonts w:cs="Times New Roman"/>
+          <w:szCs w:val="28"/>
+          <w:highlight w:val="lightGray"/>
+          <w:lang w:val="en-US"/>
+        </w:rPr>
+        <w:t xml:space="preserve"> </w:t>
+      </w:r>
+      <w:r>
+        <w:rPr>
+          <w:rFonts w:cs="Times New Roman"/>
+          <w:szCs w:val="28"/>
+          <w:highlight w:val="lightGray"/>
+        </w:rPr>
+        <w:t>обращения</w:t>
+      </w:r>
+      <w:r>
+        <w:rPr>
+          <w:rFonts w:cs="Times New Roman"/>
+          <w:szCs w:val="28"/>
+          <w:highlight w:val="lightGray"/>
+          <w:lang w:val="en-US"/>
+        </w:rPr>
+        <w:t>: 16.02.2026).].</w:t>
       </w:r>
     </w:p>
     <w:p>
@@ -6444,123 +6456,51 @@
           <w:rFonts w:cs="Times New Roman"/>
           <w:szCs w:val="28"/>
           <w:highlight w:val="lightGray"/>
-        </w:rPr>
-        <w:t xml:space="preserve">[Flutter </w:t>
-      </w:r>
-      <w:proofErr w:type="spellStart"/>
-      <w:r>
-        <w:rPr>
-          <w:rFonts w:cs="Times New Roman"/>
-          <w:szCs w:val="28"/>
-          <w:highlight w:val="lightGray"/>
-        </w:rPr>
-        <w:t>Pros</w:t>
-      </w:r>
-      <w:proofErr w:type="spellEnd"/>
-      <w:r>
-        <w:rPr>
-          <w:rFonts w:cs="Times New Roman"/>
-          <w:szCs w:val="28"/>
-          <w:highlight w:val="lightGray"/>
-        </w:rPr>
-        <w:t xml:space="preserve"> </w:t>
-      </w:r>
-      <w:proofErr w:type="spellStart"/>
-      <w:r>
-        <w:rPr>
-          <w:rFonts w:cs="Times New Roman"/>
-          <w:szCs w:val="28"/>
-          <w:highlight w:val="lightGray"/>
-        </w:rPr>
-        <w:t>and</w:t>
-      </w:r>
-      <w:proofErr w:type="spellEnd"/>
-      <w:r>
-        <w:rPr>
-          <w:rFonts w:cs="Times New Roman"/>
-          <w:szCs w:val="28"/>
-          <w:highlight w:val="lightGray"/>
-        </w:rPr>
-        <w:t xml:space="preserve"> </w:t>
-      </w:r>
-      <w:proofErr w:type="spellStart"/>
-      <w:r>
-        <w:rPr>
-          <w:rFonts w:cs="Times New Roman"/>
-          <w:szCs w:val="28"/>
-          <w:highlight w:val="lightGray"/>
-        </w:rPr>
-        <w:t>Cons</w:t>
-      </w:r>
-      <w:proofErr w:type="spellEnd"/>
-      <w:r>
-        <w:rPr>
-          <w:rFonts w:cs="Times New Roman"/>
-          <w:szCs w:val="28"/>
-          <w:highlight w:val="lightGray"/>
-        </w:rPr>
-        <w:t xml:space="preserve">: </w:t>
-      </w:r>
-      <w:proofErr w:type="spellStart"/>
-      <w:r>
-        <w:rPr>
-          <w:rFonts w:cs="Times New Roman"/>
-          <w:szCs w:val="28"/>
-          <w:highlight w:val="lightGray"/>
-        </w:rPr>
-        <w:t>Why</w:t>
-      </w:r>
-      <w:proofErr w:type="spellEnd"/>
-      <w:r>
-        <w:rPr>
-          <w:rFonts w:cs="Times New Roman"/>
-          <w:szCs w:val="28"/>
-          <w:highlight w:val="lightGray"/>
-        </w:rPr>
-        <w:t xml:space="preserve"> </w:t>
-      </w:r>
-      <w:proofErr w:type="spellStart"/>
-      <w:r>
-        <w:rPr>
-          <w:rFonts w:cs="Times New Roman"/>
-          <w:szCs w:val="28"/>
-          <w:highlight w:val="lightGray"/>
-        </w:rPr>
-        <w:t>Choose</w:t>
-      </w:r>
-      <w:proofErr w:type="spellEnd"/>
-      <w:r>
-        <w:rPr>
-          <w:rFonts w:cs="Times New Roman"/>
-          <w:szCs w:val="28"/>
-          <w:highlight w:val="lightGray"/>
-        </w:rPr>
-        <w:t xml:space="preserve"> Flutter </w:t>
-      </w:r>
-      <w:proofErr w:type="spellStart"/>
-      <w:r>
-        <w:rPr>
-          <w:rFonts w:cs="Times New Roman"/>
-          <w:szCs w:val="28"/>
-          <w:highlight w:val="lightGray"/>
-        </w:rPr>
-        <w:t>in</w:t>
-      </w:r>
-      <w:proofErr w:type="spellEnd"/>
-      <w:r>
-        <w:rPr>
-          <w:rFonts w:cs="Times New Roman"/>
-          <w:szCs w:val="28"/>
-          <w:highlight w:val="lightGray"/>
-        </w:rPr>
-        <w:t xml:space="preserve"> 2025? [Электронный ресурс] // </w:t>
-      </w:r>
-      <w:proofErr w:type="spellStart"/>
-      <w:r>
-        <w:rPr>
-          <w:rFonts w:cs="Times New Roman"/>
-          <w:szCs w:val="28"/>
-          <w:highlight w:val="lightGray"/>
+          <w:lang w:val="en-US"/>
+        </w:rPr>
+        <w:t>[Flutter Pros and Cons: Why Choose Flutter in 2025? [</w:t>
+      </w:r>
+      <w:r>
+        <w:rPr>
+          <w:rFonts w:cs="Times New Roman"/>
+          <w:szCs w:val="28"/>
+          <w:highlight w:val="lightGray"/>
+        </w:rPr>
+        <w:t>Электронный</w:t>
+      </w:r>
+      <w:r>
+        <w:rPr>
+          <w:rFonts w:cs="Times New Roman"/>
+          <w:szCs w:val="28"/>
+          <w:highlight w:val="lightGray"/>
+          <w:lang w:val="en-US"/>
+        </w:rPr>
+        <w:t xml:space="preserve"> </w:t>
+      </w:r>
+      <w:r>
+        <w:rPr>
+          <w:rFonts w:cs="Times New Roman"/>
+          <w:szCs w:val="28"/>
+          <w:highlight w:val="lightGray"/>
+        </w:rPr>
+        <w:t>ресурс</w:t>
+      </w:r>
+      <w:r>
+        <w:rPr>
+          <w:rFonts w:cs="Times New Roman"/>
+          <w:szCs w:val="28"/>
+          <w:highlight w:val="lightGray"/>
+          <w:lang w:val="en-US"/>
+        </w:rPr>
+        <w:t xml:space="preserve">] // </w:t>
+      </w:r>
+      <w:proofErr w:type="spellStart"/>
+      <w:r>
+        <w:rPr>
+          <w:rFonts w:cs="Times New Roman"/>
+          <w:szCs w:val="28"/>
+          <w:highlight w:val="lightGray"/>
+          <w:lang w:val="en-US"/>
         </w:rPr>
         <w:t>LeanCode</w:t>
       </w:r>
@@ -6570,8 +6510,17 @@
           <w:rFonts w:cs="Times New Roman"/>
           <w:szCs w:val="28"/>
           <w:highlight w:val="lightGray"/>
-        </w:rPr>
-        <w:t>. – 2025. URL: https://leancode.co/blog/flutter-pros-and-cons-summary (дата обращения: 16.02.2026).].</w:t>
+          <w:lang w:val="en-US"/>
+        </w:rPr>
+        <w:t xml:space="preserve">. – 2025. </w:t>
+      </w:r>
+      <w:r>
+        <w:rPr>
+          <w:rFonts w:cs="Times New Roman"/>
+          <w:szCs w:val="28"/>
+          <w:highlight w:val="lightGray"/>
+        </w:rPr>
+        <w:t>URL: https://leancode.co/blog/flutter-pros-and-cons-summary (дата обращения: 16.02.2026).].</w:t>
       </w:r>
     </w:p>
     <w:p>
@@ -7161,15 +7110,7 @@
           <w:szCs w:val="28"/>
           <w:lang w:val="en-US"/>
         </w:rPr>
-        <w:t>.</w:t>
-      </w:r>
-      <w:r>
-        <w:rPr>
-          <w:rFonts w:cs="Times New Roman"/>
-          <w:szCs w:val="28"/>
-          <w:lang w:val="en-US"/>
-        </w:rPr>
-        <w:t xml:space="preserve"> </w:t>
+        <w:t xml:space="preserve">. </w:t>
       </w:r>
       <w:r>
         <w:rPr>
@@ -8448,134 +8389,51 @@
           <w:rFonts w:cs="Times New Roman"/>
           <w:szCs w:val="28"/>
           <w:highlight w:val="lightGray"/>
-        </w:rPr>
-        <w:t>[</w:t>
-      </w:r>
-      <w:proofErr w:type="spellStart"/>
-      <w:r>
-        <w:rPr>
-          <w:rFonts w:cs="Times New Roman"/>
-          <w:szCs w:val="28"/>
-          <w:highlight w:val="lightGray"/>
-        </w:rPr>
-        <w:t>Capacitor</w:t>
-      </w:r>
-      <w:proofErr w:type="spellEnd"/>
-      <w:r>
-        <w:rPr>
-          <w:rFonts w:cs="Times New Roman"/>
-          <w:szCs w:val="28"/>
-          <w:highlight w:val="lightGray"/>
-        </w:rPr>
-        <w:t xml:space="preserve"> </w:t>
-      </w:r>
-      <w:proofErr w:type="spellStart"/>
-      <w:r>
-        <w:rPr>
-          <w:rFonts w:cs="Times New Roman"/>
-          <w:szCs w:val="28"/>
-          <w:highlight w:val="lightGray"/>
-        </w:rPr>
-        <w:t>by</w:t>
-      </w:r>
-      <w:proofErr w:type="spellEnd"/>
-      <w:r>
-        <w:rPr>
-          <w:rFonts w:cs="Times New Roman"/>
-          <w:szCs w:val="28"/>
-          <w:highlight w:val="lightGray"/>
-        </w:rPr>
-        <w:t xml:space="preserve"> Ionic - Cross-</w:t>
-      </w:r>
-      <w:proofErr w:type="spellStart"/>
-      <w:r>
-        <w:rPr>
-          <w:rFonts w:cs="Times New Roman"/>
-          <w:szCs w:val="28"/>
-          <w:highlight w:val="lightGray"/>
-        </w:rPr>
-        <w:t>platform</w:t>
-      </w:r>
-      <w:proofErr w:type="spellEnd"/>
-      <w:r>
-        <w:rPr>
-          <w:rFonts w:cs="Times New Roman"/>
-          <w:szCs w:val="28"/>
-          <w:highlight w:val="lightGray"/>
-        </w:rPr>
-        <w:t xml:space="preserve"> </w:t>
-      </w:r>
-      <w:proofErr w:type="spellStart"/>
-      <w:r>
-        <w:rPr>
-          <w:rFonts w:cs="Times New Roman"/>
-          <w:szCs w:val="28"/>
-          <w:highlight w:val="lightGray"/>
-        </w:rPr>
-        <w:t>apps</w:t>
-      </w:r>
-      <w:proofErr w:type="spellEnd"/>
-      <w:r>
-        <w:rPr>
-          <w:rFonts w:cs="Times New Roman"/>
-          <w:szCs w:val="28"/>
-          <w:highlight w:val="lightGray"/>
-        </w:rPr>
-        <w:t xml:space="preserve"> </w:t>
-      </w:r>
-      <w:proofErr w:type="spellStart"/>
-      <w:r>
-        <w:rPr>
-          <w:rFonts w:cs="Times New Roman"/>
-          <w:szCs w:val="28"/>
-          <w:highlight w:val="lightGray"/>
-        </w:rPr>
-        <w:t>with</w:t>
-      </w:r>
-      <w:proofErr w:type="spellEnd"/>
-      <w:r>
-        <w:rPr>
-          <w:rFonts w:cs="Times New Roman"/>
-          <w:szCs w:val="28"/>
-          <w:highlight w:val="lightGray"/>
-        </w:rPr>
-        <w:t xml:space="preserve"> </w:t>
-      </w:r>
-      <w:proofErr w:type="spellStart"/>
-      <w:r>
-        <w:rPr>
-          <w:rFonts w:cs="Times New Roman"/>
-          <w:szCs w:val="28"/>
-          <w:highlight w:val="lightGray"/>
-        </w:rPr>
-        <w:t>web</w:t>
-      </w:r>
-      <w:proofErr w:type="spellEnd"/>
-      <w:r>
-        <w:rPr>
-          <w:rFonts w:cs="Times New Roman"/>
-          <w:szCs w:val="28"/>
-          <w:highlight w:val="lightGray"/>
-        </w:rPr>
-        <w:t xml:space="preserve"> </w:t>
-      </w:r>
-      <w:proofErr w:type="spellStart"/>
-      <w:r>
-        <w:rPr>
-          <w:rFonts w:cs="Times New Roman"/>
-          <w:szCs w:val="28"/>
-          <w:highlight w:val="lightGray"/>
-        </w:rPr>
-        <w:t>technology</w:t>
-      </w:r>
-      <w:proofErr w:type="spellEnd"/>
-      <w:r>
-        <w:rPr>
-          <w:rFonts w:cs="Times New Roman"/>
-          <w:szCs w:val="28"/>
-          <w:highlight w:val="lightGray"/>
-        </w:rPr>
-        <w:t xml:space="preserve"> [Электронный ресурс]. URL: https://capacitorjs.com/ (дата обращения: 18.02.2026).].</w:t>
+          <w:lang w:val="en-US"/>
+        </w:rPr>
+        <w:t>[Capacitor by Ionic - Cross-platform apps with web technology [</w:t>
+      </w:r>
+      <w:r>
+        <w:rPr>
+          <w:rFonts w:cs="Times New Roman"/>
+          <w:szCs w:val="28"/>
+          <w:highlight w:val="lightGray"/>
+        </w:rPr>
+        <w:t>Электронный</w:t>
+      </w:r>
+      <w:r>
+        <w:rPr>
+          <w:rFonts w:cs="Times New Roman"/>
+          <w:szCs w:val="28"/>
+          <w:highlight w:val="lightGray"/>
+          <w:lang w:val="en-US"/>
+        </w:rPr>
+        <w:t xml:space="preserve"> </w:t>
+      </w:r>
+      <w:r>
+        <w:rPr>
+          <w:rFonts w:cs="Times New Roman"/>
+          <w:szCs w:val="28"/>
+          <w:highlight w:val="lightGray"/>
+        </w:rPr>
+        <w:t>ресурс</w:t>
+      </w:r>
+      <w:r>
+        <w:rPr>
+          <w:rFonts w:cs="Times New Roman"/>
+          <w:szCs w:val="28"/>
+          <w:highlight w:val="lightGray"/>
+          <w:lang w:val="en-US"/>
+        </w:rPr>
+        <w:t xml:space="preserve">]. </w:t>
+      </w:r>
+      <w:r>
+        <w:rPr>
+          <w:rFonts w:cs="Times New Roman"/>
+          <w:szCs w:val="28"/>
+          <w:highlight w:val="lightGray"/>
+        </w:rPr>
+        <w:t>URL: https://capacitorjs.com/ (дата обращения: 18.02.2026).].</w:t>
       </w:r>
     </w:p>
     <w:p>
@@ -9005,14 +8863,7 @@
           <w:rFonts w:cs="Times New Roman"/>
           <w:szCs w:val="28"/>
         </w:rPr>
-        <w:t>ля iOS и macOS</w:t>
-      </w:r>
-      <w:r>
-        <w:rPr>
-          <w:rFonts w:cs="Times New Roman"/>
-          <w:szCs w:val="28"/>
-        </w:rPr>
-        <w:t xml:space="preserve"> </w:t>
+        <w:t xml:space="preserve">ля iOS и macOS </w:t>
       </w:r>
       <w:r>
         <w:rPr>
@@ -9747,7 +9598,6 @@
         </w:rPr>
         <w:t xml:space="preserve">. </w:t>
       </w:r>
-      <w:proofErr w:type="gramStart"/>
       <w:r>
         <w:rPr>
           <w:rFonts w:cs="Times New Roman"/>
@@ -9756,7 +9606,6 @@
         </w:rPr>
         <w:t>[</w:t>
       </w:r>
-      <w:proofErr w:type="gramEnd"/>
       <w:r>
         <w:rPr>
           <w:rFonts w:cs="Times New Roman"/>
@@ -10430,6 +10279,7 @@
           <w:rFonts w:cs="Times New Roman"/>
           <w:szCs w:val="28"/>
           <w:highlight w:val="lightGray"/>
+          <w:lang w:val="en-US"/>
         </w:rPr>
         <w:t>[</w:t>
       </w:r>
@@ -10447,6 +10297,7 @@
           <w:rFonts w:cs="Times New Roman"/>
           <w:szCs w:val="28"/>
           <w:highlight w:val="lightGray"/>
+          <w:lang w:val="en-US"/>
         </w:rPr>
         <w:t xml:space="preserve"> </w:t>
       </w:r>
@@ -10464,6 +10315,7 @@
           <w:rFonts w:cs="Times New Roman"/>
           <w:szCs w:val="28"/>
           <w:highlight w:val="lightGray"/>
+          <w:lang w:val="en-US"/>
         </w:rPr>
         <w:t xml:space="preserve"> </w:t>
       </w:r>
@@ -10481,6 +10333,7 @@
           <w:rFonts w:cs="Times New Roman"/>
           <w:szCs w:val="28"/>
           <w:highlight w:val="lightGray"/>
+          <w:lang w:val="en-US"/>
         </w:rPr>
         <w:t xml:space="preserve"> </w:t>
       </w:r>
@@ -10498,6 +10351,7 @@
           <w:rFonts w:cs="Times New Roman"/>
           <w:szCs w:val="28"/>
           <w:highlight w:val="lightGray"/>
+          <w:lang w:val="en-US"/>
         </w:rPr>
         <w:t xml:space="preserve"> </w:t>
       </w:r>
@@ -10515,6 +10369,7 @@
           <w:rFonts w:cs="Times New Roman"/>
           <w:szCs w:val="28"/>
           <w:highlight w:val="lightGray"/>
+          <w:lang w:val="en-US"/>
         </w:rPr>
         <w:t xml:space="preserve"> </w:t>
       </w:r>
@@ -10532,6 +10387,7 @@
           <w:rFonts w:cs="Times New Roman"/>
           <w:szCs w:val="28"/>
           <w:highlight w:val="lightGray"/>
+          <w:lang w:val="en-US"/>
         </w:rPr>
         <w:t xml:space="preserve"> </w:t>
       </w:r>
@@ -10549,6 +10405,7 @@
           <w:rFonts w:cs="Times New Roman"/>
           <w:szCs w:val="28"/>
           <w:highlight w:val="lightGray"/>
+          <w:lang w:val="en-US"/>
         </w:rPr>
         <w:t xml:space="preserve"> </w:t>
       </w:r>
@@ -10566,6 +10423,7 @@
           <w:rFonts w:cs="Times New Roman"/>
           <w:szCs w:val="28"/>
           <w:highlight w:val="lightGray"/>
+          <w:lang w:val="en-US"/>
         </w:rPr>
         <w:t xml:space="preserve"> </w:t>
       </w:r>
@@ -10583,6 +10441,7 @@
           <w:rFonts w:cs="Times New Roman"/>
           <w:szCs w:val="28"/>
           <w:highlight w:val="lightGray"/>
+          <w:lang w:val="en-US"/>
         </w:rPr>
         <w:t xml:space="preserve"> </w:t>
       </w:r>
@@ -10600,8 +10459,43 @@
           <w:rFonts w:cs="Times New Roman"/>
           <w:szCs w:val="28"/>
           <w:highlight w:val="lightGray"/>
-        </w:rPr>
-        <w:t xml:space="preserve"> [Электронный ресурс] // </w:t>
+          <w:lang w:val="en-US"/>
+        </w:rPr>
+        <w:t xml:space="preserve"> [</w:t>
+      </w:r>
+      <w:r>
+        <w:rPr>
+          <w:rFonts w:cs="Times New Roman"/>
+          <w:szCs w:val="28"/>
+          <w:highlight w:val="lightGray"/>
+        </w:rPr>
+        <w:t>Электронный</w:t>
+      </w:r>
+      <w:r>
+        <w:rPr>
+          <w:rFonts w:cs="Times New Roman"/>
+          <w:szCs w:val="28"/>
+          <w:highlight w:val="lightGray"/>
+          <w:lang w:val="en-US"/>
+        </w:rPr>
+        <w:t xml:space="preserve"> </w:t>
+      </w:r>
+      <w:r>
+        <w:rPr>
+          <w:rFonts w:cs="Times New Roman"/>
+          <w:szCs w:val="28"/>
+          <w:highlight w:val="lightGray"/>
+        </w:rPr>
+        <w:t>ресурс</w:t>
+      </w:r>
+      <w:r>
+        <w:rPr>
+          <w:rFonts w:cs="Times New Roman"/>
+          <w:szCs w:val="28"/>
+          <w:highlight w:val="lightGray"/>
+          <w:lang w:val="en-US"/>
+        </w:rPr>
+        <w:t xml:space="preserve">] // </w:t>
       </w:r>
       <w:r>
         <w:rPr>
@@ -10617,6 +10511,7 @@
           <w:rFonts w:cs="Times New Roman"/>
           <w:szCs w:val="28"/>
           <w:highlight w:val="lightGray"/>
+          <w:lang w:val="en-US"/>
         </w:rPr>
         <w:t xml:space="preserve"> </w:t>
       </w:r>
@@ -10634,6 +10529,7 @@
           <w:rFonts w:cs="Times New Roman"/>
           <w:szCs w:val="28"/>
           <w:highlight w:val="lightGray"/>
+          <w:lang w:val="en-US"/>
         </w:rPr>
         <w:t xml:space="preserve">. </w:t>
       </w:r>
@@ -10937,14 +10833,7 @@
           <w:rFonts w:cs="Times New Roman"/>
           <w:szCs w:val="28"/>
         </w:rPr>
-        <w:t xml:space="preserve"> </w:t>
-      </w:r>
-      <w:r>
-        <w:rPr>
-          <w:rFonts w:cs="Times New Roman"/>
-          <w:szCs w:val="28"/>
-        </w:rPr>
-        <w:t xml:space="preserve">В. </w:t>
+        <w:t xml:space="preserve"> В. </w:t>
       </w:r>
       <w:r>
         <w:rPr>
@@ -13269,7 +13158,21 @@
           <w:rFonts w:cs="Times New Roman"/>
           <w:szCs w:val="28"/>
         </w:rPr>
-        <w:t xml:space="preserve">Формализация функциональных требований является необходимым этапом перед проектированием архитектуры приложения: именно требования определяют состав модулей системы, границы общего и платформенного кода, а также критерии оценки полноты реализации. </w:t>
+        <w:t>Формализация функциональных требований является необходимым этапом перед проектированием архитектуры приложения</w:t>
+      </w:r>
+      <w:r>
+        <w:rPr>
+          <w:rFonts w:cs="Times New Roman"/>
+          <w:szCs w:val="28"/>
+        </w:rPr>
+        <w:t>. И</w:t>
+      </w:r>
+      <w:r>
+        <w:rPr>
+          <w:rFonts w:cs="Times New Roman"/>
+          <w:szCs w:val="28"/>
+        </w:rPr>
+        <w:t xml:space="preserve">менно требования определяют состав модулей системы, границы общего и платформенного кода, а также критерии оценки полноты реализации. </w:t>
       </w:r>
       <w:r>
         <w:rPr>
@@ -13283,7 +13186,21 @@
           <w:rFonts w:cs="Times New Roman"/>
           <w:szCs w:val="28"/>
         </w:rPr>
-        <w:t>ункциональные требования описывают поведение системы — действия, которые она должна выполнять в ответ на входные данные или в определённых условиях</w:t>
+        <w:t>ункциональные требования описывают поведение системы</w:t>
+      </w:r>
+      <w:r>
+        <w:rPr>
+          <w:rFonts w:cs="Times New Roman"/>
+          <w:szCs w:val="28"/>
+        </w:rPr>
+        <w:t>, то есть</w:t>
+      </w:r>
+      <w:r>
+        <w:rPr>
+          <w:rFonts w:cs="Times New Roman"/>
+          <w:szCs w:val="28"/>
+        </w:rPr>
+        <w:t xml:space="preserve"> действия, которые она должна выполнять в ответ на входные данные или в определённых условиях</w:t>
       </w:r>
       <w:r>
         <w:rPr>
@@ -13359,7 +13276,119 @@
           <w:rFonts w:cs="Times New Roman"/>
           <w:szCs w:val="28"/>
         </w:rPr>
-        <w:t xml:space="preserve"> создание записи. Пользователь открывает новую запись и заполняет её в произвольном объёме: добавляет текст, фиксирует настроение через интерактивный слайдер, уточняет преобладающую эмоцию и отмечает контекстные факторы, оказавшие влияние на состояние. Все компоненты записи независимы и необязательны: запись может содержать только текст, только оценку настроения или их комбинацию в любом сочетании.</w:t>
+        <w:t xml:space="preserve"> </w:t>
+      </w:r>
+      <w:r>
+        <w:rPr>
+          <w:rFonts w:cs="Times New Roman"/>
+          <w:szCs w:val="28"/>
+        </w:rPr>
+        <w:t>создание записи</w:t>
+      </w:r>
+      <w:r>
+        <w:rPr>
+          <w:rFonts w:cs="Times New Roman"/>
+          <w:szCs w:val="28"/>
+        </w:rPr>
+        <w:t>. Пользователь открывает новую запись и заполняет её в произвольном объёме</w:t>
+      </w:r>
+      <w:r>
+        <w:rPr>
+          <w:rFonts w:cs="Times New Roman"/>
+          <w:szCs w:val="28"/>
+        </w:rPr>
+        <w:t xml:space="preserve">. Он имеет возможность </w:t>
+      </w:r>
+      <w:r>
+        <w:rPr>
+          <w:rFonts w:cs="Times New Roman"/>
+          <w:szCs w:val="28"/>
+        </w:rPr>
+        <w:t>добав</w:t>
+      </w:r>
+      <w:r>
+        <w:rPr>
+          <w:rFonts w:cs="Times New Roman"/>
+          <w:szCs w:val="28"/>
+        </w:rPr>
+        <w:t>ить</w:t>
+      </w:r>
+      <w:r>
+        <w:rPr>
+          <w:rFonts w:cs="Times New Roman"/>
+          <w:szCs w:val="28"/>
+        </w:rPr>
+        <w:t xml:space="preserve"> текст</w:t>
+      </w:r>
+      <w:r>
+        <w:rPr>
+          <w:rFonts w:cs="Times New Roman"/>
+          <w:szCs w:val="28"/>
+        </w:rPr>
+        <w:t>, заголовок записи</w:t>
+      </w:r>
+      <w:r>
+        <w:rPr>
+          <w:rFonts w:cs="Times New Roman"/>
+          <w:szCs w:val="28"/>
+        </w:rPr>
+        <w:t xml:space="preserve">, </w:t>
+      </w:r>
+      <w:r>
+        <w:rPr>
+          <w:rFonts w:cs="Times New Roman"/>
+          <w:szCs w:val="28"/>
+        </w:rPr>
+        <w:t>зафиксировать</w:t>
+      </w:r>
+      <w:r>
+        <w:rPr>
+          <w:rFonts w:cs="Times New Roman"/>
+          <w:szCs w:val="28"/>
+        </w:rPr>
+        <w:t xml:space="preserve"> настроение через интерактивный слайдер, уточняет преобладающую эмоцию и отмечает контекстные факторы, оказавшие влияние на состояние. Все компоненты записи независимы и необязательны</w:t>
+      </w:r>
+      <w:r>
+        <w:rPr>
+          <w:rFonts w:cs="Times New Roman"/>
+          <w:szCs w:val="28"/>
+        </w:rPr>
+        <w:t>.</w:t>
+      </w:r>
+      <w:r>
+        <w:rPr>
+          <w:rFonts w:cs="Times New Roman"/>
+          <w:szCs w:val="28"/>
+        </w:rPr>
+        <w:t xml:space="preserve"> </w:t>
+      </w:r>
+      <w:r>
+        <w:rPr>
+          <w:rFonts w:cs="Times New Roman"/>
+          <w:szCs w:val="28"/>
+        </w:rPr>
+        <w:t>З</w:t>
+      </w:r>
+      <w:r>
+        <w:rPr>
+          <w:rFonts w:cs="Times New Roman"/>
+          <w:szCs w:val="28"/>
+        </w:rPr>
+        <w:t>апись может содержать только текст</w:t>
+      </w:r>
+      <w:r>
+        <w:rPr>
+          <w:rFonts w:cs="Times New Roman"/>
+          <w:szCs w:val="28"/>
+        </w:rPr>
+        <w:t>, только заголовок</w:t>
+      </w:r>
+      <w:r>
+        <w:rPr>
+          <w:rFonts w:cs="Times New Roman"/>
+          <w:szCs w:val="28"/>
+        </w:rPr>
+        <w:t>, только оценку настроения или их комбинацию.</w:t>
       </w:r>
     </w:p>
     <w:p>
@@ -13389,7 +13418,21 @@
           <w:rFonts w:cs="Times New Roman"/>
           <w:szCs w:val="28"/>
         </w:rPr>
-        <w:t xml:space="preserve"> просмотр и редактирование журнала. Пользователь последовательно просматривает созданные записи, при необходимости редактирует или удаляет их.</w:t>
+        <w:t xml:space="preserve"> </w:t>
+      </w:r>
+      <w:r>
+        <w:rPr>
+          <w:rFonts w:cs="Times New Roman"/>
+          <w:szCs w:val="28"/>
+        </w:rPr>
+        <w:t>просмотр и редактирование журнала</w:t>
+      </w:r>
+      <w:r>
+        <w:rPr>
+          <w:rFonts w:cs="Times New Roman"/>
+          <w:szCs w:val="28"/>
+        </w:rPr>
+        <w:t>. Пользователь последовательно просматривает созданные записи, при необходимости редактирует или удаляет их.</w:t>
       </w:r>
     </w:p>
     <w:p>
@@ -13420,7 +13463,35 @@
           <w:rFonts w:cs="Times New Roman"/>
           <w:szCs w:val="28"/>
         </w:rPr>
-        <w:t xml:space="preserve"> анализ динамики. Пользователь обращается к разделу статистики, чтобы отследить изменения в эмоциональном фоне за период времени и оценить регулярность ведения дневника.</w:t>
+        <w:t xml:space="preserve"> </w:t>
+      </w:r>
+      <w:r>
+        <w:rPr>
+          <w:rFonts w:cs="Times New Roman"/>
+          <w:szCs w:val="28"/>
+        </w:rPr>
+        <w:t xml:space="preserve">анализ </w:t>
+      </w:r>
+      <w:r>
+        <w:rPr>
+          <w:rFonts w:cs="Times New Roman"/>
+          <w:szCs w:val="28"/>
+        </w:rPr>
+        <w:t>статистики</w:t>
+      </w:r>
+      <w:r>
+        <w:rPr>
+          <w:rFonts w:cs="Times New Roman"/>
+          <w:szCs w:val="28"/>
+        </w:rPr>
+        <w:t>. Пользователь обращается к разделу статистики, чтобы отследить изменения в эмоциональном фоне за период времени и оценить регулярность ведения дневника</w:t>
+      </w:r>
+      <w:r>
+        <w:rPr>
+          <w:rFonts w:cs="Times New Roman"/>
+          <w:szCs w:val="28"/>
+        </w:rPr>
+        <w:t>.</w:t>
       </w:r>
     </w:p>
     <w:p>
@@ -13450,7 +13521,35 @@
           <w:rFonts w:cs="Times New Roman"/>
           <w:szCs w:val="28"/>
         </w:rPr>
-        <w:t xml:space="preserve"> работа в условиях ограниченного интернет-соединения. Пользователь продолжает создавать и просматривать записи в офлайн-режиме; при восстановлении соединения данные автоматически синхронизируются между всеми устройствами.</w:t>
+        <w:t xml:space="preserve"> </w:t>
+      </w:r>
+      <w:r>
+        <w:rPr>
+          <w:rFonts w:cs="Times New Roman"/>
+          <w:szCs w:val="28"/>
+        </w:rPr>
+        <w:t>работа в условиях ограниченного интернет-соединения</w:t>
+      </w:r>
+      <w:r>
+        <w:rPr>
+          <w:rFonts w:cs="Times New Roman"/>
+          <w:szCs w:val="28"/>
+        </w:rPr>
+        <w:t>. Пользователь продолжает создавать и просматривать записи в офлайн-режиме</w:t>
+      </w:r>
+      <w:r>
+        <w:rPr>
+          <w:rFonts w:cs="Times New Roman"/>
+          <w:szCs w:val="28"/>
+        </w:rPr>
+        <w:t>. П</w:t>
+      </w:r>
+      <w:r>
+        <w:rPr>
+          <w:rFonts w:cs="Times New Roman"/>
+          <w:szCs w:val="28"/>
+        </w:rPr>
+        <w:t>ри восстановлении соединения данные автоматически синхронизируются между всеми устройствами.</w:t>
       </w:r>
     </w:p>
     <w:p>
@@ -13905,7 +14004,14 @@
           <w:rFonts w:cs="Times New Roman"/>
           <w:szCs w:val="28"/>
         </w:rPr>
-        <w:t xml:space="preserve"> что само по себе является основной исследовательской задачей. </w:t>
+        <w:t xml:space="preserve"> что само по себе является основной исследовательской задачей.</w:t>
+      </w:r>
+      <w:r>
+        <w:rPr>
+          <w:rFonts w:cs="Times New Roman"/>
+          <w:szCs w:val="28"/>
+        </w:rPr>
+        <w:t xml:space="preserve"> </w:t>
       </w:r>
       <w:r>
         <w:rPr>
@@ -13920,7 +14026,21 @@
           <w:rFonts w:cs="Times New Roman"/>
           <w:szCs w:val="28"/>
         </w:rPr>
-        <w:t xml:space="preserve"> включает следующие функциональные блоки.</w:t>
+        <w:t xml:space="preserve"> включает </w:t>
+      </w:r>
+      <w:r>
+        <w:rPr>
+          <w:rFonts w:cs="Times New Roman"/>
+          <w:szCs w:val="28"/>
+        </w:rPr>
+        <w:t>перечисленные далее</w:t>
+      </w:r>
+      <w:r>
+        <w:rPr>
+          <w:rFonts w:cs="Times New Roman"/>
+          <w:szCs w:val="28"/>
+        </w:rPr>
+        <w:t xml:space="preserve"> функциональные блоки.</w:t>
       </w:r>
     </w:p>
     <w:p>
@@ -14001,7 +14121,91 @@
           <w:szCs w:val="28"/>
         </w:rPr>
         <w:lastRenderedPageBreak/>
-        <w:t>приятного посредством слайдера (обязательный шаг при наличии блока настроения), выбор преобладающей эмоции из предустановленного списка (необязательный шаг), выбор одного или нескольких контекстных факторов влияния — например, работа, здоровье, отношения, погода и т.д. (необязательный шаг).Таким образом, минимальная запись с настроением содержит только значение слайдера; расширенная — дополнена эмоцией и контекстом. Пользователь может создавать, просматривать, редактировать и удалять как записи целиком, так и отдельно блок настроения внутри записи.</w:t>
+        <w:t>приятного посредством слайдера (обязательный шаг при наличии блока настроения), выбор преобладающей эмоции из предустановленного списка (необязательный шаг), выбор одного или нескольких контекстных факторов влияния</w:t>
+      </w:r>
+      <w:r>
+        <w:rPr>
+          <w:rFonts w:cs="Times New Roman"/>
+          <w:szCs w:val="28"/>
+        </w:rPr>
+        <w:t xml:space="preserve">, </w:t>
+      </w:r>
+      <w:r>
+        <w:rPr>
+          <w:rFonts w:cs="Times New Roman"/>
+          <w:szCs w:val="28"/>
+        </w:rPr>
+        <w:t>например, работа, здоровье, отношения, погода и т.д. (необязательный шаг).</w:t>
+      </w:r>
+      <w:r>
+        <w:rPr>
+          <w:rFonts w:cs="Times New Roman"/>
+          <w:szCs w:val="28"/>
+        </w:rPr>
+        <w:t xml:space="preserve"> </w:t>
+      </w:r>
+      <w:r>
+        <w:rPr>
+          <w:rFonts w:cs="Times New Roman"/>
+          <w:szCs w:val="28"/>
+        </w:rPr>
+        <w:t>Таким образом, минимальн</w:t>
+      </w:r>
+      <w:r>
+        <w:rPr>
+          <w:rFonts w:cs="Times New Roman"/>
+          <w:szCs w:val="28"/>
+        </w:rPr>
+        <w:t xml:space="preserve">ый блок </w:t>
+      </w:r>
+      <w:r>
+        <w:rPr>
+          <w:rFonts w:cs="Times New Roman"/>
+          <w:szCs w:val="28"/>
+        </w:rPr>
+        <w:t>с настроением содержит только значение слайдера</w:t>
+      </w:r>
+      <w:r>
+        <w:rPr>
+          <w:rFonts w:cs="Times New Roman"/>
+          <w:szCs w:val="28"/>
+        </w:rPr>
+        <w:t>. Р</w:t>
+      </w:r>
+      <w:r>
+        <w:rPr>
+          <w:rFonts w:cs="Times New Roman"/>
+          <w:szCs w:val="28"/>
+        </w:rPr>
+        <w:t>асширен</w:t>
+      </w:r>
+      <w:r>
+        <w:rPr>
+          <w:rFonts w:cs="Times New Roman"/>
+          <w:szCs w:val="28"/>
+        </w:rPr>
+        <w:t>ный блок</w:t>
+      </w:r>
+      <w:r>
+        <w:rPr>
+          <w:rFonts w:cs="Times New Roman"/>
+          <w:szCs w:val="28"/>
+        </w:rPr>
+        <w:t xml:space="preserve"> дополне</w:t>
+      </w:r>
+      <w:r>
+        <w:rPr>
+          <w:rFonts w:cs="Times New Roman"/>
+          <w:szCs w:val="28"/>
+        </w:rPr>
+        <w:t xml:space="preserve">н </w:t>
+      </w:r>
+      <w:r>
+        <w:rPr>
+          <w:rFonts w:cs="Times New Roman"/>
+          <w:szCs w:val="28"/>
+        </w:rPr>
+        <w:t>эмоцией и контекстом. Пользователь может создавать, просматривать, редактировать и удалять как записи целиком, так и отдельно блок настроения внутри записи.</w:t>
       </w:r>
     </w:p>
     <w:p>
@@ -14026,7 +14230,21 @@
           <w:rFonts w:cs="Times New Roman"/>
           <w:szCs w:val="28"/>
         </w:rPr>
-        <w:t xml:space="preserve"> Раздел аналитики предоставляет следующие агрегированные показатели: общее количество записей, суммарное количество написанных слов, количество дней подряд, в которые велся дневник, а также график изменения настроения за последние 30 дней. Данный набор метрик соответствует базовому уровню достаточному для выявления динамических закономерностей</w:t>
+        <w:t xml:space="preserve"> Раздел аналитики предоставляет агрегированные показатели</w:t>
+      </w:r>
+      <w:r>
+        <w:rPr>
+          <w:rFonts w:cs="Times New Roman"/>
+          <w:szCs w:val="28"/>
+        </w:rPr>
+        <w:t xml:space="preserve">, такие как </w:t>
+      </w:r>
+      <w:r>
+        <w:rPr>
+          <w:rFonts w:cs="Times New Roman"/>
+          <w:szCs w:val="28"/>
+        </w:rPr>
+        <w:t>общее количество записей, суммарное количество написанных слов, количество дней подряд, в которые велся дневник, а также график изменения настроения за последние 30 дней. Данный набор метрик соответствует базовому уровню достаточному для выявления динамических закономерностей</w:t>
       </w:r>
       <w:r>
         <w:rPr>
@@ -14147,7 +14365,28 @@
           <w:rFonts w:cs="Times New Roman"/>
           <w:szCs w:val="28"/>
         </w:rPr>
-        <w:t>: все операции с записями выполняются локально и мгновенно отражаются в интерфейсе вне зависимости от наличия сетевого соединения. Синхронизация с облачным хранилищем</w:t>
+        <w:t>.</w:t>
+      </w:r>
+      <w:r>
+        <w:rPr>
+          <w:rFonts w:cs="Times New Roman"/>
+          <w:szCs w:val="28"/>
+        </w:rPr>
+        <w:t xml:space="preserve"> </w:t>
+      </w:r>
+      <w:r>
+        <w:rPr>
+          <w:rFonts w:cs="Times New Roman"/>
+          <w:szCs w:val="28"/>
+        </w:rPr>
+        <w:t>В</w:t>
+      </w:r>
+      <w:r>
+        <w:rPr>
+          <w:rFonts w:cs="Times New Roman"/>
+          <w:szCs w:val="28"/>
+        </w:rPr>
+        <w:t>се операции с записями выполняются локально и мгновенно отражаются в интерфейсе вне зависимости от наличия сетевого соединения. Синхронизация с облачным хранилищем</w:t>
       </w:r>
       <w:r>
         <w:rPr>
@@ -14191,7 +14430,21 @@
           <w:rFonts w:cs="Times New Roman"/>
           <w:szCs w:val="28"/>
         </w:rPr>
-        <w:t xml:space="preserve"> в контексте персональных дневников критически важна: прерывание пользовательского потока из-за отсутствия сети в момент эмоциональной записи </w:t>
+        <w:t xml:space="preserve"> в контексте персональных дневников критически важна</w:t>
+      </w:r>
+      <w:r>
+        <w:rPr>
+          <w:rFonts w:cs="Times New Roman"/>
+          <w:szCs w:val="28"/>
+        </w:rPr>
+        <w:t xml:space="preserve">, так как </w:t>
+      </w:r>
+      <w:r>
+        <w:rPr>
+          <w:rFonts w:cs="Times New Roman"/>
+          <w:szCs w:val="28"/>
+        </w:rPr>
+        <w:t xml:space="preserve">прерывание пользовательского потока из-за отсутствия сети в момент эмоциональной записи </w:t>
       </w:r>
       <w:r>
         <w:rPr>
@@ -14355,7 +14608,7 @@
           <w:rFonts w:cs="Times New Roman"/>
           <w:szCs w:val="28"/>
         </w:rPr>
-        <w:t xml:space="preserve">) и выходят за рамки исследуемой задачи </w:t>
+        <w:t xml:space="preserve">) и выходят за рамки исследуемой задачи. </w:t>
       </w:r>
       <w:r>
         <w:rPr>
@@ -14363,7 +14616,7 @@
           <w:szCs w:val="28"/>
         </w:rPr>
         <w:lastRenderedPageBreak/>
-        <w:t xml:space="preserve">максимизации переиспользуемого кода. Функция восстановления пароля не включена в текущую версию ввиду ограниченного объёма работы, однако её добавление не несёт архитектурных препятствий. Перечисленные ограничения не влияют на полноту исследования кроссплатформенного подхода, поскольку все пять реализуемых модулей в равной мере охватывают задачи взаимодействия с </w:t>
+        <w:t xml:space="preserve">Функция восстановления пароля не включена в текущую версию ввиду ограниченного объёма работы, однако её добавление не несёт архитектурных препятствий. Перечисленные ограничения не влияют на полноту исследования кроссплатформенного подхода, поскольку все пять реализуемых модулей в равной мере охватывают задачи взаимодействия с </w:t>
       </w:r>
       <w:r>
         <w:rPr>
@@ -14428,7 +14681,35 @@
           <w:rFonts w:cs="Times New Roman"/>
           <w:szCs w:val="28"/>
         </w:rPr>
-        <w:t>Если функциональные требования определяют, что именно система должна делать, то нефункциональные требования устанавливают качественные характеристики, которым система должна соответствовать. Для кроссплатформенного приложения формирование нефункциональных требований имеет дополнительную специфику: каждое из качественных свойств должно быть обеспечено одновременно на нескольких платформах с различными средами выполнения, аппаратными возможностями и моделями взаимодействия с пользователем.</w:t>
+        <w:t>Если функциональные требования определяют, что именно система должна делать, то нефункциональные требования устанавливают качественные характеристики, которым система должна соответствовать. Для кроссплатформенного приложения формирование нефункциональных требований имеет дополнительную специфику</w:t>
+      </w:r>
+      <w:r>
+        <w:rPr>
+          <w:rFonts w:cs="Times New Roman"/>
+          <w:szCs w:val="28"/>
+        </w:rPr>
+        <w:t>.</w:t>
+      </w:r>
+      <w:r>
+        <w:rPr>
+          <w:rFonts w:cs="Times New Roman"/>
+          <w:szCs w:val="28"/>
+        </w:rPr>
+        <w:t xml:space="preserve"> </w:t>
+      </w:r>
+      <w:r>
+        <w:rPr>
+          <w:rFonts w:cs="Times New Roman"/>
+          <w:szCs w:val="28"/>
+        </w:rPr>
+        <w:t>К</w:t>
+      </w:r>
+      <w:r>
+        <w:rPr>
+          <w:rFonts w:cs="Times New Roman"/>
+          <w:szCs w:val="28"/>
+        </w:rPr>
+        <w:t>аждое из качественных свойств должно быть обеспечено одновременно на нескольких платформах с различными средами выполнения, аппаратными возможностями и моделями взаимодействия с пользователем.</w:t>
       </w:r>
     </w:p>
     <w:p>
@@ -14462,16 +14743,88 @@
         </w:rPr>
         <w:t>Кроссплатформенные фреймворки вводят дополнительный слой абстракции между приложением и операционной системой, что может приводить к повышенному потреблению ресурсов по сравнению с нативными реализациями. Это делает явную фиксацию целевых показателей производительности необходимой.</w:t>
       </w:r>
+      <w:r>
+        <w:rPr>
+          <w:rFonts w:cs="Times New Roman"/>
+          <w:szCs w:val="28"/>
+        </w:rPr>
+        <w:t xml:space="preserve"> </w:t>
+      </w:r>
+      <w:r>
+        <w:t>В качестве ориентира для определения пороговых значений времени отклика используется модель, предложенная командой Google. Модель основана на исследованиях восприятия задержки пользователем и определяет категории пороговых значений</w:t>
+      </w:r>
+      <w:r>
+        <w:t>.</w:t>
+      </w:r>
     </w:p>
     <w:p>
-      <w:r>
-        <w:tab/>
-      </w:r>
-      <w:r>
-        <w:t>В качестве ориентира для определения пороговых значений времени отклика используется модель, предложенная командой Google. Модель основана на исследованиях восприятия задержки пользователем и определяет категории пороговых значений</w:t>
-      </w:r>
-      <w:r>
-        <w:t>.</w:t>
+      <w:pPr>
+        <w:ind w:firstLine="708"/>
+        <w:rPr>
+          <w:rFonts w:cs="Times New Roman"/>
+          <w:szCs w:val="28"/>
+        </w:rPr>
+      </w:pPr>
+      <w:r>
+        <w:rPr>
+          <w:rFonts w:cs="Times New Roman"/>
+          <w:szCs w:val="28"/>
+        </w:rPr>
+        <w:t xml:space="preserve">Для разрабатываемого приложения определены следующие целевые показатели. Время отклика на пользовательские действия не должно превышать 100 </w:t>
+      </w:r>
+      <w:proofErr w:type="spellStart"/>
+      <w:r>
+        <w:rPr>
+          <w:rFonts w:cs="Times New Roman"/>
+          <w:szCs w:val="28"/>
+        </w:rPr>
+        <w:t>мс</w:t>
+      </w:r>
+      <w:proofErr w:type="spellEnd"/>
+      <w:r>
+        <w:rPr>
+          <w:rFonts w:cs="Times New Roman"/>
+          <w:szCs w:val="28"/>
+        </w:rPr>
+        <w:t xml:space="preserve">. Анимации и переходы должны выполняться с частотой не менее 60 кадров в секунду. Время холодного запуска приложения не должно </w:t>
+      </w:r>
+      <w:r>
+        <w:rPr>
+          <w:rFonts w:cs="Times New Roman"/>
+          <w:szCs w:val="28"/>
+        </w:rPr>
+        <w:lastRenderedPageBreak/>
+        <w:t xml:space="preserve">превышать 2 секунд на мобильных устройствах среднего ценового сегмента и 3 секунд для веб-версии. Все операции с локальными данными должны выполняться без видимой задержки для пользователя, что обеспечивается стратегией </w:t>
+      </w:r>
+      <w:r>
+        <w:rPr>
+          <w:rFonts w:cs="Times New Roman"/>
+          <w:szCs w:val="28"/>
+          <w:lang w:val="en-US"/>
+        </w:rPr>
+        <w:t>offline</w:t>
+      </w:r>
+      <w:r>
+        <w:rPr>
+          <w:rFonts w:cs="Times New Roman"/>
+          <w:szCs w:val="28"/>
+        </w:rPr>
+        <w:t>-</w:t>
+      </w:r>
+      <w:r>
+        <w:rPr>
+          <w:rFonts w:cs="Times New Roman"/>
+          <w:szCs w:val="28"/>
+          <w:lang w:val="en-US"/>
+        </w:rPr>
+        <w:t>first</w:t>
+      </w:r>
+      <w:r>
+        <w:rPr>
+          <w:rFonts w:cs="Times New Roman"/>
+          <w:szCs w:val="28"/>
+        </w:rPr>
+        <w:t>, при которой взаимодействие происходит с локальной базой данных.</w:t>
       </w:r>
     </w:p>
     <w:p>
@@ -14485,56 +14838,32 @@
       <w:r>
         <w:rPr>
           <w:rFonts w:cs="Times New Roman"/>
-          <w:szCs w:val="28"/>
-        </w:rPr>
-        <w:lastRenderedPageBreak/>
-        <w:t xml:space="preserve">Для разрабатываемого приложения определены следующие целевые показатели. Время отклика на пользовательские действия не должно превышать 100 </w:t>
-      </w:r>
-      <w:proofErr w:type="spellStart"/>
-      <w:r>
-        <w:rPr>
-          <w:rFonts w:cs="Times New Roman"/>
-          <w:szCs w:val="28"/>
-        </w:rPr>
-        <w:t>мс</w:t>
-      </w:r>
-      <w:proofErr w:type="spellEnd"/>
-      <w:r>
-        <w:rPr>
-          <w:rFonts w:cs="Times New Roman"/>
-          <w:szCs w:val="28"/>
-        </w:rPr>
-        <w:t xml:space="preserve">. Анимации и переходы должны выполняться с частотой не менее 60 кадров в секунду. Время холодного запуска приложения не должно превышать 2 секунд на мобильных устройствах среднего ценового сегмента и 3 секунд для веб-версии. Все операции с локальными данными должны выполняться без видимой задержки для пользователя, что обеспечивается стратегией </w:t>
-      </w:r>
-      <w:r>
-        <w:rPr>
-          <w:rFonts w:cs="Times New Roman"/>
-          <w:szCs w:val="28"/>
-          <w:lang w:val="en-US"/>
-        </w:rPr>
-        <w:t>offline</w:t>
-      </w:r>
-      <w:r>
-        <w:rPr>
-          <w:rFonts w:cs="Times New Roman"/>
-          <w:szCs w:val="28"/>
-        </w:rPr>
-        <w:t>-</w:t>
-      </w:r>
-      <w:r>
-        <w:rPr>
-          <w:rFonts w:cs="Times New Roman"/>
-          <w:szCs w:val="28"/>
-          <w:lang w:val="en-US"/>
-        </w:rPr>
-        <w:t>first</w:t>
-      </w:r>
-      <w:r>
-        <w:rPr>
-          <w:rFonts w:cs="Times New Roman"/>
-          <w:szCs w:val="28"/>
-        </w:rPr>
-        <w:t>, при которой взаимодействие происходит с локальной базой данных.</w:t>
+          <w:b/>
+          <w:bCs/>
+          <w:szCs w:val="28"/>
+        </w:rPr>
+        <w:t>Безопасность и конфиденциальность данных.</w:t>
+      </w:r>
+      <w:r>
+        <w:rPr>
+          <w:rFonts w:cs="Times New Roman"/>
+          <w:szCs w:val="28"/>
+        </w:rPr>
+        <w:t xml:space="preserve"> </w:t>
+      </w:r>
+      <w:r>
+        <w:rPr>
+          <w:rFonts w:cs="Times New Roman"/>
+          <w:szCs w:val="28"/>
+        </w:rPr>
+        <w:t>Д</w:t>
+      </w:r>
+      <w:r>
+        <w:rPr>
+          <w:rFonts w:cs="Times New Roman"/>
+          <w:szCs w:val="28"/>
+        </w:rPr>
+        <w:t>невник эмоциональных состояний оперирует данными, которые относятся к категории чувствительной персональной информации. Пользователь фиксирует субъективные оценки настроения, описывает эмоциональные переживания и контекст, в котором они возникли. Утечка или несанкционированный доступ к подобным данным несёт существенные риски для пользователя.</w:t>
       </w:r>
     </w:p>
     <w:p>
@@ -14548,32 +14877,370 @@
       <w:r>
         <w:rPr>
           <w:rFonts w:cs="Times New Roman"/>
+          <w:szCs w:val="28"/>
+        </w:rPr>
+        <w:t xml:space="preserve">Исследования в области приватности приложений для ментального здоровья свидетельствуют о систематических проблемах в отрасли. </w:t>
+      </w:r>
+      <w:proofErr w:type="spellStart"/>
+      <w:r>
+        <w:rPr>
+          <w:rFonts w:cs="Times New Roman"/>
+          <w:szCs w:val="28"/>
+        </w:rPr>
+        <w:t>Ивайя</w:t>
+      </w:r>
+      <w:proofErr w:type="spellEnd"/>
+      <w:r>
+        <w:rPr>
+          <w:rFonts w:cs="Times New Roman"/>
+          <w:szCs w:val="28"/>
+        </w:rPr>
+        <w:t xml:space="preserve"> </w:t>
+      </w:r>
+      <w:r>
+        <w:rPr>
+          <w:rFonts w:cs="Times New Roman"/>
+          <w:szCs w:val="28"/>
+        </w:rPr>
+        <w:t xml:space="preserve">Л. </w:t>
+      </w:r>
+      <w:r>
+        <w:rPr>
+          <w:rFonts w:cs="Times New Roman"/>
+          <w:szCs w:val="28"/>
+        </w:rPr>
+        <w:t xml:space="preserve">и соавторы провели эмпирический анализ 27 наиболее популярных приложений для ментального здоровья из Google Play Store и выявили, что 74 % из них получили оценку критического или высокого риска по шкале безопасности приложений, причём основной причиной являлись небезопасные практики кодирования и угрозы раскрытия информации </w:t>
+      </w:r>
+      <w:r>
+        <w:rPr>
+          <w:rFonts w:cs="Times New Roman"/>
+          <w:szCs w:val="28"/>
+          <w:highlight w:val="lightGray"/>
+        </w:rPr>
+        <w:t>[</w:t>
+      </w:r>
+      <w:proofErr w:type="spellStart"/>
+      <w:r>
+        <w:rPr>
+          <w:rFonts w:cs="Times New Roman"/>
+          <w:szCs w:val="28"/>
+          <w:highlight w:val="lightGray"/>
+        </w:rPr>
+        <w:t>Iwaya</w:t>
+      </w:r>
+      <w:proofErr w:type="spellEnd"/>
+      <w:r>
+        <w:rPr>
+          <w:rFonts w:cs="Times New Roman"/>
+          <w:szCs w:val="28"/>
+          <w:highlight w:val="lightGray"/>
+        </w:rPr>
+        <w:t xml:space="preserve"> L. H., </w:t>
+      </w:r>
+      <w:proofErr w:type="spellStart"/>
+      <w:r>
+        <w:rPr>
+          <w:rFonts w:cs="Times New Roman"/>
+          <w:szCs w:val="28"/>
+          <w:highlight w:val="lightGray"/>
+        </w:rPr>
+        <w:t>Babar</w:t>
+      </w:r>
+      <w:proofErr w:type="spellEnd"/>
+      <w:r>
+        <w:rPr>
+          <w:rFonts w:cs="Times New Roman"/>
+          <w:szCs w:val="28"/>
+          <w:highlight w:val="lightGray"/>
+        </w:rPr>
+        <w:t xml:space="preserve"> M. A., </w:t>
+      </w:r>
+      <w:proofErr w:type="spellStart"/>
+      <w:r>
+        <w:rPr>
+          <w:rFonts w:cs="Times New Roman"/>
+          <w:szCs w:val="28"/>
+          <w:highlight w:val="lightGray"/>
+        </w:rPr>
+        <w:t>Rashid</w:t>
+      </w:r>
+      <w:proofErr w:type="spellEnd"/>
+      <w:r>
+        <w:rPr>
+          <w:rFonts w:cs="Times New Roman"/>
+          <w:szCs w:val="28"/>
+          <w:highlight w:val="lightGray"/>
+        </w:rPr>
+        <w:t xml:space="preserve"> A., </w:t>
+      </w:r>
+      <w:proofErr w:type="spellStart"/>
+      <w:r>
+        <w:rPr>
+          <w:rFonts w:cs="Times New Roman"/>
+          <w:szCs w:val="28"/>
+          <w:highlight w:val="lightGray"/>
+        </w:rPr>
+        <w:t>Wijayarathna</w:t>
+      </w:r>
+      <w:proofErr w:type="spellEnd"/>
+      <w:r>
+        <w:rPr>
+          <w:rFonts w:cs="Times New Roman"/>
+          <w:szCs w:val="28"/>
+          <w:highlight w:val="lightGray"/>
+        </w:rPr>
+        <w:t xml:space="preserve"> C. On </w:t>
+      </w:r>
+      <w:proofErr w:type="spellStart"/>
+      <w:r>
+        <w:rPr>
+          <w:rFonts w:cs="Times New Roman"/>
+          <w:szCs w:val="28"/>
+          <w:highlight w:val="lightGray"/>
+        </w:rPr>
+        <w:t>the</w:t>
+      </w:r>
+      <w:proofErr w:type="spellEnd"/>
+      <w:r>
+        <w:rPr>
+          <w:rFonts w:cs="Times New Roman"/>
+          <w:szCs w:val="28"/>
+          <w:highlight w:val="lightGray"/>
+        </w:rPr>
+        <w:t xml:space="preserve"> </w:t>
+      </w:r>
+      <w:proofErr w:type="spellStart"/>
+      <w:r>
+        <w:rPr>
+          <w:rFonts w:cs="Times New Roman"/>
+          <w:szCs w:val="28"/>
+          <w:highlight w:val="lightGray"/>
+        </w:rPr>
+        <w:t>privacy</w:t>
+      </w:r>
+      <w:proofErr w:type="spellEnd"/>
+      <w:r>
+        <w:rPr>
+          <w:rFonts w:cs="Times New Roman"/>
+          <w:szCs w:val="28"/>
+          <w:highlight w:val="lightGray"/>
+        </w:rPr>
+        <w:t xml:space="preserve"> </w:t>
+      </w:r>
+      <w:proofErr w:type="spellStart"/>
+      <w:r>
+        <w:rPr>
+          <w:rFonts w:cs="Times New Roman"/>
+          <w:szCs w:val="28"/>
+          <w:highlight w:val="lightGray"/>
+        </w:rPr>
+        <w:t>of</w:t>
+      </w:r>
+      <w:proofErr w:type="spellEnd"/>
+      <w:r>
+        <w:rPr>
+          <w:rFonts w:cs="Times New Roman"/>
+          <w:szCs w:val="28"/>
+          <w:highlight w:val="lightGray"/>
+        </w:rPr>
+        <w:t xml:space="preserve"> </w:t>
+      </w:r>
+      <w:proofErr w:type="spellStart"/>
+      <w:r>
+        <w:rPr>
+          <w:rFonts w:cs="Times New Roman"/>
+          <w:szCs w:val="28"/>
+          <w:highlight w:val="lightGray"/>
+        </w:rPr>
+        <w:t>mental</w:t>
+      </w:r>
+      <w:proofErr w:type="spellEnd"/>
+      <w:r>
+        <w:rPr>
+          <w:rFonts w:cs="Times New Roman"/>
+          <w:szCs w:val="28"/>
+          <w:highlight w:val="lightGray"/>
+        </w:rPr>
+        <w:t xml:space="preserve"> </w:t>
+      </w:r>
+      <w:proofErr w:type="spellStart"/>
+      <w:r>
+        <w:rPr>
+          <w:rFonts w:cs="Times New Roman"/>
+          <w:szCs w:val="28"/>
+          <w:highlight w:val="lightGray"/>
+        </w:rPr>
+        <w:t>health</w:t>
+      </w:r>
+      <w:proofErr w:type="spellEnd"/>
+      <w:r>
+        <w:rPr>
+          <w:rFonts w:cs="Times New Roman"/>
+          <w:szCs w:val="28"/>
+          <w:highlight w:val="lightGray"/>
+        </w:rPr>
+        <w:t xml:space="preserve"> </w:t>
+      </w:r>
+      <w:proofErr w:type="spellStart"/>
+      <w:r>
+        <w:rPr>
+          <w:rFonts w:cs="Times New Roman"/>
+          <w:szCs w:val="28"/>
+          <w:highlight w:val="lightGray"/>
+        </w:rPr>
+        <w:t>apps</w:t>
+      </w:r>
+      <w:proofErr w:type="spellEnd"/>
+      <w:r>
+        <w:rPr>
+          <w:rFonts w:cs="Times New Roman"/>
+          <w:szCs w:val="28"/>
+          <w:highlight w:val="lightGray"/>
+        </w:rPr>
+        <w:t xml:space="preserve"> // </w:t>
+      </w:r>
+      <w:proofErr w:type="spellStart"/>
+      <w:r>
+        <w:rPr>
+          <w:rFonts w:cs="Times New Roman"/>
+          <w:szCs w:val="28"/>
+          <w:highlight w:val="lightGray"/>
+        </w:rPr>
+        <w:t>Empirical</w:t>
+      </w:r>
+      <w:proofErr w:type="spellEnd"/>
+      <w:r>
+        <w:rPr>
+          <w:rFonts w:cs="Times New Roman"/>
+          <w:szCs w:val="28"/>
+          <w:highlight w:val="lightGray"/>
+        </w:rPr>
+        <w:t xml:space="preserve"> Software Engineering. — 2023. — № 28. — С. 1–42. DOI: https://doi.org/10.1007/s10664-022-10236-0.].</w:t>
+      </w:r>
+      <w:r>
+        <w:rPr>
+          <w:rFonts w:cs="Times New Roman"/>
+          <w:szCs w:val="28"/>
+        </w:rPr>
+        <w:t xml:space="preserve"> Независимый аудит Mozilla Foundation, проведённый в 2023 году, показал, что 59 % наиболее популярных приложений для ментального здоровья получили предупреждающую маркировку о недостаточной защите приватности, а 40 % приложений ухудшили свои практики по сравнению с предыдущим годом </w:t>
+      </w:r>
+      <w:r>
+        <w:rPr>
+          <w:rFonts w:cs="Times New Roman"/>
+          <w:szCs w:val="28"/>
+          <w:highlight w:val="lightGray"/>
+        </w:rPr>
+        <w:t xml:space="preserve">[Mozilla Foundation. </w:t>
+      </w:r>
+      <w:r>
+        <w:rPr>
+          <w:rFonts w:cs="Times New Roman"/>
+          <w:szCs w:val="28"/>
+          <w:highlight w:val="lightGray"/>
+          <w:lang w:val="en-US"/>
+        </w:rPr>
+        <w:t xml:space="preserve">Are mental health apps better or worse for privacy in 2023? </w:t>
+      </w:r>
+      <w:r>
+        <w:rPr>
+          <w:rFonts w:cs="Times New Roman"/>
+          <w:szCs w:val="28"/>
+          <w:highlight w:val="lightGray"/>
+        </w:rPr>
+        <w:t>[Электронный ресурс]. — 2023. URL: https://www.mozillafoundation.org/en/privacynotincluded/articles/are-mental-health-apps-better-or-worse-at-privacy-in-2023/ (дата обращения: 18.02.2026).].</w:t>
+      </w:r>
+    </w:p>
+    <w:p>
+      <w:pPr>
+        <w:ind w:firstLine="708"/>
+        <w:rPr>
+          <w:rFonts w:cs="Times New Roman"/>
+          <w:szCs w:val="28"/>
+        </w:rPr>
+      </w:pPr>
+      <w:r>
+        <w:rPr>
+          <w:rFonts w:cs="Times New Roman"/>
+          <w:szCs w:val="28"/>
+        </w:rPr>
+        <w:lastRenderedPageBreak/>
+        <w:t>С учётом указанных рисков для разрабатываемого приложения определены следующие требования безопасности.</w:t>
+      </w:r>
+    </w:p>
+    <w:p>
+      <w:pPr>
+        <w:ind w:firstLine="708"/>
+        <w:rPr>
+          <w:rFonts w:cs="Times New Roman"/>
+          <w:szCs w:val="28"/>
+        </w:rPr>
+      </w:pPr>
+      <w:r>
+        <w:rPr>
+          <w:rFonts w:cs="Times New Roman"/>
+          <w:szCs w:val="28"/>
+        </w:rPr>
+        <w:t>Все данные при передаче между клиентом и сервером должны быть защищены шифрованием с использованием протокола TLS. Токены аутентификации должны храниться в защищённых хранилищах, предоставляемых операционной системой. Содержимое записей дневника не должно передаваться третьим сторонам. Приложение должно следовать принципу минимизации данных</w:t>
+      </w:r>
+      <w:r>
+        <w:rPr>
+          <w:rFonts w:cs="Times New Roman"/>
+          <w:szCs w:val="28"/>
+        </w:rPr>
+        <w:t xml:space="preserve">, то есть </w:t>
+      </w:r>
+      <w:r>
+        <w:rPr>
+          <w:rFonts w:cs="Times New Roman"/>
+          <w:szCs w:val="28"/>
+        </w:rPr>
+        <w:t xml:space="preserve">собирается только та информация, которая необходима для обеспечения заявленной функциональности. </w:t>
+      </w:r>
+      <w:r>
+        <w:rPr>
+          <w:rFonts w:cs="Times New Roman"/>
+          <w:szCs w:val="28"/>
+        </w:rPr>
+        <w:t xml:space="preserve">Текстовый контент записей шифруется на стороне базы данных. </w:t>
+      </w:r>
+      <w:r>
+        <w:rPr>
+          <w:rFonts w:cs="Times New Roman"/>
+          <w:szCs w:val="28"/>
+        </w:rPr>
+        <w:t>Серверная часть должна обеспечивать изоляцию данных между пользователями средствами политик доступа на уровне строк базы данных.</w:t>
+      </w:r>
+      <w:r>
+        <w:rPr>
+          <w:rFonts w:cs="Times New Roman"/>
+          <w:szCs w:val="28"/>
+        </w:rPr>
+        <w:t xml:space="preserve"> </w:t>
+      </w:r>
+    </w:p>
+    <w:p>
+      <w:pPr>
+        <w:ind w:firstLine="708"/>
+        <w:rPr>
+          <w:rFonts w:cs="Times New Roman"/>
+          <w:szCs w:val="28"/>
+        </w:rPr>
+      </w:pPr>
+      <w:r>
+        <w:rPr>
+          <w:rFonts w:cs="Times New Roman"/>
           <w:b/>
           <w:bCs/>
           <w:szCs w:val="28"/>
         </w:rPr>
-        <w:t>Безопасность и конфиденциальность данных.</w:t>
-      </w:r>
-      <w:r>
-        <w:rPr>
-          <w:rFonts w:cs="Times New Roman"/>
-          <w:szCs w:val="28"/>
-        </w:rPr>
-        <w:t xml:space="preserve"> </w:t>
-      </w:r>
-      <w:r>
-        <w:rPr>
-          <w:rFonts w:cs="Times New Roman"/>
-          <w:szCs w:val="28"/>
-        </w:rPr>
-        <w:t>Д</w:t>
-      </w:r>
-      <w:r>
-        <w:rPr>
-          <w:rFonts w:cs="Times New Roman"/>
-          <w:szCs w:val="28"/>
-        </w:rPr>
-        <w:t>невник эмоциональных состояний оперирует данными, которые относятся к категории чувствительной персональной информации. Пользователь фиксирует субъективные оценки настроения, описывает эмоциональные переживания и контекст, в котором они возникли. Утечка или несанкционированный доступ к подобным данным несёт существенные риски для пользователя.</w:t>
+        <w:t>Единообразие пользовательского опыта и адаптация к платформенным конвенциям.</w:t>
+      </w:r>
+      <w:r>
+        <w:rPr>
+          <w:rFonts w:cs="Times New Roman"/>
+          <w:szCs w:val="28"/>
+        </w:rPr>
+        <w:t xml:space="preserve"> Одной из ключевых задач кроссплатформенной разработки является обеспечение функционального паритета между платформами при сохранении единого визуального языка. Пользователь, переключающийся между Android-устройством, десктопным клиентом и веб-версией, должен воспринимать приложение как единый продукт, а не как набор разрозненных реализаций.</w:t>
       </w:r>
     </w:p>
     <w:p>
@@ -14589,284 +15256,7 @@
           <w:rFonts w:cs="Times New Roman"/>
           <w:szCs w:val="28"/>
         </w:rPr>
-        <w:t xml:space="preserve">Исследования в области приватности приложений для ментального здоровья свидетельствуют о систематических проблемах в отрасли. </w:t>
-      </w:r>
-      <w:proofErr w:type="spellStart"/>
-      <w:r>
-        <w:rPr>
-          <w:rFonts w:cs="Times New Roman"/>
-          <w:szCs w:val="28"/>
-        </w:rPr>
-        <w:t>Ивайя</w:t>
-      </w:r>
-      <w:proofErr w:type="spellEnd"/>
-      <w:r>
-        <w:rPr>
-          <w:rFonts w:cs="Times New Roman"/>
-          <w:szCs w:val="28"/>
-        </w:rPr>
-        <w:t xml:space="preserve"> </w:t>
-      </w:r>
-      <w:r>
-        <w:rPr>
-          <w:rFonts w:cs="Times New Roman"/>
-          <w:szCs w:val="28"/>
-        </w:rPr>
-        <w:t xml:space="preserve">Л. </w:t>
-      </w:r>
-      <w:r>
-        <w:rPr>
-          <w:rFonts w:cs="Times New Roman"/>
-          <w:szCs w:val="28"/>
-        </w:rPr>
-        <w:t xml:space="preserve">и соавторы провели эмпирический анализ 27 наиболее популярных приложений для ментального здоровья из Google Play Store и выявили, что 74 % из них получили оценку критического или высокого риска по шкале безопасности приложений, причём основной причиной являлись небезопасные практики кодирования и угрозы раскрытия информации </w:t>
-      </w:r>
-      <w:r>
-        <w:rPr>
-          <w:rFonts w:cs="Times New Roman"/>
-          <w:szCs w:val="28"/>
-          <w:highlight w:val="lightGray"/>
-        </w:rPr>
-        <w:t>[</w:t>
-      </w:r>
-      <w:proofErr w:type="spellStart"/>
-      <w:r>
-        <w:rPr>
-          <w:rFonts w:cs="Times New Roman"/>
-          <w:szCs w:val="28"/>
-          <w:highlight w:val="lightGray"/>
-        </w:rPr>
-        <w:t>Iwaya</w:t>
-      </w:r>
-      <w:proofErr w:type="spellEnd"/>
-      <w:r>
-        <w:rPr>
-          <w:rFonts w:cs="Times New Roman"/>
-          <w:szCs w:val="28"/>
-          <w:highlight w:val="lightGray"/>
-        </w:rPr>
-        <w:t xml:space="preserve"> L. H., </w:t>
-      </w:r>
-      <w:proofErr w:type="spellStart"/>
-      <w:r>
-        <w:rPr>
-          <w:rFonts w:cs="Times New Roman"/>
-          <w:szCs w:val="28"/>
-          <w:highlight w:val="lightGray"/>
-        </w:rPr>
-        <w:t>Babar</w:t>
-      </w:r>
-      <w:proofErr w:type="spellEnd"/>
-      <w:r>
-        <w:rPr>
-          <w:rFonts w:cs="Times New Roman"/>
-          <w:szCs w:val="28"/>
-          <w:highlight w:val="lightGray"/>
-        </w:rPr>
-        <w:t xml:space="preserve"> M. A., </w:t>
-      </w:r>
-      <w:proofErr w:type="spellStart"/>
-      <w:r>
-        <w:rPr>
-          <w:rFonts w:cs="Times New Roman"/>
-          <w:szCs w:val="28"/>
-          <w:highlight w:val="lightGray"/>
-        </w:rPr>
-        <w:t>Rashid</w:t>
-      </w:r>
-      <w:proofErr w:type="spellEnd"/>
-      <w:r>
-        <w:rPr>
-          <w:rFonts w:cs="Times New Roman"/>
-          <w:szCs w:val="28"/>
-          <w:highlight w:val="lightGray"/>
-        </w:rPr>
-        <w:t xml:space="preserve"> A., </w:t>
-      </w:r>
-      <w:proofErr w:type="spellStart"/>
-      <w:r>
-        <w:rPr>
-          <w:rFonts w:cs="Times New Roman"/>
-          <w:szCs w:val="28"/>
-          <w:highlight w:val="lightGray"/>
-        </w:rPr>
-        <w:t>Wijayarathna</w:t>
-      </w:r>
-      <w:proofErr w:type="spellEnd"/>
-      <w:r>
-        <w:rPr>
-          <w:rFonts w:cs="Times New Roman"/>
-          <w:szCs w:val="28"/>
-          <w:highlight w:val="lightGray"/>
-        </w:rPr>
-        <w:t xml:space="preserve"> C. On </w:t>
-      </w:r>
-      <w:proofErr w:type="spellStart"/>
-      <w:r>
-        <w:rPr>
-          <w:rFonts w:cs="Times New Roman"/>
-          <w:szCs w:val="28"/>
-          <w:highlight w:val="lightGray"/>
-        </w:rPr>
-        <w:t>the</w:t>
-      </w:r>
-      <w:proofErr w:type="spellEnd"/>
-      <w:r>
-        <w:rPr>
-          <w:rFonts w:cs="Times New Roman"/>
-          <w:szCs w:val="28"/>
-          <w:highlight w:val="lightGray"/>
-        </w:rPr>
-        <w:t xml:space="preserve"> </w:t>
-      </w:r>
-      <w:proofErr w:type="spellStart"/>
-      <w:r>
-        <w:rPr>
-          <w:rFonts w:cs="Times New Roman"/>
-          <w:szCs w:val="28"/>
-          <w:highlight w:val="lightGray"/>
-        </w:rPr>
-        <w:t>privacy</w:t>
-      </w:r>
-      <w:proofErr w:type="spellEnd"/>
-      <w:r>
-        <w:rPr>
-          <w:rFonts w:cs="Times New Roman"/>
-          <w:szCs w:val="28"/>
-          <w:highlight w:val="lightGray"/>
-        </w:rPr>
-        <w:t xml:space="preserve"> </w:t>
-      </w:r>
-      <w:proofErr w:type="spellStart"/>
-      <w:r>
-        <w:rPr>
-          <w:rFonts w:cs="Times New Roman"/>
-          <w:szCs w:val="28"/>
-          <w:highlight w:val="lightGray"/>
-        </w:rPr>
-        <w:t>of</w:t>
-      </w:r>
-      <w:proofErr w:type="spellEnd"/>
-      <w:r>
-        <w:rPr>
-          <w:rFonts w:cs="Times New Roman"/>
-          <w:szCs w:val="28"/>
-          <w:highlight w:val="lightGray"/>
-        </w:rPr>
-        <w:t xml:space="preserve"> </w:t>
-      </w:r>
-      <w:proofErr w:type="spellStart"/>
-      <w:r>
-        <w:rPr>
-          <w:rFonts w:cs="Times New Roman"/>
-          <w:szCs w:val="28"/>
-          <w:highlight w:val="lightGray"/>
-        </w:rPr>
-        <w:t>mental</w:t>
-      </w:r>
-      <w:proofErr w:type="spellEnd"/>
-      <w:r>
-        <w:rPr>
-          <w:rFonts w:cs="Times New Roman"/>
-          <w:szCs w:val="28"/>
-          <w:highlight w:val="lightGray"/>
-        </w:rPr>
-        <w:t xml:space="preserve"> </w:t>
-      </w:r>
-      <w:proofErr w:type="spellStart"/>
-      <w:r>
-        <w:rPr>
-          <w:rFonts w:cs="Times New Roman"/>
-          <w:szCs w:val="28"/>
-          <w:highlight w:val="lightGray"/>
-        </w:rPr>
-        <w:t>health</w:t>
-      </w:r>
-      <w:proofErr w:type="spellEnd"/>
-      <w:r>
-        <w:rPr>
-          <w:rFonts w:cs="Times New Roman"/>
-          <w:szCs w:val="28"/>
-          <w:highlight w:val="lightGray"/>
-        </w:rPr>
-        <w:t xml:space="preserve"> </w:t>
-      </w:r>
-      <w:proofErr w:type="spellStart"/>
-      <w:r>
-        <w:rPr>
-          <w:rFonts w:cs="Times New Roman"/>
-          <w:szCs w:val="28"/>
-          <w:highlight w:val="lightGray"/>
-        </w:rPr>
-        <w:t>apps</w:t>
-      </w:r>
-      <w:proofErr w:type="spellEnd"/>
-      <w:r>
-        <w:rPr>
-          <w:rFonts w:cs="Times New Roman"/>
-          <w:szCs w:val="28"/>
-          <w:highlight w:val="lightGray"/>
-        </w:rPr>
-        <w:t xml:space="preserve"> // </w:t>
-      </w:r>
-      <w:proofErr w:type="spellStart"/>
-      <w:r>
-        <w:rPr>
-          <w:rFonts w:cs="Times New Roman"/>
-          <w:szCs w:val="28"/>
-          <w:highlight w:val="lightGray"/>
-        </w:rPr>
-        <w:t>Empirical</w:t>
-      </w:r>
-      <w:proofErr w:type="spellEnd"/>
-      <w:r>
-        <w:rPr>
-          <w:rFonts w:cs="Times New Roman"/>
-          <w:szCs w:val="28"/>
-          <w:highlight w:val="lightGray"/>
-        </w:rPr>
-        <w:t xml:space="preserve"> Software Engineering. — 2023. — № 28. — С. 1–42. DOI: https://doi.org/10.1007/s10664-022-10236-0.].</w:t>
-      </w:r>
-      <w:r>
-        <w:rPr>
-          <w:rFonts w:cs="Times New Roman"/>
-          <w:szCs w:val="28"/>
-        </w:rPr>
-        <w:t xml:space="preserve"> Независимый аудит Mozilla Foundation, проведённый в 2023 году, показал, что 59 % наиболее популярных приложений для ментального здоровья получили предупреждающую маркировку о недостаточной защите приватности, а 40 % приложений ухудшили свои практики по сравнению с предыдущим годом </w:t>
-      </w:r>
-      <w:r>
-        <w:rPr>
-          <w:rFonts w:cs="Times New Roman"/>
-          <w:szCs w:val="28"/>
-          <w:highlight w:val="lightGray"/>
-        </w:rPr>
-        <w:t xml:space="preserve">[Mozilla </w:t>
-      </w:r>
-      <w:r>
-        <w:rPr>
-          <w:rFonts w:cs="Times New Roman"/>
-          <w:szCs w:val="28"/>
-          <w:highlight w:val="lightGray"/>
-        </w:rPr>
-        <w:lastRenderedPageBreak/>
-        <w:t xml:space="preserve">Foundation. </w:t>
-      </w:r>
-      <w:r>
-        <w:rPr>
-          <w:rFonts w:cs="Times New Roman"/>
-          <w:szCs w:val="28"/>
-          <w:highlight w:val="lightGray"/>
-          <w:lang w:val="en-US"/>
-        </w:rPr>
-        <w:t xml:space="preserve">Are mental health apps better or worse for privacy in 2023? </w:t>
-      </w:r>
-      <w:r>
-        <w:rPr>
-          <w:rFonts w:cs="Times New Roman"/>
-          <w:szCs w:val="28"/>
-          <w:highlight w:val="lightGray"/>
-        </w:rPr>
-        <w:t>[Электронный ресурс]. — 2023. URL: https://www.mozillafoundation.org/en/privacynotincluded/articles/are-mental-health-apps-better-or-worse-at-privacy-in-2023/ (дата обращения: 18.02.2026).].</w:t>
+        <w:t>Вместе с тем платформы различаются по форм-факторам экранов и моделям ввода. Мобильное устройство предполагает сенсорное взаимодействие и вертикальную ориентацию экрана. Десктопный клиент рассчитан на управление мышью и клавиатурой, а также на экраны с большей диагональю. Веб-версия должна корректно отображаться в окнах произвольного размера.</w:t>
       </w:r>
     </w:p>
     <w:p>
@@ -14882,7 +15272,21 @@
           <w:rFonts w:cs="Times New Roman"/>
           <w:szCs w:val="28"/>
         </w:rPr>
-        <w:t>С учётом указанных рисков для разрабатываемого приложения определены следующие требования безопасности.</w:t>
+        <w:t xml:space="preserve">Для разрабатываемого приложения установлены </w:t>
+      </w:r>
+      <w:r>
+        <w:rPr>
+          <w:rFonts w:cs="Times New Roman"/>
+          <w:szCs w:val="28"/>
+        </w:rPr>
+        <w:t>далее перечисленные</w:t>
+      </w:r>
+      <w:r>
+        <w:rPr>
+          <w:rFonts w:cs="Times New Roman"/>
+          <w:szCs w:val="28"/>
+        </w:rPr>
+        <w:t xml:space="preserve"> требования.</w:t>
       </w:r>
     </w:p>
     <w:p>
@@ -14898,7 +15302,66 @@
           <w:rFonts w:cs="Times New Roman"/>
           <w:szCs w:val="28"/>
         </w:rPr>
-        <w:t>Все данные при передаче между клиентом и сервером должны быть защищены шифрованием с использованием протокола TLS. Токены аутентификации должны храниться в защищённых хранилищах, предоставляемых операционной системой. Содержимое записей дневника не должно передаваться третьим сторонам. Приложение должно следовать принципу минимизации данных: собирается только та информация, которая необходима для обеспечения заявленной функциональности. Серверная часть должна обеспечивать изоляцию данных между пользователями средствами политик доступа на уровне строк базы данных.</w:t>
+        <w:lastRenderedPageBreak/>
+        <w:t>Все функции MVP должны быть доступны на каждой из трёх целевых платформ без исключений. Интерфейс должен использовать единую дизайн-систему на всех платформах, обеспечивая визуальную согласованность. Компоновка экранов должна адаптироваться к размеру окна</w:t>
+      </w:r>
+      <w:r>
+        <w:rPr>
+          <w:rFonts w:cs="Times New Roman"/>
+          <w:szCs w:val="28"/>
+        </w:rPr>
+        <w:t>. Н</w:t>
+      </w:r>
+      <w:r>
+        <w:rPr>
+          <w:rFonts w:cs="Times New Roman"/>
+          <w:szCs w:val="28"/>
+        </w:rPr>
+        <w:t xml:space="preserve">а узких экранах используется </w:t>
+      </w:r>
+      <w:proofErr w:type="spellStart"/>
+      <w:r>
+        <w:rPr>
+          <w:rFonts w:cs="Times New Roman"/>
+          <w:szCs w:val="28"/>
+        </w:rPr>
+        <w:t>одноколоночная</w:t>
+      </w:r>
+      <w:proofErr w:type="spellEnd"/>
+      <w:r>
+        <w:rPr>
+          <w:rFonts w:cs="Times New Roman"/>
+          <w:szCs w:val="28"/>
+        </w:rPr>
+        <w:t xml:space="preserve"> компоновка, на широких допускается расширение области контента или отображение дополнительных панелей. Приложение должно корректно обрабатывать различные модели ввода</w:t>
+      </w:r>
+      <w:r>
+        <w:rPr>
+          <w:rFonts w:cs="Times New Roman"/>
+          <w:szCs w:val="28"/>
+        </w:rPr>
+        <w:t>. С</w:t>
+      </w:r>
+      <w:r>
+        <w:rPr>
+          <w:rFonts w:cs="Times New Roman"/>
+          <w:szCs w:val="28"/>
+        </w:rPr>
+        <w:t>енсорный ввод на мобильных устройствах, ввод с клавиатуры и мыши на десктопе. Код пользовательского интерфейса реализуется единообразно для всех платформ с использованием Compose Multiplatform</w:t>
+      </w:r>
+      <w:r>
+        <w:rPr>
+          <w:rFonts w:cs="Times New Roman"/>
+          <w:szCs w:val="28"/>
+        </w:rPr>
+        <w:t>. П</w:t>
+      </w:r>
+      <w:r>
+        <w:rPr>
+          <w:rFonts w:cs="Times New Roman"/>
+          <w:szCs w:val="28"/>
+        </w:rPr>
+        <w:t>латформенно-специфичный код ограничивается адаптацией к размерам экранов и отдельными аспектами взаимодействия с операционной системой.</w:t>
       </w:r>
     </w:p>
     <w:p>
@@ -14916,14 +15379,14 @@
           <w:bCs/>
           <w:szCs w:val="28"/>
         </w:rPr>
-        <w:t>Единообразие пользовательского опыта и адаптация к платформенным конвенциям.</w:t>
-      </w:r>
-      <w:r>
-        <w:rPr>
-          <w:rFonts w:cs="Times New Roman"/>
-          <w:szCs w:val="28"/>
-        </w:rPr>
-        <w:t xml:space="preserve"> Одной из ключевых задач кроссплатформенной разработки является обеспечение функционального паритета между платформами при сохранении единого визуального языка. Пользователь, переключающийся между Android-устройством, десктопным клиентом и веб-версией, должен воспринимать приложение как единый продукт, а не как набор разрозненных реализаций.</w:t>
+        <w:t>Надёжность и синхронизация данных.</w:t>
+      </w:r>
+      <w:r>
+        <w:rPr>
+          <w:rFonts w:cs="Times New Roman"/>
+          <w:szCs w:val="28"/>
+        </w:rPr>
+        <w:t xml:space="preserve"> Требование офлайн-доступа, сформулированное в функциональных требованиях, порождает ряд нефункциональных ограничений, связанных с надёжностью и целостностью данных.</w:t>
       </w:r>
     </w:p>
     <w:p>
@@ -14939,7 +15402,218 @@
           <w:rFonts w:cs="Times New Roman"/>
           <w:szCs w:val="28"/>
         </w:rPr>
-        <w:t>Вместе с тем платформы различаются по форм-факторам экранов и моделям ввода. Мобильное устройство предполагает сенсорное взаимодействие и вертикальную ориентацию экрана. Десктопный клиент рассчитан на управление мышью и клавиатурой, а также на экраны с большей диагональю. Веб-версия должна корректно отображаться в окнах произвольного размера.</w:t>
+        <w:t xml:space="preserve">Приложение реализует архитектуру </w:t>
+      </w:r>
+      <w:proofErr w:type="spellStart"/>
+      <w:r>
+        <w:rPr>
+          <w:rFonts w:cs="Times New Roman"/>
+          <w:szCs w:val="28"/>
+        </w:rPr>
+        <w:t>offline-first</w:t>
+      </w:r>
+      <w:proofErr w:type="spellEnd"/>
+      <w:r>
+        <w:rPr>
+          <w:rFonts w:cs="Times New Roman"/>
+          <w:szCs w:val="28"/>
+        </w:rPr>
+        <w:t xml:space="preserve">, при которой локальная база данных является основным источником данных для интерфейса. Все операции чтения и записи выполняются локально и мгновенно отражаются в интерфейсе. Синхронизация с серверным хранилищем происходит в фоновом режиме при наличии сетевого соединения. Такая архитектура, как отмечается в исследовании Дж. Топика, представляет собой парадигму проектирования, в которой сетевой доступ рассматривается как опциональный ресурс, а не обязательное условие функционирования </w:t>
+      </w:r>
+      <w:r>
+        <w:rPr>
+          <w:rFonts w:cs="Times New Roman"/>
+          <w:szCs w:val="28"/>
+          <w:highlight w:val="lightGray"/>
+        </w:rPr>
+        <w:t>[</w:t>
+      </w:r>
+      <w:proofErr w:type="spellStart"/>
+      <w:r>
+        <w:rPr>
+          <w:rFonts w:cs="Times New Roman"/>
+          <w:szCs w:val="28"/>
+          <w:highlight w:val="lightGray"/>
+        </w:rPr>
+        <w:t>Topic</w:t>
+      </w:r>
+      <w:proofErr w:type="spellEnd"/>
+      <w:r>
+        <w:rPr>
+          <w:rFonts w:cs="Times New Roman"/>
+          <w:szCs w:val="28"/>
+          <w:highlight w:val="lightGray"/>
+        </w:rPr>
+        <w:t xml:space="preserve"> J. </w:t>
+      </w:r>
+      <w:proofErr w:type="spellStart"/>
+      <w:r>
+        <w:rPr>
+          <w:rFonts w:cs="Times New Roman"/>
+          <w:szCs w:val="28"/>
+          <w:highlight w:val="lightGray"/>
+        </w:rPr>
+        <w:t>Offline</w:t>
+      </w:r>
+      <w:proofErr w:type="spellEnd"/>
+      <w:r>
+        <w:rPr>
+          <w:rFonts w:cs="Times New Roman"/>
+          <w:szCs w:val="28"/>
+          <w:highlight w:val="lightGray"/>
+        </w:rPr>
+        <w:t xml:space="preserve">-First Architecture: </w:t>
+      </w:r>
+      <w:proofErr w:type="spellStart"/>
+      <w:r>
+        <w:rPr>
+          <w:rFonts w:cs="Times New Roman"/>
+          <w:szCs w:val="28"/>
+          <w:highlight w:val="lightGray"/>
+        </w:rPr>
+        <w:t>Designing</w:t>
+      </w:r>
+      <w:proofErr w:type="spellEnd"/>
+      <w:r>
+        <w:rPr>
+          <w:rFonts w:cs="Times New Roman"/>
+          <w:szCs w:val="28"/>
+          <w:highlight w:val="lightGray"/>
+        </w:rPr>
+        <w:t xml:space="preserve"> </w:t>
+      </w:r>
+      <w:proofErr w:type="spellStart"/>
+      <w:r>
+        <w:rPr>
+          <w:rFonts w:cs="Times New Roman"/>
+          <w:szCs w:val="28"/>
+          <w:highlight w:val="lightGray"/>
+        </w:rPr>
+        <w:t>for</w:t>
+      </w:r>
+      <w:proofErr w:type="spellEnd"/>
+      <w:r>
+        <w:rPr>
+          <w:rFonts w:cs="Times New Roman"/>
+          <w:szCs w:val="28"/>
+          <w:highlight w:val="lightGray"/>
+        </w:rPr>
+        <w:t xml:space="preserve"> </w:t>
+      </w:r>
+      <w:proofErr w:type="spellStart"/>
+      <w:r>
+        <w:rPr>
+          <w:rFonts w:cs="Times New Roman"/>
+          <w:szCs w:val="28"/>
+          <w:highlight w:val="lightGray"/>
+        </w:rPr>
+        <w:t>Reality</w:t>
+      </w:r>
+      <w:proofErr w:type="spellEnd"/>
+      <w:r>
+        <w:rPr>
+          <w:rFonts w:cs="Times New Roman"/>
+          <w:szCs w:val="28"/>
+          <w:highlight w:val="lightGray"/>
+        </w:rPr>
+        <w:t xml:space="preserve">, </w:t>
+      </w:r>
+      <w:proofErr w:type="spellStart"/>
+      <w:r>
+        <w:rPr>
+          <w:rFonts w:cs="Times New Roman"/>
+          <w:szCs w:val="28"/>
+          <w:highlight w:val="lightGray"/>
+        </w:rPr>
+        <w:t>Not</w:t>
+      </w:r>
+      <w:proofErr w:type="spellEnd"/>
+      <w:r>
+        <w:rPr>
+          <w:rFonts w:cs="Times New Roman"/>
+          <w:szCs w:val="28"/>
+          <w:highlight w:val="lightGray"/>
+        </w:rPr>
+        <w:t xml:space="preserve"> </w:t>
+      </w:r>
+      <w:proofErr w:type="spellStart"/>
+      <w:r>
+        <w:rPr>
+          <w:rFonts w:cs="Times New Roman"/>
+          <w:szCs w:val="28"/>
+          <w:highlight w:val="lightGray"/>
+        </w:rPr>
+        <w:t>Just</w:t>
+      </w:r>
+      <w:proofErr w:type="spellEnd"/>
+      <w:r>
+        <w:rPr>
+          <w:rFonts w:cs="Times New Roman"/>
+          <w:szCs w:val="28"/>
+          <w:highlight w:val="lightGray"/>
+        </w:rPr>
+        <w:t xml:space="preserve"> </w:t>
+      </w:r>
+      <w:proofErr w:type="spellStart"/>
+      <w:r>
+        <w:rPr>
+          <w:rFonts w:cs="Times New Roman"/>
+          <w:szCs w:val="28"/>
+          <w:highlight w:val="lightGray"/>
+        </w:rPr>
+        <w:t>the</w:t>
+      </w:r>
+      <w:proofErr w:type="spellEnd"/>
+      <w:r>
+        <w:rPr>
+          <w:rFonts w:cs="Times New Roman"/>
+          <w:szCs w:val="28"/>
+          <w:highlight w:val="lightGray"/>
+        </w:rPr>
+        <w:t xml:space="preserve"> </w:t>
+      </w:r>
+      <w:proofErr w:type="spellStart"/>
+      <w:r>
+        <w:rPr>
+          <w:rFonts w:cs="Times New Roman"/>
+          <w:szCs w:val="28"/>
+          <w:highlight w:val="lightGray"/>
+        </w:rPr>
+        <w:t>Cloud</w:t>
+      </w:r>
+      <w:proofErr w:type="spellEnd"/>
+      <w:r>
+        <w:rPr>
+          <w:rFonts w:cs="Times New Roman"/>
+          <w:szCs w:val="28"/>
+          <w:highlight w:val="lightGray"/>
+        </w:rPr>
+        <w:t xml:space="preserve"> [Электронный ресурс] // </w:t>
+      </w:r>
+      <w:proofErr w:type="spellStart"/>
+      <w:r>
+        <w:rPr>
+          <w:rFonts w:cs="Times New Roman"/>
+          <w:szCs w:val="28"/>
+          <w:highlight w:val="lightGray"/>
+        </w:rPr>
+        <w:t>Medium</w:t>
+      </w:r>
+      <w:proofErr w:type="spellEnd"/>
+      <w:r>
+        <w:rPr>
+          <w:rFonts w:cs="Times New Roman"/>
+          <w:szCs w:val="28"/>
+          <w:highlight w:val="lightGray"/>
+        </w:rPr>
+        <w:t>. — 2025. URL: https://medium.com/@jusuftopic/offline-first-architecture-designing-for-reality-not-just-the-cloud-e5fd18e50a79 (дата обращения: 18.02.2026).]</w:t>
+      </w:r>
+      <w:r>
+        <w:rPr>
+          <w:rFonts w:cs="Times New Roman"/>
+          <w:szCs w:val="28"/>
+        </w:rPr>
+        <w:t>.</w:t>
       </w:r>
     </w:p>
     <w:p>
@@ -14953,10 +15627,68 @@
       <w:r>
         <w:rPr>
           <w:rFonts w:cs="Times New Roman"/>
+          <w:b/>
+          <w:bCs/>
+          <w:szCs w:val="28"/>
+        </w:rPr>
+        <w:t xml:space="preserve">Сопровождаемость и переиспользование кода. </w:t>
+      </w:r>
+      <w:r>
+        <w:rPr>
+          <w:rFonts w:cs="Times New Roman"/>
+          <w:szCs w:val="28"/>
+        </w:rPr>
+        <w:t>Архитектура проекта должна обеспечивать модульное разделение кода на общий и платформенно-</w:t>
+      </w:r>
+      <w:r>
+        <w:rPr>
+          <w:rFonts w:cs="Times New Roman"/>
           <w:szCs w:val="28"/>
         </w:rPr>
         <w:lastRenderedPageBreak/>
-        <w:t>Для разрабатываемого приложения установлены следующие требования.</w:t>
+        <w:t xml:space="preserve">специфичный модули. Общий модуль должен включать весь код пользовательского интерфейса, бизнес-логику, модели данных и навигацию. Платформенно-специфичный код должен быть ограничен конфигурацией точки входа приложения, адаптацией к размерам экрана и реализациями отдельных API операционной системы через механизм </w:t>
+      </w:r>
+      <w:proofErr w:type="spellStart"/>
+      <w:r>
+        <w:rPr>
+          <w:rFonts w:cs="Times New Roman"/>
+          <w:szCs w:val="28"/>
+        </w:rPr>
+        <w:t>expect</w:t>
+      </w:r>
+      <w:proofErr w:type="spellEnd"/>
+      <w:r>
+        <w:rPr>
+          <w:rFonts w:cs="Times New Roman"/>
+          <w:szCs w:val="28"/>
+        </w:rPr>
+        <w:t>/</w:t>
+      </w:r>
+      <w:proofErr w:type="spellStart"/>
+      <w:r>
+        <w:rPr>
+          <w:rFonts w:cs="Times New Roman"/>
+          <w:szCs w:val="28"/>
+        </w:rPr>
+        <w:t>actual</w:t>
+      </w:r>
+      <w:proofErr w:type="spellEnd"/>
+      <w:r>
+        <w:rPr>
+          <w:rFonts w:cs="Times New Roman"/>
+          <w:szCs w:val="28"/>
+        </w:rPr>
+        <w:t>. Целевая доля общего кода составляет не менее 90 % от совокупного объёма проекта. Добавление поддержки новой платформы не должно требовать переписывания существующего общего модуля.</w:t>
+      </w:r>
+      <w:r>
+        <w:t xml:space="preserve"> </w:t>
+      </w:r>
+      <w:r>
+        <w:rPr>
+          <w:rFonts w:cs="Times New Roman"/>
+          <w:szCs w:val="28"/>
+        </w:rPr>
+        <w:t>Данная группа требований непосредственно связана с исследовательской задачей работы.</w:t>
       </w:r>
     </w:p>
     <w:p>
@@ -14972,413 +15704,15 @@
           <w:rFonts w:cs="Times New Roman"/>
           <w:szCs w:val="28"/>
         </w:rPr>
-        <w:t xml:space="preserve">Все функции MVP должны быть доступны на каждой из трёх целевых платформ без исключений. Интерфейс должен использовать единую дизайн-систему на всех платформах, обеспечивая визуальную согласованность. Компоновка экранов должна адаптироваться к размеру окна: на узких экранах используется </w:t>
-      </w:r>
-      <w:proofErr w:type="spellStart"/>
-      <w:r>
-        <w:rPr>
-          <w:rFonts w:cs="Times New Roman"/>
-          <w:szCs w:val="28"/>
-        </w:rPr>
-        <w:t>одноколоночная</w:t>
-      </w:r>
-      <w:proofErr w:type="spellEnd"/>
-      <w:r>
-        <w:rPr>
-          <w:rFonts w:cs="Times New Roman"/>
-          <w:szCs w:val="28"/>
-        </w:rPr>
-        <w:t xml:space="preserve"> компоновка, на широких допускается расширение области контента или отображение дополнительных панелей. Приложение должно корректно обрабатывать различные модели ввода: сенсорный ввод на мобильных устройствах, ввод с клавиатуры и мыши на десктопе. Код пользовательского интерфейса реализуется единообразно для всех платформ с использованием Compose Multiplatform; платформенно-специфичный код ограничивается адаптацией к размерам экранов и отдельными аспектами взаимодействия с операционной системой.</w:t>
+        <w:t>Сформированный набор нефункциональных требований охватывает пять ключевых аспектов качества системы. Эти требования будут использованы в качестве ограничений и критериев оценки при проектировании архитектуры приложения.</w:t>
       </w:r>
     </w:p>
     <w:p>
       <w:pPr>
-        <w:ind w:firstLine="708"/>
-        <w:rPr>
-          <w:rFonts w:cs="Times New Roman"/>
-          <w:szCs w:val="28"/>
-        </w:rPr>
-      </w:pPr>
-      <w:r>
-        <w:rPr>
-          <w:rFonts w:cs="Times New Roman"/>
-          <w:b/>
-          <w:bCs/>
-          <w:szCs w:val="28"/>
-        </w:rPr>
-        <w:t>Надёжность и синхронизация данных.</w:t>
-      </w:r>
-      <w:r>
-        <w:rPr>
-          <w:rFonts w:cs="Times New Roman"/>
-          <w:szCs w:val="28"/>
-        </w:rPr>
-        <w:t xml:space="preserve"> Требование офлайн-доступа, сформулированное в функциональных требованиях, порождает ряд нефункциональных ограничений, связанных с надёжностью и целостностью данных.</w:t>
-      </w:r>
-    </w:p>
-    <w:p>
-      <w:pPr>
-        <w:ind w:firstLine="708"/>
-        <w:rPr>
-          <w:rFonts w:cs="Times New Roman"/>
-          <w:szCs w:val="28"/>
-        </w:rPr>
-      </w:pPr>
-      <w:r>
-        <w:rPr>
-          <w:rFonts w:cs="Times New Roman"/>
-          <w:szCs w:val="28"/>
-        </w:rPr>
-        <w:t xml:space="preserve">Приложение реализует архитектуру </w:t>
-      </w:r>
-      <w:proofErr w:type="spellStart"/>
-      <w:r>
-        <w:rPr>
-          <w:rFonts w:cs="Times New Roman"/>
-          <w:szCs w:val="28"/>
-        </w:rPr>
-        <w:t>offline-first</w:t>
-      </w:r>
-      <w:proofErr w:type="spellEnd"/>
-      <w:r>
-        <w:rPr>
-          <w:rFonts w:cs="Times New Roman"/>
-          <w:szCs w:val="28"/>
-        </w:rPr>
-        <w:t xml:space="preserve">, при которой локальная база данных является основным источником данных для интерфейса. Все операции чтения и записи выполняются локально и мгновенно отражаются в интерфейсе. Синхронизация с серверным хранилищем происходит в фоновом режиме при наличии сетевого соединения. Такая архитектура, как отмечается в исследовании Дж. Топика, представляет собой парадигму проектирования, в которой сетевой доступ рассматривается как опциональный ресурс, а не обязательное условие функционирования </w:t>
-      </w:r>
-      <w:r>
-        <w:rPr>
-          <w:rFonts w:cs="Times New Roman"/>
-          <w:szCs w:val="28"/>
-          <w:highlight w:val="lightGray"/>
-        </w:rPr>
-        <w:t>[</w:t>
-      </w:r>
-      <w:proofErr w:type="spellStart"/>
-      <w:r>
-        <w:rPr>
-          <w:rFonts w:cs="Times New Roman"/>
-          <w:szCs w:val="28"/>
-          <w:highlight w:val="lightGray"/>
-        </w:rPr>
-        <w:t>Topic</w:t>
-      </w:r>
-      <w:proofErr w:type="spellEnd"/>
-      <w:r>
-        <w:rPr>
-          <w:rFonts w:cs="Times New Roman"/>
-          <w:szCs w:val="28"/>
-          <w:highlight w:val="lightGray"/>
-        </w:rPr>
-        <w:t xml:space="preserve"> J. </w:t>
-      </w:r>
-      <w:proofErr w:type="spellStart"/>
-      <w:r>
-        <w:rPr>
-          <w:rFonts w:cs="Times New Roman"/>
-          <w:szCs w:val="28"/>
-          <w:highlight w:val="lightGray"/>
-        </w:rPr>
-        <w:t>Offline</w:t>
-      </w:r>
-      <w:proofErr w:type="spellEnd"/>
-      <w:r>
-        <w:rPr>
-          <w:rFonts w:cs="Times New Roman"/>
-          <w:szCs w:val="28"/>
-          <w:highlight w:val="lightGray"/>
-        </w:rPr>
-        <w:t xml:space="preserve">-First Architecture: </w:t>
-      </w:r>
-      <w:proofErr w:type="spellStart"/>
-      <w:r>
-        <w:rPr>
-          <w:rFonts w:cs="Times New Roman"/>
-          <w:szCs w:val="28"/>
-          <w:highlight w:val="lightGray"/>
-        </w:rPr>
-        <w:t>Designing</w:t>
-      </w:r>
-      <w:proofErr w:type="spellEnd"/>
-      <w:r>
-        <w:rPr>
-          <w:rFonts w:cs="Times New Roman"/>
-          <w:szCs w:val="28"/>
-          <w:highlight w:val="lightGray"/>
-        </w:rPr>
-        <w:t xml:space="preserve"> </w:t>
-      </w:r>
-      <w:proofErr w:type="spellStart"/>
-      <w:r>
-        <w:rPr>
-          <w:rFonts w:cs="Times New Roman"/>
-          <w:szCs w:val="28"/>
-          <w:highlight w:val="lightGray"/>
-        </w:rPr>
-        <w:t>for</w:t>
-      </w:r>
-      <w:proofErr w:type="spellEnd"/>
-      <w:r>
-        <w:rPr>
-          <w:rFonts w:cs="Times New Roman"/>
-          <w:szCs w:val="28"/>
-          <w:highlight w:val="lightGray"/>
-        </w:rPr>
-        <w:t xml:space="preserve"> </w:t>
-      </w:r>
-      <w:proofErr w:type="spellStart"/>
-      <w:r>
-        <w:rPr>
-          <w:rFonts w:cs="Times New Roman"/>
-          <w:szCs w:val="28"/>
-          <w:highlight w:val="lightGray"/>
-        </w:rPr>
-        <w:t>Reality</w:t>
-      </w:r>
-      <w:proofErr w:type="spellEnd"/>
-      <w:r>
-        <w:rPr>
-          <w:rFonts w:cs="Times New Roman"/>
-          <w:szCs w:val="28"/>
-          <w:highlight w:val="lightGray"/>
-        </w:rPr>
-        <w:t xml:space="preserve">, </w:t>
-      </w:r>
-      <w:proofErr w:type="spellStart"/>
-      <w:r>
-        <w:rPr>
-          <w:rFonts w:cs="Times New Roman"/>
-          <w:szCs w:val="28"/>
-          <w:highlight w:val="lightGray"/>
-        </w:rPr>
-        <w:t>Not</w:t>
-      </w:r>
-      <w:proofErr w:type="spellEnd"/>
-      <w:r>
-        <w:rPr>
-          <w:rFonts w:cs="Times New Roman"/>
-          <w:szCs w:val="28"/>
-          <w:highlight w:val="lightGray"/>
-        </w:rPr>
-        <w:t xml:space="preserve"> </w:t>
-      </w:r>
-      <w:proofErr w:type="spellStart"/>
-      <w:r>
-        <w:rPr>
-          <w:rFonts w:cs="Times New Roman"/>
-          <w:szCs w:val="28"/>
-          <w:highlight w:val="lightGray"/>
-        </w:rPr>
-        <w:t>Just</w:t>
-      </w:r>
-      <w:proofErr w:type="spellEnd"/>
-      <w:r>
-        <w:rPr>
-          <w:rFonts w:cs="Times New Roman"/>
-          <w:szCs w:val="28"/>
-          <w:highlight w:val="lightGray"/>
-        </w:rPr>
-        <w:t xml:space="preserve"> </w:t>
-      </w:r>
-      <w:proofErr w:type="spellStart"/>
-      <w:r>
-        <w:rPr>
-          <w:rFonts w:cs="Times New Roman"/>
-          <w:szCs w:val="28"/>
-          <w:highlight w:val="lightGray"/>
-        </w:rPr>
-        <w:t>the</w:t>
-      </w:r>
-      <w:proofErr w:type="spellEnd"/>
-      <w:r>
-        <w:rPr>
-          <w:rFonts w:cs="Times New Roman"/>
-          <w:szCs w:val="28"/>
-          <w:highlight w:val="lightGray"/>
-        </w:rPr>
-        <w:t xml:space="preserve"> </w:t>
-      </w:r>
-      <w:proofErr w:type="spellStart"/>
-      <w:r>
-        <w:rPr>
-          <w:rFonts w:cs="Times New Roman"/>
-          <w:szCs w:val="28"/>
-          <w:highlight w:val="lightGray"/>
-        </w:rPr>
-        <w:t>Cloud</w:t>
-      </w:r>
-      <w:proofErr w:type="spellEnd"/>
-      <w:r>
-        <w:rPr>
-          <w:rFonts w:cs="Times New Roman"/>
-          <w:szCs w:val="28"/>
-          <w:highlight w:val="lightGray"/>
-        </w:rPr>
-        <w:t xml:space="preserve"> [Электронный ресурс] // </w:t>
-      </w:r>
-      <w:proofErr w:type="spellStart"/>
-      <w:r>
-        <w:rPr>
-          <w:rFonts w:cs="Times New Roman"/>
-          <w:szCs w:val="28"/>
-          <w:highlight w:val="lightGray"/>
-        </w:rPr>
-        <w:t>Medium</w:t>
-      </w:r>
-      <w:proofErr w:type="spellEnd"/>
-      <w:r>
-        <w:rPr>
-          <w:rFonts w:cs="Times New Roman"/>
-          <w:szCs w:val="28"/>
-          <w:highlight w:val="lightGray"/>
-        </w:rPr>
-        <w:t>. — 2025. URL: https://medium.com/@jusuftopic/offline-first-architecture-designing-for-reality-not-just-the-cloud-e5fd18e50a79 (дата обращения: 18.02.2026).]</w:t>
-      </w:r>
-      <w:r>
-        <w:rPr>
-          <w:rFonts w:cs="Times New Roman"/>
-          <w:szCs w:val="28"/>
-        </w:rPr>
-        <w:t>.</w:t>
-      </w:r>
-    </w:p>
-    <w:p>
-      <w:pPr>
-        <w:ind w:firstLine="708"/>
-        <w:rPr>
-          <w:rFonts w:cs="Times New Roman"/>
-          <w:szCs w:val="28"/>
-        </w:rPr>
-      </w:pPr>
-      <w:r>
-        <w:rPr>
-          <w:rFonts w:cs="Times New Roman"/>
-          <w:b/>
-          <w:bCs/>
-          <w:szCs w:val="28"/>
-        </w:rPr>
-        <w:lastRenderedPageBreak/>
-        <w:t xml:space="preserve">Сопровождаемость и переиспользование кода. </w:t>
-      </w:r>
-      <w:r>
-        <w:rPr>
-          <w:rFonts w:cs="Times New Roman"/>
-          <w:szCs w:val="28"/>
-        </w:rPr>
-        <w:t>Данная группа требований непосредственно связана с исследовательской задачей работы — оценкой возможностей Kotlin Multiplatform для максимизации доли общего кода между платформами.</w:t>
-      </w:r>
-    </w:p>
-    <w:p>
-      <w:pPr>
-        <w:ind w:firstLine="708"/>
-        <w:rPr>
-          <w:rFonts w:cs="Times New Roman"/>
-          <w:szCs w:val="28"/>
-        </w:rPr>
-      </w:pPr>
-      <w:r>
-        <w:rPr>
-          <w:rFonts w:cs="Times New Roman"/>
-          <w:szCs w:val="28"/>
-        </w:rPr>
-        <w:t xml:space="preserve">Архитектура проекта должна обеспечивать модульное разделение кода на общий и платформенно-специфичный модули. Общий модуль должен включать весь код пользовательского интерфейса, бизнес-логику, модели данных и навигацию. Платформенно-специфичный код должен быть ограничен конфигурацией точки входа приложения, адаптацией к размерам экрана и реализациями отдельных API операционной системы через механизм </w:t>
-      </w:r>
-      <w:proofErr w:type="spellStart"/>
-      <w:r>
-        <w:rPr>
-          <w:rFonts w:cs="Times New Roman"/>
-          <w:szCs w:val="28"/>
-        </w:rPr>
-        <w:t>expect</w:t>
-      </w:r>
-      <w:proofErr w:type="spellEnd"/>
-      <w:r>
-        <w:rPr>
-          <w:rFonts w:cs="Times New Roman"/>
-          <w:szCs w:val="28"/>
-        </w:rPr>
-        <w:t>/</w:t>
-      </w:r>
-      <w:proofErr w:type="spellStart"/>
-      <w:r>
-        <w:rPr>
-          <w:rFonts w:cs="Times New Roman"/>
-          <w:szCs w:val="28"/>
-        </w:rPr>
-        <w:t>actual</w:t>
-      </w:r>
-      <w:proofErr w:type="spellEnd"/>
-      <w:r>
-        <w:rPr>
-          <w:rFonts w:cs="Times New Roman"/>
-          <w:szCs w:val="28"/>
-        </w:rPr>
-        <w:t>. Целевая доля общего кода составляет не менее 90 % от совокупного объёма проекта. Добавление поддержки новой платформы не должно требовать переписывания существующего общего модуля.</w:t>
-      </w:r>
-    </w:p>
-    <w:p>
-      <w:pPr>
-        <w:ind w:firstLine="708"/>
-        <w:rPr>
-          <w:rFonts w:cs="Times New Roman"/>
-          <w:szCs w:val="28"/>
-        </w:rPr>
-      </w:pPr>
-      <w:r>
-        <w:rPr>
-          <w:rFonts w:cs="Times New Roman"/>
-          <w:szCs w:val="28"/>
-        </w:rPr>
-        <w:t>Сформированный набор нефункциональных требований охватывает пять ключевых аспектов качества системы: производительность, безопасность, единообразие пользовательского опыта, надёжность синхронизации и сопровождаемость. Эти требования будут использованы в качестве ограничений и критериев оценки при проектировании архитектуры приложения в следующем разделе.</w:t>
-      </w:r>
-    </w:p>
-    <w:p>
-      <w:pPr>
-        <w:ind w:firstLine="708"/>
-        <w:rPr>
-          <w:rFonts w:cs="Times New Roman"/>
-          <w:szCs w:val="28"/>
-        </w:rPr>
-      </w:pPr>
-      <w:r>
-        <w:rPr>
-          <w:rFonts w:cs="Times New Roman"/>
-          <w:szCs w:val="28"/>
-        </w:rPr>
-        <w:t>Сформированный набор нефункциональных требований охватывает пять ключевых аспектов качества системы: производительность, безопасность, единообразие пользовательского опыта, надёжность синхронизации и сопровождаемость. Эти требования будут использованы в качестве ограничений и критериев оценки при проектировании архитектуры приложени</w:t>
-      </w:r>
-      <w:r>
-        <w:rPr>
-          <w:rFonts w:cs="Times New Roman"/>
-          <w:szCs w:val="28"/>
-        </w:rPr>
-        <w:t>я</w:t>
-      </w:r>
-      <w:r>
-        <w:rPr>
-          <w:rFonts w:cs="Times New Roman"/>
-          <w:szCs w:val="28"/>
-        </w:rPr>
-        <w:t>.</w:t>
-      </w:r>
-    </w:p>
-    <w:p>
-      <w:pPr>
-        <w:ind w:firstLine="708"/>
-        <w:rPr>
-          <w:rFonts w:cs="Times New Roman"/>
-          <w:szCs w:val="28"/>
-        </w:rPr>
-      </w:pPr>
-    </w:p>
-    <w:p>
-      <w:pPr>
         <w:pStyle w:val="Heading2"/>
       </w:pPr>
       <w:bookmarkStart w:id="11" w:name="_Toc222827036"/>
       <w:r>
-        <w:lastRenderedPageBreak/>
         <w:t xml:space="preserve">2.3 </w:t>
       </w:r>
       <w:r>
@@ -15412,7 +15746,14 @@
           <w:rFonts w:cs="Times New Roman"/>
           <w:szCs w:val="28"/>
         </w:rPr>
-        <w:t xml:space="preserve">Сформированные в предыдущих разделах функциональные и нефункциональные требования определяют набор ограничений, которым должна соответствовать архитектура проектируемого приложения. Ключевыми задачами на этапе проектирования являются </w:t>
+        <w:t>Ф</w:t>
+      </w:r>
+      <w:r>
+        <w:rPr>
+          <w:rFonts w:cs="Times New Roman"/>
+          <w:szCs w:val="28"/>
+        </w:rPr>
+        <w:t xml:space="preserve">ункциональные и нефункциональные требования определяют набор ограничений, которым должна соответствовать архитектура проектируемого приложения. Ключевыми задачами на этапе проектирования являются </w:t>
       </w:r>
       <w:r>
         <w:rPr>
@@ -15601,7 +15942,15 @@
           <w:rFonts w:cs="Times New Roman"/>
           <w:szCs w:val="28"/>
         </w:rPr>
-        <w:t>х модуля (</w:t>
+        <w:t xml:space="preserve">х модуля </w:t>
+      </w:r>
+      <w:r>
+        <w:rPr>
+          <w:rFonts w:cs="Times New Roman"/>
+          <w:szCs w:val="28"/>
+        </w:rPr>
+        <w:lastRenderedPageBreak/>
+        <w:t>(</w:t>
       </w:r>
       <w:proofErr w:type="spellStart"/>
       <w:r>
@@ -15827,27 +16176,14 @@
       <w:r>
         <w:t xml:space="preserve">Рисунок </w:t>
       </w:r>
-      <w:r>
-        <w:fldChar w:fldCharType="begin"/>
-      </w:r>
-      <w:r>
-        <w:instrText xml:space="preserve"> SEQ Рисунок \* ARABIC </w:instrText>
-      </w:r>
-      <w:r>
-        <w:fldChar w:fldCharType="separate"/>
-      </w:r>
-      <w:r>
-        <w:rPr>
-          <w:noProof/>
-        </w:rPr>
-        <w:t>2</w:t>
-      </w:r>
-      <w:r>
-        <w:rPr>
-          <w:noProof/>
-        </w:rPr>
-        <w:fldChar w:fldCharType="end"/>
-      </w:r>
+      <w:fldSimple w:instr=" SEQ Рисунок \* ARABIC ">
+        <w:r>
+          <w:rPr>
+            <w:noProof/>
+          </w:rPr>
+          <w:t>2</w:t>
+        </w:r>
+      </w:fldSimple>
       <w:r>
         <w:t xml:space="preserve"> - </w:t>
       </w:r>
@@ -15883,7 +16219,6 @@
           <w:rFonts w:cs="Times New Roman"/>
           <w:szCs w:val="28"/>
         </w:rPr>
-        <w:lastRenderedPageBreak/>
         <w:t xml:space="preserve">Платформенные модули содержат минимальный код, необходимый для запуска приложения на целевой платформе. Модуль </w:t>
       </w:r>
       <w:proofErr w:type="spellStart"/>
@@ -16163,7 +16498,16 @@
           <w:szCs w:val="28"/>
           <w:highlight w:val="lightGray"/>
         </w:rPr>
-        <w:t xml:space="preserve"> Kotlin Multiplatform </w:t>
+        <w:t xml:space="preserve"> </w:t>
+      </w:r>
+      <w:r>
+        <w:rPr>
+          <w:rFonts w:cs="Times New Roman"/>
+          <w:szCs w:val="28"/>
+          <w:highlight w:val="lightGray"/>
+        </w:rPr>
+        <w:lastRenderedPageBreak/>
+        <w:t xml:space="preserve">Kotlin Multiplatform </w:t>
       </w:r>
       <w:proofErr w:type="spellStart"/>
       <w:r>
@@ -16655,7 +16999,25 @@
           <w:szCs w:val="28"/>
           <w:highlight w:val="lightGray"/>
         </w:rPr>
-        <w:t xml:space="preserve"> [Электронный ресурс] // Kotlin </w:t>
+        <w:t xml:space="preserve"> [Электронный ресурс] // Kotlin Multiplatform </w:t>
+      </w:r>
+      <w:proofErr w:type="spellStart"/>
+      <w:r>
+        <w:rPr>
+          <w:rFonts w:cs="Times New Roman"/>
+          <w:szCs w:val="28"/>
+          <w:highlight w:val="lightGray"/>
+        </w:rPr>
+        <w:t>Documentation</w:t>
+      </w:r>
+      <w:proofErr w:type="spellEnd"/>
+      <w:r>
+        <w:rPr>
+          <w:rFonts w:cs="Times New Roman"/>
+          <w:szCs w:val="28"/>
+          <w:highlight w:val="lightGray"/>
+        </w:rPr>
+        <w:t xml:space="preserve">. URL: </w:t>
       </w:r>
       <w:r>
         <w:rPr>
@@ -16664,25 +17026,7 @@
           <w:highlight w:val="lightGray"/>
         </w:rPr>
         <w:lastRenderedPageBreak/>
-        <w:t xml:space="preserve">Multiplatform </w:t>
-      </w:r>
-      <w:proofErr w:type="spellStart"/>
-      <w:r>
-        <w:rPr>
-          <w:rFonts w:cs="Times New Roman"/>
-          <w:szCs w:val="28"/>
-          <w:highlight w:val="lightGray"/>
-        </w:rPr>
-        <w:t>Documentation</w:t>
-      </w:r>
-      <w:proofErr w:type="spellEnd"/>
-      <w:r>
-        <w:rPr>
-          <w:rFonts w:cs="Times New Roman"/>
-          <w:szCs w:val="28"/>
-          <w:highlight w:val="lightGray"/>
-        </w:rPr>
-        <w:t>. URL: https://kotlinlang.org/docs/multiplatform/multiplatform-hierarchy.html (дата обращения: 24.02.2026).].</w:t>
+        <w:t>https://kotlinlang.org/docs/multiplatform/multiplatform-hierarchy.html (дата обращения: 24.02.2026).].</w:t>
       </w:r>
     </w:p>
     <w:p>
@@ -17672,27 +18016,14 @@
       <w:r>
         <w:t xml:space="preserve">Рисунок </w:t>
       </w:r>
-      <w:r>
-        <w:fldChar w:fldCharType="begin"/>
-      </w:r>
-      <w:r>
-        <w:instrText xml:space="preserve"> SEQ Рисунок \* ARABIC </w:instrText>
-      </w:r>
-      <w:r>
-        <w:fldChar w:fldCharType="separate"/>
-      </w:r>
-      <w:r>
-        <w:rPr>
-          <w:noProof/>
-        </w:rPr>
-        <w:t>3</w:t>
-      </w:r>
-      <w:r>
-        <w:rPr>
-          <w:noProof/>
-        </w:rPr>
-        <w:fldChar w:fldCharType="end"/>
-      </w:r>
+      <w:fldSimple w:instr=" SEQ Рисунок \* ARABIC ">
+        <w:r>
+          <w:rPr>
+            <w:noProof/>
+          </w:rPr>
+          <w:t>3</w:t>
+        </w:r>
+      </w:fldSimple>
       <w:r>
         <w:t xml:space="preserve"> - Иерархия </w:t>
       </w:r>
@@ -18816,27 +19147,14 @@
       <w:r>
         <w:t xml:space="preserve">Рисунок </w:t>
       </w:r>
-      <w:r>
-        <w:fldChar w:fldCharType="begin"/>
-      </w:r>
-      <w:r>
-        <w:instrText xml:space="preserve"> SEQ Рисунок \* ARABIC </w:instrText>
-      </w:r>
-      <w:r>
-        <w:fldChar w:fldCharType="separate"/>
-      </w:r>
-      <w:r>
-        <w:rPr>
-          <w:noProof/>
-        </w:rPr>
-        <w:t>4</w:t>
-      </w:r>
-      <w:r>
-        <w:rPr>
-          <w:noProof/>
-        </w:rPr>
-        <w:fldChar w:fldCharType="end"/>
-      </w:r>
+      <w:fldSimple w:instr=" SEQ Рисунок \* ARABIC ">
+        <w:r>
+          <w:rPr>
+            <w:noProof/>
+          </w:rPr>
+          <w:t>4</w:t>
+        </w:r>
+      </w:fldSimple>
       <w:r>
         <w:t xml:space="preserve"> - Архитектура приложения</w:t>
       </w:r>
@@ -19058,27 +19376,14 @@
       <w:r>
         <w:t xml:space="preserve">Рисунок </w:t>
       </w:r>
-      <w:r>
-        <w:fldChar w:fldCharType="begin"/>
-      </w:r>
-      <w:r>
-        <w:instrText xml:space="preserve"> SEQ Рисунок \* ARABIC </w:instrText>
-      </w:r>
-      <w:r>
-        <w:fldChar w:fldCharType="separate"/>
-      </w:r>
-      <w:r>
-        <w:rPr>
-          <w:noProof/>
-        </w:rPr>
-        <w:t>5</w:t>
-      </w:r>
-      <w:r>
-        <w:rPr>
-          <w:noProof/>
-        </w:rPr>
-        <w:fldChar w:fldCharType="end"/>
-      </w:r>
+      <w:fldSimple w:instr=" SEQ Рисунок \* ARABIC ">
+        <w:r>
+          <w:rPr>
+            <w:noProof/>
+          </w:rPr>
+          <w:t>5</w:t>
+        </w:r>
+      </w:fldSimple>
       <w:r>
         <w:t xml:space="preserve"> – Архитектура приложения для </w:t>
       </w:r>
@@ -19775,27 +20080,14 @@
       <w:r>
         <w:t xml:space="preserve">Рисунок </w:t>
       </w:r>
-      <w:r>
-        <w:fldChar w:fldCharType="begin"/>
-      </w:r>
-      <w:r>
-        <w:instrText xml:space="preserve"> SEQ Рисунок \* ARABIC </w:instrText>
-      </w:r>
-      <w:r>
-        <w:fldChar w:fldCharType="separate"/>
-      </w:r>
-      <w:r>
-        <w:rPr>
-          <w:noProof/>
-        </w:rPr>
-        <w:t>6</w:t>
-      </w:r>
-      <w:r>
-        <w:rPr>
-          <w:noProof/>
-        </w:rPr>
-        <w:fldChar w:fldCharType="end"/>
-      </w:r>
+      <w:fldSimple w:instr=" SEQ Рисунок \* ARABIC ">
+        <w:r>
+          <w:rPr>
+            <w:noProof/>
+          </w:rPr>
+          <w:t>6</w:t>
+        </w:r>
+      </w:fldSimple>
       <w:r>
         <w:t xml:space="preserve"> - Экран аутентификации: Android (слева) и </w:t>
       </w:r>
@@ -19962,30 +20254,14 @@
       <w:r>
         <w:t xml:space="preserve">Рисунок </w:t>
       </w:r>
-      <w:r>
-        <w:fldChar w:fldCharType="begin"/>
-      </w:r>
-      <w:r>
-        <w:instrText xml:space="preserve"> SEQ Р</w:instrText>
-      </w:r>
-      <w:r>
-        <w:instrText xml:space="preserve">исунок \* ARABIC </w:instrText>
-      </w:r>
-      <w:r>
-        <w:fldChar w:fldCharType="separate"/>
-      </w:r>
-      <w:r>
-        <w:rPr>
-          <w:noProof/>
-        </w:rPr>
-        <w:t>7</w:t>
-      </w:r>
-      <w:r>
-        <w:rPr>
-          <w:noProof/>
-        </w:rPr>
-        <w:fldChar w:fldCharType="end"/>
-      </w:r>
+      <w:fldSimple w:instr=" SEQ Рисунок \* ARABIC ">
+        <w:r>
+          <w:rPr>
+            <w:noProof/>
+          </w:rPr>
+          <w:t>7</w:t>
+        </w:r>
+      </w:fldSimple>
       <w:r>
         <w:t xml:space="preserve"> - </w:t>
       </w:r>
@@ -20183,27 +20459,14 @@
       <w:r>
         <w:t xml:space="preserve">Рисунок </w:t>
       </w:r>
-      <w:r>
-        <w:fldChar w:fldCharType="begin"/>
-      </w:r>
-      <w:r>
-        <w:instrText xml:space="preserve"> SEQ Рисунок \* ARABIC </w:instrText>
-      </w:r>
-      <w:r>
-        <w:fldChar w:fldCharType="separate"/>
-      </w:r>
-      <w:r>
-        <w:rPr>
-          <w:noProof/>
-        </w:rPr>
-        <w:t>8</w:t>
-      </w:r>
-      <w:r>
-        <w:rPr>
-          <w:noProof/>
-        </w:rPr>
-        <w:fldChar w:fldCharType="end"/>
-      </w:r>
+      <w:fldSimple w:instr=" SEQ Рисунок \* ARABIC ">
+        <w:r>
+          <w:rPr>
+            <w:noProof/>
+          </w:rPr>
+          <w:t>8</w:t>
+        </w:r>
+      </w:fldSimple>
       <w:r>
         <w:t xml:space="preserve"> - </w:t>
       </w:r>
@@ -20463,21 +20726,11 @@
       <w:r>
         <w:t xml:space="preserve">Рисунок </w:t>
       </w:r>
-      <w:r>
-        <w:fldChar w:fldCharType="begin"/>
-      </w:r>
-      <w:r>
-        <w:instrText xml:space="preserve"> SEQ Рисунок \* ARABIC </w:instrText>
-      </w:r>
-      <w:r>
-        <w:fldChar w:fldCharType="separate"/>
-      </w:r>
-      <w:r>
-        <w:t>9</w:t>
-      </w:r>
-      <w:r>
-        <w:fldChar w:fldCharType="end"/>
-      </w:r>
+      <w:fldSimple w:instr=" SEQ Рисунок \* ARABIC ">
+        <w:r>
+          <w:t>9</w:t>
+        </w:r>
+      </w:fldSimple>
       <w:r>
         <w:t xml:space="preserve"> </w:t>
       </w:r>
@@ -20553,21 +20806,11 @@
       <w:r>
         <w:t xml:space="preserve">Рисунок </w:t>
       </w:r>
-      <w:r>
-        <w:fldChar w:fldCharType="begin"/>
-      </w:r>
-      <w:r>
-        <w:instrText xml:space="preserve"> SEQ Рисунок \* ARABIC </w:instrText>
-      </w:r>
-      <w:r>
-        <w:fldChar w:fldCharType="separate"/>
-      </w:r>
-      <w:r>
-        <w:t>10</w:t>
-      </w:r>
-      <w:r>
-        <w:fldChar w:fldCharType="end"/>
-      </w:r>
+      <w:fldSimple w:instr=" SEQ Рисунок \* ARABIC ">
+        <w:r>
+          <w:t>10</w:t>
+        </w:r>
+      </w:fldSimple>
       <w:r>
         <w:t xml:space="preserve"> - Три шага опроса настроения на </w:t>
       </w:r>
@@ -21010,7 +21253,21 @@
           <w:szCs w:val="28"/>
         </w:rPr>
         <w:lastRenderedPageBreak/>
-        <w:t>сформировало теоретическую и проектную основу для практической реализации приложения.</w:t>
+        <w:t xml:space="preserve">сформировало теоретическую и проектную основу для </w:t>
+      </w:r>
+      <w:r>
+        <w:rPr>
+          <w:rFonts w:cs="Times New Roman"/>
+          <w:szCs w:val="28"/>
+        </w:rPr>
+        <w:t xml:space="preserve">дальнейшей </w:t>
+      </w:r>
+      <w:r>
+        <w:rPr>
+          <w:rFonts w:cs="Times New Roman"/>
+          <w:szCs w:val="28"/>
+        </w:rPr>
+        <w:t>практической реализации приложения.</w:t>
       </w:r>
     </w:p>
     <w:p>
@@ -26365,6 +26622,7 @@
   <w:style w:type="character" w:default="1" w:styleId="DefaultParagraphFont">
     <w:name w:val="Default Paragraph Font"/>
     <w:uiPriority w:val="1"/>
+    <w:semiHidden/>
     <w:unhideWhenUsed/>
   </w:style>
   <w:style w:type="table" w:default="1" w:styleId="TableNormal">

--- a/НИР_2_Николаев Евгений.docx
+++ b/НИР_2_Николаев Евгений.docx
@@ -16176,14 +16176,27 @@
       <w:r>
         <w:t xml:space="preserve">Рисунок </w:t>
       </w:r>
-      <w:fldSimple w:instr=" SEQ Рисунок \* ARABIC ">
-        <w:r>
-          <w:rPr>
-            <w:noProof/>
-          </w:rPr>
-          <w:t>2</w:t>
-        </w:r>
-      </w:fldSimple>
+      <w:r>
+        <w:fldChar w:fldCharType="begin"/>
+      </w:r>
+      <w:r>
+        <w:instrText xml:space="preserve"> SEQ Рисунок \* ARABIC </w:instrText>
+      </w:r>
+      <w:r>
+        <w:fldChar w:fldCharType="separate"/>
+      </w:r>
+      <w:r>
+        <w:rPr>
+          <w:noProof/>
+        </w:rPr>
+        <w:t>2</w:t>
+      </w:r>
+      <w:r>
+        <w:rPr>
+          <w:noProof/>
+        </w:rPr>
+        <w:fldChar w:fldCharType="end"/>
+      </w:r>
       <w:r>
         <w:t xml:space="preserve"> - </w:t>
       </w:r>
@@ -18016,14 +18029,27 @@
       <w:r>
         <w:t xml:space="preserve">Рисунок </w:t>
       </w:r>
-      <w:fldSimple w:instr=" SEQ Рисунок \* ARABIC ">
-        <w:r>
-          <w:rPr>
-            <w:noProof/>
-          </w:rPr>
-          <w:t>3</w:t>
-        </w:r>
-      </w:fldSimple>
+      <w:r>
+        <w:fldChar w:fldCharType="begin"/>
+      </w:r>
+      <w:r>
+        <w:instrText xml:space="preserve"> SEQ Рисунок \* ARABIC </w:instrText>
+      </w:r>
+      <w:r>
+        <w:fldChar w:fldCharType="separate"/>
+      </w:r>
+      <w:r>
+        <w:rPr>
+          <w:noProof/>
+        </w:rPr>
+        <w:t>3</w:t>
+      </w:r>
+      <w:r>
+        <w:rPr>
+          <w:noProof/>
+        </w:rPr>
+        <w:fldChar w:fldCharType="end"/>
+      </w:r>
       <w:r>
         <w:t xml:space="preserve"> - Иерархия </w:t>
       </w:r>
@@ -19147,14 +19173,27 @@
       <w:r>
         <w:t xml:space="preserve">Рисунок </w:t>
       </w:r>
-      <w:fldSimple w:instr=" SEQ Рисунок \* ARABIC ">
-        <w:r>
-          <w:rPr>
-            <w:noProof/>
-          </w:rPr>
-          <w:t>4</w:t>
-        </w:r>
-      </w:fldSimple>
+      <w:r>
+        <w:fldChar w:fldCharType="begin"/>
+      </w:r>
+      <w:r>
+        <w:instrText xml:space="preserve"> SEQ Рисунок \* ARABIC </w:instrText>
+      </w:r>
+      <w:r>
+        <w:fldChar w:fldCharType="separate"/>
+      </w:r>
+      <w:r>
+        <w:rPr>
+          <w:noProof/>
+        </w:rPr>
+        <w:t>4</w:t>
+      </w:r>
+      <w:r>
+        <w:rPr>
+          <w:noProof/>
+        </w:rPr>
+        <w:fldChar w:fldCharType="end"/>
+      </w:r>
       <w:r>
         <w:t xml:space="preserve"> - Архитектура приложения</w:t>
       </w:r>
@@ -19376,14 +19415,27 @@
       <w:r>
         <w:t xml:space="preserve">Рисунок </w:t>
       </w:r>
-      <w:fldSimple w:instr=" SEQ Рисунок \* ARABIC ">
-        <w:r>
-          <w:rPr>
-            <w:noProof/>
-          </w:rPr>
-          <w:t>5</w:t>
-        </w:r>
-      </w:fldSimple>
+      <w:r>
+        <w:fldChar w:fldCharType="begin"/>
+      </w:r>
+      <w:r>
+        <w:instrText xml:space="preserve"> SEQ Рисунок \* ARABIC </w:instrText>
+      </w:r>
+      <w:r>
+        <w:fldChar w:fldCharType="separate"/>
+      </w:r>
+      <w:r>
+        <w:rPr>
+          <w:noProof/>
+        </w:rPr>
+        <w:t>5</w:t>
+      </w:r>
+      <w:r>
+        <w:rPr>
+          <w:noProof/>
+        </w:rPr>
+        <w:fldChar w:fldCharType="end"/>
+      </w:r>
       <w:r>
         <w:t xml:space="preserve"> – Архитектура приложения для </w:t>
       </w:r>
@@ -20080,14 +20132,27 @@
       <w:r>
         <w:t xml:space="preserve">Рисунок </w:t>
       </w:r>
-      <w:fldSimple w:instr=" SEQ Рисунок \* ARABIC ">
-        <w:r>
-          <w:rPr>
-            <w:noProof/>
-          </w:rPr>
-          <w:t>6</w:t>
-        </w:r>
-      </w:fldSimple>
+      <w:r>
+        <w:fldChar w:fldCharType="begin"/>
+      </w:r>
+      <w:r>
+        <w:instrText xml:space="preserve"> SEQ Рисунок \* ARABIC </w:instrText>
+      </w:r>
+      <w:r>
+        <w:fldChar w:fldCharType="separate"/>
+      </w:r>
+      <w:r>
+        <w:rPr>
+          <w:noProof/>
+        </w:rPr>
+        <w:t>6</w:t>
+      </w:r>
+      <w:r>
+        <w:rPr>
+          <w:noProof/>
+        </w:rPr>
+        <w:fldChar w:fldCharType="end"/>
+      </w:r>
       <w:r>
         <w:t xml:space="preserve"> - Экран аутентификации: Android (слева) и </w:t>
       </w:r>
@@ -20254,14 +20319,27 @@
       <w:r>
         <w:t xml:space="preserve">Рисунок </w:t>
       </w:r>
-      <w:fldSimple w:instr=" SEQ Рисунок \* ARABIC ">
-        <w:r>
-          <w:rPr>
-            <w:noProof/>
-          </w:rPr>
-          <w:t>7</w:t>
-        </w:r>
-      </w:fldSimple>
+      <w:r>
+        <w:fldChar w:fldCharType="begin"/>
+      </w:r>
+      <w:r>
+        <w:instrText xml:space="preserve"> SEQ Рисунок \* ARABIC </w:instrText>
+      </w:r>
+      <w:r>
+        <w:fldChar w:fldCharType="separate"/>
+      </w:r>
+      <w:r>
+        <w:rPr>
+          <w:noProof/>
+        </w:rPr>
+        <w:t>7</w:t>
+      </w:r>
+      <w:r>
+        <w:rPr>
+          <w:noProof/>
+        </w:rPr>
+        <w:fldChar w:fldCharType="end"/>
+      </w:r>
       <w:r>
         <w:t xml:space="preserve"> - </w:t>
       </w:r>
@@ -20459,14 +20537,27 @@
       <w:r>
         <w:t xml:space="preserve">Рисунок </w:t>
       </w:r>
-      <w:fldSimple w:instr=" SEQ Рисунок \* ARABIC ">
-        <w:r>
-          <w:rPr>
-            <w:noProof/>
-          </w:rPr>
-          <w:t>8</w:t>
-        </w:r>
-      </w:fldSimple>
+      <w:r>
+        <w:fldChar w:fldCharType="begin"/>
+      </w:r>
+      <w:r>
+        <w:instrText xml:space="preserve"> SEQ Рисунок \* ARABIC </w:instrText>
+      </w:r>
+      <w:r>
+        <w:fldChar w:fldCharType="separate"/>
+      </w:r>
+      <w:r>
+        <w:rPr>
+          <w:noProof/>
+        </w:rPr>
+        <w:t>8</w:t>
+      </w:r>
+      <w:r>
+        <w:rPr>
+          <w:noProof/>
+        </w:rPr>
+        <w:fldChar w:fldCharType="end"/>
+      </w:r>
       <w:r>
         <w:t xml:space="preserve"> - </w:t>
       </w:r>
@@ -20726,11 +20817,21 @@
       <w:r>
         <w:t xml:space="preserve">Рисунок </w:t>
       </w:r>
-      <w:fldSimple w:instr=" SEQ Рисунок \* ARABIC ">
-        <w:r>
-          <w:t>9</w:t>
-        </w:r>
-      </w:fldSimple>
+      <w:r>
+        <w:fldChar w:fldCharType="begin"/>
+      </w:r>
+      <w:r>
+        <w:instrText xml:space="preserve"> SEQ Рисунок \* ARABIC </w:instrText>
+      </w:r>
+      <w:r>
+        <w:fldChar w:fldCharType="separate"/>
+      </w:r>
+      <w:r>
+        <w:t>9</w:t>
+      </w:r>
+      <w:r>
+        <w:fldChar w:fldCharType="end"/>
+      </w:r>
       <w:r>
         <w:t xml:space="preserve"> </w:t>
       </w:r>
@@ -20806,11 +20907,21 @@
       <w:r>
         <w:t xml:space="preserve">Рисунок </w:t>
       </w:r>
-      <w:fldSimple w:instr=" SEQ Рисунок \* ARABIC ">
-        <w:r>
-          <w:t>10</w:t>
-        </w:r>
-      </w:fldSimple>
+      <w:r>
+        <w:fldChar w:fldCharType="begin"/>
+      </w:r>
+      <w:r>
+        <w:instrText xml:space="preserve"> SEQ Рисунок \* ARABIC </w:instrText>
+      </w:r>
+      <w:r>
+        <w:fldChar w:fldCharType="separate"/>
+      </w:r>
+      <w:r>
+        <w:t>10</w:t>
+      </w:r>
+      <w:r>
+        <w:fldChar w:fldCharType="end"/>
+      </w:r>
       <w:r>
         <w:t xml:space="preserve"> - Три шага опроса настроения на </w:t>
       </w:r>
@@ -21324,36 +21435,7 @@
       </w:r>
       <w:bookmarkEnd w:id="14"/>
     </w:p>
-    <w:p>
-      <w:pPr>
-        <w:ind w:firstLine="708"/>
-        <w:jc w:val="center"/>
-        <w:rPr>
-          <w:rFonts w:cs="Times New Roman"/>
-          <w:b/>
-          <w:bCs/>
-          <w:szCs w:val="28"/>
-        </w:rPr>
-      </w:pPr>
-      <w:r>
-        <w:rPr>
-          <w:rFonts w:cs="Times New Roman"/>
-          <w:b/>
-          <w:bCs/>
-          <w:szCs w:val="28"/>
-        </w:rPr>
-        <w:t>(</w:t>
-      </w:r>
-      <w:r>
-        <w:rPr>
-          <w:rFonts w:cs="Times New Roman"/>
-          <w:b/>
-          <w:bCs/>
-          <w:szCs w:val="28"/>
-        </w:rPr>
-        <w:t>пример, неактуально)</w:t>
-      </w:r>
-    </w:p>
+    <w:p/>
     <w:p>
       <w:pPr>
         <w:pStyle w:val="ListParagraph"/>
@@ -21371,45 +21453,387 @@
           <w:rFonts w:cs="Times New Roman"/>
           <w:szCs w:val="28"/>
         </w:rPr>
-        <w:t>В</w:t>
-      </w:r>
-      <w:r>
-        <w:rPr>
-          <w:rFonts w:cs="Times New Roman"/>
-          <w:szCs w:val="28"/>
-        </w:rPr>
-        <w:t>семирная Организация Здравоохранения:</w:t>
-      </w:r>
-      <w:r>
-        <w:rPr>
-          <w:rFonts w:cs="Times New Roman"/>
-          <w:szCs w:val="28"/>
-        </w:rPr>
-        <w:t xml:space="preserve"> </w:t>
-      </w:r>
-      <w:r>
-        <w:rPr>
-          <w:rFonts w:cs="Times New Roman"/>
-          <w:szCs w:val="28"/>
-        </w:rPr>
-        <w:t xml:space="preserve">Депрессивное расстройство [Электронный ресурс]. </w:t>
-      </w:r>
-      <w:r>
-        <w:rPr>
-          <w:rFonts w:cs="Times New Roman"/>
-          <w:szCs w:val="28"/>
-          <w:lang w:val="en-US"/>
-        </w:rPr>
-        <w:t>URL</w:t>
-      </w:r>
-      <w:r>
-        <w:rPr>
-          <w:rFonts w:cs="Times New Roman"/>
-          <w:szCs w:val="28"/>
-        </w:rPr>
-        <w:t xml:space="preserve">: </w:t>
+        <w:t>Бабушкин М. В. Разработка кроссплатформенной библиотеки BDUI с использованием Kotlin Multiplatform : выпускная квалификационная работа / М. В. Бабушкин. — Челябинск : Южно-Уральский государственный университет, 2025. — 60 с.</w:t>
+      </w:r>
+    </w:p>
+    <w:p>
+      <w:pPr>
+        <w:pStyle w:val="ListParagraph"/>
+        <w:numPr>
+          <w:ilvl w:val="0"/>
+          <w:numId w:val="1"/>
+        </w:numPr>
+        <w:rPr>
+          <w:rFonts w:cs="Times New Roman"/>
+          <w:szCs w:val="28"/>
+        </w:rPr>
+      </w:pPr>
+      <w:proofErr w:type="spellStart"/>
+      <w:r>
+        <w:rPr>
+          <w:rFonts w:cs="Times New Roman"/>
+          <w:szCs w:val="28"/>
+        </w:rPr>
+        <w:t>Дындин</w:t>
+      </w:r>
+      <w:proofErr w:type="spellEnd"/>
+      <w:r>
+        <w:rPr>
+          <w:rFonts w:cs="Times New Roman"/>
+          <w:szCs w:val="28"/>
+        </w:rPr>
+        <w:t xml:space="preserve"> А. В., Новиков П. С. Исследование применения Kotlin Multiplatform и Jetpack Compose Multiplatform в мобильной разработке // Вестник науки. — 2024. — Т. 3, № 4 (73). — С. 410–420.</w:t>
+      </w:r>
+    </w:p>
+    <w:p>
+      <w:pPr>
+        <w:pStyle w:val="ListParagraph"/>
+        <w:numPr>
+          <w:ilvl w:val="0"/>
+          <w:numId w:val="1"/>
+        </w:numPr>
+        <w:rPr>
+          <w:rFonts w:cs="Times New Roman"/>
+          <w:szCs w:val="28"/>
+        </w:rPr>
+      </w:pPr>
+      <w:proofErr w:type="spellStart"/>
+      <w:r>
+        <w:rPr>
+          <w:rFonts w:cs="Times New Roman"/>
+          <w:szCs w:val="28"/>
+        </w:rPr>
+        <w:t>Раджапов</w:t>
+      </w:r>
+      <w:proofErr w:type="spellEnd"/>
+      <w:r>
+        <w:rPr>
+          <w:rFonts w:cs="Times New Roman"/>
+          <w:szCs w:val="28"/>
+        </w:rPr>
+        <w:t xml:space="preserve"> М. А., </w:t>
+      </w:r>
+      <w:proofErr w:type="spellStart"/>
+      <w:r>
+        <w:rPr>
+          <w:rFonts w:cs="Times New Roman"/>
+          <w:szCs w:val="28"/>
+        </w:rPr>
+        <w:t>Чемухин</w:t>
+      </w:r>
+      <w:proofErr w:type="spellEnd"/>
+      <w:r>
+        <w:rPr>
+          <w:rFonts w:cs="Times New Roman"/>
+          <w:szCs w:val="28"/>
+        </w:rPr>
+        <w:t xml:space="preserve"> К. Д., Петросян Л. Э. Анализ перспектив Kotlin Multiplatform для кроссплатформенной мобильной разработки // Математическое и программное обеспечение вычислительных систем, комплексов и компьютерных сетей. — 2024. — С. 709–712. DOI: 10.24412/2071-6168-2024-10-708-709.</w:t>
+      </w:r>
+    </w:p>
+    <w:p>
+      <w:pPr>
+        <w:pStyle w:val="ListParagraph"/>
+        <w:numPr>
+          <w:ilvl w:val="0"/>
+          <w:numId w:val="1"/>
+        </w:numPr>
+        <w:rPr>
+          <w:rFonts w:cs="Times New Roman"/>
+          <w:szCs w:val="28"/>
+        </w:rPr>
+      </w:pPr>
+      <w:r>
+        <w:rPr>
+          <w:rFonts w:cs="Times New Roman"/>
+          <w:szCs w:val="28"/>
+        </w:rPr>
+        <w:t xml:space="preserve">Разработка приложения для ментального здоровья [Электронный ресурс] // </w:t>
+      </w:r>
+      <w:proofErr w:type="spellStart"/>
+      <w:r>
+        <w:rPr>
+          <w:rFonts w:cs="Times New Roman"/>
+          <w:szCs w:val="28"/>
+        </w:rPr>
+        <w:t>Purrweb</w:t>
+      </w:r>
+      <w:proofErr w:type="spellEnd"/>
+      <w:r>
+        <w:rPr>
+          <w:rFonts w:cs="Times New Roman"/>
+          <w:szCs w:val="28"/>
+        </w:rPr>
+        <w:t xml:space="preserve">. — URL: </w:t>
       </w:r>
       <w:hyperlink r:id="rId18" w:history="1">
+        <w:r>
+          <w:rPr>
+            <w:rStyle w:val="Hyperlink"/>
+            <w:rFonts w:cs="Times New Roman"/>
+            <w:szCs w:val="28"/>
+          </w:rPr>
+          <w:t>https://www.p</w:t>
+        </w:r>
+        <w:r>
+          <w:rPr>
+            <w:rStyle w:val="Hyperlink"/>
+            <w:rFonts w:cs="Times New Roman"/>
+            <w:szCs w:val="28"/>
+          </w:rPr>
+          <w:t>u</w:t>
+        </w:r>
+        <w:r>
+          <w:rPr>
+            <w:rStyle w:val="Hyperlink"/>
+            <w:rFonts w:cs="Times New Roman"/>
+            <w:szCs w:val="28"/>
+          </w:rPr>
+          <w:t>rrweb.com/ru/blog/razrabotka-prilozheniya-dlya-mentalnogo-zdorovya/</w:t>
+        </w:r>
+      </w:hyperlink>
+      <w:r>
+        <w:rPr>
+          <w:rFonts w:cs="Times New Roman"/>
+          <w:szCs w:val="28"/>
+        </w:rPr>
+        <w:t xml:space="preserve"> (дата обращения: 16.02.2025).</w:t>
+      </w:r>
+    </w:p>
+    <w:p>
+      <w:pPr>
+        <w:pStyle w:val="ListParagraph"/>
+        <w:numPr>
+          <w:ilvl w:val="0"/>
+          <w:numId w:val="1"/>
+        </w:numPr>
+        <w:rPr>
+          <w:rFonts w:cs="Times New Roman"/>
+          <w:szCs w:val="28"/>
+        </w:rPr>
+      </w:pPr>
+      <w:r>
+        <w:rPr>
+          <w:rFonts w:cs="Times New Roman"/>
+          <w:szCs w:val="28"/>
+        </w:rPr>
+        <w:t xml:space="preserve">Розанов В. А., </w:t>
+      </w:r>
+      <w:proofErr w:type="spellStart"/>
+      <w:r>
+        <w:rPr>
+          <w:rFonts w:cs="Times New Roman"/>
+          <w:szCs w:val="28"/>
+        </w:rPr>
+        <w:t>Самерханова</w:t>
+      </w:r>
+      <w:proofErr w:type="spellEnd"/>
+      <w:r>
+        <w:rPr>
+          <w:rFonts w:cs="Times New Roman"/>
+          <w:szCs w:val="28"/>
+        </w:rPr>
+        <w:t xml:space="preserve"> К. М. Мобильные приложения для поддержания психического здоровья: обзор оценок пользователей // Российский журнал телемедицины и электронного здравоохранения. — 2022. — Т. 8, № 2. — С. 7–20. DOI: 10.29188/2712-9217-2022-8-2-7-20.</w:t>
+      </w:r>
+    </w:p>
+    <w:p>
+      <w:pPr>
+        <w:pStyle w:val="ListParagraph"/>
+        <w:numPr>
+          <w:ilvl w:val="0"/>
+          <w:numId w:val="1"/>
+        </w:numPr>
+        <w:rPr>
+          <w:rFonts w:cs="Times New Roman"/>
+          <w:szCs w:val="28"/>
+          <w:lang w:val="en-US"/>
+        </w:rPr>
+      </w:pPr>
+      <w:proofErr w:type="spellStart"/>
+      <w:r>
+        <w:rPr>
+          <w:rFonts w:cs="Times New Roman"/>
+          <w:szCs w:val="28"/>
+          <w:lang w:val="en-US"/>
+        </w:rPr>
+        <w:t>Ametova</w:t>
+      </w:r>
+      <w:proofErr w:type="spellEnd"/>
+      <w:r>
+        <w:rPr>
+          <w:rFonts w:cs="Times New Roman"/>
+          <w:szCs w:val="28"/>
+          <w:lang w:val="en-US"/>
+        </w:rPr>
+        <w:t xml:space="preserve"> S., </w:t>
+      </w:r>
+      <w:proofErr w:type="spellStart"/>
+      <w:r>
+        <w:rPr>
+          <w:rFonts w:cs="Times New Roman"/>
+          <w:szCs w:val="28"/>
+          <w:lang w:val="en-US"/>
+        </w:rPr>
+        <w:t>Lindström</w:t>
+      </w:r>
+      <w:proofErr w:type="spellEnd"/>
+      <w:r>
+        <w:rPr>
+          <w:rFonts w:cs="Times New Roman"/>
+          <w:szCs w:val="28"/>
+          <w:lang w:val="en-US"/>
+        </w:rPr>
+        <w:t xml:space="preserve"> T. Exploring the Performance Gap: How Animation Implementation Affects the CPU and RAM Usage in Mobile Applications: Among Cross-Platform and Native Development Approaches : bachelor's thesis / S. </w:t>
+      </w:r>
+      <w:proofErr w:type="spellStart"/>
+      <w:r>
+        <w:rPr>
+          <w:rFonts w:cs="Times New Roman"/>
+          <w:szCs w:val="28"/>
+          <w:lang w:val="en-US"/>
+        </w:rPr>
+        <w:t>Ametova</w:t>
+      </w:r>
+      <w:proofErr w:type="spellEnd"/>
+      <w:r>
+        <w:rPr>
+          <w:rFonts w:cs="Times New Roman"/>
+          <w:szCs w:val="28"/>
+          <w:lang w:val="en-US"/>
+        </w:rPr>
+        <w:t xml:space="preserve">, T. </w:t>
+      </w:r>
+      <w:proofErr w:type="spellStart"/>
+      <w:r>
+        <w:rPr>
+          <w:rFonts w:cs="Times New Roman"/>
+          <w:szCs w:val="28"/>
+          <w:lang w:val="en-US"/>
+        </w:rPr>
+        <w:t>Lindström</w:t>
+      </w:r>
+      <w:proofErr w:type="spellEnd"/>
+      <w:r>
+        <w:rPr>
+          <w:rFonts w:cs="Times New Roman"/>
+          <w:szCs w:val="28"/>
+          <w:lang w:val="en-US"/>
+        </w:rPr>
+        <w:t xml:space="preserve">. — Jönköping : Jönköping University, 2023. — </w:t>
+      </w:r>
+      <w:r>
+        <w:rPr>
+          <w:rFonts w:cs="Times New Roman"/>
+          <w:szCs w:val="28"/>
+          <w:lang w:val="en-US"/>
+        </w:rPr>
+        <w:t>89</w:t>
+      </w:r>
+      <w:r>
+        <w:rPr>
+          <w:rFonts w:cs="Times New Roman"/>
+          <w:szCs w:val="28"/>
+          <w:lang w:val="en-US"/>
+        </w:rPr>
+        <w:t xml:space="preserve"> p.</w:t>
+      </w:r>
+    </w:p>
+    <w:p>
+      <w:pPr>
+        <w:pStyle w:val="ListParagraph"/>
+        <w:numPr>
+          <w:ilvl w:val="0"/>
+          <w:numId w:val="1"/>
+        </w:numPr>
+        <w:rPr>
+          <w:rFonts w:cs="Times New Roman"/>
+          <w:szCs w:val="28"/>
+          <w:lang w:val="en-US"/>
+        </w:rPr>
+      </w:pPr>
+      <w:r>
+        <w:rPr>
+          <w:rFonts w:cs="Times New Roman"/>
+          <w:szCs w:val="28"/>
+          <w:lang w:val="en-US"/>
+        </w:rPr>
+        <w:lastRenderedPageBreak/>
+        <w:t xml:space="preserve">Andersson H. A Comparison of the Performance of an Android Application Developed in Native and Cross-Platform: Using the Native Android SDK and Flutter : bachelor's thesis / H. Andersson. — Karlskrona : Blekinge Institute of Technology, 2022. — </w:t>
+      </w:r>
+      <w:r>
+        <w:rPr>
+          <w:rFonts w:cs="Times New Roman"/>
+          <w:szCs w:val="28"/>
+          <w:lang w:val="en-US"/>
+        </w:rPr>
+        <w:t>51</w:t>
+      </w:r>
+      <w:r>
+        <w:rPr>
+          <w:rFonts w:cs="Times New Roman"/>
+          <w:szCs w:val="28"/>
+          <w:lang w:val="en-US"/>
+        </w:rPr>
+        <w:t xml:space="preserve"> p.</w:t>
+      </w:r>
+    </w:p>
+    <w:p>
+      <w:pPr>
+        <w:pStyle w:val="ListParagraph"/>
+        <w:numPr>
+          <w:ilvl w:val="0"/>
+          <w:numId w:val="1"/>
+        </w:numPr>
+        <w:rPr>
+          <w:rFonts w:cs="Times New Roman"/>
+          <w:szCs w:val="28"/>
+          <w:lang w:val="en-US"/>
+        </w:rPr>
+      </w:pPr>
+      <w:r>
+        <w:rPr>
+          <w:rFonts w:cs="Times New Roman"/>
+          <w:szCs w:val="28"/>
+          <w:lang w:val="en-US"/>
+        </w:rPr>
+        <w:t>Capacitor by Ionic — Cross-platform apps with web technology [</w:t>
+      </w:r>
+      <w:proofErr w:type="spellStart"/>
+      <w:r>
+        <w:rPr>
+          <w:rFonts w:cs="Times New Roman"/>
+          <w:szCs w:val="28"/>
+          <w:lang w:val="en-US"/>
+        </w:rPr>
+        <w:t>Электронный</w:t>
+      </w:r>
+      <w:proofErr w:type="spellEnd"/>
+      <w:r>
+        <w:rPr>
+          <w:rFonts w:cs="Times New Roman"/>
+          <w:szCs w:val="28"/>
+          <w:lang w:val="en-US"/>
+        </w:rPr>
+        <w:t xml:space="preserve"> </w:t>
+      </w:r>
+      <w:proofErr w:type="spellStart"/>
+      <w:r>
+        <w:rPr>
+          <w:rFonts w:cs="Times New Roman"/>
+          <w:szCs w:val="28"/>
+          <w:lang w:val="en-US"/>
+        </w:rPr>
+        <w:t>ресурс</w:t>
+      </w:r>
+      <w:proofErr w:type="spellEnd"/>
+      <w:r>
+        <w:rPr>
+          <w:rFonts w:cs="Times New Roman"/>
+          <w:szCs w:val="28"/>
+          <w:lang w:val="en-US"/>
+        </w:rPr>
+        <w:t xml:space="preserve">]. — URL: </w:t>
+      </w:r>
+      <w:hyperlink r:id="rId19" w:history="1">
         <w:r>
           <w:rPr>
             <w:rStyle w:val="Hyperlink"/>
@@ -21417,16 +21841,112 @@
             <w:szCs w:val="28"/>
             <w:lang w:val="en-US"/>
           </w:rPr>
-          <w:t>https</w:t>
+          <w:t>https://capacitorjs.com/</w:t>
         </w:r>
-        <w:r>
-          <w:rPr>
-            <w:rStyle w:val="Hyperlink"/>
-            <w:rFonts w:cs="Times New Roman"/>
-            <w:szCs w:val="28"/>
-          </w:rPr>
-          <w:t>://</w:t>
-        </w:r>
+      </w:hyperlink>
+      <w:r>
+        <w:rPr>
+          <w:rFonts w:cs="Times New Roman"/>
+          <w:szCs w:val="28"/>
+          <w:lang w:val="en-US"/>
+        </w:rPr>
+        <w:t xml:space="preserve"> (</w:t>
+      </w:r>
+      <w:proofErr w:type="spellStart"/>
+      <w:r>
+        <w:rPr>
+          <w:rFonts w:cs="Times New Roman"/>
+          <w:szCs w:val="28"/>
+          <w:lang w:val="en-US"/>
+        </w:rPr>
+        <w:t>дата</w:t>
+      </w:r>
+      <w:proofErr w:type="spellEnd"/>
+      <w:r>
+        <w:rPr>
+          <w:rFonts w:cs="Times New Roman"/>
+          <w:szCs w:val="28"/>
+          <w:lang w:val="en-US"/>
+        </w:rPr>
+        <w:t xml:space="preserve"> </w:t>
+      </w:r>
+      <w:proofErr w:type="spellStart"/>
+      <w:r>
+        <w:rPr>
+          <w:rFonts w:cs="Times New Roman"/>
+          <w:szCs w:val="28"/>
+          <w:lang w:val="en-US"/>
+        </w:rPr>
+        <w:t>обращения</w:t>
+      </w:r>
+      <w:proofErr w:type="spellEnd"/>
+      <w:r>
+        <w:rPr>
+          <w:rFonts w:cs="Times New Roman"/>
+          <w:szCs w:val="28"/>
+          <w:lang w:val="en-US"/>
+        </w:rPr>
+        <w:t>: 18.02.2026).</w:t>
+      </w:r>
+    </w:p>
+    <w:p>
+      <w:pPr>
+        <w:pStyle w:val="ListParagraph"/>
+        <w:numPr>
+          <w:ilvl w:val="0"/>
+          <w:numId w:val="1"/>
+        </w:numPr>
+        <w:rPr>
+          <w:rFonts w:cs="Times New Roman"/>
+          <w:szCs w:val="28"/>
+          <w:lang w:val="en-US"/>
+        </w:rPr>
+      </w:pPr>
+      <w:r>
+        <w:rPr>
+          <w:rFonts w:cs="Times New Roman"/>
+          <w:szCs w:val="28"/>
+          <w:lang w:val="en-US"/>
+        </w:rPr>
+        <w:t>Choose the right web target for a Kotlin Multiplatform project [</w:t>
+      </w:r>
+      <w:proofErr w:type="spellStart"/>
+      <w:r>
+        <w:rPr>
+          <w:rFonts w:cs="Times New Roman"/>
+          <w:szCs w:val="28"/>
+          <w:lang w:val="en-US"/>
+        </w:rPr>
+        <w:t>Электронный</w:t>
+      </w:r>
+      <w:proofErr w:type="spellEnd"/>
+      <w:r>
+        <w:rPr>
+          <w:rFonts w:cs="Times New Roman"/>
+          <w:szCs w:val="28"/>
+          <w:lang w:val="en-US"/>
+        </w:rPr>
+        <w:t xml:space="preserve"> </w:t>
+      </w:r>
+      <w:proofErr w:type="spellStart"/>
+      <w:r>
+        <w:rPr>
+          <w:rFonts w:cs="Times New Roman"/>
+          <w:szCs w:val="28"/>
+          <w:lang w:val="en-US"/>
+        </w:rPr>
+        <w:t>ресурс</w:t>
+      </w:r>
+      <w:proofErr w:type="spellEnd"/>
+      <w:r>
+        <w:rPr>
+          <w:rFonts w:cs="Times New Roman"/>
+          <w:szCs w:val="28"/>
+          <w:lang w:val="en-US"/>
+        </w:rPr>
+        <w:t xml:space="preserve">] // Kotlin Documentation. — URL: </w:t>
+      </w:r>
+      <w:hyperlink r:id="rId20" w:history="1">
         <w:r>
           <w:rPr>
             <w:rStyle w:val="Hyperlink"/>
@@ -21434,16 +21954,112 @@
             <w:szCs w:val="28"/>
             <w:lang w:val="en-US"/>
           </w:rPr>
-          <w:t>www</w:t>
+          <w:t>https://www.jetbrains.com/help/kotlin-multiplatform-dev/choosing-web-target.html</w:t>
         </w:r>
-        <w:r>
-          <w:rPr>
-            <w:rStyle w:val="Hyperlink"/>
-            <w:rFonts w:cs="Times New Roman"/>
-            <w:szCs w:val="28"/>
-          </w:rPr>
-          <w:t>.</w:t>
-        </w:r>
+      </w:hyperlink>
+      <w:r>
+        <w:rPr>
+          <w:rFonts w:cs="Times New Roman"/>
+          <w:szCs w:val="28"/>
+          <w:lang w:val="en-US"/>
+        </w:rPr>
+        <w:t xml:space="preserve"> (</w:t>
+      </w:r>
+      <w:proofErr w:type="spellStart"/>
+      <w:r>
+        <w:rPr>
+          <w:rFonts w:cs="Times New Roman"/>
+          <w:szCs w:val="28"/>
+          <w:lang w:val="en-US"/>
+        </w:rPr>
+        <w:t>дата</w:t>
+      </w:r>
+      <w:proofErr w:type="spellEnd"/>
+      <w:r>
+        <w:rPr>
+          <w:rFonts w:cs="Times New Roman"/>
+          <w:szCs w:val="28"/>
+          <w:lang w:val="en-US"/>
+        </w:rPr>
+        <w:t xml:space="preserve"> </w:t>
+      </w:r>
+      <w:proofErr w:type="spellStart"/>
+      <w:r>
+        <w:rPr>
+          <w:rFonts w:cs="Times New Roman"/>
+          <w:szCs w:val="28"/>
+          <w:lang w:val="en-US"/>
+        </w:rPr>
+        <w:t>обращения</w:t>
+      </w:r>
+      <w:proofErr w:type="spellEnd"/>
+      <w:r>
+        <w:rPr>
+          <w:rFonts w:cs="Times New Roman"/>
+          <w:szCs w:val="28"/>
+          <w:lang w:val="en-US"/>
+        </w:rPr>
+        <w:t>: 16.02.2026).</w:t>
+      </w:r>
+    </w:p>
+    <w:p>
+      <w:pPr>
+        <w:pStyle w:val="ListParagraph"/>
+        <w:numPr>
+          <w:ilvl w:val="0"/>
+          <w:numId w:val="1"/>
+        </w:numPr>
+        <w:rPr>
+          <w:rFonts w:cs="Times New Roman"/>
+          <w:szCs w:val="28"/>
+          <w:lang w:val="en-US"/>
+        </w:rPr>
+      </w:pPr>
+      <w:r>
+        <w:rPr>
+          <w:rFonts w:cs="Times New Roman"/>
+          <w:szCs w:val="28"/>
+          <w:lang w:val="en-US"/>
+        </w:rPr>
+        <w:t>Compose Multiplatform 1.9.0 Released: Compose Multiplatform for Web Goes Beta [</w:t>
+      </w:r>
+      <w:proofErr w:type="spellStart"/>
+      <w:r>
+        <w:rPr>
+          <w:rFonts w:cs="Times New Roman"/>
+          <w:szCs w:val="28"/>
+          <w:lang w:val="en-US"/>
+        </w:rPr>
+        <w:t>Электронный</w:t>
+      </w:r>
+      <w:proofErr w:type="spellEnd"/>
+      <w:r>
+        <w:rPr>
+          <w:rFonts w:cs="Times New Roman"/>
+          <w:szCs w:val="28"/>
+          <w:lang w:val="en-US"/>
+        </w:rPr>
+        <w:t xml:space="preserve"> </w:t>
+      </w:r>
+      <w:proofErr w:type="spellStart"/>
+      <w:r>
+        <w:rPr>
+          <w:rFonts w:cs="Times New Roman"/>
+          <w:szCs w:val="28"/>
+          <w:lang w:val="en-US"/>
+        </w:rPr>
+        <w:t>ресурс</w:t>
+      </w:r>
+      <w:proofErr w:type="spellEnd"/>
+      <w:r>
+        <w:rPr>
+          <w:rFonts w:cs="Times New Roman"/>
+          <w:szCs w:val="28"/>
+          <w:lang w:val="en-US"/>
+        </w:rPr>
+        <w:t xml:space="preserve">] // JetBrains Blog. — 2025. — URL: </w:t>
+      </w:r>
+      <w:hyperlink r:id="rId21" w:history="1">
         <w:r>
           <w:rPr>
             <w:rStyle w:val="Hyperlink"/>
@@ -21451,16 +22067,112 @@
             <w:szCs w:val="28"/>
             <w:lang w:val="en-US"/>
           </w:rPr>
-          <w:t>who</w:t>
+          <w:t>https://blog.jetbrains.com/kotlin/2025/09/compose-multiplatform-1-9-0-compose-for-web-beta/</w:t>
         </w:r>
-        <w:r>
-          <w:rPr>
-            <w:rStyle w:val="Hyperlink"/>
-            <w:rFonts w:cs="Times New Roman"/>
-            <w:szCs w:val="28"/>
-          </w:rPr>
-          <w:t>.</w:t>
-        </w:r>
+      </w:hyperlink>
+      <w:r>
+        <w:rPr>
+          <w:rFonts w:cs="Times New Roman"/>
+          <w:szCs w:val="28"/>
+          <w:lang w:val="en-US"/>
+        </w:rPr>
+        <w:t xml:space="preserve"> (</w:t>
+      </w:r>
+      <w:proofErr w:type="spellStart"/>
+      <w:r>
+        <w:rPr>
+          <w:rFonts w:cs="Times New Roman"/>
+          <w:szCs w:val="28"/>
+          <w:lang w:val="en-US"/>
+        </w:rPr>
+        <w:t>дата</w:t>
+      </w:r>
+      <w:proofErr w:type="spellEnd"/>
+      <w:r>
+        <w:rPr>
+          <w:rFonts w:cs="Times New Roman"/>
+          <w:szCs w:val="28"/>
+          <w:lang w:val="en-US"/>
+        </w:rPr>
+        <w:t xml:space="preserve"> </w:t>
+      </w:r>
+      <w:proofErr w:type="spellStart"/>
+      <w:r>
+        <w:rPr>
+          <w:rFonts w:cs="Times New Roman"/>
+          <w:szCs w:val="28"/>
+          <w:lang w:val="en-US"/>
+        </w:rPr>
+        <w:t>обращения</w:t>
+      </w:r>
+      <w:proofErr w:type="spellEnd"/>
+      <w:r>
+        <w:rPr>
+          <w:rFonts w:cs="Times New Roman"/>
+          <w:szCs w:val="28"/>
+          <w:lang w:val="en-US"/>
+        </w:rPr>
+        <w:t>: 16.02.2026).</w:t>
+      </w:r>
+    </w:p>
+    <w:p>
+      <w:pPr>
+        <w:pStyle w:val="ListParagraph"/>
+        <w:numPr>
+          <w:ilvl w:val="0"/>
+          <w:numId w:val="1"/>
+        </w:numPr>
+        <w:rPr>
+          <w:rFonts w:cs="Times New Roman"/>
+          <w:szCs w:val="28"/>
+          <w:lang w:val="en-US"/>
+        </w:rPr>
+      </w:pPr>
+      <w:r>
+        <w:rPr>
+          <w:rFonts w:cs="Times New Roman"/>
+          <w:szCs w:val="28"/>
+          <w:lang w:val="en-US"/>
+        </w:rPr>
+        <w:t>Cross Platform App Development Framework Market Size 2034 [</w:t>
+      </w:r>
+      <w:proofErr w:type="spellStart"/>
+      <w:r>
+        <w:rPr>
+          <w:rFonts w:cs="Times New Roman"/>
+          <w:szCs w:val="28"/>
+          <w:lang w:val="en-US"/>
+        </w:rPr>
+        <w:t>Электронный</w:t>
+      </w:r>
+      <w:proofErr w:type="spellEnd"/>
+      <w:r>
+        <w:rPr>
+          <w:rFonts w:cs="Times New Roman"/>
+          <w:szCs w:val="28"/>
+          <w:lang w:val="en-US"/>
+        </w:rPr>
+        <w:t xml:space="preserve"> </w:t>
+      </w:r>
+      <w:proofErr w:type="spellStart"/>
+      <w:r>
+        <w:rPr>
+          <w:rFonts w:cs="Times New Roman"/>
+          <w:szCs w:val="28"/>
+          <w:lang w:val="en-US"/>
+        </w:rPr>
+        <w:t>ресурс</w:t>
+      </w:r>
+      <w:proofErr w:type="spellEnd"/>
+      <w:r>
+        <w:rPr>
+          <w:rFonts w:cs="Times New Roman"/>
+          <w:szCs w:val="28"/>
+          <w:lang w:val="en-US"/>
+        </w:rPr>
+        <w:t xml:space="preserve">] // Market Research Future. — URL: </w:t>
+      </w:r>
+      <w:hyperlink r:id="rId22" w:history="1">
         <w:r>
           <w:rPr>
             <w:rStyle w:val="Hyperlink"/>
@@ -21468,17 +22180,112 @@
             <w:szCs w:val="28"/>
             <w:lang w:val="en-US"/>
           </w:rPr>
-          <w:t>int</w:t>
+          <w:t>https://www.marketresearchfuture.com/reports/cross-platform-app-development-framework-market-35861</w:t>
         </w:r>
-        <w:r>
-          <w:rPr>
-            <w:rStyle w:val="Hyperlink"/>
-            <w:rFonts w:cs="Times New Roman"/>
-            <w:szCs w:val="28"/>
-          </w:rPr>
-          <w:t>/</w:t>
-        </w:r>
-        <w:proofErr w:type="spellStart"/>
+      </w:hyperlink>
+      <w:r>
+        <w:rPr>
+          <w:rFonts w:cs="Times New Roman"/>
+          <w:szCs w:val="28"/>
+          <w:lang w:val="en-US"/>
+        </w:rPr>
+        <w:t xml:space="preserve"> (</w:t>
+      </w:r>
+      <w:proofErr w:type="spellStart"/>
+      <w:r>
+        <w:rPr>
+          <w:rFonts w:cs="Times New Roman"/>
+          <w:szCs w:val="28"/>
+          <w:lang w:val="en-US"/>
+        </w:rPr>
+        <w:t>дата</w:t>
+      </w:r>
+      <w:proofErr w:type="spellEnd"/>
+      <w:r>
+        <w:rPr>
+          <w:rFonts w:cs="Times New Roman"/>
+          <w:szCs w:val="28"/>
+          <w:lang w:val="en-US"/>
+        </w:rPr>
+        <w:t xml:space="preserve"> </w:t>
+      </w:r>
+      <w:proofErr w:type="spellStart"/>
+      <w:r>
+        <w:rPr>
+          <w:rFonts w:cs="Times New Roman"/>
+          <w:szCs w:val="28"/>
+          <w:lang w:val="en-US"/>
+        </w:rPr>
+        <w:t>обращения</w:t>
+      </w:r>
+      <w:proofErr w:type="spellEnd"/>
+      <w:r>
+        <w:rPr>
+          <w:rFonts w:cs="Times New Roman"/>
+          <w:szCs w:val="28"/>
+          <w:lang w:val="en-US"/>
+        </w:rPr>
+        <w:t>: 16.02.2026).</w:t>
+      </w:r>
+    </w:p>
+    <w:p>
+      <w:pPr>
+        <w:pStyle w:val="ListParagraph"/>
+        <w:numPr>
+          <w:ilvl w:val="0"/>
+          <w:numId w:val="1"/>
+        </w:numPr>
+        <w:rPr>
+          <w:rFonts w:cs="Times New Roman"/>
+          <w:szCs w:val="28"/>
+          <w:lang w:val="en-US"/>
+        </w:rPr>
+      </w:pPr>
+      <w:r>
+        <w:rPr>
+          <w:rFonts w:cs="Times New Roman"/>
+          <w:szCs w:val="28"/>
+          <w:lang w:val="en-US"/>
+        </w:rPr>
+        <w:t>Flutter — Build apps for any screen [</w:t>
+      </w:r>
+      <w:proofErr w:type="spellStart"/>
+      <w:r>
+        <w:rPr>
+          <w:rFonts w:cs="Times New Roman"/>
+          <w:szCs w:val="28"/>
+          <w:lang w:val="en-US"/>
+        </w:rPr>
+        <w:t>Электронный</w:t>
+      </w:r>
+      <w:proofErr w:type="spellEnd"/>
+      <w:r>
+        <w:rPr>
+          <w:rFonts w:cs="Times New Roman"/>
+          <w:szCs w:val="28"/>
+          <w:lang w:val="en-US"/>
+        </w:rPr>
+        <w:t xml:space="preserve"> </w:t>
+      </w:r>
+      <w:proofErr w:type="spellStart"/>
+      <w:r>
+        <w:rPr>
+          <w:rFonts w:cs="Times New Roman"/>
+          <w:szCs w:val="28"/>
+          <w:lang w:val="en-US"/>
+        </w:rPr>
+        <w:t>ресурс</w:t>
+      </w:r>
+      <w:proofErr w:type="spellEnd"/>
+      <w:r>
+        <w:rPr>
+          <w:rFonts w:cs="Times New Roman"/>
+          <w:szCs w:val="28"/>
+          <w:lang w:val="en-US"/>
+        </w:rPr>
+        <w:t xml:space="preserve">]. — URL: </w:t>
+      </w:r>
+      <w:hyperlink r:id="rId23" w:history="1">
         <w:r>
           <w:rPr>
             <w:rStyle w:val="Hyperlink"/>
@@ -21486,17 +22293,112 @@
             <w:szCs w:val="28"/>
             <w:lang w:val="en-US"/>
           </w:rPr>
-          <w:t>ru</w:t>
+          <w:t>https://flutter.dev/</w:t>
         </w:r>
-        <w:proofErr w:type="spellEnd"/>
-        <w:r>
-          <w:rPr>
-            <w:rStyle w:val="Hyperlink"/>
-            <w:rFonts w:cs="Times New Roman"/>
-            <w:szCs w:val="28"/>
-          </w:rPr>
-          <w:t>/</w:t>
-        </w:r>
+      </w:hyperlink>
+      <w:r>
+        <w:rPr>
+          <w:rFonts w:cs="Times New Roman"/>
+          <w:szCs w:val="28"/>
+          <w:lang w:val="en-US"/>
+        </w:rPr>
+        <w:t xml:space="preserve"> (</w:t>
+      </w:r>
+      <w:proofErr w:type="spellStart"/>
+      <w:r>
+        <w:rPr>
+          <w:rFonts w:cs="Times New Roman"/>
+          <w:szCs w:val="28"/>
+          <w:lang w:val="en-US"/>
+        </w:rPr>
+        <w:t>дата</w:t>
+      </w:r>
+      <w:proofErr w:type="spellEnd"/>
+      <w:r>
+        <w:rPr>
+          <w:rFonts w:cs="Times New Roman"/>
+          <w:szCs w:val="28"/>
+          <w:lang w:val="en-US"/>
+        </w:rPr>
+        <w:t xml:space="preserve"> </w:t>
+      </w:r>
+      <w:proofErr w:type="spellStart"/>
+      <w:r>
+        <w:rPr>
+          <w:rFonts w:cs="Times New Roman"/>
+          <w:szCs w:val="28"/>
+          <w:lang w:val="en-US"/>
+        </w:rPr>
+        <w:t>обращения</w:t>
+      </w:r>
+      <w:proofErr w:type="spellEnd"/>
+      <w:r>
+        <w:rPr>
+          <w:rFonts w:cs="Times New Roman"/>
+          <w:szCs w:val="28"/>
+          <w:lang w:val="en-US"/>
+        </w:rPr>
+        <w:t>: 16.02.2026).</w:t>
+      </w:r>
+    </w:p>
+    <w:p>
+      <w:pPr>
+        <w:pStyle w:val="ListParagraph"/>
+        <w:numPr>
+          <w:ilvl w:val="0"/>
+          <w:numId w:val="1"/>
+        </w:numPr>
+        <w:rPr>
+          <w:rFonts w:cs="Times New Roman"/>
+          <w:szCs w:val="28"/>
+          <w:lang w:val="en-US"/>
+        </w:rPr>
+      </w:pPr>
+      <w:r>
+        <w:rPr>
+          <w:rFonts w:cs="Times New Roman"/>
+          <w:szCs w:val="28"/>
+          <w:lang w:val="en-US"/>
+        </w:rPr>
+        <w:t>Flutter App Development: pros, cons, and How to Use Flutter [</w:t>
+      </w:r>
+      <w:proofErr w:type="spellStart"/>
+      <w:r>
+        <w:rPr>
+          <w:rFonts w:cs="Times New Roman"/>
+          <w:szCs w:val="28"/>
+          <w:lang w:val="en-US"/>
+        </w:rPr>
+        <w:t>Электронный</w:t>
+      </w:r>
+      <w:proofErr w:type="spellEnd"/>
+      <w:r>
+        <w:rPr>
+          <w:rFonts w:cs="Times New Roman"/>
+          <w:szCs w:val="28"/>
+          <w:lang w:val="en-US"/>
+        </w:rPr>
+        <w:t xml:space="preserve"> </w:t>
+      </w:r>
+      <w:proofErr w:type="spellStart"/>
+      <w:r>
+        <w:rPr>
+          <w:rFonts w:cs="Times New Roman"/>
+          <w:szCs w:val="28"/>
+          <w:lang w:val="en-US"/>
+        </w:rPr>
+        <w:t>ресурс</w:t>
+      </w:r>
+      <w:proofErr w:type="spellEnd"/>
+      <w:r>
+        <w:rPr>
+          <w:rFonts w:cs="Times New Roman"/>
+          <w:szCs w:val="28"/>
+          <w:lang w:val="en-US"/>
+        </w:rPr>
+        <w:t xml:space="preserve">] // Scand. — 2025. — URL: </w:t>
+      </w:r>
+      <w:hyperlink r:id="rId24" w:history="1">
         <w:r>
           <w:rPr>
             <w:rStyle w:val="Hyperlink"/>
@@ -21504,100 +22406,52 @@
             <w:szCs w:val="28"/>
             <w:lang w:val="en-US"/>
           </w:rPr>
-          <w:t>news</w:t>
-        </w:r>
-        <w:r>
-          <w:rPr>
-            <w:rStyle w:val="Hyperlink"/>
-            <w:rFonts w:cs="Times New Roman"/>
-            <w:szCs w:val="28"/>
-          </w:rPr>
-          <w:t>-</w:t>
-        </w:r>
-        <w:r>
-          <w:rPr>
-            <w:rStyle w:val="Hyperlink"/>
-            <w:rFonts w:cs="Times New Roman"/>
-            <w:szCs w:val="28"/>
-            <w:lang w:val="en-US"/>
-          </w:rPr>
-          <w:t>room</w:t>
-        </w:r>
-        <w:r>
-          <w:rPr>
-            <w:rStyle w:val="Hyperlink"/>
-            <w:rFonts w:cs="Times New Roman"/>
-            <w:szCs w:val="28"/>
-          </w:rPr>
-          <w:t>/</w:t>
-        </w:r>
-        <w:r>
-          <w:rPr>
-            <w:rStyle w:val="Hyperlink"/>
-            <w:rFonts w:cs="Times New Roman"/>
-            <w:szCs w:val="28"/>
-            <w:lang w:val="en-US"/>
-          </w:rPr>
-          <w:t>fact</w:t>
-        </w:r>
-        <w:r>
-          <w:rPr>
-            <w:rStyle w:val="Hyperlink"/>
-            <w:rFonts w:cs="Times New Roman"/>
-            <w:szCs w:val="28"/>
-          </w:rPr>
-          <w:t>-</w:t>
-        </w:r>
-        <w:r>
-          <w:rPr>
-            <w:rStyle w:val="Hyperlink"/>
-            <w:rFonts w:cs="Times New Roman"/>
-            <w:szCs w:val="28"/>
-            <w:lang w:val="en-US"/>
-          </w:rPr>
-          <w:t>sheets</w:t>
-        </w:r>
-        <w:r>
-          <w:rPr>
-            <w:rStyle w:val="Hyperlink"/>
-            <w:rFonts w:cs="Times New Roman"/>
-            <w:szCs w:val="28"/>
-          </w:rPr>
-          <w:t>/</w:t>
-        </w:r>
-        <w:r>
-          <w:rPr>
-            <w:rStyle w:val="Hyperlink"/>
-            <w:rFonts w:cs="Times New Roman"/>
-            <w:szCs w:val="28"/>
-            <w:lang w:val="en-US"/>
-          </w:rPr>
-          <w:t>detail</w:t>
-        </w:r>
-        <w:r>
-          <w:rPr>
-            <w:rStyle w:val="Hyperlink"/>
-            <w:rFonts w:cs="Times New Roman"/>
-            <w:szCs w:val="28"/>
-          </w:rPr>
-          <w:t>/</w:t>
-        </w:r>
-        <w:r>
-          <w:rPr>
-            <w:rStyle w:val="Hyperlink"/>
-            <w:rFonts w:cs="Times New Roman"/>
-            <w:szCs w:val="28"/>
-            <w:lang w:val="en-US"/>
-          </w:rPr>
-          <w:t>depression</w:t>
+          <w:t>https://scand.com/company/blog/pros-and-cons-of-flutter-app-development/</w:t>
         </w:r>
       </w:hyperlink>
       <w:r>
         <w:rPr>
           <w:rFonts w:cs="Times New Roman"/>
           <w:szCs w:val="28"/>
-        </w:rPr>
-        <w:t xml:space="preserve"> (дата обращения 27.05.2024).</w:t>
+          <w:lang w:val="en-US"/>
+        </w:rPr>
+        <w:t xml:space="preserve"> (</w:t>
+      </w:r>
+      <w:proofErr w:type="spellStart"/>
+      <w:r>
+        <w:rPr>
+          <w:rFonts w:cs="Times New Roman"/>
+          <w:szCs w:val="28"/>
+          <w:lang w:val="en-US"/>
+        </w:rPr>
+        <w:t>дата</w:t>
+      </w:r>
+      <w:proofErr w:type="spellEnd"/>
+      <w:r>
+        <w:rPr>
+          <w:rFonts w:cs="Times New Roman"/>
+          <w:szCs w:val="28"/>
+          <w:lang w:val="en-US"/>
+        </w:rPr>
+        <w:t xml:space="preserve"> </w:t>
+      </w:r>
+      <w:proofErr w:type="spellStart"/>
+      <w:r>
+        <w:rPr>
+          <w:rFonts w:cs="Times New Roman"/>
+          <w:szCs w:val="28"/>
+          <w:lang w:val="en-US"/>
+        </w:rPr>
+        <w:t>обращения</w:t>
+      </w:r>
+      <w:proofErr w:type="spellEnd"/>
+      <w:r>
+        <w:rPr>
+          <w:rFonts w:cs="Times New Roman"/>
+          <w:szCs w:val="28"/>
+          <w:lang w:val="en-US"/>
+        </w:rPr>
+        <w:t>: 16.02.2026).</w:t>
       </w:r>
     </w:p>
     <w:p>
@@ -21616,8 +22470,33 @@
         <w:rPr>
           <w:rFonts w:cs="Times New Roman"/>
           <w:szCs w:val="28"/>
-        </w:rPr>
-        <w:t xml:space="preserve">ВЦИОМ. Новости: Индекс потребности россиян в психологической поддержке [Электронный ресурс]. </w:t>
+          <w:lang w:val="en-US"/>
+        </w:rPr>
+        <w:t xml:space="preserve">Flutter Pros and Cons: Why Choose Flutter in 2025? </w:t>
+      </w:r>
+      <w:r>
+        <w:rPr>
+          <w:rFonts w:cs="Times New Roman"/>
+          <w:szCs w:val="28"/>
+        </w:rPr>
+        <w:t xml:space="preserve">[Электронный ресурс] // </w:t>
+      </w:r>
+      <w:proofErr w:type="spellStart"/>
+      <w:r>
+        <w:rPr>
+          <w:rFonts w:cs="Times New Roman"/>
+          <w:szCs w:val="28"/>
+          <w:lang w:val="en-US"/>
+        </w:rPr>
+        <w:t>LeanCode</w:t>
+      </w:r>
+      <w:proofErr w:type="spellEnd"/>
+      <w:r>
+        <w:rPr>
+          <w:rFonts w:cs="Times New Roman"/>
+          <w:szCs w:val="28"/>
+        </w:rPr>
+        <w:t xml:space="preserve">. — 2025. — </w:t>
       </w:r>
       <w:r>
         <w:rPr>
@@ -21634,7 +22513,7 @@
         </w:rPr>
         <w:t xml:space="preserve">: </w:t>
       </w:r>
-      <w:hyperlink r:id="rId19" w:history="1">
+      <w:hyperlink r:id="rId25" w:history="1">
         <w:r>
           <w:rPr>
             <w:rStyle w:val="Hyperlink"/>
@@ -21660,7 +22539,7 @@
             <w:szCs w:val="28"/>
             <w:lang w:val="en-US"/>
           </w:rPr>
-          <w:t>wciom</w:t>
+          <w:t>leancode</w:t>
         </w:r>
         <w:proofErr w:type="spellEnd"/>
         <w:r>
@@ -21671,7 +22550,6 @@
           </w:rPr>
           <w:t>.</w:t>
         </w:r>
-        <w:proofErr w:type="spellStart"/>
         <w:r>
           <w:rPr>
             <w:rStyle w:val="Hyperlink"/>
@@ -21679,9 +22557,8 @@
             <w:szCs w:val="28"/>
             <w:lang w:val="en-US"/>
           </w:rPr>
-          <w:t>ru</w:t>
+          <w:t>co</w:t>
         </w:r>
-        <w:proofErr w:type="spellEnd"/>
         <w:r>
           <w:rPr>
             <w:rStyle w:val="Hyperlink"/>
@@ -21697,7 +22574,24 @@
             <w:szCs w:val="28"/>
             <w:lang w:val="en-US"/>
           </w:rPr>
-          <w:t>analytical</w:t>
+          <w:t>blog</w:t>
+        </w:r>
+        <w:r>
+          <w:rPr>
+            <w:rStyle w:val="Hyperlink"/>
+            <w:rFonts w:cs="Times New Roman"/>
+            <w:szCs w:val="28"/>
+          </w:rPr>
+          <w:t>/</w:t>
+        </w:r>
+        <w:r>
+          <w:rPr>
+            <w:rStyle w:val="Hyperlink"/>
+            <w:rFonts w:cs="Times New Roman"/>
+            <w:szCs w:val="28"/>
+            <w:lang w:val="en-US"/>
+          </w:rPr>
+          <w:t>flutter</w:t>
         </w:r>
         <w:r>
           <w:rPr>
@@ -21714,103 +22608,8 @@
             <w:szCs w:val="28"/>
             <w:lang w:val="en-US"/>
           </w:rPr>
-          <w:t>reviews</w:t>
+          <w:t>pros</w:t>
         </w:r>
-        <w:r>
-          <w:rPr>
-            <w:rStyle w:val="Hyperlink"/>
-            <w:rFonts w:cs="Times New Roman"/>
-            <w:szCs w:val="28"/>
-          </w:rPr>
-          <w:t>/</w:t>
-        </w:r>
-        <w:proofErr w:type="spellStart"/>
-        <w:r>
-          <w:rPr>
-            <w:rStyle w:val="Hyperlink"/>
-            <w:rFonts w:cs="Times New Roman"/>
-            <w:szCs w:val="28"/>
-            <w:lang w:val="en-US"/>
-          </w:rPr>
-          <w:t>analiticheskii</w:t>
-        </w:r>
-        <w:proofErr w:type="spellEnd"/>
-        <w:r>
-          <w:rPr>
-            <w:rStyle w:val="Hyperlink"/>
-            <w:rFonts w:cs="Times New Roman"/>
-            <w:szCs w:val="28"/>
-          </w:rPr>
-          <w:t>-</w:t>
-        </w:r>
-        <w:proofErr w:type="spellStart"/>
-        <w:r>
-          <w:rPr>
-            <w:rStyle w:val="Hyperlink"/>
-            <w:rFonts w:cs="Times New Roman"/>
-            <w:szCs w:val="28"/>
-            <w:lang w:val="en-US"/>
-          </w:rPr>
-          <w:t>obzor</w:t>
-        </w:r>
-        <w:proofErr w:type="spellEnd"/>
-        <w:r>
-          <w:rPr>
-            <w:rStyle w:val="Hyperlink"/>
-            <w:rFonts w:cs="Times New Roman"/>
-            <w:szCs w:val="28"/>
-          </w:rPr>
-          <w:t>/</w:t>
-        </w:r>
-        <w:proofErr w:type="spellStart"/>
-        <w:r>
-          <w:rPr>
-            <w:rStyle w:val="Hyperlink"/>
-            <w:rFonts w:cs="Times New Roman"/>
-            <w:szCs w:val="28"/>
-            <w:lang w:val="en-US"/>
-          </w:rPr>
-          <w:t>indeks</w:t>
-        </w:r>
-        <w:proofErr w:type="spellEnd"/>
-        <w:r>
-          <w:rPr>
-            <w:rStyle w:val="Hyperlink"/>
-            <w:rFonts w:cs="Times New Roman"/>
-            <w:szCs w:val="28"/>
-          </w:rPr>
-          <w:t>-</w:t>
-        </w:r>
-        <w:proofErr w:type="spellStart"/>
-        <w:r>
-          <w:rPr>
-            <w:rStyle w:val="Hyperlink"/>
-            <w:rFonts w:cs="Times New Roman"/>
-            <w:szCs w:val="28"/>
-            <w:lang w:val="en-US"/>
-          </w:rPr>
-          <w:t>potrebnosti</w:t>
-        </w:r>
-        <w:proofErr w:type="spellEnd"/>
-        <w:r>
-          <w:rPr>
-            <w:rStyle w:val="Hyperlink"/>
-            <w:rFonts w:cs="Times New Roman"/>
-            <w:szCs w:val="28"/>
-          </w:rPr>
-          <w:t>-</w:t>
-        </w:r>
-        <w:proofErr w:type="spellStart"/>
-        <w:r>
-          <w:rPr>
-            <w:rStyle w:val="Hyperlink"/>
-            <w:rFonts w:cs="Times New Roman"/>
-            <w:szCs w:val="28"/>
-            <w:lang w:val="en-US"/>
-          </w:rPr>
-          <w:t>rossijan</w:t>
-        </w:r>
-        <w:proofErr w:type="spellEnd"/>
         <w:r>
           <w:rPr>
             <w:rStyle w:val="Hyperlink"/>
@@ -21826,7 +22625,7 @@
             <w:szCs w:val="28"/>
             <w:lang w:val="en-US"/>
           </w:rPr>
-          <w:t>v</w:t>
+          <w:t>and</w:t>
         </w:r>
         <w:r>
           <w:rPr>
@@ -21836,7 +22635,6 @@
           </w:rPr>
           <w:t>-</w:t>
         </w:r>
-        <w:proofErr w:type="spellStart"/>
         <w:r>
           <w:rPr>
             <w:rStyle w:val="Hyperlink"/>
@@ -21844,9 +22642,8 @@
             <w:szCs w:val="28"/>
             <w:lang w:val="en-US"/>
           </w:rPr>
-          <w:t>psikhologicheskoi</w:t>
+          <w:t>cons</w:t>
         </w:r>
-        <w:proofErr w:type="spellEnd"/>
         <w:r>
           <w:rPr>
             <w:rStyle w:val="Hyperlink"/>
@@ -21855,7 +22652,6 @@
           </w:rPr>
           <w:t>-</w:t>
         </w:r>
-        <w:proofErr w:type="spellStart"/>
         <w:r>
           <w:rPr>
             <w:rStyle w:val="Hyperlink"/>
@@ -21863,16 +22659,15 @@
             <w:szCs w:val="28"/>
             <w:lang w:val="en-US"/>
           </w:rPr>
-          <w:t>podderzhke</w:t>
+          <w:t>summary</w:t>
         </w:r>
-        <w:proofErr w:type="spellEnd"/>
       </w:hyperlink>
       <w:r>
         <w:rPr>
           <w:rFonts w:cs="Times New Roman"/>
           <w:szCs w:val="28"/>
         </w:rPr>
-        <w:t xml:space="preserve"> (дата обращения 27.05.2025).</w:t>
+        <w:t xml:space="preserve"> (дата обращения: 16.02.2026).</w:t>
       </w:r>
     </w:p>
     <w:p>
@@ -21885,38 +22680,113 @@
         <w:rPr>
           <w:rFonts w:cs="Times New Roman"/>
           <w:szCs w:val="28"/>
-        </w:rPr>
-      </w:pPr>
-      <w:proofErr w:type="spellStart"/>
-      <w:r>
-        <w:rPr>
-          <w:rFonts w:cs="Times New Roman"/>
-          <w:szCs w:val="28"/>
-        </w:rPr>
-        <w:t>Галой</w:t>
-      </w:r>
-      <w:proofErr w:type="spellEnd"/>
-      <w:r>
-        <w:rPr>
-          <w:rFonts w:cs="Times New Roman"/>
-          <w:szCs w:val="28"/>
-        </w:rPr>
-        <w:t xml:space="preserve"> Н. Ю. Практика ведения рефлексивного дневника как способ работы со стрессом у студентов // Проблемы современного образования. - 2023. - № 4. - С. 37–47. </w:t>
-      </w:r>
-      <w:r>
-        <w:rPr>
-          <w:rFonts w:cs="Times New Roman"/>
-          <w:szCs w:val="28"/>
-          <w:lang w:val="en-US"/>
-        </w:rPr>
-        <w:t>DOI</w:t>
-      </w:r>
-      <w:r>
-        <w:rPr>
-          <w:rFonts w:cs="Times New Roman"/>
-          <w:szCs w:val="28"/>
-        </w:rPr>
-        <w:t>: 10.31862/2218-8711-2023-4-37-47</w:t>
+          <w:lang w:val="en-US"/>
+        </w:rPr>
+      </w:pPr>
+      <w:r>
+        <w:rPr>
+          <w:rFonts w:cs="Times New Roman"/>
+          <w:szCs w:val="28"/>
+          <w:lang w:val="en-US"/>
+        </w:rPr>
+        <w:t>Fundamentals of Browser, OS, and Device Fragmentation [</w:t>
+      </w:r>
+      <w:r>
+        <w:rPr>
+          <w:rFonts w:cs="Times New Roman"/>
+          <w:szCs w:val="28"/>
+        </w:rPr>
+        <w:t>Электронный</w:t>
+      </w:r>
+      <w:r>
+        <w:rPr>
+          <w:rFonts w:cs="Times New Roman"/>
+          <w:szCs w:val="28"/>
+          <w:lang w:val="en-US"/>
+        </w:rPr>
+        <w:t xml:space="preserve"> </w:t>
+      </w:r>
+      <w:r>
+        <w:rPr>
+          <w:rFonts w:cs="Times New Roman"/>
+          <w:szCs w:val="28"/>
+        </w:rPr>
+        <w:t>ресурс</w:t>
+      </w:r>
+      <w:r>
+        <w:rPr>
+          <w:rFonts w:cs="Times New Roman"/>
+          <w:szCs w:val="28"/>
+          <w:lang w:val="en-US"/>
+        </w:rPr>
+        <w:t xml:space="preserve">] // </w:t>
+      </w:r>
+      <w:proofErr w:type="spellStart"/>
+      <w:r>
+        <w:rPr>
+          <w:rFonts w:cs="Times New Roman"/>
+          <w:szCs w:val="28"/>
+          <w:lang w:val="en-US"/>
+        </w:rPr>
+        <w:t>HeadSpin</w:t>
+      </w:r>
+      <w:proofErr w:type="spellEnd"/>
+      <w:r>
+        <w:rPr>
+          <w:rFonts w:cs="Times New Roman"/>
+          <w:szCs w:val="28"/>
+          <w:lang w:val="en-US"/>
+        </w:rPr>
+        <w:t xml:space="preserve">. — URL: </w:t>
+      </w:r>
+      <w:hyperlink r:id="rId26" w:history="1">
+        <w:r>
+          <w:rPr>
+            <w:rStyle w:val="Hyperlink"/>
+            <w:rFonts w:cs="Times New Roman"/>
+            <w:szCs w:val="28"/>
+            <w:lang w:val="en-US"/>
+          </w:rPr>
+          <w:t>https://www.headspin.io/blog/fundamentals-of-browser-os-and-device-fragmentation</w:t>
+        </w:r>
+      </w:hyperlink>
+      <w:r>
+        <w:rPr>
+          <w:rFonts w:cs="Times New Roman"/>
+          <w:szCs w:val="28"/>
+          <w:lang w:val="en-US"/>
+        </w:rPr>
+        <w:t xml:space="preserve"> (</w:t>
+      </w:r>
+      <w:r>
+        <w:rPr>
+          <w:rFonts w:cs="Times New Roman"/>
+          <w:szCs w:val="28"/>
+        </w:rPr>
+        <w:t>дата</w:t>
+      </w:r>
+      <w:r>
+        <w:rPr>
+          <w:rFonts w:cs="Times New Roman"/>
+          <w:szCs w:val="28"/>
+          <w:lang w:val="en-US"/>
+        </w:rPr>
+        <w:t xml:space="preserve"> </w:t>
+      </w:r>
+      <w:r>
+        <w:rPr>
+          <w:rFonts w:cs="Times New Roman"/>
+          <w:szCs w:val="28"/>
+        </w:rPr>
+        <w:t>обращения</w:t>
+      </w:r>
+      <w:r>
+        <w:rPr>
+          <w:rFonts w:cs="Times New Roman"/>
+          <w:szCs w:val="28"/>
+          <w:lang w:val="en-US"/>
+        </w:rPr>
+        <w:t>: 16.02.2026).</w:t>
       </w:r>
     </w:p>
     <w:p>
@@ -21929,16 +22799,699 @@
         <w:rPr>
           <w:rFonts w:cs="Times New Roman"/>
           <w:szCs w:val="28"/>
-        </w:rPr>
-      </w:pPr>
-      <w:r>
-        <w:rPr>
-          <w:rFonts w:cs="Times New Roman"/>
-          <w:szCs w:val="28"/>
-        </w:rPr>
-        <w:t xml:space="preserve">Коммерсантъ: Пожилые россияне демонстрируют склонность к депрессии [Электронный ресурс]. URL: </w:t>
-      </w:r>
-      <w:hyperlink r:id="rId20" w:history="1">
+          <w:lang w:val="en-US"/>
+        </w:rPr>
+      </w:pPr>
+      <w:r>
+        <w:rPr>
+          <w:rFonts w:cs="Times New Roman"/>
+          <w:szCs w:val="28"/>
+          <w:lang w:val="en-US"/>
+        </w:rPr>
+        <w:t>Hierarchical project structure [</w:t>
+      </w:r>
+      <w:proofErr w:type="spellStart"/>
+      <w:r>
+        <w:rPr>
+          <w:rFonts w:cs="Times New Roman"/>
+          <w:szCs w:val="28"/>
+          <w:lang w:val="en-US"/>
+        </w:rPr>
+        <w:t>Электронный</w:t>
+      </w:r>
+      <w:proofErr w:type="spellEnd"/>
+      <w:r>
+        <w:rPr>
+          <w:rFonts w:cs="Times New Roman"/>
+          <w:szCs w:val="28"/>
+          <w:lang w:val="en-US"/>
+        </w:rPr>
+        <w:t xml:space="preserve"> </w:t>
+      </w:r>
+      <w:proofErr w:type="spellStart"/>
+      <w:r>
+        <w:rPr>
+          <w:rFonts w:cs="Times New Roman"/>
+          <w:szCs w:val="28"/>
+          <w:lang w:val="en-US"/>
+        </w:rPr>
+        <w:t>ресурс</w:t>
+      </w:r>
+      <w:proofErr w:type="spellEnd"/>
+      <w:r>
+        <w:rPr>
+          <w:rFonts w:cs="Times New Roman"/>
+          <w:szCs w:val="28"/>
+          <w:lang w:val="en-US"/>
+        </w:rPr>
+        <w:t xml:space="preserve">] // Kotlin Multiplatform Documentation. — URL: </w:t>
+      </w:r>
+      <w:hyperlink r:id="rId27" w:history="1">
+        <w:r>
+          <w:rPr>
+            <w:rStyle w:val="Hyperlink"/>
+            <w:rFonts w:cs="Times New Roman"/>
+            <w:szCs w:val="28"/>
+            <w:lang w:val="en-US"/>
+          </w:rPr>
+          <w:t>https://kotlinlang.org/docs/multiplatform/multiplatform-hierarchy.html</w:t>
+        </w:r>
+      </w:hyperlink>
+      <w:r>
+        <w:rPr>
+          <w:rFonts w:cs="Times New Roman"/>
+          <w:szCs w:val="28"/>
+          <w:lang w:val="en-US"/>
+        </w:rPr>
+        <w:t xml:space="preserve"> (</w:t>
+      </w:r>
+      <w:proofErr w:type="spellStart"/>
+      <w:r>
+        <w:rPr>
+          <w:rFonts w:cs="Times New Roman"/>
+          <w:szCs w:val="28"/>
+          <w:lang w:val="en-US"/>
+        </w:rPr>
+        <w:t>дата</w:t>
+      </w:r>
+      <w:proofErr w:type="spellEnd"/>
+      <w:r>
+        <w:rPr>
+          <w:rFonts w:cs="Times New Roman"/>
+          <w:szCs w:val="28"/>
+          <w:lang w:val="en-US"/>
+        </w:rPr>
+        <w:t xml:space="preserve"> </w:t>
+      </w:r>
+      <w:proofErr w:type="spellStart"/>
+      <w:r>
+        <w:rPr>
+          <w:rFonts w:cs="Times New Roman"/>
+          <w:szCs w:val="28"/>
+          <w:lang w:val="en-US"/>
+        </w:rPr>
+        <w:t>обращения</w:t>
+      </w:r>
+      <w:proofErr w:type="spellEnd"/>
+      <w:r>
+        <w:rPr>
+          <w:rFonts w:cs="Times New Roman"/>
+          <w:szCs w:val="28"/>
+          <w:lang w:val="en-US"/>
+        </w:rPr>
+        <w:t>: 24.02.2026).</w:t>
+      </w:r>
+    </w:p>
+    <w:p>
+      <w:pPr>
+        <w:pStyle w:val="ListParagraph"/>
+        <w:numPr>
+          <w:ilvl w:val="0"/>
+          <w:numId w:val="1"/>
+        </w:numPr>
+        <w:rPr>
+          <w:rFonts w:cs="Times New Roman"/>
+          <w:szCs w:val="28"/>
+          <w:lang w:val="en-US"/>
+        </w:rPr>
+      </w:pPr>
+      <w:r>
+        <w:rPr>
+          <w:rFonts w:cs="Times New Roman"/>
+          <w:szCs w:val="28"/>
+          <w:lang w:val="en-US"/>
+        </w:rPr>
+        <w:t>How Android Fragmentation Complicates Application Quality [</w:t>
+      </w:r>
+      <w:proofErr w:type="spellStart"/>
+      <w:r>
+        <w:rPr>
+          <w:rFonts w:cs="Times New Roman"/>
+          <w:szCs w:val="28"/>
+          <w:lang w:val="en-US"/>
+        </w:rPr>
+        <w:t>Электронный</w:t>
+      </w:r>
+      <w:proofErr w:type="spellEnd"/>
+      <w:r>
+        <w:rPr>
+          <w:rFonts w:cs="Times New Roman"/>
+          <w:szCs w:val="28"/>
+          <w:lang w:val="en-US"/>
+        </w:rPr>
+        <w:t xml:space="preserve"> </w:t>
+      </w:r>
+      <w:proofErr w:type="spellStart"/>
+      <w:r>
+        <w:rPr>
+          <w:rFonts w:cs="Times New Roman"/>
+          <w:szCs w:val="28"/>
+          <w:lang w:val="en-US"/>
+        </w:rPr>
+        <w:t>ресурс</w:t>
+      </w:r>
+      <w:proofErr w:type="spellEnd"/>
+      <w:r>
+        <w:rPr>
+          <w:rFonts w:cs="Times New Roman"/>
+          <w:szCs w:val="28"/>
+          <w:lang w:val="en-US"/>
+        </w:rPr>
+        <w:t xml:space="preserve">] // </w:t>
+      </w:r>
+      <w:proofErr w:type="spellStart"/>
+      <w:r>
+        <w:rPr>
+          <w:rFonts w:cs="Times New Roman"/>
+          <w:szCs w:val="28"/>
+          <w:lang w:val="en-US"/>
+        </w:rPr>
+        <w:t>SmartBear</w:t>
+      </w:r>
+      <w:proofErr w:type="spellEnd"/>
+      <w:r>
+        <w:rPr>
+          <w:rFonts w:cs="Times New Roman"/>
+          <w:szCs w:val="28"/>
+          <w:lang w:val="en-US"/>
+        </w:rPr>
+        <w:t xml:space="preserve">. — URL: </w:t>
+      </w:r>
+      <w:hyperlink r:id="rId28" w:history="1">
+        <w:r>
+          <w:rPr>
+            <w:rStyle w:val="Hyperlink"/>
+            <w:rFonts w:cs="Times New Roman"/>
+            <w:szCs w:val="28"/>
+            <w:lang w:val="en-US"/>
+          </w:rPr>
+          <w:t>https://smartbear.com/blog/android-fragmentation-web-app-quality/</w:t>
+        </w:r>
+      </w:hyperlink>
+      <w:r>
+        <w:rPr>
+          <w:rFonts w:cs="Times New Roman"/>
+          <w:szCs w:val="28"/>
+          <w:lang w:val="en-US"/>
+        </w:rPr>
+        <w:t xml:space="preserve"> (</w:t>
+      </w:r>
+      <w:proofErr w:type="spellStart"/>
+      <w:r>
+        <w:rPr>
+          <w:rFonts w:cs="Times New Roman"/>
+          <w:szCs w:val="28"/>
+          <w:lang w:val="en-US"/>
+        </w:rPr>
+        <w:t>дата</w:t>
+      </w:r>
+      <w:proofErr w:type="spellEnd"/>
+      <w:r>
+        <w:rPr>
+          <w:rFonts w:cs="Times New Roman"/>
+          <w:szCs w:val="28"/>
+          <w:lang w:val="en-US"/>
+        </w:rPr>
+        <w:t xml:space="preserve"> </w:t>
+      </w:r>
+      <w:proofErr w:type="spellStart"/>
+      <w:r>
+        <w:rPr>
+          <w:rFonts w:cs="Times New Roman"/>
+          <w:szCs w:val="28"/>
+          <w:lang w:val="en-US"/>
+        </w:rPr>
+        <w:t>обращения</w:t>
+      </w:r>
+      <w:proofErr w:type="spellEnd"/>
+      <w:r>
+        <w:rPr>
+          <w:rFonts w:cs="Times New Roman"/>
+          <w:szCs w:val="28"/>
+          <w:lang w:val="en-US"/>
+        </w:rPr>
+        <w:t>: 16.02.2026).</w:t>
+      </w:r>
+    </w:p>
+    <w:p>
+      <w:pPr>
+        <w:pStyle w:val="ListParagraph"/>
+        <w:numPr>
+          <w:ilvl w:val="0"/>
+          <w:numId w:val="1"/>
+        </w:numPr>
+        <w:rPr>
+          <w:rFonts w:cs="Times New Roman"/>
+          <w:szCs w:val="28"/>
+          <w:lang w:val="en-US"/>
+        </w:rPr>
+      </w:pPr>
+      <w:r>
+        <w:rPr>
+          <w:rFonts w:cs="Times New Roman"/>
+          <w:szCs w:val="28"/>
+          <w:lang w:val="en-US"/>
+        </w:rPr>
+        <w:t>Ionic Framework — The Cross-Platform App Development Leader [</w:t>
+      </w:r>
+      <w:proofErr w:type="spellStart"/>
+      <w:r>
+        <w:rPr>
+          <w:rFonts w:cs="Times New Roman"/>
+          <w:szCs w:val="28"/>
+          <w:lang w:val="en-US"/>
+        </w:rPr>
+        <w:t>Электронный</w:t>
+      </w:r>
+      <w:proofErr w:type="spellEnd"/>
+      <w:r>
+        <w:rPr>
+          <w:rFonts w:cs="Times New Roman"/>
+          <w:szCs w:val="28"/>
+          <w:lang w:val="en-US"/>
+        </w:rPr>
+        <w:t xml:space="preserve"> </w:t>
+      </w:r>
+      <w:proofErr w:type="spellStart"/>
+      <w:r>
+        <w:rPr>
+          <w:rFonts w:cs="Times New Roman"/>
+          <w:szCs w:val="28"/>
+          <w:lang w:val="en-US"/>
+        </w:rPr>
+        <w:t>ресурс</w:t>
+      </w:r>
+      <w:proofErr w:type="spellEnd"/>
+      <w:r>
+        <w:rPr>
+          <w:rFonts w:cs="Times New Roman"/>
+          <w:szCs w:val="28"/>
+          <w:lang w:val="en-US"/>
+        </w:rPr>
+        <w:t xml:space="preserve">]. — URL: </w:t>
+      </w:r>
+      <w:hyperlink r:id="rId29" w:history="1">
+        <w:r>
+          <w:rPr>
+            <w:rStyle w:val="Hyperlink"/>
+            <w:rFonts w:cs="Times New Roman"/>
+            <w:szCs w:val="28"/>
+            <w:lang w:val="en-US"/>
+          </w:rPr>
+          <w:t>https://ionicframework.com/</w:t>
+        </w:r>
+      </w:hyperlink>
+      <w:r>
+        <w:rPr>
+          <w:rFonts w:cs="Times New Roman"/>
+          <w:szCs w:val="28"/>
+          <w:lang w:val="en-US"/>
+        </w:rPr>
+        <w:t xml:space="preserve"> (</w:t>
+      </w:r>
+      <w:proofErr w:type="spellStart"/>
+      <w:r>
+        <w:rPr>
+          <w:rFonts w:cs="Times New Roman"/>
+          <w:szCs w:val="28"/>
+          <w:lang w:val="en-US"/>
+        </w:rPr>
+        <w:t>дата</w:t>
+      </w:r>
+      <w:proofErr w:type="spellEnd"/>
+      <w:r>
+        <w:rPr>
+          <w:rFonts w:cs="Times New Roman"/>
+          <w:szCs w:val="28"/>
+          <w:lang w:val="en-US"/>
+        </w:rPr>
+        <w:t xml:space="preserve"> </w:t>
+      </w:r>
+      <w:proofErr w:type="spellStart"/>
+      <w:r>
+        <w:rPr>
+          <w:rFonts w:cs="Times New Roman"/>
+          <w:szCs w:val="28"/>
+          <w:lang w:val="en-US"/>
+        </w:rPr>
+        <w:t>обращения</w:t>
+      </w:r>
+      <w:proofErr w:type="spellEnd"/>
+      <w:r>
+        <w:rPr>
+          <w:rFonts w:cs="Times New Roman"/>
+          <w:szCs w:val="28"/>
+          <w:lang w:val="en-US"/>
+        </w:rPr>
+        <w:t>: 18.02.2026).</w:t>
+      </w:r>
+    </w:p>
+    <w:p>
+      <w:pPr>
+        <w:pStyle w:val="ListParagraph"/>
+        <w:numPr>
+          <w:ilvl w:val="0"/>
+          <w:numId w:val="1"/>
+        </w:numPr>
+        <w:rPr>
+          <w:rFonts w:cs="Times New Roman"/>
+          <w:szCs w:val="28"/>
+          <w:lang w:val="en-US"/>
+        </w:rPr>
+      </w:pPr>
+      <w:proofErr w:type="spellStart"/>
+      <w:r>
+        <w:rPr>
+          <w:rFonts w:cs="Times New Roman"/>
+          <w:szCs w:val="28"/>
+          <w:lang w:val="en-US"/>
+        </w:rPr>
+        <w:t>Iwaya</w:t>
+      </w:r>
+      <w:proofErr w:type="spellEnd"/>
+      <w:r>
+        <w:rPr>
+          <w:rFonts w:cs="Times New Roman"/>
+          <w:szCs w:val="28"/>
+          <w:lang w:val="en-US"/>
+        </w:rPr>
+        <w:t xml:space="preserve"> L. H., Babar M. A., Rashid A., </w:t>
+      </w:r>
+      <w:proofErr w:type="spellStart"/>
+      <w:r>
+        <w:rPr>
+          <w:rFonts w:cs="Times New Roman"/>
+          <w:szCs w:val="28"/>
+          <w:lang w:val="en-US"/>
+        </w:rPr>
+        <w:t>Wijayarathna</w:t>
+      </w:r>
+      <w:proofErr w:type="spellEnd"/>
+      <w:r>
+        <w:rPr>
+          <w:rFonts w:cs="Times New Roman"/>
+          <w:szCs w:val="28"/>
+          <w:lang w:val="en-US"/>
+        </w:rPr>
+        <w:t xml:space="preserve"> C. On the privacy of mental health apps // Empirical Software Engineering. — 2023. — № 28. — P. 1–42. DOI: 10.1007/s10664-022-10236-0.</w:t>
+      </w:r>
+    </w:p>
+    <w:p>
+      <w:pPr>
+        <w:pStyle w:val="ListParagraph"/>
+        <w:numPr>
+          <w:ilvl w:val="0"/>
+          <w:numId w:val="1"/>
+        </w:numPr>
+        <w:rPr>
+          <w:rFonts w:cs="Times New Roman"/>
+          <w:szCs w:val="28"/>
+          <w:lang w:val="en-US"/>
+        </w:rPr>
+      </w:pPr>
+      <w:r>
+        <w:rPr>
+          <w:rFonts w:cs="Times New Roman"/>
+          <w:szCs w:val="28"/>
+          <w:lang w:val="en-US"/>
+        </w:rPr>
+        <w:t xml:space="preserve">Jaworski A. Kotlin as a Cross-Platform Programming Language for Android and the Web : master's thesis / A. Jaworski. — Katowice : </w:t>
+      </w:r>
+      <w:proofErr w:type="spellStart"/>
+      <w:r>
+        <w:rPr>
+          <w:rFonts w:cs="Times New Roman"/>
+          <w:szCs w:val="28"/>
+          <w:lang w:val="en-US"/>
+        </w:rPr>
+        <w:t>Uniwersytet</w:t>
+      </w:r>
+      <w:proofErr w:type="spellEnd"/>
+      <w:r>
+        <w:rPr>
+          <w:rFonts w:cs="Times New Roman"/>
+          <w:szCs w:val="28"/>
+          <w:lang w:val="en-US"/>
+        </w:rPr>
+        <w:t xml:space="preserve"> </w:t>
+      </w:r>
+      <w:proofErr w:type="spellStart"/>
+      <w:r>
+        <w:rPr>
+          <w:rFonts w:cs="Times New Roman"/>
+          <w:szCs w:val="28"/>
+          <w:lang w:val="en-US"/>
+        </w:rPr>
+        <w:t>S</w:t>
+      </w:r>
+      <w:r>
+        <w:rPr>
+          <w:rFonts w:cs="Times New Roman"/>
+          <w:szCs w:val="28"/>
+          <w:lang w:val="en-US"/>
+        </w:rPr>
+        <w:t>l</w:t>
+      </w:r>
+      <w:r>
+        <w:rPr>
+          <w:rFonts w:cs="Times New Roman"/>
+          <w:szCs w:val="28"/>
+          <w:lang w:val="en-US"/>
+        </w:rPr>
+        <w:t>as</w:t>
+      </w:r>
+      <w:r>
+        <w:rPr>
+          <w:rFonts w:cs="Times New Roman"/>
+          <w:szCs w:val="28"/>
+          <w:lang w:val="en-US"/>
+        </w:rPr>
+        <w:t>ki</w:t>
+      </w:r>
+      <w:proofErr w:type="spellEnd"/>
+      <w:r>
+        <w:rPr>
+          <w:rFonts w:cs="Times New Roman"/>
+          <w:szCs w:val="28"/>
+          <w:lang w:val="en-US"/>
+        </w:rPr>
+        <w:t>, 2021. — 75 p.</w:t>
+      </w:r>
+    </w:p>
+    <w:p>
+      <w:pPr>
+        <w:pStyle w:val="ListParagraph"/>
+        <w:numPr>
+          <w:ilvl w:val="0"/>
+          <w:numId w:val="1"/>
+        </w:numPr>
+        <w:rPr>
+          <w:rFonts w:cs="Times New Roman"/>
+          <w:szCs w:val="28"/>
+          <w:lang w:val="en-US"/>
+        </w:rPr>
+      </w:pPr>
+      <w:r>
+        <w:rPr>
+          <w:rFonts w:cs="Times New Roman"/>
+          <w:szCs w:val="28"/>
+          <w:lang w:val="en-US"/>
+        </w:rPr>
+        <w:t>Kotlin/Wasm &amp; Compose for Web in 2025 [</w:t>
+      </w:r>
+      <w:proofErr w:type="spellStart"/>
+      <w:r>
+        <w:rPr>
+          <w:rFonts w:cs="Times New Roman"/>
+          <w:szCs w:val="28"/>
+          <w:lang w:val="en-US"/>
+        </w:rPr>
+        <w:t>Электронный</w:t>
+      </w:r>
+      <w:proofErr w:type="spellEnd"/>
+      <w:r>
+        <w:rPr>
+          <w:rFonts w:cs="Times New Roman"/>
+          <w:szCs w:val="28"/>
+          <w:lang w:val="en-US"/>
+        </w:rPr>
+        <w:t xml:space="preserve"> </w:t>
+      </w:r>
+      <w:proofErr w:type="spellStart"/>
+      <w:r>
+        <w:rPr>
+          <w:rFonts w:cs="Times New Roman"/>
+          <w:szCs w:val="28"/>
+          <w:lang w:val="en-US"/>
+        </w:rPr>
+        <w:t>ресурс</w:t>
+      </w:r>
+      <w:proofErr w:type="spellEnd"/>
+      <w:r>
+        <w:rPr>
+          <w:rFonts w:cs="Times New Roman"/>
+          <w:szCs w:val="28"/>
+          <w:lang w:val="en-US"/>
+        </w:rPr>
+        <w:t xml:space="preserve">] // </w:t>
+      </w:r>
+      <w:proofErr w:type="spellStart"/>
+      <w:r>
+        <w:rPr>
+          <w:rFonts w:cs="Times New Roman"/>
+          <w:szCs w:val="28"/>
+          <w:lang w:val="en-US"/>
+        </w:rPr>
+        <w:t>KMPShip</w:t>
+      </w:r>
+      <w:proofErr w:type="spellEnd"/>
+      <w:r>
+        <w:rPr>
+          <w:rFonts w:cs="Times New Roman"/>
+          <w:szCs w:val="28"/>
+          <w:lang w:val="en-US"/>
+        </w:rPr>
+        <w:t xml:space="preserve">. — 2025. — URL: </w:t>
+      </w:r>
+      <w:hyperlink r:id="rId30" w:history="1">
+        <w:r>
+          <w:rPr>
+            <w:rStyle w:val="Hyperlink"/>
+            <w:rFonts w:cs="Times New Roman"/>
+            <w:szCs w:val="28"/>
+            <w:lang w:val="en-US"/>
+          </w:rPr>
+          <w:t>https://www.kmpship.app/blog/kotlin-wasm-and-compose-web-2025</w:t>
+        </w:r>
+      </w:hyperlink>
+      <w:r>
+        <w:rPr>
+          <w:rFonts w:cs="Times New Roman"/>
+          <w:szCs w:val="28"/>
+          <w:lang w:val="en-US"/>
+        </w:rPr>
+        <w:t xml:space="preserve"> (</w:t>
+      </w:r>
+      <w:proofErr w:type="spellStart"/>
+      <w:r>
+        <w:rPr>
+          <w:rFonts w:cs="Times New Roman"/>
+          <w:szCs w:val="28"/>
+          <w:lang w:val="en-US"/>
+        </w:rPr>
+        <w:t>дата</w:t>
+      </w:r>
+      <w:proofErr w:type="spellEnd"/>
+      <w:r>
+        <w:rPr>
+          <w:rFonts w:cs="Times New Roman"/>
+          <w:szCs w:val="28"/>
+          <w:lang w:val="en-US"/>
+        </w:rPr>
+        <w:t xml:space="preserve"> </w:t>
+      </w:r>
+      <w:proofErr w:type="spellStart"/>
+      <w:r>
+        <w:rPr>
+          <w:rFonts w:cs="Times New Roman"/>
+          <w:szCs w:val="28"/>
+          <w:lang w:val="en-US"/>
+        </w:rPr>
+        <w:t>обращения</w:t>
+      </w:r>
+      <w:proofErr w:type="spellEnd"/>
+      <w:r>
+        <w:rPr>
+          <w:rFonts w:cs="Times New Roman"/>
+          <w:szCs w:val="28"/>
+          <w:lang w:val="en-US"/>
+        </w:rPr>
+        <w:t>: 16.02.2026).</w:t>
+      </w:r>
+    </w:p>
+    <w:p>
+      <w:pPr>
+        <w:pStyle w:val="ListParagraph"/>
+        <w:numPr>
+          <w:ilvl w:val="0"/>
+          <w:numId w:val="1"/>
+        </w:numPr>
+        <w:rPr>
+          <w:rFonts w:cs="Times New Roman"/>
+          <w:szCs w:val="28"/>
+          <w:lang w:val="en-US"/>
+        </w:rPr>
+      </w:pPr>
+      <w:r>
+        <w:rPr>
+          <w:rFonts w:cs="Times New Roman"/>
+          <w:szCs w:val="28"/>
+          <w:lang w:val="en-US"/>
+        </w:rPr>
+        <w:t xml:space="preserve">Moore K. D., </w:t>
+      </w:r>
+      <w:proofErr w:type="spellStart"/>
+      <w:r>
+        <w:rPr>
+          <w:rFonts w:cs="Times New Roman"/>
+          <w:szCs w:val="28"/>
+          <w:lang w:val="en-US"/>
+        </w:rPr>
+        <w:t>Mota</w:t>
+      </w:r>
+      <w:proofErr w:type="spellEnd"/>
+      <w:r>
+        <w:rPr>
+          <w:rFonts w:cs="Times New Roman"/>
+          <w:szCs w:val="28"/>
+          <w:lang w:val="en-US"/>
+        </w:rPr>
+        <w:t xml:space="preserve"> C., Taheri S. Kotlin Multiplatform for Android, iOS, and the Web. — Raleigh : The Pragmatic Bookshelf, 2024.</w:t>
+      </w:r>
+    </w:p>
+    <w:p>
+      <w:pPr>
+        <w:pStyle w:val="ListParagraph"/>
+        <w:numPr>
+          <w:ilvl w:val="0"/>
+          <w:numId w:val="1"/>
+        </w:numPr>
+        <w:rPr>
+          <w:rFonts w:cs="Times New Roman"/>
+          <w:szCs w:val="28"/>
+        </w:rPr>
+      </w:pPr>
+      <w:r>
+        <w:rPr>
+          <w:rFonts w:cs="Times New Roman"/>
+          <w:szCs w:val="28"/>
+          <w:lang w:val="en-US"/>
+        </w:rPr>
+        <w:t xml:space="preserve">Mozilla Foundation. Are mental health apps better or worse for privacy in 2023? </w:t>
+      </w:r>
+      <w:r>
+        <w:rPr>
+          <w:rFonts w:cs="Times New Roman"/>
+          <w:szCs w:val="28"/>
+        </w:rPr>
+        <w:t xml:space="preserve">[Электронный ресурс]. — 2023. — </w:t>
+      </w:r>
+      <w:r>
+        <w:rPr>
+          <w:rFonts w:cs="Times New Roman"/>
+          <w:szCs w:val="28"/>
+          <w:lang w:val="en-US"/>
+        </w:rPr>
+        <w:t>URL</w:t>
+      </w:r>
+      <w:r>
+        <w:rPr>
+          <w:rFonts w:cs="Times New Roman"/>
+          <w:szCs w:val="28"/>
+        </w:rPr>
+        <w:t xml:space="preserve">: </w:t>
+      </w:r>
+      <w:hyperlink r:id="rId31" w:history="1">
         <w:r>
           <w:rPr>
             <w:rStyle w:val="Hyperlink"/>
@@ -21981,7 +23534,7 @@
             <w:szCs w:val="28"/>
             <w:lang w:val="en-US"/>
           </w:rPr>
-          <w:t>kommersant</w:t>
+          <w:t>mozillafoundation</w:t>
         </w:r>
         <w:proofErr w:type="spellEnd"/>
         <w:r>
@@ -21992,6 +23545,23 @@
           </w:rPr>
           <w:t>.</w:t>
         </w:r>
+        <w:r>
+          <w:rPr>
+            <w:rStyle w:val="Hyperlink"/>
+            <w:rFonts w:cs="Times New Roman"/>
+            <w:szCs w:val="28"/>
+            <w:lang w:val="en-US"/>
+          </w:rPr>
+          <w:t>org</w:t>
+        </w:r>
+        <w:r>
+          <w:rPr>
+            <w:rStyle w:val="Hyperlink"/>
+            <w:rFonts w:cs="Times New Roman"/>
+            <w:szCs w:val="28"/>
+          </w:rPr>
+          <w:t>/</w:t>
+        </w:r>
         <w:proofErr w:type="spellStart"/>
         <w:r>
           <w:rPr>
@@ -22000,7 +23570,26 @@
             <w:szCs w:val="28"/>
             <w:lang w:val="en-US"/>
           </w:rPr>
-          <w:t>ru</w:t>
+          <w:t>en</w:t>
+        </w:r>
+        <w:proofErr w:type="spellEnd"/>
+        <w:r>
+          <w:rPr>
+            <w:rStyle w:val="Hyperlink"/>
+            <w:rFonts w:cs="Times New Roman"/>
+            <w:szCs w:val="28"/>
+          </w:rPr>
+          <w:t>/</w:t>
+        </w:r>
+        <w:proofErr w:type="spellStart"/>
+        <w:r>
+          <w:rPr>
+            <w:rStyle w:val="Hyperlink"/>
+            <w:rFonts w:cs="Times New Roman"/>
+            <w:szCs w:val="28"/>
+            <w:lang w:val="en-US"/>
+          </w:rPr>
+          <w:t>privacynotincluded</w:t>
         </w:r>
         <w:proofErr w:type="spellEnd"/>
         <w:r>
@@ -22018,659 +23607,7 @@
             <w:szCs w:val="28"/>
             <w:lang w:val="en-US"/>
           </w:rPr>
-          <w:t>doc</w:t>
-        </w:r>
-        <w:r>
-          <w:rPr>
-            <w:rStyle w:val="Hyperlink"/>
-            <w:rFonts w:cs="Times New Roman"/>
-            <w:szCs w:val="28"/>
-          </w:rPr>
-          <w:t>/7179947</w:t>
-        </w:r>
-      </w:hyperlink>
-      <w:r>
-        <w:rPr>
-          <w:rStyle w:val="Hyperlink"/>
-          <w:rFonts w:cs="Times New Roman"/>
-          <w:szCs w:val="28"/>
-        </w:rPr>
-        <w:t xml:space="preserve"> </w:t>
-      </w:r>
-      <w:r>
-        <w:rPr>
-          <w:rFonts w:cs="Times New Roman"/>
-          <w:szCs w:val="28"/>
-        </w:rPr>
-        <w:t>(дата обращения 27.05.2025).</w:t>
-      </w:r>
-    </w:p>
-    <w:p>
-      <w:pPr>
-        <w:pStyle w:val="ListParagraph"/>
-        <w:numPr>
-          <w:ilvl w:val="0"/>
-          <w:numId w:val="1"/>
-        </w:numPr>
-        <w:rPr>
-          <w:rFonts w:cs="Times New Roman"/>
-          <w:szCs w:val="28"/>
-        </w:rPr>
-      </w:pPr>
-      <w:proofErr w:type="spellStart"/>
-      <w:r>
-        <w:rPr>
-          <w:rFonts w:cs="Times New Roman"/>
-          <w:szCs w:val="28"/>
-        </w:rPr>
-        <w:t>Лиманова</w:t>
-      </w:r>
-      <w:proofErr w:type="spellEnd"/>
-      <w:r>
-        <w:rPr>
-          <w:rFonts w:cs="Times New Roman"/>
-          <w:szCs w:val="28"/>
-        </w:rPr>
-        <w:t xml:space="preserve"> Н. И., Селезнев И. А. Анализ эффективности клиент серверной архитектуры // Бюллетень науки и практики.  - 2022. - Т. 8. №7. - С. 392-396. </w:t>
-      </w:r>
-      <w:r>
-        <w:rPr>
-          <w:rFonts w:cs="Times New Roman"/>
-          <w:szCs w:val="28"/>
-          <w:lang w:val="en-US"/>
-        </w:rPr>
-        <w:t>DOI</w:t>
-      </w:r>
-      <w:r>
-        <w:rPr>
-          <w:rFonts w:cs="Times New Roman"/>
-          <w:szCs w:val="28"/>
-        </w:rPr>
-        <w:t xml:space="preserve">: </w:t>
-      </w:r>
-      <w:hyperlink r:id="rId21" w:history="1">
-        <w:r>
-          <w:rPr>
-            <w:rStyle w:val="Hyperlink"/>
-            <w:rFonts w:cs="Times New Roman"/>
-            <w:szCs w:val="28"/>
-          </w:rPr>
-          <w:t>https://doi.org/10.33619/24142948/80/37</w:t>
-        </w:r>
-      </w:hyperlink>
-      <w:r>
-        <w:rPr>
-          <w:rFonts w:cs="Times New Roman"/>
-          <w:szCs w:val="28"/>
-        </w:rPr>
-        <w:t>.</w:t>
-      </w:r>
-    </w:p>
-    <w:p>
-      <w:pPr>
-        <w:pStyle w:val="ListParagraph"/>
-        <w:numPr>
-          <w:ilvl w:val="0"/>
-          <w:numId w:val="1"/>
-        </w:numPr>
-        <w:rPr>
-          <w:rStyle w:val="Hyperlink"/>
-          <w:rFonts w:cs="Times New Roman"/>
-          <w:color w:val="auto"/>
-          <w:szCs w:val="28"/>
-          <w:u w:val="none"/>
-        </w:rPr>
-      </w:pPr>
-      <w:r>
-        <w:rPr>
-          <w:rFonts w:cs="Times New Roman"/>
-          <w:szCs w:val="28"/>
-        </w:rPr>
-        <w:t>Российский Красный Крест</w:t>
-      </w:r>
-      <w:proofErr w:type="gramStart"/>
-      <w:r>
-        <w:rPr>
-          <w:rFonts w:cs="Times New Roman"/>
-          <w:szCs w:val="28"/>
-        </w:rPr>
-        <w:t>: На</w:t>
-      </w:r>
-      <w:proofErr w:type="gramEnd"/>
-      <w:r>
-        <w:rPr>
-          <w:rFonts w:cs="Times New Roman"/>
-          <w:szCs w:val="28"/>
-        </w:rPr>
-        <w:t xml:space="preserve"> треть больше запросов на психологическую поддержку поступило на горячую линию Российского Красного Креста в 2024 году [Электронный ресурс]. URL: </w:t>
-      </w:r>
-      <w:hyperlink r:id="rId22" w:history="1">
-        <w:r>
-          <w:rPr>
-            <w:rStyle w:val="Hyperlink"/>
-            <w:rFonts w:cs="Times New Roman"/>
-            <w:szCs w:val="28"/>
-          </w:rPr>
-          <w:t>https://www.redcross.ru/news/?ELEMENT_ID=3547</w:t>
-        </w:r>
-      </w:hyperlink>
-      <w:r>
-        <w:rPr>
-          <w:rFonts w:cs="Times New Roman"/>
-          <w:szCs w:val="28"/>
-        </w:rPr>
-        <w:t xml:space="preserve"> (дата обращения 27.05.2025).</w:t>
-      </w:r>
-      <w:r>
-        <w:rPr>
-          <w:rStyle w:val="Hyperlink"/>
-          <w:rFonts w:cs="Times New Roman"/>
-          <w:szCs w:val="28"/>
-        </w:rPr>
-        <w:t xml:space="preserve"> </w:t>
-      </w:r>
-    </w:p>
-    <w:p>
-      <w:pPr>
-        <w:pStyle w:val="ListParagraph"/>
-        <w:numPr>
-          <w:ilvl w:val="0"/>
-          <w:numId w:val="1"/>
-        </w:numPr>
-        <w:rPr>
-          <w:rFonts w:cs="Times New Roman"/>
-          <w:szCs w:val="28"/>
-        </w:rPr>
-      </w:pPr>
-      <w:r>
-        <w:rPr>
-          <w:rFonts w:cs="Times New Roman"/>
-          <w:szCs w:val="28"/>
-          <w:lang w:val="en-US"/>
-        </w:rPr>
-        <w:t xml:space="preserve">Dawson, R. L., Nixon, R. D. V., </w:t>
-      </w:r>
-      <w:proofErr w:type="spellStart"/>
-      <w:r>
-        <w:rPr>
-          <w:rFonts w:cs="Times New Roman"/>
-          <w:szCs w:val="28"/>
-          <w:lang w:val="en-US"/>
-        </w:rPr>
-        <w:t>Calear</w:t>
-      </w:r>
-      <w:proofErr w:type="spellEnd"/>
-      <w:r>
-        <w:rPr>
-          <w:rFonts w:cs="Times New Roman"/>
-          <w:szCs w:val="28"/>
-          <w:lang w:val="en-US"/>
-        </w:rPr>
-        <w:t xml:space="preserve">, A. L., </w:t>
-      </w:r>
-      <w:proofErr w:type="spellStart"/>
-      <w:r>
-        <w:rPr>
-          <w:rFonts w:cs="Times New Roman"/>
-          <w:szCs w:val="28"/>
-          <w:lang w:val="en-US"/>
-        </w:rPr>
-        <w:t>Sivanathan</w:t>
-      </w:r>
-      <w:proofErr w:type="spellEnd"/>
-      <w:r>
-        <w:rPr>
-          <w:rFonts w:cs="Times New Roman"/>
-          <w:szCs w:val="28"/>
-          <w:lang w:val="en-US"/>
-        </w:rPr>
-        <w:t xml:space="preserve">, D., &amp; </w:t>
-      </w:r>
-      <w:proofErr w:type="spellStart"/>
-      <w:r>
-        <w:rPr>
-          <w:rFonts w:cs="Times New Roman"/>
-          <w:szCs w:val="28"/>
-          <w:lang w:val="en-US"/>
-        </w:rPr>
-        <w:t>O'Kearney</w:t>
-      </w:r>
-      <w:proofErr w:type="spellEnd"/>
-      <w:r>
-        <w:rPr>
-          <w:rFonts w:cs="Times New Roman"/>
-          <w:szCs w:val="28"/>
-          <w:lang w:val="en-US"/>
-        </w:rPr>
-        <w:t>, R. Efficacy of two brief trauma-</w:t>
-      </w:r>
-      <w:proofErr w:type="spellStart"/>
-      <w:r>
-        <w:rPr>
-          <w:rFonts w:cs="Times New Roman"/>
-          <w:szCs w:val="28"/>
-          <w:lang w:val="en-US"/>
-        </w:rPr>
-        <w:t>focussed</w:t>
-      </w:r>
-      <w:proofErr w:type="spellEnd"/>
-      <w:r>
-        <w:rPr>
-          <w:rFonts w:cs="Times New Roman"/>
-          <w:szCs w:val="28"/>
-          <w:lang w:val="en-US"/>
-        </w:rPr>
-        <w:t xml:space="preserve"> writing interventions in comparison to positive experiences writing: A randomized controlled </w:t>
-      </w:r>
-      <w:r>
-        <w:rPr>
-          <w:rFonts w:cs="Times New Roman"/>
-          <w:szCs w:val="28"/>
-          <w:lang w:val="en-US"/>
-        </w:rPr>
-        <w:lastRenderedPageBreak/>
-        <w:t xml:space="preserve">trial. // Journal of Affective Disorders. - 2024 - № 358. - </w:t>
-      </w:r>
-      <w:r>
-        <w:rPr>
-          <w:rFonts w:cs="Times New Roman"/>
-          <w:szCs w:val="28"/>
-        </w:rPr>
-        <w:t>С</w:t>
-      </w:r>
-      <w:r>
-        <w:rPr>
-          <w:rFonts w:cs="Times New Roman"/>
-          <w:szCs w:val="28"/>
-          <w:lang w:val="en-US"/>
-        </w:rPr>
-        <w:t xml:space="preserve">. 449-457. DOI: </w:t>
-      </w:r>
-      <w:hyperlink r:id="rId23" w:history="1">
-        <w:r>
-          <w:rPr>
-            <w:rStyle w:val="Hyperlink"/>
-            <w:rFonts w:cs="Times New Roman"/>
-            <w:szCs w:val="28"/>
-            <w:lang w:val="en-US"/>
-          </w:rPr>
-          <w:t>https://doi.org/10.1016/j.jad.2024.05.014</w:t>
-        </w:r>
-      </w:hyperlink>
-    </w:p>
-    <w:p>
-      <w:pPr>
-        <w:pStyle w:val="ListParagraph"/>
-        <w:numPr>
-          <w:ilvl w:val="0"/>
-          <w:numId w:val="1"/>
-        </w:numPr>
-        <w:rPr>
-          <w:rFonts w:cs="Times New Roman"/>
-          <w:szCs w:val="28"/>
-          <w:lang w:val="en-US"/>
-        </w:rPr>
-      </w:pPr>
-      <w:proofErr w:type="spellStart"/>
-      <w:r>
-        <w:rPr>
-          <w:rFonts w:cs="Times New Roman"/>
-          <w:szCs w:val="28"/>
-          <w:lang w:val="en-US"/>
-        </w:rPr>
-        <w:t>Iwaya</w:t>
-      </w:r>
-      <w:proofErr w:type="spellEnd"/>
-      <w:r>
-        <w:rPr>
-          <w:rFonts w:cs="Times New Roman"/>
-          <w:szCs w:val="28"/>
-          <w:lang w:val="en-US"/>
-        </w:rPr>
-        <w:t xml:space="preserve"> LH, Babar MA, Rashid A, </w:t>
-      </w:r>
-      <w:proofErr w:type="spellStart"/>
-      <w:r>
-        <w:rPr>
-          <w:rFonts w:cs="Times New Roman"/>
-          <w:szCs w:val="28"/>
-          <w:lang w:val="en-US"/>
-        </w:rPr>
-        <w:t>Wijayarathna</w:t>
-      </w:r>
-      <w:proofErr w:type="spellEnd"/>
-      <w:r>
-        <w:rPr>
-          <w:rFonts w:cs="Times New Roman"/>
-          <w:szCs w:val="28"/>
-          <w:lang w:val="en-US"/>
-        </w:rPr>
-        <w:t xml:space="preserve"> C. On the privacy of mental health apps. // Empirical Software Engineering. - 2023 - № 28 - C. 1-42. DOI: </w:t>
-      </w:r>
-      <w:hyperlink r:id="rId24" w:history="1">
-        <w:r>
-          <w:rPr>
-            <w:rStyle w:val="Hyperlink"/>
-            <w:rFonts w:cs="Times New Roman"/>
-            <w:szCs w:val="28"/>
-            <w:lang w:val="en-US"/>
-          </w:rPr>
-          <w:t>https://doi.org/10.1007/s10664-022-10236-0</w:t>
-        </w:r>
-      </w:hyperlink>
-    </w:p>
-    <w:p>
-      <w:pPr>
-        <w:pStyle w:val="ListParagraph"/>
-        <w:numPr>
-          <w:ilvl w:val="0"/>
-          <w:numId w:val="1"/>
-        </w:numPr>
-        <w:rPr>
-          <w:rFonts w:cs="Times New Roman"/>
-          <w:szCs w:val="28"/>
-          <w:lang w:val="en-US"/>
-        </w:rPr>
-      </w:pPr>
-      <w:proofErr w:type="spellStart"/>
-      <w:r>
-        <w:rPr>
-          <w:rFonts w:cs="Times New Roman"/>
-          <w:szCs w:val="28"/>
-          <w:lang w:val="en-US"/>
-        </w:rPr>
-        <w:t>Litvin</w:t>
-      </w:r>
-      <w:proofErr w:type="spellEnd"/>
-      <w:r>
-        <w:rPr>
-          <w:rFonts w:cs="Times New Roman"/>
-          <w:szCs w:val="28"/>
-          <w:lang w:val="en-US"/>
-        </w:rPr>
-        <w:t xml:space="preserve"> S, Saunders R, Jefferies P, Seely H, </w:t>
-      </w:r>
-      <w:proofErr w:type="spellStart"/>
-      <w:r>
-        <w:rPr>
-          <w:rFonts w:cs="Times New Roman"/>
-          <w:szCs w:val="28"/>
-          <w:lang w:val="en-US"/>
-        </w:rPr>
-        <w:t>Pössel</w:t>
-      </w:r>
-      <w:proofErr w:type="spellEnd"/>
-      <w:r>
-        <w:rPr>
-          <w:rFonts w:cs="Times New Roman"/>
-          <w:szCs w:val="28"/>
-          <w:lang w:val="en-US"/>
-        </w:rPr>
-        <w:t xml:space="preserve"> P, </w:t>
-      </w:r>
-      <w:proofErr w:type="spellStart"/>
-      <w:r>
-        <w:rPr>
-          <w:rFonts w:cs="Times New Roman"/>
-          <w:szCs w:val="28"/>
-          <w:lang w:val="en-US"/>
-        </w:rPr>
-        <w:t>Lüttke</w:t>
-      </w:r>
-      <w:proofErr w:type="spellEnd"/>
-      <w:r>
-        <w:rPr>
-          <w:rFonts w:cs="Times New Roman"/>
-          <w:szCs w:val="28"/>
-          <w:lang w:val="en-US"/>
-        </w:rPr>
-        <w:t xml:space="preserve"> S The Impact of a Gamified Mobile Mental Health App (</w:t>
-      </w:r>
-      <w:proofErr w:type="spellStart"/>
-      <w:r>
-        <w:rPr>
-          <w:rFonts w:cs="Times New Roman"/>
-          <w:szCs w:val="28"/>
-          <w:lang w:val="en-US"/>
-        </w:rPr>
-        <w:t>eQuoo</w:t>
-      </w:r>
-      <w:proofErr w:type="spellEnd"/>
-      <w:r>
-        <w:rPr>
-          <w:rFonts w:cs="Times New Roman"/>
-          <w:szCs w:val="28"/>
-          <w:lang w:val="en-US"/>
-        </w:rPr>
-        <w:t xml:space="preserve">) on Resilience and Mental Health in a Student Population: Large-Scale Randomized Controlled Trial // JMIR Mental Health - 2023 - № </w:t>
-      </w:r>
-      <w:proofErr w:type="gramStart"/>
-      <w:r>
-        <w:rPr>
-          <w:rFonts w:cs="Times New Roman"/>
-          <w:szCs w:val="28"/>
-          <w:lang w:val="en-US"/>
-        </w:rPr>
-        <w:t>10:e</w:t>
-      </w:r>
-      <w:proofErr w:type="gramEnd"/>
-      <w:r>
-        <w:rPr>
-          <w:rFonts w:cs="Times New Roman"/>
-          <w:szCs w:val="28"/>
-          <w:lang w:val="en-US"/>
-        </w:rPr>
-        <w:t xml:space="preserve">47285 – C. 1-16. DOI: </w:t>
-      </w:r>
-      <w:hyperlink r:id="rId25" w:history="1">
-        <w:r>
-          <w:rPr>
-            <w:rStyle w:val="Hyperlink"/>
-            <w:rFonts w:cs="Times New Roman"/>
-            <w:szCs w:val="28"/>
-            <w:lang w:val="en-US"/>
-          </w:rPr>
-          <w:t>https://doi.org/10.2196/47285</w:t>
-        </w:r>
-      </w:hyperlink>
-    </w:p>
-    <w:p>
-      <w:pPr>
-        <w:pStyle w:val="ListParagraph"/>
-        <w:numPr>
-          <w:ilvl w:val="0"/>
-          <w:numId w:val="1"/>
-        </w:numPr>
-        <w:rPr>
-          <w:rFonts w:cs="Times New Roman"/>
-          <w:szCs w:val="28"/>
-          <w:lang w:val="en-US"/>
-        </w:rPr>
-      </w:pPr>
-      <w:proofErr w:type="spellStart"/>
-      <w:r>
-        <w:rPr>
-          <w:rFonts w:cs="Times New Roman"/>
-          <w:szCs w:val="28"/>
-          <w:lang w:val="en-US"/>
-        </w:rPr>
-        <w:t>Lukenda</w:t>
-      </w:r>
-      <w:proofErr w:type="spellEnd"/>
-      <w:r>
-        <w:rPr>
-          <w:rFonts w:cs="Times New Roman"/>
-          <w:szCs w:val="28"/>
-          <w:lang w:val="en-US"/>
-        </w:rPr>
-        <w:t xml:space="preserve">, K., </w:t>
-      </w:r>
-      <w:proofErr w:type="spellStart"/>
-      <w:r>
-        <w:rPr>
-          <w:rFonts w:cs="Times New Roman"/>
-          <w:szCs w:val="28"/>
-          <w:lang w:val="en-US"/>
-        </w:rPr>
-        <w:t>Sülzenbrück</w:t>
-      </w:r>
-      <w:proofErr w:type="spellEnd"/>
-      <w:r>
-        <w:rPr>
-          <w:rFonts w:cs="Times New Roman"/>
-          <w:szCs w:val="28"/>
-          <w:lang w:val="en-US"/>
-        </w:rPr>
-        <w:t xml:space="preserve">, S., &amp; Sutter, C. Expressive writing as a practice against work stress: An experimental study. // Journal of Workplace Behavioral Health. - 2024 </w:t>
-      </w:r>
-      <w:proofErr w:type="gramStart"/>
-      <w:r>
-        <w:rPr>
-          <w:rFonts w:cs="Times New Roman"/>
-          <w:szCs w:val="28"/>
-          <w:lang w:val="en-US"/>
-        </w:rPr>
-        <w:t>-  C.</w:t>
-      </w:r>
-      <w:proofErr w:type="gramEnd"/>
-      <w:r>
-        <w:rPr>
-          <w:rFonts w:cs="Times New Roman"/>
-          <w:szCs w:val="28"/>
-          <w:lang w:val="en-US"/>
-        </w:rPr>
-        <w:t xml:space="preserve"> 1–24. DOI: </w:t>
-      </w:r>
-      <w:hyperlink r:id="rId26" w:history="1">
-        <w:r>
-          <w:rPr>
-            <w:rStyle w:val="Hyperlink"/>
-            <w:rFonts w:cs="Times New Roman"/>
-            <w:szCs w:val="28"/>
-            <w:lang w:val="en-US"/>
-          </w:rPr>
-          <w:t>https://doi.org/10.1080/15555240.2024.2366220</w:t>
-        </w:r>
-      </w:hyperlink>
-    </w:p>
-    <w:p>
-      <w:pPr>
-        <w:pStyle w:val="ListParagraph"/>
-        <w:numPr>
-          <w:ilvl w:val="0"/>
-          <w:numId w:val="1"/>
-        </w:numPr>
-        <w:rPr>
-          <w:rFonts w:cs="Times New Roman"/>
-          <w:szCs w:val="28"/>
-        </w:rPr>
-      </w:pPr>
-      <w:proofErr w:type="spellStart"/>
-      <w:r>
-        <w:rPr>
-          <w:rFonts w:cs="Times New Roman"/>
-          <w:szCs w:val="28"/>
-          <w:lang w:val="en-US"/>
-        </w:rPr>
-        <w:t>NordPass</w:t>
-      </w:r>
-      <w:proofErr w:type="spellEnd"/>
-      <w:r>
-        <w:rPr>
-          <w:rFonts w:cs="Times New Roman"/>
-          <w:szCs w:val="28"/>
-          <w:lang w:val="en-US"/>
-        </w:rPr>
-        <w:t>: Stay safe with zero-knowledge architecture [</w:t>
-      </w:r>
-      <w:proofErr w:type="spellStart"/>
-      <w:r>
-        <w:rPr>
-          <w:rFonts w:cs="Times New Roman"/>
-          <w:szCs w:val="28"/>
-          <w:lang w:val="en-US"/>
-        </w:rPr>
-        <w:t>Электронный</w:t>
-      </w:r>
-      <w:proofErr w:type="spellEnd"/>
-      <w:r>
-        <w:rPr>
-          <w:rFonts w:cs="Times New Roman"/>
-          <w:szCs w:val="28"/>
-          <w:lang w:val="en-US"/>
-        </w:rPr>
-        <w:t xml:space="preserve"> </w:t>
-      </w:r>
-      <w:proofErr w:type="spellStart"/>
-      <w:r>
-        <w:rPr>
-          <w:rFonts w:cs="Times New Roman"/>
-          <w:szCs w:val="28"/>
-          <w:lang w:val="en-US"/>
-        </w:rPr>
-        <w:t>ресурс</w:t>
-      </w:r>
-      <w:proofErr w:type="spellEnd"/>
-      <w:r>
-        <w:rPr>
-          <w:rFonts w:cs="Times New Roman"/>
-          <w:szCs w:val="28"/>
-          <w:lang w:val="en-US"/>
-        </w:rPr>
-        <w:t>]. URL</w:t>
-      </w:r>
-      <w:r>
-        <w:rPr>
-          <w:rFonts w:cs="Times New Roman"/>
-          <w:szCs w:val="28"/>
-        </w:rPr>
-        <w:t xml:space="preserve">: </w:t>
-      </w:r>
-      <w:hyperlink r:id="rId27" w:history="1">
-        <w:r>
-          <w:rPr>
-            <w:rStyle w:val="Hyperlink"/>
-            <w:rFonts w:cs="Times New Roman"/>
-            <w:szCs w:val="28"/>
-            <w:lang w:val="en-US"/>
-          </w:rPr>
-          <w:t>https</w:t>
-        </w:r>
-        <w:r>
-          <w:rPr>
-            <w:rStyle w:val="Hyperlink"/>
-            <w:rFonts w:cs="Times New Roman"/>
-            <w:szCs w:val="28"/>
-          </w:rPr>
-          <w:t>://</w:t>
-        </w:r>
-        <w:proofErr w:type="spellStart"/>
-        <w:r>
-          <w:rPr>
-            <w:rStyle w:val="Hyperlink"/>
-            <w:rFonts w:cs="Times New Roman"/>
-            <w:szCs w:val="28"/>
-            <w:lang w:val="en-US"/>
-          </w:rPr>
-          <w:t>nordpass</w:t>
-        </w:r>
-        <w:proofErr w:type="spellEnd"/>
-        <w:r>
-          <w:rPr>
-            <w:rStyle w:val="Hyperlink"/>
-            <w:rFonts w:cs="Times New Roman"/>
-            <w:szCs w:val="28"/>
-          </w:rPr>
-          <w:t>.</w:t>
-        </w:r>
-        <w:r>
-          <w:rPr>
-            <w:rStyle w:val="Hyperlink"/>
-            <w:rFonts w:cs="Times New Roman"/>
-            <w:szCs w:val="28"/>
-            <w:lang w:val="en-US"/>
-          </w:rPr>
-          <w:t>com</w:t>
+          <w:t>articles</w:t>
         </w:r>
         <w:r>
           <w:rPr>
@@ -22687,24 +23624,7 @@
             <w:szCs w:val="28"/>
             <w:lang w:val="en-US"/>
           </w:rPr>
-          <w:t>features</w:t>
-        </w:r>
-        <w:r>
-          <w:rPr>
-            <w:rStyle w:val="Hyperlink"/>
-            <w:rFonts w:cs="Times New Roman"/>
-            <w:szCs w:val="28"/>
-          </w:rPr>
-          <w:t>/</w:t>
-        </w:r>
-        <w:r>
-          <w:rPr>
-            <w:rStyle w:val="Hyperlink"/>
-            <w:rFonts w:cs="Times New Roman"/>
-            <w:szCs w:val="28"/>
-            <w:lang w:val="en-US"/>
-          </w:rPr>
-          <w:t>zero</w:t>
+          <w:t>are</w:t>
         </w:r>
         <w:r>
           <w:rPr>
@@ -22721,7 +23641,7 @@
             <w:szCs w:val="28"/>
             <w:lang w:val="en-US"/>
           </w:rPr>
-          <w:t>knowledge</w:t>
+          <w:t>mental</w:t>
         </w:r>
         <w:r>
           <w:rPr>
@@ -22738,7 +23658,7 @@
             <w:szCs w:val="28"/>
             <w:lang w:val="en-US"/>
           </w:rPr>
-          <w:t>architecture</w:t>
+          <w:t>health</w:t>
         </w:r>
         <w:r>
           <w:rPr>
@@ -22746,412 +23666,7 @@
             <w:rFonts w:cs="Times New Roman"/>
             <w:szCs w:val="28"/>
           </w:rPr>
-          <w:t>/</w:t>
-        </w:r>
-      </w:hyperlink>
-      <w:r>
-        <w:rPr>
-          <w:rFonts w:cs="Times New Roman"/>
-          <w:szCs w:val="28"/>
-        </w:rPr>
-        <w:t xml:space="preserve"> (дата обращения 27.05.2025).</w:t>
-      </w:r>
-    </w:p>
-    <w:p>
-      <w:pPr>
-        <w:pStyle w:val="ListParagraph"/>
-        <w:numPr>
-          <w:ilvl w:val="0"/>
-          <w:numId w:val="1"/>
-        </w:numPr>
-        <w:rPr>
-          <w:rFonts w:cs="Times New Roman"/>
-          <w:szCs w:val="28"/>
-          <w:lang w:val="en-US"/>
-        </w:rPr>
-      </w:pPr>
-      <w:r>
-        <w:rPr>
-          <w:rFonts w:cs="Times New Roman"/>
-          <w:szCs w:val="28"/>
-          <w:lang w:val="en-US"/>
-        </w:rPr>
-        <w:t xml:space="preserve">Pennebaker, J. W., &amp; Beall, S. K. Confronting a traumatic event: Toward an understanding of inhibition and disease </w:t>
-      </w:r>
-      <w:r>
-        <w:rPr>
-          <w:rFonts w:cs="Times New Roman"/>
-          <w:szCs w:val="28"/>
-          <w:lang w:val="en-US"/>
-        </w:rPr>
-        <w:t>//</w:t>
-      </w:r>
-      <w:r>
-        <w:rPr>
-          <w:rFonts w:cs="Times New Roman"/>
-          <w:szCs w:val="28"/>
-          <w:lang w:val="en-US"/>
-        </w:rPr>
-        <w:t xml:space="preserve"> Journal of Abnormal Psychology - 1986 - № 95(3) - </w:t>
-      </w:r>
-      <w:r>
-        <w:rPr>
-          <w:rFonts w:cs="Times New Roman"/>
-          <w:szCs w:val="28"/>
-        </w:rPr>
-        <w:t>С</w:t>
-      </w:r>
-      <w:r>
-        <w:rPr>
-          <w:rFonts w:cs="Times New Roman"/>
-          <w:szCs w:val="28"/>
-          <w:lang w:val="en-US"/>
-        </w:rPr>
-        <w:t xml:space="preserve">. 274-281. </w:t>
-      </w:r>
-      <w:r>
-        <w:rPr>
-          <w:rFonts w:cs="Times New Roman"/>
-          <w:szCs w:val="28"/>
-          <w:lang w:val="en-US"/>
-        </w:rPr>
-        <w:t xml:space="preserve">DOI: </w:t>
-      </w:r>
-      <w:r>
-        <w:rPr>
-          <w:rFonts w:cs="Times New Roman"/>
-          <w:szCs w:val="28"/>
-          <w:lang w:val="en-US"/>
-        </w:rPr>
-        <w:t>https://doi.org/10.1037/0021-843X.95.3.274</w:t>
-      </w:r>
-    </w:p>
-    <w:p>
-      <w:pPr>
-        <w:pStyle w:val="ListParagraph"/>
-        <w:numPr>
-          <w:ilvl w:val="0"/>
-          <w:numId w:val="1"/>
-        </w:numPr>
-        <w:rPr>
-          <w:rFonts w:cs="Times New Roman"/>
-          <w:szCs w:val="28"/>
-          <w:lang w:val="en-US"/>
-        </w:rPr>
-      </w:pPr>
-      <w:r>
-        <w:rPr>
-          <w:rFonts w:cs="Times New Roman"/>
-          <w:szCs w:val="28"/>
-          <w:lang w:val="en-US"/>
-        </w:rPr>
-        <w:t>Pennebaker, J. W. Writing about Emotional Experiences as a Therapeutic Process.</w:t>
-      </w:r>
-      <w:r>
-        <w:rPr>
-          <w:rFonts w:cs="Times New Roman"/>
-          <w:szCs w:val="28"/>
-          <w:lang w:val="en-US"/>
-        </w:rPr>
-        <w:t xml:space="preserve"> // </w:t>
-      </w:r>
-      <w:r>
-        <w:rPr>
-          <w:rFonts w:cs="Times New Roman"/>
-          <w:szCs w:val="28"/>
-          <w:lang w:val="en-US"/>
-        </w:rPr>
-        <w:t>Psychological Science</w:t>
-      </w:r>
-      <w:r>
-        <w:rPr>
-          <w:rFonts w:cs="Times New Roman"/>
-          <w:szCs w:val="28"/>
-          <w:lang w:val="en-US"/>
-        </w:rPr>
-        <w:t xml:space="preserve"> - 1997 -</w:t>
-      </w:r>
-      <w:r>
-        <w:rPr>
-          <w:rFonts w:cs="Times New Roman"/>
-          <w:szCs w:val="28"/>
-          <w:lang w:val="en-US"/>
-        </w:rPr>
-        <w:t xml:space="preserve"> №8(3) </w:t>
-      </w:r>
-      <w:r>
-        <w:rPr>
-          <w:rFonts w:cs="Times New Roman"/>
-          <w:szCs w:val="28"/>
-          <w:lang w:val="en-US"/>
-        </w:rPr>
-        <w:t>-</w:t>
-      </w:r>
-      <w:r>
-        <w:rPr>
-          <w:rFonts w:cs="Times New Roman"/>
-          <w:szCs w:val="28"/>
-          <w:lang w:val="en-US"/>
-        </w:rPr>
-        <w:t xml:space="preserve"> </w:t>
-      </w:r>
-      <w:r>
-        <w:rPr>
-          <w:rFonts w:cs="Times New Roman"/>
-          <w:szCs w:val="28"/>
-          <w:lang w:val="en-US"/>
-        </w:rPr>
-        <w:t xml:space="preserve">C. </w:t>
-      </w:r>
-      <w:r>
-        <w:rPr>
-          <w:rFonts w:cs="Times New Roman"/>
-          <w:szCs w:val="28"/>
-          <w:lang w:val="en-US"/>
-        </w:rPr>
-        <w:t>162-166.</w:t>
-      </w:r>
-      <w:r>
-        <w:rPr>
-          <w:rFonts w:cs="Times New Roman"/>
-          <w:szCs w:val="28"/>
-          <w:lang w:val="en-US"/>
-        </w:rPr>
-        <w:t xml:space="preserve"> DOI: </w:t>
-      </w:r>
-      <w:r>
-        <w:rPr>
-          <w:rFonts w:cs="Times New Roman"/>
-          <w:szCs w:val="28"/>
-          <w:lang w:val="en-US"/>
-        </w:rPr>
-        <w:t>https://doi.org/10.1111/j.1467-9280.1997.tb00403.x</w:t>
-      </w:r>
-    </w:p>
-    <w:p>
-      <w:pPr>
-        <w:pStyle w:val="ListParagraph"/>
-        <w:numPr>
-          <w:ilvl w:val="0"/>
-          <w:numId w:val="1"/>
-        </w:numPr>
-        <w:rPr>
-          <w:rFonts w:cs="Times New Roman"/>
-          <w:szCs w:val="28"/>
-          <w:lang w:val="en-US"/>
-        </w:rPr>
-      </w:pPr>
-      <w:r>
-        <w:rPr>
-          <w:rFonts w:cs="Times New Roman"/>
-          <w:szCs w:val="28"/>
-          <w:lang w:val="en-US"/>
-        </w:rPr>
-        <w:t xml:space="preserve">Schulz, L. The Impact of Generative AI on User Engagement and </w:t>
-      </w:r>
-      <w:proofErr w:type="spellStart"/>
-      <w:r>
-        <w:rPr>
-          <w:rFonts w:cs="Times New Roman"/>
-          <w:szCs w:val="28"/>
-          <w:lang w:val="en-US"/>
-        </w:rPr>
-        <w:t>Personalisation</w:t>
-      </w:r>
-      <w:proofErr w:type="spellEnd"/>
-      <w:r>
-        <w:rPr>
-          <w:rFonts w:cs="Times New Roman"/>
-          <w:szCs w:val="28"/>
-          <w:lang w:val="en-US"/>
-        </w:rPr>
-        <w:t xml:space="preserve"> in Digital </w:t>
-      </w:r>
-      <w:proofErr w:type="gramStart"/>
-      <w:r>
-        <w:rPr>
-          <w:rFonts w:cs="Times New Roman"/>
-          <w:szCs w:val="28"/>
-          <w:lang w:val="en-US"/>
-        </w:rPr>
-        <w:t>Journaling :</w:t>
-      </w:r>
-      <w:proofErr w:type="gramEnd"/>
-      <w:r>
-        <w:rPr>
-          <w:rFonts w:cs="Times New Roman"/>
-          <w:szCs w:val="28"/>
-          <w:lang w:val="en-US"/>
-        </w:rPr>
-        <w:t xml:space="preserve"> A Case Study.</w:t>
-      </w:r>
-      <w:r>
-        <w:rPr>
-          <w:rFonts w:cs="Times New Roman"/>
-          <w:szCs w:val="28"/>
-          <w:lang w:val="en-US"/>
-        </w:rPr>
-        <w:t xml:space="preserve"> /</w:t>
-      </w:r>
-      <w:proofErr w:type="gramStart"/>
-      <w:r>
-        <w:rPr>
-          <w:rFonts w:cs="Times New Roman"/>
-          <w:szCs w:val="28"/>
-          <w:lang w:val="en-US"/>
-        </w:rPr>
-        <w:t xml:space="preserve">/ </w:t>
-      </w:r>
-      <w:r>
-        <w:rPr>
-          <w:rFonts w:cs="Times New Roman"/>
-          <w:szCs w:val="28"/>
-          <w:lang w:val="en-US"/>
-        </w:rPr>
-        <w:t xml:space="preserve"> </w:t>
-      </w:r>
-      <w:r>
-        <w:rPr>
-          <w:rFonts w:cs="Times New Roman"/>
-          <w:szCs w:val="28"/>
-          <w:lang w:val="en-US"/>
-        </w:rPr>
-        <w:t>KTH</w:t>
-      </w:r>
-      <w:proofErr w:type="gramEnd"/>
-      <w:r>
-        <w:rPr>
-          <w:rFonts w:cs="Times New Roman"/>
-          <w:szCs w:val="28"/>
-          <w:lang w:val="en-US"/>
-        </w:rPr>
-        <w:t>, School of Electrical Engineering and Computer Science (EECS)</w:t>
-      </w:r>
-      <w:r>
-        <w:rPr>
-          <w:rFonts w:cs="Times New Roman"/>
-          <w:szCs w:val="28"/>
-          <w:lang w:val="en-US"/>
-        </w:rPr>
-        <w:t xml:space="preserve"> - 2024 - </w:t>
-      </w:r>
-      <w:r>
-        <w:rPr>
-          <w:rFonts w:cs="Times New Roman"/>
-          <w:szCs w:val="28"/>
-        </w:rPr>
-        <w:t>С</w:t>
-      </w:r>
-      <w:r>
-        <w:rPr>
-          <w:rFonts w:cs="Times New Roman"/>
-          <w:szCs w:val="28"/>
-          <w:lang w:val="en-US"/>
-        </w:rPr>
-        <w:t>.1-40. URL:</w:t>
-      </w:r>
-      <w:r>
-        <w:rPr>
-          <w:rFonts w:cs="Times New Roman"/>
-          <w:szCs w:val="28"/>
-          <w:lang w:val="en-US"/>
-        </w:rPr>
-        <w:t xml:space="preserve"> </w:t>
-      </w:r>
-      <w:r>
-        <w:rPr>
-          <w:rFonts w:cs="Times New Roman"/>
-          <w:szCs w:val="28"/>
-          <w:lang w:val="en-US"/>
-        </w:rPr>
-        <w:t>https://kth.diva-portal.org/smash/record.jsf?pid=</w:t>
-      </w:r>
-      <w:r>
-        <w:rPr>
-          <w:rFonts w:cs="Times New Roman"/>
-          <w:szCs w:val="28"/>
-          <w:lang w:val="en-US"/>
-        </w:rPr>
-        <w:br/>
-        <w:t>diva2%3A1901074</w:t>
-      </w:r>
-    </w:p>
-    <w:p>
-      <w:pPr>
-        <w:pStyle w:val="ListParagraph"/>
-        <w:numPr>
-          <w:ilvl w:val="0"/>
-          <w:numId w:val="1"/>
-        </w:numPr>
-        <w:rPr>
-          <w:rFonts w:cs="Times New Roman"/>
-          <w:szCs w:val="28"/>
-        </w:rPr>
-      </w:pPr>
-      <w:r>
-        <w:rPr>
-          <w:rFonts w:cs="Times New Roman"/>
-          <w:szCs w:val="28"/>
-          <w:lang w:val="en-US"/>
-        </w:rPr>
-        <w:lastRenderedPageBreak/>
-        <w:t>World Health Organization‎</w:t>
-      </w:r>
-      <w:r>
-        <w:rPr>
-          <w:rFonts w:cs="Times New Roman"/>
-          <w:szCs w:val="28"/>
-          <w:lang w:val="en-US"/>
-        </w:rPr>
-        <w:t>:</w:t>
-      </w:r>
-      <w:r>
-        <w:rPr>
-          <w:rFonts w:cs="Times New Roman"/>
-          <w:szCs w:val="28"/>
-          <w:lang w:val="en-US"/>
-        </w:rPr>
-        <w:t xml:space="preserve"> Comprehensive mental health action plan 2013–2030. </w:t>
-      </w:r>
-      <w:r>
-        <w:rPr>
-          <w:rFonts w:cs="Times New Roman"/>
-          <w:szCs w:val="28"/>
-        </w:rPr>
-        <w:t xml:space="preserve">[Электронный ресурс]. </w:t>
-      </w:r>
-      <w:r>
-        <w:rPr>
-          <w:rFonts w:cs="Times New Roman"/>
-          <w:szCs w:val="28"/>
-          <w:lang w:val="en-US"/>
-        </w:rPr>
-        <w:t>URL</w:t>
-      </w:r>
-      <w:r>
-        <w:rPr>
-          <w:rFonts w:cs="Times New Roman"/>
-          <w:szCs w:val="28"/>
-        </w:rPr>
-        <w:t xml:space="preserve">: </w:t>
-      </w:r>
-      <w:hyperlink r:id="rId28" w:history="1">
-        <w:r>
-          <w:rPr>
-            <w:rStyle w:val="Hyperlink"/>
-            <w:rFonts w:cs="Times New Roman"/>
-            <w:szCs w:val="28"/>
-            <w:lang w:val="en-US"/>
-          </w:rPr>
-          <w:t>https</w:t>
-        </w:r>
-        <w:r>
-          <w:rPr>
-            <w:rStyle w:val="Hyperlink"/>
-            <w:rFonts w:cs="Times New Roman"/>
-            <w:szCs w:val="28"/>
-          </w:rPr>
-          <w:t>://</w:t>
+          <w:t>-</w:t>
         </w:r>
         <w:r>
           <w:rPr>
@@ -23160,7 +23675,7 @@
             <w:szCs w:val="28"/>
             <w:lang w:val="en-US"/>
           </w:rPr>
-          <w:t>iris</w:t>
+          <w:t>apps</w:t>
         </w:r>
         <w:r>
           <w:rPr>
@@ -23168,7 +23683,7 @@
             <w:rFonts w:cs="Times New Roman"/>
             <w:szCs w:val="28"/>
           </w:rPr>
-          <w:t>.</w:t>
+          <w:t>-</w:t>
         </w:r>
         <w:r>
           <w:rPr>
@@ -23177,7 +23692,7 @@
             <w:szCs w:val="28"/>
             <w:lang w:val="en-US"/>
           </w:rPr>
-          <w:t>who</w:t>
+          <w:t>better</w:t>
         </w:r>
         <w:r>
           <w:rPr>
@@ -23185,7 +23700,7 @@
             <w:rFonts w:cs="Times New Roman"/>
             <w:szCs w:val="28"/>
           </w:rPr>
-          <w:t>.</w:t>
+          <w:t>-</w:t>
         </w:r>
         <w:r>
           <w:rPr>
@@ -23194,7 +23709,7 @@
             <w:szCs w:val="28"/>
             <w:lang w:val="en-US"/>
           </w:rPr>
-          <w:t>int</w:t>
+          <w:t>or</w:t>
         </w:r>
         <w:r>
           <w:rPr>
@@ -23202,7 +23717,7 @@
             <w:rFonts w:cs="Times New Roman"/>
             <w:szCs w:val="28"/>
           </w:rPr>
-          <w:t>/</w:t>
+          <w:t>-</w:t>
         </w:r>
         <w:r>
           <w:rPr>
@@ -23211,7 +23726,7 @@
             <w:szCs w:val="28"/>
             <w:lang w:val="en-US"/>
           </w:rPr>
-          <w:t>handle</w:t>
+          <w:t>worse</w:t>
         </w:r>
         <w:r>
           <w:rPr>
@@ -23219,7 +23734,58 @@
             <w:rFonts w:cs="Times New Roman"/>
             <w:szCs w:val="28"/>
           </w:rPr>
-          <w:t>/10665/345301</w:t>
+          <w:t>-</w:t>
+        </w:r>
+        <w:r>
+          <w:rPr>
+            <w:rStyle w:val="Hyperlink"/>
+            <w:rFonts w:cs="Times New Roman"/>
+            <w:szCs w:val="28"/>
+            <w:lang w:val="en-US"/>
+          </w:rPr>
+          <w:t>at</w:t>
+        </w:r>
+        <w:r>
+          <w:rPr>
+            <w:rStyle w:val="Hyperlink"/>
+            <w:rFonts w:cs="Times New Roman"/>
+            <w:szCs w:val="28"/>
+          </w:rPr>
+          <w:t>-</w:t>
+        </w:r>
+        <w:r>
+          <w:rPr>
+            <w:rStyle w:val="Hyperlink"/>
+            <w:rFonts w:cs="Times New Roman"/>
+            <w:szCs w:val="28"/>
+            <w:lang w:val="en-US"/>
+          </w:rPr>
+          <w:t>privacy</w:t>
+        </w:r>
+        <w:r>
+          <w:rPr>
+            <w:rStyle w:val="Hyperlink"/>
+            <w:rFonts w:cs="Times New Roman"/>
+            <w:szCs w:val="28"/>
+          </w:rPr>
+          <w:t>-</w:t>
+        </w:r>
+        <w:r>
+          <w:rPr>
+            <w:rStyle w:val="Hyperlink"/>
+            <w:rFonts w:cs="Times New Roman"/>
+            <w:szCs w:val="28"/>
+            <w:lang w:val="en-US"/>
+          </w:rPr>
+          <w:t>in</w:t>
+        </w:r>
+        <w:r>
+          <w:rPr>
+            <w:rStyle w:val="Hyperlink"/>
+            <w:rFonts w:cs="Times New Roman"/>
+            <w:szCs w:val="28"/>
+          </w:rPr>
+          <w:t>-2023/</w:t>
         </w:r>
       </w:hyperlink>
       <w:r>
@@ -23227,12 +23793,1270 @@
           <w:rFonts w:cs="Times New Roman"/>
           <w:szCs w:val="28"/>
         </w:rPr>
-        <w:t xml:space="preserve"> (дата обращения 27.05.2025).</w:t>
+        <w:t xml:space="preserve"> (дата обращения: 18.02.2026).</w:t>
+      </w:r>
+    </w:p>
+    <w:p>
+      <w:pPr>
+        <w:pStyle w:val="ListParagraph"/>
+        <w:numPr>
+          <w:ilvl w:val="0"/>
+          <w:numId w:val="1"/>
+        </w:numPr>
+        <w:rPr>
+          <w:rFonts w:cs="Times New Roman"/>
+          <w:szCs w:val="28"/>
+        </w:rPr>
+      </w:pPr>
+      <w:r>
+        <w:rPr>
+          <w:rFonts w:cs="Times New Roman"/>
+          <w:szCs w:val="28"/>
+        </w:rPr>
+        <w:lastRenderedPageBreak/>
+        <w:t xml:space="preserve">.NET MAUI — </w:t>
+      </w:r>
+      <w:proofErr w:type="spellStart"/>
+      <w:r>
+        <w:rPr>
+          <w:rFonts w:cs="Times New Roman"/>
+          <w:szCs w:val="28"/>
+        </w:rPr>
+        <w:t>Supported</w:t>
+      </w:r>
+      <w:proofErr w:type="spellEnd"/>
+      <w:r>
+        <w:rPr>
+          <w:rFonts w:cs="Times New Roman"/>
+          <w:szCs w:val="28"/>
+        </w:rPr>
+        <w:t xml:space="preserve"> </w:t>
+      </w:r>
+      <w:proofErr w:type="spellStart"/>
+      <w:r>
+        <w:rPr>
+          <w:rFonts w:cs="Times New Roman"/>
+          <w:szCs w:val="28"/>
+        </w:rPr>
+        <w:t>platforms</w:t>
+      </w:r>
+      <w:proofErr w:type="spellEnd"/>
+      <w:r>
+        <w:rPr>
+          <w:rFonts w:cs="Times New Roman"/>
+          <w:szCs w:val="28"/>
+        </w:rPr>
+        <w:t xml:space="preserve"> [Электронный ресурс] // Microsoft </w:t>
+      </w:r>
+      <w:proofErr w:type="spellStart"/>
+      <w:r>
+        <w:rPr>
+          <w:rFonts w:cs="Times New Roman"/>
+          <w:szCs w:val="28"/>
+        </w:rPr>
+        <w:t>Learn</w:t>
+      </w:r>
+      <w:proofErr w:type="spellEnd"/>
+      <w:r>
+        <w:rPr>
+          <w:rFonts w:cs="Times New Roman"/>
+          <w:szCs w:val="28"/>
+        </w:rPr>
+        <w:t xml:space="preserve">. — URL: </w:t>
+      </w:r>
+      <w:hyperlink r:id="rId32" w:history="1">
+        <w:r>
+          <w:rPr>
+            <w:rStyle w:val="Hyperlink"/>
+            <w:rFonts w:cs="Times New Roman"/>
+            <w:szCs w:val="28"/>
+          </w:rPr>
+          <w:t>https://learn.microsoft.com/en-us/dotnet/maui/supported-platforms</w:t>
+        </w:r>
+      </w:hyperlink>
+      <w:r>
+        <w:rPr>
+          <w:rFonts w:cs="Times New Roman"/>
+          <w:szCs w:val="28"/>
+        </w:rPr>
+        <w:t xml:space="preserve"> (дата обращения: 16.02.2026).</w:t>
+      </w:r>
+    </w:p>
+    <w:p>
+      <w:pPr>
+        <w:pStyle w:val="ListParagraph"/>
+        <w:numPr>
+          <w:ilvl w:val="0"/>
+          <w:numId w:val="1"/>
+        </w:numPr>
+        <w:rPr>
+          <w:rFonts w:cs="Times New Roman"/>
+          <w:szCs w:val="28"/>
+          <w:lang w:val="en-US"/>
+        </w:rPr>
+      </w:pPr>
+      <w:r>
+        <w:rPr>
+          <w:rFonts w:cs="Times New Roman"/>
+          <w:szCs w:val="28"/>
+          <w:lang w:val="en-US"/>
+        </w:rPr>
+        <w:t>New Architecture is here [</w:t>
+      </w:r>
+      <w:r>
+        <w:rPr>
+          <w:rFonts w:cs="Times New Roman"/>
+          <w:szCs w:val="28"/>
+        </w:rPr>
+        <w:t>Электронный</w:t>
+      </w:r>
+      <w:r>
+        <w:rPr>
+          <w:rFonts w:cs="Times New Roman"/>
+          <w:szCs w:val="28"/>
+          <w:lang w:val="en-US"/>
+        </w:rPr>
+        <w:t xml:space="preserve"> </w:t>
+      </w:r>
+      <w:r>
+        <w:rPr>
+          <w:rFonts w:cs="Times New Roman"/>
+          <w:szCs w:val="28"/>
+        </w:rPr>
+        <w:t>ресурс</w:t>
+      </w:r>
+      <w:r>
+        <w:rPr>
+          <w:rFonts w:cs="Times New Roman"/>
+          <w:szCs w:val="28"/>
+          <w:lang w:val="en-US"/>
+        </w:rPr>
+        <w:t xml:space="preserve">] // React Native Blog. — 2024. — URL: </w:t>
+      </w:r>
+      <w:hyperlink r:id="rId33" w:history="1">
+        <w:r>
+          <w:rPr>
+            <w:rStyle w:val="Hyperlink"/>
+            <w:rFonts w:cs="Times New Roman"/>
+            <w:szCs w:val="28"/>
+            <w:lang w:val="en-US"/>
+          </w:rPr>
+          <w:t>https://reactnative.dev/blog/2024/10/23/the-new-architecture-is-here</w:t>
+        </w:r>
+      </w:hyperlink>
+      <w:r>
+        <w:rPr>
+          <w:rFonts w:cs="Times New Roman"/>
+          <w:szCs w:val="28"/>
+          <w:lang w:val="en-US"/>
+        </w:rPr>
+        <w:t xml:space="preserve"> (</w:t>
+      </w:r>
+      <w:r>
+        <w:rPr>
+          <w:rFonts w:cs="Times New Roman"/>
+          <w:szCs w:val="28"/>
+        </w:rPr>
+        <w:t>дата</w:t>
+      </w:r>
+      <w:r>
+        <w:rPr>
+          <w:rFonts w:cs="Times New Roman"/>
+          <w:szCs w:val="28"/>
+          <w:lang w:val="en-US"/>
+        </w:rPr>
+        <w:t xml:space="preserve"> </w:t>
+      </w:r>
+      <w:r>
+        <w:rPr>
+          <w:rFonts w:cs="Times New Roman"/>
+          <w:szCs w:val="28"/>
+        </w:rPr>
+        <w:t>обращения</w:t>
+      </w:r>
+      <w:r>
+        <w:rPr>
+          <w:rFonts w:cs="Times New Roman"/>
+          <w:szCs w:val="28"/>
+          <w:lang w:val="en-US"/>
+        </w:rPr>
+        <w:t>: 16.02.2026).</w:t>
+      </w:r>
+    </w:p>
+    <w:p>
+      <w:pPr>
+        <w:pStyle w:val="ListParagraph"/>
+        <w:numPr>
+          <w:ilvl w:val="0"/>
+          <w:numId w:val="1"/>
+        </w:numPr>
+        <w:rPr>
+          <w:rFonts w:cs="Times New Roman"/>
+          <w:szCs w:val="28"/>
+          <w:lang w:val="en-US"/>
+        </w:rPr>
+      </w:pPr>
+      <w:proofErr w:type="spellStart"/>
+      <w:r>
+        <w:rPr>
+          <w:rFonts w:cs="Times New Roman"/>
+          <w:szCs w:val="28"/>
+          <w:lang w:val="en-US"/>
+        </w:rPr>
+        <w:t>PowerSync</w:t>
+      </w:r>
+      <w:proofErr w:type="spellEnd"/>
+      <w:r>
+        <w:rPr>
+          <w:rFonts w:cs="Times New Roman"/>
+          <w:szCs w:val="28"/>
+          <w:lang w:val="en-US"/>
+        </w:rPr>
+        <w:t>: Backend DB — SQLite sync engine [</w:t>
+      </w:r>
+      <w:proofErr w:type="spellStart"/>
+      <w:r>
+        <w:rPr>
+          <w:rFonts w:cs="Times New Roman"/>
+          <w:szCs w:val="28"/>
+          <w:lang w:val="en-US"/>
+        </w:rPr>
+        <w:t>Электронный</w:t>
+      </w:r>
+      <w:proofErr w:type="spellEnd"/>
+      <w:r>
+        <w:rPr>
+          <w:rFonts w:cs="Times New Roman"/>
+          <w:szCs w:val="28"/>
+          <w:lang w:val="en-US"/>
+        </w:rPr>
+        <w:t xml:space="preserve"> </w:t>
+      </w:r>
+      <w:proofErr w:type="spellStart"/>
+      <w:r>
+        <w:rPr>
+          <w:rFonts w:cs="Times New Roman"/>
+          <w:szCs w:val="28"/>
+          <w:lang w:val="en-US"/>
+        </w:rPr>
+        <w:t>ресурс</w:t>
+      </w:r>
+      <w:proofErr w:type="spellEnd"/>
+      <w:r>
+        <w:rPr>
+          <w:rFonts w:cs="Times New Roman"/>
+          <w:szCs w:val="28"/>
+          <w:lang w:val="en-US"/>
+        </w:rPr>
+        <w:t xml:space="preserve">]. — URL: </w:t>
+      </w:r>
+      <w:hyperlink r:id="rId34" w:history="1">
+        <w:r>
+          <w:rPr>
+            <w:rStyle w:val="Hyperlink"/>
+            <w:rFonts w:cs="Times New Roman"/>
+            <w:szCs w:val="28"/>
+            <w:lang w:val="en-US"/>
+          </w:rPr>
+          <w:t>https://www.powersync.com/</w:t>
+        </w:r>
+      </w:hyperlink>
+      <w:r>
+        <w:rPr>
+          <w:rFonts w:cs="Times New Roman"/>
+          <w:szCs w:val="28"/>
+          <w:lang w:val="en-US"/>
+        </w:rPr>
+        <w:t xml:space="preserve"> (</w:t>
+      </w:r>
+      <w:proofErr w:type="spellStart"/>
+      <w:r>
+        <w:rPr>
+          <w:rFonts w:cs="Times New Roman"/>
+          <w:szCs w:val="28"/>
+          <w:lang w:val="en-US"/>
+        </w:rPr>
+        <w:t>дата</w:t>
+      </w:r>
+      <w:proofErr w:type="spellEnd"/>
+      <w:r>
+        <w:rPr>
+          <w:rFonts w:cs="Times New Roman"/>
+          <w:szCs w:val="28"/>
+          <w:lang w:val="en-US"/>
+        </w:rPr>
+        <w:t xml:space="preserve"> </w:t>
+      </w:r>
+      <w:proofErr w:type="spellStart"/>
+      <w:r>
+        <w:rPr>
+          <w:rFonts w:cs="Times New Roman"/>
+          <w:szCs w:val="28"/>
+          <w:lang w:val="en-US"/>
+        </w:rPr>
+        <w:t>обращения</w:t>
+      </w:r>
+      <w:proofErr w:type="spellEnd"/>
+      <w:r>
+        <w:rPr>
+          <w:rFonts w:cs="Times New Roman"/>
+          <w:szCs w:val="28"/>
+          <w:lang w:val="en-US"/>
+        </w:rPr>
+        <w:t>: 20.02.2026).</w:t>
+      </w:r>
+    </w:p>
+    <w:p>
+      <w:pPr>
+        <w:pStyle w:val="ListParagraph"/>
+        <w:numPr>
+          <w:ilvl w:val="0"/>
+          <w:numId w:val="1"/>
+        </w:numPr>
+        <w:rPr>
+          <w:rFonts w:cs="Times New Roman"/>
+          <w:szCs w:val="28"/>
+          <w:lang w:val="en-US"/>
+        </w:rPr>
+      </w:pPr>
+      <w:proofErr w:type="spellStart"/>
+      <w:r>
+        <w:rPr>
+          <w:rFonts w:cs="Times New Roman"/>
+          <w:szCs w:val="28"/>
+          <w:lang w:val="en-US"/>
+        </w:rPr>
+        <w:t>PowerSync</w:t>
+      </w:r>
+      <w:proofErr w:type="spellEnd"/>
+      <w:r>
+        <w:rPr>
+          <w:rFonts w:cs="Times New Roman"/>
+          <w:szCs w:val="28"/>
+          <w:lang w:val="en-US"/>
+        </w:rPr>
+        <w:t>: Kotlin Multiplatform SDK [</w:t>
+      </w:r>
+      <w:proofErr w:type="spellStart"/>
+      <w:r>
+        <w:rPr>
+          <w:rFonts w:cs="Times New Roman"/>
+          <w:szCs w:val="28"/>
+          <w:lang w:val="en-US"/>
+        </w:rPr>
+        <w:t>Электронный</w:t>
+      </w:r>
+      <w:proofErr w:type="spellEnd"/>
+      <w:r>
+        <w:rPr>
+          <w:rFonts w:cs="Times New Roman"/>
+          <w:szCs w:val="28"/>
+          <w:lang w:val="en-US"/>
+        </w:rPr>
+        <w:t xml:space="preserve"> </w:t>
+      </w:r>
+      <w:proofErr w:type="spellStart"/>
+      <w:r>
+        <w:rPr>
+          <w:rFonts w:cs="Times New Roman"/>
+          <w:szCs w:val="28"/>
+          <w:lang w:val="en-US"/>
+        </w:rPr>
+        <w:t>ресурс</w:t>
+      </w:r>
+      <w:proofErr w:type="spellEnd"/>
+      <w:r>
+        <w:rPr>
+          <w:rFonts w:cs="Times New Roman"/>
+          <w:szCs w:val="28"/>
+          <w:lang w:val="en-US"/>
+        </w:rPr>
+        <w:t xml:space="preserve">] // </w:t>
+      </w:r>
+      <w:proofErr w:type="spellStart"/>
+      <w:r>
+        <w:rPr>
+          <w:rFonts w:cs="Times New Roman"/>
+          <w:szCs w:val="28"/>
+          <w:lang w:val="en-US"/>
+        </w:rPr>
+        <w:t>PowerSync</w:t>
+      </w:r>
+      <w:proofErr w:type="spellEnd"/>
+      <w:r>
+        <w:rPr>
+          <w:rFonts w:cs="Times New Roman"/>
+          <w:szCs w:val="28"/>
+          <w:lang w:val="en-US"/>
+        </w:rPr>
+        <w:t xml:space="preserve"> Documentation. — URL: </w:t>
+      </w:r>
+      <w:hyperlink r:id="rId35" w:history="1">
+        <w:r>
+          <w:rPr>
+            <w:rStyle w:val="Hyperlink"/>
+            <w:rFonts w:cs="Times New Roman"/>
+            <w:szCs w:val="28"/>
+            <w:lang w:val="en-US"/>
+          </w:rPr>
+          <w:t>https://docs.powersync.com/client-sdk-references/kotlin-multiplatform</w:t>
+        </w:r>
+      </w:hyperlink>
+      <w:r>
+        <w:rPr>
+          <w:rFonts w:cs="Times New Roman"/>
+          <w:szCs w:val="28"/>
+          <w:lang w:val="en-US"/>
+        </w:rPr>
+        <w:t xml:space="preserve"> (</w:t>
+      </w:r>
+      <w:proofErr w:type="spellStart"/>
+      <w:r>
+        <w:rPr>
+          <w:rFonts w:cs="Times New Roman"/>
+          <w:szCs w:val="28"/>
+          <w:lang w:val="en-US"/>
+        </w:rPr>
+        <w:t>дата</w:t>
+      </w:r>
+      <w:proofErr w:type="spellEnd"/>
+      <w:r>
+        <w:rPr>
+          <w:rFonts w:cs="Times New Roman"/>
+          <w:szCs w:val="28"/>
+          <w:lang w:val="en-US"/>
+        </w:rPr>
+        <w:t xml:space="preserve"> </w:t>
+      </w:r>
+      <w:proofErr w:type="spellStart"/>
+      <w:r>
+        <w:rPr>
+          <w:rFonts w:cs="Times New Roman"/>
+          <w:szCs w:val="28"/>
+          <w:lang w:val="en-US"/>
+        </w:rPr>
+        <w:t>обращения</w:t>
+      </w:r>
+      <w:proofErr w:type="spellEnd"/>
+      <w:r>
+        <w:rPr>
+          <w:rFonts w:cs="Times New Roman"/>
+          <w:szCs w:val="28"/>
+          <w:lang w:val="en-US"/>
+        </w:rPr>
+        <w:t>: 20.02.2026).</w:t>
+      </w:r>
+    </w:p>
+    <w:p>
+      <w:pPr>
+        <w:pStyle w:val="ListParagraph"/>
+        <w:numPr>
+          <w:ilvl w:val="0"/>
+          <w:numId w:val="1"/>
+        </w:numPr>
+        <w:rPr>
+          <w:rFonts w:cs="Times New Roman"/>
+          <w:szCs w:val="28"/>
+          <w:lang w:val="en-US"/>
+        </w:rPr>
+      </w:pPr>
+      <w:r>
+        <w:rPr>
+          <w:rFonts w:cs="Times New Roman"/>
+          <w:szCs w:val="28"/>
+          <w:lang w:val="en-US"/>
+        </w:rPr>
+        <w:t>Present and Future of Kotlin for Web [</w:t>
+      </w:r>
+      <w:proofErr w:type="spellStart"/>
+      <w:r>
+        <w:rPr>
+          <w:rFonts w:cs="Times New Roman"/>
+          <w:szCs w:val="28"/>
+          <w:lang w:val="en-US"/>
+        </w:rPr>
+        <w:t>Электронный</w:t>
+      </w:r>
+      <w:proofErr w:type="spellEnd"/>
+      <w:r>
+        <w:rPr>
+          <w:rFonts w:cs="Times New Roman"/>
+          <w:szCs w:val="28"/>
+          <w:lang w:val="en-US"/>
+        </w:rPr>
+        <w:t xml:space="preserve"> </w:t>
+      </w:r>
+      <w:proofErr w:type="spellStart"/>
+      <w:r>
+        <w:rPr>
+          <w:rFonts w:cs="Times New Roman"/>
+          <w:szCs w:val="28"/>
+          <w:lang w:val="en-US"/>
+        </w:rPr>
+        <w:t>ресурс</w:t>
+      </w:r>
+      <w:proofErr w:type="spellEnd"/>
+      <w:r>
+        <w:rPr>
+          <w:rFonts w:cs="Times New Roman"/>
+          <w:szCs w:val="28"/>
+          <w:lang w:val="en-US"/>
+        </w:rPr>
+        <w:t xml:space="preserve">] // JetBrains Blog. — 2025. — URL: </w:t>
+      </w:r>
+      <w:hyperlink r:id="rId36" w:history="1">
+        <w:r>
+          <w:rPr>
+            <w:rStyle w:val="Hyperlink"/>
+            <w:rFonts w:cs="Times New Roman"/>
+            <w:szCs w:val="28"/>
+            <w:lang w:val="en-US"/>
+          </w:rPr>
+          <w:t>https://blog.jetbrains.com/kotlin/2025/05/present-and-future-kotlin-for-web/</w:t>
+        </w:r>
+      </w:hyperlink>
+      <w:r>
+        <w:rPr>
+          <w:rFonts w:cs="Times New Roman"/>
+          <w:szCs w:val="28"/>
+          <w:lang w:val="en-US"/>
+        </w:rPr>
+        <w:t xml:space="preserve"> (</w:t>
+      </w:r>
+      <w:proofErr w:type="spellStart"/>
+      <w:r>
+        <w:rPr>
+          <w:rFonts w:cs="Times New Roman"/>
+          <w:szCs w:val="28"/>
+          <w:lang w:val="en-US"/>
+        </w:rPr>
+        <w:t>дата</w:t>
+      </w:r>
+      <w:proofErr w:type="spellEnd"/>
+      <w:r>
+        <w:rPr>
+          <w:rFonts w:cs="Times New Roman"/>
+          <w:szCs w:val="28"/>
+          <w:lang w:val="en-US"/>
+        </w:rPr>
+        <w:t xml:space="preserve"> </w:t>
+      </w:r>
+      <w:proofErr w:type="spellStart"/>
+      <w:r>
+        <w:rPr>
+          <w:rFonts w:cs="Times New Roman"/>
+          <w:szCs w:val="28"/>
+          <w:lang w:val="en-US"/>
+        </w:rPr>
+        <w:t>обращения</w:t>
+      </w:r>
+      <w:proofErr w:type="spellEnd"/>
+      <w:r>
+        <w:rPr>
+          <w:rFonts w:cs="Times New Roman"/>
+          <w:szCs w:val="28"/>
+          <w:lang w:val="en-US"/>
+        </w:rPr>
+        <w:t>: 16.02.2026).</w:t>
+      </w:r>
+    </w:p>
+    <w:p>
+      <w:pPr>
+        <w:pStyle w:val="ListParagraph"/>
+        <w:numPr>
+          <w:ilvl w:val="0"/>
+          <w:numId w:val="1"/>
+        </w:numPr>
+        <w:rPr>
+          <w:rFonts w:cs="Times New Roman"/>
+          <w:szCs w:val="28"/>
+          <w:lang w:val="en-US"/>
+        </w:rPr>
+      </w:pPr>
+      <w:r>
+        <w:rPr>
+          <w:rFonts w:cs="Times New Roman"/>
+          <w:szCs w:val="28"/>
+          <w:lang w:val="en-US"/>
+        </w:rPr>
+        <w:t>React Native — Learn once, write anywhere [</w:t>
+      </w:r>
+      <w:proofErr w:type="spellStart"/>
+      <w:r>
+        <w:rPr>
+          <w:rFonts w:cs="Times New Roman"/>
+          <w:szCs w:val="28"/>
+          <w:lang w:val="en-US"/>
+        </w:rPr>
+        <w:t>Электронный</w:t>
+      </w:r>
+      <w:proofErr w:type="spellEnd"/>
+      <w:r>
+        <w:rPr>
+          <w:rFonts w:cs="Times New Roman"/>
+          <w:szCs w:val="28"/>
+          <w:lang w:val="en-US"/>
+        </w:rPr>
+        <w:t xml:space="preserve"> </w:t>
+      </w:r>
+      <w:proofErr w:type="spellStart"/>
+      <w:r>
+        <w:rPr>
+          <w:rFonts w:cs="Times New Roman"/>
+          <w:szCs w:val="28"/>
+          <w:lang w:val="en-US"/>
+        </w:rPr>
+        <w:t>ресурс</w:t>
+      </w:r>
+      <w:proofErr w:type="spellEnd"/>
+      <w:r>
+        <w:rPr>
+          <w:rFonts w:cs="Times New Roman"/>
+          <w:szCs w:val="28"/>
+          <w:lang w:val="en-US"/>
+        </w:rPr>
+        <w:t xml:space="preserve">]. — URL: </w:t>
+      </w:r>
+      <w:hyperlink r:id="rId37" w:history="1">
+        <w:r>
+          <w:rPr>
+            <w:rStyle w:val="Hyperlink"/>
+            <w:rFonts w:cs="Times New Roman"/>
+            <w:szCs w:val="28"/>
+            <w:lang w:val="en-US"/>
+          </w:rPr>
+          <w:t>https://reactnative.dev/</w:t>
+        </w:r>
+      </w:hyperlink>
+      <w:r>
+        <w:rPr>
+          <w:rFonts w:cs="Times New Roman"/>
+          <w:szCs w:val="28"/>
+          <w:lang w:val="en-US"/>
+        </w:rPr>
+        <w:t xml:space="preserve"> (</w:t>
+      </w:r>
+      <w:proofErr w:type="spellStart"/>
+      <w:r>
+        <w:rPr>
+          <w:rFonts w:cs="Times New Roman"/>
+          <w:szCs w:val="28"/>
+          <w:lang w:val="en-US"/>
+        </w:rPr>
+        <w:t>дата</w:t>
+      </w:r>
+      <w:proofErr w:type="spellEnd"/>
+      <w:r>
+        <w:rPr>
+          <w:rFonts w:cs="Times New Roman"/>
+          <w:szCs w:val="28"/>
+          <w:lang w:val="en-US"/>
+        </w:rPr>
+        <w:t xml:space="preserve"> </w:t>
+      </w:r>
+      <w:proofErr w:type="spellStart"/>
+      <w:r>
+        <w:rPr>
+          <w:rFonts w:cs="Times New Roman"/>
+          <w:szCs w:val="28"/>
+          <w:lang w:val="en-US"/>
+        </w:rPr>
+        <w:t>обращения</w:t>
+      </w:r>
+      <w:proofErr w:type="spellEnd"/>
+      <w:r>
+        <w:rPr>
+          <w:rFonts w:cs="Times New Roman"/>
+          <w:szCs w:val="28"/>
+          <w:lang w:val="en-US"/>
+        </w:rPr>
+        <w:t>: 16.02.2026).</w:t>
+      </w:r>
+    </w:p>
+    <w:p>
+      <w:pPr>
+        <w:pStyle w:val="ListParagraph"/>
+        <w:numPr>
+          <w:ilvl w:val="0"/>
+          <w:numId w:val="1"/>
+        </w:numPr>
+        <w:rPr>
+          <w:rFonts w:cs="Times New Roman"/>
+          <w:szCs w:val="28"/>
+          <w:lang w:val="en-US"/>
+        </w:rPr>
+      </w:pPr>
+      <w:proofErr w:type="spellStart"/>
+      <w:r>
+        <w:rPr>
+          <w:rFonts w:cs="Times New Roman"/>
+          <w:szCs w:val="28"/>
+          <w:lang w:val="en-US"/>
+        </w:rPr>
+        <w:t>Ries</w:t>
+      </w:r>
+      <w:proofErr w:type="spellEnd"/>
+      <w:r>
+        <w:rPr>
+          <w:rFonts w:cs="Times New Roman"/>
+          <w:szCs w:val="28"/>
+          <w:lang w:val="en-US"/>
+        </w:rPr>
+        <w:t xml:space="preserve"> E. The Lean Startup: How Today's Entrepreneurs Use Continuous Innovation to Create Radically Successful Businesses. — New York : Crown Business, 2011. — 336 p.</w:t>
+      </w:r>
+    </w:p>
+    <w:p>
+      <w:pPr>
+        <w:pStyle w:val="ListParagraph"/>
+        <w:numPr>
+          <w:ilvl w:val="0"/>
+          <w:numId w:val="1"/>
+        </w:numPr>
+        <w:rPr>
+          <w:rFonts w:cs="Times New Roman"/>
+          <w:szCs w:val="28"/>
+          <w:lang w:val="en-US"/>
+        </w:rPr>
+      </w:pPr>
+      <w:proofErr w:type="spellStart"/>
+      <w:r>
+        <w:rPr>
+          <w:rFonts w:cs="Times New Roman"/>
+          <w:szCs w:val="28"/>
+          <w:lang w:val="en-US"/>
+        </w:rPr>
+        <w:t>Supabase</w:t>
+      </w:r>
+      <w:proofErr w:type="spellEnd"/>
+      <w:r>
+        <w:rPr>
+          <w:rFonts w:cs="Times New Roman"/>
+          <w:szCs w:val="28"/>
+          <w:lang w:val="en-US"/>
+        </w:rPr>
+        <w:t xml:space="preserve"> Architecture [</w:t>
+      </w:r>
+      <w:proofErr w:type="spellStart"/>
+      <w:r>
+        <w:rPr>
+          <w:rFonts w:cs="Times New Roman"/>
+          <w:szCs w:val="28"/>
+          <w:lang w:val="en-US"/>
+        </w:rPr>
+        <w:t>Электронный</w:t>
+      </w:r>
+      <w:proofErr w:type="spellEnd"/>
+      <w:r>
+        <w:rPr>
+          <w:rFonts w:cs="Times New Roman"/>
+          <w:szCs w:val="28"/>
+          <w:lang w:val="en-US"/>
+        </w:rPr>
+        <w:t xml:space="preserve"> </w:t>
+      </w:r>
+      <w:proofErr w:type="spellStart"/>
+      <w:r>
+        <w:rPr>
+          <w:rFonts w:cs="Times New Roman"/>
+          <w:szCs w:val="28"/>
+          <w:lang w:val="en-US"/>
+        </w:rPr>
+        <w:t>ресурс</w:t>
+      </w:r>
+      <w:proofErr w:type="spellEnd"/>
+      <w:r>
+        <w:rPr>
+          <w:rFonts w:cs="Times New Roman"/>
+          <w:szCs w:val="28"/>
+          <w:lang w:val="en-US"/>
+        </w:rPr>
+        <w:t xml:space="preserve">] // </w:t>
+      </w:r>
+      <w:proofErr w:type="spellStart"/>
+      <w:r>
+        <w:rPr>
+          <w:rFonts w:cs="Times New Roman"/>
+          <w:szCs w:val="28"/>
+          <w:lang w:val="en-US"/>
+        </w:rPr>
+        <w:t>Supabase</w:t>
+      </w:r>
+      <w:proofErr w:type="spellEnd"/>
+      <w:r>
+        <w:rPr>
+          <w:rFonts w:cs="Times New Roman"/>
+          <w:szCs w:val="28"/>
+          <w:lang w:val="en-US"/>
+        </w:rPr>
+        <w:t xml:space="preserve"> Documentation. — URL: </w:t>
+      </w:r>
+      <w:hyperlink r:id="rId38" w:history="1">
+        <w:r>
+          <w:rPr>
+            <w:rStyle w:val="Hyperlink"/>
+            <w:rFonts w:cs="Times New Roman"/>
+            <w:szCs w:val="28"/>
+            <w:lang w:val="en-US"/>
+          </w:rPr>
+          <w:t>https://supabase.com/docs/guides/getting-started/architecture</w:t>
+        </w:r>
+      </w:hyperlink>
+      <w:r>
+        <w:rPr>
+          <w:rFonts w:cs="Times New Roman"/>
+          <w:szCs w:val="28"/>
+          <w:lang w:val="en-US"/>
+        </w:rPr>
+        <w:t xml:space="preserve"> (</w:t>
+      </w:r>
+      <w:proofErr w:type="spellStart"/>
+      <w:r>
+        <w:rPr>
+          <w:rFonts w:cs="Times New Roman"/>
+          <w:szCs w:val="28"/>
+          <w:lang w:val="en-US"/>
+        </w:rPr>
+        <w:t>дата</w:t>
+      </w:r>
+      <w:proofErr w:type="spellEnd"/>
+      <w:r>
+        <w:rPr>
+          <w:rFonts w:cs="Times New Roman"/>
+          <w:szCs w:val="28"/>
+          <w:lang w:val="en-US"/>
+        </w:rPr>
+        <w:t xml:space="preserve"> </w:t>
+      </w:r>
+      <w:proofErr w:type="spellStart"/>
+      <w:r>
+        <w:rPr>
+          <w:rFonts w:cs="Times New Roman"/>
+          <w:szCs w:val="28"/>
+          <w:lang w:val="en-US"/>
+        </w:rPr>
+        <w:t>обращения</w:t>
+      </w:r>
+      <w:proofErr w:type="spellEnd"/>
+      <w:r>
+        <w:rPr>
+          <w:rFonts w:cs="Times New Roman"/>
+          <w:szCs w:val="28"/>
+          <w:lang w:val="en-US"/>
+        </w:rPr>
+        <w:t>: 20.02.2026).</w:t>
+      </w:r>
+    </w:p>
+    <w:p>
+      <w:pPr>
+        <w:pStyle w:val="ListParagraph"/>
+        <w:numPr>
+          <w:ilvl w:val="0"/>
+          <w:numId w:val="1"/>
+        </w:numPr>
+        <w:rPr>
+          <w:rFonts w:cs="Times New Roman"/>
+          <w:szCs w:val="28"/>
+          <w:lang w:val="en-US"/>
+        </w:rPr>
+      </w:pPr>
+      <w:r>
+        <w:rPr>
+          <w:rFonts w:cs="Times New Roman"/>
+          <w:szCs w:val="28"/>
+          <w:lang w:val="en-US"/>
+        </w:rPr>
+        <w:t>The basics of Kotlin Multiplatform project structure [</w:t>
+      </w:r>
+      <w:proofErr w:type="spellStart"/>
+      <w:r>
+        <w:rPr>
+          <w:rFonts w:cs="Times New Roman"/>
+          <w:szCs w:val="28"/>
+          <w:lang w:val="en-US"/>
+        </w:rPr>
+        <w:t>Электронный</w:t>
+      </w:r>
+      <w:proofErr w:type="spellEnd"/>
+      <w:r>
+        <w:rPr>
+          <w:rFonts w:cs="Times New Roman"/>
+          <w:szCs w:val="28"/>
+          <w:lang w:val="en-US"/>
+        </w:rPr>
+        <w:t xml:space="preserve"> </w:t>
+      </w:r>
+      <w:proofErr w:type="spellStart"/>
+      <w:r>
+        <w:rPr>
+          <w:rFonts w:cs="Times New Roman"/>
+          <w:szCs w:val="28"/>
+          <w:lang w:val="en-US"/>
+        </w:rPr>
+        <w:t>ресурс</w:t>
+      </w:r>
+      <w:proofErr w:type="spellEnd"/>
+      <w:r>
+        <w:rPr>
+          <w:rFonts w:cs="Times New Roman"/>
+          <w:szCs w:val="28"/>
+          <w:lang w:val="en-US"/>
+        </w:rPr>
+        <w:t xml:space="preserve">] // Kotlin Multiplatform Documentation. — URL: </w:t>
+      </w:r>
+      <w:hyperlink r:id="rId39" w:history="1">
+        <w:r>
+          <w:rPr>
+            <w:rStyle w:val="Hyperlink"/>
+            <w:rFonts w:cs="Times New Roman"/>
+            <w:szCs w:val="28"/>
+            <w:lang w:val="en-US"/>
+          </w:rPr>
+          <w:t>https://kotlinlang.org/docs/multiplatform/multiplatform-discover-project.html</w:t>
+        </w:r>
+      </w:hyperlink>
+      <w:r>
+        <w:rPr>
+          <w:rFonts w:cs="Times New Roman"/>
+          <w:szCs w:val="28"/>
+          <w:lang w:val="en-US"/>
+        </w:rPr>
+        <w:t xml:space="preserve"> (</w:t>
+      </w:r>
+      <w:proofErr w:type="spellStart"/>
+      <w:r>
+        <w:rPr>
+          <w:rFonts w:cs="Times New Roman"/>
+          <w:szCs w:val="28"/>
+          <w:lang w:val="en-US"/>
+        </w:rPr>
+        <w:t>дата</w:t>
+      </w:r>
+      <w:proofErr w:type="spellEnd"/>
+      <w:r>
+        <w:rPr>
+          <w:rFonts w:cs="Times New Roman"/>
+          <w:szCs w:val="28"/>
+          <w:lang w:val="en-US"/>
+        </w:rPr>
+        <w:t xml:space="preserve"> </w:t>
+      </w:r>
+      <w:proofErr w:type="spellStart"/>
+      <w:r>
+        <w:rPr>
+          <w:rFonts w:cs="Times New Roman"/>
+          <w:szCs w:val="28"/>
+          <w:lang w:val="en-US"/>
+        </w:rPr>
+        <w:t>обращения</w:t>
+      </w:r>
+      <w:proofErr w:type="spellEnd"/>
+      <w:r>
+        <w:rPr>
+          <w:rFonts w:cs="Times New Roman"/>
+          <w:szCs w:val="28"/>
+          <w:lang w:val="en-US"/>
+        </w:rPr>
+        <w:t>: 24.02.2026).</w:t>
+      </w:r>
+    </w:p>
+    <w:p>
+      <w:pPr>
+        <w:pStyle w:val="ListParagraph"/>
+        <w:numPr>
+          <w:ilvl w:val="0"/>
+          <w:numId w:val="1"/>
+        </w:numPr>
+        <w:rPr>
+          <w:rFonts w:cs="Times New Roman"/>
+          <w:szCs w:val="28"/>
+          <w:lang w:val="en-US"/>
+        </w:rPr>
+      </w:pPr>
+      <w:r>
+        <w:rPr>
+          <w:rFonts w:cs="Times New Roman"/>
+          <w:szCs w:val="28"/>
+          <w:lang w:val="en-US"/>
+        </w:rPr>
+        <w:t>Topic J. Offline-First Architecture: Designing for Reality, Not Just the Cloud [</w:t>
+      </w:r>
+      <w:proofErr w:type="spellStart"/>
+      <w:r>
+        <w:rPr>
+          <w:rFonts w:cs="Times New Roman"/>
+          <w:szCs w:val="28"/>
+          <w:lang w:val="en-US"/>
+        </w:rPr>
+        <w:t>Электронный</w:t>
+      </w:r>
+      <w:proofErr w:type="spellEnd"/>
+      <w:r>
+        <w:rPr>
+          <w:rFonts w:cs="Times New Roman"/>
+          <w:szCs w:val="28"/>
+          <w:lang w:val="en-US"/>
+        </w:rPr>
+        <w:t xml:space="preserve"> </w:t>
+      </w:r>
+      <w:proofErr w:type="spellStart"/>
+      <w:r>
+        <w:rPr>
+          <w:rFonts w:cs="Times New Roman"/>
+          <w:szCs w:val="28"/>
+          <w:lang w:val="en-US"/>
+        </w:rPr>
+        <w:t>ресурс</w:t>
+      </w:r>
+      <w:proofErr w:type="spellEnd"/>
+      <w:r>
+        <w:rPr>
+          <w:rFonts w:cs="Times New Roman"/>
+          <w:szCs w:val="28"/>
+          <w:lang w:val="en-US"/>
+        </w:rPr>
+        <w:t xml:space="preserve">] // Medium. — 2025. — URL: </w:t>
+      </w:r>
+      <w:hyperlink r:id="rId40" w:history="1">
+        <w:r>
+          <w:rPr>
+            <w:rStyle w:val="Hyperlink"/>
+            <w:rFonts w:cs="Times New Roman"/>
+            <w:szCs w:val="28"/>
+            <w:lang w:val="en-US"/>
+          </w:rPr>
+          <w:t>https://medium.com/@jusuftopic/offline-first-architecture-designing-for-reality-not-just-the-cloud-e5fd18e50a79</w:t>
+        </w:r>
+      </w:hyperlink>
+      <w:r>
+        <w:rPr>
+          <w:rFonts w:cs="Times New Roman"/>
+          <w:szCs w:val="28"/>
+          <w:lang w:val="en-US"/>
+        </w:rPr>
+        <w:t xml:space="preserve"> (</w:t>
+      </w:r>
+      <w:proofErr w:type="spellStart"/>
+      <w:r>
+        <w:rPr>
+          <w:rFonts w:cs="Times New Roman"/>
+          <w:szCs w:val="28"/>
+          <w:lang w:val="en-US"/>
+        </w:rPr>
+        <w:t>дата</w:t>
+      </w:r>
+      <w:proofErr w:type="spellEnd"/>
+      <w:r>
+        <w:rPr>
+          <w:rFonts w:cs="Times New Roman"/>
+          <w:szCs w:val="28"/>
+          <w:lang w:val="en-US"/>
+        </w:rPr>
+        <w:t xml:space="preserve"> </w:t>
+      </w:r>
+      <w:proofErr w:type="spellStart"/>
+      <w:r>
+        <w:rPr>
+          <w:rFonts w:cs="Times New Roman"/>
+          <w:szCs w:val="28"/>
+          <w:lang w:val="en-US"/>
+        </w:rPr>
+        <w:t>обращения</w:t>
+      </w:r>
+      <w:proofErr w:type="spellEnd"/>
+      <w:r>
+        <w:rPr>
+          <w:rFonts w:cs="Times New Roman"/>
+          <w:szCs w:val="28"/>
+          <w:lang w:val="en-US"/>
+        </w:rPr>
+        <w:t>: 18.02.2026).</w:t>
+      </w:r>
+    </w:p>
+    <w:p>
+      <w:pPr>
+        <w:pStyle w:val="ListParagraph"/>
+        <w:numPr>
+          <w:ilvl w:val="0"/>
+          <w:numId w:val="1"/>
+        </w:numPr>
+        <w:rPr>
+          <w:rFonts w:cs="Times New Roman"/>
+          <w:szCs w:val="28"/>
+          <w:lang w:val="en-US"/>
+        </w:rPr>
+      </w:pPr>
+      <w:proofErr w:type="spellStart"/>
+      <w:r>
+        <w:rPr>
+          <w:rFonts w:cs="Times New Roman"/>
+          <w:szCs w:val="28"/>
+          <w:lang w:val="en-US"/>
+        </w:rPr>
+        <w:lastRenderedPageBreak/>
+        <w:t>Vidmark</w:t>
+      </w:r>
+      <w:proofErr w:type="spellEnd"/>
+      <w:r>
+        <w:rPr>
+          <w:rFonts w:cs="Times New Roman"/>
+          <w:szCs w:val="28"/>
+          <w:lang w:val="en-US"/>
+        </w:rPr>
+        <w:t xml:space="preserve"> V. Performance Evaluation of Kotlin Multiplatform on iOS: Quantitative Comparison between Kotlin and Compose Multiplatform against Native Swift for UI Rendering Hardware Interactions : master's thesis / V. </w:t>
+      </w:r>
+      <w:proofErr w:type="spellStart"/>
+      <w:r>
+        <w:rPr>
+          <w:rFonts w:cs="Times New Roman"/>
+          <w:szCs w:val="28"/>
+          <w:lang w:val="en-US"/>
+        </w:rPr>
+        <w:t>Vidmark</w:t>
+      </w:r>
+      <w:proofErr w:type="spellEnd"/>
+      <w:r>
+        <w:rPr>
+          <w:rFonts w:cs="Times New Roman"/>
+          <w:szCs w:val="28"/>
+          <w:lang w:val="en-US"/>
+        </w:rPr>
+        <w:t>. — Stockholm : KTH Royal Institute of Technology, 2025. — 89 p.</w:t>
+      </w:r>
+    </w:p>
+    <w:p>
+      <w:pPr>
+        <w:pStyle w:val="ListParagraph"/>
+        <w:numPr>
+          <w:ilvl w:val="0"/>
+          <w:numId w:val="1"/>
+        </w:numPr>
+        <w:rPr>
+          <w:rFonts w:cs="Times New Roman"/>
+          <w:szCs w:val="28"/>
+          <w:lang w:val="en-US"/>
+        </w:rPr>
+      </w:pPr>
+      <w:r>
+        <w:rPr>
+          <w:rFonts w:cs="Times New Roman"/>
+          <w:szCs w:val="28"/>
+          <w:lang w:val="en-US"/>
+        </w:rPr>
+        <w:t>When to Use Flutter for Web in 2025: A Comprehensive Guide [</w:t>
+      </w:r>
+      <w:proofErr w:type="spellStart"/>
+      <w:r>
+        <w:rPr>
+          <w:rFonts w:cs="Times New Roman"/>
+          <w:szCs w:val="28"/>
+          <w:lang w:val="en-US"/>
+        </w:rPr>
+        <w:t>Электронный</w:t>
+      </w:r>
+      <w:proofErr w:type="spellEnd"/>
+      <w:r>
+        <w:rPr>
+          <w:rFonts w:cs="Times New Roman"/>
+          <w:szCs w:val="28"/>
+          <w:lang w:val="en-US"/>
+        </w:rPr>
+        <w:t xml:space="preserve"> </w:t>
+      </w:r>
+      <w:proofErr w:type="spellStart"/>
+      <w:r>
+        <w:rPr>
+          <w:rFonts w:cs="Times New Roman"/>
+          <w:szCs w:val="28"/>
+          <w:lang w:val="en-US"/>
+        </w:rPr>
+        <w:t>ресурс</w:t>
+      </w:r>
+      <w:proofErr w:type="spellEnd"/>
+      <w:r>
+        <w:rPr>
+          <w:rFonts w:cs="Times New Roman"/>
+          <w:szCs w:val="28"/>
+          <w:lang w:val="en-US"/>
+        </w:rPr>
+        <w:t xml:space="preserve">] // Milan </w:t>
+      </w:r>
+      <w:proofErr w:type="spellStart"/>
+      <w:r>
+        <w:rPr>
+          <w:rFonts w:cs="Times New Roman"/>
+          <w:szCs w:val="28"/>
+          <w:lang w:val="en-US"/>
+        </w:rPr>
+        <w:t>Meurrens</w:t>
+      </w:r>
+      <w:proofErr w:type="spellEnd"/>
+      <w:r>
+        <w:rPr>
+          <w:rFonts w:cs="Times New Roman"/>
+          <w:szCs w:val="28"/>
+          <w:lang w:val="en-US"/>
+        </w:rPr>
+        <w:t xml:space="preserve">. — 2025. — URL: </w:t>
+      </w:r>
+      <w:hyperlink r:id="rId41" w:history="1">
+        <w:r>
+          <w:rPr>
+            <w:rStyle w:val="Hyperlink"/>
+            <w:rFonts w:cs="Times New Roman"/>
+            <w:szCs w:val="28"/>
+            <w:lang w:val="en-US"/>
+          </w:rPr>
+          <w:t>https://www.milanmeurrens.com/guides/when-to-use-flutter-for-web-in-2025-a-comprehensive-guide</w:t>
+        </w:r>
+      </w:hyperlink>
+      <w:r>
+        <w:rPr>
+          <w:rFonts w:cs="Times New Roman"/>
+          <w:szCs w:val="28"/>
+          <w:lang w:val="en-US"/>
+        </w:rPr>
+        <w:t xml:space="preserve"> (</w:t>
+      </w:r>
+      <w:proofErr w:type="spellStart"/>
+      <w:r>
+        <w:rPr>
+          <w:rFonts w:cs="Times New Roman"/>
+          <w:szCs w:val="28"/>
+          <w:lang w:val="en-US"/>
+        </w:rPr>
+        <w:t>дата</w:t>
+      </w:r>
+      <w:proofErr w:type="spellEnd"/>
+      <w:r>
+        <w:rPr>
+          <w:rFonts w:cs="Times New Roman"/>
+          <w:szCs w:val="28"/>
+          <w:lang w:val="en-US"/>
+        </w:rPr>
+        <w:t xml:space="preserve"> </w:t>
+      </w:r>
+      <w:proofErr w:type="spellStart"/>
+      <w:r>
+        <w:rPr>
+          <w:rFonts w:cs="Times New Roman"/>
+          <w:szCs w:val="28"/>
+          <w:lang w:val="en-US"/>
+        </w:rPr>
+        <w:t>обращения</w:t>
+      </w:r>
+      <w:proofErr w:type="spellEnd"/>
+      <w:r>
+        <w:rPr>
+          <w:rFonts w:cs="Times New Roman"/>
+          <w:szCs w:val="28"/>
+          <w:lang w:val="en-US"/>
+        </w:rPr>
+        <w:t>: 16.02.2026).</w:t>
       </w:r>
     </w:p>
     <w:sectPr>
-      <w:footerReference w:type="even" r:id="rId29"/>
-      <w:footerReference w:type="default" r:id="rId30"/>
+      <w:footerReference w:type="even" r:id="rId42"/>
+      <w:footerReference w:type="default" r:id="rId43"/>
       <w:pgSz w:w="11906" w:h="16838"/>
       <w:pgMar w:top="1134" w:right="850" w:bottom="1134" w:left="1701" w:header="708" w:footer="708" w:gutter="0"/>
       <w:pgNumType w:start="1"/>
